--- a/files/Записка/Kuznetsov_Ivan_poyasnitelnaya_zapiska.docx
+++ b/files/Записка/Kuznetsov_Ivan_poyasnitelnaya_zapiska.docx
@@ -2995,7 +2995,7 @@
                 <w:sz w:val="28"/>
                 <w:szCs w:val="28"/>
               </w:rPr>
-              <w:t>5</w:t>
+              <w:t>4</w:t>
             </w:r>
             <w:r>
               <w:rPr>
@@ -3079,7 +3079,7 @@
                 <w:sz w:val="28"/>
                 <w:szCs w:val="28"/>
               </w:rPr>
-              <w:t>12</w:t>
+              <w:t>5</w:t>
             </w:r>
             <w:r>
               <w:rPr>
@@ -3163,7 +3163,7 @@
                 <w:sz w:val="28"/>
                 <w:szCs w:val="28"/>
               </w:rPr>
-              <w:t>12</w:t>
+              <w:t>5</w:t>
             </w:r>
             <w:r>
               <w:rPr>
@@ -3247,7 +3247,7 @@
                 <w:sz w:val="28"/>
                 <w:szCs w:val="28"/>
               </w:rPr>
-              <w:t>13</w:t>
+              <w:t>6</w:t>
             </w:r>
             <w:r>
               <w:rPr>
@@ -3331,7 +3331,7 @@
                 <w:sz w:val="28"/>
                 <w:szCs w:val="28"/>
               </w:rPr>
-              <w:t>13</w:t>
+              <w:t>6</w:t>
             </w:r>
             <w:r>
               <w:rPr>
@@ -3415,7 +3415,7 @@
                 <w:sz w:val="28"/>
                 <w:szCs w:val="28"/>
               </w:rPr>
-              <w:t>16</w:t>
+              <w:t>7</w:t>
             </w:r>
             <w:r>
               <w:rPr>
@@ -3499,7 +3499,7 @@
                 <w:sz w:val="28"/>
                 <w:szCs w:val="28"/>
               </w:rPr>
-              <w:t>17</w:t>
+              <w:t>7</w:t>
             </w:r>
             <w:r>
               <w:rPr>
@@ -3583,7 +3583,7 @@
                 <w:sz w:val="28"/>
                 <w:szCs w:val="28"/>
               </w:rPr>
-              <w:t>17</w:t>
+              <w:t>7</w:t>
             </w:r>
             <w:r>
               <w:rPr>
@@ -3667,7 +3667,7 @@
                 <w:sz w:val="28"/>
                 <w:szCs w:val="28"/>
               </w:rPr>
-              <w:t>19</w:t>
+              <w:t>7</w:t>
             </w:r>
             <w:r>
               <w:rPr>
@@ -3751,7 +3751,7 @@
                 <w:sz w:val="28"/>
                 <w:szCs w:val="28"/>
               </w:rPr>
-              <w:t>25</w:t>
+              <w:t>8</w:t>
             </w:r>
             <w:r>
               <w:rPr>
@@ -3835,7 +3835,7 @@
                 <w:sz w:val="28"/>
                 <w:szCs w:val="28"/>
               </w:rPr>
-              <w:t>26</w:t>
+              <w:t>8</w:t>
             </w:r>
             <w:r>
               <w:rPr>
@@ -3919,7 +3919,7 @@
                 <w:sz w:val="28"/>
                 <w:szCs w:val="28"/>
               </w:rPr>
-              <w:t>28</w:t>
+              <w:t>9</w:t>
             </w:r>
             <w:r>
               <w:rPr>
@@ -4003,7 +4003,7 @@
                 <w:sz w:val="28"/>
                 <w:szCs w:val="28"/>
               </w:rPr>
-              <w:t>32</w:t>
+              <w:t>9</w:t>
             </w:r>
             <w:r>
               <w:rPr>
@@ -4087,7 +4087,7 @@
                 <w:sz w:val="28"/>
                 <w:szCs w:val="28"/>
               </w:rPr>
-              <w:t>32</w:t>
+              <w:t>9</w:t>
             </w:r>
             <w:r>
               <w:rPr>
@@ -4171,7 +4171,7 @@
                 <w:sz w:val="28"/>
                 <w:szCs w:val="28"/>
               </w:rPr>
-              <w:t>36</w:t>
+              <w:t>11</w:t>
             </w:r>
             <w:r>
               <w:rPr>
@@ -4255,7 +4255,7 @@
                 <w:sz w:val="28"/>
                 <w:szCs w:val="28"/>
               </w:rPr>
-              <w:t>42</w:t>
+              <w:t>11</w:t>
             </w:r>
             <w:r>
               <w:rPr>
@@ -4339,7 +4339,7 @@
                 <w:sz w:val="28"/>
                 <w:szCs w:val="28"/>
               </w:rPr>
-              <w:t>49</w:t>
+              <w:t>12</w:t>
             </w:r>
             <w:r>
               <w:rPr>
@@ -4423,7 +4423,7 @@
                 <w:sz w:val="28"/>
                 <w:szCs w:val="28"/>
               </w:rPr>
-              <w:t>50</w:t>
+              <w:t>23</w:t>
             </w:r>
             <w:r>
               <w:rPr>
@@ -4507,7 +4507,7 @@
                 <w:sz w:val="28"/>
                 <w:szCs w:val="28"/>
               </w:rPr>
-              <w:t>52</w:t>
+              <w:t>25</w:t>
             </w:r>
             <w:r>
               <w:rPr>
@@ -4591,7 +4591,7 @@
                 <w:sz w:val="28"/>
                 <w:szCs w:val="28"/>
               </w:rPr>
-              <w:t>54</w:t>
+              <w:t>26</w:t>
             </w:r>
             <w:r>
               <w:rPr>
@@ -4675,7 +4675,7 @@
                 <w:sz w:val="28"/>
                 <w:szCs w:val="28"/>
               </w:rPr>
-              <w:t>55</w:t>
+              <w:t>27</w:t>
             </w:r>
             <w:r>
               <w:rPr>
@@ -5467,6 +5467,9 @@
         <w:t xml:space="preserve"> на </w:t>
       </w:r>
       <w:r>
+        <w:rPr>
+          <w:lang w:val="ru-RU"/>
+        </w:rPr>
         <w:t>рисунке</w:t>
       </w:r>
       <w:r>
@@ -5476,6 +5479,9 @@
         <w:t> </w:t>
       </w:r>
       <w:r>
+        <w:rPr>
+          <w:lang w:val="ru-RU"/>
+        </w:rPr>
         <w:t>2</w:t>
       </w:r>
       <w:r>
@@ -7069,6 +7075,9 @@
     <w:p>
       <w:pPr>
         <w:pStyle w:val="a0"/>
+        <w:rPr>
+          <w:lang w:val="ru-RU"/>
+        </w:rPr>
       </w:pPr>
       <w:r>
         <w:rPr>
@@ -7097,6 +7106,9 @@
     <w:p>
       <w:pPr>
         <w:pStyle w:val="a0"/>
+        <w:rPr>
+          <w:lang w:val="ru-RU"/>
+        </w:rPr>
       </w:pPr>
       <w:r>
         <w:rPr>
@@ -7264,36 +7276,93 @@
       <w:r>
         <w:tab/>
       </w:r>
-      <w:r>
-        <w:rPr>
-          <w:position w:val="-28"/>
-        </w:rPr>
-        <w:object w:dxaOrig="1460" w:dyaOrig="680" w14:anchorId="57FF650E">
-          <v:shapetype id="_x0000_t75" coordsize="21600,21600" o:spt="75" o:preferrelative="t" path="m@4@5l@4@11@9@11@9@5xe" filled="f" stroked="f">
-            <v:stroke joinstyle="miter"/>
-            <v:formulas>
-              <v:f eqn="if lineDrawn pixelLineWidth 0"/>
-              <v:f eqn="sum @0 1 0"/>
-              <v:f eqn="sum 0 0 @1"/>
-              <v:f eqn="prod @2 1 2"/>
-              <v:f eqn="prod @3 21600 pixelWidth"/>
-              <v:f eqn="prod @3 21600 pixelHeight"/>
-              <v:f eqn="sum @0 0 1"/>
-              <v:f eqn="prod @6 1 2"/>
-              <v:f eqn="prod @7 21600 pixelWidth"/>
-              <v:f eqn="sum @8 21600 0"/>
-              <v:f eqn="prod @7 21600 pixelHeight"/>
-              <v:f eqn="sum @10 21600 0"/>
-            </v:formulas>
-            <v:path o:extrusionok="f" gradientshapeok="t" o:connecttype="rect"/>
-            <o:lock v:ext="edit" aspectratio="t"/>
-          </v:shapetype>
-          <v:shape id="_x0000_i1025" type="#_x0000_t75" style="width:72.65pt;height:33.8pt" o:ole="">
-            <v:imagedata r:id="rId12" o:title=""/>
-          </v:shape>
-          <o:OLEObject Type="Embed" ProgID="Equation.3" ShapeID="_x0000_i1025" DrawAspect="Content" ObjectID="_1746350724" r:id="rId13"/>
-        </w:object>
-      </w:r>
+      <m:oMath>
+        <m:r>
+          <w:rPr>
+            <w:rFonts w:ascii="Cambria Math"/>
+          </w:rPr>
+          <m:t>ВМ</m:t>
+        </m:r>
+        <m:r>
+          <w:rPr>
+            <w:rFonts w:ascii="Cambria Math"/>
+          </w:rPr>
+          <m:t>=</m:t>
+        </m:r>
+        <m:nary>
+          <m:naryPr>
+            <m:chr m:val="∑"/>
+            <m:ctrlPr>
+              <w:rPr>
+                <w:rFonts w:ascii="Cambria Math"/>
+                <w:i/>
+              </w:rPr>
+            </m:ctrlPr>
+          </m:naryPr>
+          <m:sub>
+            <m:r>
+              <w:rPr>
+                <w:rFonts w:ascii="Cambria Math"/>
+              </w:rPr>
+              <m:t>i=1</m:t>
+            </m:r>
+          </m:sub>
+          <m:sup>
+            <m:r>
+              <w:rPr>
+                <w:rFonts w:ascii="Cambria Math"/>
+              </w:rPr>
+              <m:t>N</m:t>
+            </m:r>
+          </m:sup>
+          <m:e>
+            <m:r>
+              <w:rPr>
+                <w:rFonts w:ascii="Cambria Math"/>
+              </w:rPr>
+              <m:t>В</m:t>
+            </m:r>
+            <m:sSub>
+              <m:sSubPr>
+                <m:ctrlPr>
+                  <w:rPr>
+                    <w:rFonts w:ascii="Cambria Math" w:hAnsi="Cambria Math"/>
+                    <w:i/>
+                  </w:rPr>
+                </m:ctrlPr>
+              </m:sSubPr>
+              <m:e>
+                <m:r>
+                  <w:rPr>
+                    <w:rFonts w:ascii="Cambria Math"/>
+                  </w:rPr>
+                  <m:t>М</m:t>
+                </m:r>
+              </m:e>
+              <m:sub>
+                <m:r>
+                  <w:rPr>
+                    <w:rFonts w:ascii="Cambria Math"/>
+                  </w:rPr>
+                  <m:t>i</m:t>
+                </m:r>
+                <m:ctrlPr>
+                  <w:rPr>
+                    <w:rFonts w:ascii="Cambria Math"/>
+                    <w:i/>
+                  </w:rPr>
+                </m:ctrlPr>
+              </m:sub>
+            </m:sSub>
+            <m:ctrlPr>
+              <w:rPr>
+                <w:rFonts w:ascii="Cambria Math" w:hAnsi="Cambria Math"/>
+                <w:i/>
+              </w:rPr>
+            </m:ctrlPr>
+          </m:e>
+        </m:nary>
+      </m:oMath>
       <w:r>
         <w:t>,</w:t>
       </w:r>
@@ -8501,17 +8570,110 @@
       <w:r>
         <w:tab/>
       </w:r>
-      <w:r>
-        <w:rPr>
-          <w:position w:val="-12"/>
-        </w:rPr>
-        <w:object w:dxaOrig="1400" w:dyaOrig="360" w14:anchorId="7BD4B322">
-          <v:shape id="_x0000_i1026" type="#_x0000_t75" style="width:70.75pt;height:18.8pt" o:ole="">
-            <v:imagedata r:id="rId14" o:title=""/>
-          </v:shape>
-          <o:OLEObject Type="Embed" ProgID="Equation.3" ShapeID="_x0000_i1026" DrawAspect="Content" ObjectID="_1746350725" r:id="rId15"/>
-        </w:object>
-      </w:r>
+      <m:oMath>
+        <m:r>
+          <w:rPr>
+            <w:rFonts w:ascii="Cambria Math"/>
+          </w:rPr>
+          <m:t>В</m:t>
+        </m:r>
+        <m:sSub>
+          <m:sSubPr>
+            <m:ctrlPr>
+              <w:rPr>
+                <w:rFonts w:ascii="Cambria Math" w:hAnsi="Cambria Math"/>
+                <w:i/>
+              </w:rPr>
+            </m:ctrlPr>
+          </m:sSubPr>
+          <m:e>
+            <m:r>
+              <w:rPr>
+                <w:rFonts w:ascii="Cambria Math"/>
+              </w:rPr>
+              <m:t>М</m:t>
+            </m:r>
+          </m:e>
+          <m:sub>
+            <m:r>
+              <w:rPr>
+                <w:rFonts w:ascii="Cambria Math"/>
+              </w:rPr>
+              <m:t>i</m:t>
+            </m:r>
+            <m:ctrlPr>
+              <w:rPr>
+                <w:rFonts w:ascii="Cambria Math"/>
+                <w:i/>
+              </w:rPr>
+            </m:ctrlPr>
+          </m:sub>
+        </m:sSub>
+        <m:r>
+          <w:rPr>
+            <w:rFonts w:ascii="Cambria Math"/>
+          </w:rPr>
+          <m:t>=</m:t>
+        </m:r>
+        <m:sSub>
+          <m:sSubPr>
+            <m:ctrlPr>
+              <w:rPr>
+                <w:rFonts w:ascii="Cambria Math"/>
+                <w:i/>
+              </w:rPr>
+            </m:ctrlPr>
+          </m:sSubPr>
+          <m:e>
+            <m:r>
+              <w:rPr>
+                <w:rFonts w:ascii="Cambria Math"/>
+              </w:rPr>
+              <m:t>N</m:t>
+            </m:r>
+          </m:e>
+          <m:sub>
+            <m:r>
+              <w:rPr>
+                <w:rFonts w:ascii="Cambria Math"/>
+              </w:rPr>
+              <m:t>i</m:t>
+            </m:r>
+          </m:sub>
+        </m:sSub>
+        <m:r>
+          <w:rPr>
+            <w:rFonts w:ascii="Cambria Math" w:hAnsi="Cambria Math" w:cs="Cambria Math"/>
+          </w:rPr>
+          <m:t>⋅</m:t>
+        </m:r>
+        <m:sSub>
+          <m:sSubPr>
+            <m:ctrlPr>
+              <w:rPr>
+                <w:rFonts w:ascii="Cambria Math"/>
+                <w:i/>
+              </w:rPr>
+            </m:ctrlPr>
+          </m:sSubPr>
+          <m:e>
+            <m:r>
+              <w:rPr>
+                <w:rFonts w:ascii="Cambria Math"/>
+              </w:rPr>
+              <m:t>K</m:t>
+            </m:r>
+          </m:e>
+          <m:sub>
+            <m:r>
+              <w:rPr>
+                <w:rFonts w:ascii="Cambria Math"/>
+              </w:rPr>
+              <m:t>i</m:t>
+            </m:r>
+          </m:sub>
+        </m:sSub>
+      </m:oMath>
       <w:r>
         <w:t>,</w:t>
       </w:r>
@@ -8632,17 +8794,32 @@
       <w:r>
         <w:tab/>
       </w:r>
-      <w:r>
-        <w:rPr>
-          <w:position w:val="-10"/>
-        </w:rPr>
-        <w:object w:dxaOrig="1820" w:dyaOrig="320" w14:anchorId="29E91285">
-          <v:shape id="_x0000_i1027" type="#_x0000_t75" style="width:94.55pt;height:16.3pt" o:ole="">
-            <v:imagedata r:id="rId16" o:title=""/>
-          </v:shape>
-          <o:OLEObject Type="Embed" ProgID="Equation.3" ShapeID="_x0000_i1027" DrawAspect="Content" ObjectID="_1746350726" r:id="rId17"/>
-        </w:object>
-      </w:r>
+      <m:oMath>
+        <m:r>
+          <w:rPr>
+            <w:rFonts w:ascii="Cambria Math"/>
+          </w:rPr>
+          <m:t>ВМ</m:t>
+        </m:r>
+        <m:r>
+          <w:rPr>
+            <w:rFonts w:ascii="Cambria Math"/>
+          </w:rPr>
+          <m:t>=830,00</m:t>
+        </m:r>
+        <m:r>
+          <w:rPr>
+            <w:rFonts w:ascii="Cambria Math"/>
+          </w:rPr>
+          <m:t>руб</m:t>
+        </m:r>
+        <m:r>
+          <w:rPr>
+            <w:rFonts w:ascii="Cambria Math"/>
+          </w:rPr>
+          <m:t>.</m:t>
+        </m:r>
+      </m:oMath>
       <w:r>
         <w:tab/>
       </w:r>
@@ -8717,17 +8894,38 @@
       <w:r>
         <w:tab/>
       </w:r>
-      <w:r>
-        <w:rPr>
-          <w:position w:val="-6"/>
-        </w:rPr>
-        <w:object w:dxaOrig="1180" w:dyaOrig="279" w14:anchorId="6D7832D5">
-          <v:shape id="_x0000_i1028" type="#_x0000_t75" style="width:58.25pt;height:13.75pt" o:ole="">
-            <v:imagedata r:id="rId18" o:title=""/>
-          </v:shape>
-          <o:OLEObject Type="Embed" ProgID="Equation.3" ShapeID="_x0000_i1028" DrawAspect="Content" ObjectID="_1746350727" r:id="rId19"/>
-        </w:object>
-      </w:r>
+      <m:oMath>
+        <m:r>
+          <w:rPr>
+            <w:rFonts w:ascii="Cambria Math"/>
+          </w:rPr>
+          <m:t>ЭР</m:t>
+        </m:r>
+        <m:r>
+          <w:rPr>
+            <w:rFonts w:ascii="Cambria Math"/>
+          </w:rPr>
+          <m:t>=</m:t>
+        </m:r>
+        <m:r>
+          <w:rPr>
+            <w:rFonts w:ascii="Cambria Math"/>
+          </w:rPr>
+          <m:t>Э</m:t>
+        </m:r>
+        <m:r>
+          <w:rPr>
+            <w:rFonts w:ascii="Cambria Math"/>
+          </w:rPr>
+          <m:t>+</m:t>
+        </m:r>
+        <m:r>
+          <w:rPr>
+            <w:rFonts w:ascii="Cambria Math"/>
+          </w:rPr>
+          <m:t>Т</m:t>
+        </m:r>
+      </m:oMath>
       <w:r>
         <w:t>,</w:t>
       </w:r>
@@ -8891,17 +9089,52 @@
       <w:r>
         <w:tab/>
       </w:r>
-      <w:r>
-        <w:rPr>
-          <w:position w:val="-12"/>
-        </w:rPr>
-        <w:object w:dxaOrig="1340" w:dyaOrig="360" w14:anchorId="37431043">
-          <v:shape id="_x0000_i1029" type="#_x0000_t75" style="width:65.75pt;height:18.8pt" o:ole="">
-            <v:imagedata r:id="rId20" o:title=""/>
-          </v:shape>
-          <o:OLEObject Type="Embed" ProgID="Equation.3" ShapeID="_x0000_i1029" DrawAspect="Content" ObjectID="_1746350728" r:id="rId21"/>
-        </w:object>
-      </w:r>
+      <m:oMath>
+        <m:r>
+          <w:rPr>
+            <w:rFonts w:ascii="Cambria Math"/>
+          </w:rPr>
+          <m:t>ЭЛ</m:t>
+        </m:r>
+        <m:r>
+          <w:rPr>
+            <w:rFonts w:ascii="Cambria Math"/>
+          </w:rPr>
+          <m:t>=W</m:t>
+        </m:r>
+        <m:r>
+          <w:rPr>
+            <w:rFonts w:ascii="Cambria Math" w:hAnsi="Cambria Math" w:cs="Cambria Math"/>
+          </w:rPr>
+          <m:t>⋅</m:t>
+        </m:r>
+        <m:sSub>
+          <m:sSubPr>
+            <m:ctrlPr>
+              <w:rPr>
+                <w:rFonts w:ascii="Cambria Math" w:hAnsi="Cambria Math"/>
+                <w:i/>
+              </w:rPr>
+            </m:ctrlPr>
+          </m:sSubPr>
+          <m:e>
+            <m:r>
+              <w:rPr>
+                <w:rFonts w:ascii="Cambria Math"/>
+              </w:rPr>
+              <m:t>Ц</m:t>
+            </m:r>
+          </m:e>
+          <m:sub>
+            <m:r>
+              <w:rPr>
+                <w:rFonts w:ascii="Cambria Math"/>
+              </w:rPr>
+              <m:t>Э</m:t>
+            </m:r>
+          </m:sub>
+        </m:sSub>
+      </m:oMath>
       <w:r>
         <w:t>,</w:t>
       </w:r>
@@ -9031,18 +9264,69 @@
         </w:rPr>
         <w:t xml:space="preserve">                                         </w:t>
       </w:r>
-      <w:r>
-        <w:rPr>
-          <w:position w:val="-14"/>
-          <w:lang w:val="ru-RU"/>
-        </w:rPr>
-        <w:object w:dxaOrig="1080" w:dyaOrig="400" w14:anchorId="22D3AFFC">
-          <v:shape id="_x0000_i1030" type="#_x0000_t75" style="width:54.45pt;height:21.3pt" o:ole="">
-            <v:imagedata r:id="rId22" o:title=""/>
-          </v:shape>
-          <o:OLEObject Type="Embed" ProgID="Equation.3" ShapeID="_x0000_i1030" DrawAspect="Content" ObjectID="_1746350729" r:id="rId23"/>
-        </w:object>
-      </w:r>
+      <m:oMath>
+        <m:r>
+          <w:rPr>
+            <w:rFonts w:ascii="Cambria Math"/>
+            <w:lang w:val="ru-RU"/>
+          </w:rPr>
+          <m:t>W=</m:t>
+        </m:r>
+        <m:nary>
+          <m:naryPr>
+            <m:chr m:val="∑"/>
+            <m:subHide m:val="1"/>
+            <m:supHide m:val="1"/>
+            <m:ctrlPr>
+              <w:rPr>
+                <w:rFonts w:ascii="Cambria Math"/>
+                <w:i/>
+                <w:lang w:val="ru-RU"/>
+              </w:rPr>
+            </m:ctrlPr>
+          </m:naryPr>
+          <m:sub/>
+          <m:sup/>
+          <m:e>
+            <m:sSub>
+              <m:sSubPr>
+                <m:ctrlPr>
+                  <w:rPr>
+                    <w:rFonts w:ascii="Cambria Math"/>
+                    <w:i/>
+                    <w:lang w:val="ru-RU"/>
+                  </w:rPr>
+                </m:ctrlPr>
+              </m:sSubPr>
+              <m:e>
+                <m:r>
+                  <w:rPr>
+                    <w:rFonts w:ascii="Cambria Math"/>
+                    <w:lang w:val="ru-RU"/>
+                  </w:rPr>
+                  <m:t>W</m:t>
+                </m:r>
+              </m:e>
+              <m:sub>
+                <m:r>
+                  <w:rPr>
+                    <w:rFonts w:ascii="Cambria Math"/>
+                    <w:lang w:val="ru-RU"/>
+                  </w:rPr>
+                  <m:t>i</m:t>
+                </m:r>
+              </m:sub>
+            </m:sSub>
+            <m:ctrlPr>
+              <w:rPr>
+                <w:rFonts w:ascii="Cambria Math" w:hAnsi="Cambria Math"/>
+                <w:i/>
+                <w:lang w:val="ru-RU"/>
+              </w:rPr>
+            </m:ctrlPr>
+          </m:e>
+        </m:nary>
+      </m:oMath>
       <w:r>
         <w:rPr>
           <w:lang w:val="ru-RU"/>
@@ -10105,17 +10389,142 @@
       <w:r>
         <w:tab/>
       </w:r>
-      <w:r>
-        <w:rPr>
-          <w:position w:val="-12"/>
-        </w:rPr>
-        <w:object w:dxaOrig="1579" w:dyaOrig="360" w14:anchorId="2E1321A0">
-          <v:shape id="_x0000_i1031" type="#_x0000_t75" style="width:78.9pt;height:18.8pt" o:ole="">
-            <v:imagedata r:id="rId24" o:title=""/>
-          </v:shape>
-          <o:OLEObject Type="Embed" ProgID="Equation.3" ShapeID="_x0000_i1031" DrawAspect="Content" ObjectID="_1746350730" r:id="rId25"/>
-        </w:object>
-      </w:r>
+      <m:oMath>
+        <m:sSub>
+          <m:sSubPr>
+            <m:ctrlPr>
+              <w:rPr>
+                <w:rFonts w:ascii="Cambria Math"/>
+                <w:i/>
+              </w:rPr>
+            </m:ctrlPr>
+          </m:sSubPr>
+          <m:e>
+            <m:r>
+              <w:rPr>
+                <w:rFonts w:ascii="Cambria Math"/>
+              </w:rPr>
+              <m:t>W</m:t>
+            </m:r>
+          </m:e>
+          <m:sub>
+            <m:r>
+              <w:rPr>
+                <w:rFonts w:ascii="Cambria Math"/>
+              </w:rPr>
+              <m:t>i</m:t>
+            </m:r>
+          </m:sub>
+        </m:sSub>
+        <m:r>
+          <w:rPr>
+            <w:rFonts w:ascii="Cambria Math"/>
+          </w:rPr>
+          <m:t>=</m:t>
+        </m:r>
+        <m:sSub>
+          <m:sSubPr>
+            <m:ctrlPr>
+              <w:rPr>
+                <w:rFonts w:ascii="Cambria Math"/>
+                <w:i/>
+              </w:rPr>
+            </m:ctrlPr>
+          </m:sSubPr>
+          <m:e>
+            <m:r>
+              <w:rPr>
+                <w:rFonts w:ascii="Cambria Math"/>
+              </w:rPr>
+              <m:t>P</m:t>
+            </m:r>
+          </m:e>
+          <m:sub>
+            <m:r>
+              <w:rPr>
+                <w:rFonts w:ascii="Cambria Math"/>
+              </w:rPr>
+              <m:t>i</m:t>
+            </m:r>
+          </m:sub>
+        </m:sSub>
+        <m:r>
+          <w:rPr>
+            <w:rFonts w:ascii="Cambria Math" w:hAnsi="Cambria Math" w:cs="Cambria Math"/>
+          </w:rPr>
+          <m:t>⋅</m:t>
+        </m:r>
+        <m:sSub>
+          <m:sSubPr>
+            <m:ctrlPr>
+              <w:rPr>
+                <w:rFonts w:ascii="Cambria Math"/>
+                <w:i/>
+              </w:rPr>
+            </m:ctrlPr>
+          </m:sSubPr>
+          <m:e>
+            <m:r>
+              <w:rPr>
+                <w:rFonts w:ascii="Cambria Math"/>
+              </w:rPr>
+              <m:t>t</m:t>
+            </m:r>
+          </m:e>
+          <m:sub>
+            <m:r>
+              <w:rPr>
+                <w:rFonts w:ascii="Cambria Math"/>
+              </w:rPr>
+              <m:t>i</m:t>
+            </m:r>
+          </m:sub>
+        </m:sSub>
+        <m:r>
+          <w:rPr>
+            <w:rFonts w:ascii="Cambria Math" w:hAnsi="Cambria Math" w:cs="Cambria Math"/>
+          </w:rPr>
+          <m:t>⋅</m:t>
+        </m:r>
+        <m:r>
+          <w:rPr>
+            <w:rFonts w:ascii="Cambria Math"/>
+          </w:rPr>
+          <m:t>К</m:t>
+        </m:r>
+        <m:sSub>
+          <m:sSubPr>
+            <m:ctrlPr>
+              <w:rPr>
+                <w:rFonts w:ascii="Cambria Math" w:hAnsi="Cambria Math"/>
+                <w:i/>
+              </w:rPr>
+            </m:ctrlPr>
+          </m:sSubPr>
+          <m:e>
+            <m:r>
+              <w:rPr>
+                <w:rFonts w:ascii="Cambria Math"/>
+              </w:rPr>
+              <m:t>С</m:t>
+            </m:r>
+          </m:e>
+          <m:sub>
+            <m:r>
+              <w:rPr>
+                <w:rFonts w:ascii="Cambria Math"/>
+              </w:rPr>
+              <m:t>i</m:t>
+            </m:r>
+            <m:ctrlPr>
+              <w:rPr>
+                <w:rFonts w:ascii="Cambria Math"/>
+                <w:i/>
+              </w:rPr>
+            </m:ctrlPr>
+          </m:sub>
+        </m:sSub>
+      </m:oMath>
       <w:r>
         <w:t>,</w:t>
       </w:r>
@@ -10293,19 +10702,76 @@
           <w:lang w:val="ru-RU"/>
         </w:rPr>
       </w:pPr>
-      <w:r>
-        <w:rPr>
-          <w:color w:val="FF0000"/>
-          <w:position w:val="-10"/>
-          <w:lang w:val="ru-RU"/>
-        </w:rPr>
-        <w:object w:dxaOrig="1060" w:dyaOrig="320" w14:anchorId="2EFDD11E">
-          <v:shape id="_x0000_i1032" type="#_x0000_t75" style="width:52.6pt;height:15.65pt" o:ole="">
-            <v:imagedata r:id="rId26" o:title=""/>
-          </v:shape>
-          <o:OLEObject Type="Embed" ProgID="Equation.3" ShapeID="_x0000_i1032" DrawAspect="Content" ObjectID="_1746350731" r:id="rId27"/>
-        </w:object>
-      </w:r>
+      <m:oMathPara>
+        <m:oMath>
+          <m:r>
+            <w:rPr>
+              <w:rFonts w:ascii="Cambria Math"/>
+              <w:lang w:val="ru-RU"/>
+            </w:rPr>
+            <m:t>W=</m:t>
+          </m:r>
+          <m:r>
+            <w:rPr>
+              <w:rFonts w:ascii="Cambria Math"/>
+              <w:lang w:val="ru-RU"/>
+            </w:rPr>
+            <m:t>136</m:t>
+          </m:r>
+          <m:r>
+            <w:rPr>
+              <w:rFonts w:ascii="Cambria Math"/>
+              <w:lang w:val="ru-RU"/>
+            </w:rPr>
+            <m:t>,</m:t>
+          </m:r>
+          <m:r>
+            <w:rPr>
+              <w:rFonts w:ascii="Cambria Math"/>
+              <w:lang w:val="ru-RU"/>
+            </w:rPr>
+            <m:t>4</m:t>
+          </m:r>
+          <m:r>
+            <w:rPr>
+              <w:rFonts w:ascii="Cambria Math"/>
+              <w:lang w:val="ru-RU"/>
+            </w:rPr>
+            <m:t xml:space="preserve"> </m:t>
+          </m:r>
+          <m:r>
+            <m:rPr>
+              <m:nor/>
+            </m:rPr>
+            <w:rPr>
+              <w:rFonts w:ascii="Cambria Math"/>
+              <w:lang w:val="ru-RU"/>
+            </w:rPr>
+            <m:t>КВт</m:t>
+          </m:r>
+          <m:r>
+            <m:rPr>
+              <m:nor/>
+            </m:rPr>
+            <w:rPr>
+              <w:sz w:val="26"/>
+              <w:szCs w:val="26"/>
+              <w:lang w:val="ru-RU"/>
+            </w:rPr>
+            <m:t>×</m:t>
+          </m:r>
+          <m:r>
+            <m:rPr>
+              <m:nor/>
+            </m:rPr>
+            <w:rPr>
+              <w:rFonts w:ascii="Cambria Math"/>
+              <w:lang w:val="ru-RU"/>
+            </w:rPr>
+            <m:t>ч</m:t>
+          </m:r>
+        </m:oMath>
+      </m:oMathPara>
     </w:p>
     <w:p>
       <w:pPr>
@@ -10341,17 +10807,46 @@
           <w:lang w:val="en-US"/>
         </w:rPr>
       </w:pPr>
-      <w:r>
-        <w:rPr>
-          <w:position w:val="-10"/>
-        </w:rPr>
-        <w:object w:dxaOrig="3100" w:dyaOrig="320" w14:anchorId="5A4C2524">
-          <v:shape id="_x0000_i1033" type="#_x0000_t75" style="width:154.65pt;height:15.65pt" o:ole="">
-            <v:imagedata r:id="rId28" o:title=""/>
-          </v:shape>
-          <o:OLEObject Type="Embed" ProgID="Equation.3" ShapeID="_x0000_i1033" DrawAspect="Content" ObjectID="_1746350732" r:id="rId29"/>
-        </w:object>
-      </w:r>
+      <m:oMathPara>
+        <m:oMath>
+          <m:r>
+            <w:rPr>
+              <w:rFonts w:ascii="Cambria Math"/>
+            </w:rPr>
+            <m:t>ЭЛ</m:t>
+          </m:r>
+          <m:r>
+            <w:rPr>
+              <w:rFonts w:ascii="Cambria Math"/>
+            </w:rPr>
+            <m:t>=136,4</m:t>
+          </m:r>
+          <m:r>
+            <w:rPr>
+              <w:rFonts w:ascii="Cambria Math" w:hAnsi="Cambria Math" w:cs="Cambria Math"/>
+            </w:rPr>
+            <m:t>⋅</m:t>
+          </m:r>
+          <m:r>
+            <w:rPr>
+              <w:rFonts w:ascii="Cambria Math"/>
+            </w:rPr>
+            <m:t>3,62=492,77</m:t>
+          </m:r>
+          <m:r>
+            <w:rPr>
+              <w:rFonts w:ascii="Cambria Math"/>
+            </w:rPr>
+            <m:t>руб</m:t>
+          </m:r>
+          <m:r>
+            <w:rPr>
+              <w:rFonts w:ascii="Cambria Math"/>
+            </w:rPr>
+            <m:t>.</m:t>
+          </m:r>
+        </m:oMath>
+      </m:oMathPara>
     </w:p>
     <w:p>
       <w:pPr>
@@ -10405,17 +10900,34 @@
           <w:lang w:val="en-US"/>
         </w:rPr>
       </w:pPr>
-      <w:r>
-        <w:rPr>
-          <w:position w:val="-10"/>
-        </w:rPr>
-        <w:object w:dxaOrig="3019" w:dyaOrig="320" w14:anchorId="3639CD97">
-          <v:shape id="_x0000_i1034" type="#_x0000_t75" style="width:151.5pt;height:15.65pt" o:ole="">
-            <v:imagedata r:id="rId30" o:title=""/>
-          </v:shape>
-          <o:OLEObject Type="Embed" ProgID="Equation.3" ShapeID="_x0000_i1034" DrawAspect="Content" ObjectID="_1746350733" r:id="rId31"/>
-        </w:object>
-      </w:r>
+      <m:oMathPara>
+        <m:oMath>
+          <m:r>
+            <w:rPr>
+              <w:rFonts w:ascii="Cambria Math"/>
+            </w:rPr>
+            <m:t>ЭР</m:t>
+          </m:r>
+          <m:r>
+            <w:rPr>
+              <w:rFonts w:ascii="Cambria Math"/>
+            </w:rPr>
+            <m:t>=492,77+0=492,77</m:t>
+          </m:r>
+          <m:r>
+            <w:rPr>
+              <w:rFonts w:ascii="Cambria Math"/>
+            </w:rPr>
+            <m:t>руб</m:t>
+          </m:r>
+          <m:r>
+            <w:rPr>
+              <w:rFonts w:ascii="Cambria Math"/>
+            </w:rPr>
+            <m:t>.</m:t>
+          </m:r>
+        </m:oMath>
+      </m:oMathPara>
     </w:p>
     <w:p>
       <w:pPr>
@@ -10540,17 +11052,81 @@
       <w:r>
         <w:tab/>
       </w:r>
-      <w:r>
-        <w:rPr>
-          <w:position w:val="-28"/>
-        </w:rPr>
-        <w:object w:dxaOrig="1260" w:dyaOrig="680" w14:anchorId="6290E8D4">
-          <v:shape id="_x0000_i1035" type="#_x0000_t75" style="width:63.25pt;height:33.8pt" o:ole="">
-            <v:imagedata r:id="rId32" o:title=""/>
-          </v:shape>
-          <o:OLEObject Type="Embed" ProgID="Equation.3" ShapeID="_x0000_i1035" DrawAspect="Content" ObjectID="_1746350734" r:id="rId33"/>
-        </w:object>
-      </w:r>
+      <m:oMath>
+        <m:r>
+          <w:rPr>
+            <w:rFonts w:ascii="Cambria Math"/>
+          </w:rPr>
+          <m:t>АМ</m:t>
+        </m:r>
+        <m:r>
+          <w:rPr>
+            <w:rFonts w:ascii="Cambria Math"/>
+          </w:rPr>
+          <m:t>=</m:t>
+        </m:r>
+        <m:nary>
+          <m:naryPr>
+            <m:chr m:val="∑"/>
+            <m:ctrlPr>
+              <w:rPr>
+                <w:rFonts w:ascii="Cambria Math"/>
+                <w:i/>
+              </w:rPr>
+            </m:ctrlPr>
+          </m:naryPr>
+          <m:sub>
+            <m:r>
+              <w:rPr>
+                <w:rFonts w:ascii="Cambria Math"/>
+              </w:rPr>
+              <m:t>i=1</m:t>
+            </m:r>
+          </m:sub>
+          <m:sup>
+            <m:r>
+              <w:rPr>
+                <w:rFonts w:ascii="Cambria Math"/>
+              </w:rPr>
+              <m:t>N</m:t>
+            </m:r>
+          </m:sup>
+          <m:e>
+            <m:sSub>
+              <m:sSubPr>
+                <m:ctrlPr>
+                  <w:rPr>
+                    <w:rFonts w:ascii="Cambria Math"/>
+                    <w:i/>
+                  </w:rPr>
+                </m:ctrlPr>
+              </m:sSubPr>
+              <m:e>
+                <m:r>
+                  <w:rPr>
+                    <w:rFonts w:ascii="Cambria Math"/>
+                  </w:rPr>
+                  <m:t>A</m:t>
+                </m:r>
+              </m:e>
+              <m:sub>
+                <m:r>
+                  <w:rPr>
+                    <w:rFonts w:ascii="Cambria Math"/>
+                  </w:rPr>
+                  <m:t>i</m:t>
+                </m:r>
+              </m:sub>
+            </m:sSub>
+            <m:ctrlPr>
+              <w:rPr>
+                <w:rFonts w:ascii="Cambria Math" w:hAnsi="Cambria Math"/>
+                <w:i/>
+              </w:rPr>
+            </m:ctrlPr>
+          </m:e>
+        </m:nary>
+      </m:oMath>
       <w:r>
         <w:t>,</w:t>
       </w:r>
@@ -11014,8 +11590,34 @@
                 <w:color w:val="000000"/>
                 <w:sz w:val="26"/>
                 <w:szCs w:val="26"/>
-              </w:rPr>
-              <w:t>2 317,00</w:t>
+                <w:lang w:val="en-US"/>
+              </w:rPr>
+              <w:t>10</w:t>
+            </w:r>
+            <w:r>
+              <w:rPr>
+                <w:color w:val="000000"/>
+                <w:sz w:val="26"/>
+                <w:szCs w:val="26"/>
+              </w:rPr>
+              <w:t xml:space="preserve"> </w:t>
+            </w:r>
+            <w:r>
+              <w:rPr>
+                <w:color w:val="000000"/>
+                <w:sz w:val="26"/>
+                <w:szCs w:val="26"/>
+                <w:lang w:val="en-US"/>
+              </w:rPr>
+              <w:t>999</w:t>
+            </w:r>
+            <w:r>
+              <w:rPr>
+                <w:color w:val="000000"/>
+                <w:sz w:val="26"/>
+                <w:szCs w:val="26"/>
+              </w:rPr>
+              <w:t>,00</w:t>
             </w:r>
           </w:p>
         </w:tc>
@@ -11043,6 +11645,7 @@
                 <w:color w:val="000000"/>
                 <w:sz w:val="26"/>
                 <w:szCs w:val="26"/>
+                <w:lang w:val="en-US"/>
               </w:rPr>
             </w:pPr>
             <w:r>
@@ -11050,8 +11653,9 @@
                 <w:color w:val="000000"/>
                 <w:sz w:val="26"/>
                 <w:szCs w:val="26"/>
-              </w:rPr>
-              <w:t>4</w:t>
+                <w:lang w:val="en-US"/>
+              </w:rPr>
+              <w:t>5</w:t>
             </w:r>
           </w:p>
         </w:tc>
@@ -11074,9 +11678,24 @@
           <w:p>
             <w:pPr>
               <w:jc w:val="right"/>
+              <w:rPr>
+                <w:lang w:val="en-US"/>
+              </w:rPr>
             </w:pPr>
             <w:r>
-              <w:t>579,25</w:t>
+              <w:rPr>
+                <w:lang w:val="en-US"/>
+              </w:rPr>
+              <w:t>2 199</w:t>
+            </w:r>
+            <w:r>
+              <w:t>,</w:t>
+            </w:r>
+            <w:r>
+              <w:rPr>
+                <w:lang w:val="en-US"/>
+              </w:rPr>
+              <w:t>80</w:t>
             </w:r>
           </w:p>
         </w:tc>
@@ -11125,9 +11744,24 @@
           <w:p>
             <w:pPr>
               <w:jc w:val="right"/>
+              <w:rPr>
+                <w:lang w:val="en-US"/>
+              </w:rPr>
             </w:pPr>
             <w:r>
-              <w:t>49,20</w:t>
+              <w:rPr>
+                <w:lang w:val="en-US"/>
+              </w:rPr>
+              <w:t>186</w:t>
+            </w:r>
+            <w:r>
+              <w:t>,</w:t>
+            </w:r>
+            <w:r>
+              <w:rPr>
+                <w:lang w:val="en-US"/>
+              </w:rPr>
+              <w:t>83</w:t>
             </w:r>
           </w:p>
         </w:tc>
@@ -11234,8 +11868,34 @@
                 <w:color w:val="000000"/>
                 <w:sz w:val="26"/>
                 <w:szCs w:val="26"/>
-              </w:rPr>
-              <w:t>3 680,00</w:t>
+                <w:lang w:val="en-US"/>
+              </w:rPr>
+              <w:t>4</w:t>
+            </w:r>
+            <w:r>
+              <w:rPr>
+                <w:color w:val="000000"/>
+                <w:sz w:val="26"/>
+                <w:szCs w:val="26"/>
+              </w:rPr>
+              <w:t xml:space="preserve"> </w:t>
+            </w:r>
+            <w:r>
+              <w:rPr>
+                <w:color w:val="000000"/>
+                <w:sz w:val="26"/>
+                <w:szCs w:val="26"/>
+                <w:lang w:val="en-US"/>
+              </w:rPr>
+              <w:t>500</w:t>
+            </w:r>
+            <w:r>
+              <w:rPr>
+                <w:color w:val="000000"/>
+                <w:sz w:val="26"/>
+                <w:szCs w:val="26"/>
+              </w:rPr>
+              <w:t>,00</w:t>
             </w:r>
           </w:p>
         </w:tc>
@@ -11296,7 +11956,13 @@
               <w:jc w:val="right"/>
             </w:pPr>
             <w:r>
-              <w:t>736,00</w:t>
+              <w:rPr>
+                <w:lang w:val="en-US"/>
+              </w:rPr>
+              <w:t>900</w:t>
+            </w:r>
+            <w:r>
+              <w:t>,00</w:t>
             </w:r>
           </w:p>
         </w:tc>
@@ -11345,9 +12011,24 @@
           <w:p>
             <w:pPr>
               <w:jc w:val="right"/>
+              <w:rPr>
+                <w:lang w:val="en-US"/>
+              </w:rPr>
             </w:pPr>
             <w:r>
-              <w:t>62,51</w:t>
+              <w:rPr>
+                <w:lang w:val="en-US"/>
+              </w:rPr>
+              <w:t>76</w:t>
+            </w:r>
+            <w:r>
+              <w:t>,</w:t>
+            </w:r>
+            <w:r>
+              <w:rPr>
+                <w:lang w:val="en-US"/>
+              </w:rPr>
+              <w:t>43</w:t>
             </w:r>
           </w:p>
         </w:tc>
@@ -11454,8 +12135,9 @@
                 <w:color w:val="000000"/>
                 <w:sz w:val="26"/>
                 <w:szCs w:val="26"/>
-              </w:rPr>
-              <w:t>60</w:t>
+                <w:lang w:val="en-US"/>
+              </w:rPr>
+              <w:t>80</w:t>
             </w:r>
             <w:r>
               <w:rPr>
@@ -11463,7 +12145,24 @@
                 <w:sz w:val="26"/>
                 <w:szCs w:val="26"/>
               </w:rPr>
-              <w:t xml:space="preserve"> 999,00</w:t>
+              <w:t xml:space="preserve"> </w:t>
+            </w:r>
+            <w:r>
+              <w:rPr>
+                <w:color w:val="000000"/>
+                <w:sz w:val="26"/>
+                <w:szCs w:val="26"/>
+                <w:lang w:val="en-US"/>
+              </w:rPr>
+              <w:t>580</w:t>
+            </w:r>
+            <w:r>
+              <w:rPr>
+                <w:color w:val="000000"/>
+                <w:sz w:val="26"/>
+                <w:szCs w:val="26"/>
+              </w:rPr>
+              <w:t>,00</w:t>
             </w:r>
           </w:p>
         </w:tc>
@@ -11524,10 +12223,34 @@
               <w:jc w:val="right"/>
             </w:pPr>
             <w:r>
-              <w:t>12</w:t>
-            </w:r>
-            <w:r>
-              <w:t xml:space="preserve"> 199,80</w:t>
+              <w:t>1</w:t>
+            </w:r>
+            <w:r>
+              <w:rPr>
+                <w:lang w:val="en-US"/>
+              </w:rPr>
+              <w:t>6</w:t>
+            </w:r>
+            <w:r>
+              <w:t xml:space="preserve"> 1</w:t>
+            </w:r>
+            <w:r>
+              <w:rPr>
+                <w:lang w:val="en-US"/>
+              </w:rPr>
+              <w:t>16</w:t>
+            </w:r>
+            <w:r>
+              <w:t>,</w:t>
+            </w:r>
+            <w:r>
+              <w:rPr>
+                <w:lang w:val="en-US"/>
+              </w:rPr>
+              <w:t>0</w:t>
+            </w:r>
+            <w:r>
+              <w:t>0</w:t>
             </w:r>
           </w:p>
         </w:tc>
@@ -11576,9 +12299,36 @@
           <w:p>
             <w:pPr>
               <w:jc w:val="right"/>
+              <w:rPr>
+                <w:lang w:val="en-US"/>
+              </w:rPr>
             </w:pPr>
             <w:r>
-              <w:t>1036,08</w:t>
+              <w:t>1</w:t>
+            </w:r>
+            <w:r>
+              <w:rPr>
+                <w:lang w:val="en-US"/>
+              </w:rPr>
+              <w:t xml:space="preserve"> </w:t>
+            </w:r>
+            <w:r>
+              <w:t>36</w:t>
+            </w:r>
+            <w:r>
+              <w:rPr>
+                <w:lang w:val="en-US"/>
+              </w:rPr>
+              <w:t>8</w:t>
+            </w:r>
+            <w:r>
+              <w:t>,</w:t>
+            </w:r>
+            <w:r>
+              <w:rPr>
+                <w:lang w:val="en-US"/>
+              </w:rPr>
+              <w:t>75</w:t>
             </w:r>
           </w:p>
         </w:tc>
@@ -11685,8 +12435,34 @@
                 <w:color w:val="000000"/>
                 <w:sz w:val="26"/>
                 <w:szCs w:val="26"/>
-              </w:rPr>
-              <w:t>6 590,00</w:t>
+                <w:lang w:val="en-US"/>
+              </w:rPr>
+              <w:t>17</w:t>
+            </w:r>
+            <w:r>
+              <w:rPr>
+                <w:color w:val="000000"/>
+                <w:sz w:val="26"/>
+                <w:szCs w:val="26"/>
+              </w:rPr>
+              <w:t xml:space="preserve"> </w:t>
+            </w:r>
+            <w:r>
+              <w:rPr>
+                <w:color w:val="000000"/>
+                <w:sz w:val="26"/>
+                <w:szCs w:val="26"/>
+                <w:lang w:val="en-US"/>
+              </w:rPr>
+              <w:t>999</w:t>
+            </w:r>
+            <w:r>
+              <w:rPr>
+                <w:color w:val="000000"/>
+                <w:sz w:val="26"/>
+                <w:szCs w:val="26"/>
+              </w:rPr>
+              <w:t>,00</w:t>
             </w:r>
           </w:p>
         </w:tc>
@@ -11747,7 +12523,31 @@
               <w:jc w:val="right"/>
             </w:pPr>
             <w:r>
-              <w:t>1 318,00</w:t>
+              <w:rPr>
+                <w:lang w:val="en-US"/>
+              </w:rPr>
+              <w:t>3</w:t>
+            </w:r>
+            <w:r>
+              <w:t xml:space="preserve"> </w:t>
+            </w:r>
+            <w:r>
+              <w:rPr>
+                <w:lang w:val="en-US"/>
+              </w:rPr>
+              <w:t>599</w:t>
+            </w:r>
+            <w:r>
+              <w:t>,</w:t>
+            </w:r>
+            <w:r>
+              <w:rPr>
+                <w:lang w:val="en-US"/>
+              </w:rPr>
+              <w:t>9</w:t>
+            </w:r>
+            <w:r>
+              <w:t>0</w:t>
             </w:r>
           </w:p>
         </w:tc>
@@ -11798,7 +12598,19 @@
               <w:jc w:val="right"/>
             </w:pPr>
             <w:r>
-              <w:t>111,94</w:t>
+              <w:rPr>
+                <w:lang w:val="en-US"/>
+              </w:rPr>
+              <w:t>305</w:t>
+            </w:r>
+            <w:r>
+              <w:t>,</w:t>
+            </w:r>
+            <w:r>
+              <w:rPr>
+                <w:lang w:val="en-US"/>
+              </w:rPr>
+              <w:t>73</w:t>
             </w:r>
             <w:r>
               <w:t xml:space="preserve"> </w:t>
@@ -12012,7 +12824,33 @@
                 <w:sz w:val="26"/>
                 <w:szCs w:val="26"/>
               </w:rPr>
-              <w:t>1 259,73</w:t>
+              <w:t xml:space="preserve">1 </w:t>
+            </w:r>
+            <w:r>
+              <w:rPr>
+                <w:color w:val="000000"/>
+                <w:sz w:val="26"/>
+                <w:szCs w:val="26"/>
+                <w:lang w:val="en-US"/>
+              </w:rPr>
+              <w:t>934</w:t>
+            </w:r>
+            <w:r>
+              <w:rPr>
+                <w:color w:val="000000"/>
+                <w:sz w:val="26"/>
+                <w:szCs w:val="26"/>
+              </w:rPr>
+              <w:t>,7</w:t>
+            </w:r>
+            <w:r>
+              <w:rPr>
+                <w:color w:val="000000"/>
+                <w:sz w:val="26"/>
+                <w:szCs w:val="26"/>
+                <w:lang w:val="en-US"/>
+              </w:rPr>
+              <w:t>4</w:t>
             </w:r>
             <w:r>
               <w:rPr>
@@ -12093,17 +12931,134 @@
       <w:r>
         <w:tab/>
       </w:r>
-      <w:r>
-        <w:rPr>
-          <w:position w:val="-12"/>
-        </w:rPr>
-        <w:object w:dxaOrig="2020" w:dyaOrig="360" w14:anchorId="6C40F816">
-          <v:shape id="_x0000_i1036" type="#_x0000_t75" style="width:101.45pt;height:18.8pt" o:ole="">
-            <v:imagedata r:id="rId34" o:title=""/>
-          </v:shape>
-          <o:OLEObject Type="Embed" ProgID="Equation.3" ShapeID="_x0000_i1036" DrawAspect="Content" ObjectID="_1746350735" r:id="rId35"/>
-        </w:object>
-      </w:r>
+      <m:oMath>
+        <m:sSub>
+          <m:sSubPr>
+            <m:ctrlPr>
+              <w:rPr>
+                <w:rFonts w:ascii="Cambria Math" w:hAnsi="Cambria Math"/>
+                <w:i/>
+              </w:rPr>
+            </m:ctrlPr>
+          </m:sSubPr>
+          <m:e>
+            <m:r>
+              <w:rPr>
+                <w:rFonts w:ascii="Cambria Math"/>
+              </w:rPr>
+              <m:t>А</m:t>
+            </m:r>
+          </m:e>
+          <m:sub>
+            <m:r>
+              <w:rPr>
+                <w:rFonts w:ascii="Cambria Math"/>
+              </w:rPr>
+              <m:t>i</m:t>
+            </m:r>
+            <m:ctrlPr>
+              <w:rPr>
+                <w:rFonts w:ascii="Cambria Math"/>
+                <w:i/>
+              </w:rPr>
+            </m:ctrlPr>
+          </m:sub>
+        </m:sSub>
+        <m:r>
+          <w:rPr>
+            <w:rFonts w:ascii="Cambria Math"/>
+          </w:rPr>
+          <m:t>=</m:t>
+        </m:r>
+        <m:r>
+          <w:rPr>
+            <w:rFonts w:ascii="Cambria Math"/>
+          </w:rPr>
+          <m:t>А</m:t>
+        </m:r>
+        <m:sSub>
+          <m:sSubPr>
+            <m:ctrlPr>
+              <w:rPr>
+                <w:rFonts w:ascii="Cambria Math" w:hAnsi="Cambria Math"/>
+                <w:i/>
+              </w:rPr>
+            </m:ctrlPr>
+          </m:sSubPr>
+          <m:e>
+            <m:r>
+              <w:rPr>
+                <w:rFonts w:ascii="Cambria Math"/>
+              </w:rPr>
+              <m:t>О</m:t>
+            </m:r>
+          </m:e>
+          <m:sub>
+            <m:r>
+              <w:rPr>
+                <w:rFonts w:ascii="Cambria Math"/>
+              </w:rPr>
+              <m:t>i</m:t>
+            </m:r>
+            <m:ctrlPr>
+              <w:rPr>
+                <w:rFonts w:ascii="Cambria Math"/>
+                <w:i/>
+              </w:rPr>
+            </m:ctrlPr>
+          </m:sub>
+        </m:sSub>
+        <m:r>
+          <w:rPr>
+            <w:rFonts w:ascii="Cambria Math" w:hAnsi="Cambria Math" w:cs="Cambria Math"/>
+          </w:rPr>
+          <m:t>⋅</m:t>
+        </m:r>
+        <m:r>
+          <w:rPr>
+            <w:rFonts w:ascii="Cambria Math"/>
+          </w:rPr>
+          <m:t>К</m:t>
+        </m:r>
+        <m:sSub>
+          <m:sSubPr>
+            <m:ctrlPr>
+              <w:rPr>
+                <w:rFonts w:ascii="Cambria Math" w:hAnsi="Cambria Math"/>
+                <w:i/>
+              </w:rPr>
+            </m:ctrlPr>
+          </m:sSubPr>
+          <m:e>
+            <m:r>
+              <w:rPr>
+                <w:rFonts w:ascii="Cambria Math"/>
+              </w:rPr>
+              <m:t>Д</m:t>
+            </m:r>
+          </m:e>
+          <m:sub>
+            <m:r>
+              <w:rPr>
+                <w:rFonts w:ascii="Cambria Math"/>
+              </w:rPr>
+              <m:t>i</m:t>
+            </m:r>
+            <m:ctrlPr>
+              <w:rPr>
+                <w:rFonts w:ascii="Cambria Math"/>
+                <w:i/>
+              </w:rPr>
+            </m:ctrlPr>
+          </m:sub>
+        </m:sSub>
+        <m:r>
+          <w:rPr>
+            <w:rFonts w:ascii="Cambria Math"/>
+          </w:rPr>
+          <m:t>/365</m:t>
+        </m:r>
+      </m:oMath>
       <w:r>
         <w:t>,</w:t>
       </w:r>
@@ -12293,17 +13248,134 @@
       <w:r>
         <w:tab/>
       </w:r>
-      <w:r>
-        <w:rPr>
-          <w:position w:val="-12"/>
-        </w:rPr>
-        <w:object w:dxaOrig="1639" w:dyaOrig="360" w14:anchorId="137A537D">
-          <v:shape id="_x0000_i1037" type="#_x0000_t75" style="width:82pt;height:18.8pt" o:ole="">
-            <v:imagedata r:id="rId36" o:title=""/>
-          </v:shape>
-          <o:OLEObject Type="Embed" ProgID="Equation.3" ShapeID="_x0000_i1037" DrawAspect="Content" ObjectID="_1746350736" r:id="rId37"/>
-        </w:object>
-      </w:r>
+      <m:oMath>
+        <m:r>
+          <w:rPr>
+            <w:rFonts w:ascii="Cambria Math"/>
+          </w:rPr>
+          <m:t>А</m:t>
+        </m:r>
+        <m:sSub>
+          <m:sSubPr>
+            <m:ctrlPr>
+              <w:rPr>
+                <w:rFonts w:ascii="Cambria Math" w:hAnsi="Cambria Math"/>
+                <w:i/>
+              </w:rPr>
+            </m:ctrlPr>
+          </m:sSubPr>
+          <m:e>
+            <m:r>
+              <w:rPr>
+                <w:rFonts w:ascii="Cambria Math"/>
+              </w:rPr>
+              <m:t>О</m:t>
+            </m:r>
+          </m:e>
+          <m:sub>
+            <m:r>
+              <w:rPr>
+                <w:rFonts w:ascii="Cambria Math"/>
+              </w:rPr>
+              <m:t>i</m:t>
+            </m:r>
+            <m:ctrlPr>
+              <w:rPr>
+                <w:rFonts w:ascii="Cambria Math"/>
+                <w:i/>
+              </w:rPr>
+            </m:ctrlPr>
+          </m:sub>
+        </m:sSub>
+        <m:r>
+          <w:rPr>
+            <w:rFonts w:ascii="Cambria Math"/>
+          </w:rPr>
+          <m:t>=</m:t>
+        </m:r>
+        <m:r>
+          <w:rPr>
+            <w:rFonts w:ascii="Cambria Math"/>
+          </w:rPr>
+          <m:t>Н</m:t>
+        </m:r>
+        <m:sSub>
+          <m:sSubPr>
+            <m:ctrlPr>
+              <w:rPr>
+                <w:rFonts w:ascii="Cambria Math" w:hAnsi="Cambria Math"/>
+                <w:i/>
+              </w:rPr>
+            </m:ctrlPr>
+          </m:sSubPr>
+          <m:e>
+            <m:r>
+              <w:rPr>
+                <w:rFonts w:ascii="Cambria Math"/>
+              </w:rPr>
+              <m:t>С</m:t>
+            </m:r>
+          </m:e>
+          <m:sub>
+            <m:r>
+              <w:rPr>
+                <w:rFonts w:ascii="Cambria Math"/>
+              </w:rPr>
+              <m:t>i</m:t>
+            </m:r>
+            <m:ctrlPr>
+              <w:rPr>
+                <w:rFonts w:ascii="Cambria Math"/>
+                <w:i/>
+              </w:rPr>
+            </m:ctrlPr>
+          </m:sub>
+        </m:sSub>
+        <m:r>
+          <w:rPr>
+            <w:rFonts w:ascii="Cambria Math"/>
+          </w:rPr>
+          <m:t>/</m:t>
+        </m:r>
+        <m:r>
+          <w:rPr>
+            <w:rFonts w:ascii="Cambria Math"/>
+          </w:rPr>
+          <m:t>С</m:t>
+        </m:r>
+        <m:sSub>
+          <m:sSubPr>
+            <m:ctrlPr>
+              <w:rPr>
+                <w:rFonts w:ascii="Cambria Math" w:hAnsi="Cambria Math"/>
+                <w:i/>
+              </w:rPr>
+            </m:ctrlPr>
+          </m:sSubPr>
+          <m:e>
+            <m:r>
+              <w:rPr>
+                <w:rFonts w:ascii="Cambria Math"/>
+              </w:rPr>
+              <m:t>р</m:t>
+            </m:r>
+          </m:e>
+          <m:sub>
+            <m:r>
+              <w:rPr>
+                <w:rFonts w:ascii="Cambria Math"/>
+              </w:rPr>
+              <m:t>i</m:t>
+            </m:r>
+            <m:ctrlPr>
+              <w:rPr>
+                <w:rFonts w:ascii="Cambria Math"/>
+                <w:i/>
+              </w:rPr>
+            </m:ctrlPr>
+          </m:sub>
+        </m:sSub>
+      </m:oMath>
       <w:r>
         <w:t>,</w:t>
       </w:r>
@@ -12457,17 +13529,102 @@
       <w:r>
         <w:tab/>
       </w:r>
-      <w:r>
-        <w:rPr>
-          <w:position w:val="-12"/>
-        </w:rPr>
-        <w:object w:dxaOrig="1660" w:dyaOrig="360" w14:anchorId="56E1A0AD">
-          <v:shape id="_x0000_i1038" type="#_x0000_t75" style="width:83.25pt;height:18.8pt" o:ole="">
-            <v:imagedata r:id="rId38" o:title=""/>
-          </v:shape>
-          <o:OLEObject Type="Embed" ProgID="Equation.3" ShapeID="_x0000_i1038" DrawAspect="Content" ObjectID="_1746350737" r:id="rId39"/>
-        </w:object>
-      </w:r>
+      <m:oMath>
+        <m:r>
+          <w:rPr>
+            <w:rFonts w:ascii="Cambria Math"/>
+          </w:rPr>
+          <m:t>К</m:t>
+        </m:r>
+        <m:sSub>
+          <m:sSubPr>
+            <m:ctrlPr>
+              <w:rPr>
+                <w:rFonts w:ascii="Cambria Math" w:hAnsi="Cambria Math"/>
+                <w:i/>
+              </w:rPr>
+            </m:ctrlPr>
+          </m:sSubPr>
+          <m:e>
+            <m:r>
+              <w:rPr>
+                <w:rFonts w:ascii="Cambria Math"/>
+              </w:rPr>
+              <m:t>Д</m:t>
+            </m:r>
+          </m:e>
+          <m:sub>
+            <m:r>
+              <w:rPr>
+                <w:rFonts w:ascii="Cambria Math"/>
+              </w:rPr>
+              <m:t>i</m:t>
+            </m:r>
+            <m:ctrlPr>
+              <w:rPr>
+                <w:rFonts w:ascii="Cambria Math"/>
+                <w:i/>
+              </w:rPr>
+            </m:ctrlPr>
+          </m:sub>
+        </m:sSub>
+        <m:r>
+          <w:rPr>
+            <w:rFonts w:ascii="Cambria Math"/>
+          </w:rPr>
+          <m:t>=7</m:t>
+        </m:r>
+        <m:r>
+          <w:rPr>
+            <w:rFonts w:ascii="Cambria Math" w:hAnsi="Cambria Math" w:cs="Cambria Math"/>
+          </w:rPr>
+          <m:t>⋅</m:t>
+        </m:r>
+        <m:r>
+          <w:rPr>
+            <w:rFonts w:ascii="Cambria Math"/>
+          </w:rPr>
+          <m:t>К</m:t>
+        </m:r>
+        <m:sSub>
+          <m:sSubPr>
+            <m:ctrlPr>
+              <w:rPr>
+                <w:rFonts w:ascii="Cambria Math" w:hAnsi="Cambria Math"/>
+                <w:i/>
+              </w:rPr>
+            </m:ctrlPr>
+          </m:sSubPr>
+          <m:e>
+            <m:r>
+              <w:rPr>
+                <w:rFonts w:ascii="Cambria Math"/>
+              </w:rPr>
+              <m:t>С</m:t>
+            </m:r>
+          </m:e>
+          <m:sub>
+            <m:r>
+              <w:rPr>
+                <w:rFonts w:ascii="Cambria Math"/>
+              </w:rPr>
+              <m:t>i</m:t>
+            </m:r>
+            <m:ctrlPr>
+              <w:rPr>
+                <w:rFonts w:ascii="Cambria Math"/>
+                <w:i/>
+              </w:rPr>
+            </m:ctrlPr>
+          </m:sub>
+        </m:sSub>
+        <m:r>
+          <w:rPr>
+            <w:rFonts w:ascii="Cambria Math"/>
+          </w:rPr>
+          <m:t>/5</m:t>
+        </m:r>
+      </m:oMath>
       <w:r>
         <w:t>,</w:t>
       </w:r>
@@ -12609,17 +13766,32 @@
       <w:r>
         <w:tab/>
       </w:r>
-      <w:r>
-        <w:rPr>
-          <w:position w:val="-10"/>
-        </w:rPr>
-        <w:object w:dxaOrig="1900" w:dyaOrig="320" w14:anchorId="28DDE484">
-          <v:shape id="_x0000_i1039" type="#_x0000_t75" style="width:98.3pt;height:15.65pt" o:ole="">
-            <v:imagedata r:id="rId40" o:title=""/>
-          </v:shape>
-          <o:OLEObject Type="Embed" ProgID="Equation.3" ShapeID="_x0000_i1039" DrawAspect="Content" ObjectID="_1746350738" r:id="rId41"/>
-        </w:object>
-      </w:r>
+      <m:oMath>
+        <m:r>
+          <w:rPr>
+            <w:rFonts w:ascii="Cambria Math"/>
+          </w:rPr>
+          <m:t>АМ</m:t>
+        </m:r>
+        <m:r>
+          <w:rPr>
+            <w:rFonts w:ascii="Cambria Math"/>
+          </w:rPr>
+          <m:t>=1934,74</m:t>
+        </m:r>
+        <m:r>
+          <w:rPr>
+            <w:rFonts w:ascii="Cambria Math"/>
+          </w:rPr>
+          <m:t>руб</m:t>
+        </m:r>
+        <m:r>
+          <w:rPr>
+            <w:rFonts w:ascii="Cambria Math"/>
+          </w:rPr>
+          <m:t>.</m:t>
+        </m:r>
+      </m:oMath>
       <w:r>
         <w:tab/>
       </w:r>
@@ -12697,17 +13869,38 @@
       <w:r>
         <w:tab/>
       </w:r>
-      <w:r>
-        <w:rPr>
-          <w:position w:val="-10"/>
-        </w:rPr>
-        <w:object w:dxaOrig="1859" w:dyaOrig="320" w14:anchorId="6394635C">
-          <v:shape id="_x0000_i1040" type="#_x0000_t75" style="width:93.3pt;height:15.65pt" o:ole="">
-            <v:imagedata r:id="rId42" o:title=""/>
-          </v:shape>
-          <o:OLEObject Type="Embed" ProgID="Equation.3" ShapeID="_x0000_i1040" DrawAspect="Content" ObjectID="_1746350739" r:id="rId43"/>
-        </w:object>
-      </w:r>
+      <m:oMath>
+        <m:r>
+          <w:rPr>
+            <w:rFonts w:ascii="Cambria Math"/>
+          </w:rPr>
+          <m:t>ЗП</m:t>
+        </m:r>
+        <m:r>
+          <w:rPr>
+            <w:rFonts w:ascii="Cambria Math"/>
+          </w:rPr>
+          <m:t>=</m:t>
+        </m:r>
+        <m:r>
+          <w:rPr>
+            <w:rFonts w:ascii="Cambria Math"/>
+          </w:rPr>
+          <m:t>ОЗП</m:t>
+        </m:r>
+        <m:r>
+          <w:rPr>
+            <w:rFonts w:ascii="Cambria Math"/>
+          </w:rPr>
+          <m:t>+</m:t>
+        </m:r>
+        <m:r>
+          <w:rPr>
+            <w:rFonts w:ascii="Cambria Math"/>
+          </w:rPr>
+          <m:t>ДЗП</m:t>
+        </m:r>
+      </m:oMath>
       <w:r>
         <w:t>,</w:t>
       </w:r>
@@ -12804,17 +13997,38 @@
       <w:r>
         <w:tab/>
       </w:r>
-      <w:r>
-        <w:rPr>
-          <w:position w:val="-6"/>
-        </w:rPr>
-        <w:object w:dxaOrig="2220" w:dyaOrig="279" w14:anchorId="4EB49E3B">
-          <v:shape id="_x0000_i1041" type="#_x0000_t75" style="width:110.8pt;height:14.4pt" o:ole="">
-            <v:imagedata r:id="rId44" o:title=""/>
-          </v:shape>
-          <o:OLEObject Type="Embed" ProgID="Equation.3" ShapeID="_x0000_i1041" DrawAspect="Content" ObjectID="_1746350740" r:id="rId45"/>
-        </w:object>
-      </w:r>
+      <m:oMath>
+        <m:r>
+          <w:rPr>
+            <w:rFonts w:ascii="Cambria Math"/>
+          </w:rPr>
+          <m:t>ОЗП</m:t>
+        </m:r>
+        <m:r>
+          <w:rPr>
+            <w:rFonts w:ascii="Cambria Math"/>
+          </w:rPr>
+          <m:t>=</m:t>
+        </m:r>
+        <m:r>
+          <w:rPr>
+            <w:rFonts w:ascii="Cambria Math"/>
+          </w:rPr>
+          <m:t>ОкЗП</m:t>
+        </m:r>
+        <m:r>
+          <w:rPr>
+            <w:rFonts w:ascii="Cambria Math"/>
+          </w:rPr>
+          <m:t>+</m:t>
+        </m:r>
+        <m:r>
+          <w:rPr>
+            <w:rFonts w:ascii="Cambria Math"/>
+          </w:rPr>
+          <m:t>СдЗП</m:t>
+        </m:r>
+      </m:oMath>
       <w:r>
         <w:t>,</w:t>
       </w:r>
@@ -12955,17 +14169,93 @@
       <w:r>
         <w:tab/>
       </w:r>
-      <w:r>
-        <w:rPr>
-          <w:position w:val="-28"/>
-        </w:rPr>
-        <w:object w:dxaOrig="1860" w:dyaOrig="680" w14:anchorId="02272729">
-          <v:shape id="_x0000_i1042" type="#_x0000_t75" style="width:93.3pt;height:34.45pt" o:ole="">
-            <v:imagedata r:id="rId46" o:title=""/>
-          </v:shape>
-          <o:OLEObject Type="Embed" ProgID="Equation.3" ShapeID="_x0000_i1042" DrawAspect="Content" ObjectID="_1746350741" r:id="rId47"/>
-        </w:object>
-      </w:r>
+      <m:oMath>
+        <m:r>
+          <w:rPr>
+            <w:rFonts w:ascii="Cambria Math"/>
+          </w:rPr>
+          <m:t>ОкЗП</m:t>
+        </m:r>
+        <m:r>
+          <w:rPr>
+            <w:rFonts w:ascii="Cambria Math"/>
+          </w:rPr>
+          <m:t>=</m:t>
+        </m:r>
+        <m:nary>
+          <m:naryPr>
+            <m:chr m:val="∑"/>
+            <m:ctrlPr>
+              <w:rPr>
+                <w:rFonts w:ascii="Cambria Math"/>
+                <w:i/>
+              </w:rPr>
+            </m:ctrlPr>
+          </m:naryPr>
+          <m:sub>
+            <m:r>
+              <w:rPr>
+                <w:rFonts w:ascii="Cambria Math"/>
+              </w:rPr>
+              <m:t>i=1</m:t>
+            </m:r>
+          </m:sub>
+          <m:sup>
+            <m:r>
+              <w:rPr>
+                <w:rFonts w:ascii="Cambria Math"/>
+              </w:rPr>
+              <m:t>N1</m:t>
+            </m:r>
+          </m:sup>
+          <m:e>
+            <m:r>
+              <w:rPr>
+                <w:rFonts w:ascii="Cambria Math"/>
+              </w:rPr>
+              <m:t>ОкЗ</m:t>
+            </m:r>
+            <m:sSub>
+              <m:sSubPr>
+                <m:ctrlPr>
+                  <w:rPr>
+                    <w:rFonts w:ascii="Cambria Math" w:hAnsi="Cambria Math"/>
+                    <w:i/>
+                  </w:rPr>
+                </m:ctrlPr>
+              </m:sSubPr>
+              <m:e>
+                <m:r>
+                  <w:rPr>
+                    <w:rFonts w:ascii="Cambria Math"/>
+                  </w:rPr>
+                  <m:t>П</m:t>
+                </m:r>
+              </m:e>
+              <m:sub>
+                <m:r>
+                  <w:rPr>
+                    <w:rFonts w:ascii="Cambria Math"/>
+                  </w:rPr>
+                  <m:t>i</m:t>
+                </m:r>
+                <m:ctrlPr>
+                  <w:rPr>
+                    <w:rFonts w:ascii="Cambria Math"/>
+                    <w:i/>
+                  </w:rPr>
+                </m:ctrlPr>
+              </m:sub>
+            </m:sSub>
+            <m:ctrlPr>
+              <w:rPr>
+                <w:rFonts w:ascii="Cambria Math" w:hAnsi="Cambria Math"/>
+                <w:i/>
+              </w:rPr>
+            </m:ctrlPr>
+          </m:e>
+        </m:nary>
+      </m:oMath>
       <w:r>
         <w:t>,</w:t>
       </w:r>
@@ -13388,8 +14678,9 @@
                 <w:color w:val="000000"/>
                 <w:sz w:val="26"/>
                 <w:szCs w:val="26"/>
-              </w:rPr>
-              <w:t>5</w:t>
+                <w:lang w:val="en-US"/>
+              </w:rPr>
+              <w:t>6</w:t>
             </w:r>
             <w:r>
               <w:rPr>
@@ -13495,6 +14786,200 @@
                 <w:szCs w:val="26"/>
               </w:rPr>
               <w:t>40</w:t>
+            </w:r>
+          </w:p>
+        </w:tc>
+      </w:tr>
+      <w:tr>
+        <w:tc>
+          <w:tcPr>
+            <w:tcW w:w="595" w:type="dxa"/>
+            <w:tcBorders>
+              <w:top w:val="single" w:sz="4" w:space="0" w:color="auto"/>
+              <w:left w:val="single" w:sz="4" w:space="0" w:color="auto"/>
+              <w:bottom w:val="single" w:sz="4" w:space="0" w:color="auto"/>
+              <w:right w:val="single" w:sz="4" w:space="0" w:color="auto"/>
+            </w:tcBorders>
+            <w:tcMar>
+              <w:top w:w="0" w:type="dxa"/>
+              <w:left w:w="28" w:type="dxa"/>
+              <w:bottom w:w="0" w:type="dxa"/>
+              <w:right w:w="28" w:type="dxa"/>
+            </w:tcMar>
+          </w:tcPr>
+          <w:p>
+            <w:pPr>
+              <w:pStyle w:val="a0"/>
+              <w:spacing w:line="240" w:lineRule="auto"/>
+              <w:ind w:left="0" w:right="0" w:firstLine="0"/>
+              <w:jc w:val="center"/>
+              <w:rPr>
+                <w:sz w:val="26"/>
+                <w:szCs w:val="26"/>
+              </w:rPr>
+            </w:pPr>
+            <w:r>
+              <w:rPr>
+                <w:sz w:val="26"/>
+                <w:szCs w:val="26"/>
+              </w:rPr>
+              <w:t>2</w:t>
+            </w:r>
+          </w:p>
+        </w:tc>
+        <w:tc>
+          <w:tcPr>
+            <w:tcW w:w="3237" w:type="dxa"/>
+            <w:tcBorders>
+              <w:top w:val="single" w:sz="4" w:space="0" w:color="auto"/>
+              <w:left w:val="single" w:sz="4" w:space="0" w:color="auto"/>
+              <w:bottom w:val="single" w:sz="4" w:space="0" w:color="auto"/>
+              <w:right w:val="single" w:sz="4" w:space="0" w:color="auto"/>
+            </w:tcBorders>
+            <w:tcMar>
+              <w:top w:w="0" w:type="dxa"/>
+              <w:left w:w="28" w:type="dxa"/>
+              <w:bottom w:w="0" w:type="dxa"/>
+              <w:right w:w="28" w:type="dxa"/>
+            </w:tcMar>
+            <w:vAlign w:val="center"/>
+          </w:tcPr>
+          <w:p>
+            <w:pPr>
+              <w:pStyle w:val="a0"/>
+              <w:spacing w:line="240" w:lineRule="auto"/>
+              <w:ind w:left="0" w:right="0" w:firstLine="0"/>
+              <w:jc w:val="left"/>
+              <w:rPr>
+                <w:sz w:val="26"/>
+                <w:szCs w:val="26"/>
+                <w:lang w:val="ru-RU"/>
+              </w:rPr>
+            </w:pPr>
+            <w:r>
+              <w:rPr>
+                <w:sz w:val="26"/>
+                <w:szCs w:val="26"/>
+              </w:rPr>
+              <w:t>Дизайнер интерфейса</w:t>
+            </w:r>
+          </w:p>
+        </w:tc>
+        <w:tc>
+          <w:tcPr>
+            <w:tcW w:w="1916" w:type="dxa"/>
+            <w:tcBorders>
+              <w:top w:val="single" w:sz="4" w:space="0" w:color="auto"/>
+              <w:left w:val="single" w:sz="4" w:space="0" w:color="auto"/>
+              <w:bottom w:val="single" w:sz="4" w:space="0" w:color="auto"/>
+              <w:right w:val="single" w:sz="4" w:space="0" w:color="auto"/>
+            </w:tcBorders>
+            <w:tcMar>
+              <w:top w:w="0" w:type="dxa"/>
+              <w:left w:w="28" w:type="dxa"/>
+              <w:bottom w:w="0" w:type="dxa"/>
+              <w:right w:w="28" w:type="dxa"/>
+            </w:tcMar>
+          </w:tcPr>
+          <w:p>
+            <w:pPr>
+              <w:pStyle w:val="a0"/>
+              <w:spacing w:line="240" w:lineRule="auto"/>
+              <w:ind w:left="0" w:right="0" w:firstLine="0"/>
+              <w:jc w:val="right"/>
+              <w:rPr>
+                <w:sz w:val="26"/>
+                <w:szCs w:val="26"/>
+              </w:rPr>
+            </w:pPr>
+            <w:r>
+              <w:rPr>
+                <w:color w:val="000000"/>
+                <w:sz w:val="26"/>
+                <w:szCs w:val="26"/>
+              </w:rPr>
+              <w:t>2</w:t>
+            </w:r>
+            <w:r>
+              <w:rPr>
+                <w:color w:val="000000"/>
+                <w:sz w:val="26"/>
+                <w:szCs w:val="26"/>
+              </w:rPr>
+              <w:t>0 000,00</w:t>
+            </w:r>
+          </w:p>
+        </w:tc>
+        <w:tc>
+          <w:tcPr>
+            <w:tcW w:w="1916" w:type="dxa"/>
+            <w:tcBorders>
+              <w:top w:val="single" w:sz="4" w:space="0" w:color="auto"/>
+              <w:left w:val="single" w:sz="4" w:space="0" w:color="auto"/>
+              <w:bottom w:val="single" w:sz="4" w:space="0" w:color="auto"/>
+              <w:right w:val="single" w:sz="4" w:space="0" w:color="auto"/>
+            </w:tcBorders>
+            <w:tcMar>
+              <w:top w:w="0" w:type="dxa"/>
+              <w:left w:w="28" w:type="dxa"/>
+              <w:bottom w:w="0" w:type="dxa"/>
+              <w:right w:w="28" w:type="dxa"/>
+            </w:tcMar>
+            <w:vAlign w:val="center"/>
+          </w:tcPr>
+          <w:p>
+            <w:pPr>
+              <w:pStyle w:val="a0"/>
+              <w:spacing w:line="240" w:lineRule="auto"/>
+              <w:ind w:left="0" w:right="0" w:firstLine="0"/>
+              <w:jc w:val="center"/>
+              <w:rPr>
+                <w:sz w:val="26"/>
+                <w:szCs w:val="26"/>
+              </w:rPr>
+            </w:pPr>
+            <w:r>
+              <w:rPr>
+                <w:sz w:val="26"/>
+                <w:szCs w:val="26"/>
+              </w:rPr>
+              <w:t>31</w:t>
+            </w:r>
+          </w:p>
+        </w:tc>
+        <w:tc>
+          <w:tcPr>
+            <w:tcW w:w="2188" w:type="dxa"/>
+            <w:tcBorders>
+              <w:top w:val="single" w:sz="4" w:space="0" w:color="auto"/>
+              <w:left w:val="single" w:sz="4" w:space="0" w:color="auto"/>
+              <w:bottom w:val="single" w:sz="4" w:space="0" w:color="auto"/>
+              <w:right w:val="single" w:sz="4" w:space="0" w:color="auto"/>
+            </w:tcBorders>
+            <w:tcMar>
+              <w:top w:w="0" w:type="dxa"/>
+              <w:left w:w="28" w:type="dxa"/>
+              <w:bottom w:w="0" w:type="dxa"/>
+              <w:right w:w="28" w:type="dxa"/>
+            </w:tcMar>
+          </w:tcPr>
+          <w:p>
+            <w:pPr>
+              <w:pStyle w:val="a0"/>
+              <w:spacing w:line="240" w:lineRule="auto"/>
+              <w:ind w:left="0" w:right="0" w:firstLine="0"/>
+              <w:jc w:val="right"/>
+              <w:rPr>
+                <w:sz w:val="26"/>
+                <w:szCs w:val="26"/>
+              </w:rPr>
+            </w:pPr>
+            <w:r>
+              <w:rPr>
+                <w:sz w:val="26"/>
+                <w:szCs w:val="26"/>
+              </w:rPr>
+              <w:t>30 392,15</w:t>
             </w:r>
           </w:p>
         </w:tc>
@@ -13662,7 +15147,7 @@
                 <w:sz w:val="26"/>
                 <w:szCs w:val="26"/>
               </w:rPr>
-              <w:t>75</w:t>
+              <w:t>106</w:t>
             </w:r>
             <w:r>
               <w:rPr>
@@ -13676,7 +15161,7 @@
                 <w:sz w:val="26"/>
                 <w:szCs w:val="26"/>
               </w:rPr>
-              <w:t>980</w:t>
+              <w:t>372</w:t>
             </w:r>
             <w:r>
               <w:rPr>
@@ -13690,7 +15175,7 @@
                 <w:sz w:val="26"/>
                 <w:szCs w:val="26"/>
               </w:rPr>
-              <w:t>40</w:t>
+              <w:t>55</w:t>
             </w:r>
           </w:p>
         </w:tc>
@@ -13794,17 +15279,134 @@
       <w:r>
         <w:tab/>
       </w:r>
-      <w:r>
-        <w:rPr>
-          <w:position w:val="-12"/>
-        </w:rPr>
-        <w:object w:dxaOrig="2340" w:dyaOrig="360" w14:anchorId="33160EB0">
-          <v:shape id="_x0000_i1043" type="#_x0000_t75" style="width:117.1pt;height:18.8pt" o:ole="">
-            <v:imagedata r:id="rId48" o:title=""/>
-          </v:shape>
-          <o:OLEObject Type="Embed" ProgID="Equation.3" ShapeID="_x0000_i1043" DrawAspect="Content" ObjectID="_1746350742" r:id="rId49"/>
-        </w:object>
-      </w:r>
+      <m:oMath>
+        <m:r>
+          <w:rPr>
+            <w:rFonts w:ascii="Cambria Math"/>
+          </w:rPr>
+          <m:t>ОкЗ</m:t>
+        </m:r>
+        <m:sSub>
+          <m:sSubPr>
+            <m:ctrlPr>
+              <w:rPr>
+                <w:rFonts w:ascii="Cambria Math" w:hAnsi="Cambria Math"/>
+                <w:i/>
+              </w:rPr>
+            </m:ctrlPr>
+          </m:sSubPr>
+          <m:e>
+            <m:r>
+              <w:rPr>
+                <w:rFonts w:ascii="Cambria Math"/>
+              </w:rPr>
+              <m:t>П</m:t>
+            </m:r>
+          </m:e>
+          <m:sub>
+            <m:r>
+              <w:rPr>
+                <w:rFonts w:ascii="Cambria Math"/>
+              </w:rPr>
+              <m:t>i</m:t>
+            </m:r>
+            <m:ctrlPr>
+              <w:rPr>
+                <w:rFonts w:ascii="Cambria Math"/>
+                <w:i/>
+              </w:rPr>
+            </m:ctrlPr>
+          </m:sub>
+        </m:sSub>
+        <m:r>
+          <w:rPr>
+            <w:rFonts w:ascii="Cambria Math"/>
+          </w:rPr>
+          <m:t>=</m:t>
+        </m:r>
+        <m:sSub>
+          <m:sSubPr>
+            <m:ctrlPr>
+              <w:rPr>
+                <w:rFonts w:ascii="Cambria Math" w:hAnsi="Cambria Math"/>
+                <w:i/>
+              </w:rPr>
+            </m:ctrlPr>
+          </m:sSubPr>
+          <m:e>
+            <m:r>
+              <w:rPr>
+                <w:rFonts w:ascii="Cambria Math"/>
+              </w:rPr>
+              <m:t>О</m:t>
+            </m:r>
+          </m:e>
+          <m:sub>
+            <m:r>
+              <w:rPr>
+                <w:rFonts w:ascii="Cambria Math"/>
+              </w:rPr>
+              <m:t>i</m:t>
+            </m:r>
+            <m:ctrlPr>
+              <w:rPr>
+                <w:rFonts w:ascii="Cambria Math"/>
+                <w:i/>
+              </w:rPr>
+            </m:ctrlPr>
+          </m:sub>
+        </m:sSub>
+        <m:r>
+          <w:rPr>
+            <w:rFonts w:ascii="Cambria Math" w:hAnsi="Cambria Math" w:cs="Cambria Math"/>
+          </w:rPr>
+          <m:t>⋅</m:t>
+        </m:r>
+        <m:r>
+          <w:rPr>
+            <w:rFonts w:ascii="Cambria Math"/>
+          </w:rPr>
+          <m:t>К</m:t>
+        </m:r>
+        <m:sSub>
+          <m:sSubPr>
+            <m:ctrlPr>
+              <w:rPr>
+                <w:rFonts w:ascii="Cambria Math" w:hAnsi="Cambria Math"/>
+                <w:i/>
+              </w:rPr>
+            </m:ctrlPr>
+          </m:sSubPr>
+          <m:e>
+            <m:r>
+              <w:rPr>
+                <w:rFonts w:ascii="Cambria Math"/>
+              </w:rPr>
+              <m:t>С</m:t>
+            </m:r>
+          </m:e>
+          <m:sub>
+            <m:r>
+              <w:rPr>
+                <w:rFonts w:ascii="Cambria Math"/>
+              </w:rPr>
+              <m:t>i</m:t>
+            </m:r>
+            <m:ctrlPr>
+              <w:rPr>
+                <w:rFonts w:ascii="Cambria Math"/>
+                <w:i/>
+              </w:rPr>
+            </m:ctrlPr>
+          </m:sub>
+        </m:sSub>
+        <m:r>
+          <w:rPr>
+            <w:rFonts w:ascii="Cambria Math"/>
+          </w:rPr>
+          <m:t>/20,4</m:t>
+        </m:r>
+      </m:oMath>
       <w:r>
         <w:t>,</w:t>
       </w:r>
@@ -13969,17 +15571,32 @@
       <w:r>
         <w:tab/>
       </w:r>
-      <w:r>
-        <w:rPr>
-          <w:position w:val="-10"/>
-        </w:rPr>
-        <w:object w:dxaOrig="2240" w:dyaOrig="320" w14:anchorId="703E31A8">
-          <v:shape id="_x0000_i1044" type="#_x0000_t75" style="width:116.45pt;height:15.65pt" o:ole="">
-            <v:imagedata r:id="rId50" o:title=""/>
-          </v:shape>
-          <o:OLEObject Type="Embed" ProgID="Equation.3" ShapeID="_x0000_i1044" DrawAspect="Content" ObjectID="_1746350743" r:id="rId51"/>
-        </w:object>
-      </w:r>
+      <m:oMath>
+        <m:r>
+          <w:rPr>
+            <w:rFonts w:ascii="Cambria Math"/>
+          </w:rPr>
+          <m:t>ОкЗП</m:t>
+        </m:r>
+        <m:r>
+          <w:rPr>
+            <w:rFonts w:ascii="Cambria Math"/>
+          </w:rPr>
+          <m:t>=106372,55</m:t>
+        </m:r>
+        <m:r>
+          <w:rPr>
+            <w:rFonts w:ascii="Cambria Math"/>
+          </w:rPr>
+          <m:t>руб</m:t>
+        </m:r>
+        <m:r>
+          <w:rPr>
+            <w:rFonts w:ascii="Cambria Math"/>
+          </w:rPr>
+          <m:t>.</m:t>
+        </m:r>
+      </m:oMath>
     </w:p>
     <w:p>
       <w:pPr>
@@ -14030,17 +15647,15 @@
         </w:rPr>
         <w:t xml:space="preserve">, </w:t>
       </w:r>
-      <w:r>
-        <w:rPr>
-          <w:position w:val="-6"/>
-        </w:rPr>
-        <w:object w:dxaOrig="660" w:dyaOrig="279" w14:anchorId="1D03E1F6">
-          <v:shape id="_x0000_i1045" type="#_x0000_t75" style="width:33.2pt;height:14.4pt" o:ole="">
-            <v:imagedata r:id="rId52" o:title=""/>
-          </v:shape>
-          <o:OLEObject Type="Embed" ProgID="Equation.3" ShapeID="_x0000_i1045" DrawAspect="Content" ObjectID="_1746350744" r:id="rId53"/>
-        </w:object>
-      </w:r>
+      <m:oMath>
+        <m:r>
+          <w:rPr>
+            <w:rFonts w:ascii="Cambria Math"/>
+            <w:lang w:val="ru-RU"/>
+          </w:rPr>
+          <m:t>СдЗП</m:t>
+        </m:r>
+      </m:oMath>
       <w:r>
         <w:rPr>
           <w:lang w:val="ru-RU"/>
@@ -14085,17 +15700,61 @@
       <w:r>
         <w:tab/>
       </w:r>
-      <w:r>
-        <w:rPr>
-          <w:position w:val="-28"/>
-        </w:rPr>
-        <w:object w:dxaOrig="1840" w:dyaOrig="680" w14:anchorId="39004B72">
-          <v:shape id="_x0000_i1046" type="#_x0000_t75" style="width:93.3pt;height:33.8pt" o:ole="">
-            <v:imagedata r:id="rId54" o:title=""/>
-          </v:shape>
-          <o:OLEObject Type="Embed" ProgID="Equation.3" ShapeID="_x0000_i1046" DrawAspect="Content" ObjectID="_1746350745" r:id="rId55"/>
-        </w:object>
-      </w:r>
+      <m:oMath>
+        <m:r>
+          <w:rPr>
+            <w:rFonts w:ascii="Cambria Math"/>
+          </w:rPr>
+          <m:t>СдЗП</m:t>
+        </m:r>
+        <m:r>
+          <w:rPr>
+            <w:rFonts w:ascii="Cambria Math"/>
+          </w:rPr>
+          <m:t>=</m:t>
+        </m:r>
+        <m:nary>
+          <m:naryPr>
+            <m:chr m:val="∑"/>
+            <m:ctrlPr>
+              <w:rPr>
+                <w:rFonts w:ascii="Cambria Math"/>
+                <w:i/>
+              </w:rPr>
+            </m:ctrlPr>
+          </m:naryPr>
+          <m:sub>
+            <m:r>
+              <w:rPr>
+                <w:rFonts w:ascii="Cambria Math"/>
+              </w:rPr>
+              <m:t>i=1</m:t>
+            </m:r>
+          </m:sub>
+          <m:sup>
+            <m:r>
+              <w:rPr>
+                <w:rFonts w:ascii="Cambria Math"/>
+              </w:rPr>
+              <m:t>N2</m:t>
+            </m:r>
+          </m:sup>
+          <m:e>
+            <m:r>
+              <w:rPr>
+                <w:rFonts w:ascii="Cambria Math"/>
+              </w:rPr>
+              <m:t>СдЗП</m:t>
+            </m:r>
+            <m:r>
+              <w:rPr>
+                <w:rFonts w:ascii="Cambria Math"/>
+              </w:rPr>
+              <m:t>i</m:t>
+            </m:r>
+          </m:e>
+        </m:nary>
+      </m:oMath>
       <w:r>
         <w:t>,</w:t>
       </w:r>
@@ -14285,18 +15944,101 @@
           <w:lang w:val="ru-RU"/>
         </w:rPr>
       </w:pPr>
-      <w:r>
-        <w:rPr>
-          <w:position w:val="-10"/>
-          <w:lang w:val="ru-RU"/>
-        </w:rPr>
-        <w:object w:dxaOrig="3580" w:dyaOrig="320" w14:anchorId="5B5B2D47">
-          <v:shape id="_x0000_i1047" type="#_x0000_t75" style="width:180.3pt;height:15.65pt" o:ole="">
-            <v:imagedata r:id="rId56" o:title=""/>
-          </v:shape>
-          <o:OLEObject Type="Embed" ProgID="Equation.3" ShapeID="_x0000_i1047" DrawAspect="Content" ObjectID="_1746350746" r:id="rId57"/>
-        </w:object>
-      </w:r>
+      <m:oMathPara>
+        <m:oMath>
+          <m:r>
+            <w:rPr>
+              <w:rFonts w:ascii="Cambria Math"/>
+              <w:lang w:val="ru-RU"/>
+            </w:rPr>
+            <m:t>ОЗП</m:t>
+          </m:r>
+          <m:r>
+            <w:rPr>
+              <w:rFonts w:ascii="Cambria Math"/>
+              <w:lang w:val="ru-RU"/>
+            </w:rPr>
+            <m:t>=</m:t>
+          </m:r>
+          <m:r>
+            <w:rPr>
+              <w:rFonts w:ascii="Cambria Math"/>
+              <w:lang w:val="ru-RU"/>
+            </w:rPr>
+            <m:t>106372</m:t>
+          </m:r>
+          <m:r>
+            <w:rPr>
+              <w:rFonts w:ascii="Cambria Math"/>
+              <w:lang w:val="ru-RU"/>
+            </w:rPr>
+            <m:t>,</m:t>
+          </m:r>
+          <m:r>
+            <w:rPr>
+              <w:rFonts w:ascii="Cambria Math"/>
+              <w:lang w:val="ru-RU"/>
+            </w:rPr>
+            <m:t>55</m:t>
+          </m:r>
+          <m:r>
+            <w:rPr>
+              <w:rFonts w:ascii="Cambria Math"/>
+              <w:lang w:val="ru-RU"/>
+            </w:rPr>
+            <m:t>+</m:t>
+          </m:r>
+          <m:r>
+            <w:rPr>
+              <w:rFonts w:ascii="Cambria Math"/>
+              <w:lang w:val="ru-RU"/>
+            </w:rPr>
+            <m:t>0</m:t>
+          </m:r>
+          <m:r>
+            <w:rPr>
+              <w:rFonts w:ascii="Cambria Math"/>
+              <w:lang w:val="ru-RU"/>
+            </w:rPr>
+            <m:t>=</m:t>
+          </m:r>
+          <m:r>
+            <w:rPr>
+              <w:rFonts w:ascii="Cambria Math"/>
+              <w:lang w:val="ru-RU"/>
+            </w:rPr>
+            <m:t xml:space="preserve"> </m:t>
+          </m:r>
+          <m:r>
+            <w:rPr>
+              <w:rFonts w:ascii="Cambria Math"/>
+              <w:lang w:val="ru-RU"/>
+            </w:rPr>
+            <m:t>106372</m:t>
+          </m:r>
+          <m:r>
+            <w:rPr>
+              <w:rFonts w:ascii="Cambria Math"/>
+              <w:lang w:val="ru-RU"/>
+            </w:rPr>
+            <m:t>,</m:t>
+          </m:r>
+          <m:r>
+            <w:rPr>
+              <w:rFonts w:ascii="Cambria Math"/>
+              <w:lang w:val="ru-RU"/>
+            </w:rPr>
+            <m:t>55</m:t>
+          </m:r>
+          <m:r>
+            <w:rPr>
+              <w:rFonts w:ascii="Cambria Math"/>
+              <w:lang w:val="ru-RU"/>
+            </w:rPr>
+            <m:t>руб</m:t>
+          </m:r>
+        </m:oMath>
+      </m:oMathPara>
     </w:p>
     <w:p>
       <w:pPr>
@@ -14375,20 +16117,66 @@
         <w:pStyle w:val="a9"/>
       </w:pPr>
       <w:r>
-        <w:lastRenderedPageBreak/>
         <w:tab/>
       </w:r>
-      <w:r>
-        <w:rPr>
-          <w:position w:val="-14"/>
-        </w:rPr>
-        <w:object w:dxaOrig="2439" w:dyaOrig="380" w14:anchorId="53E4E6F7">
-          <v:shape id="_x0000_i1048" type="#_x0000_t75" style="width:122.1pt;height:18.8pt" o:ole="">
-            <v:imagedata r:id="rId58" o:title=""/>
-          </v:shape>
-          <o:OLEObject Type="Embed" ProgID="Equation.3" ShapeID="_x0000_i1048" DrawAspect="Content" ObjectID="_1746350747" r:id="rId59"/>
-        </w:object>
-      </w:r>
+      <m:oMath>
+        <m:r>
+          <w:rPr>
+            <w:rFonts w:ascii="Cambria Math"/>
+          </w:rPr>
+          <m:t>ДЗП</m:t>
+        </m:r>
+        <m:r>
+          <w:rPr>
+            <w:rFonts w:ascii="Cambria Math"/>
+          </w:rPr>
+          <m:t>=</m:t>
+        </m:r>
+        <m:r>
+          <w:rPr>
+            <w:rFonts w:ascii="Cambria Math"/>
+          </w:rPr>
+          <m:t>ОЗП</m:t>
+        </m:r>
+        <m:r>
+          <w:rPr>
+            <w:rFonts w:ascii="Cambria Math" w:hAnsi="Cambria Math" w:cs="Cambria Math"/>
+          </w:rPr>
+          <m:t>⋅</m:t>
+        </m:r>
+        <m:sSub>
+          <m:sSubPr>
+            <m:ctrlPr>
+              <w:rPr>
+                <w:rFonts w:ascii="Cambria Math" w:hAnsi="Cambria Math"/>
+                <w:i/>
+              </w:rPr>
+            </m:ctrlPr>
+          </m:sSubPr>
+          <m:e>
+            <m:r>
+              <w:rPr>
+                <w:rFonts w:ascii="Cambria Math"/>
+              </w:rPr>
+              <m:t>К</m:t>
+            </m:r>
+          </m:e>
+          <m:sub>
+            <m:r>
+              <w:rPr>
+                <w:rFonts w:ascii="Cambria Math"/>
+              </w:rPr>
+              <m:t>ДЗП</m:t>
+            </m:r>
+          </m:sub>
+        </m:sSub>
+        <m:r>
+          <w:rPr>
+            <w:rFonts w:ascii="Cambria Math"/>
+          </w:rPr>
+          <m:t>/100</m:t>
+        </m:r>
+      </m:oMath>
       <w:r>
         <w:t>,</w:t>
       </w:r>
@@ -14408,6 +16196,7 @@
         <w:pStyle w:val="a4"/>
       </w:pPr>
       <w:r>
+        <w:lastRenderedPageBreak/>
         <w:t>где</w:t>
       </w:r>
       <w:r>
@@ -14517,17 +16306,102 @@
       <w:r>
         <w:tab/>
       </w:r>
-      <w:r>
-        <w:rPr>
-          <w:position w:val="-10"/>
-        </w:rPr>
-        <w:object w:dxaOrig="3560" w:dyaOrig="320" w14:anchorId="0F7D7A55">
-          <v:shape id="_x0000_i1049" type="#_x0000_t75" style="width:179.05pt;height:15.65pt" o:ole="">
-            <v:imagedata r:id="rId60" o:title=""/>
-          </v:shape>
-          <o:OLEObject Type="Embed" ProgID="Equation.3" ShapeID="_x0000_i1049" DrawAspect="Content" ObjectID="_1746350748" r:id="rId61"/>
-        </w:object>
-      </w:r>
+      <m:oMath>
+        <m:r>
+          <w:rPr>
+            <w:rFonts w:ascii="Cambria Math"/>
+          </w:rPr>
+          <m:t>ДЗП</m:t>
+        </m:r>
+        <m:r>
+          <w:rPr>
+            <w:rFonts w:ascii="Cambria Math"/>
+          </w:rPr>
+          <m:t>=</m:t>
+        </m:r>
+        <m:r>
+          <w:rPr>
+            <w:rFonts w:ascii="Cambria Math"/>
+          </w:rPr>
+          <m:t>106372</m:t>
+        </m:r>
+        <m:r>
+          <m:rPr>
+            <m:nor/>
+          </m:rPr>
+          <w:rPr>
+            <w:rFonts w:ascii="Cambria Math"/>
+          </w:rPr>
+          <m:t>,</m:t>
+        </m:r>
+        <m:r>
+          <m:rPr>
+            <m:nor/>
+          </m:rPr>
+          <w:rPr>
+            <w:rFonts w:ascii="Cambria Math"/>
+            <w:lang w:val="en-US"/>
+          </w:rPr>
+          <m:t>55</m:t>
+        </m:r>
+        <m:r>
+          <m:rPr>
+            <m:sty m:val="p"/>
+          </m:rPr>
+          <w:rPr>
+            <w:rFonts w:ascii="Cambria Math" w:hAnsi="Cambria Math" w:cs="Cambria Math"/>
+          </w:rPr>
+          <m:t>⋅</m:t>
+        </m:r>
+        <m:r>
+          <m:rPr>
+            <m:sty m:val="p"/>
+          </m:rPr>
+          <w:rPr>
+            <w:rFonts w:ascii="Cambria Math"/>
+          </w:rPr>
+          <m:t>10/100=</m:t>
+        </m:r>
+        <m:r>
+          <m:rPr>
+            <m:sty m:val="p"/>
+          </m:rPr>
+          <w:rPr>
+            <w:rFonts w:ascii="Cambria Math"/>
+          </w:rPr>
+          <m:t>1</m:t>
+        </m:r>
+        <m:r>
+          <w:rPr>
+            <w:rFonts w:ascii="Cambria Math"/>
+          </w:rPr>
+          <m:t>0637</m:t>
+        </m:r>
+        <m:r>
+          <m:rPr>
+            <m:sty m:val="p"/>
+          </m:rPr>
+          <w:rPr>
+            <w:rFonts w:ascii="Cambria Math"/>
+          </w:rPr>
+          <m:t>,</m:t>
+        </m:r>
+        <m:r>
+          <m:rPr>
+            <m:sty m:val="p"/>
+          </m:rPr>
+          <w:rPr>
+            <w:rFonts w:ascii="Cambria Math"/>
+          </w:rPr>
+          <m:t>2</m:t>
+        </m:r>
+        <m:r>
+          <w:rPr>
+            <w:rFonts w:ascii="Cambria Math"/>
+          </w:rPr>
+          <m:t>5</m:t>
+        </m:r>
+      </m:oMath>
       <w:r>
         <w:tab/>
       </w:r>
@@ -14577,17 +16451,98 @@
       <w:r>
         <w:tab/>
       </w:r>
-      <w:r>
-        <w:rPr>
-          <w:position w:val="-10"/>
-        </w:rPr>
-        <w:object w:dxaOrig="4120" w:dyaOrig="320" w14:anchorId="5BCAD83B">
-          <v:shape id="_x0000_i1050" type="#_x0000_t75" style="width:207.25pt;height:15.65pt" o:ole="">
-            <v:imagedata r:id="rId62" o:title=""/>
-          </v:shape>
-          <o:OLEObject Type="Embed" ProgID="Equation.3" ShapeID="_x0000_i1050" DrawAspect="Content" ObjectID="_1746350749" r:id="rId63"/>
-        </w:object>
-      </w:r>
+      <m:oMath>
+        <m:r>
+          <w:rPr>
+            <w:rFonts w:ascii="Cambria Math"/>
+          </w:rPr>
+          <m:t>ЗП</m:t>
+        </m:r>
+        <m:r>
+          <w:rPr>
+            <w:rFonts w:ascii="Cambria Math"/>
+          </w:rPr>
+          <m:t>=</m:t>
+        </m:r>
+        <m:r>
+          <w:rPr>
+            <w:rFonts w:ascii="Cambria Math"/>
+          </w:rPr>
+          <m:t>106372</m:t>
+        </m:r>
+        <m:r>
+          <w:rPr>
+            <w:rFonts w:ascii="Cambria Math"/>
+          </w:rPr>
+          <m:t>,</m:t>
+        </m:r>
+        <m:r>
+          <w:rPr>
+            <w:rFonts w:ascii="Cambria Math"/>
+          </w:rPr>
+          <m:t>55</m:t>
+        </m:r>
+        <m:r>
+          <w:rPr>
+            <w:rFonts w:ascii="Cambria Math"/>
+          </w:rPr>
+          <m:t>+</m:t>
+        </m:r>
+        <m:r>
+          <w:rPr>
+            <w:rFonts w:ascii="Cambria Math"/>
+          </w:rPr>
+          <m:t>10637</m:t>
+        </m:r>
+        <m:r>
+          <w:rPr>
+            <w:rFonts w:ascii="Cambria Math"/>
+          </w:rPr>
+          <m:t>,</m:t>
+        </m:r>
+        <m:r>
+          <w:rPr>
+            <w:rFonts w:ascii="Cambria Math"/>
+          </w:rPr>
+          <m:t>25</m:t>
+        </m:r>
+        <m:r>
+          <w:rPr>
+            <w:rFonts w:ascii="Cambria Math"/>
+          </w:rPr>
+          <m:t>=</m:t>
+        </m:r>
+        <m:r>
+          <w:rPr>
+            <w:rFonts w:ascii="Cambria Math"/>
+          </w:rPr>
+          <m:t>117009</m:t>
+        </m:r>
+        <m:r>
+          <w:rPr>
+            <w:rFonts w:ascii="Cambria Math"/>
+          </w:rPr>
+          <m:t>,</m:t>
+        </m:r>
+        <m:r>
+          <w:rPr>
+            <w:rFonts w:ascii="Cambria Math"/>
+          </w:rPr>
+          <m:t>80</m:t>
+        </m:r>
+        <m:r>
+          <w:rPr>
+            <w:rFonts w:ascii="Cambria Math"/>
+          </w:rPr>
+          <m:t>руб</m:t>
+        </m:r>
+        <m:r>
+          <w:rPr>
+            <w:rFonts w:ascii="Cambria Math"/>
+          </w:rPr>
+          <m:t>.</m:t>
+        </m:r>
+      </m:oMath>
       <w:r>
         <w:tab/>
       </w:r>
@@ -14714,17 +16669,64 @@
       <w:r>
         <w:tab/>
       </w:r>
-      <w:r>
-        <w:rPr>
-          <w:position w:val="-12"/>
-        </w:rPr>
-        <w:object w:dxaOrig="1939" w:dyaOrig="360" w14:anchorId="0FD648F8">
-          <v:shape id="_x0000_i1051" type="#_x0000_t75" style="width:97.65pt;height:18.8pt" o:ole="">
-            <v:imagedata r:id="rId64" o:title=""/>
-          </v:shape>
-          <o:OLEObject Type="Embed" ProgID="Equation.3" ShapeID="_x0000_i1051" DrawAspect="Content" ObjectID="_1746350750" r:id="rId65"/>
-        </w:object>
-      </w:r>
+      <m:oMath>
+        <m:r>
+          <w:rPr>
+            <w:rFonts w:ascii="Cambria Math"/>
+          </w:rPr>
+          <m:t>СВ</m:t>
+        </m:r>
+        <m:r>
+          <w:rPr>
+            <w:rFonts w:ascii="Cambria Math"/>
+          </w:rPr>
+          <m:t>=</m:t>
+        </m:r>
+        <m:r>
+          <w:rPr>
+            <w:rFonts w:ascii="Cambria Math"/>
+          </w:rPr>
+          <m:t>ЗП</m:t>
+        </m:r>
+        <m:r>
+          <w:rPr>
+            <w:rFonts w:ascii="Cambria Math" w:hAnsi="Cambria Math" w:cs="Cambria Math"/>
+          </w:rPr>
+          <m:t>⋅</m:t>
+        </m:r>
+        <m:sSub>
+          <m:sSubPr>
+            <m:ctrlPr>
+              <w:rPr>
+                <w:rFonts w:ascii="Cambria Math" w:hAnsi="Cambria Math"/>
+                <w:i/>
+              </w:rPr>
+            </m:ctrlPr>
+          </m:sSubPr>
+          <m:e>
+            <m:r>
+              <w:rPr>
+                <w:rFonts w:ascii="Cambria Math"/>
+              </w:rPr>
+              <m:t>С</m:t>
+            </m:r>
+          </m:e>
+          <m:sub>
+            <m:r>
+              <w:rPr>
+                <w:rFonts w:ascii="Cambria Math"/>
+              </w:rPr>
+              <m:t>СВ</m:t>
+            </m:r>
+          </m:sub>
+        </m:sSub>
+        <m:r>
+          <w:rPr>
+            <w:rFonts w:ascii="Cambria Math"/>
+          </w:rPr>
+          <m:t>/100</m:t>
+        </m:r>
+      </m:oMath>
       <w:r>
         <w:t>,</w:t>
       </w:r>
@@ -14756,7 +16758,13 @@
         <w:t xml:space="preserve"> – фонд оплаты труда по проекту, рассчитанный ранее (руб.), составляет </w:t>
       </w:r>
       <w:r>
-        <w:t>83 578,44</w:t>
+        <w:t>117 009</w:t>
+      </w:r>
+      <w:r>
+        <w:t>,</w:t>
+      </w:r>
+      <w:r>
+        <w:t>80</w:t>
       </w:r>
       <w:r>
         <w:t xml:space="preserve"> руб.;</w:t>
@@ -14851,26 +16859,188 @@
         <w:rPr>
           <w:lang w:val="ru-RU"/>
         </w:rPr>
+        <w:t>Подстановкой ука</w:t>
+      </w:r>
+      <w:r>
+        <w:rPr>
+          <w:lang w:val="ru-RU"/>
+        </w:rPr>
+        <w:t>зан</w:t>
+      </w:r>
+      <w:r>
+        <w:rPr>
+          <w:lang w:val="ru-RU"/>
+        </w:rPr>
+        <w:t>ных выше значений в формулу 4.17</w:t>
+      </w:r>
+      <w:r>
+        <w:rPr>
+          <w:lang w:val="ru-RU"/>
+        </w:rPr>
+        <w:t xml:space="preserve"> получено:</w:t>
+      </w:r>
+    </w:p>
+    <w:p>
+      <w:pPr>
+        <w:pStyle w:val="a9"/>
+      </w:pPr>
+      <w:r>
         <w:lastRenderedPageBreak/>
-        <w:t>Подстановкой ука</w:t>
-      </w:r>
-      <w:r>
-        <w:rPr>
-          <w:lang w:val="ru-RU"/>
-        </w:rPr>
-        <w:t>зан</w:t>
-      </w:r>
-      <w:r>
-        <w:rPr>
-          <w:lang w:val="ru-RU"/>
-        </w:rPr>
-        <w:t>ных выше значений в формулу 4.17</w:t>
-      </w:r>
-      <w:r>
-        <w:rPr>
-          <w:lang w:val="ru-RU"/>
-        </w:rPr>
-        <w:t xml:space="preserve"> получено:</w:t>
+        <w:tab/>
+      </w:r>
+      <m:oMath>
+        <m:r>
+          <w:rPr>
+            <w:rFonts w:ascii="Cambria Math"/>
+          </w:rPr>
+          <m:t>СВ</m:t>
+        </m:r>
+        <m:r>
+          <w:rPr>
+            <w:rFonts w:ascii="Cambria Math"/>
+          </w:rPr>
+          <m:t>=</m:t>
+        </m:r>
+        <m:r>
+          <w:rPr>
+            <w:rFonts w:ascii="Cambria Math"/>
+          </w:rPr>
+          <m:t>117009</m:t>
+        </m:r>
+        <m:r>
+          <w:rPr>
+            <w:rFonts w:ascii="Cambria Math"/>
+          </w:rPr>
+          <m:t>,</m:t>
+        </m:r>
+        <m:r>
+          <w:rPr>
+            <w:rFonts w:ascii="Cambria Math"/>
+          </w:rPr>
+          <m:t>80</m:t>
+        </m:r>
+        <m:r>
+          <w:rPr>
+            <w:rFonts w:ascii="Cambria Math" w:hAnsi="Cambria Math" w:cs="Cambria Math"/>
+          </w:rPr>
+          <m:t>⋅</m:t>
+        </m:r>
+        <m:r>
+          <w:rPr>
+            <w:rFonts w:ascii="Cambria Math"/>
+          </w:rPr>
+          <m:t>30/100=</m:t>
+        </m:r>
+        <m:r>
+          <w:rPr>
+            <w:rFonts w:ascii="Cambria Math"/>
+          </w:rPr>
+          <m:t>3</m:t>
+        </m:r>
+        <m:r>
+          <w:rPr>
+            <w:rFonts w:ascii="Cambria Math"/>
+          </w:rPr>
+          <m:t>5</m:t>
+        </m:r>
+        <m:r>
+          <w:rPr>
+            <w:rFonts w:ascii="Cambria Math"/>
+          </w:rPr>
+          <m:t>102</m:t>
+        </m:r>
+        <m:r>
+          <w:rPr>
+            <w:rFonts w:ascii="Cambria Math"/>
+          </w:rPr>
+          <m:t>,</m:t>
+        </m:r>
+        <m:r>
+          <w:rPr>
+            <w:rFonts w:ascii="Cambria Math"/>
+          </w:rPr>
+          <m:t>94</m:t>
+        </m:r>
+        <m:r>
+          <w:rPr>
+            <w:rFonts w:ascii="Cambria Math"/>
+          </w:rPr>
+          <m:t xml:space="preserve"> </m:t>
+        </m:r>
+        <m:r>
+          <w:rPr>
+            <w:rFonts w:ascii="Cambria Math"/>
+          </w:rPr>
+          <m:t>руб</m:t>
+        </m:r>
+        <m:r>
+          <w:rPr>
+            <w:rFonts w:ascii="Cambria Math"/>
+          </w:rPr>
+          <m:t>.</m:t>
+        </m:r>
+      </m:oMath>
+      <w:r>
+        <w:tab/>
+      </w:r>
+    </w:p>
+    <w:p>
+      <w:pPr>
+        <w:pStyle w:val="a0"/>
+        <w:rPr>
+          <w:lang w:val="ru-RU"/>
+        </w:rPr>
+      </w:pPr>
+      <w:r>
+        <w:rPr>
+          <w:lang w:val="ru-RU"/>
+        </w:rPr>
+        <w:t>Следующим этапом сметного расчета является накладные расходы.</w:t>
+      </w:r>
+    </w:p>
+    <w:p>
+      <w:pPr>
+        <w:pStyle w:val="a0"/>
+        <w:rPr>
+          <w:lang w:val="ru-RU"/>
+        </w:rPr>
+      </w:pPr>
+      <w:r>
+        <w:rPr>
+          <w:lang w:val="ru-RU"/>
+        </w:rPr>
+        <w:t xml:space="preserve">В зависимости от размеров предприятия или организации накладные расходы </w:t>
+      </w:r>
+      <w:r>
+        <w:rPr>
+          <w:rStyle w:val="ad"/>
+          <w:lang w:val="ru-RU"/>
+        </w:rPr>
+        <w:t>НР</w:t>
+      </w:r>
+      <w:r>
+        <w:rPr>
+          <w:lang w:val="ru-RU"/>
+        </w:rPr>
+        <w:t>, руб., могут варьироваться в достаточно широком диапазоне. Поэтому в обычной практике в сметных расчетах их принято отражать в процентном отношении к заработной плате основных работников</w:t>
+      </w:r>
+      <w:r>
+        <w:rPr>
+          <w:lang w:val="ru-RU"/>
+        </w:rPr>
+        <w:t>, для расчёта мож</w:t>
+      </w:r>
+      <w:r>
+        <w:rPr>
+          <w:lang w:val="ru-RU"/>
+        </w:rPr>
+        <w:t>но воспользоваться формулой 4.18</w:t>
+      </w:r>
+      <w:r>
+        <w:rPr>
+          <w:lang w:val="ru-RU"/>
+        </w:rPr>
+        <w:t>:</w:t>
       </w:r>
     </w:p>
     <w:p>
@@ -14880,98 +17050,64 @@
       <w:r>
         <w:tab/>
       </w:r>
-      <w:r>
-        <w:rPr>
-          <w:position w:val="-10"/>
-        </w:rPr>
-        <w:object w:dxaOrig="3960" w:dyaOrig="320" w14:anchorId="2ABA1D66">
-          <v:shape id="_x0000_i1052" type="#_x0000_t75" style="width:197.85pt;height:15.65pt" o:ole="">
-            <v:imagedata r:id="rId66" o:title=""/>
-          </v:shape>
-          <o:OLEObject Type="Embed" ProgID="Equation.3" ShapeID="_x0000_i1052" DrawAspect="Content" ObjectID="_1746350751" r:id="rId67"/>
-        </w:object>
-      </w:r>
-      <w:r>
-        <w:tab/>
-      </w:r>
-    </w:p>
-    <w:p>
-      <w:pPr>
-        <w:pStyle w:val="a0"/>
-        <w:rPr>
-          <w:lang w:val="ru-RU"/>
-        </w:rPr>
-      </w:pPr>
-      <w:r>
-        <w:rPr>
-          <w:lang w:val="ru-RU"/>
-        </w:rPr>
-        <w:t>Следующим этапом сметного расчета является накладные расходы.</w:t>
-      </w:r>
-    </w:p>
-    <w:p>
-      <w:pPr>
-        <w:pStyle w:val="a0"/>
-        <w:rPr>
-          <w:lang w:val="ru-RU"/>
-        </w:rPr>
-      </w:pPr>
-      <w:r>
-        <w:rPr>
-          <w:lang w:val="ru-RU"/>
-        </w:rPr>
-        <w:t xml:space="preserve">В зависимости от размеров предприятия или организации накладные расходы </w:t>
-      </w:r>
-      <w:r>
-        <w:rPr>
-          <w:rStyle w:val="ad"/>
-          <w:lang w:val="ru-RU"/>
-        </w:rPr>
-        <w:t>НР</w:t>
-      </w:r>
-      <w:r>
-        <w:rPr>
-          <w:lang w:val="ru-RU"/>
-        </w:rPr>
-        <w:t>, руб., могут варьироваться в достаточно широком диапазоне. Поэтому в обычной практике в сметных расчетах их принято отражать в процентном отношении к заработной плате основных работников</w:t>
-      </w:r>
-      <w:r>
-        <w:rPr>
-          <w:lang w:val="ru-RU"/>
-        </w:rPr>
-        <w:t>, для расчёта мож</w:t>
-      </w:r>
-      <w:r>
-        <w:rPr>
-          <w:lang w:val="ru-RU"/>
-        </w:rPr>
-        <w:t>но воспользоваться формулой 4.18</w:t>
-      </w:r>
-      <w:r>
-        <w:rPr>
-          <w:lang w:val="ru-RU"/>
-        </w:rPr>
-        <w:t>:</w:t>
-      </w:r>
-    </w:p>
-    <w:p>
-      <w:pPr>
-        <w:pStyle w:val="a9"/>
-      </w:pPr>
-      <w:r>
-        <w:tab/>
-      </w:r>
-      <w:r>
-        <w:rPr>
-          <w:position w:val="-10"/>
-        </w:rPr>
-        <w:object w:dxaOrig="1979" w:dyaOrig="340" w14:anchorId="41069A96">
-          <v:shape id="_x0000_i1053" type="#_x0000_t75" style="width:98.9pt;height:17.55pt" o:ole="">
-            <v:imagedata r:id="rId68" o:title=""/>
-          </v:shape>
-          <o:OLEObject Type="Embed" ProgID="Equation.3" ShapeID="_x0000_i1053" DrawAspect="Content" ObjectID="_1746350752" r:id="rId69"/>
-        </w:object>
-      </w:r>
+      <m:oMath>
+        <m:r>
+          <w:rPr>
+            <w:rFonts w:ascii="Cambria Math"/>
+          </w:rPr>
+          <m:t>НР</m:t>
+        </m:r>
+        <m:r>
+          <w:rPr>
+            <w:rFonts w:ascii="Cambria Math"/>
+          </w:rPr>
+          <m:t>=</m:t>
+        </m:r>
+        <m:r>
+          <w:rPr>
+            <w:rFonts w:ascii="Cambria Math"/>
+          </w:rPr>
+          <m:t>ЗП</m:t>
+        </m:r>
+        <m:r>
+          <w:rPr>
+            <w:rFonts w:ascii="Cambria Math" w:hAnsi="Cambria Math" w:cs="Cambria Math"/>
+          </w:rPr>
+          <m:t>⋅</m:t>
+        </m:r>
+        <m:sSub>
+          <m:sSubPr>
+            <m:ctrlPr>
+              <w:rPr>
+                <w:rFonts w:ascii="Cambria Math" w:hAnsi="Cambria Math"/>
+                <w:i/>
+              </w:rPr>
+            </m:ctrlPr>
+          </m:sSubPr>
+          <m:e>
+            <m:r>
+              <w:rPr>
+                <w:rFonts w:ascii="Cambria Math"/>
+              </w:rPr>
+              <m:t>С</m:t>
+            </m:r>
+          </m:e>
+          <m:sub>
+            <m:r>
+              <w:rPr>
+                <w:rFonts w:ascii="Cambria Math"/>
+              </w:rPr>
+              <m:t>НР</m:t>
+            </m:r>
+          </m:sub>
+        </m:sSub>
+        <m:r>
+          <w:rPr>
+            <w:rFonts w:ascii="Cambria Math"/>
+          </w:rPr>
+          <m:t>/100</m:t>
+        </m:r>
+      </m:oMath>
       <w:r>
         <w:t>,</w:t>
       </w:r>
@@ -15116,17 +17252,80 @@
       <w:r>
         <w:tab/>
       </w:r>
-      <w:r>
-        <w:rPr>
-          <w:position w:val="-10"/>
-        </w:rPr>
-        <w:object w:dxaOrig="3879" w:dyaOrig="320" w14:anchorId="35653FBD">
-          <v:shape id="_x0000_i1054" type="#_x0000_t75" style="width:194.1pt;height:15.65pt" o:ole="">
-            <v:imagedata r:id="rId70" o:title=""/>
-          </v:shape>
-          <o:OLEObject Type="Embed" ProgID="Equation.3" ShapeID="_x0000_i1054" DrawAspect="Content" ObjectID="_1746350753" r:id="rId71"/>
-        </w:object>
-      </w:r>
+      <m:oMath>
+        <m:r>
+          <w:rPr>
+            <w:rFonts w:ascii="Cambria Math"/>
+          </w:rPr>
+          <m:t>НР</m:t>
+        </m:r>
+        <m:r>
+          <w:rPr>
+            <w:rFonts w:ascii="Cambria Math"/>
+          </w:rPr>
+          <m:t>=</m:t>
+        </m:r>
+        <m:r>
+          <w:rPr>
+            <w:rFonts w:ascii="Cambria Math"/>
+          </w:rPr>
+          <m:t>117009</m:t>
+        </m:r>
+        <m:r>
+          <w:rPr>
+            <w:rFonts w:ascii="Cambria Math"/>
+          </w:rPr>
+          <m:t>,</m:t>
+        </m:r>
+        <m:r>
+          <w:rPr>
+            <w:rFonts w:ascii="Cambria Math"/>
+          </w:rPr>
+          <m:t>80</m:t>
+        </m:r>
+        <m:r>
+          <w:rPr>
+            <w:rFonts w:ascii="Cambria Math" w:hAnsi="Cambria Math" w:cs="Cambria Math"/>
+          </w:rPr>
+          <m:t>⋅</m:t>
+        </m:r>
+        <m:r>
+          <w:rPr>
+            <w:rFonts w:ascii="Cambria Math"/>
+          </w:rPr>
+          <m:t>10/100=</m:t>
+        </m:r>
+        <m:r>
+          <w:rPr>
+            <w:rFonts w:ascii="Cambria Math"/>
+          </w:rPr>
+          <m:t>11700</m:t>
+        </m:r>
+        <m:r>
+          <w:rPr>
+            <w:rFonts w:ascii="Cambria Math"/>
+          </w:rPr>
+          <m:t>,</m:t>
+        </m:r>
+        <m:r>
+          <w:rPr>
+            <w:rFonts w:ascii="Cambria Math"/>
+          </w:rPr>
+          <m:t>98</m:t>
+        </m:r>
+        <m:r>
+          <w:rPr>
+            <w:rFonts w:ascii="Cambria Math"/>
+          </w:rPr>
+          <m:t> руб</m:t>
+        </m:r>
+        <m:r>
+          <w:rPr>
+            <w:rFonts w:ascii="Cambria Math"/>
+          </w:rPr>
+          <m:t>.</m:t>
+        </m:r>
+      </m:oMath>
       <w:r>
         <w:tab/>
       </w:r>
@@ -15423,29 +17622,29 @@
         <w:rPr>
           <w:i/>
         </w:rPr>
+        <w:tab/>
+        <w:t xml:space="preserve">ЗП </w:t>
+      </w:r>
+      <w:r>
+        <w:t>– затраты на заработную плату,</w:t>
+      </w:r>
+      <w:r>
+        <w:t xml:space="preserve"> руб</w:t>
+      </w:r>
+      <w:r>
+        <w:t>.;</w:t>
+      </w:r>
+    </w:p>
+    <w:p>
+      <w:pPr>
+        <w:pStyle w:val="a4"/>
+      </w:pPr>
+      <w:r>
+        <w:rPr>
+          <w:i/>
+        </w:rPr>
         <w:lastRenderedPageBreak/>
         <w:tab/>
-        <w:t xml:space="preserve">ЗП </w:t>
-      </w:r>
-      <w:r>
-        <w:t>– затраты на заработную плату,</w:t>
-      </w:r>
-      <w:r>
-        <w:t xml:space="preserve"> руб</w:t>
-      </w:r>
-      <w:r>
-        <w:t>.;</w:t>
-      </w:r>
-    </w:p>
-    <w:p>
-      <w:pPr>
-        <w:pStyle w:val="a4"/>
-      </w:pPr>
-      <w:r>
-        <w:rPr>
-          <w:i/>
-        </w:rPr>
-        <w:tab/>
         <w:t>СВ</w:t>
       </w:r>
       <w:r>
@@ -15516,17 +17715,184 @@
         <w:pStyle w:val="07"/>
         <w:jc w:val="center"/>
       </w:pPr>
-      <w:r>
-        <w:rPr>
-          <w:position w:val="-10"/>
-        </w:rPr>
-        <w:object w:dxaOrig="8360" w:dyaOrig="320" w14:anchorId="084B07EF">
-          <v:shape id="_x0000_i1055" type="#_x0000_t75" style="width:419.5pt;height:15.65pt" o:ole="">
-            <v:imagedata r:id="rId72" o:title=""/>
-          </v:shape>
-          <o:OLEObject Type="Embed" ProgID="Equation.3" ShapeID="_x0000_i1055" DrawAspect="Content" ObjectID="_1746350754" r:id="rId73"/>
-        </w:object>
-      </w:r>
+      <m:oMathPara>
+        <m:oMath>
+          <m:r>
+            <w:rPr>
+              <w:rFonts w:ascii="Cambria Math"/>
+            </w:rPr>
+            <m:t>С</m:t>
+          </m:r>
+          <m:r>
+            <w:rPr>
+              <w:rFonts w:ascii="Cambria Math"/>
+            </w:rPr>
+            <m:t>б</m:t>
+          </m:r>
+          <m:r>
+            <w:rPr>
+              <w:rFonts w:ascii="Cambria Math"/>
+            </w:rPr>
+            <m:t>=0+830,00+492,77+19</m:t>
+          </m:r>
+          <m:r>
+            <w:rPr>
+              <w:rFonts w:ascii="Cambria Math"/>
+            </w:rPr>
+            <m:t>34</m:t>
+          </m:r>
+          <m:r>
+            <w:rPr>
+              <w:rFonts w:ascii="Cambria Math"/>
+            </w:rPr>
+            <m:t>,7</m:t>
+          </m:r>
+          <m:r>
+            <w:rPr>
+              <w:rFonts w:ascii="Cambria Math"/>
+            </w:rPr>
+            <m:t>4</m:t>
+          </m:r>
+          <m:r>
+            <w:rPr>
+              <w:rFonts w:ascii="Cambria Math"/>
+            </w:rPr>
+            <m:t>+</m:t>
+          </m:r>
+          <m:r>
+            <w:rPr>
+              <w:rFonts w:ascii="Cambria Math"/>
+            </w:rPr>
+            <m:t>117009</m:t>
+          </m:r>
+          <m:r>
+            <w:rPr>
+              <w:rFonts w:ascii="Cambria Math"/>
+            </w:rPr>
+            <m:t>,</m:t>
+          </m:r>
+          <m:r>
+            <w:rPr>
+              <w:rFonts w:ascii="Cambria Math"/>
+            </w:rPr>
+            <m:t>80</m:t>
+          </m:r>
+          <m:r>
+            <w:rPr>
+              <w:rFonts w:ascii="Cambria Math"/>
+            </w:rPr>
+            <m:t>+</m:t>
+          </m:r>
+          <m:r>
+            <w:rPr>
+              <w:rFonts w:ascii="Cambria Math"/>
+            </w:rPr>
+            <m:t>3</m:t>
+          </m:r>
+          <m:r>
+            <w:rPr>
+              <w:rFonts w:ascii="Cambria Math"/>
+            </w:rPr>
+            <m:t>5</m:t>
+          </m:r>
+          <m:r>
+            <w:rPr>
+              <w:rFonts w:ascii="Cambria Math"/>
+            </w:rPr>
+            <m:t>102</m:t>
+          </m:r>
+          <m:r>
+            <w:rPr>
+              <w:rFonts w:ascii="Cambria Math"/>
+            </w:rPr>
+            <m:t>,</m:t>
+          </m:r>
+          <m:r>
+            <w:rPr>
+              <w:rFonts w:ascii="Cambria Math"/>
+            </w:rPr>
+            <m:t>94</m:t>
+          </m:r>
+          <m:r>
+            <w:rPr>
+              <w:rFonts w:ascii="Cambria Math"/>
+            </w:rPr>
+            <m:t>+</m:t>
+          </m:r>
+          <m:r>
+            <w:rPr>
+              <w:rFonts w:ascii="Cambria Math"/>
+            </w:rPr>
+            <m:t>11700</m:t>
+          </m:r>
+          <m:r>
+            <w:rPr>
+              <w:rFonts w:ascii="Cambria Math"/>
+            </w:rPr>
+            <m:t>,</m:t>
+          </m:r>
+          <m:r>
+            <w:rPr>
+              <w:rFonts w:ascii="Cambria Math"/>
+            </w:rPr>
+            <m:t>98</m:t>
+          </m:r>
+          <m:r>
+            <w:rPr>
+              <w:rFonts w:ascii="Cambria Math"/>
+            </w:rPr>
+            <m:t>=</m:t>
+          </m:r>
+          <m:r>
+            <w:rPr>
+              <w:rFonts w:ascii="Cambria Math"/>
+            </w:rPr>
+            <m:t>1</m:t>
+          </m:r>
+          <m:r>
+            <w:rPr>
+              <w:rFonts w:ascii="Cambria Math"/>
+            </w:rPr>
+            <m:t>67071</m:t>
+          </m:r>
+          <m:r>
+            <m:rPr>
+              <m:nor/>
+            </m:rPr>
+            <w:rPr>
+              <w:rFonts w:ascii="Cambria Math"/>
+            </w:rPr>
+            <m:t>,</m:t>
+          </m:r>
+          <m:r>
+            <m:rPr>
+              <m:nor/>
+            </m:rPr>
+            <w:rPr>
+              <w:rFonts w:ascii="Cambria Math"/>
+            </w:rPr>
+            <m:t>23</m:t>
+          </m:r>
+          <m:r>
+            <m:rPr>
+              <m:sty m:val="p"/>
+            </m:rPr>
+            <w:rPr>
+              <w:rFonts w:ascii="Cambria Math"/>
+            </w:rPr>
+            <m:t>руб</m:t>
+          </m:r>
+          <m:r>
+            <m:rPr>
+              <m:sty m:val="p"/>
+            </m:rPr>
+            <w:rPr>
+              <w:rFonts w:ascii="Cambria Math"/>
+            </w:rPr>
+            <m:t>.</m:t>
+          </m:r>
+        </m:oMath>
+      </m:oMathPara>
     </w:p>
     <w:p>
       <w:pPr>
@@ -15606,17 +17972,64 @@
       <w:r>
         <w:tab/>
       </w:r>
-      <w:r>
-        <w:rPr>
-          <w:position w:val="-10"/>
-        </w:rPr>
-        <w:object w:dxaOrig="1759" w:dyaOrig="340" w14:anchorId="417C203C">
-          <v:shape id="_x0000_i1056" type="#_x0000_t75" style="width:87.65pt;height:17.55pt" o:ole="">
-            <v:imagedata r:id="rId74" o:title=""/>
-          </v:shape>
-          <o:OLEObject Type="Embed" ProgID="Equation.3" ShapeID="_x0000_i1056" DrawAspect="Content" ObjectID="_1746350755" r:id="rId75"/>
-        </w:object>
-      </w:r>
+      <m:oMath>
+        <m:r>
+          <w:rPr>
+            <w:rFonts w:ascii="Cambria Math"/>
+          </w:rPr>
+          <m:t>П</m:t>
+        </m:r>
+        <m:r>
+          <w:rPr>
+            <w:rFonts w:ascii="Cambria Math"/>
+          </w:rPr>
+          <m:t>=</m:t>
+        </m:r>
+        <m:r>
+          <w:rPr>
+            <w:rFonts w:ascii="Cambria Math"/>
+          </w:rPr>
+          <m:t>Сб</m:t>
+        </m:r>
+        <m:r>
+          <w:rPr>
+            <w:rFonts w:ascii="Cambria Math" w:hAnsi="Cambria Math" w:cs="Cambria Math"/>
+          </w:rPr>
+          <m:t>⋅</m:t>
+        </m:r>
+        <m:sSub>
+          <m:sSubPr>
+            <m:ctrlPr>
+              <w:rPr>
+                <w:rFonts w:ascii="Cambria Math" w:hAnsi="Cambria Math"/>
+                <w:i/>
+              </w:rPr>
+            </m:ctrlPr>
+          </m:sSubPr>
+          <m:e>
+            <m:r>
+              <w:rPr>
+                <w:rFonts w:ascii="Cambria Math"/>
+              </w:rPr>
+              <m:t>С</m:t>
+            </m:r>
+          </m:e>
+          <m:sub>
+            <m:r>
+              <w:rPr>
+                <w:rFonts w:ascii="Cambria Math"/>
+              </w:rPr>
+              <m:t>П</m:t>
+            </m:r>
+          </m:sub>
+        </m:sSub>
+        <m:r>
+          <w:rPr>
+            <w:rFonts w:ascii="Cambria Math"/>
+          </w:rPr>
+          <m:t>/100</m:t>
+        </m:r>
+      </m:oMath>
       <w:r>
         <w:t>,</w:t>
       </w:r>
@@ -15772,17 +18185,133 @@
       <w:r>
         <w:tab/>
       </w:r>
-      <w:r>
-        <w:rPr>
-          <w:position w:val="-10"/>
-        </w:rPr>
-        <w:object w:dxaOrig="3920" w:dyaOrig="320" w14:anchorId="51ED716B">
-          <v:shape id="_x0000_i1057" type="#_x0000_t75" style="width:195.95pt;height:15.65pt" o:ole="">
-            <v:imagedata r:id="rId76" o:title=""/>
-          </v:shape>
-          <o:OLEObject Type="Embed" ProgID="Equation.3" ShapeID="_x0000_i1057" DrawAspect="Content" ObjectID="_1746350756" r:id="rId77"/>
-        </w:object>
-      </w:r>
+      <m:oMath>
+        <m:r>
+          <w:rPr>
+            <w:rFonts w:ascii="Cambria Math"/>
+          </w:rPr>
+          <m:t>П</m:t>
+        </m:r>
+        <m:r>
+          <w:rPr>
+            <w:rFonts w:ascii="Cambria Math"/>
+          </w:rPr>
+          <m:t>=</m:t>
+        </m:r>
+        <m:r>
+          <m:rPr>
+            <m:nor/>
+          </m:rPr>
+          <w:rPr>
+            <w:rFonts w:ascii="Cambria Math"/>
+            <w:lang w:val="en-US"/>
+          </w:rPr>
+          <m:t>167071</m:t>
+        </m:r>
+        <m:r>
+          <m:rPr>
+            <m:nor/>
+          </m:rPr>
+          <w:rPr>
+            <w:rFonts w:ascii="Cambria Math"/>
+          </w:rPr>
+          <m:t>,</m:t>
+        </m:r>
+        <m:r>
+          <m:rPr>
+            <m:nor/>
+          </m:rPr>
+          <w:rPr>
+            <w:rFonts w:ascii="Cambria Math"/>
+            <w:lang w:val="en-US"/>
+          </w:rPr>
+          <m:t>2</m:t>
+        </m:r>
+        <m:r>
+          <m:rPr>
+            <m:nor/>
+          </m:rPr>
+          <w:rPr>
+            <w:rFonts w:ascii="Cambria Math"/>
+          </w:rPr>
+          <m:t>3</m:t>
+        </m:r>
+        <m:r>
+          <m:rPr>
+            <m:sty m:val="p"/>
+          </m:rPr>
+          <w:rPr>
+            <w:rFonts w:ascii="Cambria Math" w:hAnsi="Cambria Math" w:cs="Cambria Math"/>
+          </w:rPr>
+          <m:t>⋅</m:t>
+        </m:r>
+        <m:r>
+          <m:rPr>
+            <m:sty m:val="p"/>
+          </m:rPr>
+          <w:rPr>
+            <w:rFonts w:ascii="Cambria Math"/>
+          </w:rPr>
+          <m:t>30/100=</m:t>
+        </m:r>
+        <m:r>
+          <m:rPr>
+            <m:sty m:val="p"/>
+          </m:rPr>
+          <w:rPr>
+            <w:rFonts w:ascii="Cambria Math"/>
+          </w:rPr>
+          <m:t>5</m:t>
+        </m:r>
+        <m:r>
+          <w:rPr>
+            <w:rFonts w:ascii="Cambria Math"/>
+          </w:rPr>
+          <m:t>0121</m:t>
+        </m:r>
+        <m:r>
+          <m:rPr>
+            <m:sty m:val="p"/>
+          </m:rPr>
+          <w:rPr>
+            <w:rFonts w:ascii="Cambria Math"/>
+          </w:rPr>
+          <m:t>,</m:t>
+        </m:r>
+        <m:r>
+          <m:rPr>
+            <m:sty m:val="p"/>
+          </m:rPr>
+          <w:rPr>
+            <w:rFonts w:ascii="Cambria Math"/>
+          </w:rPr>
+          <m:t>3</m:t>
+        </m:r>
+        <m:r>
+          <w:rPr>
+            <w:rFonts w:ascii="Cambria Math"/>
+          </w:rPr>
+          <m:t>7</m:t>
+        </m:r>
+        <m:r>
+          <m:rPr>
+            <m:sty m:val="p"/>
+          </m:rPr>
+          <w:rPr>
+            <w:rFonts w:ascii="Cambria Math"/>
+          </w:rPr>
+          <m:t>руб</m:t>
+        </m:r>
+        <m:r>
+          <m:rPr>
+            <m:sty m:val="p"/>
+          </m:rPr>
+          <w:rPr>
+            <w:rFonts w:ascii="Cambria Math"/>
+          </w:rPr>
+          <m:t>.</m:t>
+        </m:r>
+      </m:oMath>
       <w:r>
         <w:tab/>
       </w:r>
@@ -15868,17 +18397,82 @@
         <w:lastRenderedPageBreak/>
         <w:tab/>
       </w:r>
-      <w:r>
-        <w:rPr>
-          <w:position w:val="-14"/>
-        </w:rPr>
-        <w:object w:dxaOrig="2840" w:dyaOrig="380" w14:anchorId="1D24E4A0">
-          <v:shape id="_x0000_i1058" type="#_x0000_t75" style="width:142.75pt;height:18.8pt" o:ole="">
-            <v:imagedata r:id="rId78" o:title=""/>
-          </v:shape>
-          <o:OLEObject Type="Embed" ProgID="Equation.3" ShapeID="_x0000_i1058" DrawAspect="Content" ObjectID="_1746350757" r:id="rId79"/>
-        </w:object>
-      </w:r>
+      <m:oMath>
+        <m:r>
+          <w:rPr>
+            <w:rFonts w:ascii="Cambria Math"/>
+          </w:rPr>
+          <m:t>НДС</m:t>
+        </m:r>
+        <m:r>
+          <w:rPr>
+            <w:rFonts w:ascii="Cambria Math"/>
+          </w:rPr>
+          <m:t>=(</m:t>
+        </m:r>
+        <m:r>
+          <w:rPr>
+            <w:rFonts w:ascii="Cambria Math"/>
+          </w:rPr>
+          <m:t>Сб</m:t>
+        </m:r>
+        <m:r>
+          <w:rPr>
+            <w:rFonts w:ascii="Cambria Math"/>
+          </w:rPr>
+          <m:t>+</m:t>
+        </m:r>
+        <m:r>
+          <w:rPr>
+            <w:rFonts w:ascii="Cambria Math"/>
+          </w:rPr>
+          <m:t>П</m:t>
+        </m:r>
+        <m:r>
+          <w:rPr>
+            <w:rFonts w:ascii="Cambria Math"/>
+          </w:rPr>
+          <m:t>)</m:t>
+        </m:r>
+        <m:r>
+          <w:rPr>
+            <w:rFonts w:ascii="Cambria Math" w:hAnsi="Cambria Math" w:cs="Cambria Math"/>
+          </w:rPr>
+          <m:t>⋅</m:t>
+        </m:r>
+        <m:sSub>
+          <m:sSubPr>
+            <m:ctrlPr>
+              <w:rPr>
+                <w:rFonts w:ascii="Cambria Math" w:hAnsi="Cambria Math"/>
+                <w:i/>
+              </w:rPr>
+            </m:ctrlPr>
+          </m:sSubPr>
+          <m:e>
+            <m:r>
+              <w:rPr>
+                <w:rFonts w:ascii="Cambria Math"/>
+              </w:rPr>
+              <m:t>С</m:t>
+            </m:r>
+          </m:e>
+          <m:sub>
+            <m:r>
+              <w:rPr>
+                <w:rFonts w:ascii="Cambria Math"/>
+              </w:rPr>
+              <m:t>НДС</m:t>
+            </m:r>
+          </m:sub>
+        </m:sSub>
+        <m:r>
+          <w:rPr>
+            <w:rFonts w:ascii="Cambria Math"/>
+          </w:rPr>
+          <m:t>/100</m:t>
+        </m:r>
+      </m:oMath>
       <w:r>
         <w:t>,</w:t>
       </w:r>
@@ -16029,17 +18623,202 @@
       <w:r>
         <w:tab/>
       </w:r>
-      <w:r>
-        <w:rPr>
-          <w:position w:val="-10"/>
-        </w:rPr>
-        <w:object w:dxaOrig="5520" w:dyaOrig="320" w14:anchorId="2B637DEE">
-          <v:shape id="_x0000_i1059" type="#_x0000_t75" style="width:276.75pt;height:15.65pt" o:ole="">
-            <v:imagedata r:id="rId80" o:title=""/>
-          </v:shape>
-          <o:OLEObject Type="Embed" ProgID="Equation.3" ShapeID="_x0000_i1059" DrawAspect="Content" ObjectID="_1746350758" r:id="rId81"/>
-        </w:object>
-      </w:r>
+      <m:oMath>
+        <m:r>
+          <w:rPr>
+            <w:rFonts w:ascii="Cambria Math"/>
+          </w:rPr>
+          <m:t>НДС</m:t>
+        </m:r>
+        <m:r>
+          <w:rPr>
+            <w:rFonts w:ascii="Cambria Math"/>
+          </w:rPr>
+          <m:t>=(</m:t>
+        </m:r>
+        <m:r>
+          <m:rPr>
+            <m:nor/>
+          </m:rPr>
+          <w:rPr>
+            <w:rFonts w:ascii="Cambria Math"/>
+            <w:lang w:val="en-US"/>
+          </w:rPr>
+          <m:t>167071</m:t>
+        </m:r>
+        <m:r>
+          <m:rPr>
+            <m:nor/>
+          </m:rPr>
+          <w:rPr>
+            <w:rFonts w:ascii="Cambria Math"/>
+          </w:rPr>
+          <m:t>,</m:t>
+        </m:r>
+        <m:r>
+          <m:rPr>
+            <m:nor/>
+          </m:rPr>
+          <w:rPr>
+            <w:rFonts w:ascii="Cambria Math"/>
+            <w:lang w:val="en-US"/>
+          </w:rPr>
+          <m:t>2</m:t>
+        </m:r>
+        <m:r>
+          <m:rPr>
+            <m:nor/>
+          </m:rPr>
+          <w:rPr>
+            <w:rFonts w:ascii="Cambria Math"/>
+          </w:rPr>
+          <m:t>3</m:t>
+        </m:r>
+        <m:r>
+          <m:rPr>
+            <m:sty m:val="p"/>
+          </m:rPr>
+          <w:rPr>
+            <w:rFonts w:ascii="Cambria Math"/>
+          </w:rPr>
+          <m:t>+</m:t>
+        </m:r>
+        <m:r>
+          <m:rPr>
+            <m:sty m:val="p"/>
+          </m:rPr>
+          <w:rPr>
+            <w:rFonts w:ascii="Cambria Math"/>
+          </w:rPr>
+          <m:t>5</m:t>
+        </m:r>
+        <m:r>
+          <w:rPr>
+            <w:rFonts w:ascii="Cambria Math"/>
+          </w:rPr>
+          <m:t>0121</m:t>
+        </m:r>
+        <m:r>
+          <m:rPr>
+            <m:sty m:val="p"/>
+          </m:rPr>
+          <w:rPr>
+            <w:rFonts w:ascii="Cambria Math"/>
+          </w:rPr>
+          <m:t>,</m:t>
+        </m:r>
+        <m:r>
+          <m:rPr>
+            <m:sty m:val="p"/>
+          </m:rPr>
+          <w:rPr>
+            <w:rFonts w:ascii="Cambria Math"/>
+          </w:rPr>
+          <m:t>3</m:t>
+        </m:r>
+        <m:r>
+          <m:rPr>
+            <m:sty m:val="p"/>
+          </m:rPr>
+          <w:rPr>
+            <w:rFonts w:ascii="Cambria Math"/>
+          </w:rPr>
+          <m:t>7)</m:t>
+        </m:r>
+        <m:r>
+          <m:rPr>
+            <m:sty m:val="p"/>
+          </m:rPr>
+          <w:rPr>
+            <w:rFonts w:ascii="Cambria Math" w:hAnsi="Cambria Math" w:cs="Cambria Math"/>
+          </w:rPr>
+          <m:t>⋅</m:t>
+        </m:r>
+        <m:r>
+          <m:rPr>
+            <m:sty m:val="p"/>
+          </m:rPr>
+          <w:rPr>
+            <w:rFonts w:ascii="Cambria Math"/>
+          </w:rPr>
+          <m:t>20/100=</m:t>
+        </m:r>
+        <m:r>
+          <m:rPr>
+            <m:sty m:val="p"/>
+          </m:rPr>
+          <w:rPr>
+            <w:rFonts w:ascii="Cambria Math"/>
+          </w:rPr>
+          <m:t>4</m:t>
+        </m:r>
+        <m:r>
+          <m:rPr>
+            <m:sty m:val="p"/>
+          </m:rPr>
+          <w:rPr>
+            <w:rFonts w:ascii="Cambria Math"/>
+          </w:rPr>
+          <m:t>3</m:t>
+        </m:r>
+        <m:r>
+          <m:rPr>
+            <m:sty m:val="p"/>
+          </m:rPr>
+          <w:rPr>
+            <w:rFonts w:ascii="Cambria Math"/>
+          </w:rPr>
+          <m:t>4</m:t>
+        </m:r>
+        <m:r>
+          <w:rPr>
+            <w:rFonts w:ascii="Cambria Math"/>
+          </w:rPr>
+          <m:t>38</m:t>
+        </m:r>
+        <m:r>
+          <m:rPr>
+            <m:sty m:val="p"/>
+          </m:rPr>
+          <w:rPr>
+            <w:rFonts w:ascii="Cambria Math"/>
+          </w:rPr>
+          <m:t>,</m:t>
+        </m:r>
+        <m:r>
+          <m:rPr>
+            <m:sty m:val="p"/>
+          </m:rPr>
+          <w:rPr>
+            <w:rFonts w:ascii="Cambria Math"/>
+          </w:rPr>
+          <m:t>5</m:t>
+        </m:r>
+        <m:r>
+          <w:rPr>
+            <w:rFonts w:ascii="Cambria Math"/>
+          </w:rPr>
+          <m:t>2</m:t>
+        </m:r>
+        <m:r>
+          <m:rPr>
+            <m:sty m:val="p"/>
+          </m:rPr>
+          <w:rPr>
+            <w:rFonts w:ascii="Cambria Math"/>
+          </w:rPr>
+          <m:t>руб</m:t>
+        </m:r>
+        <m:r>
+          <m:rPr>
+            <m:sty m:val="p"/>
+          </m:rPr>
+          <w:rPr>
+            <w:rFonts w:ascii="Cambria Math"/>
+          </w:rPr>
+          <m:t>.</m:t>
+        </m:r>
+      </m:oMath>
       <w:r>
         <w:tab/>
       </w:r>
@@ -16096,17 +18875,50 @@
       <w:r>
         <w:tab/>
       </w:r>
-      <w:r>
-        <w:rPr>
-          <w:position w:val="-10"/>
-        </w:rPr>
-        <w:object w:dxaOrig="1960" w:dyaOrig="320" w14:anchorId="22E2E8F5">
-          <v:shape id="_x0000_i1060" type="#_x0000_t75" style="width:98.3pt;height:15.65pt" o:ole="">
-            <v:imagedata r:id="rId82" o:title=""/>
-          </v:shape>
-          <o:OLEObject Type="Embed" ProgID="Equation.3" ShapeID="_x0000_i1060" DrawAspect="Content" ObjectID="_1746350759" r:id="rId83"/>
-        </w:object>
-      </w:r>
+      <m:oMath>
+        <m:r>
+          <w:rPr>
+            <w:rFonts w:ascii="Cambria Math"/>
+          </w:rPr>
+          <m:t>С</m:t>
+        </m:r>
+        <m:r>
+          <w:rPr>
+            <w:rFonts w:ascii="Cambria Math"/>
+          </w:rPr>
+          <m:t>=</m:t>
+        </m:r>
+        <m:r>
+          <w:rPr>
+            <w:rFonts w:ascii="Cambria Math"/>
+          </w:rPr>
+          <m:t>Сб</m:t>
+        </m:r>
+        <m:r>
+          <w:rPr>
+            <w:rFonts w:ascii="Cambria Math"/>
+          </w:rPr>
+          <m:t>+</m:t>
+        </m:r>
+        <m:r>
+          <w:rPr>
+            <w:rFonts w:ascii="Cambria Math"/>
+          </w:rPr>
+          <m:t>П</m:t>
+        </m:r>
+        <m:r>
+          <w:rPr>
+            <w:rFonts w:ascii="Cambria Math"/>
+          </w:rPr>
+          <m:t>+</m:t>
+        </m:r>
+        <m:r>
+          <w:rPr>
+            <w:rFonts w:ascii="Cambria Math"/>
+          </w:rPr>
+          <m:t>НДС</m:t>
+        </m:r>
+      </m:oMath>
       <w:r>
         <w:t>,</w:t>
       </w:r>
@@ -16222,17 +19034,134 @@
       <w:r>
         <w:tab/>
       </w:r>
-      <w:r>
-        <w:rPr>
-          <w:position w:val="-10"/>
-        </w:rPr>
-        <w:object w:dxaOrig="5360" w:dyaOrig="320" w14:anchorId="760FBC24">
-          <v:shape id="_x0000_i1061" type="#_x0000_t75" style="width:266.7pt;height:15.65pt" o:ole="">
-            <v:imagedata r:id="rId84" o:title=""/>
-          </v:shape>
-          <o:OLEObject Type="Embed" ProgID="Equation.3" ShapeID="_x0000_i1061" DrawAspect="Content" ObjectID="_1746350760" r:id="rId85"/>
-        </w:object>
-      </w:r>
+      <m:oMath>
+        <m:r>
+          <w:rPr>
+            <w:rFonts w:ascii="Cambria Math"/>
+          </w:rPr>
+          <m:t>С</m:t>
+        </m:r>
+        <m:r>
+          <w:rPr>
+            <w:rFonts w:ascii="Cambria Math"/>
+          </w:rPr>
+          <m:t>=</m:t>
+        </m:r>
+        <m:r>
+          <w:rPr>
+            <w:rFonts w:ascii="Cambria Math"/>
+          </w:rPr>
+          <m:t>167071</m:t>
+        </m:r>
+        <m:r>
+          <w:rPr>
+            <w:rFonts w:ascii="Cambria Math"/>
+          </w:rPr>
+          <m:t>,</m:t>
+        </m:r>
+        <m:r>
+          <w:rPr>
+            <w:rFonts w:ascii="Cambria Math"/>
+          </w:rPr>
+          <m:t>23</m:t>
+        </m:r>
+        <m:r>
+          <w:rPr>
+            <w:rFonts w:ascii="Cambria Math"/>
+          </w:rPr>
+          <m:t>+</m:t>
+        </m:r>
+        <m:r>
+          <w:rPr>
+            <w:rFonts w:ascii="Cambria Math"/>
+          </w:rPr>
+          <m:t>50121</m:t>
+        </m:r>
+        <m:r>
+          <w:rPr>
+            <w:rFonts w:ascii="Cambria Math"/>
+          </w:rPr>
+          <m:t>,</m:t>
+        </m:r>
+        <m:r>
+          <w:rPr>
+            <w:rFonts w:ascii="Cambria Math"/>
+          </w:rPr>
+          <m:t>37</m:t>
+        </m:r>
+        <m:r>
+          <w:rPr>
+            <w:rFonts w:ascii="Cambria Math"/>
+          </w:rPr>
+          <m:t>+</m:t>
+        </m:r>
+        <m:r>
+          <w:rPr>
+            <w:rFonts w:ascii="Cambria Math"/>
+          </w:rPr>
+          <m:t>43438</m:t>
+        </m:r>
+        <m:r>
+          <w:rPr>
+            <w:rFonts w:ascii="Cambria Math"/>
+          </w:rPr>
+          <m:t>,</m:t>
+        </m:r>
+        <m:r>
+          <w:rPr>
+            <w:rFonts w:ascii="Cambria Math"/>
+          </w:rPr>
+          <m:t>52</m:t>
+        </m:r>
+        <m:r>
+          <w:rPr>
+            <w:rFonts w:ascii="Cambria Math"/>
+          </w:rPr>
+          <m:t>=</m:t>
+        </m:r>
+        <m:r>
+          <w:rPr>
+            <w:rFonts w:ascii="Cambria Math"/>
+          </w:rPr>
+          <m:t>250631</m:t>
+        </m:r>
+        <m:r>
+          <m:rPr>
+            <m:nor/>
+          </m:rPr>
+          <w:rPr>
+            <w:rFonts w:ascii="Cambria Math"/>
+          </w:rPr>
+          <m:t>,1</m:t>
+        </m:r>
+        <m:r>
+          <m:rPr>
+            <m:nor/>
+          </m:rPr>
+          <w:rPr>
+            <w:rFonts w:ascii="Cambria Math"/>
+          </w:rPr>
+          <m:t>2</m:t>
+        </m:r>
+        <m:r>
+          <m:rPr>
+            <m:sty m:val="p"/>
+          </m:rPr>
+          <w:rPr>
+            <w:rFonts w:ascii="Cambria Math"/>
+          </w:rPr>
+          <m:t>руб</m:t>
+        </m:r>
+        <m:r>
+          <m:rPr>
+            <m:sty m:val="p"/>
+          </m:rPr>
+          <w:rPr>
+            <w:rFonts w:ascii="Cambria Math"/>
+          </w:rPr>
+          <m:t>.</m:t>
+        </m:r>
+      </m:oMath>
       <w:r>
         <w:tab/>
       </w:r>
@@ -16248,7 +19177,13 @@
         <w:t xml:space="preserve">продукт является конкурентоспособным, его стоимость составляет </w:t>
       </w:r>
       <w:r>
-        <w:t>186564,01</w:t>
+        <w:t>250631</w:t>
+      </w:r>
+      <w:r>
+        <w:t>,1</w:t>
+      </w:r>
+      <w:r>
+        <w:t>2</w:t>
       </w:r>
       <w:r>
         <w:t xml:space="preserve"> руб.</w:t>
@@ -16670,7 +19605,7 @@
           <w:lang w:val="ru-RU"/>
         </w:rPr>
       </w:pPr>
-      <w:hyperlink r:id="rId86" w:history="1">
+      <w:hyperlink r:id="rId12" w:history="1">
         <w:r>
           <w:rPr>
             <w:rStyle w:val="Hyperlink"/>
@@ -16692,7 +19627,7 @@
           <w:lang w:val="ru-RU"/>
         </w:rPr>
       </w:pPr>
-      <w:hyperlink r:id="rId87" w:history="1">
+      <w:hyperlink r:id="rId13" w:history="1">
         <w:r>
           <w:rPr>
             <w:rStyle w:val="Hyperlink"/>
@@ -16714,7 +19649,7 @@
           <w:lang w:val="ru-RU"/>
         </w:rPr>
       </w:pPr>
-      <w:hyperlink r:id="rId88" w:history="1">
+      <w:hyperlink r:id="rId14" w:history="1">
         <w:r>
           <w:rPr>
             <w:rStyle w:val="Hyperlink"/>
@@ -16736,7 +19671,7 @@
           <w:lang w:val="ru-RU"/>
         </w:rPr>
       </w:pPr>
-      <w:hyperlink r:id="rId89" w:history="1">
+      <w:hyperlink r:id="rId15" w:history="1">
         <w:r>
           <w:rPr>
             <w:rStyle w:val="Hyperlink"/>
@@ -16826,7 +19761,7 @@
           <w:lang w:val="ru-RU"/>
         </w:rPr>
       </w:pPr>
-      <w:hyperlink r:id="rId90" w:history="1">
+      <w:hyperlink r:id="rId16" w:history="1">
         <w:r>
           <w:rPr>
             <w:rStyle w:val="Hyperlink"/>
@@ -16997,7 +19932,7 @@
           <w:lang w:val="ru-RU"/>
         </w:rPr>
       </w:pPr>
-      <w:hyperlink r:id="rId91" w:history="1">
+      <w:hyperlink r:id="rId17" w:history="1">
         <w:r>
           <w:rPr>
             <w:rStyle w:val="Hyperlink"/>
@@ -17019,7 +19954,7 @@
           <w:lang w:val="ru-RU"/>
         </w:rPr>
       </w:pPr>
-      <w:hyperlink r:id="rId92" w:anchor=":~:text=Основная%20идея%20ролевой%20модели%20контроля,типов%20их%20активностей%20в%20системе" w:history="1">
+      <w:hyperlink r:id="rId18" w:anchor=":~:text=Основная%20идея%20ролевой%20модели%20контроля,типов%20их%20активностей%20в%20системе" w:history="1">
         <w:r>
           <w:rPr>
             <w:rStyle w:val="Hyperlink"/>
@@ -17041,7 +19976,7 @@
           <w:lang w:val="ru-RU"/>
         </w:rPr>
       </w:pPr>
-      <w:hyperlink r:id="rId93" w:history="1">
+      <w:hyperlink r:id="rId19" w:history="1">
         <w:r>
           <w:rPr>
             <w:rStyle w:val="Hyperlink"/>
@@ -17063,7 +19998,7 @@
           <w:lang w:val="ru-RU"/>
         </w:rPr>
       </w:pPr>
-      <w:hyperlink r:id="rId94" w:history="1">
+      <w:hyperlink r:id="rId20" w:history="1">
         <w:r>
           <w:rPr>
             <w:rStyle w:val="Hyperlink"/>
@@ -17085,7 +20020,7 @@
           <w:lang w:val="ru-RU"/>
         </w:rPr>
       </w:pPr>
-      <w:hyperlink r:id="rId95" w:history="1">
+      <w:hyperlink r:id="rId21" w:history="1">
         <w:r>
           <w:rPr>
             <w:rStyle w:val="Hyperlink"/>
@@ -17107,7 +20042,7 @@
           <w:lang w:val="ru-RU"/>
         </w:rPr>
       </w:pPr>
-      <w:hyperlink r:id="rId96" w:history="1">
+      <w:hyperlink r:id="rId22" w:history="1">
         <w:r>
           <w:rPr>
             <w:rStyle w:val="Hyperlink"/>
@@ -17129,7 +20064,7 @@
           <w:lang w:val="ru-RU"/>
         </w:rPr>
       </w:pPr>
-      <w:hyperlink r:id="rId97" w:history="1">
+      <w:hyperlink r:id="rId23" w:history="1">
         <w:r>
           <w:rPr>
             <w:rStyle w:val="Hyperlink"/>
@@ -17154,7 +20089,7 @@
           <w:lang w:val="ru-RU"/>
         </w:rPr>
       </w:pPr>
-      <w:hyperlink r:id="rId98" w:history="1">
+      <w:hyperlink r:id="rId24" w:history="1">
         <w:r>
           <w:rPr>
             <w:rStyle w:val="Hyperlink"/>
@@ -17240,7 +20175,7 @@
       </w:pPr>
     </w:p>
     <w:sectPr>
-      <w:footerReference w:type="default" r:id="rId99"/>
+      <w:footerReference w:type="default" r:id="rId25"/>
       <w:pgSz w:w="11906" w:h="16838" w:code="9"/>
       <w:pgMar w:top="851" w:right="442" w:bottom="1418" w:left="1134" w:header="57" w:footer="113" w:gutter="0"/>
       <w:pgNumType w:start="3"/>
@@ -17887,7 +20822,14 @@
               <w:rFonts w:ascii="Arial Narrow" w:hAnsi="Arial Narrow"/>
               <w:i/>
             </w:rPr>
-            <w:t>лиент-серверное приложение кинотеатр: бронирование и покупка билетов</w:t>
+            <w:t xml:space="preserve">лиент-серверное приложение </w:t>
+          </w:r>
+          <w:r>
+            <w:rPr>
+              <w:rFonts w:ascii="Arial Narrow" w:hAnsi="Arial Narrow"/>
+              <w:i/>
+            </w:rPr>
+            <w:t>по созданию бухгалтерских отчётов</w:t>
           </w:r>
         </w:p>
       </w:tc>
@@ -18701,7 +21643,27 @@
               <w:sz w:val="32"/>
               <w:szCs w:val="32"/>
             </w:rPr>
-            <w:t>КП.0902.09.000000.00 ПЗ</w:t>
+            <w:t>КП.0902.0</w:t>
+          </w:r>
+          <w:r>
+            <w:rPr>
+              <w:rFonts w:ascii="Arial Narrow" w:hAnsi="Arial Narrow" w:cs="Arial"/>
+              <w:i/>
+              <w:caps/>
+              <w:sz w:val="32"/>
+              <w:szCs w:val="32"/>
+            </w:rPr>
+            <w:t>8</w:t>
+          </w:r>
+          <w:r>
+            <w:rPr>
+              <w:rFonts w:ascii="Arial Narrow" w:hAnsi="Arial Narrow" w:cs="Arial"/>
+              <w:i/>
+              <w:caps/>
+              <w:sz w:val="32"/>
+              <w:szCs w:val="32"/>
+            </w:rPr>
+            <w:t>.000000.00 ПЗ</w:t>
           </w:r>
         </w:p>
       </w:tc>
@@ -20740,6 +23702,7 @@
     <w:lsdException w:name="HTML Sample" w:semiHidden="1" w:unhideWhenUsed="1"/>
     <w:lsdException w:name="HTML Typewriter" w:semiHidden="1" w:unhideWhenUsed="1"/>
     <w:lsdException w:name="HTML Variable" w:semiHidden="1" w:unhideWhenUsed="1"/>
+    <w:lsdException w:name="Normal Table" w:semiHidden="1" w:unhideWhenUsed="1"/>
     <w:lsdException w:name="annotation subject" w:semiHidden="1" w:unhideWhenUsed="1"/>
     <w:lsdException w:name="No List" w:semiHidden="1" w:unhideWhenUsed="1"/>
     <w:lsdException w:name="Outline List 1" w:semiHidden="1" w:unhideWhenUsed="1"/>
@@ -20782,8 +23745,11 @@
     <w:lsdException w:name="Table Contemporary" w:semiHidden="1" w:unhideWhenUsed="1"/>
     <w:lsdException w:name="Table Elegant" w:semiHidden="1" w:unhideWhenUsed="1"/>
     <w:lsdException w:name="Table Professional" w:semiHidden="1" w:unhideWhenUsed="1"/>
+    <w:lsdException w:name="Table Subtle 1" w:semiHidden="1" w:unhideWhenUsed="1"/>
     <w:lsdException w:name="Table Subtle 2" w:semiHidden="1" w:unhideWhenUsed="1"/>
     <w:lsdException w:name="Table Web 1" w:semiHidden="1" w:unhideWhenUsed="1"/>
+    <w:lsdException w:name="Table Web 2" w:semiHidden="1" w:unhideWhenUsed="1"/>
+    <w:lsdException w:name="Table Web 3" w:semiHidden="1" w:unhideWhenUsed="1"/>
     <w:lsdException w:name="Balloon Text" w:semiHidden="1" w:unhideWhenUsed="1"/>
     <w:lsdException w:name="Table Grid" w:uiPriority="0"/>
     <w:lsdException w:name="Table Theme" w:semiHidden="1" w:unhideWhenUsed="1"/>

--- a/files/Записка/Kuznetsov_Ivan_poyasnitelnaya_zapiska.docx
+++ b/files/Записка/Kuznetsov_Ivan_poyasnitelnaya_zapiska.docx
@@ -4286,7 +4286,16 @@
                 <w:sz w:val="28"/>
                 <w:szCs w:val="28"/>
               </w:rPr>
-              <w:t>5 Технико-экономический раздел</w:t>
+              <w:t>4</w:t>
+            </w:r>
+            <w:r>
+              <w:rPr>
+                <w:rStyle w:val="Hyperlink"/>
+                <w:noProof/>
+                <w:sz w:val="28"/>
+                <w:szCs w:val="28"/>
+              </w:rPr>
+              <w:t xml:space="preserve"> Технико-экономический раздел</w:t>
             </w:r>
             <w:r>
               <w:rPr>
@@ -4370,7 +4379,16 @@
                 <w:sz w:val="28"/>
                 <w:szCs w:val="28"/>
               </w:rPr>
-              <w:t>4 Раздел охраны труда</w:t>
+              <w:t>5</w:t>
+            </w:r>
+            <w:r>
+              <w:rPr>
+                <w:rStyle w:val="Hyperlink"/>
+                <w:noProof/>
+                <w:sz w:val="28"/>
+                <w:szCs w:val="28"/>
+              </w:rPr>
+              <w:t xml:space="preserve"> Раздел охраны труда</w:t>
             </w:r>
             <w:r>
               <w:rPr>
@@ -4738,16 +4756,197 @@
     </w:p>
     <w:p>
       <w:pPr>
+        <w:pStyle w:val="a0"/>
+        <w:rPr>
+          <w:sz w:val="24"/>
+        </w:rPr>
+      </w:pPr>
+      <w:r>
+        <w:t>Разработка приложения для подготовки бухгалтерской отчетности является актуальной задачей, так как осуществление подготовки отчетности является трудоемким и сложным процессом, требующим большого количества времени и усилий. Реализация данной задачи наиболее разумна при использовании вычислительной техники, так как она может упростить процесс и сделать его более быстрым, а также уменьшить количество ошибок в отчетности. Основание жизненной необходимости данной задачи может быть обосновано следующими пунктами:</w:t>
+      </w:r>
+    </w:p>
+    <w:p>
+      <w:pPr>
         <w:pStyle w:val="List"/>
-        <w:numPr>
-          <w:ilvl w:val="0"/>
-          <w:numId w:val="0"/>
-        </w:numPr>
-        <w:ind w:left="1418"/>
-      </w:pPr>
-      <w:r>
-        <w:t>;</w:t>
-      </w:r>
+      </w:pPr>
+      <w:r>
+        <w:t>Бухгалтерская отчетность является обязательной для всех организаций, и ее подготовка занимает много времени и усилий, что может приводить к ошибкам в отчетности. Разработка приложения может помочь в уменьшении количества ошибок и ускорении процесса.</w:t>
+      </w:r>
+    </w:p>
+    <w:p>
+      <w:pPr>
+        <w:pStyle w:val="List"/>
+      </w:pPr>
+      <w:r>
+        <w:t>Приложение может иметь потенциальную аудиторию не только у компаний, но и у индивидуальных предпринимателей и фрилансеров, которые также должны предоставлять бухгалтерскую отчетность.</w:t>
+      </w:r>
+    </w:p>
+    <w:p>
+      <w:pPr>
+        <w:pStyle w:val="List"/>
+      </w:pPr>
+      <w:r>
+        <w:t>Реализация данной задачи может привести к экономии ресурсов и времени, что может быть полезно для бизнеса.</w:t>
+      </w:r>
+    </w:p>
+    <w:p>
+      <w:pPr>
+        <w:pStyle w:val="a0"/>
+      </w:pPr>
+      <w:r>
+        <w:t>Кроме того, использование вычислительной техники может обеспечить следующие преимущества:</w:t>
+      </w:r>
+    </w:p>
+    <w:p>
+      <w:pPr>
+        <w:pStyle w:val="List"/>
+      </w:pPr>
+      <w:r>
+        <w:t>Автоматизация процесса подготовки бухгалтерской отчетности может уменьшить затраты на персонал и повысить эффективность работы бухгалтерии.</w:t>
+      </w:r>
+    </w:p>
+    <w:p>
+      <w:pPr>
+        <w:pStyle w:val="List"/>
+      </w:pPr>
+      <w:r>
+        <w:t>Возможность хранения и обработки больших объемов данных может помочь в улучшении анализа отчетности и принятии более обоснованных решений.</w:t>
+      </w:r>
+    </w:p>
+    <w:p>
+      <w:pPr>
+        <w:pStyle w:val="a0"/>
+        <w:rPr>
+          <w:lang w:val="ru-RU"/>
+        </w:rPr>
+      </w:pPr>
+      <w:r>
+        <w:rPr>
+          <w:lang w:val="ru-RU"/>
+        </w:rPr>
+        <w:t xml:space="preserve">Разработка приложения для подготовки бухгалтерской отчетности может принести пользу как рядовым пользователям программных продуктов, так и прикладным программистам. </w:t>
+      </w:r>
+      <w:r>
+        <w:rPr>
+          <w:lang w:val="ru-RU"/>
+        </w:rPr>
+        <w:t xml:space="preserve">Объяснение того, что конкретно позволит достичь </w:t>
+      </w:r>
+      <w:r>
+        <w:rPr>
+          <w:lang w:val="ru-RU"/>
+        </w:rPr>
+        <w:lastRenderedPageBreak/>
+        <w:t>разработка по теме проекта для этих групп пользователей,</w:t>
+      </w:r>
+      <w:r>
+        <w:rPr>
+          <w:lang w:val="ru-RU"/>
+        </w:rPr>
+        <w:t xml:space="preserve"> для р</w:t>
+      </w:r>
+      <w:r>
+        <w:rPr>
+          <w:lang w:val="ru-RU"/>
+        </w:rPr>
+        <w:t>ядовы</w:t>
+      </w:r>
+      <w:r>
+        <w:rPr>
+          <w:lang w:val="ru-RU"/>
+        </w:rPr>
+        <w:t>х</w:t>
+      </w:r>
+      <w:r>
+        <w:rPr>
+          <w:lang w:val="ru-RU"/>
+        </w:rPr>
+        <w:t xml:space="preserve"> пользовател</w:t>
+      </w:r>
+      <w:r>
+        <w:rPr>
+          <w:lang w:val="ru-RU"/>
+        </w:rPr>
+        <w:t>ей</w:t>
+      </w:r>
+      <w:r>
+        <w:rPr>
+          <w:lang w:val="ru-RU"/>
+        </w:rPr>
+        <w:t xml:space="preserve"> программных продуктов</w:t>
+      </w:r>
+      <w:r>
+        <w:rPr>
+          <w:lang w:val="ru-RU"/>
+        </w:rPr>
+        <w:t xml:space="preserve"> </w:t>
+      </w:r>
+      <w:r>
+        <w:rPr>
+          <w:lang w:val="ru-RU"/>
+        </w:rPr>
+        <w:t>это</w:t>
+      </w:r>
+      <w:r>
+        <w:rPr>
+          <w:lang w:val="ru-RU"/>
+        </w:rPr>
+        <w:t>:</w:t>
+      </w:r>
+    </w:p>
+    <w:p>
+      <w:pPr>
+        <w:pStyle w:val="List"/>
+        <w:rPr>
+          <w:sz w:val="24"/>
+        </w:rPr>
+      </w:pPr>
+      <w:r>
+        <w:t>Приложение для подготовки бухгалтерской отчетности может существенно упростить процесс и сделать его более быстрым, что может помочь пользователям сэкономить время и усилия.</w:t>
+      </w:r>
+    </w:p>
+    <w:p>
+      <w:pPr>
+        <w:pStyle w:val="a0"/>
+      </w:pPr>
+      <w:r>
+        <w:t>А для прикладных программистов:</w:t>
+      </w:r>
+    </w:p>
+    <w:p>
+      <w:pPr>
+        <w:pStyle w:val="List"/>
+        <w:rPr>
+          <w:sz w:val="24"/>
+        </w:rPr>
+      </w:pPr>
+      <w:r>
+        <w:t>Разработка приложения для подготовки бухгалтерской отчетности может предоставить программистам возможность использовать современные технологии и инструменты для создания высококачественного программного обеспечения.</w:t>
+      </w:r>
+    </w:p>
+    <w:p>
+      <w:pPr>
+        <w:pStyle w:val="List"/>
+      </w:pPr>
+      <w:r>
+        <w:t>Приложение может иметь сложную архитектуру и большой объем кода, что может предоставить программистам возможность развить свои навыки и улучшить свой опыт работы.</w:t>
+      </w:r>
+    </w:p>
+    <w:p>
+      <w:pPr>
+        <w:pStyle w:val="List"/>
+      </w:pPr>
+      <w:r>
+        <w:t>Приложение может использовать современные технологии и инструменты, такие как базы данных, фреймворки и библиотеки, что может помочь программистам создавать более эффективное и производительное программное обеспечение.</w:t>
+      </w:r>
+    </w:p>
+    <w:p>
+      <w:pPr>
+        <w:pStyle w:val="a0"/>
+        <w:rPr>
+          <w:lang w:val="ru-RU"/>
+        </w:rPr>
+      </w:pPr>
     </w:p>
     <w:p>
       <w:pPr>
@@ -4783,28 +4982,123 @@
       <w:pPr>
         <w:pStyle w:val="a0"/>
         <w:rPr>
-          <w:lang w:val="ru-RU"/>
-        </w:rPr>
-      </w:pPr>
-      <w:r>
-        <w:rPr>
-          <w:lang w:val="ru-RU"/>
-        </w:rPr>
-        <w:t>Процесс</w:t>
+          <w:sz w:val="24"/>
+        </w:rPr>
+      </w:pPr>
+      <w:r>
+        <w:t>Клиент-серверное приложение на C# - это приложение, состоящее из двух частей: клиентской и серверной. Клиентская часть использует графический интерфейс пользователя и взаимодействует с пользователем, а серверная обрабатывает запросы от клиента и выполняет бизнес-логику приложения.</w:t>
       </w:r>
     </w:p>
     <w:p>
       <w:pPr>
         <w:pStyle w:val="a0"/>
-        <w:rPr>
-          <w:lang w:val="ru-RU"/>
-        </w:rPr>
-      </w:pPr>
-      <w:r>
-        <w:rPr>
-          <w:lang w:val="ru-RU"/>
-        </w:rPr>
-        <w:t xml:space="preserve">. </w:t>
+      </w:pPr>
+      <w:r>
+        <w:t>Для обмена данными между клиентом и сервером можно использовать протоколы HTTP, TCP/IP или WebSocket, а для сериализации и десериализации данных - форматы JSON или XML.</w:t>
+      </w:r>
+    </w:p>
+    <w:p>
+      <w:pPr>
+        <w:pStyle w:val="a0"/>
+      </w:pPr>
+      <w:r>
+        <w:t>Серверная часть приложения может быть создана с помощью фреймворка ASP.NET, а бизнес-логика может быть описана в виде отдельных классов и методов. Клиентская часть приложения может быть создана с использованием Windows Forms или WPF, а для взаимодействия с серверной частью можно использовать классы WebClient или HttpClient.</w:t>
+      </w:r>
+    </w:p>
+    <w:p>
+      <w:pPr>
+        <w:pStyle w:val="a0"/>
+      </w:pPr>
+      <w:r>
+        <w:t>Для обеспечения безопасности приложения можно использовать механизмы аутентификации и авторизации, такие как OAuth или JWT. Для тестирования приложения можно использовать фреймворки NUnit или MSTest, а для автоматического тестирования - фреймворки Selenium или Appium.</w:t>
+      </w:r>
+    </w:p>
+    <w:p>
+      <w:pPr>
+        <w:pStyle w:val="a0"/>
+        <w:rPr>
+          <w:sz w:val="24"/>
+        </w:rPr>
+      </w:pPr>
+      <w:r>
+        <w:t>Для создания клиент-серверного приложения был выбран C# в качестве языка программирования по следующим причинам:</w:t>
+      </w:r>
+    </w:p>
+    <w:p>
+      <w:pPr>
+        <w:pStyle w:val="List"/>
+      </w:pPr>
+      <w:r>
+        <w:t>C# является одним из основных языков программирования платформы .NET, которая предоставляет инструменты для создания клиент-серверных приложений.</w:t>
+      </w:r>
+    </w:p>
+    <w:p>
+      <w:pPr>
+        <w:pStyle w:val="List"/>
+      </w:pPr>
+      <w:r>
+        <w:t>C# обладает хорошей поддержкой объектно-ориентированного программирования, что упрощает разработку больших и сложных приложений.</w:t>
+      </w:r>
+    </w:p>
+    <w:p>
+      <w:pPr>
+        <w:pStyle w:val="List"/>
+      </w:pPr>
+      <w:r>
+        <w:t>C# имеет широкую базу пользователей и сообщества, что облегчает поиск решений для различных проблем при разработке приложения.</w:t>
+      </w:r>
+    </w:p>
+    <w:p>
+      <w:pPr>
+        <w:pStyle w:val="a0"/>
+      </w:pPr>
+      <w:r>
+        <w:t>При сравнении C# с другими языками программирования, можно увидеть, что:</w:t>
+      </w:r>
+    </w:p>
+    <w:p>
+      <w:pPr>
+        <w:pStyle w:val="List"/>
+      </w:pPr>
+      <w:r>
+        <w:lastRenderedPageBreak/>
+        <w:t>Java и Python также могут использоваться для создания клиент-серверных приложений, но C# имеет меньше ограничений при работе с платформой .NET и может предоставить более быстрое и эффективное решение.</w:t>
+      </w:r>
+    </w:p>
+    <w:p>
+      <w:pPr>
+        <w:pStyle w:val="List"/>
+      </w:pPr>
+      <w:r>
+        <w:t>JavaScript также может быть использован для создания клиент-серверных приложений, но он обычно используется для создания веб-приложений и не имеет такой тесной интеграции с .NET как C#.</w:t>
+      </w:r>
+    </w:p>
+    <w:p>
+      <w:pPr>
+        <w:pStyle w:val="a0"/>
+        <w:rPr>
+          <w:lang w:val="ru-RU"/>
+        </w:rPr>
+      </w:pPr>
+      <w:r>
+        <w:rPr>
+          <w:lang w:val="ru-RU"/>
+        </w:rPr>
+        <w:t>В интернете существует аналог создаваемого приложения, в котором имеется больше форм отчётностей, но его дизайн выглядит более простым и так же в нем сложнее разобраться из-за большого количества окон.</w:t>
+      </w:r>
+    </w:p>
+    <w:p>
+      <w:pPr>
+        <w:pStyle w:val="a0"/>
+        <w:rPr>
+          <w:lang w:val="ru-RU"/>
+        </w:rPr>
+      </w:pPr>
+      <w:r>
+        <w:rPr>
+          <w:lang w:val="ru-RU"/>
+        </w:rPr>
+        <w:t>Функционал разрабатываемого приложения должен состоять в том, что бы предоставлять пользователю доступ к созданию бухгалтерских отчётов и так же их валидации, что является очень важным функционалом.</w:t>
       </w:r>
     </w:p>
     <w:p>
@@ -6525,7 +6819,19 @@
         <w:rPr>
           <w:lang w:val="ru-RU"/>
         </w:rPr>
-        <w:t xml:space="preserve">Возьмем для примера страницу с фильмами где участвует </w:t>
+        <w:t xml:space="preserve">Возьмем для примера страницу с </w:t>
+      </w:r>
+      <w:r>
+        <w:rPr>
+          <w:lang w:val="ru-RU"/>
+        </w:rPr>
+        <w:t>пользователями</w:t>
+      </w:r>
+      <w:r>
+        <w:rPr>
+          <w:lang w:val="ru-RU"/>
+        </w:rPr>
+        <w:t xml:space="preserve"> где участвует </w:t>
       </w:r>
       <w:r>
         <w:t>DataGrid</w:t>
@@ -6549,13 +6855,19 @@
         <w:rPr>
           <w:lang w:val="ru-RU"/>
         </w:rPr>
-        <w:t>страницы с филь</w:t>
-      </w:r>
-      <w:r>
-        <w:rPr>
-          <w:lang w:val="ru-RU"/>
-        </w:rPr>
-        <w:t xml:space="preserve">мами представлен на рисунке </w:t>
+        <w:t xml:space="preserve">страницы с </w:t>
+      </w:r>
+      <w:r>
+        <w:rPr>
+          <w:lang w:val="ru-RU"/>
+        </w:rPr>
+        <w:t xml:space="preserve">пользователями </w:t>
+      </w:r>
+      <w:r>
+        <w:rPr>
+          <w:lang w:val="ru-RU"/>
+        </w:rPr>
+        <w:t xml:space="preserve">представлен на рисунке </w:t>
       </w:r>
     </w:p>
     <w:p>
@@ -7121,6 +7433,12 @@
           <w:lang w:val="ru-RU"/>
         </w:rPr>
         <w:t xml:space="preserve"> </w:t>
+      </w:r>
+      <w:r>
+        <w:rPr>
+          <w:lang w:val="ru-RU"/>
+        </w:rPr>
+        <w:t xml:space="preserve">для создания, просмотров и валидации бухгалтерских отчётов. </w:t>
       </w:r>
     </w:p>
     <w:p>
@@ -7294,7 +7612,7 @@
             <m:chr m:val="∑"/>
             <m:ctrlPr>
               <w:rPr>
-                <w:rFonts w:ascii="Cambria Math"/>
+                <w:rFonts w:ascii="Cambria Math" w:hAnsi="Cambria Math"/>
                 <w:i/>
               </w:rPr>
             </m:ctrlPr>
@@ -7346,20 +7664,8 @@
                   </w:rPr>
                   <m:t>i</m:t>
                 </m:r>
-                <m:ctrlPr>
-                  <w:rPr>
-                    <w:rFonts w:ascii="Cambria Math"/>
-                    <w:i/>
-                  </w:rPr>
-                </m:ctrlPr>
               </m:sub>
             </m:sSub>
-            <m:ctrlPr>
-              <w:rPr>
-                <w:rFonts w:ascii="Cambria Math" w:hAnsi="Cambria Math"/>
-                <w:i/>
-              </w:rPr>
-            </m:ctrlPr>
           </m:e>
         </m:nary>
       </m:oMath>
@@ -8601,12 +8907,6 @@
               </w:rPr>
               <m:t>i</m:t>
             </m:r>
-            <m:ctrlPr>
-              <w:rPr>
-                <w:rFonts w:ascii="Cambria Math"/>
-                <w:i/>
-              </w:rPr>
-            </m:ctrlPr>
           </m:sub>
         </m:sSub>
         <m:r>
@@ -8619,7 +8919,7 @@
           <m:sSubPr>
             <m:ctrlPr>
               <w:rPr>
-                <w:rFonts w:ascii="Cambria Math"/>
+                <w:rFonts w:ascii="Cambria Math" w:hAnsi="Cambria Math"/>
                 <w:i/>
               </w:rPr>
             </m:ctrlPr>
@@ -8651,7 +8951,7 @@
           <m:sSubPr>
             <m:ctrlPr>
               <w:rPr>
-                <w:rFonts w:ascii="Cambria Math"/>
+                <w:rFonts w:ascii="Cambria Math" w:hAnsi="Cambria Math"/>
                 <w:i/>
               </w:rPr>
             </m:ctrlPr>
@@ -9279,7 +9579,7 @@
             <m:supHide m:val="1"/>
             <m:ctrlPr>
               <w:rPr>
-                <w:rFonts w:ascii="Cambria Math"/>
+                <w:rFonts w:ascii="Cambria Math" w:hAnsi="Cambria Math"/>
                 <w:i/>
                 <w:lang w:val="ru-RU"/>
               </w:rPr>
@@ -9292,7 +9592,7 @@
               <m:sSubPr>
                 <m:ctrlPr>
                   <w:rPr>
-                    <w:rFonts w:ascii="Cambria Math"/>
+                    <w:rFonts w:ascii="Cambria Math" w:hAnsi="Cambria Math"/>
                     <w:i/>
                     <w:lang w:val="ru-RU"/>
                   </w:rPr>
@@ -9317,13 +9617,6 @@
                 </m:r>
               </m:sub>
             </m:sSub>
-            <m:ctrlPr>
-              <w:rPr>
-                <w:rFonts w:ascii="Cambria Math" w:hAnsi="Cambria Math"/>
-                <w:i/>
-                <w:lang w:val="ru-RU"/>
-              </w:rPr>
-            </m:ctrlPr>
           </m:e>
         </m:nary>
       </m:oMath>
@@ -10394,7 +10687,7 @@
           <m:sSubPr>
             <m:ctrlPr>
               <w:rPr>
-                <w:rFonts w:ascii="Cambria Math"/>
+                <w:rFonts w:ascii="Cambria Math" w:hAnsi="Cambria Math"/>
                 <w:i/>
               </w:rPr>
             </m:ctrlPr>
@@ -10426,7 +10719,7 @@
           <m:sSubPr>
             <m:ctrlPr>
               <w:rPr>
-                <w:rFonts w:ascii="Cambria Math"/>
+                <w:rFonts w:ascii="Cambria Math" w:hAnsi="Cambria Math"/>
                 <w:i/>
               </w:rPr>
             </m:ctrlPr>
@@ -10458,7 +10751,7 @@
           <m:sSubPr>
             <m:ctrlPr>
               <w:rPr>
-                <w:rFonts w:ascii="Cambria Math"/>
+                <w:rFonts w:ascii="Cambria Math" w:hAnsi="Cambria Math"/>
                 <w:i/>
               </w:rPr>
             </m:ctrlPr>
@@ -10516,12 +10809,6 @@
               </w:rPr>
               <m:t>i</m:t>
             </m:r>
-            <m:ctrlPr>
-              <w:rPr>
-                <w:rFonts w:ascii="Cambria Math"/>
-                <w:i/>
-              </w:rPr>
-            </m:ctrlPr>
           </m:sub>
         </m:sSub>
       </m:oMath>
@@ -10709,35 +10996,7 @@
               <w:rFonts w:ascii="Cambria Math"/>
               <w:lang w:val="ru-RU"/>
             </w:rPr>
-            <m:t>W=</m:t>
-          </m:r>
-          <m:r>
-            <w:rPr>
-              <w:rFonts w:ascii="Cambria Math"/>
-              <w:lang w:val="ru-RU"/>
-            </w:rPr>
-            <m:t>136</m:t>
-          </m:r>
-          <m:r>
-            <w:rPr>
-              <w:rFonts w:ascii="Cambria Math"/>
-              <w:lang w:val="ru-RU"/>
-            </w:rPr>
-            <m:t>,</m:t>
-          </m:r>
-          <m:r>
-            <w:rPr>
-              <w:rFonts w:ascii="Cambria Math"/>
-              <w:lang w:val="ru-RU"/>
-            </w:rPr>
-            <m:t>4</m:t>
-          </m:r>
-          <m:r>
-            <w:rPr>
-              <w:rFonts w:ascii="Cambria Math"/>
-              <w:lang w:val="ru-RU"/>
-            </w:rPr>
-            <m:t xml:space="preserve"> </m:t>
+            <m:t xml:space="preserve">W=136,4 </m:t>
           </m:r>
           <m:r>
             <m:rPr>
@@ -11070,7 +11329,7 @@
             <m:chr m:val="∑"/>
             <m:ctrlPr>
               <w:rPr>
-                <w:rFonts w:ascii="Cambria Math"/>
+                <w:rFonts w:ascii="Cambria Math" w:hAnsi="Cambria Math"/>
                 <w:i/>
               </w:rPr>
             </m:ctrlPr>
@@ -11096,7 +11355,7 @@
               <m:sSubPr>
                 <m:ctrlPr>
                   <w:rPr>
-                    <w:rFonts w:ascii="Cambria Math"/>
+                    <w:rFonts w:ascii="Cambria Math" w:hAnsi="Cambria Math"/>
                     <w:i/>
                   </w:rPr>
                 </m:ctrlPr>
@@ -11118,12 +11377,6 @@
                 </m:r>
               </m:sub>
             </m:sSub>
-            <m:ctrlPr>
-              <w:rPr>
-                <w:rFonts w:ascii="Cambria Math" w:hAnsi="Cambria Math"/>
-                <w:i/>
-              </w:rPr>
-            </m:ctrlPr>
           </m:e>
         </m:nary>
       </m:oMath>
@@ -12956,12 +13209,6 @@
               </w:rPr>
               <m:t>i</m:t>
             </m:r>
-            <m:ctrlPr>
-              <w:rPr>
-                <w:rFonts w:ascii="Cambria Math"/>
-                <w:i/>
-              </w:rPr>
-            </m:ctrlPr>
           </m:sub>
         </m:sSub>
         <m:r>
@@ -13000,12 +13247,6 @@
               </w:rPr>
               <m:t>i</m:t>
             </m:r>
-            <m:ctrlPr>
-              <w:rPr>
-                <w:rFonts w:ascii="Cambria Math"/>
-                <w:i/>
-              </w:rPr>
-            </m:ctrlPr>
           </m:sub>
         </m:sSub>
         <m:r>
@@ -13044,12 +13285,6 @@
               </w:rPr>
               <m:t>i</m:t>
             </m:r>
-            <m:ctrlPr>
-              <w:rPr>
-                <w:rFonts w:ascii="Cambria Math"/>
-                <w:i/>
-              </w:rPr>
-            </m:ctrlPr>
           </m:sub>
         </m:sSub>
         <m:r>
@@ -13279,12 +13514,6 @@
               </w:rPr>
               <m:t>i</m:t>
             </m:r>
-            <m:ctrlPr>
-              <w:rPr>
-                <w:rFonts w:ascii="Cambria Math"/>
-                <w:i/>
-              </w:rPr>
-            </m:ctrlPr>
           </m:sub>
         </m:sSub>
         <m:r>
@@ -13323,12 +13552,6 @@
               </w:rPr>
               <m:t>i</m:t>
             </m:r>
-            <m:ctrlPr>
-              <w:rPr>
-                <w:rFonts w:ascii="Cambria Math"/>
-                <w:i/>
-              </w:rPr>
-            </m:ctrlPr>
           </m:sub>
         </m:sSub>
         <m:r>
@@ -13367,12 +13590,6 @@
               </w:rPr>
               <m:t>i</m:t>
             </m:r>
-            <m:ctrlPr>
-              <w:rPr>
-                <w:rFonts w:ascii="Cambria Math"/>
-                <w:i/>
-              </w:rPr>
-            </m:ctrlPr>
           </m:sub>
         </m:sSub>
       </m:oMath>
@@ -13560,12 +13777,6 @@
               </w:rPr>
               <m:t>i</m:t>
             </m:r>
-            <m:ctrlPr>
-              <w:rPr>
-                <w:rFonts w:ascii="Cambria Math"/>
-                <w:i/>
-              </w:rPr>
-            </m:ctrlPr>
           </m:sub>
         </m:sSub>
         <m:r>
@@ -13610,12 +13821,6 @@
               </w:rPr>
               <m:t>i</m:t>
             </m:r>
-            <m:ctrlPr>
-              <w:rPr>
-                <w:rFonts w:ascii="Cambria Math"/>
-                <w:i/>
-              </w:rPr>
-            </m:ctrlPr>
           </m:sub>
         </m:sSub>
         <m:r>
@@ -14187,7 +14392,7 @@
             <m:chr m:val="∑"/>
             <m:ctrlPr>
               <w:rPr>
-                <w:rFonts w:ascii="Cambria Math"/>
+                <w:rFonts w:ascii="Cambria Math" w:hAnsi="Cambria Math"/>
                 <w:i/>
               </w:rPr>
             </m:ctrlPr>
@@ -14239,20 +14444,8 @@
                   </w:rPr>
                   <m:t>i</m:t>
                 </m:r>
-                <m:ctrlPr>
-                  <w:rPr>
-                    <w:rFonts w:ascii="Cambria Math"/>
-                    <w:i/>
-                  </w:rPr>
-                </m:ctrlPr>
               </m:sub>
             </m:sSub>
-            <m:ctrlPr>
-              <w:rPr>
-                <w:rFonts w:ascii="Cambria Math" w:hAnsi="Cambria Math"/>
-                <w:i/>
-              </w:rPr>
-            </m:ctrlPr>
           </m:e>
         </m:nary>
       </m:oMath>
@@ -15310,12 +15503,6 @@
               </w:rPr>
               <m:t>i</m:t>
             </m:r>
-            <m:ctrlPr>
-              <w:rPr>
-                <w:rFonts w:ascii="Cambria Math"/>
-                <w:i/>
-              </w:rPr>
-            </m:ctrlPr>
           </m:sub>
         </m:sSub>
         <m:r>
@@ -15348,12 +15535,6 @@
               </w:rPr>
               <m:t>i</m:t>
             </m:r>
-            <m:ctrlPr>
-              <w:rPr>
-                <w:rFonts w:ascii="Cambria Math"/>
-                <w:i/>
-              </w:rPr>
-            </m:ctrlPr>
           </m:sub>
         </m:sSub>
         <m:r>
@@ -15392,12 +15573,6 @@
               </w:rPr>
               <m:t>i</m:t>
             </m:r>
-            <m:ctrlPr>
-              <w:rPr>
-                <w:rFonts w:ascii="Cambria Math"/>
-                <w:i/>
-              </w:rPr>
-            </m:ctrlPr>
           </m:sub>
         </m:sSub>
         <m:r>
@@ -15718,7 +15893,7 @@
             <m:chr m:val="∑"/>
             <m:ctrlPr>
               <w:rPr>
-                <w:rFonts w:ascii="Cambria Math"/>
+                <w:rFonts w:ascii="Cambria Math" w:hAnsi="Cambria Math"/>
                 <w:i/>
               </w:rPr>
             </m:ctrlPr>
@@ -15958,77 +16133,7 @@
               <w:rFonts w:ascii="Cambria Math"/>
               <w:lang w:val="ru-RU"/>
             </w:rPr>
-            <m:t>=</m:t>
-          </m:r>
-          <m:r>
-            <w:rPr>
-              <w:rFonts w:ascii="Cambria Math"/>
-              <w:lang w:val="ru-RU"/>
-            </w:rPr>
-            <m:t>106372</m:t>
-          </m:r>
-          <m:r>
-            <w:rPr>
-              <w:rFonts w:ascii="Cambria Math"/>
-              <w:lang w:val="ru-RU"/>
-            </w:rPr>
-            <m:t>,</m:t>
-          </m:r>
-          <m:r>
-            <w:rPr>
-              <w:rFonts w:ascii="Cambria Math"/>
-              <w:lang w:val="ru-RU"/>
-            </w:rPr>
-            <m:t>55</m:t>
-          </m:r>
-          <m:r>
-            <w:rPr>
-              <w:rFonts w:ascii="Cambria Math"/>
-              <w:lang w:val="ru-RU"/>
-            </w:rPr>
-            <m:t>+</m:t>
-          </m:r>
-          <m:r>
-            <w:rPr>
-              <w:rFonts w:ascii="Cambria Math"/>
-              <w:lang w:val="ru-RU"/>
-            </w:rPr>
-            <m:t>0</m:t>
-          </m:r>
-          <m:r>
-            <w:rPr>
-              <w:rFonts w:ascii="Cambria Math"/>
-              <w:lang w:val="ru-RU"/>
-            </w:rPr>
-            <m:t>=</m:t>
-          </m:r>
-          <m:r>
-            <w:rPr>
-              <w:rFonts w:ascii="Cambria Math"/>
-              <w:lang w:val="ru-RU"/>
-            </w:rPr>
-            <m:t xml:space="preserve"> </m:t>
-          </m:r>
-          <m:r>
-            <w:rPr>
-              <w:rFonts w:ascii="Cambria Math"/>
-              <w:lang w:val="ru-RU"/>
-            </w:rPr>
-            <m:t>106372</m:t>
-          </m:r>
-          <m:r>
-            <w:rPr>
-              <w:rFonts w:ascii="Cambria Math"/>
-              <w:lang w:val="ru-RU"/>
-            </w:rPr>
-            <m:t>,</m:t>
-          </m:r>
-          <m:r>
-            <w:rPr>
-              <w:rFonts w:ascii="Cambria Math"/>
-              <w:lang w:val="ru-RU"/>
-            </w:rPr>
-            <m:t>55</m:t>
+            <m:t>=106372,55+0= 106372,55</m:t>
           </m:r>
           <m:r>
             <w:rPr>
@@ -16317,13 +16422,7 @@
           <w:rPr>
             <w:rFonts w:ascii="Cambria Math"/>
           </w:rPr>
-          <m:t>=</m:t>
-        </m:r>
-        <m:r>
-          <w:rPr>
-            <w:rFonts w:ascii="Cambria Math"/>
-          </w:rPr>
-          <m:t>106372</m:t>
+          <m:t>=106372</m:t>
         </m:r>
         <m:r>
           <m:rPr>
@@ -16332,17 +16431,7 @@
           <w:rPr>
             <w:rFonts w:ascii="Cambria Math"/>
           </w:rPr>
-          <m:t>,</m:t>
-        </m:r>
-        <m:r>
-          <m:rPr>
-            <m:nor/>
-          </m:rPr>
-          <w:rPr>
-            <w:rFonts w:ascii="Cambria Math"/>
-            <w:lang w:val="en-US"/>
-          </w:rPr>
-          <m:t>55</m:t>
+          <m:t>,55</m:t>
         </m:r>
         <m:r>
           <m:rPr>
@@ -16360,16 +16449,7 @@
           <w:rPr>
             <w:rFonts w:ascii="Cambria Math"/>
           </w:rPr>
-          <m:t>10/100=</m:t>
-        </m:r>
-        <m:r>
-          <m:rPr>
-            <m:sty m:val="p"/>
-          </m:rPr>
-          <w:rPr>
-            <w:rFonts w:ascii="Cambria Math"/>
-          </w:rPr>
-          <m:t>1</m:t>
+          <m:t>10/100=1</m:t>
         </m:r>
         <m:r>
           <w:rPr>
@@ -16384,16 +16464,7 @@
           <w:rPr>
             <w:rFonts w:ascii="Cambria Math"/>
           </w:rPr>
-          <m:t>,</m:t>
-        </m:r>
-        <m:r>
-          <m:rPr>
-            <m:sty m:val="p"/>
-          </m:rPr>
-          <w:rPr>
-            <w:rFonts w:ascii="Cambria Math"/>
-          </w:rPr>
-          <m:t>2</m:t>
+          <m:t>,2</m:t>
         </m:r>
         <m:r>
           <w:rPr>
@@ -16462,73 +16533,7 @@
           <w:rPr>
             <w:rFonts w:ascii="Cambria Math"/>
           </w:rPr>
-          <m:t>=</m:t>
-        </m:r>
-        <m:r>
-          <w:rPr>
-            <w:rFonts w:ascii="Cambria Math"/>
-          </w:rPr>
-          <m:t>106372</m:t>
-        </m:r>
-        <m:r>
-          <w:rPr>
-            <w:rFonts w:ascii="Cambria Math"/>
-          </w:rPr>
-          <m:t>,</m:t>
-        </m:r>
-        <m:r>
-          <w:rPr>
-            <w:rFonts w:ascii="Cambria Math"/>
-          </w:rPr>
-          <m:t>55</m:t>
-        </m:r>
-        <m:r>
-          <w:rPr>
-            <w:rFonts w:ascii="Cambria Math"/>
-          </w:rPr>
-          <m:t>+</m:t>
-        </m:r>
-        <m:r>
-          <w:rPr>
-            <w:rFonts w:ascii="Cambria Math"/>
-          </w:rPr>
-          <m:t>10637</m:t>
-        </m:r>
-        <m:r>
-          <w:rPr>
-            <w:rFonts w:ascii="Cambria Math"/>
-          </w:rPr>
-          <m:t>,</m:t>
-        </m:r>
-        <m:r>
-          <w:rPr>
-            <w:rFonts w:ascii="Cambria Math"/>
-          </w:rPr>
-          <m:t>25</m:t>
-        </m:r>
-        <m:r>
-          <w:rPr>
-            <w:rFonts w:ascii="Cambria Math"/>
-          </w:rPr>
-          <m:t>=</m:t>
-        </m:r>
-        <m:r>
-          <w:rPr>
-            <w:rFonts w:ascii="Cambria Math"/>
-          </w:rPr>
-          <m:t>117009</m:t>
-        </m:r>
-        <m:r>
-          <w:rPr>
-            <w:rFonts w:ascii="Cambria Math"/>
-          </w:rPr>
-          <m:t>,</m:t>
-        </m:r>
-        <m:r>
-          <w:rPr>
-            <w:rFonts w:ascii="Cambria Math"/>
-          </w:rPr>
-          <m:t>80</m:t>
+          <m:t>=106372,55+10637,25=117009,80</m:t>
         </m:r>
         <m:r>
           <w:rPr>
@@ -16899,25 +16904,7 @@
           <w:rPr>
             <w:rFonts w:ascii="Cambria Math"/>
           </w:rPr>
-          <m:t>=</m:t>
-        </m:r>
-        <m:r>
-          <w:rPr>
-            <w:rFonts w:ascii="Cambria Math"/>
-          </w:rPr>
-          <m:t>117009</m:t>
-        </m:r>
-        <m:r>
-          <w:rPr>
-            <w:rFonts w:ascii="Cambria Math"/>
-          </w:rPr>
-          <m:t>,</m:t>
-        </m:r>
-        <m:r>
-          <w:rPr>
-            <w:rFonts w:ascii="Cambria Math"/>
-          </w:rPr>
-          <m:t>80</m:t>
+          <m:t>=117009,80</m:t>
         </m:r>
         <m:r>
           <w:rPr>
@@ -16929,43 +16916,7 @@
           <w:rPr>
             <w:rFonts w:ascii="Cambria Math"/>
           </w:rPr>
-          <m:t>30/100=</m:t>
-        </m:r>
-        <m:r>
-          <w:rPr>
-            <w:rFonts w:ascii="Cambria Math"/>
-          </w:rPr>
-          <m:t>3</m:t>
-        </m:r>
-        <m:r>
-          <w:rPr>
-            <w:rFonts w:ascii="Cambria Math"/>
-          </w:rPr>
-          <m:t>5</m:t>
-        </m:r>
-        <m:r>
-          <w:rPr>
-            <w:rFonts w:ascii="Cambria Math"/>
-          </w:rPr>
-          <m:t>102</m:t>
-        </m:r>
-        <m:r>
-          <w:rPr>
-            <w:rFonts w:ascii="Cambria Math"/>
-          </w:rPr>
-          <m:t>,</m:t>
-        </m:r>
-        <m:r>
-          <w:rPr>
-            <w:rFonts w:ascii="Cambria Math"/>
-          </w:rPr>
-          <m:t>94</m:t>
-        </m:r>
-        <m:r>
-          <w:rPr>
-            <w:rFonts w:ascii="Cambria Math"/>
-          </w:rPr>
-          <m:t xml:space="preserve"> </m:t>
+          <m:t xml:space="preserve">30/100=35102,94 </m:t>
         </m:r>
         <m:r>
           <w:rPr>
@@ -17263,25 +17214,7 @@
           <w:rPr>
             <w:rFonts w:ascii="Cambria Math"/>
           </w:rPr>
-          <m:t>=</m:t>
-        </m:r>
-        <m:r>
-          <w:rPr>
-            <w:rFonts w:ascii="Cambria Math"/>
-          </w:rPr>
-          <m:t>117009</m:t>
-        </m:r>
-        <m:r>
-          <w:rPr>
-            <w:rFonts w:ascii="Cambria Math"/>
-          </w:rPr>
-          <m:t>,</m:t>
-        </m:r>
-        <m:r>
-          <w:rPr>
-            <w:rFonts w:ascii="Cambria Math"/>
-          </w:rPr>
-          <m:t>80</m:t>
+          <m:t>=117009,80</m:t>
         </m:r>
         <m:r>
           <w:rPr>
@@ -17293,25 +17226,7 @@
           <w:rPr>
             <w:rFonts w:ascii="Cambria Math"/>
           </w:rPr>
-          <m:t>10/100=</m:t>
-        </m:r>
-        <m:r>
-          <w:rPr>
-            <w:rFonts w:ascii="Cambria Math"/>
-          </w:rPr>
-          <m:t>11700</m:t>
-        </m:r>
-        <m:r>
-          <w:rPr>
-            <w:rFonts w:ascii="Cambria Math"/>
-          </w:rPr>
-          <m:t>,</m:t>
-        </m:r>
-        <m:r>
-          <w:rPr>
-            <w:rFonts w:ascii="Cambria Math"/>
-          </w:rPr>
-          <m:t>98</m:t>
+          <m:t>10/100=11700,98</m:t>
         </m:r>
         <m:r>
           <w:rPr>
@@ -17721,139 +17636,13 @@
             <w:rPr>
               <w:rFonts w:ascii="Cambria Math"/>
             </w:rPr>
-            <m:t>С</m:t>
+            <m:t>Сб</m:t>
           </m:r>
           <m:r>
             <w:rPr>
               <w:rFonts w:ascii="Cambria Math"/>
             </w:rPr>
-            <m:t>б</m:t>
-          </m:r>
-          <m:r>
-            <w:rPr>
-              <w:rFonts w:ascii="Cambria Math"/>
-            </w:rPr>
-            <m:t>=0+830,00+492,77+19</m:t>
-          </m:r>
-          <m:r>
-            <w:rPr>
-              <w:rFonts w:ascii="Cambria Math"/>
-            </w:rPr>
-            <m:t>34</m:t>
-          </m:r>
-          <m:r>
-            <w:rPr>
-              <w:rFonts w:ascii="Cambria Math"/>
-            </w:rPr>
-            <m:t>,7</m:t>
-          </m:r>
-          <m:r>
-            <w:rPr>
-              <w:rFonts w:ascii="Cambria Math"/>
-            </w:rPr>
-            <m:t>4</m:t>
-          </m:r>
-          <m:r>
-            <w:rPr>
-              <w:rFonts w:ascii="Cambria Math"/>
-            </w:rPr>
-            <m:t>+</m:t>
-          </m:r>
-          <m:r>
-            <w:rPr>
-              <w:rFonts w:ascii="Cambria Math"/>
-            </w:rPr>
-            <m:t>117009</m:t>
-          </m:r>
-          <m:r>
-            <w:rPr>
-              <w:rFonts w:ascii="Cambria Math"/>
-            </w:rPr>
-            <m:t>,</m:t>
-          </m:r>
-          <m:r>
-            <w:rPr>
-              <w:rFonts w:ascii="Cambria Math"/>
-            </w:rPr>
-            <m:t>80</m:t>
-          </m:r>
-          <m:r>
-            <w:rPr>
-              <w:rFonts w:ascii="Cambria Math"/>
-            </w:rPr>
-            <m:t>+</m:t>
-          </m:r>
-          <m:r>
-            <w:rPr>
-              <w:rFonts w:ascii="Cambria Math"/>
-            </w:rPr>
-            <m:t>3</m:t>
-          </m:r>
-          <m:r>
-            <w:rPr>
-              <w:rFonts w:ascii="Cambria Math"/>
-            </w:rPr>
-            <m:t>5</m:t>
-          </m:r>
-          <m:r>
-            <w:rPr>
-              <w:rFonts w:ascii="Cambria Math"/>
-            </w:rPr>
-            <m:t>102</m:t>
-          </m:r>
-          <m:r>
-            <w:rPr>
-              <w:rFonts w:ascii="Cambria Math"/>
-            </w:rPr>
-            <m:t>,</m:t>
-          </m:r>
-          <m:r>
-            <w:rPr>
-              <w:rFonts w:ascii="Cambria Math"/>
-            </w:rPr>
-            <m:t>94</m:t>
-          </m:r>
-          <m:r>
-            <w:rPr>
-              <w:rFonts w:ascii="Cambria Math"/>
-            </w:rPr>
-            <m:t>+</m:t>
-          </m:r>
-          <m:r>
-            <w:rPr>
-              <w:rFonts w:ascii="Cambria Math"/>
-            </w:rPr>
-            <m:t>11700</m:t>
-          </m:r>
-          <m:r>
-            <w:rPr>
-              <w:rFonts w:ascii="Cambria Math"/>
-            </w:rPr>
-            <m:t>,</m:t>
-          </m:r>
-          <m:r>
-            <w:rPr>
-              <w:rFonts w:ascii="Cambria Math"/>
-            </w:rPr>
-            <m:t>98</m:t>
-          </m:r>
-          <m:r>
-            <w:rPr>
-              <w:rFonts w:ascii="Cambria Math"/>
-            </w:rPr>
-            <m:t>=</m:t>
-          </m:r>
-          <m:r>
-            <w:rPr>
-              <w:rFonts w:ascii="Cambria Math"/>
-            </w:rPr>
-            <m:t>1</m:t>
-          </m:r>
-          <m:r>
-            <w:rPr>
-              <w:rFonts w:ascii="Cambria Math"/>
-            </w:rPr>
-            <m:t>67071</m:t>
+            <m:t>=0+830,00+492,77+1934,74+117009,80+35102,94+11700,98=167071</m:t>
           </m:r>
           <m:r>
             <m:rPr>
@@ -17862,16 +17651,7 @@
             <w:rPr>
               <w:rFonts w:ascii="Cambria Math"/>
             </w:rPr>
-            <m:t>,</m:t>
-          </m:r>
-          <m:r>
-            <m:rPr>
-              <m:nor/>
-            </m:rPr>
-            <w:rPr>
-              <w:rFonts w:ascii="Cambria Math"/>
-            </w:rPr>
-            <m:t>23</m:t>
+            <m:t>,23</m:t>
           </m:r>
           <m:r>
             <m:rPr>
@@ -18178,9 +17958,6 @@
     <w:p>
       <w:pPr>
         <w:pStyle w:val="a9"/>
-        <w:rPr>
-          <w:lang w:val="en-US"/>
-        </w:rPr>
       </w:pPr>
       <w:r>
         <w:tab/>
@@ -18204,37 +17981,8 @@
           </m:rPr>
           <w:rPr>
             <w:rFonts w:ascii="Cambria Math"/>
-            <w:lang w:val="en-US"/>
           </w:rPr>
-          <m:t>167071</m:t>
-        </m:r>
-        <m:r>
-          <m:rPr>
-            <m:nor/>
-          </m:rPr>
-          <w:rPr>
-            <w:rFonts w:ascii="Cambria Math"/>
-          </w:rPr>
-          <m:t>,</m:t>
-        </m:r>
-        <m:r>
-          <m:rPr>
-            <m:nor/>
-          </m:rPr>
-          <w:rPr>
-            <w:rFonts w:ascii="Cambria Math"/>
-            <w:lang w:val="en-US"/>
-          </w:rPr>
-          <m:t>2</m:t>
-        </m:r>
-        <m:r>
-          <m:rPr>
-            <m:nor/>
-          </m:rPr>
-          <w:rPr>
-            <w:rFonts w:ascii="Cambria Math"/>
-          </w:rPr>
-          <m:t>3</m:t>
+          <m:t>167071,23</m:t>
         </m:r>
         <m:r>
           <m:rPr>
@@ -18252,16 +18000,7 @@
           <w:rPr>
             <w:rFonts w:ascii="Cambria Math"/>
           </w:rPr>
-          <m:t>30/100=</m:t>
-        </m:r>
-        <m:r>
-          <m:rPr>
-            <m:sty m:val="p"/>
-          </m:rPr>
-          <w:rPr>
-            <w:rFonts w:ascii="Cambria Math"/>
-          </w:rPr>
-          <m:t>5</m:t>
+          <m:t>30/100=5</m:t>
         </m:r>
         <m:r>
           <w:rPr>
@@ -18276,16 +18015,7 @@
           <w:rPr>
             <w:rFonts w:ascii="Cambria Math"/>
           </w:rPr>
-          <m:t>,</m:t>
-        </m:r>
-        <m:r>
-          <m:rPr>
-            <m:sty m:val="p"/>
-          </m:rPr>
-          <w:rPr>
-            <w:rFonts w:ascii="Cambria Math"/>
-          </w:rPr>
-          <m:t>3</m:t>
+          <m:t>,3</m:t>
         </m:r>
         <m:r>
           <w:rPr>
@@ -18642,37 +18372,8 @@
           </m:rPr>
           <w:rPr>
             <w:rFonts w:ascii="Cambria Math"/>
-            <w:lang w:val="en-US"/>
           </w:rPr>
-          <m:t>167071</m:t>
-        </m:r>
-        <m:r>
-          <m:rPr>
-            <m:nor/>
-          </m:rPr>
-          <w:rPr>
-            <w:rFonts w:ascii="Cambria Math"/>
-          </w:rPr>
-          <m:t>,</m:t>
-        </m:r>
-        <m:r>
-          <m:rPr>
-            <m:nor/>
-          </m:rPr>
-          <w:rPr>
-            <w:rFonts w:ascii="Cambria Math"/>
-            <w:lang w:val="en-US"/>
-          </w:rPr>
-          <m:t>2</m:t>
-        </m:r>
-        <m:r>
-          <m:rPr>
-            <m:nor/>
-          </m:rPr>
-          <w:rPr>
-            <w:rFonts w:ascii="Cambria Math"/>
-          </w:rPr>
-          <m:t>3</m:t>
+          <m:t>167071,23</m:t>
         </m:r>
         <m:r>
           <m:rPr>
@@ -18681,16 +18382,7 @@
           <w:rPr>
             <w:rFonts w:ascii="Cambria Math"/>
           </w:rPr>
-          <m:t>+</m:t>
-        </m:r>
-        <m:r>
-          <m:rPr>
-            <m:sty m:val="p"/>
-          </m:rPr>
-          <w:rPr>
-            <w:rFonts w:ascii="Cambria Math"/>
-          </w:rPr>
-          <m:t>5</m:t>
+          <m:t>+5</m:t>
         </m:r>
         <m:r>
           <w:rPr>
@@ -18705,25 +18397,7 @@
           <w:rPr>
             <w:rFonts w:ascii="Cambria Math"/>
           </w:rPr>
-          <m:t>,</m:t>
-        </m:r>
-        <m:r>
-          <m:rPr>
-            <m:sty m:val="p"/>
-          </m:rPr>
-          <w:rPr>
-            <w:rFonts w:ascii="Cambria Math"/>
-          </w:rPr>
-          <m:t>3</m:t>
-        </m:r>
-        <m:r>
-          <m:rPr>
-            <m:sty m:val="p"/>
-          </m:rPr>
-          <w:rPr>
-            <w:rFonts w:ascii="Cambria Math"/>
-          </w:rPr>
-          <m:t>7)</m:t>
+          <m:t>,37)</m:t>
         </m:r>
         <m:r>
           <m:rPr>
@@ -18741,34 +18415,7 @@
           <w:rPr>
             <w:rFonts w:ascii="Cambria Math"/>
           </w:rPr>
-          <m:t>20/100=</m:t>
-        </m:r>
-        <m:r>
-          <m:rPr>
-            <m:sty m:val="p"/>
-          </m:rPr>
-          <w:rPr>
-            <w:rFonts w:ascii="Cambria Math"/>
-          </w:rPr>
-          <m:t>4</m:t>
-        </m:r>
-        <m:r>
-          <m:rPr>
-            <m:sty m:val="p"/>
-          </m:rPr>
-          <w:rPr>
-            <w:rFonts w:ascii="Cambria Math"/>
-          </w:rPr>
-          <m:t>3</m:t>
-        </m:r>
-        <m:r>
-          <m:rPr>
-            <m:sty m:val="p"/>
-          </m:rPr>
-          <w:rPr>
-            <w:rFonts w:ascii="Cambria Math"/>
-          </w:rPr>
-          <m:t>4</m:t>
+          <m:t>20/100=434</m:t>
         </m:r>
         <m:r>
           <w:rPr>
@@ -18783,16 +18430,7 @@
           <w:rPr>
             <w:rFonts w:ascii="Cambria Math"/>
           </w:rPr>
-          <m:t>,</m:t>
-        </m:r>
-        <m:r>
-          <m:rPr>
-            <m:sty m:val="p"/>
-          </m:rPr>
-          <w:rPr>
-            <w:rFonts w:ascii="Cambria Math"/>
-          </w:rPr>
-          <m:t>5</m:t>
+          <m:t>,5</m:t>
         </m:r>
         <m:r>
           <w:rPr>
@@ -19045,85 +18683,7 @@
           <w:rPr>
             <w:rFonts w:ascii="Cambria Math"/>
           </w:rPr>
-          <m:t>=</m:t>
-        </m:r>
-        <m:r>
-          <w:rPr>
-            <w:rFonts w:ascii="Cambria Math"/>
-          </w:rPr>
-          <m:t>167071</m:t>
-        </m:r>
-        <m:r>
-          <w:rPr>
-            <w:rFonts w:ascii="Cambria Math"/>
-          </w:rPr>
-          <m:t>,</m:t>
-        </m:r>
-        <m:r>
-          <w:rPr>
-            <w:rFonts w:ascii="Cambria Math"/>
-          </w:rPr>
-          <m:t>23</m:t>
-        </m:r>
-        <m:r>
-          <w:rPr>
-            <w:rFonts w:ascii="Cambria Math"/>
-          </w:rPr>
-          <m:t>+</m:t>
-        </m:r>
-        <m:r>
-          <w:rPr>
-            <w:rFonts w:ascii="Cambria Math"/>
-          </w:rPr>
-          <m:t>50121</m:t>
-        </m:r>
-        <m:r>
-          <w:rPr>
-            <w:rFonts w:ascii="Cambria Math"/>
-          </w:rPr>
-          <m:t>,</m:t>
-        </m:r>
-        <m:r>
-          <w:rPr>
-            <w:rFonts w:ascii="Cambria Math"/>
-          </w:rPr>
-          <m:t>37</m:t>
-        </m:r>
-        <m:r>
-          <w:rPr>
-            <w:rFonts w:ascii="Cambria Math"/>
-          </w:rPr>
-          <m:t>+</m:t>
-        </m:r>
-        <m:r>
-          <w:rPr>
-            <w:rFonts w:ascii="Cambria Math"/>
-          </w:rPr>
-          <m:t>43438</m:t>
-        </m:r>
-        <m:r>
-          <w:rPr>
-            <w:rFonts w:ascii="Cambria Math"/>
-          </w:rPr>
-          <m:t>,</m:t>
-        </m:r>
-        <m:r>
-          <w:rPr>
-            <w:rFonts w:ascii="Cambria Math"/>
-          </w:rPr>
-          <m:t>52</m:t>
-        </m:r>
-        <m:r>
-          <w:rPr>
-            <w:rFonts w:ascii="Cambria Math"/>
-          </w:rPr>
-          <m:t>=</m:t>
-        </m:r>
-        <m:r>
-          <w:rPr>
-            <w:rFonts w:ascii="Cambria Math"/>
-          </w:rPr>
-          <m:t>250631</m:t>
+          <m:t>=167071,23+50121,37+43438,52=250631</m:t>
         </m:r>
         <m:r>
           <m:rPr>
@@ -19132,16 +18692,7 @@
           <w:rPr>
             <w:rFonts w:ascii="Cambria Math"/>
           </w:rPr>
-          <m:t>,1</m:t>
-        </m:r>
-        <m:r>
-          <m:rPr>
-            <m:nor/>
-          </m:rPr>
-          <w:rPr>
-            <w:rFonts w:ascii="Cambria Math"/>
-          </w:rPr>
-          <m:t>2</m:t>
+          <m:t>,12</m:t>
         </m:r>
         <m:r>
           <m:rPr>
@@ -19698,14 +19249,12 @@
           </w:rPr>
           <w:t>.</w:t>
         </w:r>
-        <w:proofErr w:type="spellStart"/>
         <w:r>
           <w:rPr>
             <w:rStyle w:val="Hyperlink"/>
           </w:rPr>
           <w:t>povarenok</w:t>
         </w:r>
-        <w:proofErr w:type="spellEnd"/>
         <w:r>
           <w:rPr>
             <w:rStyle w:val="Hyperlink"/>
@@ -19713,14 +19262,12 @@
           </w:rPr>
           <w:t>.</w:t>
         </w:r>
-        <w:proofErr w:type="spellStart"/>
         <w:r>
           <w:rPr>
             <w:rStyle w:val="Hyperlink"/>
           </w:rPr>
           <w:t>ru</w:t>
         </w:r>
-        <w:proofErr w:type="spellEnd"/>
         <w:r>
           <w:rPr>
             <w:rStyle w:val="Hyperlink"/>
@@ -22465,6 +22012,155 @@
     </w:lvl>
   </w:abstractNum>
   <w:abstractNum w:abstractNumId="2" w15:restartNumberingAfterBreak="0">
+    <w:nsid w:val="00EC7DF2"/>
+    <w:multiLevelType w:val="multilevel"/>
+    <w:tmpl w:val="12EE9A98"/>
+    <w:lvl w:ilvl="0">
+      <w:start w:val="1"/>
+      <w:numFmt w:val="bullet"/>
+      <w:lvlText w:val=""/>
+      <w:lvlJc w:val="left"/>
+      <w:pPr>
+        <w:tabs>
+          <w:tab w:val="num" w:pos="720"/>
+        </w:tabs>
+        <w:ind w:left="720" w:hanging="360"/>
+      </w:pPr>
+      <w:rPr>
+        <w:rFonts w:ascii="Symbol" w:hAnsi="Symbol" w:hint="default"/>
+        <w:sz w:val="20"/>
+      </w:rPr>
+    </w:lvl>
+    <w:lvl w:ilvl="1" w:tentative="1">
+      <w:start w:val="1"/>
+      <w:numFmt w:val="bullet"/>
+      <w:lvlText w:val="o"/>
+      <w:lvlJc w:val="left"/>
+      <w:pPr>
+        <w:tabs>
+          <w:tab w:val="num" w:pos="1440"/>
+        </w:tabs>
+        <w:ind w:left="1440" w:hanging="360"/>
+      </w:pPr>
+      <w:rPr>
+        <w:rFonts w:ascii="Courier New" w:hAnsi="Courier New" w:hint="default"/>
+        <w:sz w:val="20"/>
+      </w:rPr>
+    </w:lvl>
+    <w:lvl w:ilvl="2" w:tentative="1">
+      <w:start w:val="1"/>
+      <w:numFmt w:val="bullet"/>
+      <w:lvlText w:val=""/>
+      <w:lvlJc w:val="left"/>
+      <w:pPr>
+        <w:tabs>
+          <w:tab w:val="num" w:pos="2160"/>
+        </w:tabs>
+        <w:ind w:left="2160" w:hanging="360"/>
+      </w:pPr>
+      <w:rPr>
+        <w:rFonts w:ascii="Wingdings" w:hAnsi="Wingdings" w:hint="default"/>
+        <w:sz w:val="20"/>
+      </w:rPr>
+    </w:lvl>
+    <w:lvl w:ilvl="3" w:tentative="1">
+      <w:start w:val="1"/>
+      <w:numFmt w:val="bullet"/>
+      <w:lvlText w:val=""/>
+      <w:lvlJc w:val="left"/>
+      <w:pPr>
+        <w:tabs>
+          <w:tab w:val="num" w:pos="2880"/>
+        </w:tabs>
+        <w:ind w:left="2880" w:hanging="360"/>
+      </w:pPr>
+      <w:rPr>
+        <w:rFonts w:ascii="Wingdings" w:hAnsi="Wingdings" w:hint="default"/>
+        <w:sz w:val="20"/>
+      </w:rPr>
+    </w:lvl>
+    <w:lvl w:ilvl="4" w:tentative="1">
+      <w:start w:val="1"/>
+      <w:numFmt w:val="bullet"/>
+      <w:lvlText w:val=""/>
+      <w:lvlJc w:val="left"/>
+      <w:pPr>
+        <w:tabs>
+          <w:tab w:val="num" w:pos="3600"/>
+        </w:tabs>
+        <w:ind w:left="3600" w:hanging="360"/>
+      </w:pPr>
+      <w:rPr>
+        <w:rFonts w:ascii="Wingdings" w:hAnsi="Wingdings" w:hint="default"/>
+        <w:sz w:val="20"/>
+      </w:rPr>
+    </w:lvl>
+    <w:lvl w:ilvl="5" w:tentative="1">
+      <w:start w:val="1"/>
+      <w:numFmt w:val="bullet"/>
+      <w:lvlText w:val=""/>
+      <w:lvlJc w:val="left"/>
+      <w:pPr>
+        <w:tabs>
+          <w:tab w:val="num" w:pos="4320"/>
+        </w:tabs>
+        <w:ind w:left="4320" w:hanging="360"/>
+      </w:pPr>
+      <w:rPr>
+        <w:rFonts w:ascii="Wingdings" w:hAnsi="Wingdings" w:hint="default"/>
+        <w:sz w:val="20"/>
+      </w:rPr>
+    </w:lvl>
+    <w:lvl w:ilvl="6" w:tentative="1">
+      <w:start w:val="1"/>
+      <w:numFmt w:val="bullet"/>
+      <w:lvlText w:val=""/>
+      <w:lvlJc w:val="left"/>
+      <w:pPr>
+        <w:tabs>
+          <w:tab w:val="num" w:pos="5040"/>
+        </w:tabs>
+        <w:ind w:left="5040" w:hanging="360"/>
+      </w:pPr>
+      <w:rPr>
+        <w:rFonts w:ascii="Wingdings" w:hAnsi="Wingdings" w:hint="default"/>
+        <w:sz w:val="20"/>
+      </w:rPr>
+    </w:lvl>
+    <w:lvl w:ilvl="7" w:tentative="1">
+      <w:start w:val="1"/>
+      <w:numFmt w:val="bullet"/>
+      <w:lvlText w:val=""/>
+      <w:lvlJc w:val="left"/>
+      <w:pPr>
+        <w:tabs>
+          <w:tab w:val="num" w:pos="5760"/>
+        </w:tabs>
+        <w:ind w:left="5760" w:hanging="360"/>
+      </w:pPr>
+      <w:rPr>
+        <w:rFonts w:ascii="Wingdings" w:hAnsi="Wingdings" w:hint="default"/>
+        <w:sz w:val="20"/>
+      </w:rPr>
+    </w:lvl>
+    <w:lvl w:ilvl="8" w:tentative="1">
+      <w:start w:val="1"/>
+      <w:numFmt w:val="bullet"/>
+      <w:lvlText w:val=""/>
+      <w:lvlJc w:val="left"/>
+      <w:pPr>
+        <w:tabs>
+          <w:tab w:val="num" w:pos="6480"/>
+        </w:tabs>
+        <w:ind w:left="6480" w:hanging="360"/>
+      </w:pPr>
+      <w:rPr>
+        <w:rFonts w:ascii="Wingdings" w:hAnsi="Wingdings" w:hint="default"/>
+        <w:sz w:val="20"/>
+      </w:rPr>
+    </w:lvl>
+  </w:abstractNum>
+  <w:abstractNum w:abstractNumId="3" w15:restartNumberingAfterBreak="0">
     <w:nsid w:val="03C25792"/>
     <w:multiLevelType w:val="hybridMultilevel"/>
     <w:tmpl w:val="88E65678"/>
@@ -22577,7 +22273,7 @@
       </w:rPr>
     </w:lvl>
   </w:abstractNum>
-  <w:abstractNum w:abstractNumId="3" w15:restartNumberingAfterBreak="0">
+  <w:abstractNum w:abstractNumId="4" w15:restartNumberingAfterBreak="0">
     <w:nsid w:val="0C5C5C38"/>
     <w:multiLevelType w:val="hybridMultilevel"/>
     <w:tmpl w:val="5876FF90"/>
@@ -22690,7 +22386,156 @@
       </w:rPr>
     </w:lvl>
   </w:abstractNum>
-  <w:abstractNum w:abstractNumId="4" w15:restartNumberingAfterBreak="0">
+  <w:abstractNum w:abstractNumId="5" w15:restartNumberingAfterBreak="0">
+    <w:nsid w:val="0F486523"/>
+    <w:multiLevelType w:val="multilevel"/>
+    <w:tmpl w:val="651A0842"/>
+    <w:lvl w:ilvl="0">
+      <w:start w:val="1"/>
+      <w:numFmt w:val="bullet"/>
+      <w:lvlText w:val=""/>
+      <w:lvlJc w:val="left"/>
+      <w:pPr>
+        <w:tabs>
+          <w:tab w:val="num" w:pos="720"/>
+        </w:tabs>
+        <w:ind w:left="720" w:hanging="360"/>
+      </w:pPr>
+      <w:rPr>
+        <w:rFonts w:ascii="Symbol" w:hAnsi="Symbol" w:hint="default"/>
+        <w:sz w:val="20"/>
+      </w:rPr>
+    </w:lvl>
+    <w:lvl w:ilvl="1" w:tentative="1">
+      <w:start w:val="1"/>
+      <w:numFmt w:val="bullet"/>
+      <w:lvlText w:val="o"/>
+      <w:lvlJc w:val="left"/>
+      <w:pPr>
+        <w:tabs>
+          <w:tab w:val="num" w:pos="1440"/>
+        </w:tabs>
+        <w:ind w:left="1440" w:hanging="360"/>
+      </w:pPr>
+      <w:rPr>
+        <w:rFonts w:ascii="Courier New" w:hAnsi="Courier New" w:hint="default"/>
+        <w:sz w:val="20"/>
+      </w:rPr>
+    </w:lvl>
+    <w:lvl w:ilvl="2" w:tentative="1">
+      <w:start w:val="1"/>
+      <w:numFmt w:val="bullet"/>
+      <w:lvlText w:val=""/>
+      <w:lvlJc w:val="left"/>
+      <w:pPr>
+        <w:tabs>
+          <w:tab w:val="num" w:pos="2160"/>
+        </w:tabs>
+        <w:ind w:left="2160" w:hanging="360"/>
+      </w:pPr>
+      <w:rPr>
+        <w:rFonts w:ascii="Wingdings" w:hAnsi="Wingdings" w:hint="default"/>
+        <w:sz w:val="20"/>
+      </w:rPr>
+    </w:lvl>
+    <w:lvl w:ilvl="3" w:tentative="1">
+      <w:start w:val="1"/>
+      <w:numFmt w:val="bullet"/>
+      <w:lvlText w:val=""/>
+      <w:lvlJc w:val="left"/>
+      <w:pPr>
+        <w:tabs>
+          <w:tab w:val="num" w:pos="2880"/>
+        </w:tabs>
+        <w:ind w:left="2880" w:hanging="360"/>
+      </w:pPr>
+      <w:rPr>
+        <w:rFonts w:ascii="Wingdings" w:hAnsi="Wingdings" w:hint="default"/>
+        <w:sz w:val="20"/>
+      </w:rPr>
+    </w:lvl>
+    <w:lvl w:ilvl="4" w:tentative="1">
+      <w:start w:val="1"/>
+      <w:numFmt w:val="bullet"/>
+      <w:lvlText w:val=""/>
+      <w:lvlJc w:val="left"/>
+      <w:pPr>
+        <w:tabs>
+          <w:tab w:val="num" w:pos="3600"/>
+        </w:tabs>
+        <w:ind w:left="3600" w:hanging="360"/>
+      </w:pPr>
+      <w:rPr>
+        <w:rFonts w:ascii="Wingdings" w:hAnsi="Wingdings" w:hint="default"/>
+        <w:sz w:val="20"/>
+      </w:rPr>
+    </w:lvl>
+    <w:lvl w:ilvl="5" w:tentative="1">
+      <w:start w:val="1"/>
+      <w:numFmt w:val="bullet"/>
+      <w:lvlText w:val=""/>
+      <w:lvlJc w:val="left"/>
+      <w:pPr>
+        <w:tabs>
+          <w:tab w:val="num" w:pos="4320"/>
+        </w:tabs>
+        <w:ind w:left="4320" w:hanging="360"/>
+      </w:pPr>
+      <w:rPr>
+        <w:rFonts w:ascii="Wingdings" w:hAnsi="Wingdings" w:hint="default"/>
+        <w:sz w:val="20"/>
+      </w:rPr>
+    </w:lvl>
+    <w:lvl w:ilvl="6" w:tentative="1">
+      <w:start w:val="1"/>
+      <w:numFmt w:val="bullet"/>
+      <w:lvlText w:val=""/>
+      <w:lvlJc w:val="left"/>
+      <w:pPr>
+        <w:tabs>
+          <w:tab w:val="num" w:pos="5040"/>
+        </w:tabs>
+        <w:ind w:left="5040" w:hanging="360"/>
+      </w:pPr>
+      <w:rPr>
+        <w:rFonts w:ascii="Wingdings" w:hAnsi="Wingdings" w:hint="default"/>
+        <w:sz w:val="20"/>
+      </w:rPr>
+    </w:lvl>
+    <w:lvl w:ilvl="7" w:tentative="1">
+      <w:start w:val="1"/>
+      <w:numFmt w:val="bullet"/>
+      <w:lvlText w:val=""/>
+      <w:lvlJc w:val="left"/>
+      <w:pPr>
+        <w:tabs>
+          <w:tab w:val="num" w:pos="5760"/>
+        </w:tabs>
+        <w:ind w:left="5760" w:hanging="360"/>
+      </w:pPr>
+      <w:rPr>
+        <w:rFonts w:ascii="Wingdings" w:hAnsi="Wingdings" w:hint="default"/>
+        <w:sz w:val="20"/>
+      </w:rPr>
+    </w:lvl>
+    <w:lvl w:ilvl="8" w:tentative="1">
+      <w:start w:val="1"/>
+      <w:numFmt w:val="bullet"/>
+      <w:lvlText w:val=""/>
+      <w:lvlJc w:val="left"/>
+      <w:pPr>
+        <w:tabs>
+          <w:tab w:val="num" w:pos="6480"/>
+        </w:tabs>
+        <w:ind w:left="6480" w:hanging="360"/>
+      </w:pPr>
+      <w:rPr>
+        <w:rFonts w:ascii="Wingdings" w:hAnsi="Wingdings" w:hint="default"/>
+        <w:sz w:val="20"/>
+      </w:rPr>
+    </w:lvl>
+  </w:abstractNum>
+  <w:abstractNum w:abstractNumId="6" w15:restartNumberingAfterBreak="0">
     <w:nsid w:val="131E114D"/>
     <w:multiLevelType w:val="hybridMultilevel"/>
     <w:tmpl w:val="E0769A4C"/>
@@ -22803,7 +22648,7 @@
       </w:rPr>
     </w:lvl>
   </w:abstractNum>
-  <w:abstractNum w:abstractNumId="5" w15:restartNumberingAfterBreak="0">
+  <w:abstractNum w:abstractNumId="7" w15:restartNumberingAfterBreak="0">
     <w:nsid w:val="13B65448"/>
     <w:multiLevelType w:val="hybridMultilevel"/>
     <w:tmpl w:val="26201FC2"/>
@@ -22945,7 +22790,7 @@
       </w:rPr>
     </w:lvl>
   </w:abstractNum>
-  <w:abstractNum w:abstractNumId="6" w15:restartNumberingAfterBreak="0">
+  <w:abstractNum w:abstractNumId="8" w15:restartNumberingAfterBreak="0">
     <w:nsid w:val="1BB65640"/>
     <w:multiLevelType w:val="multilevel"/>
     <w:tmpl w:val="40D22F36"/>
@@ -23058,7 +22903,156 @@
       </w:pPr>
     </w:lvl>
   </w:abstractNum>
-  <w:abstractNum w:abstractNumId="7" w15:restartNumberingAfterBreak="0">
+  <w:abstractNum w:abstractNumId="9" w15:restartNumberingAfterBreak="0">
+    <w:nsid w:val="231462C1"/>
+    <w:multiLevelType w:val="multilevel"/>
+    <w:tmpl w:val="9A368620"/>
+    <w:lvl w:ilvl="0">
+      <w:start w:val="1"/>
+      <w:numFmt w:val="bullet"/>
+      <w:lvlText w:val=""/>
+      <w:lvlJc w:val="left"/>
+      <w:pPr>
+        <w:tabs>
+          <w:tab w:val="num" w:pos="720"/>
+        </w:tabs>
+        <w:ind w:left="720" w:hanging="360"/>
+      </w:pPr>
+      <w:rPr>
+        <w:rFonts w:ascii="Symbol" w:hAnsi="Symbol" w:hint="default"/>
+        <w:sz w:val="20"/>
+      </w:rPr>
+    </w:lvl>
+    <w:lvl w:ilvl="1" w:tentative="1">
+      <w:start w:val="1"/>
+      <w:numFmt w:val="bullet"/>
+      <w:lvlText w:val="o"/>
+      <w:lvlJc w:val="left"/>
+      <w:pPr>
+        <w:tabs>
+          <w:tab w:val="num" w:pos="1440"/>
+        </w:tabs>
+        <w:ind w:left="1440" w:hanging="360"/>
+      </w:pPr>
+      <w:rPr>
+        <w:rFonts w:ascii="Courier New" w:hAnsi="Courier New" w:hint="default"/>
+        <w:sz w:val="20"/>
+      </w:rPr>
+    </w:lvl>
+    <w:lvl w:ilvl="2" w:tentative="1">
+      <w:start w:val="1"/>
+      <w:numFmt w:val="bullet"/>
+      <w:lvlText w:val=""/>
+      <w:lvlJc w:val="left"/>
+      <w:pPr>
+        <w:tabs>
+          <w:tab w:val="num" w:pos="2160"/>
+        </w:tabs>
+        <w:ind w:left="2160" w:hanging="360"/>
+      </w:pPr>
+      <w:rPr>
+        <w:rFonts w:ascii="Wingdings" w:hAnsi="Wingdings" w:hint="default"/>
+        <w:sz w:val="20"/>
+      </w:rPr>
+    </w:lvl>
+    <w:lvl w:ilvl="3" w:tentative="1">
+      <w:start w:val="1"/>
+      <w:numFmt w:val="bullet"/>
+      <w:lvlText w:val=""/>
+      <w:lvlJc w:val="left"/>
+      <w:pPr>
+        <w:tabs>
+          <w:tab w:val="num" w:pos="2880"/>
+        </w:tabs>
+        <w:ind w:left="2880" w:hanging="360"/>
+      </w:pPr>
+      <w:rPr>
+        <w:rFonts w:ascii="Wingdings" w:hAnsi="Wingdings" w:hint="default"/>
+        <w:sz w:val="20"/>
+      </w:rPr>
+    </w:lvl>
+    <w:lvl w:ilvl="4" w:tentative="1">
+      <w:start w:val="1"/>
+      <w:numFmt w:val="bullet"/>
+      <w:lvlText w:val=""/>
+      <w:lvlJc w:val="left"/>
+      <w:pPr>
+        <w:tabs>
+          <w:tab w:val="num" w:pos="3600"/>
+        </w:tabs>
+        <w:ind w:left="3600" w:hanging="360"/>
+      </w:pPr>
+      <w:rPr>
+        <w:rFonts w:ascii="Wingdings" w:hAnsi="Wingdings" w:hint="default"/>
+        <w:sz w:val="20"/>
+      </w:rPr>
+    </w:lvl>
+    <w:lvl w:ilvl="5" w:tentative="1">
+      <w:start w:val="1"/>
+      <w:numFmt w:val="bullet"/>
+      <w:lvlText w:val=""/>
+      <w:lvlJc w:val="left"/>
+      <w:pPr>
+        <w:tabs>
+          <w:tab w:val="num" w:pos="4320"/>
+        </w:tabs>
+        <w:ind w:left="4320" w:hanging="360"/>
+      </w:pPr>
+      <w:rPr>
+        <w:rFonts w:ascii="Wingdings" w:hAnsi="Wingdings" w:hint="default"/>
+        <w:sz w:val="20"/>
+      </w:rPr>
+    </w:lvl>
+    <w:lvl w:ilvl="6" w:tentative="1">
+      <w:start w:val="1"/>
+      <w:numFmt w:val="bullet"/>
+      <w:lvlText w:val=""/>
+      <w:lvlJc w:val="left"/>
+      <w:pPr>
+        <w:tabs>
+          <w:tab w:val="num" w:pos="5040"/>
+        </w:tabs>
+        <w:ind w:left="5040" w:hanging="360"/>
+      </w:pPr>
+      <w:rPr>
+        <w:rFonts w:ascii="Wingdings" w:hAnsi="Wingdings" w:hint="default"/>
+        <w:sz w:val="20"/>
+      </w:rPr>
+    </w:lvl>
+    <w:lvl w:ilvl="7" w:tentative="1">
+      <w:start w:val="1"/>
+      <w:numFmt w:val="bullet"/>
+      <w:lvlText w:val=""/>
+      <w:lvlJc w:val="left"/>
+      <w:pPr>
+        <w:tabs>
+          <w:tab w:val="num" w:pos="5760"/>
+        </w:tabs>
+        <w:ind w:left="5760" w:hanging="360"/>
+      </w:pPr>
+      <w:rPr>
+        <w:rFonts w:ascii="Wingdings" w:hAnsi="Wingdings" w:hint="default"/>
+        <w:sz w:val="20"/>
+      </w:rPr>
+    </w:lvl>
+    <w:lvl w:ilvl="8" w:tentative="1">
+      <w:start w:val="1"/>
+      <w:numFmt w:val="bullet"/>
+      <w:lvlText w:val=""/>
+      <w:lvlJc w:val="left"/>
+      <w:pPr>
+        <w:tabs>
+          <w:tab w:val="num" w:pos="6480"/>
+        </w:tabs>
+        <w:ind w:left="6480" w:hanging="360"/>
+      </w:pPr>
+      <w:rPr>
+        <w:rFonts w:ascii="Wingdings" w:hAnsi="Wingdings" w:hint="default"/>
+        <w:sz w:val="20"/>
+      </w:rPr>
+    </w:lvl>
+  </w:abstractNum>
+  <w:abstractNum w:abstractNumId="10" w15:restartNumberingAfterBreak="0">
     <w:nsid w:val="2437177F"/>
     <w:multiLevelType w:val="hybridMultilevel"/>
     <w:tmpl w:val="22A46D16"/>
@@ -23171,7 +23165,7 @@
       </w:rPr>
     </w:lvl>
   </w:abstractNum>
-  <w:abstractNum w:abstractNumId="8" w15:restartNumberingAfterBreak="0">
+  <w:abstractNum w:abstractNumId="11" w15:restartNumberingAfterBreak="0">
     <w:nsid w:val="25D0597B"/>
     <w:multiLevelType w:val="multilevel"/>
     <w:tmpl w:val="3230C02A"/>
@@ -23257,7 +23251,156 @@
       </w:pPr>
     </w:lvl>
   </w:abstractNum>
-  <w:abstractNum w:abstractNumId="9" w15:restartNumberingAfterBreak="0">
+  <w:abstractNum w:abstractNumId="12" w15:restartNumberingAfterBreak="0">
+    <w:nsid w:val="298A4390"/>
+    <w:multiLevelType w:val="multilevel"/>
+    <w:tmpl w:val="35C06864"/>
+    <w:lvl w:ilvl="0">
+      <w:start w:val="1"/>
+      <w:numFmt w:val="bullet"/>
+      <w:lvlText w:val=""/>
+      <w:lvlJc w:val="left"/>
+      <w:pPr>
+        <w:tabs>
+          <w:tab w:val="num" w:pos="720"/>
+        </w:tabs>
+        <w:ind w:left="720" w:hanging="360"/>
+      </w:pPr>
+      <w:rPr>
+        <w:rFonts w:ascii="Symbol" w:hAnsi="Symbol" w:hint="default"/>
+        <w:sz w:val="20"/>
+      </w:rPr>
+    </w:lvl>
+    <w:lvl w:ilvl="1" w:tentative="1">
+      <w:start w:val="1"/>
+      <w:numFmt w:val="bullet"/>
+      <w:lvlText w:val="o"/>
+      <w:lvlJc w:val="left"/>
+      <w:pPr>
+        <w:tabs>
+          <w:tab w:val="num" w:pos="1440"/>
+        </w:tabs>
+        <w:ind w:left="1440" w:hanging="360"/>
+      </w:pPr>
+      <w:rPr>
+        <w:rFonts w:ascii="Courier New" w:hAnsi="Courier New" w:hint="default"/>
+        <w:sz w:val="20"/>
+      </w:rPr>
+    </w:lvl>
+    <w:lvl w:ilvl="2" w:tentative="1">
+      <w:start w:val="1"/>
+      <w:numFmt w:val="bullet"/>
+      <w:lvlText w:val=""/>
+      <w:lvlJc w:val="left"/>
+      <w:pPr>
+        <w:tabs>
+          <w:tab w:val="num" w:pos="2160"/>
+        </w:tabs>
+        <w:ind w:left="2160" w:hanging="360"/>
+      </w:pPr>
+      <w:rPr>
+        <w:rFonts w:ascii="Wingdings" w:hAnsi="Wingdings" w:hint="default"/>
+        <w:sz w:val="20"/>
+      </w:rPr>
+    </w:lvl>
+    <w:lvl w:ilvl="3" w:tentative="1">
+      <w:start w:val="1"/>
+      <w:numFmt w:val="bullet"/>
+      <w:lvlText w:val=""/>
+      <w:lvlJc w:val="left"/>
+      <w:pPr>
+        <w:tabs>
+          <w:tab w:val="num" w:pos="2880"/>
+        </w:tabs>
+        <w:ind w:left="2880" w:hanging="360"/>
+      </w:pPr>
+      <w:rPr>
+        <w:rFonts w:ascii="Wingdings" w:hAnsi="Wingdings" w:hint="default"/>
+        <w:sz w:val="20"/>
+      </w:rPr>
+    </w:lvl>
+    <w:lvl w:ilvl="4" w:tentative="1">
+      <w:start w:val="1"/>
+      <w:numFmt w:val="bullet"/>
+      <w:lvlText w:val=""/>
+      <w:lvlJc w:val="left"/>
+      <w:pPr>
+        <w:tabs>
+          <w:tab w:val="num" w:pos="3600"/>
+        </w:tabs>
+        <w:ind w:left="3600" w:hanging="360"/>
+      </w:pPr>
+      <w:rPr>
+        <w:rFonts w:ascii="Wingdings" w:hAnsi="Wingdings" w:hint="default"/>
+        <w:sz w:val="20"/>
+      </w:rPr>
+    </w:lvl>
+    <w:lvl w:ilvl="5" w:tentative="1">
+      <w:start w:val="1"/>
+      <w:numFmt w:val="bullet"/>
+      <w:lvlText w:val=""/>
+      <w:lvlJc w:val="left"/>
+      <w:pPr>
+        <w:tabs>
+          <w:tab w:val="num" w:pos="4320"/>
+        </w:tabs>
+        <w:ind w:left="4320" w:hanging="360"/>
+      </w:pPr>
+      <w:rPr>
+        <w:rFonts w:ascii="Wingdings" w:hAnsi="Wingdings" w:hint="default"/>
+        <w:sz w:val="20"/>
+      </w:rPr>
+    </w:lvl>
+    <w:lvl w:ilvl="6" w:tentative="1">
+      <w:start w:val="1"/>
+      <w:numFmt w:val="bullet"/>
+      <w:lvlText w:val=""/>
+      <w:lvlJc w:val="left"/>
+      <w:pPr>
+        <w:tabs>
+          <w:tab w:val="num" w:pos="5040"/>
+        </w:tabs>
+        <w:ind w:left="5040" w:hanging="360"/>
+      </w:pPr>
+      <w:rPr>
+        <w:rFonts w:ascii="Wingdings" w:hAnsi="Wingdings" w:hint="default"/>
+        <w:sz w:val="20"/>
+      </w:rPr>
+    </w:lvl>
+    <w:lvl w:ilvl="7" w:tentative="1">
+      <w:start w:val="1"/>
+      <w:numFmt w:val="bullet"/>
+      <w:lvlText w:val=""/>
+      <w:lvlJc w:val="left"/>
+      <w:pPr>
+        <w:tabs>
+          <w:tab w:val="num" w:pos="5760"/>
+        </w:tabs>
+        <w:ind w:left="5760" w:hanging="360"/>
+      </w:pPr>
+      <w:rPr>
+        <w:rFonts w:ascii="Wingdings" w:hAnsi="Wingdings" w:hint="default"/>
+        <w:sz w:val="20"/>
+      </w:rPr>
+    </w:lvl>
+    <w:lvl w:ilvl="8" w:tentative="1">
+      <w:start w:val="1"/>
+      <w:numFmt w:val="bullet"/>
+      <w:lvlText w:val=""/>
+      <w:lvlJc w:val="left"/>
+      <w:pPr>
+        <w:tabs>
+          <w:tab w:val="num" w:pos="6480"/>
+        </w:tabs>
+        <w:ind w:left="6480" w:hanging="360"/>
+      </w:pPr>
+      <w:rPr>
+        <w:rFonts w:ascii="Wingdings" w:hAnsi="Wingdings" w:hint="default"/>
+        <w:sz w:val="20"/>
+      </w:rPr>
+    </w:lvl>
+  </w:abstractNum>
+  <w:abstractNum w:abstractNumId="13" w15:restartNumberingAfterBreak="0">
     <w:nsid w:val="53232FBE"/>
     <w:multiLevelType w:val="hybridMultilevel"/>
     <w:tmpl w:val="B1AEDE26"/>
@@ -23371,7 +23514,156 @@
       </w:rPr>
     </w:lvl>
   </w:abstractNum>
-  <w:abstractNum w:abstractNumId="10" w15:restartNumberingAfterBreak="0">
+  <w:abstractNum w:abstractNumId="14" w15:restartNumberingAfterBreak="0">
+    <w:nsid w:val="5BC61477"/>
+    <w:multiLevelType w:val="multilevel"/>
+    <w:tmpl w:val="BEF06EA4"/>
+    <w:lvl w:ilvl="0">
+      <w:start w:val="1"/>
+      <w:numFmt w:val="bullet"/>
+      <w:lvlText w:val=""/>
+      <w:lvlJc w:val="left"/>
+      <w:pPr>
+        <w:tabs>
+          <w:tab w:val="num" w:pos="720"/>
+        </w:tabs>
+        <w:ind w:left="720" w:hanging="360"/>
+      </w:pPr>
+      <w:rPr>
+        <w:rFonts w:ascii="Symbol" w:hAnsi="Symbol" w:hint="default"/>
+        <w:sz w:val="20"/>
+      </w:rPr>
+    </w:lvl>
+    <w:lvl w:ilvl="1" w:tentative="1">
+      <w:start w:val="1"/>
+      <w:numFmt w:val="bullet"/>
+      <w:lvlText w:val="o"/>
+      <w:lvlJc w:val="left"/>
+      <w:pPr>
+        <w:tabs>
+          <w:tab w:val="num" w:pos="1440"/>
+        </w:tabs>
+        <w:ind w:left="1440" w:hanging="360"/>
+      </w:pPr>
+      <w:rPr>
+        <w:rFonts w:ascii="Courier New" w:hAnsi="Courier New" w:hint="default"/>
+        <w:sz w:val="20"/>
+      </w:rPr>
+    </w:lvl>
+    <w:lvl w:ilvl="2" w:tentative="1">
+      <w:start w:val="1"/>
+      <w:numFmt w:val="bullet"/>
+      <w:lvlText w:val=""/>
+      <w:lvlJc w:val="left"/>
+      <w:pPr>
+        <w:tabs>
+          <w:tab w:val="num" w:pos="2160"/>
+        </w:tabs>
+        <w:ind w:left="2160" w:hanging="360"/>
+      </w:pPr>
+      <w:rPr>
+        <w:rFonts w:ascii="Wingdings" w:hAnsi="Wingdings" w:hint="default"/>
+        <w:sz w:val="20"/>
+      </w:rPr>
+    </w:lvl>
+    <w:lvl w:ilvl="3" w:tentative="1">
+      <w:start w:val="1"/>
+      <w:numFmt w:val="bullet"/>
+      <w:lvlText w:val=""/>
+      <w:lvlJc w:val="left"/>
+      <w:pPr>
+        <w:tabs>
+          <w:tab w:val="num" w:pos="2880"/>
+        </w:tabs>
+        <w:ind w:left="2880" w:hanging="360"/>
+      </w:pPr>
+      <w:rPr>
+        <w:rFonts w:ascii="Wingdings" w:hAnsi="Wingdings" w:hint="default"/>
+        <w:sz w:val="20"/>
+      </w:rPr>
+    </w:lvl>
+    <w:lvl w:ilvl="4" w:tentative="1">
+      <w:start w:val="1"/>
+      <w:numFmt w:val="bullet"/>
+      <w:lvlText w:val=""/>
+      <w:lvlJc w:val="left"/>
+      <w:pPr>
+        <w:tabs>
+          <w:tab w:val="num" w:pos="3600"/>
+        </w:tabs>
+        <w:ind w:left="3600" w:hanging="360"/>
+      </w:pPr>
+      <w:rPr>
+        <w:rFonts w:ascii="Wingdings" w:hAnsi="Wingdings" w:hint="default"/>
+        <w:sz w:val="20"/>
+      </w:rPr>
+    </w:lvl>
+    <w:lvl w:ilvl="5" w:tentative="1">
+      <w:start w:val="1"/>
+      <w:numFmt w:val="bullet"/>
+      <w:lvlText w:val=""/>
+      <w:lvlJc w:val="left"/>
+      <w:pPr>
+        <w:tabs>
+          <w:tab w:val="num" w:pos="4320"/>
+        </w:tabs>
+        <w:ind w:left="4320" w:hanging="360"/>
+      </w:pPr>
+      <w:rPr>
+        <w:rFonts w:ascii="Wingdings" w:hAnsi="Wingdings" w:hint="default"/>
+        <w:sz w:val="20"/>
+      </w:rPr>
+    </w:lvl>
+    <w:lvl w:ilvl="6" w:tentative="1">
+      <w:start w:val="1"/>
+      <w:numFmt w:val="bullet"/>
+      <w:lvlText w:val=""/>
+      <w:lvlJc w:val="left"/>
+      <w:pPr>
+        <w:tabs>
+          <w:tab w:val="num" w:pos="5040"/>
+        </w:tabs>
+        <w:ind w:left="5040" w:hanging="360"/>
+      </w:pPr>
+      <w:rPr>
+        <w:rFonts w:ascii="Wingdings" w:hAnsi="Wingdings" w:hint="default"/>
+        <w:sz w:val="20"/>
+      </w:rPr>
+    </w:lvl>
+    <w:lvl w:ilvl="7" w:tentative="1">
+      <w:start w:val="1"/>
+      <w:numFmt w:val="bullet"/>
+      <w:lvlText w:val=""/>
+      <w:lvlJc w:val="left"/>
+      <w:pPr>
+        <w:tabs>
+          <w:tab w:val="num" w:pos="5760"/>
+        </w:tabs>
+        <w:ind w:left="5760" w:hanging="360"/>
+      </w:pPr>
+      <w:rPr>
+        <w:rFonts w:ascii="Wingdings" w:hAnsi="Wingdings" w:hint="default"/>
+        <w:sz w:val="20"/>
+      </w:rPr>
+    </w:lvl>
+    <w:lvl w:ilvl="8" w:tentative="1">
+      <w:start w:val="1"/>
+      <w:numFmt w:val="bullet"/>
+      <w:lvlText w:val=""/>
+      <w:lvlJc w:val="left"/>
+      <w:pPr>
+        <w:tabs>
+          <w:tab w:val="num" w:pos="6480"/>
+        </w:tabs>
+        <w:ind w:left="6480" w:hanging="360"/>
+      </w:pPr>
+      <w:rPr>
+        <w:rFonts w:ascii="Wingdings" w:hAnsi="Wingdings" w:hint="default"/>
+        <w:sz w:val="20"/>
+      </w:rPr>
+    </w:lvl>
+  </w:abstractNum>
+  <w:abstractNum w:abstractNumId="15" w15:restartNumberingAfterBreak="0">
     <w:nsid w:val="5BD372A8"/>
     <w:multiLevelType w:val="multilevel"/>
     <w:tmpl w:val="2900314A"/>
@@ -23458,7 +23750,156 @@
       </w:pPr>
     </w:lvl>
   </w:abstractNum>
-  <w:abstractNum w:abstractNumId="11" w15:restartNumberingAfterBreak="0">
+  <w:abstractNum w:abstractNumId="16" w15:restartNumberingAfterBreak="0">
+    <w:nsid w:val="76655819"/>
+    <w:multiLevelType w:val="multilevel"/>
+    <w:tmpl w:val="1696BD00"/>
+    <w:lvl w:ilvl="0">
+      <w:start w:val="1"/>
+      <w:numFmt w:val="bullet"/>
+      <w:lvlText w:val=""/>
+      <w:lvlJc w:val="left"/>
+      <w:pPr>
+        <w:tabs>
+          <w:tab w:val="num" w:pos="720"/>
+        </w:tabs>
+        <w:ind w:left="720" w:hanging="360"/>
+      </w:pPr>
+      <w:rPr>
+        <w:rFonts w:ascii="Symbol" w:hAnsi="Symbol" w:hint="default"/>
+        <w:sz w:val="20"/>
+      </w:rPr>
+    </w:lvl>
+    <w:lvl w:ilvl="1" w:tentative="1">
+      <w:start w:val="1"/>
+      <w:numFmt w:val="bullet"/>
+      <w:lvlText w:val="o"/>
+      <w:lvlJc w:val="left"/>
+      <w:pPr>
+        <w:tabs>
+          <w:tab w:val="num" w:pos="1440"/>
+        </w:tabs>
+        <w:ind w:left="1440" w:hanging="360"/>
+      </w:pPr>
+      <w:rPr>
+        <w:rFonts w:ascii="Courier New" w:hAnsi="Courier New" w:hint="default"/>
+        <w:sz w:val="20"/>
+      </w:rPr>
+    </w:lvl>
+    <w:lvl w:ilvl="2" w:tentative="1">
+      <w:start w:val="1"/>
+      <w:numFmt w:val="bullet"/>
+      <w:lvlText w:val=""/>
+      <w:lvlJc w:val="left"/>
+      <w:pPr>
+        <w:tabs>
+          <w:tab w:val="num" w:pos="2160"/>
+        </w:tabs>
+        <w:ind w:left="2160" w:hanging="360"/>
+      </w:pPr>
+      <w:rPr>
+        <w:rFonts w:ascii="Wingdings" w:hAnsi="Wingdings" w:hint="default"/>
+        <w:sz w:val="20"/>
+      </w:rPr>
+    </w:lvl>
+    <w:lvl w:ilvl="3" w:tentative="1">
+      <w:start w:val="1"/>
+      <w:numFmt w:val="bullet"/>
+      <w:lvlText w:val=""/>
+      <w:lvlJc w:val="left"/>
+      <w:pPr>
+        <w:tabs>
+          <w:tab w:val="num" w:pos="2880"/>
+        </w:tabs>
+        <w:ind w:left="2880" w:hanging="360"/>
+      </w:pPr>
+      <w:rPr>
+        <w:rFonts w:ascii="Wingdings" w:hAnsi="Wingdings" w:hint="default"/>
+        <w:sz w:val="20"/>
+      </w:rPr>
+    </w:lvl>
+    <w:lvl w:ilvl="4" w:tentative="1">
+      <w:start w:val="1"/>
+      <w:numFmt w:val="bullet"/>
+      <w:lvlText w:val=""/>
+      <w:lvlJc w:val="left"/>
+      <w:pPr>
+        <w:tabs>
+          <w:tab w:val="num" w:pos="3600"/>
+        </w:tabs>
+        <w:ind w:left="3600" w:hanging="360"/>
+      </w:pPr>
+      <w:rPr>
+        <w:rFonts w:ascii="Wingdings" w:hAnsi="Wingdings" w:hint="default"/>
+        <w:sz w:val="20"/>
+      </w:rPr>
+    </w:lvl>
+    <w:lvl w:ilvl="5" w:tentative="1">
+      <w:start w:val="1"/>
+      <w:numFmt w:val="bullet"/>
+      <w:lvlText w:val=""/>
+      <w:lvlJc w:val="left"/>
+      <w:pPr>
+        <w:tabs>
+          <w:tab w:val="num" w:pos="4320"/>
+        </w:tabs>
+        <w:ind w:left="4320" w:hanging="360"/>
+      </w:pPr>
+      <w:rPr>
+        <w:rFonts w:ascii="Wingdings" w:hAnsi="Wingdings" w:hint="default"/>
+        <w:sz w:val="20"/>
+      </w:rPr>
+    </w:lvl>
+    <w:lvl w:ilvl="6" w:tentative="1">
+      <w:start w:val="1"/>
+      <w:numFmt w:val="bullet"/>
+      <w:lvlText w:val=""/>
+      <w:lvlJc w:val="left"/>
+      <w:pPr>
+        <w:tabs>
+          <w:tab w:val="num" w:pos="5040"/>
+        </w:tabs>
+        <w:ind w:left="5040" w:hanging="360"/>
+      </w:pPr>
+      <w:rPr>
+        <w:rFonts w:ascii="Wingdings" w:hAnsi="Wingdings" w:hint="default"/>
+        <w:sz w:val="20"/>
+      </w:rPr>
+    </w:lvl>
+    <w:lvl w:ilvl="7" w:tentative="1">
+      <w:start w:val="1"/>
+      <w:numFmt w:val="bullet"/>
+      <w:lvlText w:val=""/>
+      <w:lvlJc w:val="left"/>
+      <w:pPr>
+        <w:tabs>
+          <w:tab w:val="num" w:pos="5760"/>
+        </w:tabs>
+        <w:ind w:left="5760" w:hanging="360"/>
+      </w:pPr>
+      <w:rPr>
+        <w:rFonts w:ascii="Wingdings" w:hAnsi="Wingdings" w:hint="default"/>
+        <w:sz w:val="20"/>
+      </w:rPr>
+    </w:lvl>
+    <w:lvl w:ilvl="8" w:tentative="1">
+      <w:start w:val="1"/>
+      <w:numFmt w:val="bullet"/>
+      <w:lvlText w:val=""/>
+      <w:lvlJc w:val="left"/>
+      <w:pPr>
+        <w:tabs>
+          <w:tab w:val="num" w:pos="6480"/>
+        </w:tabs>
+        <w:ind w:left="6480" w:hanging="360"/>
+      </w:pPr>
+      <w:rPr>
+        <w:rFonts w:ascii="Wingdings" w:hAnsi="Wingdings" w:hint="default"/>
+        <w:sz w:val="20"/>
+      </w:rPr>
+    </w:lvl>
+  </w:abstractNum>
+  <w:abstractNum w:abstractNumId="17" w15:restartNumberingAfterBreak="0">
     <w:nsid w:val="7C7A2880"/>
     <w:multiLevelType w:val="multilevel"/>
     <w:tmpl w:val="0419001D"/>
@@ -23552,34 +23993,52 @@
     <w:abstractNumId w:val="1"/>
   </w:num>
   <w:num w:numId="3">
+    <w:abstractNumId w:val="15"/>
+  </w:num>
+  <w:num w:numId="4">
+    <w:abstractNumId w:val="17"/>
+  </w:num>
+  <w:num w:numId="5">
+    <w:abstractNumId w:val="11"/>
+  </w:num>
+  <w:num w:numId="6">
+    <w:abstractNumId w:val="13"/>
+  </w:num>
+  <w:num w:numId="7">
+    <w:abstractNumId w:val="7"/>
+  </w:num>
+  <w:num w:numId="8">
+    <w:abstractNumId w:val="4"/>
+  </w:num>
+  <w:num w:numId="9">
+    <w:abstractNumId w:val="3"/>
+  </w:num>
+  <w:num w:numId="10">
+    <w:abstractNumId w:val="6"/>
+  </w:num>
+  <w:num w:numId="11">
     <w:abstractNumId w:val="10"/>
   </w:num>
-  <w:num w:numId="4">
-    <w:abstractNumId w:val="11"/>
-  </w:num>
-  <w:num w:numId="5">
+  <w:num w:numId="12">
     <w:abstractNumId w:val="8"/>
   </w:num>
-  <w:num w:numId="6">
+  <w:num w:numId="13">
+    <w:abstractNumId w:val="2"/>
+  </w:num>
+  <w:num w:numId="14">
+    <w:abstractNumId w:val="14"/>
+  </w:num>
+  <w:num w:numId="15">
+    <w:abstractNumId w:val="16"/>
+  </w:num>
+  <w:num w:numId="16">
     <w:abstractNumId w:val="9"/>
   </w:num>
-  <w:num w:numId="7">
+  <w:num w:numId="17">
     <w:abstractNumId w:val="5"/>
   </w:num>
-  <w:num w:numId="8">
-    <w:abstractNumId w:val="3"/>
-  </w:num>
-  <w:num w:numId="9">
-    <w:abstractNumId w:val="2"/>
-  </w:num>
-  <w:num w:numId="10">
-    <w:abstractNumId w:val="4"/>
-  </w:num>
-  <w:num w:numId="11">
-    <w:abstractNumId w:val="7"/>
-  </w:num>
-  <w:num w:numId="12">
-    <w:abstractNumId w:val="6"/>
+  <w:num w:numId="18">
+    <w:abstractNumId w:val="12"/>
   </w:num>
   <w:numIdMacAtCleanup w:val="11"/>
 </w:numbering>
@@ -24880,6 +25339,14 @@
     <w:basedOn w:val="DefaultParagraphFont"/>
     <w:rsid w:val="00BD0014"/>
   </w:style>
+  <w:style w:type="paragraph" w:customStyle="1" w:styleId="text-black">
+    <w:name w:val="text-black"/>
+    <w:basedOn w:val="Normal"/>
+    <w:rsid w:val="007832F7"/>
+    <w:pPr>
+      <w:spacing w:before="100" w:beforeAutospacing="1" w:after="100" w:afterAutospacing="1"/>
+    </w:pPr>
+  </w:style>
 </w:styles>
 </file>
 

--- a/files/Записка/Kuznetsov_Ivan_poyasnitelnaya_zapiska.docx
+++ b/files/Записка/Kuznetsov_Ivan_poyasnitelnaya_zapiska.docx
@@ -431,6 +431,15 @@
                 <w:szCs w:val="24"/>
               </w:rPr>
             </w:pPr>
+            <w:r>
+              <w:rPr>
+                <w:rFonts w:ascii="Times New Roman" w:hAnsi="Times New Roman" w:cs="Times New Roman"/>
+                <w:b w:val="0"/>
+                <w:sz w:val="24"/>
+                <w:szCs w:val="24"/>
+              </w:rPr>
+              <w:t>4-ИС-2</w:t>
+            </w:r>
           </w:p>
         </w:tc>
         <w:tc>
@@ -517,6 +526,15 @@
                 <w:szCs w:val="24"/>
               </w:rPr>
             </w:pPr>
+            <w:r>
+              <w:rPr>
+                <w:rFonts w:ascii="Times New Roman" w:hAnsi="Times New Roman" w:cs="Times New Roman"/>
+                <w:b w:val="0"/>
+                <w:sz w:val="24"/>
+                <w:szCs w:val="24"/>
+              </w:rPr>
+              <w:t>И.С. Кузнецов</w:t>
+            </w:r>
           </w:p>
         </w:tc>
       </w:tr>
@@ -837,6 +855,15 @@
                 <w:szCs w:val="24"/>
               </w:rPr>
             </w:pPr>
+            <w:r>
+              <w:rPr>
+                <w:rFonts w:ascii="Times New Roman" w:hAnsi="Times New Roman" w:cs="Times New Roman"/>
+                <w:b w:val="0"/>
+                <w:sz w:val="24"/>
+                <w:szCs w:val="24"/>
+              </w:rPr>
+              <w:t>Е.А. Лобанова</w:t>
+            </w:r>
           </w:p>
         </w:tc>
       </w:tr>
@@ -1156,6 +1183,15 @@
                 <w:szCs w:val="24"/>
               </w:rPr>
             </w:pPr>
+            <w:r>
+              <w:rPr>
+                <w:rFonts w:ascii="Times New Roman" w:hAnsi="Times New Roman" w:cs="Times New Roman"/>
+                <w:b w:val="0"/>
+                <w:sz w:val="24"/>
+                <w:szCs w:val="24"/>
+              </w:rPr>
+              <w:t>М.Г. Кудряшова</w:t>
+            </w:r>
           </w:p>
         </w:tc>
       </w:tr>
@@ -1475,6 +1511,15 @@
                 <w:szCs w:val="24"/>
               </w:rPr>
             </w:pPr>
+            <w:r>
+              <w:rPr>
+                <w:rFonts w:ascii="Times New Roman" w:hAnsi="Times New Roman" w:cs="Times New Roman"/>
+                <w:b w:val="0"/>
+                <w:sz w:val="24"/>
+                <w:szCs w:val="24"/>
+              </w:rPr>
+              <w:t>Е.А. Лобанова</w:t>
+            </w:r>
           </w:p>
         </w:tc>
       </w:tr>
@@ -1795,6 +1840,15 @@
                 <w:szCs w:val="24"/>
               </w:rPr>
             </w:pPr>
+            <w:r>
+              <w:rPr>
+                <w:rFonts w:ascii="Times New Roman" w:hAnsi="Times New Roman" w:cs="Times New Roman"/>
+                <w:b w:val="0"/>
+                <w:sz w:val="24"/>
+                <w:szCs w:val="24"/>
+              </w:rPr>
+              <w:t>Т.М. Моисеева</w:t>
+            </w:r>
           </w:p>
         </w:tc>
       </w:tr>
@@ -2115,6 +2169,15 @@
                 <w:szCs w:val="24"/>
               </w:rPr>
             </w:pPr>
+            <w:r>
+              <w:rPr>
+                <w:rFonts w:ascii="Times New Roman" w:hAnsi="Times New Roman" w:cs="Times New Roman"/>
+                <w:b w:val="0"/>
+                <w:sz w:val="24"/>
+                <w:szCs w:val="24"/>
+              </w:rPr>
+              <w:t>С.О. Лаврентьев</w:t>
+            </w:r>
           </w:p>
         </w:tc>
       </w:tr>
@@ -4759,9 +4822,13 @@
         <w:pStyle w:val="a0"/>
         <w:rPr>
           <w:sz w:val="24"/>
-        </w:rPr>
-      </w:pPr>
-      <w:r>
+          <w:lang w:val="ru-RU"/>
+        </w:rPr>
+      </w:pPr>
+      <w:r>
+        <w:rPr>
+          <w:lang w:val="ru-RU"/>
+        </w:rPr>
         <w:t>Разработка приложения для подготовки бухгалтерской отчетности является актуальной задачей, так как осуществление подготовки отчетности является трудоемким и сложным процессом, требующим большого количества времени и усилий. Реализация данной задачи наиболее разумна при использовании вычислительной техники, так как она может упростить процесс и сделать его более быстрым, а также уменьшить количество ошибок в отчетности. Основание жизненной необходимости данной задачи может быть обосновано следующими пунктами:</w:t>
       </w:r>
     </w:p>
@@ -4770,7 +4837,10 @@
         <w:pStyle w:val="List"/>
       </w:pPr>
       <w:r>
-        <w:t>Бухгалтерская отчетность является обязательной для всех организаций, и ее подготовка занимает много времени и усилий, что может приводить к ошибкам в отчетности. Разработка приложения может помочь в уменьшении количества ошибок и ускорении процесса.</w:t>
+        <w:t>б</w:t>
+      </w:r>
+      <w:r>
+        <w:t>ухгалтерская отчетность является обязательной для всех организаций, и ее подготовка занимает много времени и усилий, что может приводить к ошибкам в отчетности. Разработка приложения может помочь в уменьшении количества ошибок и ускорении процесса.</w:t>
       </w:r>
     </w:p>
     <w:p>
@@ -4778,7 +4848,10 @@
         <w:pStyle w:val="List"/>
       </w:pPr>
       <w:r>
-        <w:t>Приложение может иметь потенциальную аудиторию не только у компаний, но и у индивидуальных предпринимателей и фрилансеров, которые также должны предоставлять бухгалтерскую отчетность.</w:t>
+        <w:t>п</w:t>
+      </w:r>
+      <w:r>
+        <w:t>риложение может иметь потенциальную аудиторию не только у компаний, но и у индивидуальных предпринимателей и фрилансеров, которые также должны предоставлять бухгалтерскую отчетность.</w:t>
       </w:r>
     </w:p>
     <w:p>
@@ -4786,14 +4859,23 @@
         <w:pStyle w:val="List"/>
       </w:pPr>
       <w:r>
-        <w:t>Реализация данной задачи может привести к экономии ресурсов и времени, что может быть полезно для бизнеса.</w:t>
+        <w:t>р</w:t>
+      </w:r>
+      <w:r>
+        <w:t>еализация данной задачи может привести к экономии ресурсов и времени, что может быть полезно для бизнеса.</w:t>
       </w:r>
     </w:p>
     <w:p>
       <w:pPr>
         <w:pStyle w:val="a0"/>
-      </w:pPr>
-      <w:r>
+        <w:rPr>
+          <w:lang w:val="ru-RU"/>
+        </w:rPr>
+      </w:pPr>
+      <w:r>
+        <w:rPr>
+          <w:lang w:val="ru-RU"/>
+        </w:rPr>
         <w:t>Кроме того, использование вычислительной техники может обеспечить следующие преимущества:</w:t>
       </w:r>
     </w:p>
@@ -4802,7 +4884,10 @@
         <w:pStyle w:val="List"/>
       </w:pPr>
       <w:r>
-        <w:t>Автоматизация процесса подготовки бухгалтерской отчетности может уменьшить затраты на персонал и повысить эффективность работы бухгалтерии.</w:t>
+        <w:t>а</w:t>
+      </w:r>
+      <w:r>
+        <w:t>втоматизация процесса подготовки бухгалтерской отчетности может уменьшить затраты на персонал и повысить эффективность работы бухгалтерии.</w:t>
       </w:r>
     </w:p>
     <w:p>
@@ -4810,7 +4895,10 @@
         <w:pStyle w:val="List"/>
       </w:pPr>
       <w:r>
-        <w:t>Возможность хранения и обработки больших объемов данных может помочь в улучшении анализа отчетности и принятии более обоснованных решений.</w:t>
+        <w:t>в</w:t>
+      </w:r>
+      <w:r>
+        <w:t>озможность хранения и обработки больших объемов данных может помочь в улучшении анализа отчетности и принятии более обоснованных решений.</w:t>
       </w:r>
     </w:p>
     <w:p>
@@ -4837,43 +4925,7 @@
           <w:lang w:val="ru-RU"/>
         </w:rPr>
         <w:lastRenderedPageBreak/>
-        <w:t>разработка по теме проекта для этих групп пользователей,</w:t>
-      </w:r>
-      <w:r>
-        <w:rPr>
-          <w:lang w:val="ru-RU"/>
-        </w:rPr>
-        <w:t xml:space="preserve"> для р</w:t>
-      </w:r>
-      <w:r>
-        <w:rPr>
-          <w:lang w:val="ru-RU"/>
-        </w:rPr>
-        <w:t>ядовы</w:t>
-      </w:r>
-      <w:r>
-        <w:rPr>
-          <w:lang w:val="ru-RU"/>
-        </w:rPr>
-        <w:t>х</w:t>
-      </w:r>
-      <w:r>
-        <w:rPr>
-          <w:lang w:val="ru-RU"/>
-        </w:rPr>
-        <w:t xml:space="preserve"> пользовател</w:t>
-      </w:r>
-      <w:r>
-        <w:rPr>
-          <w:lang w:val="ru-RU"/>
-        </w:rPr>
-        <w:t>ей</w:t>
-      </w:r>
-      <w:r>
-        <w:rPr>
-          <w:lang w:val="ru-RU"/>
-        </w:rPr>
-        <w:t xml:space="preserve"> программных продуктов</w:t>
+        <w:t>разработка по теме проекта для этих групп пользователей, для рядовых пользователей программных продуктов</w:t>
       </w:r>
       <w:r>
         <w:rPr>
@@ -4921,7 +4973,10 @@
         </w:rPr>
       </w:pPr>
       <w:r>
-        <w:t>Разработка приложения для подготовки бухгалтерской отчетности может предоставить программистам возможность использовать современные технологии и инструменты для создания высококачественного программного обеспечения.</w:t>
+        <w:t>р</w:t>
+      </w:r>
+      <w:r>
+        <w:t>азработка приложения для подготовки бухгалтерской отчетности может предоставить программистам возможность использовать современные технологии и инструменты для создания высококачественного программного обеспечения.</w:t>
       </w:r>
     </w:p>
     <w:p>
@@ -4929,7 +4984,10 @@
         <w:pStyle w:val="List"/>
       </w:pPr>
       <w:r>
-        <w:t>Приложение может иметь сложную архитектуру и большой объем кода, что может предоставить программистам возможность развить свои навыки и улучшить свой опыт работы.</w:t>
+        <w:t>п</w:t>
+      </w:r>
+      <w:r>
+        <w:t>риложение может иметь сложную архитектуру и большой объем кода, что может предоставить программистам возможность развить свои навыки и улучшить свой опыт работы.</w:t>
       </w:r>
     </w:p>
     <w:p>
@@ -4937,7 +4995,10 @@
         <w:pStyle w:val="List"/>
       </w:pPr>
       <w:r>
-        <w:t>Приложение может использовать современные технологии и инструменты, такие как базы данных, фреймворки и библиотеки, что может помочь программистам создавать более эффективное и производительное программное обеспечение.</w:t>
+        <w:t>п</w:t>
+      </w:r>
+      <w:r>
+        <w:t>риложение может использовать современные технологии и инструменты, такие как базы данных, фреймворки и библиотеки, что может помочь программистам создавать более эффективное и производительное программное обеспечение.</w:t>
       </w:r>
     </w:p>
     <w:p>
@@ -4983,34 +5044,236 @@
         <w:pStyle w:val="a0"/>
         <w:rPr>
           <w:sz w:val="24"/>
-        </w:rPr>
-      </w:pPr>
-      <w:r>
-        <w:t>Клиент-серверное приложение на C# - это приложение, состоящее из двух частей: клиентской и серверной. Клиентская часть использует графический интерфейс пользователя и взаимодействует с пользователем, а серверная обрабатывает запросы от клиента и выполняет бизнес-логику приложения.</w:t>
+          <w:lang w:val="ru-RU"/>
+        </w:rPr>
+      </w:pPr>
+      <w:r>
+        <w:rPr>
+          <w:lang w:val="ru-RU"/>
+        </w:rPr>
+        <w:t xml:space="preserve">Клиент-серверное приложение на </w:t>
+      </w:r>
+      <w:r>
+        <w:t>C</w:t>
+      </w:r>
+      <w:r>
+        <w:rPr>
+          <w:lang w:val="ru-RU"/>
+        </w:rPr>
+        <w:t># - это приложение, состоящее из двух частей: клиентской и серверной. Клиентская часть использует графический интерфейс пользователя и взаимодействует с пользователем, а серверная обрабатывает запросы от клиента и выполняет бизнес-логику приложения.</w:t>
       </w:r>
     </w:p>
     <w:p>
       <w:pPr>
         <w:pStyle w:val="a0"/>
-      </w:pPr>
-      <w:r>
-        <w:t>Для обмена данными между клиентом и сервером можно использовать протоколы HTTP, TCP/IP или WebSocket, а для сериализации и десериализации данных - форматы JSON или XML.</w:t>
+        <w:rPr>
+          <w:lang w:val="ru-RU"/>
+        </w:rPr>
+      </w:pPr>
+      <w:r>
+        <w:rPr>
+          <w:lang w:val="ru-RU"/>
+        </w:rPr>
+        <w:t xml:space="preserve">Для обмена данными между клиентом и сервером можно использовать протоколы </w:t>
+      </w:r>
+      <w:r>
+        <w:t>HTTP</w:t>
+      </w:r>
+      <w:r>
+        <w:rPr>
+          <w:lang w:val="ru-RU"/>
+        </w:rPr>
+        <w:t xml:space="preserve">, </w:t>
+      </w:r>
+      <w:r>
+        <w:t>TCP</w:t>
+      </w:r>
+      <w:r>
+        <w:rPr>
+          <w:lang w:val="ru-RU"/>
+        </w:rPr>
+        <w:t>/</w:t>
+      </w:r>
+      <w:r>
+        <w:t>IP</w:t>
+      </w:r>
+      <w:r>
+        <w:rPr>
+          <w:lang w:val="ru-RU"/>
+        </w:rPr>
+        <w:t xml:space="preserve"> или </w:t>
+      </w:r>
+      <w:r>
+        <w:t>WebSocket</w:t>
+      </w:r>
+      <w:r>
+        <w:rPr>
+          <w:lang w:val="ru-RU"/>
+        </w:rPr>
+        <w:t xml:space="preserve">, а для сериализации и десериализации данных - форматы </w:t>
+      </w:r>
+      <w:r>
+        <w:t>JSON</w:t>
+      </w:r>
+      <w:r>
+        <w:rPr>
+          <w:lang w:val="ru-RU"/>
+        </w:rPr>
+        <w:t xml:space="preserve"> или </w:t>
+      </w:r>
+      <w:r>
+        <w:t>XML</w:t>
+      </w:r>
+      <w:r>
+        <w:rPr>
+          <w:lang w:val="ru-RU"/>
+        </w:rPr>
+        <w:t>.</w:t>
       </w:r>
     </w:p>
     <w:p>
       <w:pPr>
         <w:pStyle w:val="a0"/>
-      </w:pPr>
-      <w:r>
-        <w:t>Серверная часть приложения может быть создана с помощью фреймворка ASP.NET, а бизнес-логика может быть описана в виде отдельных классов и методов. Клиентская часть приложения может быть создана с использованием Windows Forms или WPF, а для взаимодействия с серверной частью можно использовать классы WebClient или HttpClient.</w:t>
+        <w:rPr>
+          <w:lang w:val="ru-RU"/>
+        </w:rPr>
+      </w:pPr>
+      <w:r>
+        <w:rPr>
+          <w:lang w:val="ru-RU"/>
+        </w:rPr>
+        <w:t xml:space="preserve">Серверная часть приложения может быть создана с помощью фреймворка </w:t>
+      </w:r>
+      <w:r>
+        <w:t>ASP</w:t>
+      </w:r>
+      <w:r>
+        <w:rPr>
+          <w:lang w:val="ru-RU"/>
+        </w:rPr>
+        <w:t>.</w:t>
+      </w:r>
+      <w:r>
+        <w:t>NET</w:t>
+      </w:r>
+      <w:r>
+        <w:rPr>
+          <w:lang w:val="ru-RU"/>
+        </w:rPr>
+        <w:t xml:space="preserve">, а бизнес-логика может быть описана в виде отдельных классов и методов. Клиентская часть приложения может быть создана с использованием </w:t>
+      </w:r>
+      <w:r>
+        <w:t>Windows</w:t>
+      </w:r>
+      <w:r>
+        <w:rPr>
+          <w:lang w:val="ru-RU"/>
+        </w:rPr>
+        <w:t xml:space="preserve"> </w:t>
+      </w:r>
+      <w:r>
+        <w:t>Forms</w:t>
+      </w:r>
+      <w:r>
+        <w:rPr>
+          <w:lang w:val="ru-RU"/>
+        </w:rPr>
+        <w:t xml:space="preserve"> или </w:t>
+      </w:r>
+      <w:r>
+        <w:t>WPF</w:t>
+      </w:r>
+      <w:r>
+        <w:rPr>
+          <w:lang w:val="ru-RU"/>
+        </w:rPr>
+        <w:t xml:space="preserve">, а для взаимодействия с серверной частью можно использовать классы </w:t>
+      </w:r>
+      <w:r>
+        <w:t>WebClient</w:t>
+      </w:r>
+      <w:r>
+        <w:rPr>
+          <w:lang w:val="ru-RU"/>
+        </w:rPr>
+        <w:t xml:space="preserve"> или </w:t>
+      </w:r>
+      <w:r>
+        <w:t>HttpClient</w:t>
+      </w:r>
+      <w:r>
+        <w:rPr>
+          <w:lang w:val="ru-RU"/>
+        </w:rPr>
+        <w:t>.</w:t>
       </w:r>
     </w:p>
     <w:p>
       <w:pPr>
         <w:pStyle w:val="a0"/>
-      </w:pPr>
-      <w:r>
-        <w:t>Для обеспечения безопасности приложения можно использовать механизмы аутентификации и авторизации, такие как OAuth или JWT. Для тестирования приложения можно использовать фреймворки NUnit или MSTest, а для автоматического тестирования - фреймворки Selenium или Appium.</w:t>
+        <w:rPr>
+          <w:lang w:val="ru-RU"/>
+        </w:rPr>
+      </w:pPr>
+      <w:r>
+        <w:rPr>
+          <w:lang w:val="ru-RU"/>
+        </w:rPr>
+        <w:t xml:space="preserve">Для обеспечения безопасности приложения можно использовать механизмы аутентификации и авторизации, такие как </w:t>
+      </w:r>
+      <w:r>
+        <w:t>OAuth</w:t>
+      </w:r>
+      <w:r>
+        <w:rPr>
+          <w:lang w:val="ru-RU"/>
+        </w:rPr>
+        <w:t xml:space="preserve"> или </w:t>
+      </w:r>
+      <w:r>
+        <w:t>JWT</w:t>
+      </w:r>
+      <w:r>
+        <w:rPr>
+          <w:lang w:val="ru-RU"/>
+        </w:rPr>
+        <w:t xml:space="preserve">. Для тестирования приложения можно использовать фреймворки </w:t>
+      </w:r>
+      <w:r>
+        <w:t>NUnit</w:t>
+      </w:r>
+      <w:r>
+        <w:rPr>
+          <w:lang w:val="ru-RU"/>
+        </w:rPr>
+        <w:t xml:space="preserve"> или </w:t>
+      </w:r>
+      <w:r>
+        <w:t>MSTest</w:t>
+      </w:r>
+      <w:r>
+        <w:rPr>
+          <w:lang w:val="ru-RU"/>
+        </w:rPr>
+        <w:t xml:space="preserve">, а для автоматического тестирования - фреймворки </w:t>
+      </w:r>
+      <w:r>
+        <w:t>Selenium</w:t>
+      </w:r>
+      <w:r>
+        <w:rPr>
+          <w:lang w:val="ru-RU"/>
+        </w:rPr>
+        <w:t xml:space="preserve"> или </w:t>
+      </w:r>
+      <w:r>
+        <w:t>Appium</w:t>
+      </w:r>
+      <w:r>
+        <w:rPr>
+          <w:lang w:val="ru-RU"/>
+        </w:rPr>
+        <w:t>.</w:t>
       </w:r>
     </w:p>
     <w:p>
@@ -5018,10 +5281,23 @@
         <w:pStyle w:val="a0"/>
         <w:rPr>
           <w:sz w:val="24"/>
-        </w:rPr>
-      </w:pPr>
-      <w:r>
-        <w:t>Для создания клиент-серверного приложения был выбран C# в качестве языка программирования по следующим причинам:</w:t>
+          <w:lang w:val="ru-RU"/>
+        </w:rPr>
+      </w:pPr>
+      <w:r>
+        <w:rPr>
+          <w:lang w:val="ru-RU"/>
+        </w:rPr>
+        <w:t xml:space="preserve">Для создания клиент-серверного приложения был выбран </w:t>
+      </w:r>
+      <w:r>
+        <w:t>C</w:t>
+      </w:r>
+      <w:r>
+        <w:rPr>
+          <w:lang w:val="ru-RU"/>
+        </w:rPr>
+        <w:t># в качестве языка программирования по следующим причинам:</w:t>
       </w:r>
     </w:p>
     <w:p>
@@ -5051,9 +5327,24 @@
     <w:p>
       <w:pPr>
         <w:pStyle w:val="a0"/>
-      </w:pPr>
-      <w:r>
-        <w:t>При сравнении C# с другими языками программирования, можно увидеть, что:</w:t>
+        <w:rPr>
+          <w:lang w:val="ru-RU"/>
+        </w:rPr>
+      </w:pPr>
+      <w:r>
+        <w:rPr>
+          <w:lang w:val="ru-RU"/>
+        </w:rPr>
+        <w:t xml:space="preserve">При сравнении </w:t>
+      </w:r>
+      <w:r>
+        <w:t>C</w:t>
+      </w:r>
+      <w:r>
+        <w:rPr>
+          <w:lang w:val="ru-RU"/>
+        </w:rPr>
+        <w:t># с другими языками программирования, можно увидеть, что:</w:t>
       </w:r>
     </w:p>
     <w:p>
@@ -6593,7 +6884,7 @@
           <w:bCs w:val="0"/>
           <w:lang w:val="ru-RU"/>
         </w:rPr>
-        <w:t xml:space="preserve"> расширяемый язык разметки приложений)</w:t>
+        <w:t>расширяемый язык разметки приложений)</w:t>
       </w:r>
       <w:r>
         <w:t> </w:t>

--- a/files/Записка/Kuznetsov_Ivan_poyasnitelnaya_zapiska.docx
+++ b/files/Записка/Kuznetsov_Ivan_poyasnitelnaya_zapiska.docx
@@ -150,6 +150,15 @@
                 <w:szCs w:val="28"/>
               </w:rPr>
             </w:pPr>
+            <w:r>
+              <w:rPr>
+                <w:rFonts w:ascii="Times New Roman" w:hAnsi="Times New Roman" w:cs="Times New Roman"/>
+                <w:b w:val="0"/>
+                <w:sz w:val="28"/>
+                <w:szCs w:val="28"/>
+              </w:rPr>
+              <w:t>Приложение по созданию бухгалтерских отчётов</w:t>
+            </w:r>
           </w:p>
         </w:tc>
       </w:tr>
@@ -244,6 +253,24 @@
                 <w:szCs w:val="28"/>
               </w:rPr>
             </w:pPr>
+            <w:r>
+              <w:rPr>
+                <w:rFonts w:ascii="Times New Roman" w:hAnsi="Times New Roman" w:cs="Times New Roman"/>
+                <w:b w:val="0"/>
+                <w:sz w:val="28"/>
+                <w:szCs w:val="28"/>
+              </w:rPr>
+              <w:t xml:space="preserve">09.02.07 </w:t>
+            </w:r>
+            <w:r>
+              <w:rPr>
+                <w:rFonts w:ascii="Times New Roman" w:hAnsi="Times New Roman" w:cs="Times New Roman"/>
+                <w:b w:val="0"/>
+                <w:sz w:val="28"/>
+                <w:szCs w:val="28"/>
+              </w:rPr>
+              <w:t>Информационные технологии и программирование</w:t>
+            </w:r>
           </w:p>
         </w:tc>
       </w:tr>
@@ -339,6 +366,33 @@
                 <w:lang w:val="en-US"/>
               </w:rPr>
             </w:pPr>
+            <w:r>
+              <w:rPr>
+                <w:rFonts w:ascii="Times New Roman" w:hAnsi="Times New Roman" w:cs="Times New Roman"/>
+                <w:b w:val="0"/>
+                <w:sz w:val="32"/>
+                <w:szCs w:val="32"/>
+              </w:rPr>
+              <w:t>ДП.0902.0</w:t>
+            </w:r>
+            <w:r>
+              <w:rPr>
+                <w:rFonts w:ascii="Times New Roman" w:hAnsi="Times New Roman" w:cs="Times New Roman"/>
+                <w:b w:val="0"/>
+                <w:sz w:val="32"/>
+                <w:szCs w:val="32"/>
+              </w:rPr>
+              <w:t>9</w:t>
+            </w:r>
+            <w:r>
+              <w:rPr>
+                <w:rFonts w:ascii="Times New Roman" w:hAnsi="Times New Roman" w:cs="Times New Roman"/>
+                <w:b w:val="0"/>
+                <w:sz w:val="32"/>
+                <w:szCs w:val="32"/>
+              </w:rPr>
+              <w:t>.000000.00 ПЗ</w:t>
+            </w:r>
           </w:p>
         </w:tc>
       </w:tr>
@@ -419,17 +473,6 @@
           <w:p>
             <w:pPr>
               <w:pStyle w:val="20"/>
-              <w:tabs>
-                <w:tab w:val="clear" w:pos="964"/>
-              </w:tabs>
-              <w:ind w:left="184"/>
-              <w:jc w:val="left"/>
-              <w:rPr>
-                <w:rFonts w:ascii="Times New Roman" w:hAnsi="Times New Roman" w:cs="Times New Roman"/>
-                <w:b w:val="0"/>
-                <w:sz w:val="24"/>
-                <w:szCs w:val="24"/>
-              </w:rPr>
             </w:pPr>
             <w:r>
               <w:rPr>
@@ -533,7 +576,25 @@
                 <w:sz w:val="24"/>
                 <w:szCs w:val="24"/>
               </w:rPr>
-              <w:t>И.С. Кузнецов</w:t>
+              <w:t>И.</w:t>
+            </w:r>
+            <w:r>
+              <w:rPr>
+                <w:rFonts w:ascii="Times New Roman" w:hAnsi="Times New Roman" w:cs="Times New Roman"/>
+                <w:b w:val="0"/>
+                <w:sz w:val="24"/>
+                <w:szCs w:val="24"/>
+              </w:rPr>
+              <w:t xml:space="preserve"> </w:t>
+            </w:r>
+            <w:r>
+              <w:rPr>
+                <w:rFonts w:ascii="Times New Roman" w:hAnsi="Times New Roman" w:cs="Times New Roman"/>
+                <w:b w:val="0"/>
+                <w:sz w:val="24"/>
+                <w:szCs w:val="24"/>
+              </w:rPr>
+              <w:t>С. Кузнецов</w:t>
             </w:r>
           </w:p>
         </w:tc>
@@ -862,7 +923,25 @@
                 <w:sz w:val="24"/>
                 <w:szCs w:val="24"/>
               </w:rPr>
-              <w:t>Е.А. Лобанова</w:t>
+              <w:t>Е.</w:t>
+            </w:r>
+            <w:r>
+              <w:rPr>
+                <w:rFonts w:ascii="Times New Roman" w:hAnsi="Times New Roman" w:cs="Times New Roman"/>
+                <w:b w:val="0"/>
+                <w:sz w:val="24"/>
+                <w:szCs w:val="24"/>
+              </w:rPr>
+              <w:t xml:space="preserve"> </w:t>
+            </w:r>
+            <w:r>
+              <w:rPr>
+                <w:rFonts w:ascii="Times New Roman" w:hAnsi="Times New Roman" w:cs="Times New Roman"/>
+                <w:b w:val="0"/>
+                <w:sz w:val="24"/>
+                <w:szCs w:val="24"/>
+              </w:rPr>
+              <w:t>А. Лобанова</w:t>
             </w:r>
           </w:p>
         </w:tc>
@@ -1190,7 +1269,25 @@
                 <w:sz w:val="24"/>
                 <w:szCs w:val="24"/>
               </w:rPr>
-              <w:t>М.Г. Кудряшова</w:t>
+              <w:t>М.</w:t>
+            </w:r>
+            <w:r>
+              <w:rPr>
+                <w:rFonts w:ascii="Times New Roman" w:hAnsi="Times New Roman" w:cs="Times New Roman"/>
+                <w:b w:val="0"/>
+                <w:sz w:val="24"/>
+                <w:szCs w:val="24"/>
+              </w:rPr>
+              <w:t xml:space="preserve"> </w:t>
+            </w:r>
+            <w:r>
+              <w:rPr>
+                <w:rFonts w:ascii="Times New Roman" w:hAnsi="Times New Roman" w:cs="Times New Roman"/>
+                <w:b w:val="0"/>
+                <w:sz w:val="24"/>
+                <w:szCs w:val="24"/>
+              </w:rPr>
+              <w:t>Г. Кудряшова</w:t>
             </w:r>
           </w:p>
         </w:tc>
@@ -1518,7 +1615,25 @@
                 <w:sz w:val="24"/>
                 <w:szCs w:val="24"/>
               </w:rPr>
-              <w:t>Е.А. Лобанова</w:t>
+              <w:t>Е.</w:t>
+            </w:r>
+            <w:r>
+              <w:rPr>
+                <w:rFonts w:ascii="Times New Roman" w:hAnsi="Times New Roman" w:cs="Times New Roman"/>
+                <w:b w:val="0"/>
+                <w:sz w:val="24"/>
+                <w:szCs w:val="24"/>
+              </w:rPr>
+              <w:t xml:space="preserve"> </w:t>
+            </w:r>
+            <w:r>
+              <w:rPr>
+                <w:rFonts w:ascii="Times New Roman" w:hAnsi="Times New Roman" w:cs="Times New Roman"/>
+                <w:b w:val="0"/>
+                <w:sz w:val="24"/>
+                <w:szCs w:val="24"/>
+              </w:rPr>
+              <w:t>А. Лобанова</w:t>
             </w:r>
           </w:p>
         </w:tc>
@@ -1847,7 +1962,25 @@
                 <w:sz w:val="24"/>
                 <w:szCs w:val="24"/>
               </w:rPr>
-              <w:t>Т.М. Моисеева</w:t>
+              <w:t>Т.</w:t>
+            </w:r>
+            <w:r>
+              <w:rPr>
+                <w:rFonts w:ascii="Times New Roman" w:hAnsi="Times New Roman" w:cs="Times New Roman"/>
+                <w:b w:val="0"/>
+                <w:sz w:val="24"/>
+                <w:szCs w:val="24"/>
+              </w:rPr>
+              <w:t xml:space="preserve"> </w:t>
+            </w:r>
+            <w:r>
+              <w:rPr>
+                <w:rFonts w:ascii="Times New Roman" w:hAnsi="Times New Roman" w:cs="Times New Roman"/>
+                <w:b w:val="0"/>
+                <w:sz w:val="24"/>
+                <w:szCs w:val="24"/>
+              </w:rPr>
+              <w:t>М. Моисеева</w:t>
             </w:r>
           </w:p>
         </w:tc>
@@ -2176,7 +2309,25 @@
                 <w:sz w:val="24"/>
                 <w:szCs w:val="24"/>
               </w:rPr>
-              <w:t>С.О. Лаврентьев</w:t>
+              <w:t>С.</w:t>
+            </w:r>
+            <w:r>
+              <w:rPr>
+                <w:rFonts w:ascii="Times New Roman" w:hAnsi="Times New Roman" w:cs="Times New Roman"/>
+                <w:b w:val="0"/>
+                <w:sz w:val="24"/>
+                <w:szCs w:val="24"/>
+              </w:rPr>
+              <w:t xml:space="preserve"> </w:t>
+            </w:r>
+            <w:r>
+              <w:rPr>
+                <w:rFonts w:ascii="Times New Roman" w:hAnsi="Times New Roman" w:cs="Times New Roman"/>
+                <w:b w:val="0"/>
+                <w:sz w:val="24"/>
+                <w:szCs w:val="24"/>
+              </w:rPr>
+              <w:t>О. Лаврентьев</w:t>
             </w:r>
           </w:p>
         </w:tc>
@@ -2608,6 +2759,15 @@
                 <w:szCs w:val="24"/>
               </w:rPr>
             </w:pPr>
+            <w:r>
+              <w:rPr>
+                <w:rFonts w:ascii="Times New Roman" w:hAnsi="Times New Roman" w:cs="Times New Roman"/>
+                <w:b w:val="0"/>
+                <w:sz w:val="24"/>
+                <w:szCs w:val="24"/>
+              </w:rPr>
+              <w:t>И. Н. Осокина</w:t>
+            </w:r>
           </w:p>
         </w:tc>
       </w:tr>
@@ -3058,7 +3218,7 @@
                 <w:sz w:val="28"/>
                 <w:szCs w:val="28"/>
               </w:rPr>
-              <w:t>4</w:t>
+              <w:t>5</w:t>
             </w:r>
             <w:r>
               <w:rPr>
@@ -3142,7 +3302,7 @@
                 <w:sz w:val="28"/>
                 <w:szCs w:val="28"/>
               </w:rPr>
-              <w:t>5</w:t>
+              <w:t>7</w:t>
             </w:r>
             <w:r>
               <w:rPr>
@@ -3226,7 +3386,7 @@
                 <w:sz w:val="28"/>
                 <w:szCs w:val="28"/>
               </w:rPr>
-              <w:t>5</w:t>
+              <w:t>7</w:t>
             </w:r>
             <w:r>
               <w:rPr>
@@ -3310,7 +3470,7 @@
                 <w:sz w:val="28"/>
                 <w:szCs w:val="28"/>
               </w:rPr>
-              <w:t>6</w:t>
+              <w:t>8</w:t>
             </w:r>
             <w:r>
               <w:rPr>
@@ -3394,7 +3554,7 @@
                 <w:sz w:val="28"/>
                 <w:szCs w:val="28"/>
               </w:rPr>
-              <w:t>6</w:t>
+              <w:t>8</w:t>
             </w:r>
             <w:r>
               <w:rPr>
@@ -3478,7 +3638,7 @@
                 <w:sz w:val="28"/>
                 <w:szCs w:val="28"/>
               </w:rPr>
-              <w:t>7</w:t>
+              <w:t>9</w:t>
             </w:r>
             <w:r>
               <w:rPr>
@@ -3562,7 +3722,7 @@
                 <w:sz w:val="28"/>
                 <w:szCs w:val="28"/>
               </w:rPr>
-              <w:t>7</w:t>
+              <w:t>9</w:t>
             </w:r>
             <w:r>
               <w:rPr>
@@ -3646,7 +3806,7 @@
                 <w:sz w:val="28"/>
                 <w:szCs w:val="28"/>
               </w:rPr>
-              <w:t>7</w:t>
+              <w:t>9</w:t>
             </w:r>
             <w:r>
               <w:rPr>
@@ -3730,7 +3890,7 @@
                 <w:sz w:val="28"/>
                 <w:szCs w:val="28"/>
               </w:rPr>
-              <w:t>7</w:t>
+              <w:t>9</w:t>
             </w:r>
             <w:r>
               <w:rPr>
@@ -3814,7 +3974,7 @@
                 <w:sz w:val="28"/>
                 <w:szCs w:val="28"/>
               </w:rPr>
-              <w:t>8</w:t>
+              <w:t>10</w:t>
             </w:r>
             <w:r>
               <w:rPr>
@@ -3898,7 +4058,7 @@
                 <w:sz w:val="28"/>
                 <w:szCs w:val="28"/>
               </w:rPr>
-              <w:t>8</w:t>
+              <w:t>10</w:t>
             </w:r>
             <w:r>
               <w:rPr>
@@ -3982,7 +4142,7 @@
                 <w:sz w:val="28"/>
                 <w:szCs w:val="28"/>
               </w:rPr>
-              <w:t>9</w:t>
+              <w:t>11</w:t>
             </w:r>
             <w:r>
               <w:rPr>
@@ -4066,7 +4226,7 @@
                 <w:sz w:val="28"/>
                 <w:szCs w:val="28"/>
               </w:rPr>
-              <w:t>9</w:t>
+              <w:t>11</w:t>
             </w:r>
             <w:r>
               <w:rPr>
@@ -4150,7 +4310,7 @@
                 <w:sz w:val="28"/>
                 <w:szCs w:val="28"/>
               </w:rPr>
-              <w:t>9</w:t>
+              <w:t>11</w:t>
             </w:r>
             <w:r>
               <w:rPr>
@@ -4234,7 +4394,7 @@
                 <w:sz w:val="28"/>
                 <w:szCs w:val="28"/>
               </w:rPr>
-              <w:t>11</w:t>
+              <w:t>13</w:t>
             </w:r>
             <w:r>
               <w:rPr>
@@ -4318,7 +4478,7 @@
                 <w:sz w:val="28"/>
                 <w:szCs w:val="28"/>
               </w:rPr>
-              <w:t>11</w:t>
+              <w:t>13</w:t>
             </w:r>
             <w:r>
               <w:rPr>
@@ -4411,7 +4571,7 @@
                 <w:sz w:val="28"/>
                 <w:szCs w:val="28"/>
               </w:rPr>
-              <w:t>12</w:t>
+              <w:t>14</w:t>
             </w:r>
             <w:r>
               <w:rPr>
@@ -4504,7 +4664,7 @@
                 <w:sz w:val="28"/>
                 <w:szCs w:val="28"/>
               </w:rPr>
-              <w:t>23</w:t>
+              <w:t>25</w:t>
             </w:r>
             <w:r>
               <w:rPr>
@@ -4588,7 +4748,7 @@
                 <w:sz w:val="28"/>
                 <w:szCs w:val="28"/>
               </w:rPr>
-              <w:t>25</w:t>
+              <w:t>27</w:t>
             </w:r>
             <w:r>
               <w:rPr>
@@ -4672,7 +4832,7 @@
                 <w:sz w:val="28"/>
                 <w:szCs w:val="28"/>
               </w:rPr>
-              <w:t>26</w:t>
+              <w:t>28</w:t>
             </w:r>
             <w:r>
               <w:rPr>
@@ -4756,7 +4916,7 @@
                 <w:sz w:val="28"/>
                 <w:szCs w:val="28"/>
               </w:rPr>
-              <w:t>27</w:t>
+              <w:t>29</w:t>
             </w:r>
             <w:r>
               <w:rPr>
@@ -4962,7 +5122,31 @@
         <w:pStyle w:val="a0"/>
       </w:pPr>
       <w:r>
-        <w:t>А для прикладных программистов:</w:t>
+        <w:t xml:space="preserve">А </w:t>
+      </w:r>
+      <w:proofErr w:type="spellStart"/>
+      <w:r>
+        <w:t>для</w:t>
+      </w:r>
+      <w:proofErr w:type="spellEnd"/>
+      <w:r>
+        <w:t xml:space="preserve"> </w:t>
+      </w:r>
+      <w:proofErr w:type="spellStart"/>
+      <w:r>
+        <w:t>прикладных</w:t>
+      </w:r>
+      <w:proofErr w:type="spellEnd"/>
+      <w:r>
+        <w:t xml:space="preserve"> </w:t>
+      </w:r>
+      <w:proofErr w:type="spellStart"/>
+      <w:r>
+        <w:t>программистов</w:t>
+      </w:r>
+      <w:proofErr w:type="spellEnd"/>
+      <w:r>
+        <w:t>:</w:t>
       </w:r>
     </w:p>
     <w:p>
@@ -5189,18 +5373,22 @@
         </w:rPr>
         <w:t xml:space="preserve">, а для взаимодействия с серверной частью можно использовать классы </w:t>
       </w:r>
+      <w:proofErr w:type="spellStart"/>
       <w:r>
         <w:t>WebClient</w:t>
       </w:r>
+      <w:proofErr w:type="spellEnd"/>
       <w:r>
         <w:rPr>
           <w:lang w:val="ru-RU"/>
         </w:rPr>
         <w:t xml:space="preserve"> или </w:t>
       </w:r>
+      <w:proofErr w:type="spellStart"/>
       <w:r>
         <w:t>HttpClient</w:t>
       </w:r>
+      <w:proofErr w:type="spellEnd"/>
       <w:r>
         <w:rPr>
           <w:lang w:val="ru-RU"/>
@@ -5239,18 +5427,22 @@
         </w:rPr>
         <w:t xml:space="preserve">. Для тестирования приложения можно использовать фреймворки </w:t>
       </w:r>
+      <w:proofErr w:type="spellStart"/>
       <w:r>
         <w:t>NUnit</w:t>
       </w:r>
+      <w:proofErr w:type="spellEnd"/>
       <w:r>
         <w:rPr>
           <w:lang w:val="ru-RU"/>
         </w:rPr>
         <w:t xml:space="preserve"> или </w:t>
       </w:r>
+      <w:proofErr w:type="spellStart"/>
       <w:r>
         <w:t>MSTest</w:t>
       </w:r>
+      <w:proofErr w:type="spellEnd"/>
       <w:r>
         <w:rPr>
           <w:lang w:val="ru-RU"/>
@@ -5636,7 +5828,7 @@
         <w:rPr>
           <w:lang w:val="ru-RU"/>
         </w:rPr>
-        <w:t>рецепт</w:t>
+        <w:t>отчёт</w:t>
       </w:r>
       <w:r>
         <w:rPr>
@@ -5666,7 +5858,7 @@
         <w:rPr>
           <w:lang w:val="ru-RU"/>
         </w:rPr>
-        <w:t>найти или добавить рецепт</w:t>
+        <w:t>создать отчёт</w:t>
       </w:r>
       <w:r>
         <w:rPr>
@@ -5690,13 +5882,13 @@
         <w:rPr>
           <w:lang w:val="ru-RU"/>
         </w:rPr>
-        <w:t xml:space="preserve"> – это то, что позволит пользователю удовлетворить его потребности в </w:t>
-      </w:r>
-      <w:r>
-        <w:rPr>
-          <w:lang w:val="ru-RU"/>
-        </w:rPr>
-        <w:t>поиске или добавлении рецепта</w:t>
+        <w:t xml:space="preserve"> – это то, что позволит пользователю удовлетворить его потребности </w:t>
+      </w:r>
+      <w:r>
+        <w:rPr>
+          <w:lang w:val="ru-RU"/>
+        </w:rPr>
+        <w:t>в создании и валидации отчёта</w:t>
       </w:r>
       <w:r>
         <w:rPr>
@@ -5708,13 +5900,13 @@
         <w:rPr>
           <w:lang w:val="ru-RU"/>
         </w:rPr>
-        <w:t>Рецептом</w:t>
-      </w:r>
-      <w:r>
-        <w:rPr>
-          <w:lang w:val="ru-RU"/>
-        </w:rPr>
-        <w:t xml:space="preserve"> будет результат, полученный после взаимодействия </w:t>
+        <w:t xml:space="preserve">Отчётом </w:t>
+      </w:r>
+      <w:r>
+        <w:rPr>
+          <w:lang w:val="ru-RU"/>
+        </w:rPr>
+        <w:t xml:space="preserve">будет результат, полученный после взаимодействия </w:t>
       </w:r>
       <w:r>
         <w:rPr>
@@ -5874,18 +6066,31 @@
           <w:lang w:val="ru-RU"/>
         </w:rPr>
       </w:pPr>
-      <w:r>
-        <w:rPr>
-          <w:lang w:val="ru-RU"/>
-        </w:rPr>
-        <w:t xml:space="preserve">В приложении существует основной процесс, отвечающий за генерацию списка рецептов. Список рецептов получается путем учета всех настроек фильтрации, сортировки, лимита и страницы. Эти данные поступают от клиента и попадают на сервер, создающий на основе данных запрос к базе данных и </w:t>
+      <w:bookmarkStart w:id="5" w:name="_Toc135403329"/>
+      <w:r>
+        <w:rPr>
+          <w:lang w:val="ru-RU"/>
+        </w:rPr>
+        <w:t xml:space="preserve">В приложении существует </w:t>
+      </w:r>
+      <w:r>
+        <w:rPr>
+          <w:lang w:val="ru-RU"/>
+        </w:rPr>
+        <w:t>2</w:t>
+      </w:r>
+      <w:r>
+        <w:rPr>
+          <w:lang w:val="ru-RU"/>
+        </w:rPr>
+        <w:t xml:space="preserve"> основных процесса отвечающие за генерации листов, каждый лист хранит в себе объекты, представляющие из себя сущности с определенными свойствами необходимыми для их визуального отображения. Сами листы являются источников данных с удобном для манипулирования </w:t>
       </w:r>
       <w:r>
         <w:rPr>
           <w:lang w:val="ru-RU"/>
         </w:rPr>
         <w:lastRenderedPageBreak/>
-        <w:t>возвращающий результирующий список рецептов с необходимыми данными для отображения и взаимодействия с ними.</w:t>
+        <w:t xml:space="preserve">форматом. Большая часть данных для заполнения подобных листов поступает из базы данных и форматируется под интерфейс. </w:t>
       </w:r>
     </w:p>
     <w:p>
@@ -5893,7 +6098,6 @@
         <w:pStyle w:val="a7"/>
         <w:outlineLvl w:val="0"/>
       </w:pPr>
-      <w:bookmarkStart w:id="5" w:name="_Toc135403329"/>
       <w:r>
         <w:t xml:space="preserve">2.2 </w:t>
       </w:r>
@@ -6019,7 +6223,7 @@
         <w:rPr>
           <w:lang w:val="ru-RU"/>
         </w:rPr>
-        <w:t>сервисом</w:t>
+        <w:t>отчётом</w:t>
       </w:r>
       <w:r>
         <w:rPr>
@@ -6625,378 +6829,470 @@
     </w:p>
     <w:p>
       <w:pPr>
-        <w:pStyle w:val="a7"/>
-        <w:outlineLvl w:val="0"/>
-      </w:pPr>
-      <w:bookmarkStart w:id="10" w:name="_Toc135403334"/>
-      <w:r>
-        <w:t>2.3.2 Разработка пользовательского интерфейса</w:t>
-      </w:r>
-      <w:bookmarkEnd w:id="10"/>
-    </w:p>
-    <w:p>
-      <w:pPr>
         <w:pStyle w:val="a0"/>
+        <w:rPr>
+          <w:lang w:val="ru-RU"/>
+        </w:rPr>
+      </w:pPr>
+      <w:r>
+        <w:t>WPF</w:t>
+      </w:r>
+      <w:r>
+        <w:rPr>
+          <w:lang w:val="ru-RU"/>
+        </w:rPr>
+        <w:t xml:space="preserve"> предоставляет комплексный набор функций разработки приложений, которые включают в себя язык </w:t>
+      </w:r>
+      <w:r>
+        <w:t>XAML</w:t>
+      </w:r>
+      <w:r>
+        <w:rPr>
+          <w:lang w:val="ru-RU"/>
+        </w:rPr>
+        <w:t xml:space="preserve">, элементы управления, привязку к данным, макет, двумерную и трехмерную графику, анимацию, стили, шаблоны, документы, мультимедиа, текст и типографические функции. </w:t>
+      </w:r>
+      <w:r>
+        <w:t>WPF</w:t>
+      </w:r>
+      <w:r>
+        <w:rPr>
+          <w:lang w:val="ru-RU"/>
+        </w:rPr>
+        <w:t xml:space="preserve"> является частью .</w:t>
+      </w:r>
+      <w:r>
+        <w:t>NET</w:t>
+      </w:r>
+      <w:r>
+        <w:rPr>
+          <w:lang w:val="ru-RU"/>
+        </w:rPr>
+        <w:t>, поэтому вы можете создавать приложения, включающие другие элементы .</w:t>
+      </w:r>
+      <w:r>
+        <w:t>NET</w:t>
+      </w:r>
+      <w:r>
+        <w:rPr>
+          <w:lang w:val="ru-RU"/>
+        </w:rPr>
+        <w:t xml:space="preserve"> </w:t>
+      </w:r>
+      <w:r>
+        <w:t>API</w:t>
+      </w:r>
+      <w:r>
+        <w:rPr>
+          <w:lang w:val="ru-RU"/>
+        </w:rPr>
+        <w:t xml:space="preserve"> [</w:t>
+      </w:r>
+      <w:r>
+        <w:rPr>
+          <w:lang w:val="ru-RU"/>
+        </w:rPr>
+        <w:t>4</w:t>
+      </w:r>
+      <w:r>
+        <w:rPr>
+          <w:lang w:val="ru-RU"/>
+        </w:rPr>
+        <w:t>].</w:t>
+      </w:r>
+    </w:p>
+    <w:p>
+      <w:pPr>
+        <w:pStyle w:val="a0"/>
+        <w:rPr>
+          <w:lang w:val="ru-RU"/>
+        </w:rPr>
+      </w:pPr>
+      <w:r>
+        <w:rPr>
+          <w:lang w:val="ru-RU"/>
+        </w:rPr>
+        <w:t xml:space="preserve">Представим клиентскую часть приложения в виде модульной схемы показывающая связь между окнами, классами и страницами при организации </w:t>
+      </w:r>
+      <w:r>
+        <w:rPr>
+          <w:lang w:val="ru-RU"/>
+        </w:rPr>
+        <w:lastRenderedPageBreak/>
+        <w:t>клиентской части приложения.</w:t>
+      </w:r>
+      <w:r>
+        <w:rPr>
+          <w:lang w:val="ru-RU"/>
+        </w:rPr>
+        <w:t xml:space="preserve"> Модульная схема клиентской части приложения представлена на рисунке 2.8.</w:t>
+      </w:r>
+    </w:p>
+    <w:p>
+      <w:pPr>
+        <w:pStyle w:val="a0"/>
+        <w:ind w:left="0"/>
+        <w:rPr>
+          <w:lang w:val="ru-RU"/>
+        </w:rPr>
+      </w:pPr>
+      <w:r>
+        <w:object w:dxaOrig="7561" w:dyaOrig="8416" w14:anchorId="712A72B5">
+          <v:shapetype id="_x0000_t75" coordsize="21600,21600" o:spt="75" o:preferrelative="t" path="m@4@5l@4@11@9@11@9@5xe" filled="f" stroked="f">
+            <v:stroke joinstyle="miter"/>
+            <v:formulas>
+              <v:f eqn="if lineDrawn pixelLineWidth 0"/>
+              <v:f eqn="sum @0 1 0"/>
+              <v:f eqn="sum 0 0 @1"/>
+              <v:f eqn="prod @2 1 2"/>
+              <v:f eqn="prod @3 21600 pixelWidth"/>
+              <v:f eqn="prod @3 21600 pixelHeight"/>
+              <v:f eqn="sum @0 0 1"/>
+              <v:f eqn="prod @6 1 2"/>
+              <v:f eqn="prod @7 21600 pixelWidth"/>
+              <v:f eqn="sum @8 21600 0"/>
+              <v:f eqn="prod @7 21600 pixelHeight"/>
+              <v:f eqn="sum @10 21600 0"/>
+            </v:formulas>
+            <v:path o:extrusionok="f" gradientshapeok="t" o:connecttype="rect"/>
+            <o:lock v:ext="edit" aspectratio="t"/>
+          </v:shapetype>
+          <v:shape id="_x0000_i1025" type="#_x0000_t75" style="width:378pt;height:420.75pt" o:ole="">
+            <v:imagedata r:id="rId12" o:title=""/>
+          </v:shape>
+          <o:OLEObject Type="Embed" ProgID="Visio.Drawing.15" ShapeID="_x0000_i1025" DrawAspect="Content" ObjectID="_1747509629" r:id="rId13"/>
+        </w:object>
+      </w:r>
+    </w:p>
+    <w:p>
+      <w:pPr>
+        <w:pStyle w:val="a3"/>
+      </w:pPr>
+      <w:r>
+        <w:t xml:space="preserve">Рисунок </w:t>
+      </w:r>
+      <w:r>
+        <w:t>2.7</w:t>
+      </w:r>
+      <w:r>
+        <w:t xml:space="preserve"> </w:t>
+      </w:r>
+      <w:r>
+        <w:t>– Модульная схема клиентской части приложения</w:t>
+      </w:r>
+    </w:p>
+    <w:p>
+      <w:pPr>
+        <w:pStyle w:val="a0"/>
+        <w:rPr>
+          <w:lang w:val="ru-RU"/>
+        </w:rPr>
+      </w:pPr>
+      <w:r>
+        <w:rPr>
+          <w:lang w:val="ru-RU"/>
+        </w:rPr>
+        <w:t>В составе модульной схемы присутствуют следующие элементы</w:t>
+      </w:r>
+      <w:r>
+        <w:rPr>
+          <w:lang w:val="ru-RU"/>
+        </w:rPr>
+        <w:t>:</w:t>
+      </w:r>
+    </w:p>
+    <w:p>
+      <w:pPr>
+        <w:pStyle w:val="a"/>
+        <w:numPr>
+          <w:ilvl w:val="0"/>
+          <w:numId w:val="19"/>
+        </w:numPr>
+        <w:rPr>
+          <w:lang w:val="ru-RU"/>
+        </w:rPr>
+      </w:pPr>
+      <w:r>
         <w:rPr>
           <w:rStyle w:val="Strong"/>
           <w:b w:val="0"/>
           <w:bCs w:val="0"/>
           <w:lang w:val="ru-RU"/>
         </w:rPr>
-      </w:pPr>
-      <w:r>
-        <w:rPr>
-          <w:lang w:val="ru-RU"/>
-        </w:rPr>
-        <w:t>Пользовательский</w:t>
-      </w:r>
-      <w:r>
-        <w:t> </w:t>
-      </w:r>
-      <w:r>
-        <w:rPr>
-          <w:lang w:val="ru-RU"/>
-        </w:rPr>
-        <w:t>интерфейс</w:t>
-      </w:r>
-      <w:r>
-        <w:rPr>
-          <w:lang w:val="ru-RU"/>
-        </w:rPr>
-        <w:t xml:space="preserve"> </w:t>
-      </w:r>
-      <w:r>
-        <w:rPr>
-          <w:lang w:val="ru-RU"/>
-        </w:rPr>
-        <w:t xml:space="preserve">– </w:t>
-      </w:r>
-      <w:r>
-        <w:rPr>
-          <w:lang w:val="ru-RU"/>
-        </w:rPr>
-        <w:t>это совокупность информационной модели проблемной области, средств и способов взаимодействия пользователя с информационной моделью, а также компонентов, обеспечивающих формирование информационной модели в процессе работы программной системы.</w:t>
-      </w:r>
-    </w:p>
-    <w:p>
-      <w:pPr>
-        <w:pStyle w:val="a0"/>
-        <w:rPr>
-          <w:lang w:val="ru-RU"/>
-        </w:rPr>
-      </w:pPr>
-      <w:r>
+        <w:t>Главное окно, для перемещения по справочникам;</w:t>
+      </w:r>
+    </w:p>
+    <w:p>
+      <w:pPr>
+        <w:pStyle w:val="a"/>
+        <w:numPr>
+          <w:ilvl w:val="0"/>
+          <w:numId w:val="19"/>
+        </w:numPr>
         <w:rPr>
           <w:rStyle w:val="Strong"/>
           <w:b w:val="0"/>
           <w:bCs w:val="0"/>
-          <w:lang w:val="ru-RU"/>
-        </w:rPr>
-        <w:t>Графический пользовательский интерфейс (</w:t>
-      </w:r>
+        </w:rPr>
+      </w:pPr>
+      <w:proofErr w:type="spellStart"/>
       <w:r>
         <w:rPr>
           <w:rStyle w:val="Strong"/>
           <w:b w:val="0"/>
           <w:bCs w:val="0"/>
         </w:rPr>
-        <w:t>Graphical</w:t>
-      </w:r>
+        <w:t>Страница</w:t>
+      </w:r>
+      <w:proofErr w:type="spellEnd"/>
       <w:r>
         <w:rPr>
           <w:rStyle w:val="Strong"/>
           <w:b w:val="0"/>
           <w:bCs w:val="0"/>
-          <w:lang w:val="ru-RU"/>
         </w:rPr>
         <w:t xml:space="preserve"> </w:t>
       </w:r>
+      <w:proofErr w:type="spellStart"/>
       <w:r>
         <w:rPr>
           <w:rStyle w:val="Strong"/>
           <w:b w:val="0"/>
           <w:bCs w:val="0"/>
         </w:rPr>
-        <w:t>User</w:t>
-      </w:r>
+        <w:t>просмотра</w:t>
+      </w:r>
+      <w:proofErr w:type="spellEnd"/>
       <w:r>
         <w:rPr>
           <w:rStyle w:val="Strong"/>
           <w:b w:val="0"/>
           <w:bCs w:val="0"/>
-          <w:lang w:val="ru-RU"/>
         </w:rPr>
         <w:t xml:space="preserve"> </w:t>
       </w:r>
+      <w:proofErr w:type="spellStart"/>
       <w:r>
         <w:rPr>
           <w:rStyle w:val="Strong"/>
           <w:b w:val="0"/>
           <w:bCs w:val="0"/>
         </w:rPr>
-        <w:t>Interface</w:t>
-      </w:r>
+        <w:t>заказов</w:t>
+      </w:r>
+      <w:proofErr w:type="spellEnd"/>
       <w:r>
         <w:rPr>
           <w:rStyle w:val="Strong"/>
           <w:b w:val="0"/>
           <w:bCs w:val="0"/>
-          <w:lang w:val="ru-RU"/>
-        </w:rPr>
-        <w:t xml:space="preserve"> или </w:t>
-      </w:r>
-      <w:r>
+        </w:rPr>
+        <w:t>;</w:t>
+      </w:r>
+    </w:p>
+    <w:p>
+      <w:pPr>
+        <w:pStyle w:val="a"/>
+        <w:numPr>
+          <w:ilvl w:val="0"/>
+          <w:numId w:val="19"/>
+        </w:numPr>
         <w:rPr>
           <w:rStyle w:val="Strong"/>
           <w:b w:val="0"/>
           <w:bCs w:val="0"/>
         </w:rPr>
-        <w:t>GUI</w:t>
-      </w:r>
+      </w:pPr>
+      <w:proofErr w:type="spellStart"/>
       <w:r>
         <w:rPr>
           <w:rStyle w:val="Strong"/>
           <w:b w:val="0"/>
           <w:bCs w:val="0"/>
-          <w:lang w:val="ru-RU"/>
-        </w:rPr>
-        <w:t>).</w:t>
-      </w:r>
-      <w:r>
-        <w:rPr>
-          <w:lang w:val="ru-RU"/>
-        </w:rPr>
-        <w:t xml:space="preserve"> Самый популярный тип </w:t>
-      </w:r>
-      <w:r>
-        <w:t>UI</w:t>
-      </w:r>
-      <w:r>
-        <w:rPr>
-          <w:lang w:val="ru-RU"/>
-        </w:rPr>
-        <w:t xml:space="preserve">. Представляет собой окошко с различными </w:t>
-      </w:r>
-      <w:r>
-        <w:rPr>
-          <w:lang w:val="ru-RU"/>
-        </w:rPr>
-        <w:lastRenderedPageBreak/>
-        <w:t>элементами управления. Пользователи взаимодействуют с ними с помощью клавиатуры, мыши и голосовых команд: жмут на кнопки, тыкают мышкой, смахивают пальцем.</w:t>
-      </w:r>
-    </w:p>
-    <w:p>
-      <w:pPr>
-        <w:pStyle w:val="a0"/>
-        <w:rPr>
-          <w:lang w:val="ru-RU"/>
-        </w:rPr>
-      </w:pPr>
+        </w:rPr>
+        <w:t>Страница</w:t>
+      </w:r>
+      <w:proofErr w:type="spellEnd"/>
       <w:r>
         <w:rPr>
           <w:rStyle w:val="Strong"/>
           <w:b w:val="0"/>
           <w:bCs w:val="0"/>
         </w:rPr>
-        <w:t>XAML</w:t>
-      </w:r>
+        <w:t xml:space="preserve"> </w:t>
+      </w:r>
+      <w:proofErr w:type="spellStart"/>
       <w:r>
         <w:rPr>
           <w:rStyle w:val="Strong"/>
           <w:b w:val="0"/>
           <w:bCs w:val="0"/>
-          <w:lang w:val="ru-RU"/>
-        </w:rPr>
-        <w:t xml:space="preserve"> (</w:t>
-      </w:r>
+        </w:rPr>
+        <w:t>просмотра</w:t>
+      </w:r>
+      <w:proofErr w:type="spellEnd"/>
       <w:r>
         <w:rPr>
           <w:rStyle w:val="Strong"/>
           <w:b w:val="0"/>
           <w:bCs w:val="0"/>
         </w:rPr>
-        <w:t>Extensible</w:t>
-      </w:r>
+        <w:t xml:space="preserve"> </w:t>
+      </w:r>
+      <w:proofErr w:type="spellStart"/>
       <w:r>
         <w:rPr>
           <w:rStyle w:val="Strong"/>
           <w:b w:val="0"/>
           <w:bCs w:val="0"/>
-          <w:lang w:val="ru-RU"/>
-        </w:rPr>
-        <w:t xml:space="preserve"> </w:t>
-      </w:r>
+        </w:rPr>
+        <w:t>деталей</w:t>
+      </w:r>
+      <w:proofErr w:type="spellEnd"/>
       <w:r>
         <w:rPr>
           <w:rStyle w:val="Strong"/>
           <w:b w:val="0"/>
           <w:bCs w:val="0"/>
         </w:rPr>
-        <w:t>Application</w:t>
-      </w:r>
-      <w:r>
+        <w:t>;</w:t>
+      </w:r>
+    </w:p>
+    <w:p>
+      <w:pPr>
+        <w:pStyle w:val="a"/>
+        <w:numPr>
+          <w:ilvl w:val="0"/>
+          <w:numId w:val="19"/>
+        </w:numPr>
         <w:rPr>
           <w:rStyle w:val="Strong"/>
           <w:b w:val="0"/>
           <w:bCs w:val="0"/>
-          <w:lang w:val="ru-RU"/>
-        </w:rPr>
-        <w:t xml:space="preserve"> </w:t>
-      </w:r>
+        </w:rPr>
+      </w:pPr>
+      <w:proofErr w:type="spellStart"/>
       <w:r>
         <w:rPr>
           <w:rStyle w:val="Strong"/>
           <w:b w:val="0"/>
           <w:bCs w:val="0"/>
         </w:rPr>
-        <w:t>Markup</w:t>
-      </w:r>
+        <w:t>Страница</w:t>
+      </w:r>
+      <w:proofErr w:type="spellEnd"/>
       <w:r>
         <w:rPr>
           <w:rStyle w:val="Strong"/>
           <w:b w:val="0"/>
           <w:bCs w:val="0"/>
-          <w:lang w:val="ru-RU"/>
         </w:rPr>
         <w:t xml:space="preserve"> </w:t>
       </w:r>
+      <w:proofErr w:type="spellStart"/>
       <w:r>
         <w:rPr>
           <w:rStyle w:val="Strong"/>
           <w:b w:val="0"/>
           <w:bCs w:val="0"/>
         </w:rPr>
-        <w:t>Language</w:t>
-      </w:r>
+        <w:t>личного</w:t>
+      </w:r>
+      <w:proofErr w:type="spellEnd"/>
       <w:r>
         <w:rPr>
           <w:rStyle w:val="Strong"/>
           <w:b w:val="0"/>
           <w:bCs w:val="0"/>
-          <w:lang w:val="ru-RU"/>
-        </w:rPr>
-        <w:t xml:space="preserve"> – </w:t>
-      </w:r>
+        </w:rPr>
+        <w:t xml:space="preserve"> </w:t>
+      </w:r>
+      <w:proofErr w:type="spellStart"/>
       <w:r>
         <w:rPr>
           <w:rStyle w:val="Strong"/>
           <w:b w:val="0"/>
           <w:bCs w:val="0"/>
-          <w:lang w:val="ru-RU"/>
-        </w:rPr>
-        <w:t>расширяемый язык разметки приложений)</w:t>
-      </w:r>
-      <w:r>
-        <w:t> </w:t>
-      </w:r>
-      <w:r>
-        <w:rPr>
-          <w:lang w:val="ru-RU"/>
-        </w:rPr>
-        <w:t>представляет собой язык разметки, используемый для создания экземпляров объектов .</w:t>
-      </w:r>
-      <w:r>
-        <w:t>NET</w:t>
-      </w:r>
-      <w:r>
-        <w:rPr>
-          <w:lang w:val="ru-RU"/>
-        </w:rPr>
-        <w:t xml:space="preserve">. Хотя язык </w:t>
-      </w:r>
-      <w:r>
-        <w:t>XAML</w:t>
-      </w:r>
-      <w:r>
-        <w:rPr>
-          <w:lang w:val="ru-RU"/>
-        </w:rPr>
-        <w:t xml:space="preserve"> – </w:t>
-      </w:r>
-      <w:r>
-        <w:rPr>
-          <w:lang w:val="ru-RU"/>
-        </w:rPr>
-        <w:t>это технология, которая может быть применима ко многим различным предметным об</w:t>
-      </w:r>
-      <w:r>
-        <w:rPr>
-          <w:lang w:val="ru-RU"/>
-        </w:rPr>
-        <w:t xml:space="preserve">ластям, его главное назначение – </w:t>
-      </w:r>
-      <w:r>
-        <w:rPr>
-          <w:lang w:val="ru-RU"/>
-        </w:rPr>
-        <w:t xml:space="preserve">конструирование пользовательских интерфейсов </w:t>
-      </w:r>
-      <w:r>
-        <w:t>WPF</w:t>
-      </w:r>
-      <w:r>
-        <w:rPr>
-          <w:lang w:val="ru-RU"/>
-        </w:rPr>
-        <w:t xml:space="preserve">. Другими словами, документы </w:t>
-      </w:r>
-      <w:r>
-        <w:t>XAML</w:t>
-      </w:r>
-      <w:r>
-        <w:rPr>
-          <w:lang w:val="ru-RU"/>
-        </w:rPr>
-        <w:t xml:space="preserve"> определяют расположение панелей, кнопок и прочих элементов управления, составляющих окна в приложении </w:t>
-      </w:r>
-      <w:r>
-        <w:t>WPF</w:t>
-      </w:r>
-      <w:r>
-        <w:rPr>
-          <w:lang w:val="ru-RU"/>
-        </w:rPr>
-        <w:t>.</w:t>
-      </w:r>
-    </w:p>
-    <w:p>
-      <w:pPr>
-        <w:pStyle w:val="a0"/>
-        <w:rPr>
-          <w:lang w:val="ru-RU"/>
-        </w:rPr>
-      </w:pPr>
-      <w:r>
-        <w:rPr>
-          <w:lang w:val="ru-RU"/>
-        </w:rPr>
-        <w:t>Состав блоков модульной схемы:</w:t>
-      </w:r>
-    </w:p>
-    <w:p>
-      <w:pPr>
-        <w:pStyle w:val="a0"/>
-        <w:rPr>
-          <w:lang w:val="ru-RU"/>
-        </w:rPr>
-      </w:pPr>
-      <w:r>
-        <w:rPr>
-          <w:lang w:val="ru-RU"/>
-        </w:rPr>
-        <w:t>Главное окно, содержащий в себе три листа</w:t>
-      </w:r>
-      <w:r>
-        <w:rPr>
-          <w:lang w:val="ru-RU"/>
-        </w:rPr>
-        <w:t>, отвечающих за отображение интерфейса для взаимодействия с датами, сеансами и местами, а также</w:t>
-      </w:r>
-      <w:r>
-        <w:rPr>
-          <w:lang w:val="ru-RU"/>
-        </w:rPr>
-        <w:t xml:space="preserve"> 3 навигационных ссылки на другие окна. Ссылки появляются в зависимости от уровня доступа пользователя и его идентификации. </w:t>
+        </w:rPr>
+        <w:t>кабинета</w:t>
+      </w:r>
+      <w:proofErr w:type="spellEnd"/>
+      <w:r>
+        <w:rPr>
+          <w:rStyle w:val="Strong"/>
+          <w:b w:val="0"/>
+          <w:bCs w:val="0"/>
+        </w:rPr>
+        <w:t>;</w:t>
+      </w:r>
+    </w:p>
+    <w:p>
+      <w:pPr>
+        <w:pStyle w:val="a"/>
+        <w:numPr>
+          <w:ilvl w:val="0"/>
+          <w:numId w:val="19"/>
+        </w:numPr>
+        <w:rPr>
+          <w:rStyle w:val="Strong"/>
+          <w:b w:val="0"/>
+          <w:bCs w:val="0"/>
+          <w:lang w:val="ru-RU"/>
+        </w:rPr>
+      </w:pPr>
+      <w:r>
+        <w:rPr>
+          <w:rStyle w:val="Strong"/>
+          <w:b w:val="0"/>
+          <w:bCs w:val="0"/>
+          <w:lang w:val="ru-RU"/>
+        </w:rPr>
+        <w:t>Окно авторизации, для авторизации пользователей;</w:t>
+      </w:r>
+    </w:p>
+    <w:p>
+      <w:pPr>
+        <w:pStyle w:val="a"/>
+        <w:numPr>
+          <w:ilvl w:val="0"/>
+          <w:numId w:val="19"/>
+        </w:numPr>
+        <w:rPr>
+          <w:rStyle w:val="Strong"/>
+          <w:b w:val="0"/>
+          <w:bCs w:val="0"/>
+          <w:lang w:val="ru-RU"/>
+        </w:rPr>
+      </w:pPr>
+      <w:r>
+        <w:rPr>
+          <w:rStyle w:val="Strong"/>
+          <w:b w:val="0"/>
+          <w:bCs w:val="0"/>
+          <w:lang w:val="ru-RU"/>
+        </w:rPr>
+        <w:t>Страница админ панели, для взаимодействия с базой данных;</w:t>
+      </w:r>
+    </w:p>
+    <w:p>
+      <w:pPr>
+        <w:pStyle w:val="a"/>
+        <w:numPr>
+          <w:ilvl w:val="0"/>
+          <w:numId w:val="19"/>
+        </w:numPr>
+        <w:rPr>
+          <w:lang w:val="ru-RU"/>
+        </w:rPr>
+      </w:pPr>
+      <w:r>
+        <w:rPr>
+          <w:rStyle w:val="Strong"/>
+          <w:b w:val="0"/>
+          <w:bCs w:val="0"/>
+          <w:lang w:val="ru-RU"/>
+        </w:rPr>
+        <w:t>Окно клиентов, для просмотра информации заказа.</w:t>
       </w:r>
     </w:p>
     <w:p>
@@ -7004,25 +7300,302 @@
         <w:pStyle w:val="a7"/>
         <w:outlineLvl w:val="0"/>
       </w:pPr>
-      <w:bookmarkStart w:id="11" w:name="_Toc135403335"/>
-      <w:r>
-        <w:t>2.3.3 Организация доступа к объектам базы данных</w:t>
-      </w:r>
-      <w:bookmarkEnd w:id="11"/>
+      <w:bookmarkStart w:id="10" w:name="_Toc135403334"/>
+      <w:r>
+        <w:lastRenderedPageBreak/>
+        <w:t>2.3.2 Разработка пользовательского интерфейса</w:t>
+      </w:r>
+      <w:bookmarkEnd w:id="10"/>
     </w:p>
     <w:p>
       <w:pPr>
         <w:pStyle w:val="a0"/>
         <w:rPr>
-          <w:sz w:val="24"/>
-          <w:lang w:val="ru-RU"/>
-        </w:rPr>
-      </w:pPr>
-      <w:r>
-        <w:rPr>
-          <w:lang w:val="ru-RU"/>
-        </w:rPr>
-        <w:t xml:space="preserve">В </w:t>
+          <w:rStyle w:val="Strong"/>
+          <w:b w:val="0"/>
+          <w:bCs w:val="0"/>
+          <w:lang w:val="ru-RU"/>
+        </w:rPr>
+      </w:pPr>
+      <w:r>
+        <w:rPr>
+          <w:lang w:val="ru-RU"/>
+        </w:rPr>
+        <w:t>Пользовательский</w:t>
+      </w:r>
+      <w:r>
+        <w:t> </w:t>
+      </w:r>
+      <w:r>
+        <w:rPr>
+          <w:lang w:val="ru-RU"/>
+        </w:rPr>
+        <w:t>интерфейс</w:t>
+      </w:r>
+      <w:r>
+        <w:rPr>
+          <w:lang w:val="ru-RU"/>
+        </w:rPr>
+        <w:t xml:space="preserve"> </w:t>
+      </w:r>
+      <w:r>
+        <w:rPr>
+          <w:lang w:val="ru-RU"/>
+        </w:rPr>
+        <w:t xml:space="preserve">– </w:t>
+      </w:r>
+      <w:r>
+        <w:rPr>
+          <w:lang w:val="ru-RU"/>
+        </w:rPr>
+        <w:t>это совокупность информационной модели проблемной области, средств и способов взаимодействия пользователя с информационной моделью, а также компонентов, обеспечивающих формирование информационной модели в процессе работы программной системы.</w:t>
+      </w:r>
+    </w:p>
+    <w:p>
+      <w:pPr>
+        <w:pStyle w:val="a0"/>
+        <w:rPr>
+          <w:lang w:val="ru-RU"/>
+        </w:rPr>
+      </w:pPr>
+      <w:r>
+        <w:rPr>
+          <w:rStyle w:val="Strong"/>
+          <w:b w:val="0"/>
+          <w:bCs w:val="0"/>
+          <w:lang w:val="ru-RU"/>
+        </w:rPr>
+        <w:t>Графический пользовательский интерфейс (</w:t>
+      </w:r>
+      <w:r>
+        <w:rPr>
+          <w:rStyle w:val="Strong"/>
+          <w:b w:val="0"/>
+          <w:bCs w:val="0"/>
+        </w:rPr>
+        <w:t>Graphical</w:t>
+      </w:r>
+      <w:r>
+        <w:rPr>
+          <w:rStyle w:val="Strong"/>
+          <w:b w:val="0"/>
+          <w:bCs w:val="0"/>
+          <w:lang w:val="ru-RU"/>
+        </w:rPr>
+        <w:t xml:space="preserve"> </w:t>
+      </w:r>
+      <w:r>
+        <w:rPr>
+          <w:rStyle w:val="Strong"/>
+          <w:b w:val="0"/>
+          <w:bCs w:val="0"/>
+        </w:rPr>
+        <w:t>User</w:t>
+      </w:r>
+      <w:r>
+        <w:rPr>
+          <w:rStyle w:val="Strong"/>
+          <w:b w:val="0"/>
+          <w:bCs w:val="0"/>
+          <w:lang w:val="ru-RU"/>
+        </w:rPr>
+        <w:t xml:space="preserve"> </w:t>
+      </w:r>
+      <w:r>
+        <w:rPr>
+          <w:rStyle w:val="Strong"/>
+          <w:b w:val="0"/>
+          <w:bCs w:val="0"/>
+        </w:rPr>
+        <w:t>Interface</w:t>
+      </w:r>
+      <w:r>
+        <w:rPr>
+          <w:rStyle w:val="Strong"/>
+          <w:b w:val="0"/>
+          <w:bCs w:val="0"/>
+          <w:lang w:val="ru-RU"/>
+        </w:rPr>
+        <w:t xml:space="preserve"> или </w:t>
+      </w:r>
+      <w:r>
+        <w:rPr>
+          <w:rStyle w:val="Strong"/>
+          <w:b w:val="0"/>
+          <w:bCs w:val="0"/>
+        </w:rPr>
+        <w:t>GUI</w:t>
+      </w:r>
+      <w:r>
+        <w:rPr>
+          <w:rStyle w:val="Strong"/>
+          <w:b w:val="0"/>
+          <w:bCs w:val="0"/>
+          <w:lang w:val="ru-RU"/>
+        </w:rPr>
+        <w:t>).</w:t>
+      </w:r>
+      <w:r>
+        <w:rPr>
+          <w:lang w:val="ru-RU"/>
+        </w:rPr>
+        <w:t xml:space="preserve"> Самый популярный тип </w:t>
+      </w:r>
+      <w:r>
+        <w:t>UI</w:t>
+      </w:r>
+      <w:r>
+        <w:rPr>
+          <w:lang w:val="ru-RU"/>
+        </w:rPr>
+        <w:t>. Представляет собой окошко с различными элементами управления. Пользователи взаимодействуют с ними с помощью клавиатуры, мыши и голосовых команд: жмут на кнопки, тыкают мышкой, смахивают пальцем.</w:t>
+      </w:r>
+    </w:p>
+    <w:p>
+      <w:pPr>
+        <w:pStyle w:val="a0"/>
+        <w:rPr>
+          <w:lang w:val="ru-RU"/>
+        </w:rPr>
+      </w:pPr>
+      <w:r>
+        <w:rPr>
+          <w:rStyle w:val="Strong"/>
+          <w:b w:val="0"/>
+          <w:bCs w:val="0"/>
+        </w:rPr>
+        <w:t>XAML</w:t>
+      </w:r>
+      <w:r>
+        <w:rPr>
+          <w:rStyle w:val="Strong"/>
+          <w:b w:val="0"/>
+          <w:bCs w:val="0"/>
+          <w:lang w:val="ru-RU"/>
+        </w:rPr>
+        <w:t xml:space="preserve"> (</w:t>
+      </w:r>
+      <w:r>
+        <w:rPr>
+          <w:rStyle w:val="Strong"/>
+          <w:b w:val="0"/>
+          <w:bCs w:val="0"/>
+        </w:rPr>
+        <w:t>Extensible</w:t>
+      </w:r>
+      <w:r>
+        <w:rPr>
+          <w:rStyle w:val="Strong"/>
+          <w:b w:val="0"/>
+          <w:bCs w:val="0"/>
+          <w:lang w:val="ru-RU"/>
+        </w:rPr>
+        <w:t xml:space="preserve"> </w:t>
+      </w:r>
+      <w:r>
+        <w:rPr>
+          <w:rStyle w:val="Strong"/>
+          <w:b w:val="0"/>
+          <w:bCs w:val="0"/>
+        </w:rPr>
+        <w:t>Application</w:t>
+      </w:r>
+      <w:r>
+        <w:rPr>
+          <w:rStyle w:val="Strong"/>
+          <w:b w:val="0"/>
+          <w:bCs w:val="0"/>
+          <w:lang w:val="ru-RU"/>
+        </w:rPr>
+        <w:t xml:space="preserve"> </w:t>
+      </w:r>
+      <w:r>
+        <w:rPr>
+          <w:rStyle w:val="Strong"/>
+          <w:b w:val="0"/>
+          <w:bCs w:val="0"/>
+        </w:rPr>
+        <w:t>Markup</w:t>
+      </w:r>
+      <w:r>
+        <w:rPr>
+          <w:rStyle w:val="Strong"/>
+          <w:b w:val="0"/>
+          <w:bCs w:val="0"/>
+          <w:lang w:val="ru-RU"/>
+        </w:rPr>
+        <w:t xml:space="preserve"> </w:t>
+      </w:r>
+      <w:r>
+        <w:rPr>
+          <w:rStyle w:val="Strong"/>
+          <w:b w:val="0"/>
+          <w:bCs w:val="0"/>
+        </w:rPr>
+        <w:t>Language</w:t>
+      </w:r>
+      <w:r>
+        <w:rPr>
+          <w:rStyle w:val="Strong"/>
+          <w:b w:val="0"/>
+          <w:bCs w:val="0"/>
+          <w:lang w:val="ru-RU"/>
+        </w:rPr>
+        <w:t xml:space="preserve"> – </w:t>
+      </w:r>
+      <w:r>
+        <w:rPr>
+          <w:rStyle w:val="Strong"/>
+          <w:b w:val="0"/>
+          <w:bCs w:val="0"/>
+          <w:lang w:val="ru-RU"/>
+        </w:rPr>
+        <w:t>расширяемый язык разметки приложений)</w:t>
+      </w:r>
+      <w:r>
+        <w:t> </w:t>
+      </w:r>
+      <w:r>
+        <w:rPr>
+          <w:lang w:val="ru-RU"/>
+        </w:rPr>
+        <w:t>представляет собой язык разметки, используемый для создания экземпляров объектов .</w:t>
+      </w:r>
+      <w:r>
+        <w:t>NET</w:t>
+      </w:r>
+      <w:r>
+        <w:rPr>
+          <w:lang w:val="ru-RU"/>
+        </w:rPr>
+        <w:t xml:space="preserve">. Хотя язык </w:t>
+      </w:r>
+      <w:r>
+        <w:t>XAML</w:t>
+      </w:r>
+      <w:r>
+        <w:rPr>
+          <w:lang w:val="ru-RU"/>
+        </w:rPr>
+        <w:t xml:space="preserve"> – </w:t>
+      </w:r>
+      <w:r>
+        <w:rPr>
+          <w:lang w:val="ru-RU"/>
+        </w:rPr>
+        <w:t>это технология, которая может быть применима ко многим различным предметным об</w:t>
+      </w:r>
+      <w:r>
+        <w:rPr>
+          <w:lang w:val="ru-RU"/>
+        </w:rPr>
+        <w:t xml:space="preserve">ластям, его главное назначение – </w:t>
+      </w:r>
+      <w:r>
+        <w:rPr>
+          <w:lang w:val="ru-RU"/>
+        </w:rPr>
+        <w:t xml:space="preserve">конструирование пользовательских интерфейсов </w:t>
       </w:r>
       <w:r>
         <w:t>WPF</w:t>
@@ -7031,16 +7604,25 @@
         <w:rPr>
           <w:lang w:val="ru-RU"/>
         </w:rPr>
-        <w:t xml:space="preserve"> привязка (</w:t>
-      </w:r>
-      <w:r>
-        <w:t>binding</w:t>
-      </w:r>
-      <w:r>
-        <w:rPr>
-          <w:lang w:val="ru-RU"/>
-        </w:rPr>
-        <w:t>) является мощным инструментом программирования, без которого не обходится ни одно серьезное приложение.</w:t>
+        <w:t xml:space="preserve">. Другими словами, документы </w:t>
+      </w:r>
+      <w:r>
+        <w:t>XAML</w:t>
+      </w:r>
+      <w:r>
+        <w:rPr>
+          <w:lang w:val="ru-RU"/>
+        </w:rPr>
+        <w:t xml:space="preserve"> определяют расположение панелей, кнопок и прочих элементов управления, составляющих окна в приложении </w:t>
+      </w:r>
+      <w:r>
+        <w:t>WPF</w:t>
+      </w:r>
+      <w:r>
+        <w:rPr>
+          <w:lang w:val="ru-RU"/>
+        </w:rPr>
+        <w:t>.</w:t>
       </w:r>
     </w:p>
     <w:p>
@@ -7054,49 +7636,7 @@
         <w:rPr>
           <w:lang w:val="ru-RU"/>
         </w:rPr>
-        <w:t xml:space="preserve">Привязка подразумевает взаимодействие двух объектов: источника и приемника. Объект-приемник создает привязку к определенному свойству объекта-источника. </w:t>
-      </w:r>
-      <w:r>
-        <w:rPr>
-          <w:lang w:val="ru-RU"/>
-        </w:rPr>
-        <w:t>В случае модификации объекта-источника, объект-приемник также будет модифицирован</w:t>
-      </w:r>
-      <w:r>
-        <w:rPr>
-          <w:lang w:val="ru-RU"/>
-        </w:rPr>
-        <w:t xml:space="preserve"> </w:t>
-      </w:r>
-      <w:r>
-        <w:rPr>
-          <w:lang w:val="ru-RU"/>
-        </w:rPr>
-        <w:t>[</w:t>
-      </w:r>
-      <w:r>
-        <w:rPr>
-          <w:lang w:val="ru-RU"/>
-        </w:rPr>
-        <w:t>6</w:t>
-      </w:r>
-      <w:r>
-        <w:rPr>
-          <w:lang w:val="ru-RU"/>
-        </w:rPr>
-        <w:t>]</w:t>
-      </w:r>
-      <w:r>
-        <w:rPr>
-          <w:lang w:val="ru-RU"/>
-        </w:rPr>
-        <w:t>.</w:t>
-      </w:r>
-      <w:r>
-        <w:rPr>
-          <w:lang w:val="ru-RU"/>
-        </w:rPr>
-        <w:t xml:space="preserve"> </w:t>
+        <w:t>Состав блоков модульной схемы:</w:t>
       </w:r>
     </w:p>
     <w:p>
@@ -7110,55 +7650,19 @@
         <w:rPr>
           <w:lang w:val="ru-RU"/>
         </w:rPr>
-        <w:t xml:space="preserve">Возьмем для примера страницу с </w:t>
-      </w:r>
-      <w:r>
-        <w:rPr>
-          <w:lang w:val="ru-RU"/>
-        </w:rPr>
-        <w:t>пользователями</w:t>
-      </w:r>
-      <w:r>
-        <w:rPr>
-          <w:lang w:val="ru-RU"/>
-        </w:rPr>
-        <w:t xml:space="preserve"> где участвует </w:t>
-      </w:r>
-      <w:r>
-        <w:t>DataGrid</w:t>
-      </w:r>
-      <w:r>
-        <w:rPr>
-          <w:lang w:val="ru-RU"/>
-        </w:rPr>
-        <w:t xml:space="preserve">. </w:t>
-      </w:r>
-      <w:r>
-        <w:t>DataGrid</w:t>
-      </w:r>
-      <w:r>
-        <w:rPr>
-          <w:lang w:val="ru-RU"/>
-        </w:rPr>
-        <w:t xml:space="preserve"> </w:t>
-      </w:r>
-      <w:r>
-        <w:rPr>
-          <w:lang w:val="ru-RU"/>
-        </w:rPr>
-        <w:t xml:space="preserve">страницы с </w:t>
-      </w:r>
-      <w:r>
-        <w:rPr>
-          <w:lang w:val="ru-RU"/>
-        </w:rPr>
-        <w:t xml:space="preserve">пользователями </w:t>
-      </w:r>
-      <w:r>
-        <w:rPr>
-          <w:lang w:val="ru-RU"/>
-        </w:rPr>
-        <w:t xml:space="preserve">представлен на рисунке </w:t>
+        <w:t>Главное окно, содержащий в себе три листа</w:t>
+      </w:r>
+      <w:r>
+        <w:rPr>
+          <w:lang w:val="ru-RU"/>
+        </w:rPr>
+        <w:t>, отвечающих за отображение интерфейса для взаимодействия с датами, сеансами и местами, а также</w:t>
+      </w:r>
+      <w:r>
+        <w:rPr>
+          <w:lang w:val="ru-RU"/>
+        </w:rPr>
+        <w:t xml:space="preserve"> 3 навигационных ссылки на другие окна. Ссылки появляются в зависимости от уровня доступа пользователя и его идентификации. </w:t>
       </w:r>
     </w:p>
     <w:p>
@@ -7166,24 +7670,162 @@
         <w:pStyle w:val="a7"/>
         <w:outlineLvl w:val="0"/>
       </w:pPr>
-      <w:bookmarkStart w:id="12" w:name="_Toc135403336"/>
-      <w:r>
-        <w:t>2.3.4 Разработка блох-схем алгоритмов процедур и функций</w:t>
-      </w:r>
-      <w:bookmarkEnd w:id="12"/>
+      <w:bookmarkStart w:id="11" w:name="_Toc135403335"/>
+      <w:r>
+        <w:t>2.3.3 Организация доступа к объектам базы данных</w:t>
+      </w:r>
+      <w:bookmarkEnd w:id="11"/>
     </w:p>
     <w:p>
       <w:pPr>
         <w:pStyle w:val="a0"/>
         <w:rPr>
-          <w:lang w:val="ru-RU"/>
-        </w:rPr>
-      </w:pPr>
-      <w:r>
-        <w:rPr>
-          <w:lang w:val="ru-RU"/>
-        </w:rPr>
-        <w:t>Основной функциональной</w:t>
+          <w:sz w:val="24"/>
+          <w:lang w:val="ru-RU"/>
+        </w:rPr>
+      </w:pPr>
+      <w:r>
+        <w:rPr>
+          <w:lang w:val="ru-RU"/>
+        </w:rPr>
+        <w:t xml:space="preserve">В </w:t>
+      </w:r>
+      <w:r>
+        <w:t>WPF</w:t>
+      </w:r>
+      <w:r>
+        <w:rPr>
+          <w:lang w:val="ru-RU"/>
+        </w:rPr>
+        <w:t xml:space="preserve"> привязка (</w:t>
+      </w:r>
+      <w:r>
+        <w:t>binding</w:t>
+      </w:r>
+      <w:r>
+        <w:rPr>
+          <w:lang w:val="ru-RU"/>
+        </w:rPr>
+        <w:t>) является мощным инструментом программирования, без которого не обходится ни одно серьезное приложение.</w:t>
+      </w:r>
+    </w:p>
+    <w:p>
+      <w:pPr>
+        <w:pStyle w:val="a0"/>
+        <w:rPr>
+          <w:lang w:val="ru-RU"/>
+        </w:rPr>
+      </w:pPr>
+      <w:r>
+        <w:rPr>
+          <w:lang w:val="ru-RU"/>
+        </w:rPr>
+        <w:lastRenderedPageBreak/>
+        <w:t xml:space="preserve">Привязка подразумевает взаимодействие двух объектов: источника и приемника. Объект-приемник создает привязку к определенному свойству объекта-источника. </w:t>
+      </w:r>
+      <w:r>
+        <w:rPr>
+          <w:lang w:val="ru-RU"/>
+        </w:rPr>
+        <w:t>В случае модификации объекта-источника, объект-приемник также будет модифицирован</w:t>
+      </w:r>
+      <w:r>
+        <w:rPr>
+          <w:lang w:val="ru-RU"/>
+        </w:rPr>
+        <w:t xml:space="preserve"> </w:t>
+      </w:r>
+      <w:r>
+        <w:rPr>
+          <w:lang w:val="ru-RU"/>
+        </w:rPr>
+        <w:t>[</w:t>
+      </w:r>
+      <w:r>
+        <w:rPr>
+          <w:lang w:val="ru-RU"/>
+        </w:rPr>
+        <w:t>6</w:t>
+      </w:r>
+      <w:r>
+        <w:rPr>
+          <w:lang w:val="ru-RU"/>
+        </w:rPr>
+        <w:t>]</w:t>
+      </w:r>
+      <w:r>
+        <w:rPr>
+          <w:lang w:val="ru-RU"/>
+        </w:rPr>
+        <w:t>.</w:t>
+      </w:r>
+      <w:r>
+        <w:rPr>
+          <w:lang w:val="ru-RU"/>
+        </w:rPr>
+        <w:t xml:space="preserve"> </w:t>
+      </w:r>
+    </w:p>
+    <w:p>
+      <w:pPr>
+        <w:pStyle w:val="a0"/>
+        <w:rPr>
+          <w:lang w:val="ru-RU"/>
+        </w:rPr>
+      </w:pPr>
+      <w:r>
+        <w:rPr>
+          <w:lang w:val="ru-RU"/>
+        </w:rPr>
+        <w:t xml:space="preserve">Возьмем для примера страницу с </w:t>
+      </w:r>
+      <w:r>
+        <w:rPr>
+          <w:lang w:val="ru-RU"/>
+        </w:rPr>
+        <w:t>пользователями</w:t>
+      </w:r>
+      <w:r>
+        <w:rPr>
+          <w:lang w:val="ru-RU"/>
+        </w:rPr>
+        <w:t xml:space="preserve"> где участвует </w:t>
+      </w:r>
+      <w:r>
+        <w:t>DataGrid</w:t>
+      </w:r>
+      <w:r>
+        <w:rPr>
+          <w:lang w:val="ru-RU"/>
+        </w:rPr>
+        <w:t xml:space="preserve">. </w:t>
+      </w:r>
+      <w:r>
+        <w:t>DataGrid</w:t>
+      </w:r>
+      <w:r>
+        <w:rPr>
+          <w:lang w:val="ru-RU"/>
+        </w:rPr>
+        <w:t xml:space="preserve"> </w:t>
+      </w:r>
+      <w:r>
+        <w:rPr>
+          <w:lang w:val="ru-RU"/>
+        </w:rPr>
+        <w:t xml:space="preserve">страницы с </w:t>
+      </w:r>
+      <w:r>
+        <w:rPr>
+          <w:lang w:val="ru-RU"/>
+        </w:rPr>
+        <w:t xml:space="preserve">пользователями </w:t>
+      </w:r>
+      <w:r>
+        <w:rPr>
+          <w:lang w:val="ru-RU"/>
+        </w:rPr>
+        <w:t xml:space="preserve">представлен на рисунке </w:t>
       </w:r>
     </w:p>
     <w:p>
@@ -7191,9 +7833,33 @@
         <w:pStyle w:val="a7"/>
         <w:outlineLvl w:val="0"/>
       </w:pPr>
+      <w:bookmarkStart w:id="12" w:name="_Toc135403336"/>
+      <w:r>
+        <w:t>2.3.4 Разработка блох-схем алгоритмов процедур и функций</w:t>
+      </w:r>
+      <w:bookmarkEnd w:id="12"/>
+    </w:p>
+    <w:p>
+      <w:pPr>
+        <w:pStyle w:val="a0"/>
+        <w:rPr>
+          <w:lang w:val="ru-RU"/>
+        </w:rPr>
+      </w:pPr>
+      <w:r>
+        <w:rPr>
+          <w:lang w:val="ru-RU"/>
+        </w:rPr>
+        <w:t>Основной функциональной</w:t>
+      </w:r>
+    </w:p>
+    <w:p>
+      <w:pPr>
+        <w:pStyle w:val="a7"/>
+        <w:outlineLvl w:val="0"/>
+      </w:pPr>
       <w:bookmarkStart w:id="13" w:name="_Toc135403337"/>
       <w:r>
-        <w:lastRenderedPageBreak/>
         <w:t>2.4 Обеспечение коллективного доступа. Защита информации</w:t>
       </w:r>
       <w:bookmarkEnd w:id="13"/>
@@ -7369,6 +8035,7 @@
         <w:rPr>
           <w:lang w:val="ru-RU"/>
         </w:rPr>
+        <w:lastRenderedPageBreak/>
         <w:t>Отла</w:t>
       </w:r>
       <w:r>
@@ -7557,14 +8224,7 @@
         <w:rPr>
           <w:lang w:val="ru-RU"/>
         </w:rPr>
-        <w:t xml:space="preserve">При </w:t>
-      </w:r>
-      <w:r>
-        <w:rPr>
-          <w:lang w:val="ru-RU"/>
-        </w:rPr>
-        <w:lastRenderedPageBreak/>
-        <w:t>передаче тестировщику тест-кейсов, он должен пройтись по всем его пунктам и выполнить описанные действия, которые должны привести к определенным результатам.</w:t>
+        <w:t>При передаче тестировщику тест-кейсов, он должен пройтись по всем его пунктам и выполнить описанные действия, которые должны привести к определенным результатам.</w:t>
       </w:r>
       <w:r>
         <w:rPr>
@@ -7679,15 +8339,2193 @@
       <w:pPr>
         <w:pStyle w:val="a0"/>
         <w:rPr>
-          <w:lang w:val="ru-RU"/>
-        </w:rPr>
-      </w:pPr>
-      <w:r>
-        <w:rPr>
-          <w:lang w:val="ru-RU"/>
-        </w:rPr>
-        <w:t>П</w:t>
-      </w:r>
+          <w:shd w:val="clear" w:color="auto" w:fill="FFFFFF"/>
+          <w:lang w:val="ru-RU"/>
+        </w:rPr>
+      </w:pPr>
+      <w:r>
+        <w:rPr>
+          <w:lang w:val="ru-RU"/>
+        </w:rPr>
+        <w:t xml:space="preserve">Перед началом работы с приложением необходимо установить и настроить </w:t>
+      </w:r>
+      <w:r>
+        <w:t>SQL</w:t>
+      </w:r>
+      <w:r>
+        <w:rPr>
+          <w:lang w:val="ru-RU"/>
+        </w:rPr>
+        <w:t xml:space="preserve"> </w:t>
+      </w:r>
+      <w:r>
+        <w:t>Server</w:t>
+      </w:r>
+      <w:r>
+        <w:rPr>
+          <w:lang w:val="ru-RU"/>
+        </w:rPr>
+        <w:t xml:space="preserve"> 2019</w:t>
+      </w:r>
+      <w:r>
+        <w:rPr>
+          <w:lang w:val="ru-RU"/>
+        </w:rPr>
+        <w:t xml:space="preserve">. </w:t>
+      </w:r>
+      <w:r>
+        <w:rPr>
+          <w:shd w:val="clear" w:color="auto" w:fill="FFFFFF"/>
+        </w:rPr>
+        <w:t>MS</w:t>
+      </w:r>
+      <w:r>
+        <w:rPr>
+          <w:shd w:val="clear" w:color="auto" w:fill="FFFFFF"/>
+          <w:lang w:val="ru-RU"/>
+        </w:rPr>
+        <w:t xml:space="preserve"> </w:t>
+      </w:r>
+      <w:r>
+        <w:rPr>
+          <w:shd w:val="clear" w:color="auto" w:fill="FFFFFF"/>
+        </w:rPr>
+        <w:t>SQL</w:t>
+      </w:r>
+      <w:r>
+        <w:rPr>
+          <w:shd w:val="clear" w:color="auto" w:fill="FFFFFF"/>
+          <w:lang w:val="ru-RU"/>
+        </w:rPr>
+        <w:t xml:space="preserve"> </w:t>
+      </w:r>
+      <w:r>
+        <w:rPr>
+          <w:shd w:val="clear" w:color="auto" w:fill="FFFFFF"/>
+        </w:rPr>
+        <w:t>Server</w:t>
+      </w:r>
+      <w:r>
+        <w:rPr>
+          <w:shd w:val="clear" w:color="auto" w:fill="FFFFFF"/>
+          <w:lang w:val="ru-RU"/>
+        </w:rPr>
+        <w:t xml:space="preserve"> это лидирующая РСУБД (Реляционная система управления базами данных) а также главный конкурент </w:t>
+      </w:r>
+      <w:r>
+        <w:rPr>
+          <w:shd w:val="clear" w:color="auto" w:fill="FFFFFF"/>
+        </w:rPr>
+        <w:t>Oracle</w:t>
+      </w:r>
+      <w:r>
+        <w:rPr>
+          <w:shd w:val="clear" w:color="auto" w:fill="FFFFFF"/>
+          <w:lang w:val="ru-RU"/>
+        </w:rPr>
+        <w:t xml:space="preserve"> </w:t>
+      </w:r>
+      <w:r>
+        <w:rPr>
+          <w:shd w:val="clear" w:color="auto" w:fill="FFFFFF"/>
+        </w:rPr>
+        <w:t>Database</w:t>
+      </w:r>
+      <w:r>
+        <w:rPr>
+          <w:shd w:val="clear" w:color="auto" w:fill="FFFFFF"/>
+          <w:lang w:val="ru-RU"/>
+        </w:rPr>
+        <w:t xml:space="preserve"> в корпоративном сегменте. В </w:t>
+      </w:r>
+      <w:r>
+        <w:rPr>
+          <w:shd w:val="clear" w:color="auto" w:fill="FFFFFF"/>
+        </w:rPr>
+        <w:t>MSSQL</w:t>
+      </w:r>
+      <w:r>
+        <w:rPr>
+          <w:shd w:val="clear" w:color="auto" w:fill="FFFFFF"/>
+          <w:lang w:val="ru-RU"/>
+        </w:rPr>
+        <w:t xml:space="preserve"> чаще всего применяется для собственных разработок прикладного ПО и для 1С.</w:t>
+      </w:r>
+    </w:p>
+    <w:p>
+      <w:pPr>
+        <w:pStyle w:val="a0"/>
+        <w:rPr>
+          <w:lang w:val="ru-RU"/>
+        </w:rPr>
+      </w:pPr>
+      <w:r>
+        <w:rPr>
+          <w:lang w:val="ru-RU"/>
+        </w:rPr>
+        <w:t xml:space="preserve">Для установки переходим на официальный сайт </w:t>
+      </w:r>
+      <w:r>
+        <w:rPr>
+          <w:lang w:val="ru-RU"/>
+        </w:rPr>
+        <w:t>Microsoft</w:t>
+      </w:r>
+      <w:r>
+        <w:rPr>
+          <w:lang w:val="ru-RU"/>
+        </w:rPr>
+        <w:t xml:space="preserve"> и скачиваем бесплатную версию</w:t>
+      </w:r>
+      <w:r>
+        <w:rPr>
+          <w:lang w:val="ru-RU"/>
+        </w:rPr>
+        <w:t xml:space="preserve"> SQL Server 2019</w:t>
+      </w:r>
+      <w:r>
+        <w:rPr>
+          <w:lang w:val="ru-RU"/>
+        </w:rPr>
+        <w:t xml:space="preserve"> для тестирования и разработки (</w:t>
+      </w:r>
+      <w:r>
+        <w:t>Developer</w:t>
+      </w:r>
+      <w:r>
+        <w:rPr>
+          <w:lang w:val="ru-RU"/>
+        </w:rPr>
+        <w:t>). Далее запускаем установщик и выбираем тип установки «Пользовательский». Как на рисунке 3.1</w:t>
+      </w:r>
+    </w:p>
+    <w:p>
+      <w:pPr>
+        <w:pStyle w:val="a0"/>
+        <w:ind w:left="-283"/>
+        <w:jc w:val="center"/>
+        <w:rPr>
+          <w:lang w:val="ru-RU"/>
+        </w:rPr>
+      </w:pPr>
+      <w:r>
+        <w:rPr>
+          <w:noProof/>
+          <w:lang w:val="ru-RU"/>
+        </w:rPr>
+        <w:drawing>
+          <wp:inline distT="0" distB="0" distL="0" distR="0" wp14:anchorId="4A7F8DB2" wp14:editId="1A6BAFFF">
+            <wp:extent cx="4267796" cy="3229426"/>
+            <wp:effectExtent l="0" t="0" r="0" b="9525"/>
+            <wp:docPr id="56" name="Рисунок 56"/>
+            <wp:cNvGraphicFramePr>
+              <a:graphicFrameLocks xmlns:a="http://schemas.openxmlformats.org/drawingml/2006/main" noChangeAspect="1"/>
+            </wp:cNvGraphicFramePr>
+            <a:graphic xmlns:a="http://schemas.openxmlformats.org/drawingml/2006/main">
+              <a:graphicData uri="http://schemas.openxmlformats.org/drawingml/2006/picture">
+                <pic:pic xmlns:pic="http://schemas.openxmlformats.org/drawingml/2006/picture">
+                  <pic:nvPicPr>
+                    <pic:cNvPr id="1" name=""/>
+                    <pic:cNvPicPr/>
+                  </pic:nvPicPr>
+                  <pic:blipFill>
+                    <a:blip r:embed="rId14"/>
+                    <a:stretch>
+                      <a:fillRect/>
+                    </a:stretch>
+                  </pic:blipFill>
+                  <pic:spPr>
+                    <a:xfrm>
+                      <a:off x="0" y="0"/>
+                      <a:ext cx="4267796" cy="3229426"/>
+                    </a:xfrm>
+                    <a:prstGeom prst="rect">
+                      <a:avLst/>
+                    </a:prstGeom>
+                  </pic:spPr>
+                </pic:pic>
+              </a:graphicData>
+            </a:graphic>
+          </wp:inline>
+        </w:drawing>
+      </w:r>
+    </w:p>
+    <w:p>
+      <w:pPr>
+        <w:pStyle w:val="a3"/>
+      </w:pPr>
+      <w:r>
+        <w:t>Р</w:t>
+      </w:r>
+      <w:r>
+        <w:t>исунок</w:t>
+      </w:r>
+      <w:r>
+        <w:t xml:space="preserve"> 3</w:t>
+      </w:r>
+      <w:r>
+        <w:t>.</w:t>
+      </w:r>
+      <w:r>
+        <w:t>1</w:t>
+      </w:r>
+      <w:r>
+        <w:t xml:space="preserve"> – </w:t>
+      </w:r>
+      <w:r>
+        <w:t>«Пользовательский» тип установки</w:t>
+      </w:r>
+    </w:p>
+    <w:p>
+      <w:pPr>
+        <w:pStyle w:val="a0"/>
+        <w:rPr>
+          <w:lang w:val="ru-RU"/>
+        </w:rPr>
+      </w:pPr>
+      <w:r>
+        <w:rPr>
+          <w:lang w:val="ru-RU"/>
+        </w:rPr>
+        <w:t>После выбора типа установки открывается следующее окно, где предлагается выбрать язык и место расположения носителя, можно выбрать стандартные настройки и нажать на кнопку «Установить». После чего начнется процесс загрузки. Изображение окна представлено на рисунке 3.2.</w:t>
+      </w:r>
+    </w:p>
+    <w:p>
+      <w:pPr>
+        <w:pStyle w:val="a0"/>
+        <w:ind w:left="-283"/>
+        <w:jc w:val="center"/>
+        <w:rPr>
+          <w:lang w:val="ru-RU"/>
+        </w:rPr>
+      </w:pPr>
+      <w:r>
+        <w:rPr>
+          <w:noProof/>
+          <w:lang w:val="ru-RU"/>
+        </w:rPr>
+        <w:lastRenderedPageBreak/>
+        <w:drawing>
+          <wp:inline distT="0" distB="0" distL="0" distR="0" wp14:anchorId="304B844F" wp14:editId="5C1F86CA">
+            <wp:extent cx="5897862" cy="4733925"/>
+            <wp:effectExtent l="0" t="0" r="8255" b="0"/>
+            <wp:docPr id="57" name="Рисунок 57"/>
+            <wp:cNvGraphicFramePr>
+              <a:graphicFrameLocks xmlns:a="http://schemas.openxmlformats.org/drawingml/2006/main" noChangeAspect="1"/>
+            </wp:cNvGraphicFramePr>
+            <a:graphic xmlns:a="http://schemas.openxmlformats.org/drawingml/2006/main">
+              <a:graphicData uri="http://schemas.openxmlformats.org/drawingml/2006/picture">
+                <pic:pic xmlns:pic="http://schemas.openxmlformats.org/drawingml/2006/picture">
+                  <pic:nvPicPr>
+                    <pic:cNvPr id="1" name=""/>
+                    <pic:cNvPicPr/>
+                  </pic:nvPicPr>
+                  <pic:blipFill>
+                    <a:blip r:embed="rId15"/>
+                    <a:stretch>
+                      <a:fillRect/>
+                    </a:stretch>
+                  </pic:blipFill>
+                  <pic:spPr>
+                    <a:xfrm>
+                      <a:off x="0" y="0"/>
+                      <a:ext cx="5907732" cy="4741847"/>
+                    </a:xfrm>
+                    <a:prstGeom prst="rect">
+                      <a:avLst/>
+                    </a:prstGeom>
+                  </pic:spPr>
+                </pic:pic>
+              </a:graphicData>
+            </a:graphic>
+          </wp:inline>
+        </w:drawing>
+      </w:r>
+    </w:p>
+    <w:p>
+      <w:pPr>
+        <w:pStyle w:val="a3"/>
+      </w:pPr>
+      <w:r>
+        <w:t>Р</w:t>
+      </w:r>
+      <w:r>
+        <w:t>исунок</w:t>
+      </w:r>
+      <w:r>
+        <w:t xml:space="preserve"> 3</w:t>
+      </w:r>
+      <w:r>
+        <w:t>.</w:t>
+      </w:r>
+      <w:r>
+        <w:t>2</w:t>
+      </w:r>
+      <w:r>
+        <w:t xml:space="preserve"> – </w:t>
+      </w:r>
+      <w:r>
+        <w:t>Изображение окна</w:t>
+      </w:r>
+    </w:p>
+    <w:p>
+      <w:pPr>
+        <w:pStyle w:val="a0"/>
+        <w:rPr>
+          <w:lang w:val="ru-RU"/>
+        </w:rPr>
+      </w:pPr>
+      <w:r>
+        <w:rPr>
+          <w:lang w:val="ru-RU"/>
+        </w:rPr>
+        <w:t xml:space="preserve">После установки откроется центр установки </w:t>
+      </w:r>
+      <w:r>
+        <w:t>SQL</w:t>
+      </w:r>
+      <w:r>
+        <w:rPr>
+          <w:lang w:val="ru-RU"/>
+        </w:rPr>
+        <w:t xml:space="preserve"> </w:t>
+      </w:r>
+      <w:r>
+        <w:t>server</w:t>
+      </w:r>
+      <w:r>
+        <w:rPr>
+          <w:lang w:val="ru-RU"/>
+        </w:rPr>
+        <w:t xml:space="preserve">, где мы переходим в раздел установки </w:t>
+      </w:r>
+      <w:r>
+        <w:rPr>
+          <w:lang w:val="ru-RU"/>
+        </w:rPr>
+        <w:t xml:space="preserve">«Новая установке изолированного экземпляра </w:t>
+      </w:r>
+      <w:r>
+        <w:t>SQL</w:t>
+      </w:r>
+      <w:r>
+        <w:rPr>
+          <w:lang w:val="ru-RU"/>
+        </w:rPr>
+        <w:t xml:space="preserve"> </w:t>
+      </w:r>
+      <w:r>
+        <w:t>Server</w:t>
+      </w:r>
+      <w:r>
+        <w:rPr>
+          <w:lang w:val="ru-RU"/>
+        </w:rPr>
+        <w:t xml:space="preserve"> </w:t>
+      </w:r>
+      <w:r>
+        <w:rPr>
+          <w:lang w:val="ru-RU"/>
+        </w:rPr>
+        <w:t>или добавление компонентов к существующей установке», как показано на рисунке 3.3.</w:t>
+      </w:r>
+    </w:p>
+    <w:p>
+      <w:pPr>
+        <w:pStyle w:val="a0"/>
+        <w:ind w:left="-283"/>
+        <w:jc w:val="center"/>
+        <w:rPr>
+          <w:lang w:val="ru-RU"/>
+        </w:rPr>
+      </w:pPr>
+      <w:r>
+        <w:rPr>
+          <w:noProof/>
+          <w:lang w:val="ru-RU"/>
+        </w:rPr>
+        <w:lastRenderedPageBreak/>
+        <w:drawing>
+          <wp:inline distT="0" distB="0" distL="0" distR="0" wp14:anchorId="4082E726" wp14:editId="78EA68A1">
+            <wp:extent cx="5944430" cy="4467849"/>
+            <wp:effectExtent l="0" t="0" r="0" b="9525"/>
+            <wp:docPr id="58" name="Рисунок 58"/>
+            <wp:cNvGraphicFramePr>
+              <a:graphicFrameLocks xmlns:a="http://schemas.openxmlformats.org/drawingml/2006/main" noChangeAspect="1"/>
+            </wp:cNvGraphicFramePr>
+            <a:graphic xmlns:a="http://schemas.openxmlformats.org/drawingml/2006/main">
+              <a:graphicData uri="http://schemas.openxmlformats.org/drawingml/2006/picture">
+                <pic:pic xmlns:pic="http://schemas.openxmlformats.org/drawingml/2006/picture">
+                  <pic:nvPicPr>
+                    <pic:cNvPr id="1" name=""/>
+                    <pic:cNvPicPr/>
+                  </pic:nvPicPr>
+                  <pic:blipFill>
+                    <a:blip r:embed="rId16"/>
+                    <a:stretch>
+                      <a:fillRect/>
+                    </a:stretch>
+                  </pic:blipFill>
+                  <pic:spPr>
+                    <a:xfrm>
+                      <a:off x="0" y="0"/>
+                      <a:ext cx="5944430" cy="4467849"/>
+                    </a:xfrm>
+                    <a:prstGeom prst="rect">
+                      <a:avLst/>
+                    </a:prstGeom>
+                  </pic:spPr>
+                </pic:pic>
+              </a:graphicData>
+            </a:graphic>
+          </wp:inline>
+        </w:drawing>
+      </w:r>
+    </w:p>
+    <w:p>
+      <w:pPr>
+        <w:pStyle w:val="a3"/>
+      </w:pPr>
+      <w:r>
+        <w:t>Р</w:t>
+      </w:r>
+      <w:r>
+        <w:t>исунок</w:t>
+      </w:r>
+      <w:r>
+        <w:t xml:space="preserve"> 3</w:t>
+      </w:r>
+      <w:r>
+        <w:t>.</w:t>
+      </w:r>
+      <w:r>
+        <w:t>3</w:t>
+      </w:r>
+      <w:r>
+        <w:t xml:space="preserve"> – </w:t>
+      </w:r>
+      <w:r>
+        <w:t>Новая установке изолированного экземпляра SQL</w:t>
+      </w:r>
+      <w:r>
+        <w:t xml:space="preserve"> </w:t>
+      </w:r>
+      <w:r>
+        <w:t>Server</w:t>
+      </w:r>
+    </w:p>
+    <w:p>
+      <w:pPr>
+        <w:pStyle w:val="a0"/>
+        <w:rPr>
+          <w:lang w:val="ru-RU"/>
+        </w:rPr>
+      </w:pPr>
+      <w:r>
+        <w:rPr>
+          <w:lang w:val="ru-RU"/>
+        </w:rPr>
+        <w:t>После установки произойдет обновление продукта. Рисунок 3.4.</w:t>
+      </w:r>
+    </w:p>
+    <w:p>
+      <w:pPr>
+        <w:pStyle w:val="a0"/>
+        <w:ind w:left="-283"/>
+        <w:jc w:val="center"/>
+        <w:rPr>
+          <w:lang w:val="ru-RU"/>
+        </w:rPr>
+      </w:pPr>
+      <w:r>
+        <w:rPr>
+          <w:noProof/>
+          <w:lang w:val="ru-RU"/>
+        </w:rPr>
+        <w:drawing>
+          <wp:inline distT="0" distB="0" distL="0" distR="0" wp14:anchorId="53BCE1CC" wp14:editId="102F2BF3">
+            <wp:extent cx="5026533" cy="3743325"/>
+            <wp:effectExtent l="0" t="0" r="3175" b="0"/>
+            <wp:docPr id="59" name="Рисунок 59"/>
+            <wp:cNvGraphicFramePr>
+              <a:graphicFrameLocks xmlns:a="http://schemas.openxmlformats.org/drawingml/2006/main" noChangeAspect="1"/>
+            </wp:cNvGraphicFramePr>
+            <a:graphic xmlns:a="http://schemas.openxmlformats.org/drawingml/2006/main">
+              <a:graphicData uri="http://schemas.openxmlformats.org/drawingml/2006/picture">
+                <pic:pic xmlns:pic="http://schemas.openxmlformats.org/drawingml/2006/picture">
+                  <pic:nvPicPr>
+                    <pic:cNvPr id="1" name=""/>
+                    <pic:cNvPicPr/>
+                  </pic:nvPicPr>
+                  <pic:blipFill>
+                    <a:blip r:embed="rId17"/>
+                    <a:stretch>
+                      <a:fillRect/>
+                    </a:stretch>
+                  </pic:blipFill>
+                  <pic:spPr>
+                    <a:xfrm>
+                      <a:off x="0" y="0"/>
+                      <a:ext cx="5048041" cy="3759342"/>
+                    </a:xfrm>
+                    <a:prstGeom prst="rect">
+                      <a:avLst/>
+                    </a:prstGeom>
+                  </pic:spPr>
+                </pic:pic>
+              </a:graphicData>
+            </a:graphic>
+          </wp:inline>
+        </w:drawing>
+      </w:r>
+    </w:p>
+    <w:p>
+      <w:pPr>
+        <w:pStyle w:val="a3"/>
+      </w:pPr>
+      <w:r>
+        <w:t>Рисунок 3.4 – Обновление продукта</w:t>
+      </w:r>
+    </w:p>
+    <w:p>
+      <w:pPr>
+        <w:pStyle w:val="a0"/>
+        <w:rPr>
+          <w:lang w:val="ru-RU"/>
+        </w:rPr>
+      </w:pPr>
+      <w:r>
+        <w:rPr>
+          <w:lang w:val="ru-RU"/>
+        </w:rPr>
+        <w:lastRenderedPageBreak/>
+        <w:t>После обновления пропускаем все пункты до ключа продукта и выбираем версию «</w:t>
+      </w:r>
+      <w:r>
+        <w:t>Developer</w:t>
+      </w:r>
+      <w:r>
+        <w:rPr>
+          <w:lang w:val="ru-RU"/>
+        </w:rPr>
+        <w:t>»</w:t>
+      </w:r>
+      <w:r>
+        <w:t xml:space="preserve"> </w:t>
+      </w:r>
+      <w:r>
+        <w:rPr>
+          <w:lang w:val="ru-RU"/>
+        </w:rPr>
+        <w:t>как на рисунке 3.5.</w:t>
+      </w:r>
+    </w:p>
+    <w:p>
+      <w:pPr>
+        <w:pStyle w:val="a0"/>
+        <w:ind w:left="-283"/>
+        <w:jc w:val="center"/>
+        <w:rPr>
+          <w:lang w:val="ru-RU"/>
+        </w:rPr>
+      </w:pPr>
+      <w:r>
+        <w:rPr>
+          <w:noProof/>
+          <w:lang w:val="ru-RU"/>
+        </w:rPr>
+        <w:drawing>
+          <wp:inline distT="0" distB="0" distL="0" distR="0" wp14:anchorId="7CB5BEC6" wp14:editId="6364A64B">
+            <wp:extent cx="5444443" cy="4057650"/>
+            <wp:effectExtent l="0" t="0" r="4445" b="0"/>
+            <wp:docPr id="60" name="Рисунок 60"/>
+            <wp:cNvGraphicFramePr>
+              <a:graphicFrameLocks xmlns:a="http://schemas.openxmlformats.org/drawingml/2006/main" noChangeAspect="1"/>
+            </wp:cNvGraphicFramePr>
+            <a:graphic xmlns:a="http://schemas.openxmlformats.org/drawingml/2006/main">
+              <a:graphicData uri="http://schemas.openxmlformats.org/drawingml/2006/picture">
+                <pic:pic xmlns:pic="http://schemas.openxmlformats.org/drawingml/2006/picture">
+                  <pic:nvPicPr>
+                    <pic:cNvPr id="1" name=""/>
+                    <pic:cNvPicPr/>
+                  </pic:nvPicPr>
+                  <pic:blipFill>
+                    <a:blip r:embed="rId18"/>
+                    <a:stretch>
+                      <a:fillRect/>
+                    </a:stretch>
+                  </pic:blipFill>
+                  <pic:spPr>
+                    <a:xfrm>
+                      <a:off x="0" y="0"/>
+                      <a:ext cx="5453419" cy="4064340"/>
+                    </a:xfrm>
+                    <a:prstGeom prst="rect">
+                      <a:avLst/>
+                    </a:prstGeom>
+                  </pic:spPr>
+                </pic:pic>
+              </a:graphicData>
+            </a:graphic>
+          </wp:inline>
+        </w:drawing>
+      </w:r>
+    </w:p>
+    <w:p>
+      <w:pPr>
+        <w:pStyle w:val="a3"/>
+      </w:pPr>
+      <w:r>
+        <w:t>Рисунок 3.4 – Версия «Developer»</w:t>
+      </w:r>
+    </w:p>
+    <w:p>
+      <w:pPr>
+        <w:pStyle w:val="a0"/>
+        <w:rPr>
+          <w:lang w:val="ru-RU"/>
+        </w:rPr>
+      </w:pPr>
+      <w:r>
+        <w:rPr>
+          <w:lang w:val="ru-RU"/>
+        </w:rPr>
+        <w:t>В пункте «Условия лицензии» принимаем условия и переходим в раздел «Выбор компонентов», где установим базовый набор компонентов: «Служба ядра СУБД» и «Полнотекстовой и семантический поиск». Как представлено на рисунке 3.5.</w:t>
+      </w:r>
+    </w:p>
+    <w:p>
+      <w:pPr>
+        <w:pStyle w:val="a0"/>
+        <w:ind w:left="-283"/>
+        <w:rPr>
+          <w:lang w:val="ru-RU"/>
+        </w:rPr>
+      </w:pPr>
+      <w:r>
+        <w:rPr>
+          <w:noProof/>
+          <w:lang w:val="ru-RU"/>
+        </w:rPr>
+        <w:lastRenderedPageBreak/>
+        <w:drawing>
+          <wp:inline distT="0" distB="0" distL="0" distR="0" wp14:anchorId="274C6889" wp14:editId="395308B7">
+            <wp:extent cx="5915025" cy="4589847"/>
+            <wp:effectExtent l="0" t="0" r="0" b="1270"/>
+            <wp:docPr id="61" name="Рисунок 61"/>
+            <wp:cNvGraphicFramePr>
+              <a:graphicFrameLocks xmlns:a="http://schemas.openxmlformats.org/drawingml/2006/main" noChangeAspect="1"/>
+            </wp:cNvGraphicFramePr>
+            <a:graphic xmlns:a="http://schemas.openxmlformats.org/drawingml/2006/main">
+              <a:graphicData uri="http://schemas.openxmlformats.org/drawingml/2006/picture">
+                <pic:pic xmlns:pic="http://schemas.openxmlformats.org/drawingml/2006/picture">
+                  <pic:nvPicPr>
+                    <pic:cNvPr id="1" name=""/>
+                    <pic:cNvPicPr/>
+                  </pic:nvPicPr>
+                  <pic:blipFill>
+                    <a:blip r:embed="rId19"/>
+                    <a:stretch>
+                      <a:fillRect/>
+                    </a:stretch>
+                  </pic:blipFill>
+                  <pic:spPr>
+                    <a:xfrm>
+                      <a:off x="0" y="0"/>
+                      <a:ext cx="5935096" cy="4605421"/>
+                    </a:xfrm>
+                    <a:prstGeom prst="rect">
+                      <a:avLst/>
+                    </a:prstGeom>
+                  </pic:spPr>
+                </pic:pic>
+              </a:graphicData>
+            </a:graphic>
+          </wp:inline>
+        </w:drawing>
+      </w:r>
+    </w:p>
+    <w:p>
+      <w:pPr>
+        <w:pStyle w:val="a3"/>
+      </w:pPr>
+      <w:r>
+        <w:t>Рисунок 3.4 – Выбор компонентов</w:t>
+      </w:r>
+    </w:p>
+    <w:p>
+      <w:pPr>
+        <w:pStyle w:val="a0"/>
+        <w:rPr>
+          <w:lang w:val="ru-RU"/>
+        </w:rPr>
+      </w:pPr>
+      <w:r>
+        <w:rPr>
+          <w:lang w:val="ru-RU"/>
+        </w:rPr>
+        <w:t>В разделе правила компонента всё оставляем по умолчанию и переходим в раздел «</w:t>
+      </w:r>
+      <w:r>
+        <w:rPr>
+          <w:lang w:val="ru-RU"/>
+        </w:rPr>
+        <w:t>Конфигурация сервера</w:t>
+      </w:r>
+      <w:r>
+        <w:rPr>
+          <w:lang w:val="ru-RU"/>
+        </w:rPr>
+        <w:t>»</w:t>
+      </w:r>
+      <w:r>
+        <w:rPr>
+          <w:lang w:val="ru-RU"/>
+        </w:rPr>
+        <w:t xml:space="preserve"> где можно настроить работу служб </w:t>
+      </w:r>
+      <w:r>
+        <w:t>SQL</w:t>
+      </w:r>
+      <w:r>
+        <w:rPr>
+          <w:lang w:val="ru-RU"/>
+        </w:rPr>
+        <w:t xml:space="preserve"> </w:t>
+      </w:r>
+      <w:r>
+        <w:t>Server</w:t>
+      </w:r>
+      <w:r>
+        <w:rPr>
+          <w:lang w:val="ru-RU"/>
+        </w:rPr>
+        <w:t>. З</w:t>
+      </w:r>
+      <w:r>
+        <w:rPr>
+          <w:shd w:val="clear" w:color="auto" w:fill="FFFFFF"/>
+          <w:lang w:val="ru-RU"/>
+        </w:rPr>
+        <w:t>адать тип запуска какой-либо службы. Поставить ее на автозапуск, вручную, или отключить</w:t>
+      </w:r>
+      <w:r>
+        <w:rPr>
+          <w:shd w:val="clear" w:color="auto" w:fill="FFFFFF"/>
+          <w:lang w:val="ru-RU"/>
+        </w:rPr>
+        <w:t xml:space="preserve">. </w:t>
+      </w:r>
+      <w:r>
+        <w:rPr>
+          <w:lang w:val="ru-RU"/>
+        </w:rPr>
+        <w:t xml:space="preserve">Так же можем зайти в меню "Параметры сортировки" — это настройки таблицы кодировок. </w:t>
+      </w:r>
+      <w:r>
+        <w:rPr>
+          <w:lang w:val="ru-RU"/>
+        </w:rPr>
+        <w:t>В</w:t>
+      </w:r>
+      <w:r>
+        <w:rPr>
+          <w:lang w:val="ru-RU"/>
+        </w:rPr>
+        <w:t>ыполнять сортировку, как учитывать верхний и нижний регистр, как реагировать на символы, и т.п.</w:t>
+      </w:r>
+      <w:r>
+        <w:rPr>
+          <w:lang w:val="ru-RU"/>
+        </w:rPr>
+        <w:t xml:space="preserve"> Настройки можно оставить по умолчанию как на рисунке 3.5.</w:t>
+      </w:r>
+    </w:p>
+    <w:p>
+      <w:pPr>
+        <w:pStyle w:val="a0"/>
+        <w:rPr>
+          <w:lang w:val="ru-RU"/>
+        </w:rPr>
+      </w:pPr>
+    </w:p>
+    <w:p>
+      <w:pPr>
+        <w:pStyle w:val="a0"/>
+        <w:ind w:left="-283"/>
+      </w:pPr>
+      <w:r>
+        <w:rPr>
+          <w:noProof/>
+          <w:lang w:val="ru-RU"/>
+        </w:rPr>
+        <w:lastRenderedPageBreak/>
+        <w:drawing>
+          <wp:inline distT="0" distB="0" distL="0" distR="0" wp14:anchorId="4182301E" wp14:editId="3A7CCE5C">
+            <wp:extent cx="5915025" cy="4589554"/>
+            <wp:effectExtent l="0" t="0" r="0" b="1905"/>
+            <wp:docPr id="62" name="Рисунок 62"/>
+            <wp:cNvGraphicFramePr>
+              <a:graphicFrameLocks xmlns:a="http://schemas.openxmlformats.org/drawingml/2006/main" noChangeAspect="1"/>
+            </wp:cNvGraphicFramePr>
+            <a:graphic xmlns:a="http://schemas.openxmlformats.org/drawingml/2006/main">
+              <a:graphicData uri="http://schemas.openxmlformats.org/drawingml/2006/picture">
+                <pic:pic xmlns:pic="http://schemas.openxmlformats.org/drawingml/2006/picture">
+                  <pic:nvPicPr>
+                    <pic:cNvPr id="1" name=""/>
+                    <pic:cNvPicPr/>
+                  </pic:nvPicPr>
+                  <pic:blipFill>
+                    <a:blip r:embed="rId20"/>
+                    <a:stretch>
+                      <a:fillRect/>
+                    </a:stretch>
+                  </pic:blipFill>
+                  <pic:spPr>
+                    <a:xfrm>
+                      <a:off x="0" y="0"/>
+                      <a:ext cx="5924798" cy="4597137"/>
+                    </a:xfrm>
+                    <a:prstGeom prst="rect">
+                      <a:avLst/>
+                    </a:prstGeom>
+                  </pic:spPr>
+                </pic:pic>
+              </a:graphicData>
+            </a:graphic>
+          </wp:inline>
+        </w:drawing>
+      </w:r>
+    </w:p>
+    <w:p>
+      <w:pPr>
+        <w:pStyle w:val="a3"/>
+      </w:pPr>
+      <w:r>
+        <w:t>Рисунок 3.5 – Конфигурация сервера</w:t>
+      </w:r>
+    </w:p>
+    <w:p>
+      <w:pPr>
+        <w:pStyle w:val="a0"/>
+        <w:rPr>
+          <w:lang w:val="ru-RU"/>
+        </w:rPr>
+      </w:pPr>
+      <w:r>
+        <w:rPr>
+          <w:lang w:val="ru-RU"/>
+        </w:rPr>
+        <w:t>В разделе «Настройка ядра СУБД» н</w:t>
+      </w:r>
+      <w:r>
+        <w:rPr>
+          <w:lang w:val="ru-RU"/>
+        </w:rPr>
+        <w:t xml:space="preserve">ам предлагают выбор режим входа под учетными записями </w:t>
+      </w:r>
+      <w:r>
+        <w:t>Windows</w:t>
+      </w:r>
+      <w:r>
+        <w:rPr>
+          <w:lang w:val="ru-RU"/>
+        </w:rPr>
+        <w:t xml:space="preserve">, либо смешанный режим, т.е. возможность входа под учетной записью </w:t>
+      </w:r>
+      <w:r>
+        <w:t>Windows</w:t>
+      </w:r>
+      <w:r>
+        <w:rPr>
+          <w:lang w:val="ru-RU"/>
+        </w:rPr>
+        <w:t xml:space="preserve"> и под учетной записью </w:t>
+      </w:r>
+      <w:r>
+        <w:t>SQL</w:t>
+      </w:r>
+      <w:r>
+        <w:rPr>
+          <w:lang w:val="ru-RU"/>
+        </w:rPr>
+        <w:t xml:space="preserve"> </w:t>
+      </w:r>
+      <w:r>
+        <w:t>Server</w:t>
+      </w:r>
+      <w:r>
+        <w:rPr>
+          <w:lang w:val="ru-RU"/>
+        </w:rPr>
+        <w:t xml:space="preserve">, если выбрать смешанную, то </w:t>
+      </w:r>
+      <w:r>
+        <w:rPr>
+          <w:lang w:val="ru-RU"/>
+        </w:rPr>
+        <w:t>в</w:t>
+      </w:r>
+      <w:r>
+        <w:rPr>
+          <w:lang w:val="ru-RU"/>
+        </w:rPr>
+        <w:t xml:space="preserve">ам </w:t>
+      </w:r>
+      <w:r>
+        <w:rPr>
+          <w:lang w:val="ru-RU"/>
+        </w:rPr>
+        <w:t>предложат</w:t>
+      </w:r>
+      <w:r>
+        <w:rPr>
+          <w:lang w:val="ru-RU"/>
+        </w:rPr>
+        <w:t xml:space="preserve"> создать учетную запись </w:t>
+      </w:r>
+      <w:r>
+        <w:t>SQL</w:t>
+      </w:r>
+      <w:r>
+        <w:rPr>
+          <w:lang w:val="ru-RU"/>
+        </w:rPr>
+        <w:t xml:space="preserve"> </w:t>
+      </w:r>
+      <w:r>
+        <w:t>Server</w:t>
+      </w:r>
+      <w:r>
+        <w:rPr>
+          <w:lang w:val="ru-RU"/>
+        </w:rPr>
+        <w:t>.</w:t>
+      </w:r>
+      <w:r>
+        <w:rPr>
+          <w:lang w:val="ru-RU"/>
+        </w:rPr>
+        <w:t xml:space="preserve"> Оставляем режим аутентификации </w:t>
+      </w:r>
+      <w:r>
+        <w:t>Windows</w:t>
+      </w:r>
+      <w:r>
+        <w:rPr>
+          <w:lang w:val="ru-RU"/>
+        </w:rPr>
+        <w:t xml:space="preserve"> и выбираем пользователя</w:t>
+      </w:r>
+      <w:r>
+        <w:rPr>
+          <w:lang w:val="ru-RU"/>
+        </w:rPr>
+        <w:t xml:space="preserve"> </w:t>
+      </w:r>
+      <w:r>
+        <w:rPr>
+          <w:lang w:val="ru-RU"/>
+        </w:rPr>
+        <w:t xml:space="preserve">как показано на рисунке 3.6. </w:t>
+      </w:r>
+    </w:p>
+    <w:p>
+      <w:pPr>
+        <w:pStyle w:val="a0"/>
+        <w:ind w:left="-283"/>
+        <w:rPr>
+          <w:lang w:val="ru-RU"/>
+        </w:rPr>
+      </w:pPr>
+      <w:r>
+        <w:rPr>
+          <w:noProof/>
+          <w:lang w:val="ru-RU"/>
+        </w:rPr>
+        <w:lastRenderedPageBreak/>
+        <w:drawing>
+          <wp:inline distT="0" distB="0" distL="0" distR="0" wp14:anchorId="610562A2" wp14:editId="26A5B812">
+            <wp:extent cx="5934636" cy="4572000"/>
+            <wp:effectExtent l="0" t="0" r="9525" b="0"/>
+            <wp:docPr id="65" name="Рисунок 65"/>
+            <wp:cNvGraphicFramePr>
+              <a:graphicFrameLocks xmlns:a="http://schemas.openxmlformats.org/drawingml/2006/main" noChangeAspect="1"/>
+            </wp:cNvGraphicFramePr>
+            <a:graphic xmlns:a="http://schemas.openxmlformats.org/drawingml/2006/main">
+              <a:graphicData uri="http://schemas.openxmlformats.org/drawingml/2006/picture">
+                <pic:pic xmlns:pic="http://schemas.openxmlformats.org/drawingml/2006/picture">
+                  <pic:nvPicPr>
+                    <pic:cNvPr id="1" name=""/>
+                    <pic:cNvPicPr/>
+                  </pic:nvPicPr>
+                  <pic:blipFill>
+                    <a:blip r:embed="rId21"/>
+                    <a:stretch>
+                      <a:fillRect/>
+                    </a:stretch>
+                  </pic:blipFill>
+                  <pic:spPr>
+                    <a:xfrm>
+                      <a:off x="0" y="0"/>
+                      <a:ext cx="5950943" cy="4584562"/>
+                    </a:xfrm>
+                    <a:prstGeom prst="rect">
+                      <a:avLst/>
+                    </a:prstGeom>
+                  </pic:spPr>
+                </pic:pic>
+              </a:graphicData>
+            </a:graphic>
+          </wp:inline>
+        </w:drawing>
+      </w:r>
+    </w:p>
+    <w:p>
+      <w:pPr>
+        <w:pStyle w:val="a3"/>
+      </w:pPr>
+      <w:r>
+        <w:t>Рисунок 3.6 – Настройка ядра СУБД</w:t>
+      </w:r>
+    </w:p>
+    <w:p>
+      <w:pPr>
+        <w:pStyle w:val="a0"/>
+        <w:rPr>
+          <w:lang w:val="ru-RU"/>
+        </w:rPr>
+      </w:pPr>
+      <w:r>
+        <w:rPr>
+          <w:lang w:val="ru-RU"/>
+        </w:rPr>
+        <w:t>В разделе «Все готово для установки» можно сверится с выбранными настройками» и начать установку. Окно с разделом представлено на рисунке 3.7.</w:t>
+      </w:r>
+    </w:p>
+    <w:p>
+      <w:pPr>
+        <w:pStyle w:val="a0"/>
+        <w:ind w:left="-283"/>
+        <w:rPr>
+          <w:lang w:val="ru-RU"/>
+        </w:rPr>
+      </w:pPr>
+      <w:r>
+        <w:rPr>
+          <w:noProof/>
+          <w:lang w:val="ru-RU"/>
+        </w:rPr>
+        <w:lastRenderedPageBreak/>
+        <w:drawing>
+          <wp:inline distT="0" distB="0" distL="0" distR="0" wp14:anchorId="3E934E80" wp14:editId="343754AD">
+            <wp:extent cx="5936415" cy="4629150"/>
+            <wp:effectExtent l="0" t="0" r="7620" b="0"/>
+            <wp:docPr id="66" name="Рисунок 66"/>
+            <wp:cNvGraphicFramePr>
+              <a:graphicFrameLocks xmlns:a="http://schemas.openxmlformats.org/drawingml/2006/main" noChangeAspect="1"/>
+            </wp:cNvGraphicFramePr>
+            <a:graphic xmlns:a="http://schemas.openxmlformats.org/drawingml/2006/main">
+              <a:graphicData uri="http://schemas.openxmlformats.org/drawingml/2006/picture">
+                <pic:pic xmlns:pic="http://schemas.openxmlformats.org/drawingml/2006/picture">
+                  <pic:nvPicPr>
+                    <pic:cNvPr id="1" name=""/>
+                    <pic:cNvPicPr/>
+                  </pic:nvPicPr>
+                  <pic:blipFill>
+                    <a:blip r:embed="rId22"/>
+                    <a:stretch>
+                      <a:fillRect/>
+                    </a:stretch>
+                  </pic:blipFill>
+                  <pic:spPr>
+                    <a:xfrm>
+                      <a:off x="0" y="0"/>
+                      <a:ext cx="5939085" cy="4631232"/>
+                    </a:xfrm>
+                    <a:prstGeom prst="rect">
+                      <a:avLst/>
+                    </a:prstGeom>
+                  </pic:spPr>
+                </pic:pic>
+              </a:graphicData>
+            </a:graphic>
+          </wp:inline>
+        </w:drawing>
+      </w:r>
+    </w:p>
+    <w:p>
+      <w:pPr>
+        <w:pStyle w:val="a3"/>
+      </w:pPr>
+      <w:r>
+        <w:t>Рисунок 3.7 – Все готово для установки</w:t>
+      </w:r>
+    </w:p>
+    <w:p>
+      <w:pPr>
+        <w:pStyle w:val="a0"/>
+        <w:rPr>
+          <w:lang w:val="ru-RU"/>
+        </w:rPr>
+      </w:pPr>
+      <w:r>
+        <w:rPr>
+          <w:lang w:val="ru-RU"/>
+        </w:rPr>
+        <w:t>Установка завершена и можно закрыть окно. Финальный экран представлен на рисунке 3.8.</w:t>
+      </w:r>
+    </w:p>
+    <w:p>
+      <w:pPr>
+        <w:pStyle w:val="a0"/>
+        <w:ind w:left="-283"/>
+        <w:rPr>
+          <w:lang w:val="ru-RU"/>
+        </w:rPr>
+      </w:pPr>
+      <w:r>
+        <w:rPr>
+          <w:noProof/>
+          <w:lang w:val="ru-RU"/>
+        </w:rPr>
+        <w:lastRenderedPageBreak/>
+        <w:drawing>
+          <wp:inline distT="0" distB="0" distL="0" distR="0" wp14:anchorId="49B831F6" wp14:editId="3A617E4A">
+            <wp:extent cx="5836644" cy="4505325"/>
+            <wp:effectExtent l="0" t="0" r="0" b="0"/>
+            <wp:docPr id="67" name="Рисунок 67"/>
+            <wp:cNvGraphicFramePr>
+              <a:graphicFrameLocks xmlns:a="http://schemas.openxmlformats.org/drawingml/2006/main" noChangeAspect="1"/>
+            </wp:cNvGraphicFramePr>
+            <a:graphic xmlns:a="http://schemas.openxmlformats.org/drawingml/2006/main">
+              <a:graphicData uri="http://schemas.openxmlformats.org/drawingml/2006/picture">
+                <pic:pic xmlns:pic="http://schemas.openxmlformats.org/drawingml/2006/picture">
+                  <pic:nvPicPr>
+                    <pic:cNvPr id="1" name=""/>
+                    <pic:cNvPicPr/>
+                  </pic:nvPicPr>
+                  <pic:blipFill>
+                    <a:blip r:embed="rId23"/>
+                    <a:stretch>
+                      <a:fillRect/>
+                    </a:stretch>
+                  </pic:blipFill>
+                  <pic:spPr>
+                    <a:xfrm>
+                      <a:off x="0" y="0"/>
+                      <a:ext cx="5840925" cy="4508630"/>
+                    </a:xfrm>
+                    <a:prstGeom prst="rect">
+                      <a:avLst/>
+                    </a:prstGeom>
+                  </pic:spPr>
+                </pic:pic>
+              </a:graphicData>
+            </a:graphic>
+          </wp:inline>
+        </w:drawing>
+      </w:r>
+    </w:p>
+    <w:p>
+      <w:pPr>
+        <w:pStyle w:val="a3"/>
+      </w:pPr>
+      <w:r>
+        <w:t>Рисунок 3.8 – Финальный экран</w:t>
+      </w:r>
+    </w:p>
+    <w:p>
+      <w:pPr>
+        <w:pStyle w:val="a0"/>
+        <w:rPr>
+          <w:shd w:val="clear" w:color="auto" w:fill="FFFFFF"/>
+          <w:lang w:val="ru-RU"/>
+        </w:rPr>
+      </w:pPr>
+      <w:r>
+        <w:rPr>
+          <w:shd w:val="clear" w:color="auto" w:fill="FFFFFF"/>
+          <w:lang w:val="ru-RU"/>
+        </w:rPr>
+        <w:t>Если все прошло успешно, закрываем окно.</w:t>
+      </w:r>
+      <w:r>
+        <w:rPr>
+          <w:shd w:val="clear" w:color="auto" w:fill="FFFFFF"/>
+          <w:lang w:val="ru-RU"/>
+        </w:rPr>
+        <w:t xml:space="preserve"> </w:t>
+      </w:r>
+      <w:r>
+        <w:rPr>
+          <w:shd w:val="clear" w:color="auto" w:fill="FFFFFF"/>
+          <w:lang w:val="ru-RU"/>
+        </w:rPr>
+        <w:t xml:space="preserve">После того, как установка </w:t>
+      </w:r>
+      <w:r>
+        <w:rPr>
+          <w:shd w:val="clear" w:color="auto" w:fill="FFFFFF"/>
+        </w:rPr>
+        <w:t>SQL</w:t>
+      </w:r>
+      <w:r>
+        <w:rPr>
+          <w:shd w:val="clear" w:color="auto" w:fill="FFFFFF"/>
+          <w:lang w:val="ru-RU"/>
+        </w:rPr>
+        <w:t xml:space="preserve"> </w:t>
+      </w:r>
+      <w:r>
+        <w:rPr>
+          <w:shd w:val="clear" w:color="auto" w:fill="FFFFFF"/>
+        </w:rPr>
+        <w:t>Server</w:t>
+      </w:r>
+      <w:r>
+        <w:rPr>
+          <w:shd w:val="clear" w:color="auto" w:fill="FFFFFF"/>
+          <w:lang w:val="ru-RU"/>
+        </w:rPr>
+        <w:t xml:space="preserve"> 2019 завершена, нам нужно установить приложение, с помощью которого мы будем подключаться к серверу баз данных. Это</w:t>
+      </w:r>
+      <w:r>
+        <w:rPr>
+          <w:shd w:val="clear" w:color="auto" w:fill="FFFFFF"/>
+          <w:lang w:val="ru-RU"/>
+        </w:rPr>
+        <w:t xml:space="preserve"> </w:t>
+      </w:r>
+      <w:r>
+        <w:rPr>
+          <w:shd w:val="clear" w:color="auto" w:fill="FFFFFF"/>
+          <w:lang w:val="ru-RU"/>
+        </w:rPr>
+        <w:t xml:space="preserve">приложение </w:t>
+      </w:r>
+      <w:r>
+        <w:rPr>
+          <w:shd w:val="clear" w:color="auto" w:fill="FFFFFF"/>
+        </w:rPr>
+        <w:t>SQL</w:t>
+      </w:r>
+      <w:r>
+        <w:rPr>
+          <w:shd w:val="clear" w:color="auto" w:fill="FFFFFF"/>
+          <w:lang w:val="ru-RU"/>
+        </w:rPr>
+        <w:t xml:space="preserve"> </w:t>
+      </w:r>
+      <w:r>
+        <w:rPr>
+          <w:shd w:val="clear" w:color="auto" w:fill="FFFFFF"/>
+        </w:rPr>
+        <w:t>Server</w:t>
+      </w:r>
+      <w:r>
+        <w:rPr>
+          <w:shd w:val="clear" w:color="auto" w:fill="FFFFFF"/>
+          <w:lang w:val="ru-RU"/>
+        </w:rPr>
+        <w:t xml:space="preserve"> </w:t>
+      </w:r>
+      <w:r>
+        <w:rPr>
+          <w:shd w:val="clear" w:color="auto" w:fill="FFFFFF"/>
+        </w:rPr>
+        <w:t>Management</w:t>
+      </w:r>
+      <w:r>
+        <w:rPr>
+          <w:shd w:val="clear" w:color="auto" w:fill="FFFFFF"/>
+          <w:lang w:val="ru-RU"/>
+        </w:rPr>
+        <w:t xml:space="preserve"> </w:t>
+      </w:r>
+      <w:r>
+        <w:rPr>
+          <w:shd w:val="clear" w:color="auto" w:fill="FFFFFF"/>
+        </w:rPr>
+        <w:t>Studio</w:t>
+      </w:r>
+      <w:r>
+        <w:rPr>
+          <w:shd w:val="clear" w:color="auto" w:fill="FFFFFF"/>
+          <w:lang w:val="ru-RU"/>
+        </w:rPr>
+        <w:t xml:space="preserve"> (</w:t>
+      </w:r>
+      <w:r>
+        <w:rPr>
+          <w:shd w:val="clear" w:color="auto" w:fill="FFFFFF"/>
+        </w:rPr>
+        <w:t>SSMS</w:t>
+      </w:r>
+      <w:r>
+        <w:rPr>
+          <w:shd w:val="clear" w:color="auto" w:fill="FFFFFF"/>
+          <w:lang w:val="ru-RU"/>
+        </w:rPr>
+        <w:t>).</w:t>
+      </w:r>
+    </w:p>
+    <w:p>
+      <w:pPr>
+        <w:pStyle w:val="a0"/>
+        <w:rPr>
+          <w:shd w:val="clear" w:color="auto" w:fill="FFFFFF"/>
+          <w:lang w:val="ru-RU"/>
+        </w:rPr>
+      </w:pPr>
+      <w:r>
+        <w:rPr>
+          <w:noProof/>
+          <w:lang w:val="ru-RU"/>
+        </w:rPr>
+        <w:lastRenderedPageBreak/>
+        <w:drawing>
+          <wp:anchor distT="0" distB="0" distL="114300" distR="114300" simplePos="0" relativeHeight="251659264" behindDoc="0" locked="0" layoutInCell="1" allowOverlap="1" wp14:anchorId="4936A124" wp14:editId="4FD0CE20">
+            <wp:simplePos x="0" y="0"/>
+            <wp:positionH relativeFrom="margin">
+              <wp:posOffset>1180465</wp:posOffset>
+            </wp:positionH>
+            <wp:positionV relativeFrom="paragraph">
+              <wp:posOffset>620395</wp:posOffset>
+            </wp:positionV>
+            <wp:extent cx="4198620" cy="3162300"/>
+            <wp:effectExtent l="0" t="0" r="0" b="0"/>
+            <wp:wrapTopAndBottom/>
+            <wp:docPr id="69" name="Рисунок 69"/>
+            <wp:cNvGraphicFramePr>
+              <a:graphicFrameLocks xmlns:a="http://schemas.openxmlformats.org/drawingml/2006/main" noChangeAspect="1"/>
+            </wp:cNvGraphicFramePr>
+            <a:graphic xmlns:a="http://schemas.openxmlformats.org/drawingml/2006/main">
+              <a:graphicData uri="http://schemas.openxmlformats.org/drawingml/2006/picture">
+                <pic:pic xmlns:pic="http://schemas.openxmlformats.org/drawingml/2006/picture">
+                  <pic:nvPicPr>
+                    <pic:cNvPr id="0" name="Picture 26"/>
+                    <pic:cNvPicPr>
+                      <a:picLocks noChangeAspect="1" noChangeArrowheads="1"/>
+                    </pic:cNvPicPr>
+                  </pic:nvPicPr>
+                  <pic:blipFill>
+                    <a:blip r:embed="rId24">
+                      <a:extLst>
+                        <a:ext uri="{28A0092B-C50C-407E-A947-70E740481C1C}">
+                          <a14:useLocalDpi xmlns:a14="http://schemas.microsoft.com/office/drawing/2010/main" val="0"/>
+                        </a:ext>
+                      </a:extLst>
+                    </a:blip>
+                    <a:srcRect/>
+                    <a:stretch>
+                      <a:fillRect/>
+                    </a:stretch>
+                  </pic:blipFill>
+                  <pic:spPr bwMode="auto">
+                    <a:xfrm>
+                      <a:off x="0" y="0"/>
+                      <a:ext cx="4198620" cy="3162300"/>
+                    </a:xfrm>
+                    <a:prstGeom prst="rect">
+                      <a:avLst/>
+                    </a:prstGeom>
+                    <a:noFill/>
+                    <a:ln>
+                      <a:noFill/>
+                    </a:ln>
+                  </pic:spPr>
+                </pic:pic>
+              </a:graphicData>
+            </a:graphic>
+            <wp14:sizeRelH relativeFrom="page">
+              <wp14:pctWidth>0</wp14:pctWidth>
+            </wp14:sizeRelH>
+            <wp14:sizeRelV relativeFrom="page">
+              <wp14:pctHeight>0</wp14:pctHeight>
+            </wp14:sizeRelV>
+          </wp:anchor>
+        </w:drawing>
+      </w:r>
+      <w:r>
+        <w:rPr>
+          <w:shd w:val="clear" w:color="auto" w:fill="FFFFFF"/>
+          <w:lang w:val="ru-RU"/>
+        </w:rPr>
+        <w:t xml:space="preserve">Заходим снова в центр установки </w:t>
+      </w:r>
+      <w:r>
+        <w:rPr>
+          <w:shd w:val="clear" w:color="auto" w:fill="FFFFFF"/>
+        </w:rPr>
+        <w:t>SQL</w:t>
+      </w:r>
+      <w:r>
+        <w:rPr>
+          <w:shd w:val="clear" w:color="auto" w:fill="FFFFFF"/>
+          <w:lang w:val="ru-RU"/>
+        </w:rPr>
+        <w:t xml:space="preserve"> </w:t>
+      </w:r>
+      <w:r>
+        <w:rPr>
+          <w:shd w:val="clear" w:color="auto" w:fill="FFFFFF"/>
+        </w:rPr>
+        <w:t>Server</w:t>
+      </w:r>
+      <w:r>
+        <w:rPr>
+          <w:shd w:val="clear" w:color="auto" w:fill="FFFFFF"/>
+          <w:lang w:val="ru-RU"/>
+        </w:rPr>
+        <w:t xml:space="preserve"> и наживаем "Установить средства управления </w:t>
+      </w:r>
+      <w:r>
+        <w:rPr>
+          <w:shd w:val="clear" w:color="auto" w:fill="FFFFFF"/>
+        </w:rPr>
+        <w:t>SQL</w:t>
+      </w:r>
+      <w:r>
+        <w:rPr>
+          <w:shd w:val="clear" w:color="auto" w:fill="FFFFFF"/>
+          <w:lang w:val="ru-RU"/>
+        </w:rPr>
+        <w:t xml:space="preserve"> </w:t>
+      </w:r>
+      <w:r>
+        <w:rPr>
+          <w:shd w:val="clear" w:color="auto" w:fill="FFFFFF"/>
+        </w:rPr>
+        <w:t>Server</w:t>
+      </w:r>
+      <w:r>
+        <w:rPr>
+          <w:shd w:val="clear" w:color="auto" w:fill="FFFFFF"/>
+          <w:lang w:val="ru-RU"/>
+        </w:rPr>
+        <w:t>"</w:t>
+      </w:r>
+      <w:r>
+        <w:rPr>
+          <w:shd w:val="clear" w:color="auto" w:fill="FFFFFF"/>
+          <w:lang w:val="ru-RU"/>
+        </w:rPr>
+        <w:t>, как показано на рисунке 3.9</w:t>
+      </w:r>
+      <w:r>
+        <w:rPr>
+          <w:shd w:val="clear" w:color="auto" w:fill="FFFFFF"/>
+          <w:lang w:val="ru-RU"/>
+        </w:rPr>
+        <w:t>.</w:t>
+      </w:r>
+    </w:p>
+    <w:p>
+      <w:pPr>
+        <w:pStyle w:val="a3"/>
+        <w:rPr>
+          <w:lang w:val="en-US"/>
+        </w:rPr>
+      </w:pPr>
+      <w:r>
+        <w:t>Рисунок</w:t>
+      </w:r>
+      <w:r>
+        <w:rPr>
+          <w:lang w:val="en-US"/>
+        </w:rPr>
+        <w:t xml:space="preserve"> 3.9 – </w:t>
+      </w:r>
+      <w:r>
+        <w:t>Установка</w:t>
+      </w:r>
+      <w:r>
+        <w:rPr>
+          <w:lang w:val="en-US"/>
+        </w:rPr>
+        <w:t xml:space="preserve"> SQL Server Management Studio</w:t>
+      </w:r>
+    </w:p>
+    <w:p>
+      <w:pPr>
+        <w:pStyle w:val="a0"/>
+        <w:rPr>
+          <w:lang w:val="ru-RU"/>
+        </w:rPr>
+      </w:pPr>
+      <w:r>
+        <w:rPr>
+          <w:noProof/>
+          <w:lang w:val="ru-RU"/>
+        </w:rPr>
+        <w:drawing>
+          <wp:anchor distT="0" distB="0" distL="114300" distR="114300" simplePos="0" relativeHeight="251660288" behindDoc="0" locked="0" layoutInCell="1" allowOverlap="1" wp14:anchorId="1880789F" wp14:editId="13A01AD2">
+            <wp:simplePos x="0" y="0"/>
+            <wp:positionH relativeFrom="margin">
+              <wp:posOffset>1558925</wp:posOffset>
+            </wp:positionH>
+            <wp:positionV relativeFrom="paragraph">
+              <wp:posOffset>621030</wp:posOffset>
+            </wp:positionV>
+            <wp:extent cx="3440430" cy="2974340"/>
+            <wp:effectExtent l="0" t="0" r="7620" b="0"/>
+            <wp:wrapTopAndBottom/>
+            <wp:docPr id="68" name="Рисунок 68"/>
+            <wp:cNvGraphicFramePr>
+              <a:graphicFrameLocks xmlns:a="http://schemas.openxmlformats.org/drawingml/2006/main" noChangeAspect="1"/>
+            </wp:cNvGraphicFramePr>
+            <a:graphic xmlns:a="http://schemas.openxmlformats.org/drawingml/2006/main">
+              <a:graphicData uri="http://schemas.openxmlformats.org/drawingml/2006/picture">
+                <pic:pic xmlns:pic="http://schemas.openxmlformats.org/drawingml/2006/picture">
+                  <pic:nvPicPr>
+                    <pic:cNvPr id="0" name="Picture 27"/>
+                    <pic:cNvPicPr>
+                      <a:picLocks noChangeAspect="1" noChangeArrowheads="1"/>
+                    </pic:cNvPicPr>
+                  </pic:nvPicPr>
+                  <pic:blipFill>
+                    <a:blip r:embed="rId25">
+                      <a:extLst>
+                        <a:ext uri="{28A0092B-C50C-407E-A947-70E740481C1C}">
+                          <a14:useLocalDpi xmlns:a14="http://schemas.microsoft.com/office/drawing/2010/main" val="0"/>
+                        </a:ext>
+                      </a:extLst>
+                    </a:blip>
+                    <a:srcRect/>
+                    <a:stretch>
+                      <a:fillRect/>
+                    </a:stretch>
+                  </pic:blipFill>
+                  <pic:spPr bwMode="auto">
+                    <a:xfrm>
+                      <a:off x="0" y="0"/>
+                      <a:ext cx="3440430" cy="2974340"/>
+                    </a:xfrm>
+                    <a:prstGeom prst="rect">
+                      <a:avLst/>
+                    </a:prstGeom>
+                    <a:noFill/>
+                    <a:ln>
+                      <a:noFill/>
+                    </a:ln>
+                  </pic:spPr>
+                </pic:pic>
+              </a:graphicData>
+            </a:graphic>
+            <wp14:sizeRelH relativeFrom="page">
+              <wp14:pctWidth>0</wp14:pctWidth>
+            </wp14:sizeRelH>
+            <wp14:sizeRelV relativeFrom="page">
+              <wp14:pctHeight>0</wp14:pctHeight>
+            </wp14:sizeRelV>
+          </wp:anchor>
+        </w:drawing>
+      </w:r>
+      <w:r>
+        <w:rPr>
+          <w:lang w:val="ru-RU"/>
+        </w:rPr>
+        <w:t>При нажатии у нас откроется</w:t>
+      </w:r>
+      <w:r>
+        <w:rPr>
+          <w:lang w:val="ru-RU"/>
+        </w:rPr>
+        <w:t xml:space="preserve"> </w:t>
+      </w:r>
+      <w:hyperlink r:id="rId26" w:tgtFrame="_blank" w:history="1">
+        <w:r>
+          <w:rPr>
+            <w:rStyle w:val="Hyperlink"/>
+            <w:color w:val="auto"/>
+            <w:u w:val="none"/>
+            <w:lang w:val="ru-RU"/>
+          </w:rPr>
+          <w:t xml:space="preserve">сайт </w:t>
+        </w:r>
+        <w:r>
+          <w:rPr>
+            <w:rStyle w:val="Hyperlink"/>
+            <w:color w:val="auto"/>
+            <w:u w:val="none"/>
+          </w:rPr>
+          <w:t>Microsoft</w:t>
+        </w:r>
+      </w:hyperlink>
+      <w:r>
+        <w:rPr>
+          <w:lang w:val="ru-RU"/>
+        </w:rPr>
+        <w:t xml:space="preserve"> </w:t>
+      </w:r>
+      <w:r>
+        <w:rPr>
+          <w:lang w:val="ru-RU"/>
+        </w:rPr>
+        <w:t xml:space="preserve">и нам нужно будет скачать </w:t>
+      </w:r>
+      <w:r>
+        <w:t>SSMS</w:t>
+      </w:r>
+      <w:r>
+        <w:rPr>
+          <w:lang w:val="ru-RU"/>
+        </w:rPr>
+        <w:t>. Нажимаем "Установить"</w:t>
+      </w:r>
+      <w:r>
+        <w:rPr>
+          <w:lang w:val="ru-RU"/>
+        </w:rPr>
+        <w:t>, как показано на рисунке 3.10</w:t>
+      </w:r>
+      <w:r>
+        <w:rPr>
+          <w:lang w:val="ru-RU"/>
+        </w:rPr>
+        <w:t>.</w:t>
+      </w:r>
+    </w:p>
+    <w:p>
+      <w:pPr>
+        <w:pStyle w:val="a3"/>
+        <w:rPr>
+          <w:shd w:val="clear" w:color="auto" w:fill="FFFFFF"/>
+          <w:lang w:val="en-US"/>
+        </w:rPr>
+      </w:pPr>
+      <w:r>
+        <w:t>Рисунок</w:t>
+      </w:r>
+      <w:r>
+        <w:rPr>
+          <w:lang w:val="en-US"/>
+        </w:rPr>
+        <w:t xml:space="preserve"> 3.10 – </w:t>
+      </w:r>
+      <w:r>
+        <w:t>Установка</w:t>
+      </w:r>
+      <w:r>
+        <w:rPr>
+          <w:lang w:val="en-US"/>
+        </w:rPr>
+        <w:t xml:space="preserve"> </w:t>
+      </w:r>
+      <w:r>
+        <w:rPr>
+          <w:shd w:val="clear" w:color="auto" w:fill="FFFFFF"/>
+          <w:lang w:val="en-US"/>
+        </w:rPr>
+        <w:t>SQL</w:t>
+      </w:r>
+      <w:r>
+        <w:rPr>
+          <w:shd w:val="clear" w:color="auto" w:fill="FFFFFF"/>
+          <w:lang w:val="en-US"/>
+        </w:rPr>
+        <w:t xml:space="preserve"> </w:t>
+      </w:r>
+      <w:r>
+        <w:rPr>
+          <w:shd w:val="clear" w:color="auto" w:fill="FFFFFF"/>
+          <w:lang w:val="en-US"/>
+        </w:rPr>
+        <w:t>Server</w:t>
+      </w:r>
+      <w:r>
+        <w:rPr>
+          <w:shd w:val="clear" w:color="auto" w:fill="FFFFFF"/>
+          <w:lang w:val="en-US"/>
+        </w:rPr>
+        <w:t xml:space="preserve"> </w:t>
+      </w:r>
+      <w:r>
+        <w:rPr>
+          <w:shd w:val="clear" w:color="auto" w:fill="FFFFFF"/>
+          <w:lang w:val="en-US"/>
+        </w:rPr>
+        <w:t>Management</w:t>
+      </w:r>
+      <w:r>
+        <w:rPr>
+          <w:shd w:val="clear" w:color="auto" w:fill="FFFFFF"/>
+          <w:lang w:val="en-US"/>
+        </w:rPr>
+        <w:t xml:space="preserve"> </w:t>
+      </w:r>
+      <w:r>
+        <w:rPr>
+          <w:shd w:val="clear" w:color="auto" w:fill="FFFFFF"/>
+          <w:lang w:val="en-US"/>
+        </w:rPr>
+        <w:t>Studio</w:t>
+      </w:r>
+    </w:p>
+    <w:p>
+      <w:pPr>
+        <w:pStyle w:val="a0"/>
+        <w:rPr>
+          <w:shd w:val="clear" w:color="auto" w:fill="FFFFFF"/>
+          <w:lang w:val="ru-RU"/>
+        </w:rPr>
+      </w:pPr>
+      <w:r>
+        <w:rPr>
+          <w:lang w:val="ru-RU"/>
+        </w:rPr>
+        <w:t>Реляционная схема базы данных</w:t>
+      </w:r>
+      <w:r>
+        <w:rPr>
+          <w:lang w:val="ru-RU"/>
+        </w:rPr>
+        <w:t xml:space="preserve"> представлена на рисунке 3.11.</w:t>
+      </w:r>
+    </w:p>
+    <w:p>
+      <w:pPr>
+        <w:pStyle w:val="a0"/>
+        <w:spacing w:before="240"/>
+        <w:ind w:left="0" w:right="567"/>
+        <w:jc w:val="center"/>
+        <w:rPr>
+          <w:lang w:val="ru-RU"/>
+        </w:rPr>
+      </w:pPr>
+      <w:r>
+        <w:rPr>
+          <w:lang w:val="ru-RU"/>
+        </w:rPr>
+        <w:lastRenderedPageBreak/>
+        <w:drawing>
+          <wp:inline distT="0" distB="0" distL="0" distR="0" wp14:anchorId="57F1653E" wp14:editId="3B4D31B2">
+            <wp:extent cx="5477325" cy="4991100"/>
+            <wp:effectExtent l="0" t="0" r="9525" b="0"/>
+            <wp:docPr id="1" name="Picture 1"/>
+            <wp:cNvGraphicFramePr>
+              <a:graphicFrameLocks xmlns:a="http://schemas.openxmlformats.org/drawingml/2006/main" noChangeAspect="1"/>
+            </wp:cNvGraphicFramePr>
+            <a:graphic xmlns:a="http://schemas.openxmlformats.org/drawingml/2006/main">
+              <a:graphicData uri="http://schemas.openxmlformats.org/drawingml/2006/picture">
+                <pic:pic xmlns:pic="http://schemas.openxmlformats.org/drawingml/2006/picture">
+                  <pic:nvPicPr>
+                    <pic:cNvPr id="1" name=""/>
+                    <pic:cNvPicPr/>
+                  </pic:nvPicPr>
+                  <pic:blipFill>
+                    <a:blip r:embed="rId27"/>
+                    <a:stretch>
+                      <a:fillRect/>
+                    </a:stretch>
+                  </pic:blipFill>
+                  <pic:spPr>
+                    <a:xfrm>
+                      <a:off x="0" y="0"/>
+                      <a:ext cx="5484368" cy="4997517"/>
+                    </a:xfrm>
+                    <a:prstGeom prst="rect">
+                      <a:avLst/>
+                    </a:prstGeom>
+                  </pic:spPr>
+                </pic:pic>
+              </a:graphicData>
+            </a:graphic>
+          </wp:inline>
+        </w:drawing>
+      </w:r>
+    </w:p>
+    <w:p>
+      <w:pPr>
+        <w:pStyle w:val="a3"/>
+      </w:pPr>
+      <w:r>
+        <w:t xml:space="preserve">Рисунок </w:t>
+      </w:r>
+      <w:r>
+        <w:t>3.11</w:t>
+      </w:r>
+      <w:r>
+        <w:t xml:space="preserve"> </w:t>
+      </w:r>
+      <w:r>
+        <w:t>– Реляционная схема базы данных</w:t>
+      </w:r>
+    </w:p>
+    <w:p>
+      <w:pPr>
+        <w:pStyle w:val="a0"/>
+        <w:rPr>
+          <w:lang w:val="ru-RU"/>
+        </w:rPr>
+      </w:pPr>
+      <w:r>
+        <w:rPr>
+          <w:lang w:val="ru-RU"/>
+        </w:rPr>
+        <w:t>Схема базы данных состоит из семи, описывающих сущности, отношений:</w:t>
+      </w:r>
+    </w:p>
+    <w:p>
+      <w:pPr>
+        <w:pStyle w:val="a"/>
+        <w:numPr>
+          <w:ilvl w:val="0"/>
+          <w:numId w:val="19"/>
+        </w:numPr>
+      </w:pPr>
+      <w:r>
+        <w:t>User –</w:t>
+      </w:r>
+      <w:r>
+        <w:rPr>
+          <w:lang w:val="ru-RU"/>
+        </w:rPr>
+        <w:t xml:space="preserve"> Пользователи</w:t>
+      </w:r>
+      <w:r>
+        <w:t>;</w:t>
+      </w:r>
+    </w:p>
+    <w:p>
+      <w:pPr>
+        <w:pStyle w:val="a"/>
+        <w:numPr>
+          <w:ilvl w:val="0"/>
+          <w:numId w:val="19"/>
+        </w:numPr>
+        <w:rPr>
+          <w:lang w:val="ru-RU"/>
+        </w:rPr>
+      </w:pPr>
+      <w:proofErr w:type="spellStart"/>
+      <w:r>
+        <w:t>FormsSZV</w:t>
+      </w:r>
+      <w:proofErr w:type="spellEnd"/>
+      <w:r>
+        <w:rPr>
+          <w:lang w:val="ru-RU"/>
+        </w:rPr>
+        <w:t>_</w:t>
+      </w:r>
+      <w:r>
+        <w:t>M</w:t>
+      </w:r>
+      <w:r>
+        <w:rPr>
+          <w:lang w:val="ru-RU"/>
+        </w:rPr>
+        <w:t xml:space="preserve"> </w:t>
+      </w:r>
+      <w:r>
+        <w:rPr>
+          <w:lang w:val="ru-RU"/>
+        </w:rPr>
+        <w:t>–</w:t>
+      </w:r>
+      <w:r>
+        <w:rPr>
+          <w:lang w:val="ru-RU"/>
+        </w:rPr>
+        <w:t xml:space="preserve"> </w:t>
+      </w:r>
+      <w:r>
+        <w:rPr>
+          <w:lang w:val="ru-RU"/>
+        </w:rPr>
+        <w:t>Форма СЗВ-М</w:t>
+      </w:r>
+      <w:r>
+        <w:rPr>
+          <w:lang w:val="ru-RU"/>
+        </w:rPr>
+        <w:t>;</w:t>
+      </w:r>
+    </w:p>
+    <w:p>
+      <w:pPr>
+        <w:pStyle w:val="a"/>
+        <w:numPr>
+          <w:ilvl w:val="0"/>
+          <w:numId w:val="19"/>
+        </w:numPr>
+        <w:rPr>
+          <w:lang w:val="ru-RU"/>
+        </w:rPr>
+      </w:pPr>
+      <w:proofErr w:type="spellStart"/>
+      <w:r>
+        <w:t>FormsSZV</w:t>
+      </w:r>
+      <w:proofErr w:type="spellEnd"/>
+      <w:r>
+        <w:rPr>
+          <w:lang w:val="ru-RU"/>
+        </w:rPr>
+        <w:t>_</w:t>
+      </w:r>
+      <w:r>
+        <w:t>M</w:t>
+      </w:r>
+      <w:r>
+        <w:rPr>
+          <w:lang w:val="ru-RU"/>
+        </w:rPr>
+        <w:t>_</w:t>
+      </w:r>
+      <w:r>
+        <w:t>Stuff</w:t>
+      </w:r>
+      <w:r>
+        <w:rPr>
+          <w:lang w:val="ru-RU"/>
+        </w:rPr>
+        <w:t xml:space="preserve"> –</w:t>
+      </w:r>
+      <w:r>
+        <w:rPr>
+          <w:lang w:val="ru-RU"/>
+        </w:rPr>
+        <w:t xml:space="preserve"> Участники формы СЗВ-М</w:t>
+      </w:r>
+      <w:r>
+        <w:rPr>
+          <w:lang w:val="ru-RU"/>
+        </w:rPr>
+        <w:t>;</w:t>
+      </w:r>
+    </w:p>
+    <w:p>
+      <w:pPr>
+        <w:pStyle w:val="a"/>
+        <w:numPr>
+          <w:ilvl w:val="0"/>
+          <w:numId w:val="19"/>
+        </w:numPr>
+        <w:rPr>
+          <w:lang w:val="ru-RU"/>
+        </w:rPr>
+      </w:pPr>
+      <w:proofErr w:type="spellStart"/>
+      <w:r>
+        <w:t>FormsSZV</w:t>
+      </w:r>
+      <w:proofErr w:type="spellEnd"/>
+      <w:r>
+        <w:rPr>
+          <w:lang w:val="ru-RU"/>
+        </w:rPr>
+        <w:t>_</w:t>
+      </w:r>
+      <w:r>
+        <w:t>TD</w:t>
+      </w:r>
+      <w:r>
+        <w:rPr>
+          <w:lang w:val="ru-RU"/>
+        </w:rPr>
+        <w:t xml:space="preserve"> </w:t>
+      </w:r>
+      <w:r>
+        <w:rPr>
+          <w:lang w:val="ru-RU"/>
+        </w:rPr>
+        <w:t>–</w:t>
+      </w:r>
+      <w:r>
+        <w:rPr>
+          <w:lang w:val="ru-RU"/>
+        </w:rPr>
+        <w:t xml:space="preserve"> Форма СЗВ-ТД</w:t>
+      </w:r>
+      <w:r>
+        <w:rPr>
+          <w:lang w:val="ru-RU"/>
+        </w:rPr>
+        <w:t>;</w:t>
+      </w:r>
+    </w:p>
+    <w:p>
+      <w:pPr>
+        <w:pStyle w:val="a"/>
+        <w:numPr>
+          <w:ilvl w:val="0"/>
+          <w:numId w:val="19"/>
+        </w:numPr>
+        <w:rPr>
+          <w:lang w:val="ru-RU"/>
+        </w:rPr>
+      </w:pPr>
+      <w:proofErr w:type="spellStart"/>
+      <w:r>
+        <w:t>FormsSZV</w:t>
+      </w:r>
+      <w:proofErr w:type="spellEnd"/>
+      <w:r>
+        <w:rPr>
+          <w:lang w:val="ru-RU"/>
+        </w:rPr>
+        <w:t>_</w:t>
+      </w:r>
+      <w:r>
+        <w:t>TD</w:t>
+      </w:r>
+      <w:r>
+        <w:rPr>
+          <w:lang w:val="ru-RU"/>
+        </w:rPr>
+        <w:t>_</w:t>
+      </w:r>
+      <w:r>
+        <w:t>Stuff</w:t>
+      </w:r>
+      <w:r>
+        <w:rPr>
+          <w:lang w:val="ru-RU"/>
+        </w:rPr>
+        <w:t xml:space="preserve"> </w:t>
+      </w:r>
+      <w:r>
+        <w:rPr>
+          <w:lang w:val="ru-RU"/>
+        </w:rPr>
+        <w:t>–</w:t>
+      </w:r>
+      <w:r>
+        <w:rPr>
+          <w:lang w:val="ru-RU"/>
+        </w:rPr>
+        <w:t xml:space="preserve"> Участники формы СЗВ-ТД</w:t>
+      </w:r>
+      <w:r>
+        <w:rPr>
+          <w:lang w:val="ru-RU"/>
+        </w:rPr>
+        <w:t>;</w:t>
+      </w:r>
+    </w:p>
+    <w:p>
+      <w:pPr>
+        <w:pStyle w:val="a"/>
+        <w:numPr>
+          <w:ilvl w:val="0"/>
+          <w:numId w:val="19"/>
+        </w:numPr>
+        <w:rPr>
+          <w:lang w:val="ru-RU"/>
+        </w:rPr>
+      </w:pPr>
+      <w:r>
+        <w:t xml:space="preserve">Insurers </w:t>
+      </w:r>
+      <w:r>
+        <w:rPr>
+          <w:lang w:val="ru-RU"/>
+        </w:rPr>
+        <w:t>–</w:t>
+      </w:r>
+      <w:r>
+        <w:rPr>
+          <w:lang w:val="ru-RU"/>
+        </w:rPr>
+        <w:t xml:space="preserve"> Страхователи</w:t>
+      </w:r>
+      <w:r>
+        <w:rPr>
+          <w:lang w:val="ru-RU"/>
+        </w:rPr>
+        <w:t>;</w:t>
+      </w:r>
+    </w:p>
+    <w:p>
+      <w:pPr>
+        <w:pStyle w:val="a"/>
+        <w:numPr>
+          <w:ilvl w:val="0"/>
+          <w:numId w:val="19"/>
+        </w:numPr>
+        <w:rPr>
+          <w:lang w:val="ru-RU"/>
+        </w:rPr>
+      </w:pPr>
+      <w:r>
+        <w:t xml:space="preserve">Workers </w:t>
+      </w:r>
+      <w:r>
+        <w:t>–</w:t>
+      </w:r>
+      <w:r>
+        <w:rPr>
+          <w:lang w:val="ru-RU"/>
+        </w:rPr>
+        <w:t xml:space="preserve"> Работники</w:t>
+      </w:r>
+      <w:r>
+        <w:t>;</w:t>
+      </w:r>
+    </w:p>
+    <w:p>
+      <w:pPr>
+        <w:pStyle w:val="a"/>
+        <w:numPr>
+          <w:ilvl w:val="0"/>
+          <w:numId w:val="19"/>
+        </w:numPr>
+        <w:rPr>
+          <w:lang w:val="ru-RU"/>
+        </w:rPr>
+      </w:pPr>
+      <w:r>
+        <w:t>Profession</w:t>
+      </w:r>
+      <w:r>
+        <w:t xml:space="preserve"> –</w:t>
+      </w:r>
+      <w:r>
+        <w:rPr>
+          <w:lang w:val="ru-RU"/>
+        </w:rPr>
+        <w:t xml:space="preserve"> Профессия</w:t>
+      </w:r>
+      <w:r>
+        <w:t>;</w:t>
+      </w:r>
+    </w:p>
+    <w:p>
+      <w:pPr>
+        <w:pStyle w:val="a"/>
+        <w:numPr>
+          <w:ilvl w:val="0"/>
+          <w:numId w:val="19"/>
+        </w:numPr>
+        <w:rPr>
+          <w:lang w:val="ru-RU"/>
+        </w:rPr>
+      </w:pPr>
+      <w:r>
+        <w:t>Sex</w:t>
+      </w:r>
+      <w:r>
+        <w:t xml:space="preserve"> –</w:t>
+      </w:r>
+      <w:r>
+        <w:t xml:space="preserve"> </w:t>
+      </w:r>
+      <w:r>
+        <w:rPr>
+          <w:lang w:val="ru-RU"/>
+        </w:rPr>
+        <w:t>Пол</w:t>
+      </w:r>
+      <w:r>
+        <w:t>;</w:t>
+      </w:r>
+    </w:p>
+    <w:p>
+      <w:pPr>
+        <w:pStyle w:val="a0"/>
+      </w:pPr>
     </w:p>
     <w:p>
       <w:pPr>
@@ -7696,6 +10534,7 @@
       </w:pPr>
       <w:bookmarkStart w:id="17" w:name="_Toc135403341"/>
       <w:r>
+        <w:lastRenderedPageBreak/>
         <w:t xml:space="preserve">3.3 </w:t>
       </w:r>
       <w:r>
@@ -15340,13 +18179,31 @@
                 <w:lang w:val="ru-RU"/>
               </w:rPr>
             </w:pPr>
+            <w:proofErr w:type="spellStart"/>
             <w:r>
               <w:rPr>
                 <w:sz w:val="26"/>
                 <w:szCs w:val="26"/>
               </w:rPr>
-              <w:t>Дизайнер интерфейса</w:t>
-            </w:r>
+              <w:t>Дизайнер</w:t>
+            </w:r>
+            <w:proofErr w:type="spellEnd"/>
+            <w:r>
+              <w:rPr>
+                <w:sz w:val="26"/>
+                <w:szCs w:val="26"/>
+              </w:rPr>
+              <w:t xml:space="preserve"> </w:t>
+            </w:r>
+            <w:proofErr w:type="spellStart"/>
+            <w:r>
+              <w:rPr>
+                <w:sz w:val="26"/>
+                <w:szCs w:val="26"/>
+              </w:rPr>
+              <w:t>интерфейса</w:t>
+            </w:r>
+            <w:proofErr w:type="spellEnd"/>
           </w:p>
         </w:tc>
         <w:tc>
@@ -19404,7 +22261,47 @@
         <w:rPr>
           <w:lang w:val="ru-RU"/>
         </w:rPr>
-        <w:t xml:space="preserve">По итогу </w:t>
+        <w:t>В ходе выполнения</w:t>
+      </w:r>
+      <w:r>
+        <w:rPr>
+          <w:lang w:val="ru-RU"/>
+        </w:rPr>
+        <w:t xml:space="preserve"> </w:t>
+      </w:r>
+      <w:r>
+        <w:rPr>
+          <w:lang w:val="ru-RU"/>
+        </w:rPr>
+        <w:t>работы было разработано приложение для создания бухгалтерских форм отчётностей, позволяющее создавать отчёты, а так же выполнять валидацию созданных, или уже готовых отчётов.</w:t>
+      </w:r>
+    </w:p>
+    <w:p>
+      <w:pPr>
+        <w:pStyle w:val="a0"/>
+        <w:rPr>
+          <w:lang w:val="ru-RU"/>
+        </w:rPr>
+      </w:pPr>
+      <w:r>
+        <w:rPr>
+          <w:lang w:val="ru-RU"/>
+        </w:rPr>
+        <w:t>Приложение имеет удобный и функциональный интерфейс для пользователя и позволяет сократить время, затраченное на создание отчёта.</w:t>
+      </w:r>
+    </w:p>
+    <w:p>
+      <w:pPr>
+        <w:pStyle w:val="a0"/>
+        <w:rPr>
+          <w:lang w:val="ru-RU"/>
+        </w:rPr>
+      </w:pPr>
+      <w:r>
+        <w:rPr>
+          <w:lang w:val="ru-RU"/>
+        </w:rPr>
+        <w:t>В заключении хочется отметить, что разработанное приложение является актуальным и востребованным в современном мире, а так же результат выполненной работы может быть использован для дальнейшей разработки и совершенствования программных решений в данной области.</w:t>
       </w:r>
     </w:p>
     <w:p>
@@ -19447,7 +22344,7 @@
           <w:lang w:val="ru-RU"/>
         </w:rPr>
       </w:pPr>
-      <w:hyperlink r:id="rId12" w:history="1">
+      <w:hyperlink r:id="rId28" w:history="1">
         <w:r>
           <w:rPr>
             <w:rStyle w:val="Hyperlink"/>
@@ -19469,7 +22366,7 @@
           <w:lang w:val="ru-RU"/>
         </w:rPr>
       </w:pPr>
-      <w:hyperlink r:id="rId13" w:history="1">
+      <w:hyperlink r:id="rId29" w:history="1">
         <w:r>
           <w:rPr>
             <w:rStyle w:val="Hyperlink"/>
@@ -19491,7 +22388,7 @@
           <w:lang w:val="ru-RU"/>
         </w:rPr>
       </w:pPr>
-      <w:hyperlink r:id="rId14" w:history="1">
+      <w:hyperlink r:id="rId30" w:history="1">
         <w:r>
           <w:rPr>
             <w:rStyle w:val="Hyperlink"/>
@@ -19513,7 +22410,7 @@
           <w:lang w:val="ru-RU"/>
         </w:rPr>
       </w:pPr>
-      <w:hyperlink r:id="rId15" w:history="1">
+      <w:hyperlink r:id="rId31" w:history="1">
         <w:r>
           <w:rPr>
             <w:rStyle w:val="Hyperlink"/>
@@ -19540,12 +22437,14 @@
           </w:rPr>
           <w:t>.</w:t>
         </w:r>
+        <w:proofErr w:type="spellStart"/>
         <w:r>
           <w:rPr>
             <w:rStyle w:val="Hyperlink"/>
           </w:rPr>
           <w:t>povarenok</w:t>
         </w:r>
+        <w:proofErr w:type="spellEnd"/>
         <w:r>
           <w:rPr>
             <w:rStyle w:val="Hyperlink"/>
@@ -19553,12 +22452,14 @@
           </w:rPr>
           <w:t>.</w:t>
         </w:r>
+        <w:proofErr w:type="spellStart"/>
         <w:r>
           <w:rPr>
             <w:rStyle w:val="Hyperlink"/>
           </w:rPr>
           <w:t>ru</w:t>
         </w:r>
+        <w:proofErr w:type="spellEnd"/>
         <w:r>
           <w:rPr>
             <w:rStyle w:val="Hyperlink"/>
@@ -19599,7 +22500,7 @@
           <w:lang w:val="ru-RU"/>
         </w:rPr>
       </w:pPr>
-      <w:hyperlink r:id="rId16" w:history="1">
+      <w:hyperlink r:id="rId32" w:history="1">
         <w:r>
           <w:rPr>
             <w:rStyle w:val="Hyperlink"/>
@@ -19626,12 +22527,14 @@
           </w:rPr>
           <w:t>.</w:t>
         </w:r>
+        <w:proofErr w:type="spellStart"/>
         <w:r>
           <w:rPr>
             <w:rStyle w:val="Hyperlink"/>
           </w:rPr>
           <w:t>microsoft</w:t>
         </w:r>
+        <w:proofErr w:type="spellEnd"/>
         <w:r>
           <w:rPr>
             <w:rStyle w:val="Hyperlink"/>
@@ -19652,12 +22555,14 @@
           </w:rPr>
           <w:t>/</w:t>
         </w:r>
+        <w:proofErr w:type="spellStart"/>
         <w:r>
           <w:rPr>
             <w:rStyle w:val="Hyperlink"/>
           </w:rPr>
           <w:t>ru</w:t>
         </w:r>
+        <w:proofErr w:type="spellEnd"/>
         <w:r>
           <w:rPr>
             <w:rStyle w:val="Hyperlink"/>
@@ -19665,12 +22570,14 @@
           </w:rPr>
           <w:t>-</w:t>
         </w:r>
+        <w:proofErr w:type="spellStart"/>
         <w:r>
           <w:rPr>
             <w:rStyle w:val="Hyperlink"/>
           </w:rPr>
           <w:t>ru</w:t>
         </w:r>
+        <w:proofErr w:type="spellEnd"/>
         <w:r>
           <w:rPr>
             <w:rStyle w:val="Hyperlink"/>
@@ -19704,12 +22611,14 @@
           </w:rPr>
           <w:t>/</w:t>
         </w:r>
+        <w:proofErr w:type="spellStart"/>
         <w:r>
           <w:rPr>
             <w:rStyle w:val="Hyperlink"/>
           </w:rPr>
           <w:t>wpf</w:t>
         </w:r>
+        <w:proofErr w:type="spellEnd"/>
         <w:r>
           <w:rPr>
             <w:rStyle w:val="Hyperlink"/>
@@ -19743,12 +22652,14 @@
           </w:rPr>
           <w:t>=</w:t>
         </w:r>
+        <w:proofErr w:type="spellStart"/>
         <w:r>
           <w:rPr>
             <w:rStyle w:val="Hyperlink"/>
           </w:rPr>
           <w:t>netdesktop</w:t>
         </w:r>
+        <w:proofErr w:type="spellEnd"/>
         <w:r>
           <w:rPr>
             <w:rStyle w:val="Hyperlink"/>
@@ -19770,7 +22681,7 @@
           <w:lang w:val="ru-RU"/>
         </w:rPr>
       </w:pPr>
-      <w:hyperlink r:id="rId17" w:history="1">
+      <w:hyperlink r:id="rId33" w:history="1">
         <w:r>
           <w:rPr>
             <w:rStyle w:val="Hyperlink"/>
@@ -19792,7 +22703,7 @@
           <w:lang w:val="ru-RU"/>
         </w:rPr>
       </w:pPr>
-      <w:hyperlink r:id="rId18" w:anchor=":~:text=Основная%20идея%20ролевой%20модели%20контроля,типов%20их%20активностей%20в%20системе" w:history="1">
+      <w:hyperlink r:id="rId34" w:anchor=":~:text=Основная%20идея%20ролевой%20модели%20контроля,типов%20их%20активностей%20в%20системе" w:history="1">
         <w:r>
           <w:rPr>
             <w:rStyle w:val="Hyperlink"/>
@@ -19814,7 +22725,7 @@
           <w:lang w:val="ru-RU"/>
         </w:rPr>
       </w:pPr>
-      <w:hyperlink r:id="rId19" w:history="1">
+      <w:hyperlink r:id="rId35" w:history="1">
         <w:r>
           <w:rPr>
             <w:rStyle w:val="Hyperlink"/>
@@ -19836,7 +22747,7 @@
           <w:lang w:val="ru-RU"/>
         </w:rPr>
       </w:pPr>
-      <w:hyperlink r:id="rId20" w:history="1">
+      <w:hyperlink r:id="rId36" w:history="1">
         <w:r>
           <w:rPr>
             <w:rStyle w:val="Hyperlink"/>
@@ -19858,7 +22769,7 @@
           <w:lang w:val="ru-RU"/>
         </w:rPr>
       </w:pPr>
-      <w:hyperlink r:id="rId21" w:history="1">
+      <w:hyperlink r:id="rId37" w:history="1">
         <w:r>
           <w:rPr>
             <w:rStyle w:val="Hyperlink"/>
@@ -19880,7 +22791,7 @@
           <w:lang w:val="ru-RU"/>
         </w:rPr>
       </w:pPr>
-      <w:hyperlink r:id="rId22" w:history="1">
+      <w:hyperlink r:id="rId38" w:history="1">
         <w:r>
           <w:rPr>
             <w:rStyle w:val="Hyperlink"/>
@@ -19902,7 +22813,7 @@
           <w:lang w:val="ru-RU"/>
         </w:rPr>
       </w:pPr>
-      <w:hyperlink r:id="rId23" w:history="1">
+      <w:hyperlink r:id="rId39" w:history="1">
         <w:r>
           <w:rPr>
             <w:rStyle w:val="Hyperlink"/>
@@ -19927,7 +22838,7 @@
           <w:lang w:val="ru-RU"/>
         </w:rPr>
       </w:pPr>
-      <w:hyperlink r:id="rId24" w:history="1">
+      <w:hyperlink r:id="rId40" w:history="1">
         <w:r>
           <w:rPr>
             <w:rStyle w:val="Hyperlink"/>
@@ -19999,12 +22910,14 @@
       <w:r>
         <w:t xml:space="preserve"> </w:t>
       </w:r>
+      <w:proofErr w:type="spellStart"/>
       <w:r>
         <w:rPr>
           <w:lang w:val="en-US"/>
         </w:rPr>
         <w:t>MainWindow</w:t>
       </w:r>
+      <w:proofErr w:type="spellEnd"/>
     </w:p>
     <w:p>
       <w:pPr>
@@ -20013,7 +22926,7 @@
       </w:pPr>
     </w:p>
     <w:sectPr>
-      <w:footerReference w:type="default" r:id="rId25"/>
+      <w:footerReference w:type="default" r:id="rId41"/>
       <w:pgSz w:w="11906" w:h="16838" w:code="9"/>
       <w:pgMar w:top="851" w:right="442" w:bottom="1418" w:left="1134" w:header="57" w:footer="113" w:gutter="0"/>
       <w:pgNumType w:start="3"/>
@@ -20204,7 +23117,7 @@
               <w:sz w:val="32"/>
               <w:szCs w:val="32"/>
             </w:rPr>
-            <w:t>КП.0902.0</w:t>
+            <w:t>Д</w:t>
           </w:r>
           <w:r>
             <w:rPr>
@@ -20213,9 +23126,18 @@
               <w:caps/>
               <w:sz w:val="32"/>
               <w:szCs w:val="32"/>
-              <w:lang w:val="en-US"/>
             </w:rPr>
-            <w:t>8</w:t>
+            <w:t>П.0902.0</w:t>
+          </w:r>
+          <w:r>
+            <w:rPr>
+              <w:rFonts w:ascii="Arial Narrow" w:hAnsi="Arial Narrow" w:cs="Arial"/>
+              <w:i/>
+              <w:caps/>
+              <w:sz w:val="32"/>
+              <w:szCs w:val="32"/>
+            </w:rPr>
+            <w:t>9</w:t>
           </w:r>
           <w:r>
             <w:rPr>
@@ -21501,7 +24423,17 @@
               <w:sz w:val="32"/>
               <w:szCs w:val="32"/>
             </w:rPr>
-            <w:t>.000000.00 ПЗ</w:t>
+            <w:t xml:space="preserve">.000000.00 </w:t>
+          </w:r>
+          <w:r>
+            <w:rPr>
+              <w:rFonts w:ascii="Arial Narrow" w:hAnsi="Arial Narrow" w:cs="Arial"/>
+              <w:i/>
+              <w:caps/>
+              <w:sz w:val="32"/>
+              <w:szCs w:val="32"/>
+            </w:rPr>
+            <w:t>ПЗ</w:t>
           </w:r>
         </w:p>
       </w:tc>
@@ -22565,6 +25497,148 @@
     </w:lvl>
   </w:abstractNum>
   <w:abstractNum w:abstractNumId="4" w15:restartNumberingAfterBreak="0">
+    <w:nsid w:val="084E4A66"/>
+    <w:multiLevelType w:val="hybridMultilevel"/>
+    <w:tmpl w:val="CB18F76A"/>
+    <w:lvl w:ilvl="0" w:tplc="03229EE2">
+      <w:start w:val="1"/>
+      <w:numFmt w:val="bullet"/>
+      <w:pStyle w:val="a"/>
+      <w:lvlText w:val="-"/>
+      <w:lvlJc w:val="left"/>
+      <w:pPr>
+        <w:tabs>
+          <w:tab w:val="num" w:pos="1418"/>
+        </w:tabs>
+        <w:ind w:left="284" w:firstLine="850"/>
+      </w:pPr>
+      <w:rPr>
+        <w:rFonts w:ascii="Segoe UI" w:hAnsi="Segoe UI" w:hint="default"/>
+        <w:sz w:val="16"/>
+      </w:rPr>
+    </w:lvl>
+    <w:lvl w:ilvl="1" w:tplc="04190003" w:tentative="1">
+      <w:start w:val="1"/>
+      <w:numFmt w:val="bullet"/>
+      <w:lvlText w:val="o"/>
+      <w:lvlJc w:val="left"/>
+      <w:pPr>
+        <w:tabs>
+          <w:tab w:val="num" w:pos="1440"/>
+        </w:tabs>
+        <w:ind w:left="1440" w:hanging="360"/>
+      </w:pPr>
+      <w:rPr>
+        <w:rFonts w:ascii="Courier New" w:hAnsi="Courier New" w:cs="Courier New" w:hint="default"/>
+      </w:rPr>
+    </w:lvl>
+    <w:lvl w:ilvl="2" w:tplc="04190005" w:tentative="1">
+      <w:start w:val="1"/>
+      <w:numFmt w:val="bullet"/>
+      <w:lvlText w:val=""/>
+      <w:lvlJc w:val="left"/>
+      <w:pPr>
+        <w:tabs>
+          <w:tab w:val="num" w:pos="2160"/>
+        </w:tabs>
+        <w:ind w:left="2160" w:hanging="360"/>
+      </w:pPr>
+      <w:rPr>
+        <w:rFonts w:ascii="Wingdings" w:hAnsi="Wingdings" w:hint="default"/>
+      </w:rPr>
+    </w:lvl>
+    <w:lvl w:ilvl="3" w:tplc="04190001" w:tentative="1">
+      <w:start w:val="1"/>
+      <w:numFmt w:val="bullet"/>
+      <w:lvlText w:val=""/>
+      <w:lvlJc w:val="left"/>
+      <w:pPr>
+        <w:tabs>
+          <w:tab w:val="num" w:pos="2880"/>
+        </w:tabs>
+        <w:ind w:left="2880" w:hanging="360"/>
+      </w:pPr>
+      <w:rPr>
+        <w:rFonts w:ascii="Symbol" w:hAnsi="Symbol" w:hint="default"/>
+      </w:rPr>
+    </w:lvl>
+    <w:lvl w:ilvl="4" w:tplc="04190003" w:tentative="1">
+      <w:start w:val="1"/>
+      <w:numFmt w:val="bullet"/>
+      <w:lvlText w:val="o"/>
+      <w:lvlJc w:val="left"/>
+      <w:pPr>
+        <w:tabs>
+          <w:tab w:val="num" w:pos="3600"/>
+        </w:tabs>
+        <w:ind w:left="3600" w:hanging="360"/>
+      </w:pPr>
+      <w:rPr>
+        <w:rFonts w:ascii="Courier New" w:hAnsi="Courier New" w:cs="Courier New" w:hint="default"/>
+      </w:rPr>
+    </w:lvl>
+    <w:lvl w:ilvl="5" w:tplc="04190005" w:tentative="1">
+      <w:start w:val="1"/>
+      <w:numFmt w:val="bullet"/>
+      <w:lvlText w:val=""/>
+      <w:lvlJc w:val="left"/>
+      <w:pPr>
+        <w:tabs>
+          <w:tab w:val="num" w:pos="4320"/>
+        </w:tabs>
+        <w:ind w:left="4320" w:hanging="360"/>
+      </w:pPr>
+      <w:rPr>
+        <w:rFonts w:ascii="Wingdings" w:hAnsi="Wingdings" w:hint="default"/>
+      </w:rPr>
+    </w:lvl>
+    <w:lvl w:ilvl="6" w:tplc="04190001" w:tentative="1">
+      <w:start w:val="1"/>
+      <w:numFmt w:val="bullet"/>
+      <w:lvlText w:val=""/>
+      <w:lvlJc w:val="left"/>
+      <w:pPr>
+        <w:tabs>
+          <w:tab w:val="num" w:pos="5040"/>
+        </w:tabs>
+        <w:ind w:left="5040" w:hanging="360"/>
+      </w:pPr>
+      <w:rPr>
+        <w:rFonts w:ascii="Symbol" w:hAnsi="Symbol" w:hint="default"/>
+      </w:rPr>
+    </w:lvl>
+    <w:lvl w:ilvl="7" w:tplc="04190003" w:tentative="1">
+      <w:start w:val="1"/>
+      <w:numFmt w:val="bullet"/>
+      <w:lvlText w:val="o"/>
+      <w:lvlJc w:val="left"/>
+      <w:pPr>
+        <w:tabs>
+          <w:tab w:val="num" w:pos="5760"/>
+        </w:tabs>
+        <w:ind w:left="5760" w:hanging="360"/>
+      </w:pPr>
+      <w:rPr>
+        <w:rFonts w:ascii="Courier New" w:hAnsi="Courier New" w:cs="Courier New" w:hint="default"/>
+      </w:rPr>
+    </w:lvl>
+    <w:lvl w:ilvl="8" w:tplc="04190005" w:tentative="1">
+      <w:start w:val="1"/>
+      <w:numFmt w:val="bullet"/>
+      <w:lvlText w:val=""/>
+      <w:lvlJc w:val="left"/>
+      <w:pPr>
+        <w:tabs>
+          <w:tab w:val="num" w:pos="6480"/>
+        </w:tabs>
+        <w:ind w:left="6480" w:hanging="360"/>
+      </w:pPr>
+      <w:rPr>
+        <w:rFonts w:ascii="Wingdings" w:hAnsi="Wingdings" w:hint="default"/>
+      </w:rPr>
+    </w:lvl>
+  </w:abstractNum>
+  <w:abstractNum w:abstractNumId="5" w15:restartNumberingAfterBreak="0">
     <w:nsid w:val="0C5C5C38"/>
     <w:multiLevelType w:val="hybridMultilevel"/>
     <w:tmpl w:val="5876FF90"/>
@@ -22677,7 +25751,7 @@
       </w:rPr>
     </w:lvl>
   </w:abstractNum>
-  <w:abstractNum w:abstractNumId="5" w15:restartNumberingAfterBreak="0">
+  <w:abstractNum w:abstractNumId="6" w15:restartNumberingAfterBreak="0">
     <w:nsid w:val="0F486523"/>
     <w:multiLevelType w:val="multilevel"/>
     <w:tmpl w:val="651A0842"/>
@@ -22826,7 +25900,7 @@
       </w:rPr>
     </w:lvl>
   </w:abstractNum>
-  <w:abstractNum w:abstractNumId="6" w15:restartNumberingAfterBreak="0">
+  <w:abstractNum w:abstractNumId="7" w15:restartNumberingAfterBreak="0">
     <w:nsid w:val="131E114D"/>
     <w:multiLevelType w:val="hybridMultilevel"/>
     <w:tmpl w:val="E0769A4C"/>
@@ -22939,7 +26013,7 @@
       </w:rPr>
     </w:lvl>
   </w:abstractNum>
-  <w:abstractNum w:abstractNumId="7" w15:restartNumberingAfterBreak="0">
+  <w:abstractNum w:abstractNumId="8" w15:restartNumberingAfterBreak="0">
     <w:nsid w:val="13B65448"/>
     <w:multiLevelType w:val="hybridMultilevel"/>
     <w:tmpl w:val="26201FC2"/>
@@ -23081,7 +26155,7 @@
       </w:rPr>
     </w:lvl>
   </w:abstractNum>
-  <w:abstractNum w:abstractNumId="8" w15:restartNumberingAfterBreak="0">
+  <w:abstractNum w:abstractNumId="9" w15:restartNumberingAfterBreak="0">
     <w:nsid w:val="1BB65640"/>
     <w:multiLevelType w:val="multilevel"/>
     <w:tmpl w:val="40D22F36"/>
@@ -23194,7 +26268,7 @@
       </w:pPr>
     </w:lvl>
   </w:abstractNum>
-  <w:abstractNum w:abstractNumId="9" w15:restartNumberingAfterBreak="0">
+  <w:abstractNum w:abstractNumId="10" w15:restartNumberingAfterBreak="0">
     <w:nsid w:val="231462C1"/>
     <w:multiLevelType w:val="multilevel"/>
     <w:tmpl w:val="9A368620"/>
@@ -23343,7 +26417,7 @@
       </w:rPr>
     </w:lvl>
   </w:abstractNum>
-  <w:abstractNum w:abstractNumId="10" w15:restartNumberingAfterBreak="0">
+  <w:abstractNum w:abstractNumId="11" w15:restartNumberingAfterBreak="0">
     <w:nsid w:val="2437177F"/>
     <w:multiLevelType w:val="hybridMultilevel"/>
     <w:tmpl w:val="22A46D16"/>
@@ -23456,7 +26530,7 @@
       </w:rPr>
     </w:lvl>
   </w:abstractNum>
-  <w:abstractNum w:abstractNumId="11" w15:restartNumberingAfterBreak="0">
+  <w:abstractNum w:abstractNumId="12" w15:restartNumberingAfterBreak="0">
     <w:nsid w:val="25D0597B"/>
     <w:multiLevelType w:val="multilevel"/>
     <w:tmpl w:val="3230C02A"/>
@@ -23542,7 +26616,7 @@
       </w:pPr>
     </w:lvl>
   </w:abstractNum>
-  <w:abstractNum w:abstractNumId="12" w15:restartNumberingAfterBreak="0">
+  <w:abstractNum w:abstractNumId="13" w15:restartNumberingAfterBreak="0">
     <w:nsid w:val="298A4390"/>
     <w:multiLevelType w:val="multilevel"/>
     <w:tmpl w:val="35C06864"/>
@@ -23691,7 +26765,7 @@
       </w:rPr>
     </w:lvl>
   </w:abstractNum>
-  <w:abstractNum w:abstractNumId="13" w15:restartNumberingAfterBreak="0">
+  <w:abstractNum w:abstractNumId="14" w15:restartNumberingAfterBreak="0">
     <w:nsid w:val="53232FBE"/>
     <w:multiLevelType w:val="hybridMultilevel"/>
     <w:tmpl w:val="B1AEDE26"/>
@@ -23805,7 +26879,7 @@
       </w:rPr>
     </w:lvl>
   </w:abstractNum>
-  <w:abstractNum w:abstractNumId="14" w15:restartNumberingAfterBreak="0">
+  <w:abstractNum w:abstractNumId="15" w15:restartNumberingAfterBreak="0">
     <w:nsid w:val="5BC61477"/>
     <w:multiLevelType w:val="multilevel"/>
     <w:tmpl w:val="BEF06EA4"/>
@@ -23954,7 +27028,7 @@
       </w:rPr>
     </w:lvl>
   </w:abstractNum>
-  <w:abstractNum w:abstractNumId="15" w15:restartNumberingAfterBreak="0">
+  <w:abstractNum w:abstractNumId="16" w15:restartNumberingAfterBreak="0">
     <w:nsid w:val="5BD372A8"/>
     <w:multiLevelType w:val="multilevel"/>
     <w:tmpl w:val="2900314A"/>
@@ -24041,7 +27115,7 @@
       </w:pPr>
     </w:lvl>
   </w:abstractNum>
-  <w:abstractNum w:abstractNumId="16" w15:restartNumberingAfterBreak="0">
+  <w:abstractNum w:abstractNumId="17" w15:restartNumberingAfterBreak="0">
     <w:nsid w:val="76655819"/>
     <w:multiLevelType w:val="multilevel"/>
     <w:tmpl w:val="1696BD00"/>
@@ -24190,7 +27264,7 @@
       </w:rPr>
     </w:lvl>
   </w:abstractNum>
-  <w:abstractNum w:abstractNumId="17" w15:restartNumberingAfterBreak="0">
+  <w:abstractNum w:abstractNumId="18" w15:restartNumberingAfterBreak="0">
     <w:nsid w:val="7C7A2880"/>
     <w:multiLevelType w:val="multilevel"/>
     <w:tmpl w:val="0419001D"/>
@@ -24284,52 +27358,55 @@
     <w:abstractNumId w:val="1"/>
   </w:num>
   <w:num w:numId="3">
-    <w:abstractNumId w:val="15"/>
+    <w:abstractNumId w:val="16"/>
   </w:num>
   <w:num w:numId="4">
-    <w:abstractNumId w:val="17"/>
+    <w:abstractNumId w:val="18"/>
   </w:num>
   <w:num w:numId="5">
-    <w:abstractNumId w:val="11"/>
+    <w:abstractNumId w:val="12"/>
   </w:num>
   <w:num w:numId="6">
-    <w:abstractNumId w:val="13"/>
+    <w:abstractNumId w:val="14"/>
   </w:num>
   <w:num w:numId="7">
-    <w:abstractNumId w:val="7"/>
+    <w:abstractNumId w:val="8"/>
   </w:num>
   <w:num w:numId="8">
-    <w:abstractNumId w:val="4"/>
+    <w:abstractNumId w:val="5"/>
   </w:num>
   <w:num w:numId="9">
     <w:abstractNumId w:val="3"/>
   </w:num>
   <w:num w:numId="10">
-    <w:abstractNumId w:val="6"/>
+    <w:abstractNumId w:val="7"/>
   </w:num>
   <w:num w:numId="11">
-    <w:abstractNumId w:val="10"/>
+    <w:abstractNumId w:val="11"/>
   </w:num>
   <w:num w:numId="12">
-    <w:abstractNumId w:val="8"/>
+    <w:abstractNumId w:val="9"/>
   </w:num>
   <w:num w:numId="13">
     <w:abstractNumId w:val="2"/>
   </w:num>
   <w:num w:numId="14">
-    <w:abstractNumId w:val="14"/>
+    <w:abstractNumId w:val="15"/>
   </w:num>
   <w:num w:numId="15">
-    <w:abstractNumId w:val="16"/>
+    <w:abstractNumId w:val="17"/>
   </w:num>
   <w:num w:numId="16">
-    <w:abstractNumId w:val="9"/>
+    <w:abstractNumId w:val="10"/>
   </w:num>
   <w:num w:numId="17">
-    <w:abstractNumId w:val="5"/>
+    <w:abstractNumId w:val="6"/>
   </w:num>
   <w:num w:numId="18">
-    <w:abstractNumId w:val="12"/>
+    <w:abstractNumId w:val="13"/>
+  </w:num>
+  <w:num w:numId="19">
+    <w:abstractNumId w:val="4"/>
   </w:num>
   <w:numIdMacAtCleanup w:val="11"/>
 </w:numbering>

--- a/files/Записка/Kuznetsov_Ivan_poyasnitelnaya_zapiska.docx
+++ b/files/Записка/Kuznetsov_Ivan_poyasnitelnaya_zapiska.docx
@@ -5517,7 +5517,6 @@
       <w:pPr>
         <w:pStyle w:val="a0"/>
         <w:rPr>
-          <w:sz w:val="24"/>
           <w:lang w:val="ru-RU"/>
         </w:rPr>
       </w:pPr>
@@ -5540,6 +5539,11 @@
     <w:p>
       <w:pPr>
         <w:pStyle w:val="List"/>
+        <w:tabs>
+          <w:tab w:val="left" w:pos="567"/>
+          <w:tab w:val="num" w:pos="1418"/>
+        </w:tabs>
+        <w:ind w:left="284" w:firstLine="850"/>
       </w:pPr>
       <w:r>
         <w:t>C# является одним из основных языков программирования платформы .NET, которая предоставляет инструменты для создания клиент-серверных приложений.</w:t>
@@ -5548,6 +5552,11 @@
     <w:p>
       <w:pPr>
         <w:pStyle w:val="List"/>
+        <w:tabs>
+          <w:tab w:val="left" w:pos="567"/>
+          <w:tab w:val="num" w:pos="1418"/>
+        </w:tabs>
+        <w:ind w:left="284" w:firstLine="850"/>
       </w:pPr>
       <w:r>
         <w:t>C# обладает хорошей поддержкой объектно-ориентированного программирования, что упрощает разработку больших и сложных приложений.</w:t>
@@ -5556,37 +5565,43 @@
     <w:p>
       <w:pPr>
         <w:pStyle w:val="List"/>
-      </w:pPr>
-      <w:r>
-        <w:t>C# имеет широкую базу пользователей и сообщества, что облегчает поиск решений для различных проблем при разработке приложения.</w:t>
-      </w:r>
-    </w:p>
-    <w:p>
-      <w:pPr>
-        <w:pStyle w:val="a0"/>
-        <w:rPr>
-          <w:lang w:val="ru-RU"/>
-        </w:rPr>
-      </w:pPr>
-      <w:r>
-        <w:rPr>
-          <w:lang w:val="ru-RU"/>
-        </w:rPr>
+        <w:tabs>
+          <w:tab w:val="left" w:pos="567"/>
+          <w:tab w:val="num" w:pos="1418"/>
+        </w:tabs>
+        <w:ind w:left="284" w:firstLine="850"/>
+      </w:pPr>
+      <w:r>
+        <w:t>C# имеет широкую базу пользователей и сообщества, что облегчает поиск решений для различных проблем при разработке приложения</w:t>
+      </w:r>
+    </w:p>
+    <w:p>
+      <w:pPr>
+        <w:pStyle w:val="List"/>
+        <w:numPr>
+          <w:ilvl w:val="0"/>
+          <w:numId w:val="0"/>
+        </w:numPr>
+        <w:ind w:left="1418" w:hanging="284"/>
+      </w:pPr>
+      <w:r>
         <w:t xml:space="preserve">При сравнении </w:t>
       </w:r>
       <w:r>
         <w:t>C</w:t>
       </w:r>
       <w:r>
-        <w:rPr>
-          <w:lang w:val="ru-RU"/>
-        </w:rPr>
         <w:t># с другими языками программирования, можно увидеть, что:</w:t>
       </w:r>
     </w:p>
     <w:p>
       <w:pPr>
         <w:pStyle w:val="List"/>
+        <w:tabs>
+          <w:tab w:val="left" w:pos="567"/>
+          <w:tab w:val="num" w:pos="1418"/>
+        </w:tabs>
+        <w:ind w:left="284" w:firstLine="850"/>
       </w:pPr>
       <w:r>
         <w:lastRenderedPageBreak/>
@@ -5596,9 +5611,14 @@
     <w:p>
       <w:pPr>
         <w:pStyle w:val="List"/>
-      </w:pPr>
-      <w:r>
-        <w:t>JavaScript также может быть использован для создания клиент-серверных приложений, но он обычно используется для создания веб-приложений и не имеет такой тесной интеграции с .NET как C#.</w:t>
+        <w:tabs>
+          <w:tab w:val="left" w:pos="567"/>
+          <w:tab w:val="num" w:pos="1418"/>
+        </w:tabs>
+        <w:ind w:left="284" w:firstLine="850"/>
+      </w:pPr>
+      <w:r>
+        <w:t>JavaScript также может быть использован для создания клиент-серверных приложений, но он обычно используется для создания веб-приложений и не имеет такой тесной интеграции с .NET как C#</w:t>
       </w:r>
     </w:p>
     <w:p>
@@ -6980,12 +7000,24 @@
     </w:p>
     <w:p>
       <w:pPr>
+        <w:rPr>
+          <w:sz w:val="28"/>
+          <w:szCs w:val="28"/>
+        </w:rPr>
+      </w:pPr>
+      <w:r>
+        <w:br w:type="page"/>
+      </w:r>
+    </w:p>
+    <w:p>
+      <w:pPr>
         <w:pStyle w:val="aa"/>
         <w:rPr>
           <w:b/>
         </w:rPr>
       </w:pPr>
       <w:r>
+        <w:lastRenderedPageBreak/>
         <w:t>Таблица 2.1 – Сущности схемы базы данных</w:t>
       </w:r>
     </w:p>
@@ -7125,7 +7157,6 @@
               <w:t xml:space="preserve"> </w:t>
             </w:r>
             <w:r>
-              <w:lastRenderedPageBreak/>
               <w:t>пользователях</w:t>
             </w:r>
           </w:p>
@@ -7146,7 +7177,6 @@
               <w:rPr>
                 <w:lang w:val="en-US"/>
               </w:rPr>
-              <w:lastRenderedPageBreak/>
               <w:t>int, nvarchar(</w:t>
             </w:r>
             <w:r>
@@ -7159,14 +7189,7 @@
               <w:rPr>
                 <w:lang w:val="en-US"/>
               </w:rPr>
-              <w:t xml:space="preserve">), </w:t>
-            </w:r>
-            <w:r>
-              <w:rPr>
-                <w:lang w:val="en-US"/>
-              </w:rPr>
-              <w:lastRenderedPageBreak/>
-              <w:t>nvarchar(50), nvarchar(50),</w:t>
+              <w:t>), nvarchar(50), nvarchar(50),</w:t>
             </w:r>
           </w:p>
           <w:p>
@@ -7198,7 +7221,6 @@
               <w:rPr>
                 <w:lang w:val="en-US"/>
               </w:rPr>
-              <w:lastRenderedPageBreak/>
               <w:t>-</w:t>
             </w:r>
           </w:p>
@@ -7278,7 +7300,19 @@
               <w:rPr>
                 <w:lang w:val="en-US"/>
               </w:rPr>
-              <w:t>int, nvarchar(MAX), nvarchar(MAX), nvarchar(MAX), bigint, bigint, int, int, int</w:t>
+              <w:t>int, nvarchar(</w:t>
+            </w:r>
+            <w:r>
+              <w:rPr>
+                <w:lang w:val="en-US"/>
+              </w:rPr>
+              <w:t>50</w:t>
+            </w:r>
+            <w:r>
+              <w:rPr>
+                <w:lang w:val="en-US"/>
+              </w:rPr>
+              <w:t>), nvarchar(MAX), nvarchar(MAX), bigint, bigint, int, int, int</w:t>
             </w:r>
           </w:p>
         </w:tc>
@@ -7773,7 +7807,11 @@
               <w:jc w:val="center"/>
             </w:pPr>
             <w:r>
-              <w:t>Содержит информацию про работников формы СЗВТД</w:t>
+              <w:t xml:space="preserve">Содержит информацию про </w:t>
+            </w:r>
+            <w:r>
+              <w:lastRenderedPageBreak/>
+              <w:t>работников формы СЗВТД</w:t>
             </w:r>
           </w:p>
         </w:tc>
@@ -7793,6 +7831,7 @@
               <w:rPr>
                 <w:lang w:val="en-US"/>
               </w:rPr>
+              <w:lastRenderedPageBreak/>
               <w:t>int, int, int</w:t>
             </w:r>
           </w:p>
@@ -7840,13 +7879,42 @@
           </w:p>
         </w:tc>
       </w:tr>
+    </w:tbl>
+    <w:p>
+      <w:pPr>
+        <w:pStyle w:val="aa"/>
+      </w:pPr>
+      <w:r>
+        <w:t xml:space="preserve">Окончание </w:t>
+      </w:r>
+      <w:r>
+        <w:t>таблицы</w:t>
+      </w:r>
+      <w:r>
+        <w:t xml:space="preserve"> 2.1</w:t>
+      </w:r>
+    </w:p>
+    <w:tbl>
+      <w:tblPr>
+        <w:tblStyle w:val="TableGrid"/>
+        <w:tblW w:w="0" w:type="auto"/>
+        <w:tblInd w:w="284" w:type="dxa"/>
+        <w:tblLook w:val="04A0" w:firstRow="1" w:lastRow="0" w:firstColumn="1" w:lastColumn="0" w:noHBand="0" w:noVBand="1"/>
+      </w:tblPr>
+      <w:tblGrid>
+        <w:gridCol w:w="2544"/>
+        <w:gridCol w:w="1915"/>
+        <w:gridCol w:w="1604"/>
+        <w:gridCol w:w="1934"/>
+        <w:gridCol w:w="2039"/>
+      </w:tblGrid>
       <w:tr>
         <w:trPr>
           <w:trHeight w:val="624"/>
         </w:trPr>
         <w:tc>
           <w:tcPr>
-            <w:tcW w:w="2327" w:type="dxa"/>
+            <w:tcW w:w="2422" w:type="dxa"/>
             <w:vAlign w:val="center"/>
           </w:tcPr>
           <w:p>
@@ -7858,6 +7926,91 @@
               </w:rPr>
             </w:pPr>
             <w:r>
+              <w:t>Имя сущности</w:t>
+            </w:r>
+          </w:p>
+        </w:tc>
+        <w:tc>
+          <w:tcPr>
+            <w:tcW w:w="1825" w:type="dxa"/>
+            <w:vAlign w:val="center"/>
+          </w:tcPr>
+          <w:p>
+            <w:pPr>
+              <w:pStyle w:val="10"/>
+              <w:jc w:val="center"/>
+            </w:pPr>
+            <w:r>
+              <w:t>Назначение сущности</w:t>
+            </w:r>
+          </w:p>
+        </w:tc>
+        <w:tc>
+          <w:tcPr>
+            <w:tcW w:w="2002" w:type="dxa"/>
+            <w:vAlign w:val="center"/>
+          </w:tcPr>
+          <w:p>
+            <w:pPr>
+              <w:pStyle w:val="10"/>
+              <w:rPr>
+                <w:lang w:val="en-US"/>
+              </w:rPr>
+            </w:pPr>
+            <w:r>
+              <w:t>Типы данных</w:t>
+            </w:r>
+          </w:p>
+        </w:tc>
+        <w:tc>
+          <w:tcPr>
+            <w:tcW w:w="1843" w:type="dxa"/>
+            <w:vAlign w:val="center"/>
+          </w:tcPr>
+          <w:p>
+            <w:pPr>
+              <w:pStyle w:val="10"/>
+              <w:jc w:val="center"/>
+            </w:pPr>
+            <w:r>
+              <w:t>Перечисление наименований сущностей, которые подчиняются текущей сущности</w:t>
+            </w:r>
+          </w:p>
+        </w:tc>
+        <w:tc>
+          <w:tcPr>
+            <w:tcW w:w="1944" w:type="dxa"/>
+            <w:vAlign w:val="center"/>
+          </w:tcPr>
+          <w:p>
+            <w:pPr>
+              <w:pStyle w:val="10"/>
+              <w:jc w:val="center"/>
+            </w:pPr>
+            <w:r>
+              <w:t>Перечисление наименований сущностей, которым подчиняется текущая сущность</w:t>
+            </w:r>
+          </w:p>
+        </w:tc>
+      </w:tr>
+      <w:tr>
+        <w:trPr>
+          <w:trHeight w:val="624"/>
+        </w:trPr>
+        <w:tc>
+          <w:tcPr>
+            <w:tcW w:w="2422" w:type="dxa"/>
+            <w:vAlign w:val="center"/>
+          </w:tcPr>
+          <w:p>
+            <w:pPr>
+              <w:pStyle w:val="10"/>
+              <w:jc w:val="center"/>
+              <w:rPr>
+                <w:lang w:val="en-US"/>
+              </w:rPr>
+            </w:pPr>
+            <w:r>
               <w:rPr>
                 <w:lang w:val="en-US"/>
               </w:rPr>
@@ -7867,7 +8020,7 @@
         </w:tc>
         <w:tc>
           <w:tcPr>
-            <w:tcW w:w="1694" w:type="dxa"/>
+            <w:tcW w:w="1825" w:type="dxa"/>
             <w:vAlign w:val="center"/>
           </w:tcPr>
           <w:p>
@@ -7882,7 +8035,7 @@
         </w:tc>
         <w:tc>
           <w:tcPr>
-            <w:tcW w:w="1840" w:type="dxa"/>
+            <w:tcW w:w="2002" w:type="dxa"/>
             <w:vAlign w:val="center"/>
           </w:tcPr>
           <w:p>
@@ -7902,7 +8055,7 @@
         </w:tc>
         <w:tc>
           <w:tcPr>
-            <w:tcW w:w="2388" w:type="dxa"/>
+            <w:tcW w:w="1843" w:type="dxa"/>
             <w:vAlign w:val="center"/>
           </w:tcPr>
           <w:p>
@@ -7917,7 +8070,7 @@
         </w:tc>
         <w:tc>
           <w:tcPr>
-            <w:tcW w:w="1787" w:type="dxa"/>
+            <w:tcW w:w="1944" w:type="dxa"/>
             <w:vAlign w:val="center"/>
           </w:tcPr>
           <w:p>
@@ -7943,7 +8096,7 @@
         </w:trPr>
         <w:tc>
           <w:tcPr>
-            <w:tcW w:w="2327" w:type="dxa"/>
+            <w:tcW w:w="2422" w:type="dxa"/>
             <w:vAlign w:val="center"/>
           </w:tcPr>
           <w:p>
@@ -7958,14 +8111,13 @@
               <w:rPr>
                 <w:lang w:val="en-US"/>
               </w:rPr>
-              <w:lastRenderedPageBreak/>
               <w:t>Insurers</w:t>
             </w:r>
           </w:p>
         </w:tc>
         <w:tc>
           <w:tcPr>
-            <w:tcW w:w="1694" w:type="dxa"/>
+            <w:tcW w:w="1825" w:type="dxa"/>
             <w:vAlign w:val="center"/>
           </w:tcPr>
           <w:p>
@@ -7980,7 +8132,7 @@
         </w:tc>
         <w:tc>
           <w:tcPr>
-            <w:tcW w:w="1840" w:type="dxa"/>
+            <w:tcW w:w="2002" w:type="dxa"/>
             <w:vAlign w:val="center"/>
           </w:tcPr>
           <w:p>
@@ -8000,7 +8152,7 @@
         </w:tc>
         <w:tc>
           <w:tcPr>
-            <w:tcW w:w="2388" w:type="dxa"/>
+            <w:tcW w:w="1843" w:type="dxa"/>
             <w:vAlign w:val="center"/>
           </w:tcPr>
           <w:p>
@@ -8021,7 +8173,7 @@
         </w:tc>
         <w:tc>
           <w:tcPr>
-            <w:tcW w:w="1787" w:type="dxa"/>
+            <w:tcW w:w="1944" w:type="dxa"/>
             <w:vAlign w:val="center"/>
           </w:tcPr>
           <w:p>
@@ -8167,7 +8319,14 @@
         <w:rPr>
           <w:lang w:val="ru-RU"/>
         </w:rPr>
-        <w:t>Представим клиентскую часть приложения в виде модульной схемы показывающая связь между окнами, классами и страницами при организации клиентской части приложения.</w:t>
+        <w:t xml:space="preserve">Представим клиентскую часть приложения в виде модульной схемы показывающая связь между окнами, классами и страницами при организации </w:t>
+      </w:r>
+      <w:r>
+        <w:rPr>
+          <w:lang w:val="ru-RU"/>
+        </w:rPr>
+        <w:lastRenderedPageBreak/>
+        <w:t>клиентской части приложения.</w:t>
       </w:r>
       <w:r>
         <w:rPr>
@@ -8189,7 +8348,6 @@
           <w:noProof/>
           <w:lang w:val="ru-RU"/>
         </w:rPr>
-        <w:lastRenderedPageBreak/>
         <w:drawing>
           <wp:inline distT="0" distB="0" distL="0" distR="0" wp14:anchorId="03B26BB2" wp14:editId="7A023FF8">
             <wp:extent cx="5515688" cy="3486150"/>
@@ -8568,7 +8726,14 @@
         <w:rPr>
           <w:lang w:val="ru-RU"/>
         </w:rPr>
-        <w:t>это совокупность информационной модели проблемной области, средств и способов взаимодействия пользователя с информационной моделью, а также компонентов, обеспечивающих формирование информационной модели в процессе работы программной системы.</w:t>
+        <w:t xml:space="preserve">это совокупность информационной модели проблемной области, средств и способов взаимодействия пользователя с информационной моделью, а также компонентов, обеспечивающих </w:t>
+      </w:r>
+      <w:r>
+        <w:rPr>
+          <w:lang w:val="ru-RU"/>
+        </w:rPr>
+        <w:lastRenderedPageBreak/>
+        <w:t>формирование информационной модели в процессе работы программной системы.</w:t>
       </w:r>
     </w:p>
     <w:p>
@@ -8585,7 +8750,6 @@
           <w:bCs w:val="0"/>
           <w:lang w:val="ru-RU"/>
         </w:rPr>
-        <w:lastRenderedPageBreak/>
         <w:t>Графический пользовательский интерфейс (</w:t>
       </w:r>
       <w:r>
@@ -8890,6 +9054,7 @@
           <w:noProof/>
           <w:lang w:val="ru-RU"/>
         </w:rPr>
+        <w:lastRenderedPageBreak/>
         <w:drawing>
           <wp:inline distT="0" distB="0" distL="0" distR="0" wp14:anchorId="0B74386E" wp14:editId="0470B2DA">
             <wp:extent cx="5103001" cy="4485503"/>
@@ -8937,59 +9102,59 @@
         <w:pStyle w:val="a3"/>
       </w:pPr>
       <w:r>
+        <w:t xml:space="preserve">Рисунок 2.8 – </w:t>
+      </w:r>
+      <w:commentRangeStart w:id="17"/>
+      <w:r>
+        <w:t>Пример окна</w:t>
+      </w:r>
+      <w:commentRangeEnd w:id="17"/>
+      <w:r>
+        <w:rPr>
+          <w:rStyle w:val="CommentReference"/>
+        </w:rPr>
+        <w:commentReference w:id="17"/>
+      </w:r>
+    </w:p>
+    <w:p>
+      <w:pPr>
+        <w:pStyle w:val="a0"/>
+        <w:rPr>
+          <w:lang w:val="ru-RU"/>
+        </w:rPr>
+      </w:pPr>
+      <w:r>
+        <w:rPr>
+          <w:lang w:val="ru-RU"/>
+        </w:rPr>
+        <w:t xml:space="preserve">Окно авторизации содержит в себе 2 текстовых поля (логин, пароль) для ввода данных и 2 кнопки. Кнопка входа, для подтверждения введенных данных и входа в аккаунт, кнопка для </w:t>
+      </w:r>
+      <w:r>
+        <w:rPr>
+          <w:lang w:val="ru-RU"/>
+        </w:rPr>
+        <w:t>выхода из приложения</w:t>
+      </w:r>
+      <w:r>
+        <w:rPr>
+          <w:lang w:val="ru-RU"/>
+        </w:rPr>
+        <w:t>. Разметка окна авторизации представлена на рисунке 2.9.</w:t>
+      </w:r>
+    </w:p>
+    <w:p>
+      <w:pPr>
+        <w:pStyle w:val="a0"/>
+        <w:rPr>
+          <w:lang w:val="ru-RU"/>
+        </w:rPr>
+      </w:pPr>
+      <w:r>
+        <w:rPr>
+          <w:noProof/>
+          <w:lang w:val="ru-RU"/>
+        </w:rPr>
         <w:lastRenderedPageBreak/>
-        <w:t xml:space="preserve">Рисунок 2.8 – </w:t>
-      </w:r>
-      <w:commentRangeStart w:id="17"/>
-      <w:r>
-        <w:t>Пример окна</w:t>
-      </w:r>
-      <w:commentRangeEnd w:id="17"/>
-      <w:r>
-        <w:rPr>
-          <w:rStyle w:val="CommentReference"/>
-        </w:rPr>
-        <w:commentReference w:id="17"/>
-      </w:r>
-    </w:p>
-    <w:p>
-      <w:pPr>
-        <w:pStyle w:val="a0"/>
-        <w:rPr>
-          <w:lang w:val="ru-RU"/>
-        </w:rPr>
-      </w:pPr>
-      <w:r>
-        <w:rPr>
-          <w:lang w:val="ru-RU"/>
-        </w:rPr>
-        <w:t xml:space="preserve">Окно авторизации содержит в себе 2 текстовых поля (логин, пароль) для ввода данных и 2 кнопки. Кнопка входа, для подтверждения введенных данных и входа в аккаунт, кнопка для </w:t>
-      </w:r>
-      <w:r>
-        <w:rPr>
-          <w:lang w:val="ru-RU"/>
-        </w:rPr>
-        <w:t>выхода из приложения</w:t>
-      </w:r>
-      <w:r>
-        <w:rPr>
-          <w:lang w:val="ru-RU"/>
-        </w:rPr>
-        <w:t>. Разметка окна авторизации представлена на рисунке 2.9.</w:t>
-      </w:r>
-    </w:p>
-    <w:p>
-      <w:pPr>
-        <w:pStyle w:val="a0"/>
-        <w:rPr>
-          <w:lang w:val="ru-RU"/>
-        </w:rPr>
-      </w:pPr>
-      <w:r>
-        <w:rPr>
-          <w:noProof/>
-          <w:lang w:val="ru-RU"/>
-        </w:rPr>
         <w:drawing>
           <wp:inline distT="0" distB="0" distL="0" distR="0" wp14:anchorId="3058B6B4" wp14:editId="0B98C5ED">
             <wp:extent cx="5087029" cy="4015946"/>
@@ -9066,7 +9231,6 @@
           <w:noProof/>
           <w:lang w:val="ru-RU"/>
         </w:rPr>
-        <w:lastRenderedPageBreak/>
         <w:drawing>
           <wp:inline distT="0" distB="0" distL="0" distR="0" wp14:anchorId="172FB4CA" wp14:editId="4210D171">
             <wp:extent cx="5277246" cy="3486150"/>
@@ -9147,6 +9311,7 @@
         <w:rPr>
           <w:lang w:val="ru-RU"/>
         </w:rPr>
+        <w:lastRenderedPageBreak/>
         <w:t>Страница с отчётом СЗВТД содержит в себе 2 таблицы, одна таблица с формой, другая с работниками, так же на странице имеются функциональные кнопки. Разметка страницы СЗВМ представлена на рисунке 2.11.</w:t>
       </w:r>
     </w:p>
@@ -9158,7 +9323,6 @@
         <w:rPr>
           <w:noProof/>
         </w:rPr>
-        <w:lastRenderedPageBreak/>
         <w:drawing>
           <wp:inline distT="0" distB="0" distL="0" distR="0" wp14:anchorId="429CA980" wp14:editId="3DDC24FB">
             <wp:extent cx="5400640" cy="4657725"/>
@@ -9320,6 +9484,7 @@
         <w:rPr>
           <w:lang w:val="ru-RU"/>
         </w:rPr>
+        <w:lastRenderedPageBreak/>
         <w:t xml:space="preserve">Возьмем для примера страницу с </w:t>
       </w:r>
       <w:r>
@@ -9389,7 +9554,6 @@
           <w:noProof/>
           <w:lang w:val="ru-RU"/>
         </w:rPr>
-        <w:lastRenderedPageBreak/>
         <w:drawing>
           <wp:inline distT="0" distB="0" distL="0" distR="0" wp14:anchorId="0681D250" wp14:editId="2C9B7611">
             <wp:extent cx="5171480" cy="1556951"/>
@@ -9956,7 +10120,7 @@
           <v:shape id="_x0000_i1025" type="#_x0000_t75" style="width:160.55pt;height:398.9pt" o:ole="">
             <v:imagedata r:id="rId29" o:title=""/>
           </v:shape>
-          <o:OLEObject Type="Embed" ProgID="Visio.Drawing.15" ShapeID="_x0000_i1025" DrawAspect="Content" ObjectID="_1748108024" r:id="rId30"/>
+          <o:OLEObject Type="Embed" ProgID="Visio.Drawing.15" ShapeID="_x0000_i1025" DrawAspect="Content" ObjectID="_1748115516" r:id="rId30"/>
         </w:object>
       </w:r>
     </w:p>
@@ -10663,11 +10827,6 @@
       <w:r>
         <w:t>методов</w:t>
       </w:r>
-    </w:p>
-    <w:p>
-      <w:pPr>
-        <w:pStyle w:val="aa"/>
-      </w:pPr>
     </w:p>
     <w:tbl>
       <w:tblPr>
@@ -11161,6 +11320,85 @@
           </w:p>
         </w:tc>
       </w:tr>
+    </w:tbl>
+    <w:p/>
+    <w:p>
+      <w:pPr>
+        <w:pStyle w:val="aa"/>
+      </w:pPr>
+      <w:r>
+        <w:t xml:space="preserve">Окончание </w:t>
+      </w:r>
+      <w:r>
+        <w:t>таблицы</w:t>
+      </w:r>
+      <w:r>
+        <w:t xml:space="preserve"> 3.1</w:t>
+      </w:r>
+    </w:p>
+    <w:tbl>
+      <w:tblPr>
+        <w:tblStyle w:val="TableGrid"/>
+        <w:tblW w:w="0" w:type="auto"/>
+        <w:tblInd w:w="284" w:type="dxa"/>
+        <w:tblLook w:val="04A0" w:firstRow="1" w:lastRow="0" w:firstColumn="1" w:lastColumn="0" w:noHBand="0" w:noVBand="1"/>
+      </w:tblPr>
+      <w:tblGrid>
+        <w:gridCol w:w="2549"/>
+        <w:gridCol w:w="3184"/>
+        <w:gridCol w:w="4043"/>
+      </w:tblGrid>
+      <w:tr>
+        <w:trPr>
+          <w:trHeight w:val="340"/>
+        </w:trPr>
+        <w:tc>
+          <w:tcPr>
+            <w:tcW w:w="2549" w:type="dxa"/>
+            <w:vAlign w:val="center"/>
+          </w:tcPr>
+          <w:p>
+            <w:pPr>
+              <w:pStyle w:val="10"/>
+              <w:rPr>
+                <w:lang w:val="en-US"/>
+              </w:rPr>
+            </w:pPr>
+            <w:r>
+              <w:lastRenderedPageBreak/>
+              <w:t>Имя метода</w:t>
+            </w:r>
+          </w:p>
+        </w:tc>
+        <w:tc>
+          <w:tcPr>
+            <w:tcW w:w="3184" w:type="dxa"/>
+            <w:vAlign w:val="center"/>
+          </w:tcPr>
+          <w:p>
+            <w:pPr>
+              <w:pStyle w:val="10"/>
+            </w:pPr>
+            <w:r>
+              <w:t>Управляющее воздействие</w:t>
+            </w:r>
+          </w:p>
+        </w:tc>
+        <w:tc>
+          <w:tcPr>
+            <w:tcW w:w="4043" w:type="dxa"/>
+            <w:vAlign w:val="center"/>
+          </w:tcPr>
+          <w:p>
+            <w:pPr>
+              <w:pStyle w:val="10"/>
+            </w:pPr>
+            <w:r>
+              <w:t>Результат воздействия</w:t>
+            </w:r>
+          </w:p>
+        </w:tc>
+      </w:tr>
       <w:tr>
         <w:trPr>
           <w:trHeight w:val="340"/>
@@ -11180,7 +11418,6 @@
               <w:rPr>
                 <w:lang w:val="en-US"/>
               </w:rPr>
-              <w:lastRenderedPageBreak/>
               <w:t>Copy</w:t>
             </w:r>
           </w:p>
@@ -11482,7 +11719,19 @@
         <w:rPr>
           <w:lang w:val="ru-RU"/>
         </w:rPr>
-        <w:t xml:space="preserve">Для установки переходим на официальный сайт </w:t>
+        <w:t xml:space="preserve">Для установки </w:t>
+      </w:r>
+      <w:r>
+        <w:rPr>
+          <w:lang w:val="ru-RU"/>
+        </w:rPr>
+        <w:t xml:space="preserve">необходимо перейти </w:t>
+      </w:r>
+      <w:r>
+        <w:rPr>
+          <w:lang w:val="ru-RU"/>
+        </w:rPr>
+        <w:t xml:space="preserve">на официальный сайт </w:t>
       </w:r>
       <w:r>
         <w:rPr>
@@ -11494,7 +11743,25 @@
         <w:rPr>
           <w:lang w:val="ru-RU"/>
         </w:rPr>
-        <w:t xml:space="preserve"> и скачиваем бесплатную версию</w:t>
+        <w:t xml:space="preserve"> и </w:t>
+      </w:r>
+      <w:r>
+        <w:rPr>
+          <w:lang w:val="ru-RU"/>
+        </w:rPr>
+        <w:t>скачать</w:t>
+      </w:r>
+      <w:r>
+        <w:rPr>
+          <w:lang w:val="ru-RU"/>
+        </w:rPr>
+        <w:t xml:space="preserve"> </w:t>
+      </w:r>
+      <w:r>
+        <w:rPr>
+          <w:lang w:val="ru-RU"/>
+        </w:rPr>
+        <w:t>бесплатную версию</w:t>
       </w:r>
       <w:r>
         <w:rPr>
@@ -11515,7 +11782,43 @@
         <w:rPr>
           <w:lang w:val="ru-RU"/>
         </w:rPr>
-        <w:t>). Далее запускаем установщик и выбираем тип установки «Пользовательский». Как на рисунке 3.1</w:t>
+        <w:t xml:space="preserve">). Далее </w:t>
+      </w:r>
+      <w:r>
+        <w:rPr>
+          <w:lang w:val="ru-RU"/>
+        </w:rPr>
+        <w:t xml:space="preserve">нужно </w:t>
+      </w:r>
+      <w:r>
+        <w:rPr>
+          <w:lang w:val="ru-RU"/>
+        </w:rPr>
+        <w:t>запус</w:t>
+      </w:r>
+      <w:r>
+        <w:rPr>
+          <w:lang w:val="ru-RU"/>
+        </w:rPr>
+        <w:t xml:space="preserve">тить </w:t>
+      </w:r>
+      <w:r>
+        <w:rPr>
+          <w:lang w:val="ru-RU"/>
+        </w:rPr>
+        <w:t>установщик и выб</w:t>
+      </w:r>
+      <w:r>
+        <w:rPr>
+          <w:lang w:val="ru-RU"/>
+        </w:rPr>
+        <w:t>рать</w:t>
+      </w:r>
+      <w:r>
+        <w:rPr>
+          <w:lang w:val="ru-RU"/>
+        </w:rPr>
+        <w:t xml:space="preserve"> тип установки «Пользовательский». Как на рисунке 3.1</w:t>
       </w:r>
     </w:p>
     <w:p>
@@ -11746,7 +12049,19 @@
         <w:rPr>
           <w:lang w:val="ru-RU"/>
         </w:rPr>
-        <w:t xml:space="preserve">, где мы переходим в раздел установки </w:t>
+        <w:t xml:space="preserve">, где </w:t>
+      </w:r>
+      <w:r>
+        <w:rPr>
+          <w:lang w:val="ru-RU"/>
+        </w:rPr>
+        <w:t>нужно перейти</w:t>
+      </w:r>
+      <w:r>
+        <w:rPr>
+          <w:lang w:val="ru-RU"/>
+        </w:rPr>
+        <w:t xml:space="preserve"> в раздел установки </w:t>
       </w:r>
       <w:r>
         <w:rPr>
@@ -11962,7 +12277,31 @@
           <w:lang w:val="ru-RU"/>
         </w:rPr>
         <w:lastRenderedPageBreak/>
-        <w:t>После обновления пропускаем все пункты до ключа продукта и выбираем версию «</w:t>
+        <w:t xml:space="preserve">После обновления </w:t>
+      </w:r>
+      <w:r>
+        <w:rPr>
+          <w:lang w:val="ru-RU"/>
+        </w:rPr>
+        <w:t>нужно пропустить</w:t>
+      </w:r>
+      <w:r>
+        <w:rPr>
+          <w:lang w:val="ru-RU"/>
+        </w:rPr>
+        <w:t xml:space="preserve"> все пункты до ключа продукта и </w:t>
+      </w:r>
+      <w:r>
+        <w:rPr>
+          <w:lang w:val="ru-RU"/>
+        </w:rPr>
+        <w:t>выбрать</w:t>
+      </w:r>
+      <w:r>
+        <w:rPr>
+          <w:lang w:val="ru-RU"/>
+        </w:rPr>
+        <w:t xml:space="preserve"> версию «</w:t>
       </w:r>
       <w:r>
         <w:t>Developer</w:t>
@@ -12060,7 +12399,43 @@
         <w:rPr>
           <w:lang w:val="ru-RU"/>
         </w:rPr>
-        <w:t>В пункте «Условия лицензии» принимаем условия и переходим в раздел «Выбор компонентов», где установим базовый набор компонентов: «Служба ядра СУБД» и «Полнотекстовой и семантический поиск». Как представлено на рисунке 3.5.</w:t>
+        <w:t xml:space="preserve">В пункте «Условия лицензии» </w:t>
+      </w:r>
+      <w:r>
+        <w:rPr>
+          <w:lang w:val="ru-RU"/>
+        </w:rPr>
+        <w:t>принять</w:t>
+      </w:r>
+      <w:r>
+        <w:rPr>
+          <w:lang w:val="ru-RU"/>
+        </w:rPr>
+        <w:t xml:space="preserve"> условия и пере</w:t>
+      </w:r>
+      <w:r>
+        <w:rPr>
+          <w:lang w:val="ru-RU"/>
+        </w:rPr>
+        <w:t>йти</w:t>
+      </w:r>
+      <w:r>
+        <w:rPr>
+          <w:lang w:val="ru-RU"/>
+        </w:rPr>
+        <w:t xml:space="preserve"> в раздел «Выбор компонентов»,</w:t>
+      </w:r>
+      <w:r>
+        <w:rPr>
+          <w:lang w:val="ru-RU"/>
+        </w:rPr>
+        <w:t xml:space="preserve"> и установить</w:t>
+      </w:r>
+      <w:r>
+        <w:rPr>
+          <w:lang w:val="ru-RU"/>
+        </w:rPr>
+        <w:t xml:space="preserve"> базовый набор компонентов: «Служба ядра СУБД» и «Полнотекстовой и семантический поиск». Как представлено на рисунке 3.5.</w:t>
       </w:r>
     </w:p>
     <w:p>
@@ -12140,7 +12515,31 @@
         <w:rPr>
           <w:lang w:val="ru-RU"/>
         </w:rPr>
-        <w:t>В разделе правила компонента всё оставляем по умолчанию и переходим в раздел «</w:t>
+        <w:t xml:space="preserve">В разделе правила компонента </w:t>
+      </w:r>
+      <w:r>
+        <w:rPr>
+          <w:lang w:val="ru-RU"/>
+        </w:rPr>
+        <w:t>нужно оставить всё</w:t>
+      </w:r>
+      <w:r>
+        <w:rPr>
+          <w:lang w:val="ru-RU"/>
+        </w:rPr>
+        <w:t xml:space="preserve"> по умолчанию и пере</w:t>
+      </w:r>
+      <w:r>
+        <w:rPr>
+          <w:lang w:val="ru-RU"/>
+        </w:rPr>
+        <w:t>йти</w:t>
+      </w:r>
+      <w:r>
+        <w:rPr>
+          <w:lang w:val="ru-RU"/>
+        </w:rPr>
+        <w:t xml:space="preserve"> в раздел «</w:t>
       </w:r>
       <w:r>
         <w:rPr>
@@ -12158,7 +12557,19 @@
         <w:rPr>
           <w:lang w:val="ru-RU"/>
         </w:rPr>
-        <w:t xml:space="preserve"> где можно настроить работу служб </w:t>
+        <w:t xml:space="preserve"> где </w:t>
+      </w:r>
+      <w:r>
+        <w:rPr>
+          <w:lang w:val="ru-RU"/>
+        </w:rPr>
+        <w:t xml:space="preserve">имеется возможность </w:t>
+      </w:r>
+      <w:r>
+        <w:rPr>
+          <w:lang w:val="ru-RU"/>
+        </w:rPr>
+        <w:t xml:space="preserve">настроить работу служб </w:t>
       </w:r>
       <w:r>
         <w:t>SQL</w:t>
@@ -12196,19 +12607,19 @@
         <w:rPr>
           <w:lang w:val="ru-RU"/>
         </w:rPr>
-        <w:t xml:space="preserve">Так же можем зайти в меню "Параметры сортировки" — это настройки таблицы кодировок. </w:t>
-      </w:r>
-      <w:r>
-        <w:rPr>
-          <w:lang w:val="ru-RU"/>
-        </w:rPr>
-        <w:t>В</w:t>
-      </w:r>
-      <w:r>
-        <w:rPr>
-          <w:lang w:val="ru-RU"/>
-        </w:rPr>
-        <w:t>ыполнять сортировку, как учитывать верхний и нижний регистр, как реагировать на символы, и т.п.</w:t>
+        <w:t xml:space="preserve">Так же </w:t>
+      </w:r>
+      <w:r>
+        <w:rPr>
+          <w:lang w:val="ru-RU"/>
+        </w:rPr>
+        <w:t>можно</w:t>
+      </w:r>
+      <w:r>
+        <w:rPr>
+          <w:lang w:val="ru-RU"/>
+        </w:rPr>
+        <w:t xml:space="preserve"> зайти в меню "Параметры сортировки" — это настройки таблицы кодировок.</w:t>
       </w:r>
       <w:r>
         <w:rPr>
@@ -12299,13 +12710,19 @@
         <w:rPr>
           <w:lang w:val="ru-RU"/>
         </w:rPr>
-        <w:t>В разделе «Настройка ядра СУБД» н</w:t>
-      </w:r>
-      <w:r>
-        <w:rPr>
-          <w:lang w:val="ru-RU"/>
-        </w:rPr>
-        <w:t xml:space="preserve">ам предлагают выбор режим входа под учетными записями </w:t>
+        <w:t xml:space="preserve">В разделе «Настройка ядра СУБД» </w:t>
+      </w:r>
+      <w:r>
+        <w:rPr>
+          <w:lang w:val="ru-RU"/>
+        </w:rPr>
+        <w:t>предлагается</w:t>
+      </w:r>
+      <w:r>
+        <w:rPr>
+          <w:lang w:val="ru-RU"/>
+        </w:rPr>
+        <w:t xml:space="preserve"> выбор входа под учетными записями </w:t>
       </w:r>
       <w:r>
         <w:t>Windows</w:t>
@@ -12347,18 +12764,6 @@
         <w:rPr>
           <w:lang w:val="ru-RU"/>
         </w:rPr>
-        <w:t>в</w:t>
-      </w:r>
-      <w:r>
-        <w:rPr>
-          <w:lang w:val="ru-RU"/>
-        </w:rPr>
-        <w:t xml:space="preserve">ам </w:t>
-      </w:r>
-      <w:r>
-        <w:rPr>
-          <w:lang w:val="ru-RU"/>
-        </w:rPr>
         <w:t>предложат</w:t>
       </w:r>
       <w:r>
@@ -12389,7 +12794,19 @@
         <w:rPr>
           <w:lang w:val="ru-RU"/>
         </w:rPr>
-        <w:t xml:space="preserve"> Оставляем режим аутентификации </w:t>
+        <w:t xml:space="preserve"> </w:t>
+      </w:r>
+      <w:r>
+        <w:rPr>
+          <w:lang w:val="ru-RU"/>
+        </w:rPr>
+        <w:t xml:space="preserve">Нужно оставить </w:t>
+      </w:r>
+      <w:r>
+        <w:rPr>
+          <w:lang w:val="ru-RU"/>
+        </w:rPr>
+        <w:t xml:space="preserve">режим аутентификации </w:t>
       </w:r>
       <w:r>
         <w:t>Windows</w:t>
@@ -12398,7 +12815,19 @@
         <w:rPr>
           <w:lang w:val="ru-RU"/>
         </w:rPr>
-        <w:t xml:space="preserve"> и выбираем пользователя</w:t>
+        <w:t xml:space="preserve"> и </w:t>
+      </w:r>
+      <w:r>
+        <w:rPr>
+          <w:lang w:val="ru-RU"/>
+        </w:rPr>
+        <w:t xml:space="preserve">выбрать </w:t>
+      </w:r>
+      <w:r>
+        <w:rPr>
+          <w:lang w:val="ru-RU"/>
+        </w:rPr>
+        <w:t>пользователя</w:t>
       </w:r>
       <w:r>
         <w:rPr>
@@ -12692,7 +13121,49 @@
           <w:shd w:val="clear" w:color="auto" w:fill="FFFFFF"/>
           <w:lang w:val="ru-RU"/>
         </w:rPr>
-        <w:t xml:space="preserve"> 2019 завершена, нам нужно установить приложение, с помощью которого мы будем подключаться к серверу баз данных. Это</w:t>
+        <w:t xml:space="preserve"> 2019 завершена, нужно установить приложение, с помощью которого </w:t>
+      </w:r>
+      <w:r>
+        <w:rPr>
+          <w:shd w:val="clear" w:color="auto" w:fill="FFFFFF"/>
+          <w:lang w:val="ru-RU"/>
+        </w:rPr>
+        <w:t>будет происходить</w:t>
+      </w:r>
+      <w:r>
+        <w:rPr>
+          <w:shd w:val="clear" w:color="auto" w:fill="FFFFFF"/>
+          <w:lang w:val="ru-RU"/>
+        </w:rPr>
+        <w:t xml:space="preserve"> подключа</w:t>
+      </w:r>
+      <w:r>
+        <w:rPr>
+          <w:shd w:val="clear" w:color="auto" w:fill="FFFFFF"/>
+          <w:lang w:val="ru-RU"/>
+        </w:rPr>
+        <w:t xml:space="preserve">ение </w:t>
+      </w:r>
+      <w:r>
+        <w:rPr>
+          <w:shd w:val="clear" w:color="auto" w:fill="FFFFFF"/>
+          <w:lang w:val="ru-RU"/>
+        </w:rPr>
+        <w:t>к серверу баз</w:t>
+      </w:r>
+      <w:r>
+        <w:rPr>
+          <w:shd w:val="clear" w:color="auto" w:fill="FFFFFF"/>
+          <w:lang w:val="ru-RU"/>
+        </w:rPr>
+        <w:t>ы</w:t>
+      </w:r>
+      <w:r>
+        <w:rPr>
+          <w:shd w:val="clear" w:color="auto" w:fill="FFFFFF"/>
+          <w:lang w:val="ru-RU"/>
+        </w:rPr>
+        <w:t xml:space="preserve"> данных. Это</w:t>
       </w:r>
       <w:r>
         <w:rPr>
@@ -12856,11 +13327,32 @@
           <w:shd w:val="clear" w:color="auto" w:fill="FFFFFF"/>
           <w:lang w:val="ru-RU"/>
         </w:rPr>
-        <w:t xml:space="preserve">Заходим снова в центр установки </w:t>
+        <w:t>Необходимо</w:t>
       </w:r>
       <w:r>
         <w:rPr>
           <w:shd w:val="clear" w:color="auto" w:fill="FFFFFF"/>
+          <w:lang w:val="ru-RU"/>
+        </w:rPr>
+        <w:t xml:space="preserve"> снова </w:t>
+      </w:r>
+      <w:r>
+        <w:rPr>
+          <w:shd w:val="clear" w:color="auto" w:fill="FFFFFF"/>
+          <w:lang w:val="ru-RU"/>
+        </w:rPr>
+        <w:t xml:space="preserve">зайти </w:t>
+      </w:r>
+      <w:r>
+        <w:rPr>
+          <w:shd w:val="clear" w:color="auto" w:fill="FFFFFF"/>
+          <w:lang w:val="ru-RU"/>
+        </w:rPr>
+        <w:t xml:space="preserve">в центр установки </w:t>
+      </w:r>
+      <w:r>
+        <w:rPr>
+          <w:shd w:val="clear" w:color="auto" w:fill="FFFFFF"/>
         </w:rPr>
         <w:t>SQL</w:t>
       </w:r>
@@ -12882,7 +13374,21 @@
           <w:shd w:val="clear" w:color="auto" w:fill="FFFFFF"/>
           <w:lang w:val="ru-RU"/>
         </w:rPr>
-        <w:t xml:space="preserve"> и наживаем "Установить средства управления </w:t>
+        <w:t xml:space="preserve"> и </w:t>
+      </w:r>
+      <w:r>
+        <w:rPr>
+          <w:shd w:val="clear" w:color="auto" w:fill="FFFFFF"/>
+          <w:lang w:val="ru-RU"/>
+        </w:rPr>
+        <w:t>нажать</w:t>
+      </w:r>
+      <w:r>
+        <w:rPr>
+          <w:shd w:val="clear" w:color="auto" w:fill="FFFFFF"/>
+          <w:lang w:val="ru-RU"/>
+        </w:rPr>
+        <w:t xml:space="preserve"> "Установить средства управления </w:t>
       </w:r>
       <w:r>
         <w:rPr>
@@ -13030,7 +13536,7 @@
         <w:rPr>
           <w:lang w:val="ru-RU"/>
         </w:rPr>
-        <w:t>При нажатии у нас откроется</w:t>
+        <w:t>При нажатии откроется</w:t>
       </w:r>
       <w:r>
         <w:rPr>
@@ -13061,13 +13567,13 @@
         <w:rPr>
           <w:lang w:val="ru-RU"/>
         </w:rPr>
-        <w:t xml:space="preserve"> </w:t>
-      </w:r>
-      <w:r>
-        <w:rPr>
-          <w:lang w:val="ru-RU"/>
-        </w:rPr>
-        <w:t xml:space="preserve">и нам нужно будет скачать </w:t>
+        <w:t>, от куда можно</w:t>
+      </w:r>
+      <w:r>
+        <w:rPr>
+          <w:lang w:val="ru-RU"/>
+        </w:rPr>
+        <w:t xml:space="preserve"> скачать </w:t>
       </w:r>
       <w:r>
         <w:t>SSMS</w:t>
@@ -13076,7 +13582,19 @@
         <w:rPr>
           <w:lang w:val="ru-RU"/>
         </w:rPr>
-        <w:t>. Нажимаем "Установить"</w:t>
+        <w:t xml:space="preserve">. </w:t>
+      </w:r>
+      <w:r>
+        <w:rPr>
+          <w:lang w:val="ru-RU"/>
+        </w:rPr>
+        <w:t>Требуется нажать</w:t>
+      </w:r>
+      <w:r>
+        <w:rPr>
+          <w:lang w:val="ru-RU"/>
+        </w:rPr>
+        <w:t xml:space="preserve"> "Установить"</w:t>
       </w:r>
       <w:r>
         <w:rPr>
@@ -14806,6 +15324,7 @@
         <w:rPr>
           <w:noProof/>
         </w:rPr>
+        <w:lastRenderedPageBreak/>
         <w:drawing>
           <wp:inline distT="0" distB="0" distL="0" distR="0" wp14:anchorId="347FA585" wp14:editId="1FFDA993">
             <wp:extent cx="1152525" cy="1266825"/>
@@ -14863,6 +15382,9 @@
     <w:p>
       <w:pPr>
         <w:pStyle w:val="a0"/>
+        <w:rPr>
+          <w:lang w:val="ru-RU"/>
+        </w:rPr>
       </w:pPr>
       <w:r>
         <w:rPr>
@@ -15065,6 +15587,7 @@
         <w:rPr>
           <w:noProof/>
         </w:rPr>
+        <w:lastRenderedPageBreak/>
         <w:drawing>
           <wp:inline distT="0" distB="0" distL="0" distR="0" wp14:anchorId="58DB1D5B" wp14:editId="593DA55F">
             <wp:extent cx="5172075" cy="2913987"/>
@@ -15723,6 +16246,7 @@
         <w:pStyle w:val="aa"/>
       </w:pPr>
       <w:r>
+        <w:lastRenderedPageBreak/>
         <w:t xml:space="preserve">Таблица </w:t>
       </w:r>
       <w:r>
@@ -17383,6 +17907,7 @@
         <w:pStyle w:val="a4"/>
       </w:pPr>
       <w:r>
+        <w:lastRenderedPageBreak/>
         <w:t>где</w:t>
       </w:r>
       <w:r>
@@ -18767,6 +19292,7 @@
         <w:rPr>
           <w:lang w:val="ru-RU"/>
         </w:rPr>
+        <w:lastRenderedPageBreak/>
         <w:t xml:space="preserve">Амортизация </w:t>
       </w:r>
       <w:r>
@@ -20548,6 +21074,7 @@
         <w:pStyle w:val="a4"/>
       </w:pPr>
       <w:r>
+        <w:lastRenderedPageBreak/>
         <w:t>где</w:t>
       </w:r>
       <w:r>
@@ -21379,6 +21906,7 @@
         <w:rPr>
           <w:rStyle w:val="ad"/>
         </w:rPr>
+        <w:lastRenderedPageBreak/>
         <w:tab/>
         <w:t>ДЗП</w:t>
       </w:r>
@@ -22745,6 +23273,7 @@
         <w:rPr>
           <w:rStyle w:val="ad"/>
         </w:rPr>
+        <w:lastRenderedPageBreak/>
         <w:tab/>
         <w:t>20,4</w:t>
       </w:r>
@@ -23390,6 +23919,7 @@
         <w:pStyle w:val="a4"/>
       </w:pPr>
       <w:r>
+        <w:lastRenderedPageBreak/>
         <w:t>где</w:t>
       </w:r>
       <w:r>
@@ -23963,6 +24493,7 @@
         <w:pStyle w:val="a9"/>
       </w:pPr>
       <w:r>
+        <w:lastRenderedPageBreak/>
         <w:tab/>
       </w:r>
       <m:oMath>
@@ -24630,6 +25161,7 @@
         <w:rPr>
           <w:i/>
         </w:rPr>
+        <w:lastRenderedPageBreak/>
         <w:tab/>
         <w:t>СВ</w:t>
       </w:r>
@@ -25195,6 +25727,7 @@
         <w:pStyle w:val="a9"/>
       </w:pPr>
       <w:r>
+        <w:lastRenderedPageBreak/>
         <w:tab/>
       </w:r>
       <m:oMath>
@@ -25831,6 +26364,7 @@
       </w:pPr>
       <w:bookmarkStart w:id="36" w:name="_Toc135403343"/>
       <w:r>
+        <w:lastRenderedPageBreak/>
         <w:t>5</w:t>
       </w:r>
       <w:r>
@@ -25990,7 +26524,14 @@
         <w:rPr>
           <w:lang w:val="ru-RU"/>
         </w:rPr>
-        <w:t>При недостаточном освещении приходится напрягать зрение, при этом ослабляется внимание и это приводит к наступлению преждевременной утомленности. Слишком яркое освещение тоже плохо, так как оно вызывает ослепление, раздражение и резь в глазах.</w:t>
+        <w:t xml:space="preserve">При недостаточном освещении приходится напрягать зрение, при этом ослабляется внимание и это приводит к наступлению преждевременной утомленности. </w:t>
+      </w:r>
+      <w:r>
+        <w:rPr>
+          <w:lang w:val="ru-RU"/>
+        </w:rPr>
+        <w:lastRenderedPageBreak/>
+        <w:t>Слишком яркое освещение тоже плохо, так как оно вызывает ослепление, раздражение и резь в глазах.</w:t>
       </w:r>
       <w:r>
         <w:rPr>
@@ -26174,6 +26715,7 @@
       </w:pPr>
       <w:bookmarkStart w:id="37" w:name="_Toc135403344"/>
       <w:r>
+        <w:lastRenderedPageBreak/>
         <w:t>З</w:t>
       </w:r>
       <w:r>
@@ -26252,6 +26794,7 @@
       </w:pPr>
       <w:bookmarkStart w:id="38" w:name="_Toc135403345"/>
       <w:r>
+        <w:lastRenderedPageBreak/>
         <w:t>Список</w:t>
       </w:r>
       <w:r>
@@ -26703,6 +27246,7 @@
       <w:bookmarkStart w:id="41" w:name="_Toc91549455"/>
       <w:bookmarkStart w:id="42" w:name="_Toc135403346"/>
       <w:r>
+        <w:lastRenderedPageBreak/>
         <w:t>Приложение А</w:t>
       </w:r>
       <w:bookmarkEnd w:id="39"/>
@@ -27598,6 +28142,7 @@
         </w:rPr>
       </w:pPr>
       <w:r>
+        <w:lastRenderedPageBreak/>
         <w:t>Программный</w:t>
       </w:r>
       <w:r>
@@ -27955,11 +28500,17 @@
     <w:p>
       <w:pPr>
         <w:pStyle w:val="code"/>
+        <w:rPr>
+          <w:lang w:val="ru-RU"/>
+        </w:rPr>
       </w:pPr>
       <w:r>
         <w:t xml:space="preserve">            </w:t>
       </w:r>
       <w:r>
+        <w:rPr>
+          <w:lang w:val="ru-RU"/>
+        </w:rPr>
         <w:t>}</w:t>
       </w:r>
     </w:p>
@@ -27971,6 +28522,9 @@
         </w:rPr>
       </w:pPr>
       <w:r>
+        <w:rPr>
+          <w:lang w:val="ru-RU"/>
+        </w:rPr>
         <w:t xml:space="preserve">            </w:t>
       </w:r>
       <w:r>
@@ -28462,6 +29016,9 @@
     <w:p>
       <w:pPr>
         <w:pStyle w:val="code"/>
+        <w:rPr>
+          <w:lang w:val="ru-RU"/>
+        </w:rPr>
       </w:pPr>
       <w:r>
         <w:t xml:space="preserve">                </w:t>
@@ -28470,14 +29027,23 @@
         <w:t>Close</w:t>
       </w:r>
       <w:r>
+        <w:rPr>
+          <w:lang w:val="ru-RU"/>
+        </w:rPr>
         <w:t>();</w:t>
       </w:r>
     </w:p>
     <w:p>
       <w:pPr>
         <w:pStyle w:val="code"/>
-      </w:pPr>
-      <w:r>
+        <w:rPr>
+          <w:lang w:val="ru-RU"/>
+        </w:rPr>
+      </w:pPr>
+      <w:r>
+        <w:rPr>
+          <w:lang w:val="ru-RU"/>
+        </w:rPr>
         <w:t xml:space="preserve">            }</w:t>
       </w:r>
     </w:p>
@@ -28489,6 +29055,9 @@
         </w:rPr>
       </w:pPr>
       <w:r>
+        <w:rPr>
+          <w:lang w:val="ru-RU"/>
+        </w:rPr>
         <w:t xml:space="preserve">            </w:t>
       </w:r>
       <w:r>
@@ -28622,6 +29191,7 @@
         </w:rPr>
       </w:pPr>
       <w:r>
+        <w:lastRenderedPageBreak/>
         <w:t>Программный</w:t>
       </w:r>
       <w:r>
@@ -30391,6 +30961,7 @@
         <w:pStyle w:val="code"/>
       </w:pPr>
       <w:r>
+        <w:lastRenderedPageBreak/>
         <w:t xml:space="preserve">            DataClass.SelectedUser = NewItem;</w:t>
       </w:r>
     </w:p>
@@ -32398,6 +32969,7 @@
         </w:rPr>
       </w:pPr>
       <w:r>
+        <w:lastRenderedPageBreak/>
         <w:t>Программный</w:t>
       </w:r>
       <w:r>
@@ -33272,6 +33844,7 @@
         <w:rPr>
           <w:color w:val="0000FF"/>
         </w:rPr>
+        <w:lastRenderedPageBreak/>
         <w:t>using</w:t>
       </w:r>
       <w:r>
@@ -35156,6 +35729,7 @@
         </w:rPr>
       </w:pPr>
       <w:r>
+        <w:lastRenderedPageBreak/>
         <w:t>Программный</w:t>
       </w:r>
       <w:r>
@@ -36030,6 +36604,7 @@
         <w:pStyle w:val="code"/>
       </w:pPr>
       <w:r>
+        <w:lastRenderedPageBreak/>
         <w:t xml:space="preserve">        </w:t>
       </w:r>
       <w:r>
@@ -36853,6 +37428,7 @@
         <w:pStyle w:val="code"/>
       </w:pPr>
       <w:r>
+        <w:lastRenderedPageBreak/>
         <w:t xml:space="preserve">                SZVMGrid.ItemsSource = DataClass.DataBase.FormsSZV_M.Where(list =&gt; list.InsurerId == DataClass.SelectedInsurer.Id).ToList();</w:t>
       </w:r>
     </w:p>
@@ -37820,6 +38396,7 @@
         <w:pStyle w:val="code"/>
       </w:pPr>
       <w:r>
+        <w:lastRenderedPageBreak/>
         <w:t xml:space="preserve">            }</w:t>
       </w:r>
     </w:p>
@@ -38702,6 +39279,7 @@
         <w:pStyle w:val="code"/>
       </w:pPr>
       <w:r>
+        <w:lastRenderedPageBreak/>
         <w:t xml:space="preserve">                        WorkerGrid.SelectedIndex++;</w:t>
       </w:r>
     </w:p>
@@ -40370,6 +40948,7 @@
         <w:pStyle w:val="code"/>
       </w:pPr>
       <w:r>
+        <w:lastRenderedPageBreak/>
         <w:t xml:space="preserve">            NavigationService.Navigate(</w:t>
       </w:r>
       <w:r>
@@ -41287,6 +41866,7 @@
         <w:pStyle w:val="code"/>
       </w:pPr>
       <w:r>
+        <w:lastRenderedPageBreak/>
         <w:t xml:space="preserve">        </w:t>
       </w:r>
       <w:r>
@@ -42150,6 +42730,7 @@
         <w:pStyle w:val="code"/>
       </w:pPr>
       <w:r>
+        <w:lastRenderedPageBreak/>
         <w:t xml:space="preserve">        </w:t>
       </w:r>
       <w:r>
@@ -43275,6 +43856,7 @@
         <w:rPr>
           <w:lang w:val="ru-RU"/>
         </w:rPr>
+        <w:lastRenderedPageBreak/>
         <w:t xml:space="preserve">                </w:t>
       </w:r>
       <w:r>
@@ -44361,6 +44943,7 @@
         <w:pStyle w:val="code"/>
       </w:pPr>
       <w:r>
+        <w:lastRenderedPageBreak/>
         <w:t xml:space="preserve">        </w:t>
       </w:r>
       <w:r>
@@ -45175,6 +45758,7 @@
         <w:pStyle w:val="code"/>
       </w:pPr>
       <w:r>
+        <w:lastRenderedPageBreak/>
         <w:t xml:space="preserve">        </w:t>
       </w:r>
       <w:r>
@@ -46149,6 +46733,7 @@
         <w:pStyle w:val="code"/>
       </w:pPr>
       <w:r>
+        <w:lastRenderedPageBreak/>
         <w:t xml:space="preserve">            {</w:t>
       </w:r>
     </w:p>
@@ -49070,6 +49655,7 @@
         </w:rPr>
       </w:pPr>
       <w:r>
+        <w:lastRenderedPageBreak/>
         <w:t>Программный</w:t>
       </w:r>
       <w:r>
@@ -51051,6 +51637,7 @@
         <w:rPr>
           <w:color w:val="000000"/>
         </w:rPr>
+        <w:lastRenderedPageBreak/>
         <w:t xml:space="preserve">        </w:t>
       </w:r>
       <w:r>
@@ -52138,6 +52725,7 @@
         </w:rPr>
       </w:pPr>
       <w:r>
+        <w:lastRenderedPageBreak/>
         <w:t>Программный</w:t>
       </w:r>
       <w:r>
@@ -52859,6 +53447,7 @@
         <w:pStyle w:val="code"/>
       </w:pPr>
       <w:r>
+        <w:lastRenderedPageBreak/>
         <w:t xml:space="preserve">            catch (Exception ex)</w:t>
       </w:r>
     </w:p>
@@ -53328,6 +53917,7 @@
         <w:pStyle w:val="code"/>
       </w:pPr>
       <w:r>
+        <w:lastRenderedPageBreak/>
         <w:t xml:space="preserve">            XElement content = new XElement(xnamespace + "ОтчетныйПериод", new object[]</w:t>
       </w:r>
     </w:p>
@@ -54254,6 +54844,7 @@
         <w:pStyle w:val="code"/>
       </w:pPr>
       <w:r>
+        <w:lastRenderedPageBreak/>
         <w:t xml:space="preserve">                }),</w:t>
       </w:r>
     </w:p>
@@ -55186,6 +55777,7 @@
         </w:rPr>
       </w:pPr>
       <w:r>
+        <w:lastRenderedPageBreak/>
         <w:t>Программный</w:t>
       </w:r>
       <w:r>

--- a/files/Записка/Kuznetsov_Ivan_poyasnitelnaya_zapiska.docx
+++ b/files/Записка/Kuznetsov_Ivan_poyasnitelnaya_zapiska.docx
@@ -5026,15 +5026,6 @@
         </w:rPr>
         <w:t>Разработка приложения для подготовки бухгалтерской отчетности является актуальной задачей, так как осуществление подготовки отчетности является трудоемким и сложным процессом, требующим большого количества времени и усилий. Реализация данной задачи наиболее разумна при использовании вычислительной техники, так как она может упростить процесс и сделать его более быстрым, а также уменьшить количество ошибок в отчетности.</w:t>
       </w:r>
-      <w:commentRangeStart w:id="2"/>
-      <w:commentRangeEnd w:id="2"/>
-      <w:r>
-        <w:rPr>
-          <w:rStyle w:val="CommentReference"/>
-          <w:lang w:val="ru-RU"/>
-        </w:rPr>
-        <w:commentReference w:id="2"/>
-      </w:r>
     </w:p>
     <w:p>
       <w:pPr>
@@ -5266,7 +5257,7 @@
         <w:pStyle w:val="a6"/>
         <w:outlineLvl w:val="0"/>
       </w:pPr>
-      <w:bookmarkStart w:id="3" w:name="_Toc135403326"/>
+      <w:bookmarkStart w:id="2" w:name="_Toc135403326"/>
       <w:r>
         <w:lastRenderedPageBreak/>
         <w:t xml:space="preserve">1 </w:t>
@@ -5274,7 +5265,7 @@
       <w:r>
         <w:t>Исследовательский раздел</w:t>
       </w:r>
-      <w:bookmarkEnd w:id="3"/>
+      <w:bookmarkEnd w:id="2"/>
     </w:p>
     <w:p>
       <w:pPr>
@@ -5577,21 +5568,36 @@
     </w:p>
     <w:p>
       <w:pPr>
-        <w:pStyle w:val="List"/>
-        <w:numPr>
-          <w:ilvl w:val="0"/>
-          <w:numId w:val="0"/>
-        </w:numPr>
-        <w:ind w:left="1418" w:hanging="284"/>
-      </w:pPr>
-      <w:r>
+        <w:pStyle w:val="a0"/>
+        <w:rPr>
+          <w:lang w:val="ru-RU"/>
+        </w:rPr>
+      </w:pPr>
+      <w:r>
+        <w:rPr>
+          <w:rStyle w:val="a1"/>
+          <w:lang w:val="ru-RU"/>
+        </w:rPr>
         <w:t xml:space="preserve">При сравнении </w:t>
       </w:r>
       <w:r>
+        <w:rPr>
+          <w:rStyle w:val="a1"/>
+        </w:rPr>
         <w:t>C</w:t>
       </w:r>
       <w:r>
-        <w:t># с другими языками программирования, можно увидеть, что:</w:t>
+        <w:rPr>
+          <w:rStyle w:val="a1"/>
+          <w:lang w:val="ru-RU"/>
+        </w:rPr>
+        <w:t># с другими языками программирования, можно увидеть, что</w:t>
+      </w:r>
+      <w:r>
+        <w:rPr>
+          <w:lang w:val="ru-RU"/>
+        </w:rPr>
+        <w:t>:</w:t>
       </w:r>
     </w:p>
     <w:p>
@@ -5632,22 +5638,7 @@
         <w:rPr>
           <w:lang w:val="ru-RU"/>
         </w:rPr>
-        <w:t xml:space="preserve">В интернете существует </w:t>
-      </w:r>
-      <w:commentRangeStart w:id="4"/>
-      <w:r>
-        <w:rPr>
-          <w:lang w:val="ru-RU"/>
-        </w:rPr>
-        <w:t>аналог создаваемого приложения</w:t>
-      </w:r>
-      <w:commentRangeEnd w:id="4"/>
-      <w:r>
-        <w:rPr>
-          <w:rStyle w:val="CommentReference"/>
-          <w:lang w:val="ru-RU"/>
-        </w:rPr>
-        <w:commentReference w:id="4"/>
+        <w:t>В интернете существует аналог создаваемого приложения</w:t>
       </w:r>
       <w:r>
         <w:rPr>
@@ -5691,19 +5682,19 @@
         <w:pStyle w:val="a6"/>
         <w:outlineLvl w:val="0"/>
       </w:pPr>
-      <w:bookmarkStart w:id="5" w:name="_Toc135403327"/>
+      <w:bookmarkStart w:id="3" w:name="_Toc135403327"/>
       <w:r>
         <w:lastRenderedPageBreak/>
         <w:t>2 Конструкторский раздел</w:t>
       </w:r>
-      <w:bookmarkEnd w:id="5"/>
+      <w:bookmarkEnd w:id="3"/>
     </w:p>
     <w:p>
       <w:pPr>
         <w:pStyle w:val="a7"/>
         <w:outlineLvl w:val="0"/>
       </w:pPr>
-      <w:bookmarkStart w:id="6" w:name="_Toc135403328"/>
+      <w:bookmarkStart w:id="4" w:name="_Toc135403328"/>
       <w:r>
         <w:t xml:space="preserve">2.1 </w:t>
       </w:r>
@@ -5716,7 +5707,7 @@
       <w:r>
         <w:t>и данных</w:t>
       </w:r>
-      <w:bookmarkEnd w:id="6"/>
+      <w:bookmarkEnd w:id="4"/>
     </w:p>
     <w:p>
       <w:pPr>
@@ -5764,6 +5755,866 @@
             <wp:extent cx="4165434" cy="1962150"/>
             <wp:effectExtent l="0" t="0" r="6985" b="0"/>
             <wp:docPr id="2" name="Picture 2"/>
+            <wp:cNvGraphicFramePr>
+              <a:graphicFrameLocks xmlns:a="http://schemas.openxmlformats.org/drawingml/2006/main" noChangeAspect="1"/>
+            </wp:cNvGraphicFramePr>
+            <a:graphic xmlns:a="http://schemas.openxmlformats.org/drawingml/2006/main">
+              <a:graphicData uri="http://schemas.openxmlformats.org/drawingml/2006/picture">
+                <pic:pic xmlns:pic="http://schemas.openxmlformats.org/drawingml/2006/picture">
+                  <pic:nvPicPr>
+                    <pic:cNvPr id="1" name=""/>
+                    <pic:cNvPicPr/>
+                  </pic:nvPicPr>
+                  <pic:blipFill>
+                    <a:blip r:embed="rId10"/>
+                    <a:stretch>
+                      <a:fillRect/>
+                    </a:stretch>
+                  </pic:blipFill>
+                  <pic:spPr>
+                    <a:xfrm>
+                      <a:off x="0" y="0"/>
+                      <a:ext cx="4192296" cy="1974804"/>
+                    </a:xfrm>
+                    <a:prstGeom prst="rect">
+                      <a:avLst/>
+                    </a:prstGeom>
+                  </pic:spPr>
+                </pic:pic>
+              </a:graphicData>
+            </a:graphic>
+          </wp:inline>
+        </w:drawing>
+      </w:r>
+    </w:p>
+    <w:p>
+      <w:pPr>
+        <w:pStyle w:val="a3"/>
+      </w:pPr>
+      <w:r>
+        <w:t xml:space="preserve">Рисунок </w:t>
+      </w:r>
+      <w:r>
+        <w:t xml:space="preserve">2.1 – </w:t>
+      </w:r>
+      <w:r>
+        <w:t>Модель «Черная сфера»</w:t>
+      </w:r>
+    </w:p>
+    <w:p>
+      <w:pPr>
+        <w:pStyle w:val="a0"/>
+        <w:rPr>
+          <w:lang w:val="ru-RU"/>
+        </w:rPr>
+      </w:pPr>
+      <w:r>
+        <w:rPr>
+          <w:lang w:val="ru-RU"/>
+        </w:rPr>
+        <w:t xml:space="preserve">Представим </w:t>
+      </w:r>
+      <w:r>
+        <w:rPr>
+          <w:color w:val="000000" w:themeColor="text1"/>
+          <w:lang w:val="ru-RU"/>
+        </w:rPr>
+        <w:t>наш</w:t>
+      </w:r>
+      <w:r>
+        <w:rPr>
+          <w:color w:val="000000" w:themeColor="text1"/>
+          <w:lang w:val="ru-RU"/>
+        </w:rPr>
+        <w:t>е приложение</w:t>
+      </w:r>
+      <w:r>
+        <w:rPr>
+          <w:color w:val="000000" w:themeColor="text1"/>
+          <w:lang w:val="ru-RU"/>
+        </w:rPr>
+        <w:t xml:space="preserve"> в</w:t>
+      </w:r>
+      <w:r>
+        <w:rPr>
+          <w:lang w:val="ru-RU"/>
+        </w:rPr>
+        <w:t xml:space="preserve"> виде черной сферы. В </w:t>
+      </w:r>
+      <w:r>
+        <w:rPr>
+          <w:lang w:val="ru-RU"/>
+        </w:rPr>
+        <w:t>приложении</w:t>
+      </w:r>
+      <w:r>
+        <w:rPr>
+          <w:lang w:val="ru-RU"/>
+        </w:rPr>
+        <w:t xml:space="preserve"> будут присутствовать такие выходные данные, как </w:t>
+      </w:r>
+      <w:r>
+        <w:rPr>
+          <w:lang w:val="ru-RU"/>
+        </w:rPr>
+        <w:t>пользователь</w:t>
+      </w:r>
+      <w:r>
+        <w:rPr>
+          <w:lang w:val="ru-RU"/>
+        </w:rPr>
+        <w:t xml:space="preserve"> и </w:t>
+      </w:r>
+      <w:r>
+        <w:rPr>
+          <w:lang w:val="ru-RU"/>
+        </w:rPr>
+        <w:t>сервис</w:t>
+      </w:r>
+      <w:r>
+        <w:rPr>
+          <w:lang w:val="ru-RU"/>
+        </w:rPr>
+        <w:t xml:space="preserve">. На выходе из </w:t>
+      </w:r>
+      <w:r>
+        <w:rPr>
+          <w:lang w:val="ru-RU"/>
+        </w:rPr>
+        <w:t>приложения</w:t>
+      </w:r>
+      <w:r>
+        <w:rPr>
+          <w:lang w:val="ru-RU"/>
+        </w:rPr>
+        <w:t xml:space="preserve"> будет </w:t>
+      </w:r>
+      <w:r>
+        <w:rPr>
+          <w:lang w:val="ru-RU"/>
+        </w:rPr>
+        <w:t>поступать</w:t>
+      </w:r>
+      <w:r>
+        <w:rPr>
+          <w:lang w:val="ru-RU"/>
+        </w:rPr>
+        <w:t xml:space="preserve"> </w:t>
+      </w:r>
+      <w:r>
+        <w:rPr>
+          <w:lang w:val="ru-RU"/>
+        </w:rPr>
+        <w:t>отчёт</w:t>
+      </w:r>
+      <w:r>
+        <w:rPr>
+          <w:lang w:val="ru-RU"/>
+        </w:rPr>
+        <w:t>.</w:t>
+      </w:r>
+      <w:r>
+        <w:rPr>
+          <w:lang w:val="ru-RU"/>
+        </w:rPr>
+        <w:t xml:space="preserve"> </w:t>
+      </w:r>
+      <w:r>
+        <w:rPr>
+          <w:lang w:val="ru-RU"/>
+        </w:rPr>
+        <w:t>Пользователем</w:t>
+      </w:r>
+      <w:r>
+        <w:rPr>
+          <w:lang w:val="ru-RU"/>
+        </w:rPr>
+        <w:t xml:space="preserve"> будет выступать человек, планирующий </w:t>
+      </w:r>
+      <w:r>
+        <w:rPr>
+          <w:lang w:val="ru-RU"/>
+        </w:rPr>
+        <w:t>создать отчёт</w:t>
+      </w:r>
+      <w:r>
+        <w:rPr>
+          <w:lang w:val="ru-RU"/>
+        </w:rPr>
+        <w:t>.</w:t>
+      </w:r>
+      <w:r>
+        <w:rPr>
+          <w:lang w:val="ru-RU"/>
+        </w:rPr>
+        <w:t xml:space="preserve"> </w:t>
+      </w:r>
+      <w:r>
+        <w:rPr>
+          <w:lang w:val="ru-RU"/>
+        </w:rPr>
+        <w:t>Сервис</w:t>
+      </w:r>
+      <w:r>
+        <w:rPr>
+          <w:lang w:val="ru-RU"/>
+        </w:rPr>
+        <w:t xml:space="preserve"> – это то, что позволит пользователю удовлетворить его потребности </w:t>
+      </w:r>
+      <w:r>
+        <w:rPr>
+          <w:lang w:val="ru-RU"/>
+        </w:rPr>
+        <w:t>в создании и валидации отчёта</w:t>
+      </w:r>
+      <w:r>
+        <w:rPr>
+          <w:lang w:val="ru-RU"/>
+        </w:rPr>
+        <w:t xml:space="preserve">. </w:t>
+      </w:r>
+      <w:r>
+        <w:rPr>
+          <w:lang w:val="ru-RU"/>
+        </w:rPr>
+        <w:t xml:space="preserve">Отчётом </w:t>
+      </w:r>
+      <w:r>
+        <w:rPr>
+          <w:lang w:val="ru-RU"/>
+        </w:rPr>
+        <w:t xml:space="preserve">будет результат, полученный после взаимодействия </w:t>
+      </w:r>
+      <w:r>
+        <w:rPr>
+          <w:lang w:val="ru-RU"/>
+        </w:rPr>
+        <w:t>пользователя</w:t>
+      </w:r>
+      <w:r>
+        <w:rPr>
+          <w:lang w:val="ru-RU"/>
+        </w:rPr>
+        <w:t xml:space="preserve"> с </w:t>
+      </w:r>
+      <w:r>
+        <w:rPr>
+          <w:lang w:val="ru-RU"/>
+        </w:rPr>
+        <w:t>сервисом</w:t>
+      </w:r>
+      <w:r>
+        <w:rPr>
+          <w:lang w:val="ru-RU"/>
+        </w:rPr>
+        <w:t xml:space="preserve">. </w:t>
+      </w:r>
+      <w:r>
+        <w:rPr>
+          <w:lang w:val="ru-RU"/>
+        </w:rPr>
+        <w:t xml:space="preserve">Черная </w:t>
+      </w:r>
+      <w:r>
+        <w:rPr>
+          <w:lang w:val="ru-RU"/>
+        </w:rPr>
+        <w:t xml:space="preserve">сфера с </w:t>
+      </w:r>
+      <w:r>
+        <w:rPr>
+          <w:lang w:val="ru-RU"/>
+        </w:rPr>
+        <w:t xml:space="preserve">перечисленными входными и выходными </w:t>
+      </w:r>
+      <w:r>
+        <w:rPr>
+          <w:lang w:val="ru-RU"/>
+        </w:rPr>
+        <w:t xml:space="preserve">параметрами </w:t>
+      </w:r>
+      <w:r>
+        <w:rPr>
+          <w:lang w:val="ru-RU"/>
+        </w:rPr>
+        <w:t>представ</w:t>
+      </w:r>
+      <w:r>
+        <w:rPr>
+          <w:lang w:val="ru-RU"/>
+        </w:rPr>
+        <w:t>лена на рисунке</w:t>
+      </w:r>
+      <w:r>
+        <w:rPr>
+          <w:lang w:val="ru-RU"/>
+        </w:rPr>
+        <w:t> </w:t>
+      </w:r>
+      <w:r>
+        <w:rPr>
+          <w:lang w:val="ru-RU"/>
+        </w:rPr>
+        <w:t>2.2.</w:t>
+      </w:r>
+    </w:p>
+    <w:p>
+      <w:pPr>
+        <w:pStyle w:val="a0"/>
+        <w:spacing w:before="240"/>
+        <w:ind w:left="0" w:right="567"/>
+        <w:jc w:val="center"/>
+        <w:rPr>
+          <w:lang w:val="ru-RU"/>
+        </w:rPr>
+      </w:pPr>
+      <w:r>
+        <w:rPr>
+          <w:noProof/>
+          <w:lang w:val="ru-RU"/>
+        </w:rPr>
+        <w:drawing>
+          <wp:inline distT="0" distB="0" distL="0" distR="0" wp14:anchorId="3F0FFDF4" wp14:editId="23D419EC">
+            <wp:extent cx="5043021" cy="1323975"/>
+            <wp:effectExtent l="0" t="0" r="5715" b="0"/>
+            <wp:docPr id="9" name="Picture 9"/>
+            <wp:cNvGraphicFramePr>
+              <a:graphicFrameLocks xmlns:a="http://schemas.openxmlformats.org/drawingml/2006/main" noChangeAspect="1"/>
+            </wp:cNvGraphicFramePr>
+            <a:graphic xmlns:a="http://schemas.openxmlformats.org/drawingml/2006/main">
+              <a:graphicData uri="http://schemas.openxmlformats.org/drawingml/2006/picture">
+                <pic:pic xmlns:pic="http://schemas.openxmlformats.org/drawingml/2006/picture">
+                  <pic:nvPicPr>
+                    <pic:cNvPr id="1" name=""/>
+                    <pic:cNvPicPr/>
+                  </pic:nvPicPr>
+                  <pic:blipFill>
+                    <a:blip r:embed="rId11"/>
+                    <a:stretch>
+                      <a:fillRect/>
+                    </a:stretch>
+                  </pic:blipFill>
+                  <pic:spPr>
+                    <a:xfrm>
+                      <a:off x="0" y="0"/>
+                      <a:ext cx="5059736" cy="1328363"/>
+                    </a:xfrm>
+                    <a:prstGeom prst="rect">
+                      <a:avLst/>
+                    </a:prstGeom>
+                  </pic:spPr>
+                </pic:pic>
+              </a:graphicData>
+            </a:graphic>
+          </wp:inline>
+        </w:drawing>
+      </w:r>
+    </w:p>
+    <w:p>
+      <w:pPr>
+        <w:pStyle w:val="a3"/>
+      </w:pPr>
+      <w:r>
+        <w:t xml:space="preserve">Рисунок </w:t>
+      </w:r>
+      <w:r>
+        <w:t>2</w:t>
+      </w:r>
+      <w:r>
+        <w:t xml:space="preserve">.2 </w:t>
+      </w:r>
+      <w:r>
+        <w:t xml:space="preserve">– Черная сфера с </w:t>
+      </w:r>
+      <w:r>
+        <w:t>параметрами</w:t>
+      </w:r>
+    </w:p>
+    <w:p>
+      <w:pPr>
+        <w:pStyle w:val="a0"/>
+        <w:rPr>
+          <w:lang w:val="ru-RU"/>
+        </w:rPr>
+      </w:pPr>
+      <w:bookmarkStart w:id="5" w:name="_Toc135403329"/>
+      <w:r>
+        <w:rPr>
+          <w:lang w:val="ru-RU"/>
+        </w:rPr>
+        <w:lastRenderedPageBreak/>
+        <w:t xml:space="preserve">В приложении существует 2 основных процесса отвечающие за генерации листов, каждый лист хранит в себе объекты, представляющие из себя сущности с определенными свойствами необходимыми для их визуального отображения. Сами листы являются источников данных с удобном для манипулирования форматом. Большая часть данных для заполнения подобных листов поступает из базы данных и форматируется под интерфейс. </w:t>
+      </w:r>
+    </w:p>
+    <w:p>
+      <w:pPr>
+        <w:pStyle w:val="a7"/>
+        <w:outlineLvl w:val="0"/>
+      </w:pPr>
+      <w:r>
+        <w:t xml:space="preserve">2.2 </w:t>
+      </w:r>
+      <w:r>
+        <w:t xml:space="preserve">Проектирование </w:t>
+      </w:r>
+      <w:r>
+        <w:t>серверной</w:t>
+      </w:r>
+      <w:r>
+        <w:t xml:space="preserve"> части приложения</w:t>
+      </w:r>
+      <w:bookmarkEnd w:id="5"/>
+    </w:p>
+    <w:p>
+      <w:pPr>
+        <w:pStyle w:val="a7"/>
+        <w:outlineLvl w:val="0"/>
+        <w:rPr>
+          <w:b w:val="0"/>
+          <w:bCs/>
+        </w:rPr>
+      </w:pPr>
+      <w:bookmarkStart w:id="6" w:name="_Toc135403330"/>
+      <w:r>
+        <w:rPr>
+          <w:b w:val="0"/>
+          <w:bCs/>
+        </w:rPr>
+        <w:t>2.2.1 Разработка схемы базы данных</w:t>
+      </w:r>
+      <w:bookmarkEnd w:id="6"/>
+    </w:p>
+    <w:p>
+      <w:pPr>
+        <w:pStyle w:val="a0"/>
+        <w:rPr>
+          <w:lang w:val="ru-RU"/>
+        </w:rPr>
+      </w:pPr>
+      <w:r>
+        <w:rPr>
+          <w:lang w:val="ru-RU"/>
+        </w:rPr>
+        <w:t>Для выявления</w:t>
+      </w:r>
+      <w:r>
+        <w:rPr>
+          <w:lang w:val="ru-RU"/>
+        </w:rPr>
+        <w:t xml:space="preserve"> всех возможных сущностей будущей базы</w:t>
+      </w:r>
+      <w:r>
+        <w:rPr>
+          <w:lang w:val="ru-RU"/>
+        </w:rPr>
+        <w:t xml:space="preserve"> и получения</w:t>
+      </w:r>
+      <w:r>
+        <w:rPr>
+          <w:lang w:val="ru-RU"/>
+        </w:rPr>
+        <w:t xml:space="preserve"> концептуальной модели данных </w:t>
+      </w:r>
+      <w:r>
+        <w:rPr>
+          <w:lang w:val="ru-RU"/>
+        </w:rPr>
+        <w:t>будет проведено несколько</w:t>
+      </w:r>
+      <w:r>
+        <w:rPr>
+          <w:lang w:val="ru-RU"/>
+        </w:rPr>
+        <w:t xml:space="preserve"> серий</w:t>
+      </w:r>
+      <w:r>
+        <w:rPr>
+          <w:lang w:val="ru-RU"/>
+        </w:rPr>
+        <w:t xml:space="preserve"> </w:t>
+      </w:r>
+      <w:r>
+        <w:rPr>
+          <w:lang w:val="ru-RU"/>
+        </w:rPr>
+        <w:t>нормализации</w:t>
+      </w:r>
+      <w:r>
+        <w:rPr>
+          <w:lang w:val="ru-RU"/>
+        </w:rPr>
+        <w:t>.</w:t>
+      </w:r>
+      <w:r>
+        <w:rPr>
+          <w:lang w:val="ru-RU"/>
+        </w:rPr>
+        <w:t xml:space="preserve"> </w:t>
+      </w:r>
+    </w:p>
+    <w:p>
+      <w:pPr>
+        <w:pStyle w:val="a0"/>
+        <w:rPr>
+          <w:lang w:val="ru-RU"/>
+        </w:rPr>
+      </w:pPr>
+      <w:r>
+        <w:rPr>
+          <w:lang w:val="ru-RU"/>
+        </w:rPr>
+        <w:t xml:space="preserve">На первом этапе нормализации </w:t>
+      </w:r>
+      <w:r>
+        <w:rPr>
+          <w:lang w:val="ru-RU"/>
+        </w:rPr>
+        <w:t xml:space="preserve">можно представить модель как связь между клиентом и </w:t>
+      </w:r>
+      <w:r>
+        <w:rPr>
+          <w:lang w:val="ru-RU"/>
+        </w:rPr>
+        <w:t>отчётом</w:t>
+      </w:r>
+      <w:r>
+        <w:rPr>
+          <w:lang w:val="ru-RU"/>
+        </w:rPr>
+        <w:t xml:space="preserve">. </w:t>
+      </w:r>
+      <w:r>
+        <w:rPr>
+          <w:lang w:val="ru-RU"/>
+        </w:rPr>
+        <w:t>Первый этап нормализации</w:t>
+      </w:r>
+      <w:r>
+        <w:rPr>
+          <w:lang w:val="ru-RU"/>
+        </w:rPr>
+        <w:t xml:space="preserve"> </w:t>
+      </w:r>
+      <w:r>
+        <w:rPr>
+          <w:lang w:val="ru-RU"/>
+        </w:rPr>
+        <w:t>представлен</w:t>
+      </w:r>
+      <w:r>
+        <w:rPr>
+          <w:lang w:val="ru-RU"/>
+        </w:rPr>
+        <w:t xml:space="preserve"> на </w:t>
+      </w:r>
+      <w:r>
+        <w:rPr>
+          <w:lang w:val="ru-RU"/>
+        </w:rPr>
+        <w:t>рисунке</w:t>
+      </w:r>
+      <w:r>
+        <w:rPr>
+          <w:lang w:val="ru-RU"/>
+        </w:rPr>
+        <w:t> </w:t>
+      </w:r>
+      <w:r>
+        <w:rPr>
+          <w:lang w:val="ru-RU"/>
+        </w:rPr>
+        <w:t>2</w:t>
+      </w:r>
+      <w:r>
+        <w:rPr>
+          <w:lang w:val="ru-RU"/>
+        </w:rPr>
+        <w:t>.3.</w:t>
+      </w:r>
+    </w:p>
+    <w:p>
+      <w:pPr>
+        <w:pStyle w:val="a0"/>
+        <w:spacing w:before="240"/>
+        <w:ind w:left="0" w:right="567"/>
+        <w:jc w:val="center"/>
+        <w:rPr>
+          <w:lang w:val="ru-RU"/>
+        </w:rPr>
+      </w:pPr>
+      <w:r>
+        <w:rPr>
+          <w:noProof/>
+          <w:lang w:val="ru-RU"/>
+        </w:rPr>
+        <w:drawing>
+          <wp:inline distT="0" distB="0" distL="0" distR="0" wp14:anchorId="3FF5A483" wp14:editId="5AE91B38">
+            <wp:extent cx="5582892" cy="2533650"/>
+            <wp:effectExtent l="0" t="0" r="0" b="0"/>
+            <wp:docPr id="10" name="Picture 10"/>
+            <wp:cNvGraphicFramePr>
+              <a:graphicFrameLocks xmlns:a="http://schemas.openxmlformats.org/drawingml/2006/main" noChangeAspect="1"/>
+            </wp:cNvGraphicFramePr>
+            <a:graphic xmlns:a="http://schemas.openxmlformats.org/drawingml/2006/main">
+              <a:graphicData uri="http://schemas.openxmlformats.org/drawingml/2006/picture">
+                <pic:pic xmlns:pic="http://schemas.openxmlformats.org/drawingml/2006/picture">
+                  <pic:nvPicPr>
+                    <pic:cNvPr id="1" name=""/>
+                    <pic:cNvPicPr/>
+                  </pic:nvPicPr>
+                  <pic:blipFill>
+                    <a:blip r:embed="rId12"/>
+                    <a:stretch>
+                      <a:fillRect/>
+                    </a:stretch>
+                  </pic:blipFill>
+                  <pic:spPr>
+                    <a:xfrm>
+                      <a:off x="0" y="0"/>
+                      <a:ext cx="5593851" cy="2538624"/>
+                    </a:xfrm>
+                    <a:prstGeom prst="rect">
+                      <a:avLst/>
+                    </a:prstGeom>
+                  </pic:spPr>
+                </pic:pic>
+              </a:graphicData>
+            </a:graphic>
+          </wp:inline>
+        </w:drawing>
+      </w:r>
+    </w:p>
+    <w:p>
+      <w:pPr>
+        <w:pStyle w:val="a3"/>
+      </w:pPr>
+      <w:r>
+        <w:t xml:space="preserve">Рисунок </w:t>
+      </w:r>
+      <w:r>
+        <w:t>2.3</w:t>
+      </w:r>
+      <w:r>
+        <w:t xml:space="preserve"> </w:t>
+      </w:r>
+      <w:r>
+        <w:t xml:space="preserve">– </w:t>
+      </w:r>
+      <w:r>
+        <w:t>Первый этап нормализации</w:t>
+      </w:r>
+    </w:p>
+    <w:p>
+      <w:pPr>
+        <w:pStyle w:val="a0"/>
+        <w:rPr>
+          <w:lang w:val="ru-RU"/>
+        </w:rPr>
+      </w:pPr>
+      <w:r>
+        <w:rPr>
+          <w:lang w:val="ru-RU"/>
+        </w:rPr>
+        <w:t>Во втором этапе нормализации разобьём с</w:t>
+      </w:r>
+      <w:r>
+        <w:rPr>
+          <w:lang w:val="ru-RU"/>
+        </w:rPr>
+        <w:t xml:space="preserve">ущность </w:t>
+      </w:r>
+      <w:r>
+        <w:rPr>
+          <w:lang w:val="ru-RU"/>
+        </w:rPr>
+        <w:t>отчёта</w:t>
+      </w:r>
+      <w:r>
+        <w:rPr>
+          <w:lang w:val="ru-RU"/>
+        </w:rPr>
+        <w:t xml:space="preserve"> на </w:t>
+      </w:r>
+      <w:r>
+        <w:rPr>
+          <w:lang w:val="ru-RU"/>
+        </w:rPr>
+        <w:t>2</w:t>
+      </w:r>
+      <w:r>
+        <w:rPr>
+          <w:lang w:val="ru-RU"/>
+        </w:rPr>
+        <w:t xml:space="preserve"> сущности</w:t>
+      </w:r>
+      <w:r>
+        <w:rPr>
+          <w:lang w:val="ru-RU"/>
+        </w:rPr>
+        <w:t xml:space="preserve">: </w:t>
+      </w:r>
+      <w:r>
+        <w:rPr>
+          <w:lang w:val="ru-RU"/>
+        </w:rPr>
+        <w:t>Страхователь и</w:t>
+      </w:r>
+      <w:r>
+        <w:rPr>
+          <w:lang w:val="ru-RU"/>
+        </w:rPr>
+        <w:t xml:space="preserve"> </w:t>
+      </w:r>
+      <w:r>
+        <w:rPr>
+          <w:lang w:val="ru-RU"/>
+        </w:rPr>
+        <w:t>Работника</w:t>
+      </w:r>
+      <w:r>
+        <w:rPr>
+          <w:lang w:val="ru-RU"/>
+        </w:rPr>
+        <w:t>.</w:t>
+      </w:r>
+      <w:r>
+        <w:rPr>
+          <w:lang w:val="ru-RU"/>
+        </w:rPr>
+        <w:t xml:space="preserve"> Второй этап нормализации</w:t>
+      </w:r>
+      <w:r>
+        <w:rPr>
+          <w:lang w:val="ru-RU"/>
+        </w:rPr>
+        <w:t xml:space="preserve"> на рисунке 2.4.</w:t>
+      </w:r>
+    </w:p>
+    <w:p>
+      <w:pPr>
+        <w:pStyle w:val="a0"/>
+        <w:ind w:left="-283"/>
+        <w:jc w:val="center"/>
+        <w:rPr>
+          <w:lang w:val="ru-RU"/>
+        </w:rPr>
+      </w:pPr>
+      <w:r>
+        <w:rPr>
+          <w:noProof/>
+          <w:lang w:val="ru-RU"/>
+        </w:rPr>
+        <w:lastRenderedPageBreak/>
+        <w:drawing>
+          <wp:inline distT="0" distB="0" distL="0" distR="0" wp14:anchorId="11214990" wp14:editId="030D5370">
+            <wp:extent cx="4263708" cy="3714750"/>
+            <wp:effectExtent l="0" t="0" r="3810" b="0"/>
+            <wp:docPr id="19" name="Picture 19"/>
+            <wp:cNvGraphicFramePr>
+              <a:graphicFrameLocks xmlns:a="http://schemas.openxmlformats.org/drawingml/2006/main" noChangeAspect="1"/>
+            </wp:cNvGraphicFramePr>
+            <a:graphic xmlns:a="http://schemas.openxmlformats.org/drawingml/2006/main">
+              <a:graphicData uri="http://schemas.openxmlformats.org/drawingml/2006/picture">
+                <pic:pic xmlns:pic="http://schemas.openxmlformats.org/drawingml/2006/picture">
+                  <pic:nvPicPr>
+                    <pic:cNvPr id="1" name=""/>
+                    <pic:cNvPicPr/>
+                  </pic:nvPicPr>
+                  <pic:blipFill>
+                    <a:blip r:embed="rId13"/>
+                    <a:stretch>
+                      <a:fillRect/>
+                    </a:stretch>
+                  </pic:blipFill>
+                  <pic:spPr>
+                    <a:xfrm>
+                      <a:off x="0" y="0"/>
+                      <a:ext cx="4294164" cy="3741285"/>
+                    </a:xfrm>
+                    <a:prstGeom prst="rect">
+                      <a:avLst/>
+                    </a:prstGeom>
+                  </pic:spPr>
+                </pic:pic>
+              </a:graphicData>
+            </a:graphic>
+          </wp:inline>
+        </w:drawing>
+      </w:r>
+    </w:p>
+    <w:p>
+      <w:pPr>
+        <w:pStyle w:val="a0"/>
+        <w:ind w:left="0"/>
+        <w:jc w:val="center"/>
+        <w:rPr>
+          <w:lang w:val="ru-RU"/>
+        </w:rPr>
+      </w:pPr>
+      <w:r>
+        <w:rPr>
+          <w:lang w:val="ru-RU"/>
+        </w:rPr>
+        <w:t xml:space="preserve">Рисунок 2.4 – </w:t>
+      </w:r>
+      <w:r>
+        <w:rPr>
+          <w:lang w:val="ru-RU"/>
+        </w:rPr>
+        <w:t>Второй этап нормализации</w:t>
+      </w:r>
+    </w:p>
+    <w:p>
+      <w:pPr>
+        <w:pStyle w:val="a0"/>
+        <w:rPr>
+          <w:lang w:val="ru-RU"/>
+        </w:rPr>
+      </w:pPr>
+      <w:r>
+        <w:rPr>
+          <w:lang w:val="ru-RU"/>
+        </w:rPr>
+        <w:t>В третьем заключительном этапе нормализации получим полную концептуальную схему</w:t>
+      </w:r>
+      <w:r>
+        <w:rPr>
+          <w:lang w:val="ru-RU"/>
+        </w:rPr>
+        <w:t>.</w:t>
+      </w:r>
+      <w:r>
+        <w:rPr>
+          <w:lang w:val="ru-RU"/>
+        </w:rPr>
+        <w:t xml:space="preserve"> </w:t>
+      </w:r>
+      <w:r>
+        <w:rPr>
+          <w:lang w:val="ru-RU"/>
+        </w:rPr>
+        <w:t>Третий этап нормализации представлена на рисунке 2.5.</w:t>
+      </w:r>
+    </w:p>
+    <w:p>
+      <w:pPr>
+        <w:pStyle w:val="a0"/>
+        <w:ind w:left="0"/>
+        <w:jc w:val="center"/>
+        <w:rPr>
+          <w:lang w:val="ru-RU"/>
+        </w:rPr>
+      </w:pPr>
+      <w:r>
+        <w:rPr>
+          <w:noProof/>
+          <w:lang w:val="ru-RU"/>
+        </w:rPr>
+        <w:drawing>
+          <wp:inline distT="0" distB="0" distL="0" distR="0" wp14:anchorId="0A6B12AB" wp14:editId="1929EA5C">
+            <wp:extent cx="4960371" cy="3133725"/>
+            <wp:effectExtent l="0" t="0" r="0" b="0"/>
+            <wp:docPr id="33" name="Picture 33"/>
             <wp:cNvGraphicFramePr>
               <a:graphicFrameLocks xmlns:a="http://schemas.openxmlformats.org/drawingml/2006/main" noChangeAspect="1"/>
             </wp:cNvGraphicFramePr>
@@ -5783,7 +6634,7 @@
                   <pic:spPr>
                     <a:xfrm>
                       <a:off x="0" y="0"/>
-                      <a:ext cx="4192296" cy="1974804"/>
+                      <a:ext cx="4984230" cy="3148798"/>
                     </a:xfrm>
                     <a:prstGeom prst="rect">
                       <a:avLst/>
@@ -5798,273 +6649,56 @@
     </w:p>
     <w:p>
       <w:pPr>
-        <w:pStyle w:val="a3"/>
-      </w:pPr>
-      <w:r>
-        <w:t xml:space="preserve">Рисунок </w:t>
-      </w:r>
-      <w:r>
-        <w:t xml:space="preserve">2.1 – </w:t>
-      </w:r>
-      <w:r>
-        <w:t>Модель «Черная сфера»</w:t>
-      </w:r>
-    </w:p>
-    <w:p>
-      <w:pPr>
         <w:pStyle w:val="a0"/>
-        <w:rPr>
-          <w:lang w:val="ru-RU"/>
-        </w:rPr>
-      </w:pPr>
-      <w:r>
-        <w:rPr>
-          <w:lang w:val="ru-RU"/>
-        </w:rPr>
-        <w:t xml:space="preserve">Представим </w:t>
-      </w:r>
-      <w:r>
-        <w:rPr>
-          <w:color w:val="000000" w:themeColor="text1"/>
-          <w:lang w:val="ru-RU"/>
-        </w:rPr>
-        <w:t>наш</w:t>
-      </w:r>
-      <w:r>
-        <w:rPr>
-          <w:color w:val="000000" w:themeColor="text1"/>
-          <w:lang w:val="ru-RU"/>
-        </w:rPr>
-        <w:t>е приложение</w:t>
-      </w:r>
-      <w:r>
-        <w:rPr>
-          <w:color w:val="000000" w:themeColor="text1"/>
-          <w:lang w:val="ru-RU"/>
-        </w:rPr>
-        <w:t xml:space="preserve"> в</w:t>
-      </w:r>
-      <w:r>
-        <w:rPr>
-          <w:lang w:val="ru-RU"/>
-        </w:rPr>
-        <w:t xml:space="preserve"> виде черной сферы. В </w:t>
-      </w:r>
-      <w:r>
-        <w:rPr>
-          <w:lang w:val="ru-RU"/>
-        </w:rPr>
-        <w:t>приложении</w:t>
-      </w:r>
-      <w:r>
-        <w:rPr>
-          <w:lang w:val="ru-RU"/>
-        </w:rPr>
-        <w:t xml:space="preserve"> будут присутствовать такие выходные данные, как </w:t>
-      </w:r>
-      <w:r>
-        <w:rPr>
-          <w:lang w:val="ru-RU"/>
-        </w:rPr>
-        <w:t>пользователь</w:t>
-      </w:r>
-      <w:r>
-        <w:rPr>
-          <w:lang w:val="ru-RU"/>
-        </w:rPr>
-        <w:t xml:space="preserve"> и </w:t>
-      </w:r>
-      <w:r>
-        <w:rPr>
-          <w:lang w:val="ru-RU"/>
-        </w:rPr>
-        <w:t>сервис</w:t>
-      </w:r>
-      <w:r>
-        <w:rPr>
-          <w:lang w:val="ru-RU"/>
-        </w:rPr>
-        <w:t xml:space="preserve">. На выходе из </w:t>
-      </w:r>
-      <w:r>
-        <w:rPr>
-          <w:lang w:val="ru-RU"/>
-        </w:rPr>
-        <w:t>приложения</w:t>
-      </w:r>
-      <w:r>
-        <w:rPr>
-          <w:lang w:val="ru-RU"/>
-        </w:rPr>
-        <w:t xml:space="preserve"> будет </w:t>
-      </w:r>
-      <w:r>
-        <w:rPr>
-          <w:lang w:val="ru-RU"/>
-        </w:rPr>
-        <w:t>поступать</w:t>
-      </w:r>
-      <w:r>
-        <w:rPr>
-          <w:lang w:val="ru-RU"/>
-        </w:rPr>
-        <w:t xml:space="preserve"> </w:t>
-      </w:r>
-      <w:r>
-        <w:rPr>
-          <w:lang w:val="ru-RU"/>
-        </w:rPr>
-        <w:t>отчёт</w:t>
-      </w:r>
-      <w:r>
-        <w:rPr>
-          <w:lang w:val="ru-RU"/>
-        </w:rPr>
-        <w:t>.</w:t>
-      </w:r>
-      <w:r>
-        <w:rPr>
-          <w:lang w:val="ru-RU"/>
-        </w:rPr>
-        <w:t xml:space="preserve"> </w:t>
-      </w:r>
-      <w:r>
-        <w:rPr>
-          <w:lang w:val="ru-RU"/>
-        </w:rPr>
-        <w:t>Пользователем</w:t>
-      </w:r>
-      <w:r>
-        <w:rPr>
-          <w:lang w:val="ru-RU"/>
-        </w:rPr>
-        <w:t xml:space="preserve"> будет выступать человек, планирующий </w:t>
-      </w:r>
-      <w:r>
-        <w:rPr>
-          <w:lang w:val="ru-RU"/>
-        </w:rPr>
-        <w:t>создать отчёт</w:t>
-      </w:r>
-      <w:r>
-        <w:rPr>
-          <w:lang w:val="ru-RU"/>
-        </w:rPr>
-        <w:t>.</w:t>
-      </w:r>
-      <w:r>
-        <w:rPr>
-          <w:lang w:val="ru-RU"/>
-        </w:rPr>
-        <w:t xml:space="preserve"> </w:t>
-      </w:r>
-      <w:r>
-        <w:rPr>
-          <w:lang w:val="ru-RU"/>
-        </w:rPr>
-        <w:t>Сервис</w:t>
-      </w:r>
-      <w:r>
-        <w:rPr>
-          <w:lang w:val="ru-RU"/>
-        </w:rPr>
-        <w:t xml:space="preserve"> – это то, что позволит пользователю удовлетворить его потребности </w:t>
-      </w:r>
-      <w:r>
-        <w:rPr>
-          <w:lang w:val="ru-RU"/>
-        </w:rPr>
-        <w:t>в создании и валидации отчёта</w:t>
-      </w:r>
-      <w:r>
-        <w:rPr>
-          <w:lang w:val="ru-RU"/>
-        </w:rPr>
-        <w:t xml:space="preserve">. </w:t>
-      </w:r>
-      <w:r>
-        <w:rPr>
-          <w:lang w:val="ru-RU"/>
-        </w:rPr>
-        <w:t xml:space="preserve">Отчётом </w:t>
-      </w:r>
-      <w:r>
-        <w:rPr>
-          <w:lang w:val="ru-RU"/>
-        </w:rPr>
-        <w:t xml:space="preserve">будет результат, полученный после взаимодействия </w:t>
-      </w:r>
-      <w:r>
-        <w:rPr>
-          <w:lang w:val="ru-RU"/>
-        </w:rPr>
-        <w:t>пользователя</w:t>
-      </w:r>
-      <w:r>
-        <w:rPr>
-          <w:lang w:val="ru-RU"/>
-        </w:rPr>
-        <w:t xml:space="preserve"> с </w:t>
-      </w:r>
-      <w:r>
-        <w:rPr>
-          <w:lang w:val="ru-RU"/>
-        </w:rPr>
-        <w:t>сервисом</w:t>
-      </w:r>
-      <w:r>
-        <w:rPr>
-          <w:lang w:val="ru-RU"/>
-        </w:rPr>
-        <w:t xml:space="preserve">. </w:t>
-      </w:r>
-      <w:r>
-        <w:rPr>
-          <w:lang w:val="ru-RU"/>
-        </w:rPr>
-        <w:t xml:space="preserve">Черная </w:t>
-      </w:r>
-      <w:r>
-        <w:rPr>
-          <w:lang w:val="ru-RU"/>
-        </w:rPr>
-        <w:t xml:space="preserve">сфера с </w:t>
-      </w:r>
-      <w:r>
-        <w:rPr>
-          <w:lang w:val="ru-RU"/>
-        </w:rPr>
-        <w:t xml:space="preserve">перечисленными входными и выходными </w:t>
-      </w:r>
-      <w:r>
-        <w:rPr>
-          <w:lang w:val="ru-RU"/>
-        </w:rPr>
-        <w:t xml:space="preserve">параметрами </w:t>
-      </w:r>
-      <w:r>
-        <w:rPr>
-          <w:lang w:val="ru-RU"/>
-        </w:rPr>
-        <w:t>представ</w:t>
-      </w:r>
-      <w:r>
-        <w:rPr>
-          <w:lang w:val="ru-RU"/>
-        </w:rPr>
-        <w:t>лена на рисунке</w:t>
-      </w:r>
-      <w:r>
-        <w:rPr>
-          <w:lang w:val="ru-RU"/>
-        </w:rPr>
-        <w:t> </w:t>
-      </w:r>
-      <w:r>
-        <w:rPr>
-          <w:lang w:val="ru-RU"/>
-        </w:rPr>
-        <w:t>2.2.</w:t>
+        <w:ind w:left="0"/>
+        <w:jc w:val="center"/>
+        <w:rPr>
+          <w:lang w:val="ru-RU"/>
+        </w:rPr>
+      </w:pPr>
+      <w:r>
+        <w:rPr>
+          <w:lang w:val="ru-RU"/>
+        </w:rPr>
+        <w:t>Рисунок 2.</w:t>
+      </w:r>
+      <w:r>
+        <w:rPr>
+          <w:lang w:val="ru-RU"/>
+        </w:rPr>
+        <w:t>5</w:t>
+      </w:r>
+      <w:r>
+        <w:rPr>
+          <w:lang w:val="ru-RU"/>
+        </w:rPr>
+        <w:t xml:space="preserve"> – </w:t>
+      </w:r>
+      <w:r>
+        <w:rPr>
+          <w:lang w:val="ru-RU"/>
+        </w:rPr>
+        <w:t>Третий</w:t>
+      </w:r>
+      <w:r>
+        <w:rPr>
+          <w:lang w:val="ru-RU"/>
+        </w:rPr>
+        <w:t xml:space="preserve"> этап нормализации</w:t>
+      </w:r>
+    </w:p>
+    <w:p>
+      <w:pPr>
+        <w:pStyle w:val="a0"/>
+        <w:rPr>
+          <w:lang w:val="ru-RU"/>
+        </w:rPr>
+      </w:pPr>
+      <w:r>
+        <w:rPr>
+          <w:lang w:val="ru-RU"/>
+        </w:rPr>
+        <w:t>Получим логическую модель данных с содержанием всех сущностей, связей и атрибутов данных. Логическая модель данных представлена на рисунке 2.6.</w:t>
       </w:r>
     </w:p>
     <w:p>
@@ -6082,11 +6716,12 @@
           <w:noProof/>
           <w:lang w:val="ru-RU"/>
         </w:rPr>
+        <w:lastRenderedPageBreak/>
         <w:drawing>
-          <wp:inline distT="0" distB="0" distL="0" distR="0" wp14:anchorId="3F0FFDF4" wp14:editId="23D419EC">
-            <wp:extent cx="5043021" cy="1323975"/>
-            <wp:effectExtent l="0" t="0" r="5715" b="0"/>
-            <wp:docPr id="9" name="Picture 9"/>
+          <wp:inline distT="0" distB="0" distL="0" distR="0" wp14:anchorId="44D85F00" wp14:editId="3157D255">
+            <wp:extent cx="5695315" cy="4235925"/>
+            <wp:effectExtent l="0" t="0" r="635" b="0"/>
+            <wp:docPr id="11" name="Picture 11"/>
             <wp:cNvGraphicFramePr>
               <a:graphicFrameLocks xmlns:a="http://schemas.openxmlformats.org/drawingml/2006/main" noChangeAspect="1"/>
             </wp:cNvGraphicFramePr>
@@ -6106,7 +6741,7 @@
                   <pic:spPr>
                     <a:xfrm>
                       <a:off x="0" y="0"/>
-                      <a:ext cx="5059736" cy="1328363"/>
+                      <a:ext cx="5710911" cy="4247524"/>
                     </a:xfrm>
                     <a:prstGeom prst="rect">
                       <a:avLst/>
@@ -6127,16 +6762,13 @@
         <w:t xml:space="preserve">Рисунок </w:t>
       </w:r>
       <w:r>
-        <w:t>2</w:t>
-      </w:r>
-      <w:r>
-        <w:t xml:space="preserve">.2 </w:t>
-      </w:r>
-      <w:r>
-        <w:t xml:space="preserve">– Черная сфера с </w:t>
-      </w:r>
-      <w:r>
-        <w:t>параметрами</w:t>
+        <w:t>2.6</w:t>
+      </w:r>
+      <w:r>
+        <w:t xml:space="preserve"> </w:t>
+      </w:r>
+      <w:r>
+        <w:t>– Логическая модель данных</w:t>
       </w:r>
     </w:p>
     <w:p>
@@ -6146,200 +6778,32 @@
           <w:lang w:val="ru-RU"/>
         </w:rPr>
       </w:pPr>
-      <w:bookmarkStart w:id="7" w:name="_Toc135403329"/>
-      <w:r>
-        <w:rPr>
-          <w:lang w:val="ru-RU"/>
-        </w:rPr>
-        <w:lastRenderedPageBreak/>
-        <w:t xml:space="preserve">В приложении существует 2 основных процесса отвечающие за генерации листов, каждый лист хранит в себе объекты, представляющие из себя сущности с определенными свойствами необходимыми для их визуального отображения. Сами листы являются источников данных с удобном для манипулирования форматом. Большая часть данных для заполнения подобных листов поступает из базы данных и форматируется под интерфейс. </w:t>
-      </w:r>
-    </w:p>
-    <w:p>
-      <w:pPr>
-        <w:pStyle w:val="a7"/>
-        <w:outlineLvl w:val="0"/>
-      </w:pPr>
-      <w:r>
-        <w:t xml:space="preserve">2.2 </w:t>
-      </w:r>
-      <w:r>
-        <w:t xml:space="preserve">Проектирование </w:t>
-      </w:r>
-      <w:r>
-        <w:t>серверной</w:t>
-      </w:r>
-      <w:r>
-        <w:t xml:space="preserve"> части приложения</w:t>
-      </w:r>
-      <w:bookmarkEnd w:id="7"/>
-    </w:p>
-    <w:p>
-      <w:pPr>
-        <w:pStyle w:val="a7"/>
-        <w:outlineLvl w:val="0"/>
-      </w:pPr>
-      <w:bookmarkStart w:id="8" w:name="_Toc135403330"/>
-      <w:r>
-        <w:t>2.2</w:t>
-      </w:r>
-      <w:r>
-        <w:t>.1</w:t>
-      </w:r>
-      <w:r>
+      <w:r>
+        <w:rPr>
+          <w:lang w:val="ru-RU"/>
+        </w:rPr>
+        <w:t>Получим физическую модель данных,</w:t>
+      </w:r>
+      <w:r>
+        <w:rPr>
+          <w:rFonts w:ascii="Arial" w:hAnsi="Arial" w:cs="Arial"/>
+          <w:color w:val="111111"/>
+          <w:shd w:val="clear" w:color="auto" w:fill="FFFFFF"/>
+          <w:lang w:val="ru-RU"/>
+        </w:rPr>
         <w:t xml:space="preserve"> </w:t>
       </w:r>
       <w:r>
-        <w:t>Разработка схемы базы данных</w:t>
-      </w:r>
-      <w:bookmarkEnd w:id="8"/>
-    </w:p>
-    <w:p>
-      <w:pPr>
-        <w:pStyle w:val="a0"/>
-        <w:rPr>
-          <w:lang w:val="ru-RU"/>
-        </w:rPr>
-      </w:pPr>
-      <w:r>
-        <w:rPr>
-          <w:lang w:val="ru-RU"/>
-        </w:rPr>
-        <w:t>Для выявления</w:t>
-      </w:r>
-      <w:r>
-        <w:rPr>
-          <w:lang w:val="ru-RU"/>
-        </w:rPr>
-        <w:t xml:space="preserve"> всех возможных сущностей будущей базы</w:t>
-      </w:r>
-      <w:r>
-        <w:rPr>
-          <w:lang w:val="ru-RU"/>
-        </w:rPr>
-        <w:t xml:space="preserve"> и получения</w:t>
-      </w:r>
-      <w:r>
-        <w:rPr>
-          <w:lang w:val="ru-RU"/>
-        </w:rPr>
-        <w:t xml:space="preserve"> концептуальной модели данных </w:t>
-      </w:r>
-      <w:r>
-        <w:rPr>
-          <w:lang w:val="ru-RU"/>
-        </w:rPr>
-        <w:t>будет проведено несколько</w:t>
-      </w:r>
-      <w:r>
-        <w:rPr>
-          <w:lang w:val="ru-RU"/>
-        </w:rPr>
-        <w:t xml:space="preserve"> серий</w:t>
-      </w:r>
-      <w:r>
-        <w:rPr>
-          <w:lang w:val="ru-RU"/>
-        </w:rPr>
-        <w:t xml:space="preserve"> </w:t>
-      </w:r>
-      <w:r>
-        <w:rPr>
-          <w:lang w:val="ru-RU"/>
-        </w:rPr>
-        <w:t>нормализации</w:t>
-      </w:r>
-      <w:r>
-        <w:rPr>
-          <w:lang w:val="ru-RU"/>
-        </w:rPr>
-        <w:t>.</w:t>
-      </w:r>
-      <w:r>
-        <w:rPr>
-          <w:lang w:val="ru-RU"/>
-        </w:rPr>
-        <w:t xml:space="preserve"> </w:t>
-      </w:r>
-    </w:p>
-    <w:p>
-      <w:pPr>
-        <w:pStyle w:val="a0"/>
-        <w:rPr>
-          <w:lang w:val="ru-RU"/>
-        </w:rPr>
-      </w:pPr>
-      <w:r>
-        <w:rPr>
-          <w:lang w:val="ru-RU"/>
-        </w:rPr>
-        <w:t xml:space="preserve">На первом этапе нормализации </w:t>
-      </w:r>
-      <w:r>
-        <w:rPr>
-          <w:lang w:val="ru-RU"/>
-        </w:rPr>
-        <w:t xml:space="preserve">можно представить модель как связь между клиентом и </w:t>
-      </w:r>
-      <w:r>
-        <w:rPr>
-          <w:lang w:val="ru-RU"/>
-        </w:rPr>
-        <w:t>отчётом</w:t>
-      </w:r>
-      <w:r>
-        <w:rPr>
-          <w:lang w:val="ru-RU"/>
-        </w:rPr>
-        <w:t xml:space="preserve">. </w:t>
-      </w:r>
-      <w:r>
-        <w:rPr>
-          <w:lang w:val="ru-RU"/>
-        </w:rPr>
-        <w:t>Первый этап нормализации</w:t>
-      </w:r>
-      <w:r>
-        <w:rPr>
-          <w:lang w:val="ru-RU"/>
-        </w:rPr>
-        <w:t xml:space="preserve"> </w:t>
-      </w:r>
-      <w:r>
-        <w:rPr>
-          <w:lang w:val="ru-RU"/>
-        </w:rPr>
-        <w:t>представлен</w:t>
-      </w:r>
-      <w:r>
-        <w:rPr>
-          <w:lang w:val="ru-RU"/>
-        </w:rPr>
-        <w:t xml:space="preserve"> на </w:t>
-      </w:r>
-      <w:r>
-        <w:rPr>
-          <w:lang w:val="ru-RU"/>
-        </w:rPr>
-        <w:t>рисунке</w:t>
-      </w:r>
-      <w:r>
-        <w:rPr>
-          <w:lang w:val="ru-RU"/>
-        </w:rPr>
-        <w:t> </w:t>
-      </w:r>
-      <w:r>
-        <w:rPr>
-          <w:lang w:val="ru-RU"/>
-        </w:rPr>
-        <w:t>2</w:t>
-      </w:r>
-      <w:r>
-        <w:rPr>
-          <w:lang w:val="ru-RU"/>
-        </w:rPr>
-        <w:t>.3.</w:t>
+        <w:rPr>
+          <w:lang w:val="ru-RU"/>
+        </w:rPr>
+        <w:t>включающая ассоциативные таблицы, которые иллюстрируют отношения между сущностями, а также первичные и внешние ключи для связи данных.</w:t>
+      </w:r>
+      <w:r>
+        <w:rPr>
+          <w:lang w:val="ru-RU"/>
+        </w:rPr>
+        <w:t xml:space="preserve"> Физическая модель данных представлена на рисунке 2.7.</w:t>
       </w:r>
     </w:p>
     <w:p>
@@ -6357,11 +6821,12 @@
           <w:noProof/>
           <w:lang w:val="ru-RU"/>
         </w:rPr>
+        <w:lastRenderedPageBreak/>
         <w:drawing>
-          <wp:inline distT="0" distB="0" distL="0" distR="0" wp14:anchorId="3FF5A483" wp14:editId="5AE91B38">
-            <wp:extent cx="5582892" cy="2533650"/>
-            <wp:effectExtent l="0" t="0" r="0" b="0"/>
-            <wp:docPr id="10" name="Picture 10"/>
+          <wp:inline distT="0" distB="0" distL="0" distR="0" wp14:anchorId="0963B290" wp14:editId="7C194351">
+            <wp:extent cx="5518123" cy="3943350"/>
+            <wp:effectExtent l="0" t="0" r="6985" b="0"/>
+            <wp:docPr id="12" name="Picture 12"/>
             <wp:cNvGraphicFramePr>
               <a:graphicFrameLocks xmlns:a="http://schemas.openxmlformats.org/drawingml/2006/main" noChangeAspect="1"/>
             </wp:cNvGraphicFramePr>
@@ -6381,514 +6846,6 @@
                   <pic:spPr>
                     <a:xfrm>
                       <a:off x="0" y="0"/>
-                      <a:ext cx="5593851" cy="2538624"/>
-                    </a:xfrm>
-                    <a:prstGeom prst="rect">
-                      <a:avLst/>
-                    </a:prstGeom>
-                  </pic:spPr>
-                </pic:pic>
-              </a:graphicData>
-            </a:graphic>
-          </wp:inline>
-        </w:drawing>
-      </w:r>
-    </w:p>
-    <w:p>
-      <w:pPr>
-        <w:pStyle w:val="a3"/>
-      </w:pPr>
-      <w:r>
-        <w:t xml:space="preserve">Рисунок </w:t>
-      </w:r>
-      <w:r>
-        <w:t>2.3</w:t>
-      </w:r>
-      <w:r>
-        <w:t xml:space="preserve"> </w:t>
-      </w:r>
-      <w:r>
-        <w:t xml:space="preserve">– </w:t>
-      </w:r>
-      <w:r>
-        <w:t>Первый этап нормализации</w:t>
-      </w:r>
-    </w:p>
-    <w:p>
-      <w:pPr>
-        <w:pStyle w:val="a0"/>
-        <w:rPr>
-          <w:lang w:val="ru-RU"/>
-        </w:rPr>
-      </w:pPr>
-      <w:r>
-        <w:rPr>
-          <w:lang w:val="ru-RU"/>
-        </w:rPr>
-        <w:t>Во втором этапе нормализации разобьём с</w:t>
-      </w:r>
-      <w:r>
-        <w:rPr>
-          <w:lang w:val="ru-RU"/>
-        </w:rPr>
-        <w:t xml:space="preserve">ущность </w:t>
-      </w:r>
-      <w:r>
-        <w:rPr>
-          <w:lang w:val="ru-RU"/>
-        </w:rPr>
-        <w:t>отчёта</w:t>
-      </w:r>
-      <w:r>
-        <w:rPr>
-          <w:lang w:val="ru-RU"/>
-        </w:rPr>
-        <w:t xml:space="preserve"> на </w:t>
-      </w:r>
-      <w:r>
-        <w:rPr>
-          <w:lang w:val="ru-RU"/>
-        </w:rPr>
-        <w:t>2</w:t>
-      </w:r>
-      <w:r>
-        <w:rPr>
-          <w:lang w:val="ru-RU"/>
-        </w:rPr>
-        <w:t xml:space="preserve"> сущности</w:t>
-      </w:r>
-      <w:r>
-        <w:rPr>
-          <w:lang w:val="ru-RU"/>
-        </w:rPr>
-        <w:t xml:space="preserve">: </w:t>
-      </w:r>
-      <w:r>
-        <w:rPr>
-          <w:lang w:val="ru-RU"/>
-        </w:rPr>
-        <w:t>Страхователь и</w:t>
-      </w:r>
-      <w:r>
-        <w:rPr>
-          <w:lang w:val="ru-RU"/>
-        </w:rPr>
-        <w:t xml:space="preserve"> </w:t>
-      </w:r>
-      <w:r>
-        <w:rPr>
-          <w:lang w:val="ru-RU"/>
-        </w:rPr>
-        <w:t>Работника</w:t>
-      </w:r>
-      <w:r>
-        <w:rPr>
-          <w:lang w:val="ru-RU"/>
-        </w:rPr>
-        <w:t>.</w:t>
-      </w:r>
-      <w:r>
-        <w:rPr>
-          <w:lang w:val="ru-RU"/>
-        </w:rPr>
-        <w:t xml:space="preserve"> Второй этап нормализации</w:t>
-      </w:r>
-      <w:r>
-        <w:rPr>
-          <w:lang w:val="ru-RU"/>
-        </w:rPr>
-        <w:t xml:space="preserve"> на рисунке 2.4.</w:t>
-      </w:r>
-    </w:p>
-    <w:p>
-      <w:pPr>
-        <w:pStyle w:val="a0"/>
-        <w:ind w:left="-283"/>
-        <w:jc w:val="center"/>
-        <w:rPr>
-          <w:lang w:val="ru-RU"/>
-        </w:rPr>
-      </w:pPr>
-      <w:r>
-        <w:rPr>
-          <w:noProof/>
-          <w:lang w:val="ru-RU"/>
-        </w:rPr>
-        <w:lastRenderedPageBreak/>
-        <w:drawing>
-          <wp:inline distT="0" distB="0" distL="0" distR="0" wp14:anchorId="11214990" wp14:editId="030D5370">
-            <wp:extent cx="4263708" cy="3714750"/>
-            <wp:effectExtent l="0" t="0" r="3810" b="0"/>
-            <wp:docPr id="19" name="Picture 19"/>
-            <wp:cNvGraphicFramePr>
-              <a:graphicFrameLocks xmlns:a="http://schemas.openxmlformats.org/drawingml/2006/main" noChangeAspect="1"/>
-            </wp:cNvGraphicFramePr>
-            <a:graphic xmlns:a="http://schemas.openxmlformats.org/drawingml/2006/main">
-              <a:graphicData uri="http://schemas.openxmlformats.org/drawingml/2006/picture">
-                <pic:pic xmlns:pic="http://schemas.openxmlformats.org/drawingml/2006/picture">
-                  <pic:nvPicPr>
-                    <pic:cNvPr id="1" name=""/>
-                    <pic:cNvPicPr/>
-                  </pic:nvPicPr>
-                  <pic:blipFill>
-                    <a:blip r:embed="rId17"/>
-                    <a:stretch>
-                      <a:fillRect/>
-                    </a:stretch>
-                  </pic:blipFill>
-                  <pic:spPr>
-                    <a:xfrm>
-                      <a:off x="0" y="0"/>
-                      <a:ext cx="4294164" cy="3741285"/>
-                    </a:xfrm>
-                    <a:prstGeom prst="rect">
-                      <a:avLst/>
-                    </a:prstGeom>
-                  </pic:spPr>
-                </pic:pic>
-              </a:graphicData>
-            </a:graphic>
-          </wp:inline>
-        </w:drawing>
-      </w:r>
-    </w:p>
-    <w:p>
-      <w:pPr>
-        <w:pStyle w:val="a0"/>
-        <w:ind w:left="0"/>
-        <w:jc w:val="center"/>
-        <w:rPr>
-          <w:lang w:val="ru-RU"/>
-        </w:rPr>
-      </w:pPr>
-      <w:r>
-        <w:rPr>
-          <w:lang w:val="ru-RU"/>
-        </w:rPr>
-        <w:t xml:space="preserve">Рисунок 2.4 – </w:t>
-      </w:r>
-      <w:r>
-        <w:rPr>
-          <w:lang w:val="ru-RU"/>
-        </w:rPr>
-        <w:t>Второй этап нормализации</w:t>
-      </w:r>
-    </w:p>
-    <w:p>
-      <w:pPr>
-        <w:pStyle w:val="a0"/>
-        <w:rPr>
-          <w:lang w:val="ru-RU"/>
-        </w:rPr>
-      </w:pPr>
-      <w:r>
-        <w:rPr>
-          <w:lang w:val="ru-RU"/>
-        </w:rPr>
-        <w:t>В третьем заключительном этапе нормализации получим полную концептуальную схему</w:t>
-      </w:r>
-      <w:r>
-        <w:rPr>
-          <w:lang w:val="ru-RU"/>
-        </w:rPr>
-        <w:t>.</w:t>
-      </w:r>
-      <w:r>
-        <w:rPr>
-          <w:lang w:val="ru-RU"/>
-        </w:rPr>
-        <w:t xml:space="preserve"> </w:t>
-      </w:r>
-      <w:r>
-        <w:rPr>
-          <w:lang w:val="ru-RU"/>
-        </w:rPr>
-        <w:t>Третий этап нормализации представлена на рисунке 2.5.</w:t>
-      </w:r>
-    </w:p>
-    <w:p>
-      <w:pPr>
-        <w:pStyle w:val="a0"/>
-        <w:ind w:left="0"/>
-        <w:jc w:val="center"/>
-        <w:rPr>
-          <w:lang w:val="ru-RU"/>
-        </w:rPr>
-      </w:pPr>
-      <w:r>
-        <w:rPr>
-          <w:noProof/>
-          <w:lang w:val="ru-RU"/>
-        </w:rPr>
-        <w:drawing>
-          <wp:inline distT="0" distB="0" distL="0" distR="0" wp14:anchorId="0A6B12AB" wp14:editId="1929EA5C">
-            <wp:extent cx="4960371" cy="3133725"/>
-            <wp:effectExtent l="0" t="0" r="0" b="0"/>
-            <wp:docPr id="33" name="Picture 33"/>
-            <wp:cNvGraphicFramePr>
-              <a:graphicFrameLocks xmlns:a="http://schemas.openxmlformats.org/drawingml/2006/main" noChangeAspect="1"/>
-            </wp:cNvGraphicFramePr>
-            <a:graphic xmlns:a="http://schemas.openxmlformats.org/drawingml/2006/main">
-              <a:graphicData uri="http://schemas.openxmlformats.org/drawingml/2006/picture">
-                <pic:pic xmlns:pic="http://schemas.openxmlformats.org/drawingml/2006/picture">
-                  <pic:nvPicPr>
-                    <pic:cNvPr id="1" name=""/>
-                    <pic:cNvPicPr/>
-                  </pic:nvPicPr>
-                  <pic:blipFill>
-                    <a:blip r:embed="rId18"/>
-                    <a:stretch>
-                      <a:fillRect/>
-                    </a:stretch>
-                  </pic:blipFill>
-                  <pic:spPr>
-                    <a:xfrm>
-                      <a:off x="0" y="0"/>
-                      <a:ext cx="4984230" cy="3148798"/>
-                    </a:xfrm>
-                    <a:prstGeom prst="rect">
-                      <a:avLst/>
-                    </a:prstGeom>
-                  </pic:spPr>
-                </pic:pic>
-              </a:graphicData>
-            </a:graphic>
-          </wp:inline>
-        </w:drawing>
-      </w:r>
-    </w:p>
-    <w:p>
-      <w:pPr>
-        <w:pStyle w:val="a0"/>
-        <w:ind w:left="0"/>
-        <w:jc w:val="center"/>
-        <w:rPr>
-          <w:lang w:val="ru-RU"/>
-        </w:rPr>
-      </w:pPr>
-      <w:r>
-        <w:rPr>
-          <w:lang w:val="ru-RU"/>
-        </w:rPr>
-        <w:t>Рисунок 2.</w:t>
-      </w:r>
-      <w:r>
-        <w:rPr>
-          <w:lang w:val="ru-RU"/>
-        </w:rPr>
-        <w:t>5</w:t>
-      </w:r>
-      <w:r>
-        <w:rPr>
-          <w:lang w:val="ru-RU"/>
-        </w:rPr>
-        <w:t xml:space="preserve"> – </w:t>
-      </w:r>
-      <w:r>
-        <w:rPr>
-          <w:lang w:val="ru-RU"/>
-        </w:rPr>
-        <w:t>Третий</w:t>
-      </w:r>
-      <w:r>
-        <w:rPr>
-          <w:lang w:val="ru-RU"/>
-        </w:rPr>
-        <w:t xml:space="preserve"> этап нормализации</w:t>
-      </w:r>
-    </w:p>
-    <w:p>
-      <w:pPr>
-        <w:pStyle w:val="a0"/>
-        <w:rPr>
-          <w:lang w:val="ru-RU"/>
-        </w:rPr>
-      </w:pPr>
-      <w:commentRangeStart w:id="9"/>
-      <w:commentRangeStart w:id="10"/>
-      <w:commentRangeStart w:id="11"/>
-      <w:r>
-        <w:rPr>
-          <w:lang w:val="ru-RU"/>
-        </w:rPr>
-        <w:t xml:space="preserve">Получим логическую модель данных с содержанием всех сущностей, связей </w:t>
-      </w:r>
-      <w:commentRangeEnd w:id="9"/>
-      <w:r>
-        <w:rPr>
-          <w:rStyle w:val="CommentReference"/>
-          <w:lang w:val="ru-RU"/>
-        </w:rPr>
-        <w:commentReference w:id="9"/>
-      </w:r>
-      <w:commentRangeEnd w:id="10"/>
-      <w:r>
-        <w:rPr>
-          <w:rStyle w:val="CommentReference"/>
-          <w:lang w:val="ru-RU"/>
-        </w:rPr>
-        <w:commentReference w:id="10"/>
-      </w:r>
-      <w:commentRangeEnd w:id="11"/>
-      <w:r>
-        <w:rPr>
-          <w:rStyle w:val="CommentReference"/>
-          <w:lang w:val="ru-RU"/>
-        </w:rPr>
-        <w:commentReference w:id="11"/>
-      </w:r>
-      <w:r>
-        <w:rPr>
-          <w:lang w:val="ru-RU"/>
-        </w:rPr>
-        <w:t>и атрибутов данных. Логическая модель данных представлена на рисунке 2.6.</w:t>
-      </w:r>
-    </w:p>
-    <w:p>
-      <w:pPr>
-        <w:pStyle w:val="a0"/>
-        <w:spacing w:before="240"/>
-        <w:ind w:left="0" w:right="567"/>
-        <w:jc w:val="center"/>
-        <w:rPr>
-          <w:lang w:val="ru-RU"/>
-        </w:rPr>
-      </w:pPr>
-      <w:r>
-        <w:rPr>
-          <w:noProof/>
-          <w:lang w:val="ru-RU"/>
-        </w:rPr>
-        <w:lastRenderedPageBreak/>
-        <w:drawing>
-          <wp:inline distT="0" distB="0" distL="0" distR="0" wp14:anchorId="44D85F00" wp14:editId="3157D255">
-            <wp:extent cx="5695315" cy="4235925"/>
-            <wp:effectExtent l="0" t="0" r="635" b="0"/>
-            <wp:docPr id="11" name="Picture 11"/>
-            <wp:cNvGraphicFramePr>
-              <a:graphicFrameLocks xmlns:a="http://schemas.openxmlformats.org/drawingml/2006/main" noChangeAspect="1"/>
-            </wp:cNvGraphicFramePr>
-            <a:graphic xmlns:a="http://schemas.openxmlformats.org/drawingml/2006/main">
-              <a:graphicData uri="http://schemas.openxmlformats.org/drawingml/2006/picture">
-                <pic:pic xmlns:pic="http://schemas.openxmlformats.org/drawingml/2006/picture">
-                  <pic:nvPicPr>
-                    <pic:cNvPr id="1" name=""/>
-                    <pic:cNvPicPr/>
-                  </pic:nvPicPr>
-                  <pic:blipFill>
-                    <a:blip r:embed="rId19"/>
-                    <a:stretch>
-                      <a:fillRect/>
-                    </a:stretch>
-                  </pic:blipFill>
-                  <pic:spPr>
-                    <a:xfrm>
-                      <a:off x="0" y="0"/>
-                      <a:ext cx="5710911" cy="4247524"/>
-                    </a:xfrm>
-                    <a:prstGeom prst="rect">
-                      <a:avLst/>
-                    </a:prstGeom>
-                  </pic:spPr>
-                </pic:pic>
-              </a:graphicData>
-            </a:graphic>
-          </wp:inline>
-        </w:drawing>
-      </w:r>
-    </w:p>
-    <w:p>
-      <w:pPr>
-        <w:pStyle w:val="a3"/>
-      </w:pPr>
-      <w:r>
-        <w:t xml:space="preserve">Рисунок </w:t>
-      </w:r>
-      <w:r>
-        <w:t>2.6</w:t>
-      </w:r>
-      <w:r>
-        <w:t xml:space="preserve"> </w:t>
-      </w:r>
-      <w:r>
-        <w:t>– Логическая модель данных</w:t>
-      </w:r>
-    </w:p>
-    <w:p>
-      <w:pPr>
-        <w:pStyle w:val="a0"/>
-        <w:rPr>
-          <w:lang w:val="ru-RU"/>
-        </w:rPr>
-      </w:pPr>
-      <w:r>
-        <w:rPr>
-          <w:lang w:val="ru-RU"/>
-        </w:rPr>
-        <w:t>Получим физическую модель данных,</w:t>
-      </w:r>
-      <w:r>
-        <w:rPr>
-          <w:rFonts w:ascii="Arial" w:hAnsi="Arial" w:cs="Arial"/>
-          <w:color w:val="111111"/>
-          <w:shd w:val="clear" w:color="auto" w:fill="FFFFFF"/>
-          <w:lang w:val="ru-RU"/>
-        </w:rPr>
-        <w:t xml:space="preserve"> </w:t>
-      </w:r>
-      <w:r>
-        <w:rPr>
-          <w:lang w:val="ru-RU"/>
-        </w:rPr>
-        <w:t>включающая ассоциативные таблицы, которые иллюстрируют отношения между сущностями, а также первичные и внешние ключи для связи данных.</w:t>
-      </w:r>
-      <w:r>
-        <w:rPr>
-          <w:lang w:val="ru-RU"/>
-        </w:rPr>
-        <w:t xml:space="preserve"> Физическая модель данных представлена на рисунке 2.7.</w:t>
-      </w:r>
-    </w:p>
-    <w:p>
-      <w:pPr>
-        <w:pStyle w:val="a0"/>
-        <w:spacing w:before="240"/>
-        <w:ind w:left="0" w:right="567"/>
-        <w:jc w:val="center"/>
-        <w:rPr>
-          <w:lang w:val="ru-RU"/>
-        </w:rPr>
-      </w:pPr>
-      <w:r>
-        <w:rPr>
-          <w:noProof/>
-          <w:lang w:val="ru-RU"/>
-        </w:rPr>
-        <w:lastRenderedPageBreak/>
-        <w:drawing>
-          <wp:inline distT="0" distB="0" distL="0" distR="0" wp14:anchorId="0963B290" wp14:editId="7C194351">
-            <wp:extent cx="5518123" cy="3943350"/>
-            <wp:effectExtent l="0" t="0" r="6985" b="0"/>
-            <wp:docPr id="12" name="Picture 12"/>
-            <wp:cNvGraphicFramePr>
-              <a:graphicFrameLocks xmlns:a="http://schemas.openxmlformats.org/drawingml/2006/main" noChangeAspect="1"/>
-            </wp:cNvGraphicFramePr>
-            <a:graphic xmlns:a="http://schemas.openxmlformats.org/drawingml/2006/main">
-              <a:graphicData uri="http://schemas.openxmlformats.org/drawingml/2006/picture">
-                <pic:pic xmlns:pic="http://schemas.openxmlformats.org/drawingml/2006/picture">
-                  <pic:nvPicPr>
-                    <pic:cNvPr id="1" name=""/>
-                    <pic:cNvPicPr/>
-                  </pic:nvPicPr>
-                  <pic:blipFill>
-                    <a:blip r:embed="rId20"/>
-                    <a:stretch>
-                      <a:fillRect/>
-                    </a:stretch>
-                  </pic:blipFill>
-                  <pic:spPr>
-                    <a:xfrm>
-                      <a:off x="0" y="0"/>
                       <a:ext cx="5572297" cy="3982064"/>
                     </a:xfrm>
                     <a:prstGeom prst="rect">
@@ -6924,7 +6881,7 @@
         <w:pStyle w:val="a7"/>
         <w:outlineLvl w:val="0"/>
       </w:pPr>
-      <w:bookmarkStart w:id="12" w:name="_Toc135403331"/>
+      <w:bookmarkStart w:id="7" w:name="_Toc135403331"/>
       <w:r>
         <w:t>2.2</w:t>
       </w:r>
@@ -6943,59 +6900,20 @@
       <w:r>
         <w:t xml:space="preserve"> сущностей базы данных</w:t>
       </w:r>
-      <w:bookmarkEnd w:id="12"/>
-    </w:p>
-    <w:p>
-      <w:pPr>
-        <w:pStyle w:val="aa"/>
-        <w:jc w:val="both"/>
-      </w:pPr>
-      <w:commentRangeStart w:id="13"/>
-      <w:r>
-        <w:t>В результатах</w:t>
-      </w:r>
-      <w:r>
-        <w:t xml:space="preserve"> раздел</w:t>
-      </w:r>
-      <w:r>
-        <w:t>а</w:t>
-      </w:r>
-      <w:r>
-        <w:t xml:space="preserve"> «Р</w:t>
-      </w:r>
-      <w:r>
-        <w:t xml:space="preserve">азработка схемы базы данных» </w:t>
-      </w:r>
-      <w:r>
-        <w:t xml:space="preserve">получена схема </w:t>
-      </w:r>
-      <w:r>
-        <w:t>базы данных</w:t>
-      </w:r>
-      <w:r>
-        <w:t xml:space="preserve">, из которой следует необходимость присутствия </w:t>
-      </w:r>
-      <w:r>
-        <w:t>определенных сущностей необходимых для полноценной работы приложения. Для удобства все сущности сведены в табличном виде. Сущности схемы базы данных</w:t>
-      </w:r>
-      <w:r>
-        <w:t xml:space="preserve"> пр</w:t>
-      </w:r>
-      <w:r>
-        <w:t>едставлены</w:t>
-      </w:r>
-      <w:r>
-        <w:t xml:space="preserve"> в </w:t>
-      </w:r>
-      <w:r>
-        <w:t>таблице 2.1</w:t>
-      </w:r>
-      <w:commentRangeEnd w:id="13"/>
-      <w:r>
-        <w:rPr>
-          <w:rStyle w:val="CommentReference"/>
-        </w:rPr>
-        <w:commentReference w:id="13"/>
+      <w:bookmarkEnd w:id="7"/>
+    </w:p>
+    <w:p>
+      <w:pPr>
+        <w:pStyle w:val="a0"/>
+        <w:rPr>
+          <w:lang w:val="ru-RU"/>
+        </w:rPr>
+      </w:pPr>
+      <w:r>
+        <w:rPr>
+          <w:lang w:val="ru-RU"/>
+        </w:rPr>
+        <w:t>В результатах раздела «Разработка схемы базы данных» получена схема базы данных, из которой следует необходимость присутствия определенных сущностей необходимых для полноценной работы приложения. Для удобства все сущности сведены в табличном виде. Сущности схемы базы данных представлены в таблице 2.1</w:t>
       </w:r>
     </w:p>
     <w:p>
@@ -7675,6 +7593,9 @@
         <w:tc>
           <w:tcPr>
             <w:tcW w:w="2327" w:type="dxa"/>
+            <w:tcBorders>
+              <w:bottom w:val="single" w:sz="4" w:space="0" w:color="auto"/>
+            </w:tcBorders>
             <w:vAlign w:val="center"/>
           </w:tcPr>
           <w:p>
@@ -7696,6 +7617,9 @@
         <w:tc>
           <w:tcPr>
             <w:tcW w:w="1694" w:type="dxa"/>
+            <w:tcBorders>
+              <w:bottom w:val="single" w:sz="4" w:space="0" w:color="auto"/>
+            </w:tcBorders>
             <w:vAlign w:val="center"/>
           </w:tcPr>
           <w:p>
@@ -7711,6 +7635,9 @@
         <w:tc>
           <w:tcPr>
             <w:tcW w:w="1840" w:type="dxa"/>
+            <w:tcBorders>
+              <w:bottom w:val="single" w:sz="4" w:space="0" w:color="auto"/>
+            </w:tcBorders>
             <w:vAlign w:val="center"/>
           </w:tcPr>
           <w:p>
@@ -7731,6 +7658,9 @@
         <w:tc>
           <w:tcPr>
             <w:tcW w:w="2388" w:type="dxa"/>
+            <w:tcBorders>
+              <w:bottom w:val="single" w:sz="4" w:space="0" w:color="auto"/>
+            </w:tcBorders>
             <w:vAlign w:val="center"/>
           </w:tcPr>
           <w:p>
@@ -7752,6 +7682,9 @@
         <w:tc>
           <w:tcPr>
             <w:tcW w:w="1787" w:type="dxa"/>
+            <w:tcBorders>
+              <w:bottom w:val="single" w:sz="4" w:space="0" w:color="auto"/>
+            </w:tcBorders>
             <w:vAlign w:val="center"/>
           </w:tcPr>
           <w:p>
@@ -7778,6 +7711,9 @@
         <w:tc>
           <w:tcPr>
             <w:tcW w:w="2327" w:type="dxa"/>
+            <w:tcBorders>
+              <w:bottom w:val="nil"/>
+            </w:tcBorders>
             <w:vAlign w:val="center"/>
           </w:tcPr>
           <w:p>
@@ -7799,6 +7735,9 @@
         <w:tc>
           <w:tcPr>
             <w:tcW w:w="1694" w:type="dxa"/>
+            <w:tcBorders>
+              <w:bottom w:val="nil"/>
+            </w:tcBorders>
             <w:vAlign w:val="center"/>
           </w:tcPr>
           <w:p>
@@ -7818,6 +7757,9 @@
         <w:tc>
           <w:tcPr>
             <w:tcW w:w="1840" w:type="dxa"/>
+            <w:tcBorders>
+              <w:bottom w:val="nil"/>
+            </w:tcBorders>
             <w:vAlign w:val="center"/>
           </w:tcPr>
           <w:p>
@@ -7839,6 +7781,9 @@
         <w:tc>
           <w:tcPr>
             <w:tcW w:w="2388" w:type="dxa"/>
+            <w:tcBorders>
+              <w:bottom w:val="nil"/>
+            </w:tcBorders>
             <w:vAlign w:val="center"/>
           </w:tcPr>
           <w:p>
@@ -7860,6 +7805,9 @@
         <w:tc>
           <w:tcPr>
             <w:tcW w:w="1787" w:type="dxa"/>
+            <w:tcBorders>
+              <w:bottom w:val="nil"/>
+            </w:tcBorders>
             <w:vAlign w:val="center"/>
           </w:tcPr>
           <w:p>
@@ -8199,7 +8147,7 @@
         <w:pStyle w:val="a7"/>
         <w:outlineLvl w:val="0"/>
       </w:pPr>
-      <w:bookmarkStart w:id="14" w:name="_Toc135403332"/>
+      <w:bookmarkStart w:id="8" w:name="_Toc135403332"/>
       <w:r>
         <w:t>2</w:t>
       </w:r>
@@ -8212,14 +8160,14 @@
       <w:r>
         <w:t>Проектирование клиентской части приложения</w:t>
       </w:r>
-      <w:bookmarkEnd w:id="14"/>
+      <w:bookmarkEnd w:id="8"/>
     </w:p>
     <w:p>
       <w:pPr>
         <w:pStyle w:val="a7"/>
         <w:outlineLvl w:val="0"/>
       </w:pPr>
-      <w:bookmarkStart w:id="15" w:name="_Toc135403333"/>
+      <w:bookmarkStart w:id="9" w:name="_Toc135403333"/>
       <w:r>
         <w:t>2.3.1</w:t>
       </w:r>
@@ -8232,7 +8180,7 @@
       <w:r>
         <w:t xml:space="preserve"> схемы</w:t>
       </w:r>
-      <w:bookmarkEnd w:id="15"/>
+      <w:bookmarkEnd w:id="9"/>
     </w:p>
     <w:p>
       <w:pPr>
@@ -8319,14 +8267,7 @@
         <w:rPr>
           <w:lang w:val="ru-RU"/>
         </w:rPr>
-        <w:t xml:space="preserve">Представим клиентскую часть приложения в виде модульной схемы показывающая связь между окнами, классами и страницами при организации </w:t>
-      </w:r>
-      <w:r>
-        <w:rPr>
-          <w:lang w:val="ru-RU"/>
-        </w:rPr>
-        <w:lastRenderedPageBreak/>
-        <w:t>клиентской части приложения.</w:t>
+        <w:t>Представим клиентскую часть приложения в виде модульной схемы показывающая связь между окнами, классами и страницами при организации клиентской части приложения.</w:t>
       </w:r>
       <w:r>
         <w:rPr>
@@ -8364,7 +8305,7 @@
                     <pic:cNvPicPr/>
                   </pic:nvPicPr>
                   <pic:blipFill>
-                    <a:blip r:embed="rId21"/>
+                    <a:blip r:embed="rId17"/>
                     <a:stretch>
                       <a:fillRect/>
                     </a:stretch>
@@ -8679,11 +8620,11 @@
         <w:pStyle w:val="a7"/>
         <w:outlineLvl w:val="0"/>
       </w:pPr>
-      <w:bookmarkStart w:id="16" w:name="_Toc135403334"/>
+      <w:bookmarkStart w:id="10" w:name="_Toc135403334"/>
       <w:r>
         <w:t>2.3.2 Разработка пользовательского интерфейса</w:t>
       </w:r>
-      <w:bookmarkEnd w:id="16"/>
+      <w:bookmarkEnd w:id="10"/>
     </w:p>
     <w:p>
       <w:pPr>
@@ -8726,14 +8667,7 @@
         <w:rPr>
           <w:lang w:val="ru-RU"/>
         </w:rPr>
-        <w:t xml:space="preserve">это совокупность информационной модели проблемной области, средств и способов взаимодействия пользователя с информационной моделью, а также компонентов, обеспечивающих </w:t>
-      </w:r>
-      <w:r>
-        <w:rPr>
-          <w:lang w:val="ru-RU"/>
-        </w:rPr>
-        <w:lastRenderedPageBreak/>
-        <w:t>формирование информационной модели в процессе работы программной системы.</w:t>
+        <w:t>это совокупность информационной модели проблемной области, средств и способов взаимодействия пользователя с информационной моделью, а также компонентов, обеспечивающих формирование информационной модели в процессе работы программной системы.</w:t>
       </w:r>
     </w:p>
     <w:p>
@@ -9054,7 +8988,6 @@
           <w:noProof/>
           <w:lang w:val="ru-RU"/>
         </w:rPr>
-        <w:lastRenderedPageBreak/>
         <w:drawing>
           <wp:inline distT="0" distB="0" distL="0" distR="0" wp14:anchorId="0B74386E" wp14:editId="0470B2DA">
             <wp:extent cx="5103001" cy="4485503"/>
@@ -9071,7 +9004,7 @@
                     <pic:cNvPicPr/>
                   </pic:nvPicPr>
                   <pic:blipFill>
-                    <a:blip r:embed="rId22"/>
+                    <a:blip r:embed="rId18"/>
                     <a:stretch>
                       <a:fillRect/>
                     </a:stretch>
@@ -9102,18 +9035,7 @@
         <w:pStyle w:val="a3"/>
       </w:pPr>
       <w:r>
-        <w:t xml:space="preserve">Рисунок 2.8 – </w:t>
-      </w:r>
-      <w:commentRangeStart w:id="17"/>
-      <w:r>
-        <w:t>Пример окна</w:t>
-      </w:r>
-      <w:commentRangeEnd w:id="17"/>
-      <w:r>
-        <w:rPr>
-          <w:rStyle w:val="CommentReference"/>
-        </w:rPr>
-        <w:commentReference w:id="17"/>
+        <w:t>Рисунок 2.8 – Пример окна</w:t>
       </w:r>
     </w:p>
     <w:p>
@@ -9154,7 +9076,6 @@
           <w:noProof/>
           <w:lang w:val="ru-RU"/>
         </w:rPr>
-        <w:lastRenderedPageBreak/>
         <w:drawing>
           <wp:inline distT="0" distB="0" distL="0" distR="0" wp14:anchorId="3058B6B4" wp14:editId="0B98C5ED">
             <wp:extent cx="5087029" cy="4015946"/>
@@ -9171,7 +9092,7 @@
                     <pic:cNvPicPr/>
                   </pic:nvPicPr>
                   <pic:blipFill>
-                    <a:blip r:embed="rId23"/>
+                    <a:blip r:embed="rId19"/>
                     <a:stretch>
                       <a:fillRect/>
                     </a:stretch>
@@ -9247,7 +9168,7 @@
                     <pic:cNvPicPr/>
                   </pic:nvPicPr>
                   <pic:blipFill>
-                    <a:blip r:embed="rId24"/>
+                    <a:blip r:embed="rId20"/>
                     <a:stretch>
                       <a:fillRect/>
                     </a:stretch>
@@ -9278,26 +9199,7 @@
         <w:pStyle w:val="a3"/>
       </w:pPr>
       <w:r>
-        <w:t xml:space="preserve">Рисунок 2.10 – </w:t>
-      </w:r>
-      <w:commentRangeStart w:id="18"/>
-      <w:commentRangeStart w:id="19"/>
-      <w:r>
-        <w:t>Разметка страницы СЗВМ</w:t>
-      </w:r>
-      <w:commentRangeEnd w:id="18"/>
-      <w:r>
-        <w:rPr>
-          <w:rStyle w:val="CommentReference"/>
-        </w:rPr>
-        <w:commentReference w:id="18"/>
-      </w:r>
-      <w:commentRangeEnd w:id="19"/>
-      <w:r>
-        <w:rPr>
-          <w:rStyle w:val="CommentReference"/>
-        </w:rPr>
-        <w:commentReference w:id="19"/>
+        <w:t>Рисунок 2.10 – Разметка страницы СЗВМ</w:t>
       </w:r>
     </w:p>
     <w:p>
@@ -9311,7 +9213,6 @@
         <w:rPr>
           <w:lang w:val="ru-RU"/>
         </w:rPr>
-        <w:lastRenderedPageBreak/>
         <w:t>Страница с отчётом СЗВТД содержит в себе 2 таблицы, одна таблица с формой, другая с работниками, так же на странице имеются функциональные кнопки. Разметка страницы СЗВМ представлена на рисунке 2.11.</w:t>
       </w:r>
     </w:p>
@@ -9339,7 +9240,7 @@
                     <pic:cNvPicPr/>
                   </pic:nvPicPr>
                   <pic:blipFill>
-                    <a:blip r:embed="rId25"/>
+                    <a:blip r:embed="rId21"/>
                     <a:stretch>
                       <a:fillRect/>
                     </a:stretch>
@@ -9378,11 +9279,11 @@
         <w:pStyle w:val="a7"/>
         <w:outlineLvl w:val="0"/>
       </w:pPr>
-      <w:bookmarkStart w:id="20" w:name="_Toc135403335"/>
+      <w:bookmarkStart w:id="11" w:name="_Toc135403335"/>
       <w:r>
         <w:t>2.3.3 Организация доступа к объектам базы данных</w:t>
       </w:r>
-      <w:bookmarkEnd w:id="20"/>
+      <w:bookmarkEnd w:id="11"/>
     </w:p>
     <w:p>
       <w:pPr>
@@ -9484,7 +9385,6 @@
         <w:rPr>
           <w:lang w:val="ru-RU"/>
         </w:rPr>
-        <w:lastRenderedPageBreak/>
         <w:t xml:space="preserve">Возьмем для примера страницу с </w:t>
       </w:r>
       <w:r>
@@ -9570,7 +9470,7 @@
                     <pic:cNvPicPr/>
                   </pic:nvPicPr>
                   <pic:blipFill>
-                    <a:blip r:embed="rId26"/>
+                    <a:blip r:embed="rId22"/>
                     <a:stretch>
                       <a:fillRect/>
                     </a:stretch>
@@ -9719,7 +9619,7 @@
                     <pic:cNvPicPr/>
                   </pic:nvPicPr>
                   <pic:blipFill>
-                    <a:blip r:embed="rId27"/>
+                    <a:blip r:embed="rId23"/>
                     <a:stretch>
                       <a:fillRect/>
                     </a:stretch>
@@ -9829,11 +9729,11 @@
         <w:pStyle w:val="a7"/>
         <w:outlineLvl w:val="0"/>
       </w:pPr>
-      <w:bookmarkStart w:id="21" w:name="_Toc135403336"/>
+      <w:bookmarkStart w:id="12" w:name="_Toc135403336"/>
       <w:r>
         <w:t>2.3.4 Разработка блох-схем алгоритмов процедур и функций</w:t>
       </w:r>
-      <w:bookmarkEnd w:id="21"/>
+      <w:bookmarkEnd w:id="12"/>
     </w:p>
     <w:p>
       <w:pPr>
@@ -9842,7 +9742,7 @@
           <w:lang w:val="ru-RU"/>
         </w:rPr>
       </w:pPr>
-      <w:bookmarkStart w:id="22" w:name="_Toc135403337"/>
+      <w:bookmarkStart w:id="13" w:name="_Toc135403337"/>
       <w:r>
         <w:rPr>
           <w:lang w:val="ru-RU"/>
@@ -9935,7 +9835,6 @@
         <w:rPr>
           <w:lang w:val="ru-RU"/>
         </w:rPr>
-        <w:lastRenderedPageBreak/>
         <w:t xml:space="preserve"> </w:t>
       </w:r>
       <w:r>
@@ -9961,7 +9860,7 @@
                     </pic:cNvPicPr>
                   </pic:nvPicPr>
                   <pic:blipFill>
-                    <a:blip r:embed="rId28">
+                    <a:blip r:embed="rId24">
                       <a:extLst>
                         <a:ext uri="{28A0092B-C50C-407E-A947-70E740481C1C}">
                           <a14:useLocalDpi xmlns:a14="http://schemas.microsoft.com/office/drawing/2010/main" val="0"/>
@@ -10118,9 +10017,9 @@
             <o:lock v:ext="edit" aspectratio="t"/>
           </v:shapetype>
           <v:shape id="_x0000_i1025" type="#_x0000_t75" style="width:160.55pt;height:398.9pt" o:ole="">
-            <v:imagedata r:id="rId29" o:title=""/>
+            <v:imagedata r:id="rId25" o:title=""/>
           </v:shape>
-          <o:OLEObject Type="Embed" ProgID="Visio.Drawing.15" ShapeID="_x0000_i1025" DrawAspect="Content" ObjectID="_1748115516" r:id="rId30"/>
+          <o:OLEObject Type="Embed" ProgID="Visio.Drawing.15" ShapeID="_x0000_i1025" DrawAspect="Content" ObjectID="_1748200101" r:id="rId26"/>
         </w:object>
       </w:r>
     </w:p>
@@ -10259,7 +10158,7 @@
       <w:r>
         <w:t>2.4 Обеспечение коллективного доступа. Защита информации</w:t>
       </w:r>
-      <w:bookmarkEnd w:id="22"/>
+      <w:bookmarkEnd w:id="13"/>
     </w:p>
     <w:p>
       <w:pPr>
@@ -10343,14 +10242,7 @@
         <w:rPr>
           <w:lang w:val="ru-RU"/>
         </w:rPr>
-        <w:t xml:space="preserve"> как совокупность действий и обязанностей, связанных с </w:t>
-      </w:r>
-      <w:r>
-        <w:rPr>
-          <w:lang w:val="ru-RU"/>
-        </w:rPr>
-        <w:lastRenderedPageBreak/>
-        <w:t xml:space="preserve">определенным видом деятельности. Таким образом, вместо того, чтобы указывать все типы доступа для каждого пользователя к каждому объекту, достаточно указать тип доступа к объектам для роли. А пользователям, в свою очередь, указать их роли. </w:t>
+        <w:t xml:space="preserve"> как совокупность действий и обязанностей, связанных с определенным видом деятельности. Таким образом, вместо того, чтобы указывать все типы доступа для каждого пользователя к каждому объекту, достаточно указать тип доступа к объектам для роли. А пользователям, в свою очередь, указать их роли. </w:t>
       </w:r>
       <w:r>
         <w:rPr>
@@ -10442,7 +10334,7 @@
                     <pic:cNvPicPr/>
                   </pic:nvPicPr>
                   <pic:blipFill>
-                    <a:blip r:embed="rId31"/>
+                    <a:blip r:embed="rId27"/>
                     <a:stretch>
                       <a:fillRect/>
                     </a:stretch>
@@ -10507,7 +10399,7 @@
         <w:pStyle w:val="a6"/>
         <w:outlineLvl w:val="0"/>
       </w:pPr>
-      <w:bookmarkStart w:id="23" w:name="_Toc135403338"/>
+      <w:bookmarkStart w:id="14" w:name="_Toc135403338"/>
       <w:r>
         <w:t xml:space="preserve">3 </w:t>
       </w:r>
@@ -10520,14 +10412,14 @@
       <w:r>
         <w:t>часть</w:t>
       </w:r>
-      <w:bookmarkEnd w:id="23"/>
+      <w:bookmarkEnd w:id="14"/>
     </w:p>
     <w:p>
       <w:pPr>
         <w:pStyle w:val="a7"/>
         <w:outlineLvl w:val="0"/>
       </w:pPr>
-      <w:bookmarkStart w:id="24" w:name="_Toc135403339"/>
+      <w:bookmarkStart w:id="15" w:name="_Toc135403339"/>
       <w:r>
         <w:t xml:space="preserve">3.1 </w:t>
       </w:r>
@@ -10540,7 +10432,7 @@
       <w:r>
         <w:t>приложения</w:t>
       </w:r>
-      <w:bookmarkEnd w:id="24"/>
+      <w:bookmarkEnd w:id="15"/>
       <w:r>
         <w:t xml:space="preserve"> </w:t>
       </w:r>
@@ -10640,14 +10532,7 @@
         <w:rPr>
           <w:lang w:val="ru-RU"/>
         </w:rPr>
-        <w:t xml:space="preserve">азумно уже при разработке программы на этапах алгоритмизации и программирования готовиться к обнаружению ошибок на </w:t>
-      </w:r>
-      <w:r>
-        <w:rPr>
-          <w:lang w:val="ru-RU"/>
-        </w:rPr>
-        <w:lastRenderedPageBreak/>
-        <w:t>стадии отладки принимать профилактич</w:t>
+        <w:t>азумно уже при разработке программы на этапах алгоритмизации и программирования готовиться к обнаружению ошибок на стадии отладки принимать профилактич</w:t>
       </w:r>
       <w:r>
         <w:rPr>
@@ -11212,6 +11097,9 @@
         <w:tc>
           <w:tcPr>
             <w:tcW w:w="2549" w:type="dxa"/>
+            <w:tcBorders>
+              <w:bottom w:val="single" w:sz="4" w:space="0" w:color="auto"/>
+            </w:tcBorders>
           </w:tcPr>
           <w:p>
             <w:pPr>
@@ -11231,6 +11119,9 @@
         <w:tc>
           <w:tcPr>
             <w:tcW w:w="3184" w:type="dxa"/>
+            <w:tcBorders>
+              <w:bottom w:val="single" w:sz="4" w:space="0" w:color="auto"/>
+            </w:tcBorders>
           </w:tcPr>
           <w:p>
             <w:pPr>
@@ -11256,6 +11147,9 @@
         <w:tc>
           <w:tcPr>
             <w:tcW w:w="4043" w:type="dxa"/>
+            <w:tcBorders>
+              <w:bottom w:val="single" w:sz="4" w:space="0" w:color="auto"/>
+            </w:tcBorders>
           </w:tcPr>
           <w:p>
             <w:pPr>
@@ -11274,6 +11168,9 @@
         <w:tc>
           <w:tcPr>
             <w:tcW w:w="2549" w:type="dxa"/>
+            <w:tcBorders>
+              <w:bottom w:val="nil"/>
+            </w:tcBorders>
           </w:tcPr>
           <w:p>
             <w:pPr>
@@ -11293,6 +11190,9 @@
         <w:tc>
           <w:tcPr>
             <w:tcW w:w="3184" w:type="dxa"/>
+            <w:tcBorders>
+              <w:bottom w:val="nil"/>
+            </w:tcBorders>
           </w:tcPr>
           <w:p>
             <w:pPr>
@@ -11309,6 +11209,9 @@
         <w:tc>
           <w:tcPr>
             <w:tcW w:w="4043" w:type="dxa"/>
+            <w:tcBorders>
+              <w:bottom w:val="nil"/>
+            </w:tcBorders>
           </w:tcPr>
           <w:p>
             <w:pPr>
@@ -11322,6 +11225,11 @@
       </w:tr>
     </w:tbl>
     <w:p/>
+    <w:p>
+      <w:pPr>
+        <w:pStyle w:val="aa"/>
+      </w:pPr>
+    </w:p>
     <w:p>
       <w:pPr>
         <w:pStyle w:val="aa"/>
@@ -11365,7 +11273,6 @@
               </w:rPr>
             </w:pPr>
             <w:r>
-              <w:lastRenderedPageBreak/>
               <w:t>Имя метода</w:t>
             </w:r>
           </w:p>
@@ -11570,26 +11477,17 @@
         <w:pStyle w:val="a7"/>
         <w:outlineLvl w:val="0"/>
       </w:pPr>
-      <w:bookmarkStart w:id="25" w:name="_Toc135403340"/>
+      <w:bookmarkStart w:id="16" w:name="_Toc135403340"/>
       <w:r>
         <w:t xml:space="preserve">3.2 </w:t>
       </w:r>
-      <w:commentRangeStart w:id="26"/>
       <w:r>
         <w:t xml:space="preserve">Инструкция </w:t>
       </w:r>
       <w:r>
         <w:t>администратора базы данных</w:t>
       </w:r>
-      <w:bookmarkEnd w:id="25"/>
-      <w:commentRangeEnd w:id="26"/>
-      <w:r>
-        <w:rPr>
-          <w:rStyle w:val="CommentReference"/>
-          <w:b w:val="0"/>
-        </w:rPr>
-        <w:commentReference w:id="26"/>
-      </w:r>
+      <w:bookmarkEnd w:id="16"/>
     </w:p>
     <w:p>
       <w:pPr>
@@ -11851,7 +11749,7 @@
                     <pic:cNvPicPr/>
                   </pic:nvPicPr>
                   <pic:blipFill rotWithShape="1">
-                    <a:blip r:embed="rId32"/>
+                    <a:blip r:embed="rId28"/>
                     <a:srcRect l="4933" t="4292" r="7400" b="4147"/>
                     <a:stretch/>
                   </pic:blipFill>
@@ -11883,8 +11781,6 @@
       <w:pPr>
         <w:pStyle w:val="a3"/>
       </w:pPr>
-      <w:commentRangeStart w:id="27"/>
-      <w:commentRangeStart w:id="28"/>
       <w:r>
         <w:t>Р</w:t>
       </w:r>
@@ -11906,20 +11802,6 @@
       <w:r>
         <w:t>«Пользовательский» тип установки</w:t>
       </w:r>
-      <w:commentRangeEnd w:id="27"/>
-      <w:r>
-        <w:rPr>
-          <w:rStyle w:val="CommentReference"/>
-        </w:rPr>
-        <w:commentReference w:id="27"/>
-      </w:r>
-      <w:commentRangeEnd w:id="28"/>
-      <w:r>
-        <w:rPr>
-          <w:rStyle w:val="CommentReference"/>
-        </w:rPr>
-        <w:commentReference w:id="28"/>
-      </w:r>
     </w:p>
     <w:p>
       <w:pPr>
@@ -11932,7 +11814,6 @@
         <w:rPr>
           <w:lang w:val="ru-RU"/>
         </w:rPr>
-        <w:lastRenderedPageBreak/>
         <w:t>После выбора типа установки открывается следующее окно, где предлагается выбрать язык и место расположения носителя, можно выбрать стандартные настройки и нажать на кнопку «Установить». После чего начнется процесс загрузки. Изображение окна представлено на рисунке 3.2.</w:t>
       </w:r>
     </w:p>
@@ -11966,7 +11847,7 @@
                     <pic:cNvPicPr/>
                   </pic:nvPicPr>
                   <pic:blipFill rotWithShape="1">
-                    <a:blip r:embed="rId33"/>
+                    <a:blip r:embed="rId29"/>
                     <a:srcRect l="4200" t="3421" r="4379" b="5621"/>
                     <a:stretch/>
                   </pic:blipFill>
@@ -12108,7 +11989,6 @@
           <w:noProof/>
           <w:lang w:val="ru-RU"/>
         </w:rPr>
-        <w:lastRenderedPageBreak/>
         <w:drawing>
           <wp:inline distT="0" distB="0" distL="0" distR="0" wp14:anchorId="4082E726" wp14:editId="66B12D21">
             <wp:extent cx="5553075" cy="4219575"/>
@@ -12125,7 +12005,7 @@
                     <pic:cNvPicPr/>
                   </pic:nvPicPr>
                   <pic:blipFill rotWithShape="1">
-                    <a:blip r:embed="rId34"/>
+                    <a:blip r:embed="rId30"/>
                     <a:srcRect l="2564" t="2131" r="4006" b="3412"/>
                     <a:stretch/>
                   </pic:blipFill>
@@ -12229,7 +12109,7 @@
                     <pic:cNvPicPr/>
                   </pic:nvPicPr>
                   <pic:blipFill rotWithShape="1">
-                    <a:blip r:embed="rId35"/>
+                    <a:blip r:embed="rId31"/>
                     <a:srcRect l="4739" t="3308" r="5047" b="5073"/>
                     <a:stretch/>
                   </pic:blipFill>
@@ -12276,7 +12156,6 @@
         <w:rPr>
           <w:lang w:val="ru-RU"/>
         </w:rPr>
-        <w:lastRenderedPageBreak/>
         <w:t xml:space="preserve">После обновления </w:t>
       </w:r>
       <w:r>
@@ -12352,7 +12231,7 @@
                     <pic:cNvPicPr/>
                   </pic:nvPicPr>
                   <pic:blipFill rotWithShape="1">
-                    <a:blip r:embed="rId36"/>
+                    <a:blip r:embed="rId32"/>
                     <a:srcRect l="5074" t="4460" r="1139" b="1863"/>
                     <a:stretch/>
                   </pic:blipFill>
@@ -12451,7 +12330,6 @@
           <w:noProof/>
           <w:lang w:val="ru-RU"/>
         </w:rPr>
-        <w:lastRenderedPageBreak/>
         <w:drawing>
           <wp:inline distT="0" distB="0" distL="0" distR="0" wp14:anchorId="274C6889" wp14:editId="225846BC">
             <wp:extent cx="5629275" cy="4314825"/>
@@ -12468,7 +12346,7 @@
                     <pic:cNvPicPr/>
                   </pic:nvPicPr>
                   <pic:blipFill rotWithShape="1">
-                    <a:blip r:embed="rId37"/>
+                    <a:blip r:embed="rId33"/>
                     <a:srcRect l="3542" t="2905" r="1278" b="3076"/>
                     <a:stretch/>
                   </pic:blipFill>
@@ -12646,7 +12524,6 @@
           <w:noProof/>
           <w:lang w:val="ru-RU"/>
         </w:rPr>
-        <w:lastRenderedPageBreak/>
         <w:drawing>
           <wp:inline distT="0" distB="0" distL="0" distR="0" wp14:anchorId="4182301E" wp14:editId="79648E4C">
             <wp:extent cx="5810250" cy="4467225"/>
@@ -12663,7 +12540,7 @@
                     <pic:cNvPicPr/>
                   </pic:nvPicPr>
                   <pic:blipFill rotWithShape="1">
-                    <a:blip r:embed="rId38"/>
+                    <a:blip r:embed="rId34"/>
                     <a:srcRect l="483" t="623" r="1277" b="2033"/>
                     <a:stretch/>
                   </pic:blipFill>
@@ -12855,7 +12732,6 @@
           <w:noProof/>
           <w:lang w:val="ru-RU"/>
         </w:rPr>
-        <w:lastRenderedPageBreak/>
         <w:drawing>
           <wp:inline distT="0" distB="0" distL="0" distR="0" wp14:anchorId="610562A2" wp14:editId="4DA34C1F">
             <wp:extent cx="5734050" cy="4429125"/>
@@ -12872,7 +12748,7 @@
                     <pic:cNvPicPr/>
                   </pic:nvPicPr>
                   <pic:blipFill rotWithShape="1">
-                    <a:blip r:embed="rId39"/>
+                    <a:blip r:embed="rId35"/>
                     <a:srcRect l="1606" t="1250" r="1760" b="1861"/>
                     <a:stretch/>
                   </pic:blipFill>
@@ -12935,7 +12811,6 @@
           <w:noProof/>
           <w:lang w:val="ru-RU"/>
         </w:rPr>
-        <w:lastRenderedPageBreak/>
         <w:drawing>
           <wp:inline distT="0" distB="0" distL="0" distR="0" wp14:anchorId="3E934E80" wp14:editId="5E8A4B9C">
             <wp:extent cx="5762625" cy="4419600"/>
@@ -12952,7 +12827,7 @@
                     <pic:cNvPicPr/>
                   </pic:nvPicPr>
                   <pic:blipFill rotWithShape="1">
-                    <a:blip r:embed="rId40"/>
+                    <a:blip r:embed="rId36"/>
                     <a:srcRect l="963" t="1440" r="1951" b="3073"/>
                     <a:stretch/>
                   </pic:blipFill>
@@ -13015,7 +12890,6 @@
           <w:noProof/>
           <w:lang w:val="ru-RU"/>
         </w:rPr>
-        <w:lastRenderedPageBreak/>
         <w:drawing>
           <wp:inline distT="0" distB="0" distL="0" distR="0" wp14:anchorId="49B831F6" wp14:editId="6D2DBCB4">
             <wp:extent cx="5657850" cy="4362450"/>
@@ -13032,7 +12906,7 @@
                     <pic:cNvPicPr/>
                   </pic:nvPicPr>
                   <pic:blipFill rotWithShape="1">
-                    <a:blip r:embed="rId41"/>
+                    <a:blip r:embed="rId37"/>
                     <a:srcRect l="1305" t="845" r="1744" b="2312"/>
                     <a:stretch/>
                   </pic:blipFill>
@@ -13258,7 +13132,6 @@
           <w:noProof/>
           <w:lang w:val="ru-RU"/>
         </w:rPr>
-        <w:lastRenderedPageBreak/>
         <w:drawing>
           <wp:anchor distT="0" distB="0" distL="114300" distR="114300" simplePos="0" relativeHeight="251659264" behindDoc="0" locked="0" layoutInCell="1" allowOverlap="1" wp14:anchorId="4936A124" wp14:editId="4FD0CE20">
             <wp:simplePos x="0" y="0"/>
@@ -13285,7 +13158,7 @@
                     </pic:cNvPicPr>
                   </pic:nvPicPr>
                   <pic:blipFill>
-                    <a:blip r:embed="rId42">
+                    <a:blip r:embed="rId38">
                       <a:extLst>
                         <a:ext uri="{28A0092B-C50C-407E-A947-70E740481C1C}">
                           <a14:useLocalDpi xmlns:a14="http://schemas.microsoft.com/office/drawing/2010/main" val="0"/>
@@ -13495,7 +13368,7 @@
                     </pic:cNvPicPr>
                   </pic:nvPicPr>
                   <pic:blipFill>
-                    <a:blip r:embed="rId43">
+                    <a:blip r:embed="rId39">
                       <a:extLst>
                         <a:ext uri="{28A0092B-C50C-407E-A947-70E740481C1C}">
                           <a14:useLocalDpi xmlns:a14="http://schemas.microsoft.com/office/drawing/2010/main" val="0"/>
@@ -13544,7 +13417,7 @@
         </w:rPr>
         <w:t xml:space="preserve"> </w:t>
       </w:r>
-      <w:hyperlink r:id="rId44" w:tgtFrame="_blank" w:history="1">
+      <w:hyperlink r:id="rId40" w:tgtFrame="_blank" w:history="1">
         <w:r>
           <w:rPr>
             <w:rStyle w:val="Hyperlink"/>
@@ -13711,12 +13584,1057 @@
           <w:noProof/>
           <w:lang w:val="ru-RU"/>
         </w:rPr>
-        <w:lastRenderedPageBreak/>
         <w:drawing>
           <wp:inline distT="0" distB="0" distL="0" distR="0" wp14:anchorId="57F1653E" wp14:editId="3B4D31B2">
             <wp:extent cx="5477325" cy="4991100"/>
             <wp:effectExtent l="0" t="0" r="9525" b="0"/>
             <wp:docPr id="1" name="Picture 1"/>
+            <wp:cNvGraphicFramePr>
+              <a:graphicFrameLocks xmlns:a="http://schemas.openxmlformats.org/drawingml/2006/main" noChangeAspect="1"/>
+            </wp:cNvGraphicFramePr>
+            <a:graphic xmlns:a="http://schemas.openxmlformats.org/drawingml/2006/main">
+              <a:graphicData uri="http://schemas.openxmlformats.org/drawingml/2006/picture">
+                <pic:pic xmlns:pic="http://schemas.openxmlformats.org/drawingml/2006/picture">
+                  <pic:nvPicPr>
+                    <pic:cNvPr id="1" name=""/>
+                    <pic:cNvPicPr/>
+                  </pic:nvPicPr>
+                  <pic:blipFill>
+                    <a:blip r:embed="rId41"/>
+                    <a:stretch>
+                      <a:fillRect/>
+                    </a:stretch>
+                  </pic:blipFill>
+                  <pic:spPr>
+                    <a:xfrm>
+                      <a:off x="0" y="0"/>
+                      <a:ext cx="5484368" cy="4997517"/>
+                    </a:xfrm>
+                    <a:prstGeom prst="rect">
+                      <a:avLst/>
+                    </a:prstGeom>
+                  </pic:spPr>
+                </pic:pic>
+              </a:graphicData>
+            </a:graphic>
+          </wp:inline>
+        </w:drawing>
+      </w:r>
+    </w:p>
+    <w:p>
+      <w:pPr>
+        <w:pStyle w:val="a3"/>
+      </w:pPr>
+      <w:r>
+        <w:t xml:space="preserve">Рисунок </w:t>
+      </w:r>
+      <w:r>
+        <w:t>3.11</w:t>
+      </w:r>
+      <w:r>
+        <w:t xml:space="preserve"> </w:t>
+      </w:r>
+      <w:r>
+        <w:t>– Реляционная схема базы данных</w:t>
+      </w:r>
+    </w:p>
+    <w:p>
+      <w:pPr>
+        <w:pStyle w:val="a0"/>
+        <w:rPr>
+          <w:lang w:val="ru-RU"/>
+        </w:rPr>
+      </w:pPr>
+      <w:r>
+        <w:rPr>
+          <w:lang w:val="ru-RU"/>
+        </w:rPr>
+        <w:t>Схема базы данных состоит из семи, описывающих сущности, отношений:</w:t>
+      </w:r>
+    </w:p>
+    <w:p>
+      <w:pPr>
+        <w:pStyle w:val="a"/>
+        <w:numPr>
+          <w:ilvl w:val="0"/>
+          <w:numId w:val="19"/>
+        </w:numPr>
+      </w:pPr>
+      <w:r>
+        <w:t>User –</w:t>
+      </w:r>
+      <w:r>
+        <w:rPr>
+          <w:lang w:val="ru-RU"/>
+        </w:rPr>
+        <w:t xml:space="preserve"> Пользователи</w:t>
+      </w:r>
+      <w:r>
+        <w:t>;</w:t>
+      </w:r>
+    </w:p>
+    <w:p>
+      <w:pPr>
+        <w:pStyle w:val="a"/>
+        <w:numPr>
+          <w:ilvl w:val="0"/>
+          <w:numId w:val="19"/>
+        </w:numPr>
+        <w:rPr>
+          <w:lang w:val="ru-RU"/>
+        </w:rPr>
+      </w:pPr>
+      <w:r>
+        <w:t>FormsSZV</w:t>
+      </w:r>
+      <w:r>
+        <w:rPr>
+          <w:lang w:val="ru-RU"/>
+        </w:rPr>
+        <w:t>_</w:t>
+      </w:r>
+      <w:r>
+        <w:t>M</w:t>
+      </w:r>
+      <w:r>
+        <w:rPr>
+          <w:lang w:val="ru-RU"/>
+        </w:rPr>
+        <w:t xml:space="preserve"> </w:t>
+      </w:r>
+      <w:r>
+        <w:rPr>
+          <w:lang w:val="ru-RU"/>
+        </w:rPr>
+        <w:t>–</w:t>
+      </w:r>
+      <w:r>
+        <w:rPr>
+          <w:lang w:val="ru-RU"/>
+        </w:rPr>
+        <w:t xml:space="preserve"> </w:t>
+      </w:r>
+      <w:r>
+        <w:rPr>
+          <w:lang w:val="ru-RU"/>
+        </w:rPr>
+        <w:t>Форма СЗВ-М</w:t>
+      </w:r>
+      <w:r>
+        <w:rPr>
+          <w:lang w:val="ru-RU"/>
+        </w:rPr>
+        <w:t>;</w:t>
+      </w:r>
+    </w:p>
+    <w:p>
+      <w:pPr>
+        <w:pStyle w:val="a"/>
+        <w:numPr>
+          <w:ilvl w:val="0"/>
+          <w:numId w:val="19"/>
+        </w:numPr>
+        <w:rPr>
+          <w:lang w:val="ru-RU"/>
+        </w:rPr>
+      </w:pPr>
+      <w:r>
+        <w:t>FormsSZV</w:t>
+      </w:r>
+      <w:r>
+        <w:rPr>
+          <w:lang w:val="ru-RU"/>
+        </w:rPr>
+        <w:t>_</w:t>
+      </w:r>
+      <w:r>
+        <w:t>M</w:t>
+      </w:r>
+      <w:r>
+        <w:rPr>
+          <w:lang w:val="ru-RU"/>
+        </w:rPr>
+        <w:t>_</w:t>
+      </w:r>
+      <w:r>
+        <w:t>Stuff</w:t>
+      </w:r>
+      <w:r>
+        <w:rPr>
+          <w:lang w:val="ru-RU"/>
+        </w:rPr>
+        <w:t xml:space="preserve"> –</w:t>
+      </w:r>
+      <w:r>
+        <w:rPr>
+          <w:lang w:val="ru-RU"/>
+        </w:rPr>
+        <w:t xml:space="preserve"> Участники формы СЗВ-М</w:t>
+      </w:r>
+      <w:r>
+        <w:rPr>
+          <w:lang w:val="ru-RU"/>
+        </w:rPr>
+        <w:t>;</w:t>
+      </w:r>
+    </w:p>
+    <w:p>
+      <w:pPr>
+        <w:pStyle w:val="a"/>
+        <w:numPr>
+          <w:ilvl w:val="0"/>
+          <w:numId w:val="19"/>
+        </w:numPr>
+        <w:rPr>
+          <w:lang w:val="ru-RU"/>
+        </w:rPr>
+      </w:pPr>
+      <w:r>
+        <w:t>FormsSZV</w:t>
+      </w:r>
+      <w:r>
+        <w:rPr>
+          <w:lang w:val="ru-RU"/>
+        </w:rPr>
+        <w:t>_</w:t>
+      </w:r>
+      <w:r>
+        <w:t>TD</w:t>
+      </w:r>
+      <w:r>
+        <w:rPr>
+          <w:lang w:val="ru-RU"/>
+        </w:rPr>
+        <w:t xml:space="preserve"> </w:t>
+      </w:r>
+      <w:r>
+        <w:rPr>
+          <w:lang w:val="ru-RU"/>
+        </w:rPr>
+        <w:t>–</w:t>
+      </w:r>
+      <w:r>
+        <w:rPr>
+          <w:lang w:val="ru-RU"/>
+        </w:rPr>
+        <w:t xml:space="preserve"> Форма СЗВ-ТД</w:t>
+      </w:r>
+      <w:r>
+        <w:rPr>
+          <w:lang w:val="ru-RU"/>
+        </w:rPr>
+        <w:t>;</w:t>
+      </w:r>
+    </w:p>
+    <w:p>
+      <w:pPr>
+        <w:pStyle w:val="a"/>
+        <w:numPr>
+          <w:ilvl w:val="0"/>
+          <w:numId w:val="19"/>
+        </w:numPr>
+        <w:rPr>
+          <w:lang w:val="ru-RU"/>
+        </w:rPr>
+      </w:pPr>
+      <w:r>
+        <w:t>FormsSZV</w:t>
+      </w:r>
+      <w:r>
+        <w:rPr>
+          <w:lang w:val="ru-RU"/>
+        </w:rPr>
+        <w:t>_</w:t>
+      </w:r>
+      <w:r>
+        <w:t>TD</w:t>
+      </w:r>
+      <w:r>
+        <w:rPr>
+          <w:lang w:val="ru-RU"/>
+        </w:rPr>
+        <w:t>_</w:t>
+      </w:r>
+      <w:r>
+        <w:t>Stuff</w:t>
+      </w:r>
+      <w:r>
+        <w:rPr>
+          <w:lang w:val="ru-RU"/>
+        </w:rPr>
+        <w:t xml:space="preserve"> </w:t>
+      </w:r>
+      <w:r>
+        <w:rPr>
+          <w:lang w:val="ru-RU"/>
+        </w:rPr>
+        <w:t>–</w:t>
+      </w:r>
+      <w:r>
+        <w:rPr>
+          <w:lang w:val="ru-RU"/>
+        </w:rPr>
+        <w:t xml:space="preserve"> Участники формы СЗВ-ТД</w:t>
+      </w:r>
+      <w:r>
+        <w:rPr>
+          <w:lang w:val="ru-RU"/>
+        </w:rPr>
+        <w:t>;</w:t>
+      </w:r>
+    </w:p>
+    <w:p>
+      <w:pPr>
+        <w:pStyle w:val="a"/>
+        <w:numPr>
+          <w:ilvl w:val="0"/>
+          <w:numId w:val="19"/>
+        </w:numPr>
+        <w:rPr>
+          <w:lang w:val="ru-RU"/>
+        </w:rPr>
+      </w:pPr>
+      <w:r>
+        <w:t xml:space="preserve">Insurers </w:t>
+      </w:r>
+      <w:r>
+        <w:rPr>
+          <w:lang w:val="ru-RU"/>
+        </w:rPr>
+        <w:t>–</w:t>
+      </w:r>
+      <w:r>
+        <w:rPr>
+          <w:lang w:val="ru-RU"/>
+        </w:rPr>
+        <w:t xml:space="preserve"> Страхователи</w:t>
+      </w:r>
+      <w:r>
+        <w:rPr>
+          <w:lang w:val="ru-RU"/>
+        </w:rPr>
+        <w:t>;</w:t>
+      </w:r>
+    </w:p>
+    <w:p>
+      <w:pPr>
+        <w:pStyle w:val="a"/>
+        <w:numPr>
+          <w:ilvl w:val="0"/>
+          <w:numId w:val="19"/>
+        </w:numPr>
+        <w:rPr>
+          <w:lang w:val="ru-RU"/>
+        </w:rPr>
+      </w:pPr>
+      <w:r>
+        <w:t xml:space="preserve">Workers </w:t>
+      </w:r>
+      <w:r>
+        <w:t>–</w:t>
+      </w:r>
+      <w:r>
+        <w:rPr>
+          <w:lang w:val="ru-RU"/>
+        </w:rPr>
+        <w:t xml:space="preserve"> Работники</w:t>
+      </w:r>
+      <w:r>
+        <w:t>;</w:t>
+      </w:r>
+    </w:p>
+    <w:p>
+      <w:pPr>
+        <w:pStyle w:val="a"/>
+        <w:numPr>
+          <w:ilvl w:val="0"/>
+          <w:numId w:val="19"/>
+        </w:numPr>
+        <w:rPr>
+          <w:lang w:val="ru-RU"/>
+        </w:rPr>
+      </w:pPr>
+      <w:r>
+        <w:t>Profession –</w:t>
+      </w:r>
+      <w:r>
+        <w:rPr>
+          <w:lang w:val="ru-RU"/>
+        </w:rPr>
+        <w:t xml:space="preserve"> Профессия</w:t>
+      </w:r>
+      <w:r>
+        <w:t>;</w:t>
+      </w:r>
+    </w:p>
+    <w:p>
+      <w:pPr>
+        <w:pStyle w:val="a"/>
+        <w:numPr>
+          <w:ilvl w:val="0"/>
+          <w:numId w:val="19"/>
+        </w:numPr>
+        <w:rPr>
+          <w:lang w:val="ru-RU"/>
+        </w:rPr>
+      </w:pPr>
+      <w:r>
+        <w:t xml:space="preserve">Sex – </w:t>
+      </w:r>
+      <w:r>
+        <w:rPr>
+          <w:lang w:val="ru-RU"/>
+        </w:rPr>
+        <w:t>Пол</w:t>
+      </w:r>
+      <w:r>
+        <w:rPr>
+          <w:lang w:val="ru-RU"/>
+        </w:rPr>
+        <w:t>.</w:t>
+      </w:r>
+    </w:p>
+    <w:p>
+      <w:pPr>
+        <w:pStyle w:val="a0"/>
+      </w:pPr>
+    </w:p>
+    <w:p>
+      <w:pPr>
+        <w:pStyle w:val="a7"/>
+        <w:outlineLvl w:val="0"/>
+      </w:pPr>
+      <w:bookmarkStart w:id="17" w:name="_Toc135403341"/>
+      <w:r>
+        <w:t xml:space="preserve">3.3 </w:t>
+      </w:r>
+      <w:r>
+        <w:t xml:space="preserve">Инструкция по эксплуатации </w:t>
+      </w:r>
+      <w:r>
+        <w:t>приложения</w:t>
+      </w:r>
+      <w:bookmarkEnd w:id="17"/>
+    </w:p>
+    <w:p>
+      <w:pPr>
+        <w:pStyle w:val="a0"/>
+        <w:rPr>
+          <w:lang w:val="ru-RU"/>
+        </w:rPr>
+      </w:pPr>
+      <w:r>
+        <w:rPr>
+          <w:lang w:val="ru-RU"/>
+        </w:rPr>
+        <w:t>Приложение предназначено</w:t>
+      </w:r>
+      <w:r>
+        <w:rPr>
+          <w:lang w:val="ru-RU"/>
+        </w:rPr>
+        <w:t xml:space="preserve"> </w:t>
+      </w:r>
+      <w:r>
+        <w:rPr>
+          <w:lang w:val="ru-RU"/>
+        </w:rPr>
+        <w:t xml:space="preserve">для создания, просмотров и валидации бухгалтерских отчётов. </w:t>
+      </w:r>
+    </w:p>
+    <w:p>
+      <w:pPr>
+        <w:pStyle w:val="a0"/>
+        <w:rPr>
+          <w:lang w:val="ru-RU"/>
+        </w:rPr>
+      </w:pPr>
+      <w:r>
+        <w:rPr>
+          <w:lang w:val="ru-RU"/>
+        </w:rPr>
+        <w:t>Чтобы н</w:t>
+      </w:r>
+      <w:r>
+        <w:rPr>
+          <w:color w:val="000000" w:themeColor="text1"/>
+          <w:lang w:val="ru-RU"/>
+        </w:rPr>
+        <w:t>ач</w:t>
+      </w:r>
+      <w:r>
+        <w:rPr>
+          <w:lang w:val="ru-RU"/>
+        </w:rPr>
+        <w:t xml:space="preserve">ать работать с приложение достаточно его запустить. После </w:t>
+      </w:r>
+      <w:r>
+        <w:rPr>
+          <w:lang w:val="ru-RU"/>
+        </w:rPr>
+        <w:t>запуска</w:t>
+      </w:r>
+      <w:r>
+        <w:rPr>
+          <w:lang w:val="ru-RU"/>
+        </w:rPr>
+        <w:t xml:space="preserve">, </w:t>
+      </w:r>
+      <w:r>
+        <w:rPr>
+          <w:lang w:val="ru-RU"/>
+        </w:rPr>
+        <w:t>приложение</w:t>
+      </w:r>
+      <w:r>
+        <w:rPr>
+          <w:lang w:val="ru-RU"/>
+        </w:rPr>
+        <w:t xml:space="preserve"> готов</w:t>
+      </w:r>
+      <w:r>
+        <w:rPr>
+          <w:lang w:val="ru-RU"/>
+        </w:rPr>
+        <w:t>о</w:t>
+      </w:r>
+      <w:r>
+        <w:rPr>
+          <w:lang w:val="ru-RU"/>
+        </w:rPr>
+        <w:t xml:space="preserve"> к работе.</w:t>
+      </w:r>
+      <w:r>
+        <w:rPr>
+          <w:lang w:val="ru-RU"/>
+        </w:rPr>
+        <w:t xml:space="preserve"> Для создания отчётов необходимо войти в учётную запись, после будет доступно главное окно.</w:t>
+      </w:r>
+      <w:r>
+        <w:rPr>
+          <w:lang w:val="ru-RU"/>
+        </w:rPr>
+        <w:t xml:space="preserve"> Главное окно представлено на рисунке 3.12.</w:t>
+      </w:r>
+    </w:p>
+    <w:p>
+      <w:pPr>
+        <w:pStyle w:val="a0"/>
+        <w:ind w:left="-283"/>
+        <w:jc w:val="center"/>
+        <w:rPr>
+          <w:lang w:val="ru-RU"/>
+        </w:rPr>
+      </w:pPr>
+      <w:r>
+        <w:rPr>
+          <w:noProof/>
+        </w:rPr>
+        <w:drawing>
+          <wp:inline distT="0" distB="0" distL="0" distR="0" wp14:anchorId="4DA1EF86" wp14:editId="3B98E003">
+            <wp:extent cx="5841623" cy="3286125"/>
+            <wp:effectExtent l="0" t="0" r="6985" b="0"/>
+            <wp:docPr id="17" name="Picture 17"/>
+            <wp:cNvGraphicFramePr>
+              <a:graphicFrameLocks xmlns:a="http://schemas.openxmlformats.org/drawingml/2006/main" noChangeAspect="1"/>
+            </wp:cNvGraphicFramePr>
+            <a:graphic xmlns:a="http://schemas.openxmlformats.org/drawingml/2006/main">
+              <a:graphicData uri="http://schemas.openxmlformats.org/drawingml/2006/picture">
+                <pic:pic xmlns:pic="http://schemas.openxmlformats.org/drawingml/2006/picture">
+                  <pic:nvPicPr>
+                    <pic:cNvPr id="1" name=""/>
+                    <pic:cNvPicPr/>
+                  </pic:nvPicPr>
+                  <pic:blipFill>
+                    <a:blip r:embed="rId42"/>
+                    <a:stretch>
+                      <a:fillRect/>
+                    </a:stretch>
+                  </pic:blipFill>
+                  <pic:spPr>
+                    <a:xfrm>
+                      <a:off x="0" y="0"/>
+                      <a:ext cx="5847610" cy="3289493"/>
+                    </a:xfrm>
+                    <a:prstGeom prst="rect">
+                      <a:avLst/>
+                    </a:prstGeom>
+                  </pic:spPr>
+                </pic:pic>
+              </a:graphicData>
+            </a:graphic>
+          </wp:inline>
+        </w:drawing>
+      </w:r>
+    </w:p>
+    <w:p>
+      <w:pPr>
+        <w:pStyle w:val="a3"/>
+      </w:pPr>
+      <w:r>
+        <w:t xml:space="preserve">Рисунок </w:t>
+      </w:r>
+      <w:r>
+        <w:t>3.12</w:t>
+      </w:r>
+      <w:r>
+        <w:t xml:space="preserve"> </w:t>
+      </w:r>
+      <w:r>
+        <w:t>– Главное окно приложения</w:t>
+      </w:r>
+    </w:p>
+    <w:p>
+      <w:pPr>
+        <w:pStyle w:val="a0"/>
+        <w:rPr>
+          <w:lang w:val="ru-RU"/>
+        </w:rPr>
+      </w:pPr>
+    </w:p>
+    <w:p>
+      <w:pPr>
+        <w:pStyle w:val="a0"/>
+        <w:rPr>
+          <w:lang w:val="ru-RU"/>
+        </w:rPr>
+      </w:pPr>
+      <w:r>
+        <w:rPr>
+          <w:lang w:val="ru-RU"/>
+        </w:rPr>
+        <w:t xml:space="preserve">Для взаимодействия с </w:t>
+      </w:r>
+      <w:r>
+        <w:rPr>
+          <w:lang w:val="ru-RU"/>
+        </w:rPr>
+        <w:t>приложением</w:t>
+      </w:r>
+      <w:r>
+        <w:rPr>
+          <w:lang w:val="ru-RU"/>
+        </w:rPr>
+        <w:t xml:space="preserve"> необходимо выбрать нужный из списка</w:t>
+      </w:r>
+      <w:r>
+        <w:rPr>
+          <w:lang w:val="ru-RU"/>
+        </w:rPr>
+        <w:t xml:space="preserve"> раздел</w:t>
+      </w:r>
+      <w:r>
+        <w:rPr>
+          <w:lang w:val="ru-RU"/>
+        </w:rPr>
+        <w:t>, представленн</w:t>
+      </w:r>
+      <w:r>
+        <w:rPr>
+          <w:lang w:val="ru-RU"/>
+        </w:rPr>
+        <w:t>ые</w:t>
+      </w:r>
+      <w:r>
+        <w:rPr>
+          <w:lang w:val="ru-RU"/>
+        </w:rPr>
+        <w:t xml:space="preserve"> в </w:t>
+      </w:r>
+      <w:r>
+        <w:rPr>
+          <w:lang w:val="ru-RU"/>
+        </w:rPr>
+        <w:t>л</w:t>
+      </w:r>
+      <w:r>
+        <w:rPr>
+          <w:lang w:val="ru-RU"/>
+        </w:rPr>
+        <w:t xml:space="preserve">евой </w:t>
+      </w:r>
+      <w:r>
+        <w:rPr>
+          <w:lang w:val="ru-RU"/>
+        </w:rPr>
+        <w:t xml:space="preserve">части экрана. </w:t>
+      </w:r>
+      <w:r>
+        <w:rPr>
+          <w:lang w:val="ru-RU"/>
+        </w:rPr>
+        <w:t>Список состоит из кнопок:</w:t>
+      </w:r>
+    </w:p>
+    <w:p>
+      <w:pPr>
+        <w:pStyle w:val="a"/>
+        <w:numPr>
+          <w:ilvl w:val="0"/>
+          <w:numId w:val="20"/>
+        </w:numPr>
+      </w:pPr>
+      <w:r>
+        <w:rPr>
+          <w:lang w:val="ru-RU"/>
+        </w:rPr>
+        <w:t>СЗВМ – создание отчётов СЗВМ</w:t>
+      </w:r>
+      <w:r>
+        <w:t>;</w:t>
+      </w:r>
+    </w:p>
+    <w:p>
+      <w:pPr>
+        <w:pStyle w:val="a"/>
+        <w:numPr>
+          <w:ilvl w:val="0"/>
+          <w:numId w:val="19"/>
+        </w:numPr>
+      </w:pPr>
+      <w:r>
+        <w:rPr>
+          <w:lang w:val="ru-RU"/>
+        </w:rPr>
+        <w:t>СЗВТД – создание отчётов СЗВТД</w:t>
+      </w:r>
+      <w:r>
+        <w:t>;</w:t>
+      </w:r>
+    </w:p>
+    <w:p>
+      <w:pPr>
+        <w:pStyle w:val="a"/>
+        <w:numPr>
+          <w:ilvl w:val="0"/>
+          <w:numId w:val="19"/>
+        </w:numPr>
+        <w:rPr>
+          <w:lang w:val="ru-RU"/>
+        </w:rPr>
+      </w:pPr>
+      <w:r>
+        <w:rPr>
+          <w:lang w:val="ru-RU"/>
+        </w:rPr>
+        <w:t>Валидация – валидация готовых отчётов</w:t>
+      </w:r>
+      <w:r>
+        <w:t>;</w:t>
+      </w:r>
+    </w:p>
+    <w:p>
+      <w:pPr>
+        <w:pStyle w:val="a"/>
+        <w:numPr>
+          <w:ilvl w:val="0"/>
+          <w:numId w:val="19"/>
+        </w:numPr>
+        <w:rPr>
+          <w:lang w:val="ru-RU"/>
+        </w:rPr>
+      </w:pPr>
+      <w:r>
+        <w:rPr>
+          <w:lang w:val="ru-RU"/>
+        </w:rPr>
+        <w:t>Пользователи  – просмотр пользователей</w:t>
+      </w:r>
+      <w:r>
+        <w:t>;</w:t>
+      </w:r>
+    </w:p>
+    <w:p>
+      <w:pPr>
+        <w:pStyle w:val="a"/>
+        <w:numPr>
+          <w:ilvl w:val="0"/>
+          <w:numId w:val="0"/>
+        </w:numPr>
+        <w:ind w:left="284" w:firstLine="850"/>
+        <w:rPr>
+          <w:lang w:val="ru-RU"/>
+        </w:rPr>
+      </w:pPr>
+      <w:r>
+        <w:rPr>
+          <w:lang w:val="ru-RU"/>
+        </w:rPr>
+        <w:t>При выборе откроется справочник как на рисунке 3.13.</w:t>
+      </w:r>
+    </w:p>
+    <w:p>
+      <w:pPr>
+        <w:pStyle w:val="a0"/>
+        <w:ind w:left="-283"/>
+        <w:jc w:val="center"/>
+        <w:rPr>
+          <w:lang w:val="ru-RU"/>
+        </w:rPr>
+      </w:pPr>
+      <w:r>
+        <w:rPr>
+          <w:noProof/>
+        </w:rPr>
+        <w:drawing>
+          <wp:inline distT="0" distB="0" distL="0" distR="0" wp14:anchorId="26916E04" wp14:editId="511B411E">
+            <wp:extent cx="5909352" cy="3324225"/>
+            <wp:effectExtent l="0" t="0" r="0" b="0"/>
+            <wp:docPr id="18" name="Picture 18"/>
+            <wp:cNvGraphicFramePr>
+              <a:graphicFrameLocks xmlns:a="http://schemas.openxmlformats.org/drawingml/2006/main" noChangeAspect="1"/>
+            </wp:cNvGraphicFramePr>
+            <a:graphic xmlns:a="http://schemas.openxmlformats.org/drawingml/2006/main">
+              <a:graphicData uri="http://schemas.openxmlformats.org/drawingml/2006/picture">
+                <pic:pic xmlns:pic="http://schemas.openxmlformats.org/drawingml/2006/picture">
+                  <pic:nvPicPr>
+                    <pic:cNvPr id="1" name=""/>
+                    <pic:cNvPicPr/>
+                  </pic:nvPicPr>
+                  <pic:blipFill>
+                    <a:blip r:embed="rId43"/>
+                    <a:stretch>
+                      <a:fillRect/>
+                    </a:stretch>
+                  </pic:blipFill>
+                  <pic:spPr>
+                    <a:xfrm>
+                      <a:off x="0" y="0"/>
+                      <a:ext cx="5913914" cy="3326791"/>
+                    </a:xfrm>
+                    <a:prstGeom prst="rect">
+                      <a:avLst/>
+                    </a:prstGeom>
+                  </pic:spPr>
+                </pic:pic>
+              </a:graphicData>
+            </a:graphic>
+          </wp:inline>
+        </w:drawing>
+      </w:r>
+    </w:p>
+    <w:p>
+      <w:pPr>
+        <w:pStyle w:val="a3"/>
+      </w:pPr>
+      <w:r>
+        <w:t xml:space="preserve">Рисунок </w:t>
+      </w:r>
+      <w:r>
+        <w:t>3.13</w:t>
+      </w:r>
+      <w:r>
+        <w:t xml:space="preserve"> </w:t>
+      </w:r>
+      <w:r>
+        <w:t>– Страница создания отчёта</w:t>
+      </w:r>
+    </w:p>
+    <w:p>
+      <w:pPr>
+        <w:pStyle w:val="a0"/>
+        <w:rPr>
+          <w:lang w:val="ru-RU"/>
+        </w:rPr>
+      </w:pPr>
+      <w:r>
+        <w:rPr>
+          <w:lang w:val="ru-RU"/>
+        </w:rPr>
+        <w:t xml:space="preserve">Для начала создания отчёта необходимо выбрать страхователя, путём нажатия кнопки </w:t>
+      </w:r>
+      <w:r>
+        <w:rPr>
+          <w:lang w:val="ru-RU"/>
+        </w:rPr>
+        <w:t>"</w:t>
+      </w:r>
+      <w:r>
+        <w:rPr>
+          <w:lang w:val="ru-RU"/>
+        </w:rPr>
+        <w:t>Сменить</w:t>
+      </w:r>
+      <w:r>
+        <w:rPr>
+          <w:lang w:val="ru-RU"/>
+        </w:rPr>
+        <w:t>"</w:t>
+      </w:r>
+      <w:r>
+        <w:rPr>
+          <w:lang w:val="ru-RU"/>
+        </w:rPr>
+        <w:t xml:space="preserve">, откроется страницы с списком страхователей, как показано на рисунке 3.14, в котором нужно выбрать страхователя, и нажать на кнопку </w:t>
+      </w:r>
+      <w:r>
+        <w:rPr>
+          <w:lang w:val="ru-RU"/>
+        </w:rPr>
+        <w:t>"</w:t>
+      </w:r>
+      <w:r>
+        <w:rPr>
+          <w:lang w:val="ru-RU"/>
+        </w:rPr>
+        <w:t>Выбрать</w:t>
+      </w:r>
+      <w:r>
+        <w:rPr>
+          <w:lang w:val="ru-RU"/>
+        </w:rPr>
+        <w:t>"</w:t>
+      </w:r>
+      <w:r>
+        <w:rPr>
+          <w:lang w:val="ru-RU"/>
+        </w:rPr>
+        <w:t>, после чего программа вернёт обратно страницу с отчётами.</w:t>
+      </w:r>
+    </w:p>
+    <w:p>
+      <w:pPr>
+        <w:pStyle w:val="a0"/>
+        <w:rPr>
+          <w:lang w:val="ru-RU"/>
+        </w:rPr>
+      </w:pPr>
+      <w:r>
+        <w:rPr>
+          <w:noProof/>
+        </w:rPr>
+        <w:drawing>
+          <wp:inline distT="0" distB="0" distL="0" distR="0" wp14:anchorId="2784F8D1" wp14:editId="14327CC0">
+            <wp:extent cx="5502978" cy="3095625"/>
+            <wp:effectExtent l="0" t="0" r="2540" b="0"/>
+            <wp:docPr id="3" name="Picture 3"/>
+            <wp:cNvGraphicFramePr>
+              <a:graphicFrameLocks xmlns:a="http://schemas.openxmlformats.org/drawingml/2006/main" noChangeAspect="1"/>
+            </wp:cNvGraphicFramePr>
+            <a:graphic xmlns:a="http://schemas.openxmlformats.org/drawingml/2006/main">
+              <a:graphicData uri="http://schemas.openxmlformats.org/drawingml/2006/picture">
+                <pic:pic xmlns:pic="http://schemas.openxmlformats.org/drawingml/2006/picture">
+                  <pic:nvPicPr>
+                    <pic:cNvPr id="1" name=""/>
+                    <pic:cNvPicPr/>
+                  </pic:nvPicPr>
+                  <pic:blipFill>
+                    <a:blip r:embed="rId44"/>
+                    <a:stretch>
+                      <a:fillRect/>
+                    </a:stretch>
+                  </pic:blipFill>
+                  <pic:spPr>
+                    <a:xfrm>
+                      <a:off x="0" y="0"/>
+                      <a:ext cx="5502978" cy="3095625"/>
+                    </a:xfrm>
+                    <a:prstGeom prst="rect">
+                      <a:avLst/>
+                    </a:prstGeom>
+                  </pic:spPr>
+                </pic:pic>
+              </a:graphicData>
+            </a:graphic>
+          </wp:inline>
+        </w:drawing>
+      </w:r>
+    </w:p>
+    <w:p>
+      <w:pPr>
+        <w:pStyle w:val="a3"/>
+      </w:pPr>
+      <w:r>
+        <w:t xml:space="preserve">Рисунок </w:t>
+      </w:r>
+      <w:r>
+        <w:t>3.14</w:t>
+      </w:r>
+      <w:r>
+        <w:t xml:space="preserve"> </w:t>
+      </w:r>
+      <w:r>
+        <w:t>– Страница с страхователями</w:t>
+      </w:r>
+    </w:p>
+    <w:p>
+      <w:pPr>
+        <w:pStyle w:val="a0"/>
+        <w:rPr>
+          <w:lang w:val="ru-RU"/>
+        </w:rPr>
+      </w:pPr>
+      <w:r>
+        <w:rPr>
+          <w:lang w:val="ru-RU"/>
+        </w:rPr>
+        <w:t>После того как был выбран страхователь, можно продолжить работу,</w:t>
+      </w:r>
+      <w:r>
+        <w:rPr>
+          <w:lang w:val="ru-RU"/>
+        </w:rPr>
+        <w:t xml:space="preserve"> необходимо выбрать форму</w:t>
+      </w:r>
+      <w:r>
+        <w:rPr>
+          <w:lang w:val="ru-RU"/>
+        </w:rPr>
+        <w:t xml:space="preserve"> </w:t>
+      </w:r>
+      <w:r>
+        <w:rPr>
+          <w:lang w:val="ru-RU"/>
+        </w:rPr>
+        <w:t>из таблицы</w:t>
+      </w:r>
+      <w:r>
+        <w:rPr>
+          <w:lang w:val="ru-RU"/>
+        </w:rPr>
+        <w:t xml:space="preserve"> сверху</w:t>
+      </w:r>
+      <w:r>
+        <w:rPr>
+          <w:lang w:val="ru-RU"/>
+        </w:rPr>
+        <w:t xml:space="preserve">, </w:t>
+      </w:r>
+      <w:r>
+        <w:rPr>
+          <w:lang w:val="ru-RU"/>
+        </w:rPr>
+        <w:t>которая показана</w:t>
+      </w:r>
+      <w:r>
+        <w:rPr>
+          <w:lang w:val="ru-RU"/>
+        </w:rPr>
+        <w:t xml:space="preserve"> на рисунке 3.15</w:t>
+      </w:r>
+      <w:r>
+        <w:rPr>
+          <w:lang w:val="ru-RU"/>
+        </w:rPr>
+        <w:t>.</w:t>
+      </w:r>
+    </w:p>
+    <w:p>
+      <w:pPr>
+        <w:pStyle w:val="a0"/>
+        <w:rPr>
+          <w:lang w:val="ru-RU"/>
+        </w:rPr>
+      </w:pPr>
+      <w:r>
+        <w:rPr>
+          <w:noProof/>
+        </w:rPr>
+        <w:drawing>
+          <wp:inline distT="0" distB="0" distL="0" distR="0" wp14:anchorId="6C4F519E" wp14:editId="41E0C4AD">
+            <wp:extent cx="5316724" cy="2990850"/>
+            <wp:effectExtent l="0" t="0" r="0" b="0"/>
+            <wp:docPr id="7" name="Picture 7"/>
             <wp:cNvGraphicFramePr>
               <a:graphicFrameLocks xmlns:a="http://schemas.openxmlformats.org/drawingml/2006/main" noChangeAspect="1"/>
             </wp:cNvGraphicFramePr>
@@ -13736,7 +14654,7 @@
                   <pic:spPr>
                     <a:xfrm>
                       <a:off x="0" y="0"/>
-                      <a:ext cx="5484368" cy="4997517"/>
+                      <a:ext cx="5324438" cy="2995189"/>
                     </a:xfrm>
                     <a:prstGeom prst="rect">
                       <a:avLst/>
@@ -13757,13 +14675,13 @@
         <w:t xml:space="preserve">Рисунок </w:t>
       </w:r>
       <w:r>
-        <w:t>3.11</w:t>
+        <w:t>3.15</w:t>
       </w:r>
       <w:r>
         <w:t xml:space="preserve"> </w:t>
       </w:r>
       <w:r>
-        <w:t>– Реляционная схема базы данных</w:t>
+        <w:t>– Страница с формами</w:t>
       </w:r>
     </w:p>
     <w:p>
@@ -13777,343 +14695,57 @@
         <w:rPr>
           <w:lang w:val="ru-RU"/>
         </w:rPr>
-        <w:t>Схема базы данных состоит из семи, описывающих сущности, отношений:</w:t>
-      </w:r>
-    </w:p>
-    <w:p>
-      <w:pPr>
-        <w:pStyle w:val="a"/>
-        <w:numPr>
-          <w:ilvl w:val="0"/>
-          <w:numId w:val="19"/>
-        </w:numPr>
-      </w:pPr>
-      <w:r>
-        <w:t>User –</w:t>
-      </w:r>
-      <w:r>
-        <w:rPr>
-          <w:lang w:val="ru-RU"/>
-        </w:rPr>
-        <w:t xml:space="preserve"> Пользователи</w:t>
-      </w:r>
-      <w:r>
-        <w:t>;</w:t>
-      </w:r>
-    </w:p>
-    <w:p>
-      <w:pPr>
-        <w:pStyle w:val="a"/>
-        <w:numPr>
-          <w:ilvl w:val="0"/>
-          <w:numId w:val="19"/>
-        </w:numPr>
-        <w:rPr>
-          <w:lang w:val="ru-RU"/>
-        </w:rPr>
-      </w:pPr>
-      <w:r>
-        <w:t>FormsSZV</w:t>
-      </w:r>
-      <w:r>
-        <w:rPr>
-          <w:lang w:val="ru-RU"/>
-        </w:rPr>
-        <w:t>_</w:t>
-      </w:r>
-      <w:r>
-        <w:t>M</w:t>
-      </w:r>
-      <w:r>
-        <w:rPr>
-          <w:lang w:val="ru-RU"/>
-        </w:rPr>
-        <w:t xml:space="preserve"> </w:t>
-      </w:r>
-      <w:r>
-        <w:rPr>
-          <w:lang w:val="ru-RU"/>
-        </w:rPr>
-        <w:t>–</w:t>
-      </w:r>
-      <w:r>
-        <w:rPr>
-          <w:lang w:val="ru-RU"/>
-        </w:rPr>
-        <w:t xml:space="preserve"> </w:t>
-      </w:r>
-      <w:r>
-        <w:rPr>
-          <w:lang w:val="ru-RU"/>
-        </w:rPr>
-        <w:t>Форма СЗВ-М</w:t>
-      </w:r>
-      <w:r>
-        <w:rPr>
-          <w:lang w:val="ru-RU"/>
-        </w:rPr>
-        <w:t>;</w:t>
-      </w:r>
-    </w:p>
-    <w:p>
-      <w:pPr>
-        <w:pStyle w:val="a"/>
-        <w:numPr>
-          <w:ilvl w:val="0"/>
-          <w:numId w:val="19"/>
-        </w:numPr>
-        <w:rPr>
-          <w:lang w:val="ru-RU"/>
-        </w:rPr>
-      </w:pPr>
-      <w:r>
-        <w:t>FormsSZV</w:t>
-      </w:r>
-      <w:r>
-        <w:rPr>
-          <w:lang w:val="ru-RU"/>
-        </w:rPr>
-        <w:t>_</w:t>
-      </w:r>
-      <w:r>
-        <w:t>M</w:t>
-      </w:r>
-      <w:r>
-        <w:rPr>
-          <w:lang w:val="ru-RU"/>
-        </w:rPr>
-        <w:t>_</w:t>
-      </w:r>
-      <w:r>
-        <w:t>Stuff</w:t>
-      </w:r>
-      <w:r>
-        <w:rPr>
-          <w:lang w:val="ru-RU"/>
-        </w:rPr>
-        <w:t xml:space="preserve"> –</w:t>
-      </w:r>
-      <w:r>
-        <w:rPr>
-          <w:lang w:val="ru-RU"/>
-        </w:rPr>
-        <w:t xml:space="preserve"> Участники формы СЗВ-М</w:t>
-      </w:r>
-      <w:r>
-        <w:rPr>
-          <w:lang w:val="ru-RU"/>
-        </w:rPr>
-        <w:t>;</w:t>
-      </w:r>
-    </w:p>
-    <w:p>
-      <w:pPr>
-        <w:pStyle w:val="a"/>
-        <w:numPr>
-          <w:ilvl w:val="0"/>
-          <w:numId w:val="19"/>
-        </w:numPr>
-        <w:rPr>
-          <w:lang w:val="ru-RU"/>
-        </w:rPr>
-      </w:pPr>
-      <w:r>
-        <w:t>FormsSZV</w:t>
-      </w:r>
-      <w:r>
-        <w:rPr>
-          <w:lang w:val="ru-RU"/>
-        </w:rPr>
-        <w:t>_</w:t>
-      </w:r>
-      <w:r>
-        <w:t>TD</w:t>
-      </w:r>
-      <w:r>
-        <w:rPr>
-          <w:lang w:val="ru-RU"/>
-        </w:rPr>
-        <w:t xml:space="preserve"> </w:t>
-      </w:r>
-      <w:r>
-        <w:rPr>
-          <w:lang w:val="ru-RU"/>
-        </w:rPr>
-        <w:t>–</w:t>
-      </w:r>
-      <w:r>
-        <w:rPr>
-          <w:lang w:val="ru-RU"/>
-        </w:rPr>
-        <w:t xml:space="preserve"> Форма СЗВ-ТД</w:t>
-      </w:r>
-      <w:r>
-        <w:rPr>
-          <w:lang w:val="ru-RU"/>
-        </w:rPr>
-        <w:t>;</w:t>
-      </w:r>
-    </w:p>
-    <w:p>
-      <w:pPr>
-        <w:pStyle w:val="a"/>
-        <w:numPr>
-          <w:ilvl w:val="0"/>
-          <w:numId w:val="19"/>
-        </w:numPr>
-        <w:rPr>
-          <w:lang w:val="ru-RU"/>
-        </w:rPr>
-      </w:pPr>
-      <w:r>
-        <w:t>FormsSZV</w:t>
-      </w:r>
-      <w:r>
-        <w:rPr>
-          <w:lang w:val="ru-RU"/>
-        </w:rPr>
-        <w:t>_</w:t>
-      </w:r>
-      <w:r>
-        <w:t>TD</w:t>
-      </w:r>
-      <w:r>
-        <w:rPr>
-          <w:lang w:val="ru-RU"/>
-        </w:rPr>
-        <w:t>_</w:t>
-      </w:r>
-      <w:r>
-        <w:t>Stuff</w:t>
-      </w:r>
-      <w:r>
-        <w:rPr>
-          <w:lang w:val="ru-RU"/>
-        </w:rPr>
-        <w:t xml:space="preserve"> </w:t>
-      </w:r>
-      <w:r>
-        <w:rPr>
-          <w:lang w:val="ru-RU"/>
-        </w:rPr>
-        <w:t>–</w:t>
-      </w:r>
-      <w:r>
-        <w:rPr>
-          <w:lang w:val="ru-RU"/>
-        </w:rPr>
-        <w:t xml:space="preserve"> Участники формы СЗВ-ТД</w:t>
-      </w:r>
-      <w:r>
-        <w:rPr>
-          <w:lang w:val="ru-RU"/>
-        </w:rPr>
-        <w:t>;</w:t>
-      </w:r>
-    </w:p>
-    <w:p>
-      <w:pPr>
-        <w:pStyle w:val="a"/>
-        <w:numPr>
-          <w:ilvl w:val="0"/>
-          <w:numId w:val="19"/>
-        </w:numPr>
-        <w:rPr>
-          <w:lang w:val="ru-RU"/>
-        </w:rPr>
-      </w:pPr>
-      <w:r>
-        <w:t xml:space="preserve">Insurers </w:t>
-      </w:r>
-      <w:r>
-        <w:rPr>
-          <w:lang w:val="ru-RU"/>
-        </w:rPr>
-        <w:t>–</w:t>
-      </w:r>
-      <w:r>
-        <w:rPr>
-          <w:lang w:val="ru-RU"/>
-        </w:rPr>
-        <w:t xml:space="preserve"> Страхователи</w:t>
-      </w:r>
-      <w:r>
-        <w:rPr>
-          <w:lang w:val="ru-RU"/>
-        </w:rPr>
-        <w:t>;</w:t>
-      </w:r>
-    </w:p>
-    <w:p>
-      <w:pPr>
-        <w:pStyle w:val="a"/>
-        <w:numPr>
-          <w:ilvl w:val="0"/>
-          <w:numId w:val="19"/>
-        </w:numPr>
-        <w:rPr>
-          <w:lang w:val="ru-RU"/>
-        </w:rPr>
-      </w:pPr>
-      <w:r>
-        <w:t xml:space="preserve">Workers </w:t>
-      </w:r>
-      <w:r>
-        <w:t>–</w:t>
-      </w:r>
-      <w:r>
-        <w:rPr>
-          <w:lang w:val="ru-RU"/>
-        </w:rPr>
-        <w:t xml:space="preserve"> Работники</w:t>
-      </w:r>
-      <w:r>
-        <w:t>;</w:t>
-      </w:r>
-    </w:p>
-    <w:p>
-      <w:pPr>
-        <w:pStyle w:val="a"/>
-        <w:numPr>
-          <w:ilvl w:val="0"/>
-          <w:numId w:val="19"/>
-        </w:numPr>
-        <w:rPr>
-          <w:lang w:val="ru-RU"/>
-        </w:rPr>
-      </w:pPr>
-      <w:r>
-        <w:t>Profession –</w:t>
-      </w:r>
-      <w:r>
-        <w:rPr>
-          <w:lang w:val="ru-RU"/>
-        </w:rPr>
-        <w:t xml:space="preserve"> Профессия</w:t>
-      </w:r>
-      <w:r>
-        <w:t>;</w:t>
-      </w:r>
-    </w:p>
-    <w:p>
-      <w:pPr>
-        <w:pStyle w:val="a"/>
-        <w:numPr>
-          <w:ilvl w:val="0"/>
-          <w:numId w:val="19"/>
-        </w:numPr>
-        <w:rPr>
-          <w:lang w:val="ru-RU"/>
-        </w:rPr>
-      </w:pPr>
-      <w:r>
-        <w:t xml:space="preserve">Sex – </w:t>
-      </w:r>
-      <w:r>
-        <w:rPr>
-          <w:lang w:val="ru-RU"/>
-        </w:rPr>
-        <w:t>Пол</w:t>
+        <w:t xml:space="preserve">Если форм нету, программа дает возможность создать новую, для этого необходимо нажать на кнопку </w:t>
+      </w:r>
+      <w:r>
+        <w:rPr>
+          <w:lang w:val="ru-RU"/>
+        </w:rPr>
+        <w:t>"</w:t>
+      </w:r>
+      <w:r>
+        <w:rPr>
+          <w:lang w:val="ru-RU"/>
+        </w:rPr>
+        <w:t>Добавить</w:t>
+      </w:r>
+      <w:r>
+        <w:rPr>
+          <w:lang w:val="ru-RU"/>
+        </w:rPr>
+        <w:t>"</w:t>
+      </w:r>
+      <w:r>
+        <w:rPr>
+          <w:lang w:val="ru-RU"/>
+        </w:rPr>
+        <w:t>, которая находится правее верхней таблицы</w:t>
+      </w:r>
+      <w:r>
+        <w:rPr>
+          <w:lang w:val="ru-RU"/>
+        </w:rPr>
+        <w:t>, после чего появится пустая форма.</w:t>
+      </w:r>
+    </w:p>
+    <w:p>
+      <w:pPr>
+        <w:pStyle w:val="a0"/>
+        <w:rPr>
+          <w:lang w:val="ru-RU"/>
+        </w:rPr>
+      </w:pPr>
+      <w:r>
+        <w:rPr>
+          <w:lang w:val="ru-RU"/>
+        </w:rPr>
+        <w:t>После выбора формы</w:t>
+      </w:r>
+      <w:r>
+        <w:rPr>
+          <w:lang w:val="ru-RU"/>
+        </w:rPr>
+        <w:t>, если она была не пустая, в нижней таблице появятся работники, как показано на рисунке 3.16</w:t>
       </w:r>
       <w:r>
         <w:rPr>
@@ -14125,150 +14757,6 @@
     <w:p>
       <w:pPr>
         <w:pStyle w:val="a0"/>
-      </w:pPr>
-    </w:p>
-    <w:p>
-      <w:pPr>
-        <w:pStyle w:val="a7"/>
-        <w:outlineLvl w:val="0"/>
-      </w:pPr>
-      <w:bookmarkStart w:id="29" w:name="_Toc135403341"/>
-      <w:r>
-        <w:lastRenderedPageBreak/>
-        <w:t xml:space="preserve">3.3 </w:t>
-      </w:r>
-      <w:commentRangeStart w:id="30"/>
-      <w:commentRangeStart w:id="31"/>
-      <w:r>
-        <w:t xml:space="preserve">Инструкция по эксплуатации </w:t>
-      </w:r>
-      <w:r>
-        <w:t>приложения</w:t>
-      </w:r>
-      <w:bookmarkEnd w:id="29"/>
-      <w:commentRangeEnd w:id="30"/>
-      <w:r>
-        <w:rPr>
-          <w:rStyle w:val="CommentReference"/>
-          <w:b w:val="0"/>
-        </w:rPr>
-        <w:commentReference w:id="30"/>
-      </w:r>
-      <w:commentRangeEnd w:id="31"/>
-      <w:r>
-        <w:rPr>
-          <w:rStyle w:val="CommentReference"/>
-          <w:b w:val="0"/>
-        </w:rPr>
-        <w:commentReference w:id="31"/>
-      </w:r>
-    </w:p>
-    <w:p>
-      <w:pPr>
-        <w:pStyle w:val="a0"/>
-        <w:rPr>
-          <w:lang w:val="ru-RU"/>
-        </w:rPr>
-      </w:pPr>
-      <w:r>
-        <w:rPr>
-          <w:lang w:val="ru-RU"/>
-        </w:rPr>
-        <w:t>Приложение предназначено</w:t>
-      </w:r>
-      <w:r>
-        <w:rPr>
-          <w:lang w:val="ru-RU"/>
-        </w:rPr>
-        <w:t xml:space="preserve"> </w:t>
-      </w:r>
-      <w:r>
-        <w:rPr>
-          <w:lang w:val="ru-RU"/>
-        </w:rPr>
-        <w:t xml:space="preserve">для создания, просмотров и валидации бухгалтерских отчётов. </w:t>
-      </w:r>
-    </w:p>
-    <w:p>
-      <w:pPr>
-        <w:pStyle w:val="a0"/>
-        <w:rPr>
-          <w:lang w:val="ru-RU"/>
-        </w:rPr>
-      </w:pPr>
-      <w:r>
-        <w:rPr>
-          <w:lang w:val="ru-RU"/>
-        </w:rPr>
-        <w:t>Чтобы н</w:t>
-      </w:r>
-      <w:r>
-        <w:rPr>
-          <w:color w:val="000000" w:themeColor="text1"/>
-          <w:lang w:val="ru-RU"/>
-        </w:rPr>
-        <w:t>ач</w:t>
-      </w:r>
-      <w:r>
-        <w:rPr>
-          <w:lang w:val="ru-RU"/>
-        </w:rPr>
-        <w:t xml:space="preserve">ать работать с приложение достаточно его запустить. После </w:t>
-      </w:r>
-      <w:r>
-        <w:rPr>
-          <w:lang w:val="ru-RU"/>
-        </w:rPr>
-        <w:t>запуска</w:t>
-      </w:r>
-      <w:r>
-        <w:rPr>
-          <w:lang w:val="ru-RU"/>
-        </w:rPr>
-        <w:t xml:space="preserve">, </w:t>
-      </w:r>
-      <w:r>
-        <w:rPr>
-          <w:lang w:val="ru-RU"/>
-        </w:rPr>
-        <w:t>приложение</w:t>
-      </w:r>
-      <w:r>
-        <w:rPr>
-          <w:lang w:val="ru-RU"/>
-        </w:rPr>
-        <w:t xml:space="preserve"> готов</w:t>
-      </w:r>
-      <w:r>
-        <w:rPr>
-          <w:lang w:val="ru-RU"/>
-        </w:rPr>
-        <w:t>о</w:t>
-      </w:r>
-      <w:r>
-        <w:rPr>
-          <w:lang w:val="ru-RU"/>
-        </w:rPr>
-        <w:t xml:space="preserve"> к работе.</w:t>
-      </w:r>
-      <w:r>
-        <w:rPr>
-          <w:lang w:val="ru-RU"/>
-        </w:rPr>
-        <w:t xml:space="preserve"> Для создания отчётов необходимо войти в учётную запись, после будет доступно главное окно.</w:t>
-      </w:r>
-      <w:r>
-        <w:rPr>
-          <w:lang w:val="ru-RU"/>
-        </w:rPr>
-        <w:t xml:space="preserve"> Главное окно представлено на рисунке 3.12.</w:t>
-      </w:r>
-    </w:p>
-    <w:p>
-      <w:pPr>
-        <w:pStyle w:val="a0"/>
-        <w:ind w:left="-283"/>
-        <w:jc w:val="center"/>
         <w:rPr>
           <w:lang w:val="ru-RU"/>
         </w:rPr>
@@ -14278,10 +14766,10 @@
           <w:noProof/>
         </w:rPr>
         <w:drawing>
-          <wp:inline distT="0" distB="0" distL="0" distR="0" wp14:anchorId="4DA1EF86" wp14:editId="3B98E003">
-            <wp:extent cx="5841623" cy="3286125"/>
-            <wp:effectExtent l="0" t="0" r="6985" b="0"/>
-            <wp:docPr id="17" name="Picture 17"/>
+          <wp:inline distT="0" distB="0" distL="0" distR="0" wp14:anchorId="40FC6CB2" wp14:editId="4971EC2F">
+            <wp:extent cx="5316724" cy="2990850"/>
+            <wp:effectExtent l="0" t="0" r="0" b="0"/>
+            <wp:docPr id="15" name="Picture 15"/>
             <wp:cNvGraphicFramePr>
               <a:graphicFrameLocks xmlns:a="http://schemas.openxmlformats.org/drawingml/2006/main" noChangeAspect="1"/>
             </wp:cNvGraphicFramePr>
@@ -14301,7 +14789,7 @@
                   <pic:spPr>
                     <a:xfrm>
                       <a:off x="0" y="0"/>
-                      <a:ext cx="5847610" cy="3289493"/>
+                      <a:ext cx="5325482" cy="2995777"/>
                     </a:xfrm>
                     <a:prstGeom prst="rect">
                       <a:avLst/>
@@ -14322,13 +14810,13 @@
         <w:t xml:space="preserve">Рисунок </w:t>
       </w:r>
       <w:r>
-        <w:t>3.12</w:t>
+        <w:t>3.16</w:t>
       </w:r>
       <w:r>
         <w:t xml:space="preserve"> </w:t>
       </w:r>
       <w:r>
-        <w:t>– Главное окно приложения</w:t>
+        <w:t>– Таблица с работниками</w:t>
       </w:r>
     </w:p>
     <w:p>
@@ -14338,6 +14826,54 @@
           <w:lang w:val="ru-RU"/>
         </w:rPr>
       </w:pPr>
+      <w:r>
+        <w:rPr>
+          <w:lang w:val="ru-RU"/>
+        </w:rPr>
+        <w:t xml:space="preserve">Чтобы добавить работников, необходимо нажать кнопку </w:t>
+      </w:r>
+      <w:r>
+        <w:rPr>
+          <w:lang w:val="ru-RU"/>
+        </w:rPr>
+        <w:t>"</w:t>
+      </w:r>
+      <w:r>
+        <w:rPr>
+          <w:lang w:val="ru-RU"/>
+        </w:rPr>
+        <w:t>Добавить</w:t>
+      </w:r>
+      <w:r>
+        <w:rPr>
+          <w:lang w:val="ru-RU"/>
+        </w:rPr>
+        <w:t>"</w:t>
+      </w:r>
+      <w:r>
+        <w:rPr>
+          <w:lang w:val="ru-RU"/>
+        </w:rPr>
+        <w:t>, которая находится правее нижней таблицы, после нажатия откроется страниц</w:t>
+      </w:r>
+      <w:r>
+        <w:rPr>
+          <w:lang w:val="ru-RU"/>
+        </w:rPr>
+        <w:t>а</w:t>
+      </w:r>
+      <w:r>
+        <w:rPr>
+          <w:lang w:val="ru-RU"/>
+        </w:rPr>
+        <w:t xml:space="preserve"> с работниками, как показано на рисунке 3.17</w:t>
+      </w:r>
+      <w:r>
+        <w:rPr>
+          <w:lang w:val="ru-RU"/>
+        </w:rPr>
+        <w:t>.</w:t>
+      </w:r>
     </w:p>
     <w:p>
       <w:pPr>
@@ -14348,211 +14884,13 @@
       </w:pPr>
       <w:r>
         <w:rPr>
-          <w:lang w:val="ru-RU"/>
-        </w:rPr>
-        <w:t xml:space="preserve">Для взаимодействия с </w:t>
-      </w:r>
-      <w:r>
-        <w:rPr>
-          <w:lang w:val="ru-RU"/>
-        </w:rPr>
-        <w:t>приложением</w:t>
-      </w:r>
-      <w:r>
-        <w:rPr>
-          <w:lang w:val="ru-RU"/>
-        </w:rPr>
-        <w:t xml:space="preserve"> необходимо выбрать нужный из списка</w:t>
-      </w:r>
-      <w:r>
-        <w:rPr>
-          <w:lang w:val="ru-RU"/>
-        </w:rPr>
-        <w:t xml:space="preserve"> раздел</w:t>
-      </w:r>
-      <w:r>
-        <w:rPr>
-          <w:lang w:val="ru-RU"/>
-        </w:rPr>
-        <w:t>, представленн</w:t>
-      </w:r>
-      <w:r>
-        <w:rPr>
-          <w:lang w:val="ru-RU"/>
-        </w:rPr>
-        <w:t>ые</w:t>
-      </w:r>
-      <w:r>
-        <w:rPr>
-          <w:lang w:val="ru-RU"/>
-        </w:rPr>
-        <w:t xml:space="preserve"> в </w:t>
-      </w:r>
-      <w:r>
-        <w:rPr>
-          <w:lang w:val="ru-RU"/>
-        </w:rPr>
-        <w:t>л</w:t>
-      </w:r>
-      <w:commentRangeStart w:id="32"/>
-      <w:commentRangeStart w:id="33"/>
-      <w:r>
-        <w:rPr>
-          <w:lang w:val="ru-RU"/>
-        </w:rPr>
-        <w:t>евой</w:t>
-      </w:r>
-      <w:commentRangeEnd w:id="32"/>
-      <w:r>
-        <w:rPr>
-          <w:rStyle w:val="CommentReference"/>
-          <w:lang w:val="ru-RU"/>
-        </w:rPr>
-        <w:commentReference w:id="32"/>
-      </w:r>
-      <w:commentRangeEnd w:id="33"/>
-      <w:r>
-        <w:rPr>
-          <w:rStyle w:val="CommentReference"/>
-          <w:lang w:val="ru-RU"/>
-        </w:rPr>
-        <w:commentReference w:id="33"/>
-      </w:r>
-      <w:r>
-        <w:rPr>
-          <w:lang w:val="ru-RU"/>
-        </w:rPr>
-        <w:t xml:space="preserve"> </w:t>
-      </w:r>
-      <w:r>
-        <w:rPr>
-          <w:lang w:val="ru-RU"/>
-        </w:rPr>
-        <w:t xml:space="preserve">части экрана. </w:t>
-      </w:r>
-      <w:r>
-        <w:rPr>
-          <w:lang w:val="ru-RU"/>
-        </w:rPr>
-        <w:t>Список состоит из кнопок:</w:t>
-      </w:r>
-    </w:p>
-    <w:p>
-      <w:pPr>
-        <w:pStyle w:val="a"/>
-        <w:numPr>
-          <w:ilvl w:val="0"/>
-          <w:numId w:val="20"/>
-        </w:numPr>
-      </w:pPr>
-      <w:r>
-        <w:rPr>
-          <w:lang w:val="ru-RU"/>
-        </w:rPr>
-        <w:t>СЗВМ – создание отчётов СЗВМ</w:t>
-      </w:r>
-      <w:r>
-        <w:t>;</w:t>
-      </w:r>
-    </w:p>
-    <w:p>
-      <w:pPr>
-        <w:pStyle w:val="a"/>
-        <w:numPr>
-          <w:ilvl w:val="0"/>
-          <w:numId w:val="19"/>
-        </w:numPr>
-      </w:pPr>
-      <w:r>
-        <w:rPr>
-          <w:lang w:val="ru-RU"/>
-        </w:rPr>
-        <w:t>СЗВТД – создание отчётов СЗВТД</w:t>
-      </w:r>
-      <w:r>
-        <w:t>;</w:t>
-      </w:r>
-    </w:p>
-    <w:p>
-      <w:pPr>
-        <w:pStyle w:val="a"/>
-        <w:numPr>
-          <w:ilvl w:val="0"/>
-          <w:numId w:val="19"/>
-        </w:numPr>
-        <w:rPr>
-          <w:lang w:val="ru-RU"/>
-        </w:rPr>
-      </w:pPr>
-      <w:r>
-        <w:rPr>
-          <w:lang w:val="ru-RU"/>
-        </w:rPr>
-        <w:t>Валидация – валидация готовых отчётов</w:t>
-      </w:r>
-      <w:r>
-        <w:t>;</w:t>
-      </w:r>
-    </w:p>
-    <w:p>
-      <w:pPr>
-        <w:pStyle w:val="a"/>
-        <w:numPr>
-          <w:ilvl w:val="0"/>
-          <w:numId w:val="19"/>
-        </w:numPr>
-        <w:rPr>
-          <w:lang w:val="ru-RU"/>
-        </w:rPr>
-      </w:pPr>
-      <w:r>
-        <w:rPr>
-          <w:lang w:val="ru-RU"/>
-        </w:rPr>
-        <w:t>Пользователи  – просмотр пользователей</w:t>
-      </w:r>
-      <w:r>
-        <w:t>;</w:t>
-      </w:r>
-    </w:p>
-    <w:p>
-      <w:pPr>
-        <w:pStyle w:val="a"/>
-        <w:numPr>
-          <w:ilvl w:val="0"/>
-          <w:numId w:val="0"/>
-        </w:numPr>
-        <w:ind w:left="284" w:firstLine="850"/>
-        <w:rPr>
-          <w:lang w:val="ru-RU"/>
-        </w:rPr>
-      </w:pPr>
-      <w:r>
-        <w:rPr>
-          <w:lang w:val="ru-RU"/>
-        </w:rPr>
-        <w:t>При выборе откроется справочник как на рисунке 3.13.</w:t>
-      </w:r>
-    </w:p>
-    <w:p>
-      <w:pPr>
-        <w:pStyle w:val="a0"/>
-        <w:ind w:left="-283"/>
-        <w:jc w:val="center"/>
-        <w:rPr>
-          <w:lang w:val="ru-RU"/>
-        </w:rPr>
-      </w:pPr>
-      <w:r>
-        <w:rPr>
           <w:noProof/>
         </w:rPr>
-        <w:lastRenderedPageBreak/>
         <w:drawing>
-          <wp:inline distT="0" distB="0" distL="0" distR="0" wp14:anchorId="26916E04" wp14:editId="511B411E">
-            <wp:extent cx="5909352" cy="3324225"/>
-            <wp:effectExtent l="0" t="0" r="0" b="0"/>
-            <wp:docPr id="18" name="Picture 18"/>
+          <wp:inline distT="0" distB="0" distL="0" distR="0" wp14:anchorId="5B01901D" wp14:editId="001C8EA3">
+            <wp:extent cx="5181266" cy="2914650"/>
+            <wp:effectExtent l="0" t="0" r="635" b="0"/>
+            <wp:docPr id="20" name="Picture 20"/>
             <wp:cNvGraphicFramePr>
               <a:graphicFrameLocks xmlns:a="http://schemas.openxmlformats.org/drawingml/2006/main" noChangeAspect="1"/>
             </wp:cNvGraphicFramePr>
@@ -14572,7 +14910,7 @@
                   <pic:spPr>
                     <a:xfrm>
                       <a:off x="0" y="0"/>
-                      <a:ext cx="5913914" cy="3326791"/>
+                      <a:ext cx="5190552" cy="2919873"/>
                     </a:xfrm>
                     <a:prstGeom prst="rect">
                       <a:avLst/>
@@ -14593,13 +14931,13 @@
         <w:t xml:space="preserve">Рисунок </w:t>
       </w:r>
       <w:r>
-        <w:t>3.13</w:t>
+        <w:t>3.17</w:t>
       </w:r>
       <w:r>
         <w:t xml:space="preserve"> </w:t>
       </w:r>
       <w:r>
-        <w:t>– Страница создания отчёта</w:t>
+        <w:t>– Страница с работниками</w:t>
       </w:r>
     </w:p>
     <w:p>
@@ -14613,7 +14951,7 @@
         <w:rPr>
           <w:lang w:val="ru-RU"/>
         </w:rPr>
-        <w:t xml:space="preserve">Для начала создания отчёта необходимо выбрать страхователя, путём нажатия кнопки </w:t>
+        <w:t xml:space="preserve">После открытия страницы и выбора нужного работника, необходимо нажать на кнопку </w:t>
       </w:r>
       <w:r>
         <w:rPr>
@@ -14625,7 +14963,7 @@
         <w:rPr>
           <w:lang w:val="ru-RU"/>
         </w:rPr>
-        <w:t>Сменить</w:t>
+        <w:t>Выбрать</w:t>
       </w:r>
       <w:r>
         <w:rPr>
@@ -14637,7 +14975,7 @@
         <w:rPr>
           <w:lang w:val="ru-RU"/>
         </w:rPr>
-        <w:t xml:space="preserve">, откроется страницы с списком страхователей, как показано на рисунке 3.14, в котором нужно выбрать страхователя, и нажать на кнопку </w:t>
+        <w:t xml:space="preserve"> и выбранный работник добавится в форму, после чего можно нажать на кнопку </w:t>
       </w:r>
       <w:r>
         <w:rPr>
@@ -14649,7 +14987,7 @@
         <w:rPr>
           <w:lang w:val="ru-RU"/>
         </w:rPr>
-        <w:t>Выбрать</w:t>
+        <w:t>Назад</w:t>
       </w:r>
       <w:r>
         <w:rPr>
@@ -14661,7 +14999,13 @@
         <w:rPr>
           <w:lang w:val="ru-RU"/>
         </w:rPr>
-        <w:t>, после чего программа вернёт обратно страницу с отчётами.</w:t>
+        <w:t xml:space="preserve"> чтобы вернуться к предыдущей странице, страница отчёта после всех действией показана на рисунке 3.18</w:t>
+      </w:r>
+      <w:r>
+        <w:rPr>
+          <w:lang w:val="ru-RU"/>
+        </w:rPr>
+        <w:t>.</w:t>
       </w:r>
     </w:p>
     <w:p>
@@ -14676,10 +15020,10 @@
           <w:noProof/>
         </w:rPr>
         <w:drawing>
-          <wp:inline distT="0" distB="0" distL="0" distR="0" wp14:anchorId="2784F8D1" wp14:editId="14327CC0">
-            <wp:extent cx="5502978" cy="3095625"/>
-            <wp:effectExtent l="0" t="0" r="2540" b="0"/>
-            <wp:docPr id="3" name="Picture 3"/>
+          <wp:inline distT="0" distB="0" distL="0" distR="0" wp14:anchorId="53E46722" wp14:editId="39623D68">
+            <wp:extent cx="5299791" cy="2981325"/>
+            <wp:effectExtent l="0" t="0" r="0" b="0"/>
+            <wp:docPr id="26" name="Picture 26"/>
             <wp:cNvGraphicFramePr>
               <a:graphicFrameLocks xmlns:a="http://schemas.openxmlformats.org/drawingml/2006/main" noChangeAspect="1"/>
             </wp:cNvGraphicFramePr>
@@ -14699,7 +15043,7 @@
                   <pic:spPr>
                     <a:xfrm>
                       <a:off x="0" y="0"/>
-                      <a:ext cx="5502978" cy="3095625"/>
+                      <a:ext cx="5306965" cy="2985361"/>
                     </a:xfrm>
                     <a:prstGeom prst="rect">
                       <a:avLst/>
@@ -14720,13 +15064,13 @@
         <w:t xml:space="preserve">Рисунок </w:t>
       </w:r>
       <w:r>
-        <w:t>3.14</w:t>
+        <w:t>3.18</w:t>
       </w:r>
       <w:r>
         <w:t xml:space="preserve"> </w:t>
       </w:r>
       <w:r>
-        <w:t>– Страница с страхователями</w:t>
+        <w:t>– Страница с отчётами</w:t>
       </w:r>
     </w:p>
     <w:p>
@@ -14740,13 +15084,19 @@
         <w:rPr>
           <w:lang w:val="ru-RU"/>
         </w:rPr>
-        <w:t>После того как был выбран страхователь, можно продолжить работу,</w:t>
-      </w:r>
-      <w:r>
-        <w:rPr>
-          <w:lang w:val="ru-RU"/>
-        </w:rPr>
-        <w:t xml:space="preserve"> необходимо выбрать форму</w:t>
+        <w:tab/>
+      </w:r>
+      <w:r>
+        <w:rPr>
+          <w:lang w:val="ru-RU"/>
+        </w:rPr>
+        <w:t>Когда страхователь выбран и в форму добавлен работник, можно</w:t>
+      </w:r>
+      <w:r>
+        <w:rPr>
+          <w:lang w:val="ru-RU"/>
+        </w:rPr>
+        <w:t xml:space="preserve"> создать отчёт, для этого требуется нажать на кнопку </w:t>
       </w:r>
       <w:r>
         <w:rPr>
@@ -14758,13 +15108,22 @@
         <w:rPr>
           <w:lang w:val="ru-RU"/>
         </w:rPr>
-        <w:t>из таблицы</w:t>
-      </w:r>
-      <w:r>
-        <w:rPr>
-          <w:lang w:val="ru-RU"/>
-        </w:rPr>
-        <w:t xml:space="preserve"> сверху</w:t>
+        <w:t>"</w:t>
+      </w:r>
+      <w:r>
+        <w:rPr>
+          <w:lang w:val="ru-RU"/>
+        </w:rPr>
+        <w:t xml:space="preserve">Создать </w:t>
+      </w:r>
+      <w:r>
+        <w:t>XML</w:t>
+      </w:r>
+      <w:r>
+        <w:rPr>
+          <w:lang w:val="ru-RU"/>
+        </w:rPr>
+        <w:t>"</w:t>
       </w:r>
       <w:r>
         <w:rPr>
@@ -14776,24 +15135,13 @@
         <w:rPr>
           <w:lang w:val="ru-RU"/>
         </w:rPr>
-        <w:t>которая показана</w:t>
-      </w:r>
-      <w:r>
-        <w:rPr>
-          <w:lang w:val="ru-RU"/>
-        </w:rPr>
-        <w:t xml:space="preserve"> на рисунке 3.15</w:t>
-      </w:r>
-      <w:r>
-        <w:rPr>
-          <w:lang w:val="ru-RU"/>
-        </w:rPr>
-        <w:t>.</w:t>
+        <w:t>если отчёт успешно создан, появится всплывающее окно в котором будет написано что отчёт создан успешно, всплывающее окно показано на рисунке 3.19.</w:t>
       </w:r>
     </w:p>
     <w:p>
       <w:pPr>
         <w:pStyle w:val="a0"/>
+        <w:jc w:val="center"/>
         <w:rPr>
           <w:lang w:val="ru-RU"/>
         </w:rPr>
@@ -14802,12 +15150,11 @@
         <w:rPr>
           <w:noProof/>
         </w:rPr>
-        <w:lastRenderedPageBreak/>
         <w:drawing>
-          <wp:inline distT="0" distB="0" distL="0" distR="0" wp14:anchorId="6C4F519E" wp14:editId="41E0C4AD">
-            <wp:extent cx="5316724" cy="2990850"/>
-            <wp:effectExtent l="0" t="0" r="0" b="0"/>
-            <wp:docPr id="7" name="Picture 7"/>
+          <wp:inline distT="0" distB="0" distL="0" distR="0" wp14:anchorId="347FA585" wp14:editId="1FFDA993">
+            <wp:extent cx="1152525" cy="1266825"/>
+            <wp:effectExtent l="0" t="0" r="9525" b="9525"/>
+            <wp:docPr id="27" name="Picture 27"/>
             <wp:cNvGraphicFramePr>
               <a:graphicFrameLocks xmlns:a="http://schemas.openxmlformats.org/drawingml/2006/main" noChangeAspect="1"/>
             </wp:cNvGraphicFramePr>
@@ -14827,7 +15174,7 @@
                   <pic:spPr>
                     <a:xfrm>
                       <a:off x="0" y="0"/>
-                      <a:ext cx="5324438" cy="2995189"/>
+                      <a:ext cx="1152525" cy="1266825"/>
                     </a:xfrm>
                     <a:prstGeom prst="rect">
                       <a:avLst/>
@@ -14848,13 +15195,13 @@
         <w:t xml:space="preserve">Рисунок </w:t>
       </w:r>
       <w:r>
-        <w:t>3.15</w:t>
+        <w:t>3.19</w:t>
       </w:r>
       <w:r>
         <w:t xml:space="preserve"> </w:t>
       </w:r>
       <w:r>
-        <w:t>– Страница с формами</w:t>
+        <w:t>– Всплывающее окно с информацией</w:t>
       </w:r>
     </w:p>
     <w:p>
@@ -14868,7 +15215,13 @@
         <w:rPr>
           <w:lang w:val="ru-RU"/>
         </w:rPr>
-        <w:t xml:space="preserve">Если форм нету, программа дает возможность создать новую, для этого необходимо нажать на кнопку </w:t>
+        <w:t xml:space="preserve">Отчёт </w:t>
+      </w:r>
+      <w:r>
+        <w:rPr>
+          <w:lang w:val="ru-RU"/>
+        </w:rPr>
+        <w:t xml:space="preserve">сохраняется в папке с приложением, чтобы быстро открыть эту папку, можно нажать на кнопку </w:t>
       </w:r>
       <w:r>
         <w:rPr>
@@ -14880,7 +15233,7 @@
         <w:rPr>
           <w:lang w:val="ru-RU"/>
         </w:rPr>
-        <w:t>Добавить</w:t>
+        <w:t>Открыть папку</w:t>
       </w:r>
       <w:r>
         <w:rPr>
@@ -14892,13 +15245,7 @@
         <w:rPr>
           <w:lang w:val="ru-RU"/>
         </w:rPr>
-        <w:t>, которая находится правее верхней таблицы</w:t>
-      </w:r>
-      <w:r>
-        <w:rPr>
-          <w:lang w:val="ru-RU"/>
-        </w:rPr>
-        <w:t>, после чего появится пустая форма.</w:t>
+        <w:t>.</w:t>
       </w:r>
     </w:p>
     <w:p>
@@ -14912,19 +15259,31 @@
         <w:rPr>
           <w:lang w:val="ru-RU"/>
         </w:rPr>
-        <w:t>После выбора формы</w:t>
-      </w:r>
-      <w:r>
-        <w:rPr>
-          <w:lang w:val="ru-RU"/>
-        </w:rPr>
-        <w:t>, если она была не пустая, в нижней таблице появятся работники, как показано на рисунке 3.16</w:t>
-      </w:r>
-      <w:r>
-        <w:rPr>
-          <w:lang w:val="ru-RU"/>
-        </w:rPr>
-        <w:t>.</w:t>
+        <w:t xml:space="preserve">В приложении существует возможность валидации отчётов, для открытия страницы с нужным функционалом необходимо выбрать нужную кнопку из левой части приложения, на которой написано </w:t>
+      </w:r>
+      <w:r>
+        <w:rPr>
+          <w:lang w:val="ru-RU"/>
+        </w:rPr>
+        <w:t>"</w:t>
+      </w:r>
+      <w:r>
+        <w:rPr>
+          <w:lang w:val="ru-RU"/>
+        </w:rPr>
+        <w:t>Валидация</w:t>
+      </w:r>
+      <w:r>
+        <w:rPr>
+          <w:lang w:val="ru-RU"/>
+        </w:rPr>
+        <w:t>"</w:t>
+      </w:r>
+      <w:r>
+        <w:rPr>
+          <w:lang w:val="ru-RU"/>
+        </w:rPr>
+        <w:t>, после нажатия откроется страница, как показано на рисунке 3.20.</w:t>
       </w:r>
     </w:p>
     <w:p>
@@ -14939,10 +15298,10 @@
           <w:noProof/>
         </w:rPr>
         <w:drawing>
-          <wp:inline distT="0" distB="0" distL="0" distR="0" wp14:anchorId="40FC6CB2" wp14:editId="4971EC2F">
-            <wp:extent cx="5316724" cy="2990850"/>
-            <wp:effectExtent l="0" t="0" r="0" b="0"/>
-            <wp:docPr id="15" name="Picture 15"/>
+          <wp:inline distT="0" distB="0" distL="0" distR="0" wp14:anchorId="0D92359D" wp14:editId="53D5816B">
+            <wp:extent cx="5215130" cy="2933700"/>
+            <wp:effectExtent l="0" t="0" r="5080" b="0"/>
+            <wp:docPr id="28" name="Picture 28"/>
             <wp:cNvGraphicFramePr>
               <a:graphicFrameLocks xmlns:a="http://schemas.openxmlformats.org/drawingml/2006/main" noChangeAspect="1"/>
             </wp:cNvGraphicFramePr>
@@ -14962,7 +15321,7 @@
                   <pic:spPr>
                     <a:xfrm>
                       <a:off x="0" y="0"/>
-                      <a:ext cx="5325482" cy="2995777"/>
+                      <a:ext cx="5222564" cy="2937882"/>
                     </a:xfrm>
                     <a:prstGeom prst="rect">
                       <a:avLst/>
@@ -14983,13 +15342,13 @@
         <w:t xml:space="preserve">Рисунок </w:t>
       </w:r>
       <w:r>
-        <w:t>3.16</w:t>
+        <w:t>3.20</w:t>
       </w:r>
       <w:r>
         <w:t xml:space="preserve"> </w:t>
       </w:r>
       <w:r>
-        <w:t>– Таблица с работниками</w:t>
+        <w:t>– Страница с валидацией</w:t>
       </w:r>
     </w:p>
     <w:p>
@@ -15003,49 +15362,43 @@
         <w:rPr>
           <w:lang w:val="ru-RU"/>
         </w:rPr>
-        <w:t xml:space="preserve">Чтобы добавить работников, необходимо нажать кнопку </w:t>
-      </w:r>
-      <w:r>
-        <w:rPr>
-          <w:lang w:val="ru-RU"/>
-        </w:rPr>
-        <w:t>"</w:t>
-      </w:r>
-      <w:r>
-        <w:rPr>
-          <w:lang w:val="ru-RU"/>
-        </w:rPr>
-        <w:t>Добавить</w:t>
-      </w:r>
-      <w:r>
-        <w:rPr>
-          <w:lang w:val="ru-RU"/>
-        </w:rPr>
-        <w:t>"</w:t>
-      </w:r>
-      <w:r>
-        <w:rPr>
-          <w:lang w:val="ru-RU"/>
-        </w:rPr>
-        <w:t>, которая находится правее нижней таблицы, после нажатия откроется страниц</w:t>
-      </w:r>
-      <w:r>
-        <w:rPr>
-          <w:lang w:val="ru-RU"/>
-        </w:rPr>
-        <w:t>а</w:t>
-      </w:r>
-      <w:r>
-        <w:rPr>
-          <w:lang w:val="ru-RU"/>
-        </w:rPr>
-        <w:t xml:space="preserve"> с работниками, как показано на рисунке 3.17</w:t>
-      </w:r>
-      <w:r>
-        <w:rPr>
-          <w:lang w:val="ru-RU"/>
-        </w:rPr>
-        <w:t>.</w:t>
+        <w:t xml:space="preserve">Сперва необходимо </w:t>
+      </w:r>
+      <w:r>
+        <w:rPr>
+          <w:lang w:val="ru-RU"/>
+        </w:rPr>
+        <w:t xml:space="preserve">выбрать </w:t>
+      </w:r>
+      <w:r>
+        <w:t>xml</w:t>
+      </w:r>
+      <w:r>
+        <w:rPr>
+          <w:lang w:val="ru-RU"/>
+        </w:rPr>
+        <w:t xml:space="preserve"> </w:t>
+      </w:r>
+      <w:r>
+        <w:rPr>
+          <w:lang w:val="ru-RU"/>
+        </w:rPr>
+        <w:t xml:space="preserve">и </w:t>
+      </w:r>
+      <w:r>
+        <w:t>xsd</w:t>
+      </w:r>
+      <w:r>
+        <w:rPr>
+          <w:lang w:val="ru-RU"/>
+        </w:rPr>
+        <w:t xml:space="preserve">, </w:t>
+      </w:r>
+      <w:r>
+        <w:rPr>
+          <w:lang w:val="ru-RU"/>
+        </w:rPr>
+        <w:t>происходит это путем нажатия кнопок, после нажатия кнопки откроется окно с выбором нужного файла, как представлено на рисунке 3.21.</w:t>
       </w:r>
     </w:p>
     <w:p>
@@ -15059,12 +15412,11 @@
         <w:rPr>
           <w:noProof/>
         </w:rPr>
-        <w:lastRenderedPageBreak/>
         <w:drawing>
-          <wp:inline distT="0" distB="0" distL="0" distR="0" wp14:anchorId="5B01901D" wp14:editId="001C8EA3">
-            <wp:extent cx="5181266" cy="2914650"/>
-            <wp:effectExtent l="0" t="0" r="635" b="0"/>
-            <wp:docPr id="20" name="Picture 20"/>
+          <wp:inline distT="0" distB="0" distL="0" distR="0" wp14:anchorId="58DB1D5B" wp14:editId="593DA55F">
+            <wp:extent cx="5172075" cy="2913987"/>
+            <wp:effectExtent l="0" t="0" r="0" b="1270"/>
+            <wp:docPr id="29" name="Picture 29"/>
             <wp:cNvGraphicFramePr>
               <a:graphicFrameLocks xmlns:a="http://schemas.openxmlformats.org/drawingml/2006/main" noChangeAspect="1"/>
             </wp:cNvGraphicFramePr>
@@ -15084,7 +15436,7 @@
                   <pic:spPr>
                     <a:xfrm>
                       <a:off x="0" y="0"/>
-                      <a:ext cx="5190552" cy="2919873"/>
+                      <a:ext cx="5183570" cy="2920463"/>
                     </a:xfrm>
                     <a:prstGeom prst="rect">
                       <a:avLst/>
@@ -15105,13 +15457,13 @@
         <w:t xml:space="preserve">Рисунок </w:t>
       </w:r>
       <w:r>
-        <w:t>3.17</w:t>
+        <w:t>3.21</w:t>
       </w:r>
       <w:r>
         <w:t xml:space="preserve"> </w:t>
       </w:r>
       <w:r>
-        <w:t>– Страница с работниками</w:t>
+        <w:t>– Окно с выбором файла</w:t>
       </w:r>
     </w:p>
     <w:p>
@@ -15125,7 +15477,37 @@
         <w:rPr>
           <w:lang w:val="ru-RU"/>
         </w:rPr>
-        <w:t xml:space="preserve">После открытия страницы и выбора нужного работника, необходимо нажать на кнопку </w:t>
+        <w:t xml:space="preserve">После выбора необходимых </w:t>
+      </w:r>
+      <w:r>
+        <w:t>xml</w:t>
+      </w:r>
+      <w:r>
+        <w:rPr>
+          <w:lang w:val="ru-RU"/>
+        </w:rPr>
+        <w:t xml:space="preserve"> </w:t>
+      </w:r>
+      <w:r>
+        <w:rPr>
+          <w:lang w:val="ru-RU"/>
+        </w:rPr>
+        <w:t xml:space="preserve">и </w:t>
+      </w:r>
+      <w:r>
+        <w:t>xsd</w:t>
+      </w:r>
+      <w:r>
+        <w:rPr>
+          <w:lang w:val="ru-RU"/>
+        </w:rPr>
+        <w:t xml:space="preserve"> </w:t>
+      </w:r>
+      <w:r>
+        <w:rPr>
+          <w:lang w:val="ru-RU"/>
+        </w:rPr>
+        <w:t xml:space="preserve">требуется нажать на кнопку </w:t>
       </w:r>
       <w:r>
         <w:rPr>
@@ -15137,7 +15519,7 @@
         <w:rPr>
           <w:lang w:val="ru-RU"/>
         </w:rPr>
-        <w:t>Выбрать</w:t>
+        <w:t>Проверить</w:t>
       </w:r>
       <w:r>
         <w:rPr>
@@ -15149,42 +15531,13 @@
         <w:rPr>
           <w:lang w:val="ru-RU"/>
         </w:rPr>
-        <w:t xml:space="preserve"> и выбранный работник добавится в форму, после чего можно нажать на кнопку </w:t>
-      </w:r>
-      <w:r>
-        <w:rPr>
-          <w:lang w:val="ru-RU"/>
-        </w:rPr>
-        <w:t>"</w:t>
-      </w:r>
-      <w:r>
-        <w:rPr>
-          <w:lang w:val="ru-RU"/>
-        </w:rPr>
-        <w:t>Назад</w:t>
-      </w:r>
-      <w:r>
-        <w:rPr>
-          <w:lang w:val="ru-RU"/>
-        </w:rPr>
-        <w:t>"</w:t>
-      </w:r>
-      <w:r>
-        <w:rPr>
-          <w:lang w:val="ru-RU"/>
-        </w:rPr>
-        <w:t xml:space="preserve"> чтобы вернуться к предыдущей странице, страница отчёта после всех действией показана на рисунке 3.18</w:t>
-      </w:r>
-      <w:r>
-        <w:rPr>
-          <w:lang w:val="ru-RU"/>
-        </w:rPr>
-        <w:t>.</w:t>
+        <w:t xml:space="preserve">, и приложении сделает проверку отчёта, если в отчёте имеется ошибка, откроется окно в котором будет описана ошибка, как показно на рисунке 3.22. </w:t>
       </w:r>
     </w:p>
     <w:p>
       <w:pPr>
         <w:pStyle w:val="a0"/>
+        <w:jc w:val="center"/>
         <w:rPr>
           <w:lang w:val="ru-RU"/>
         </w:rPr>
@@ -15194,10 +15547,10 @@
           <w:noProof/>
         </w:rPr>
         <w:drawing>
-          <wp:inline distT="0" distB="0" distL="0" distR="0" wp14:anchorId="53E46722" wp14:editId="39623D68">
-            <wp:extent cx="5299791" cy="2981325"/>
-            <wp:effectExtent l="0" t="0" r="0" b="0"/>
-            <wp:docPr id="26" name="Picture 26"/>
+          <wp:inline distT="0" distB="0" distL="0" distR="0" wp14:anchorId="653C2FD3" wp14:editId="51039C93">
+            <wp:extent cx="3838575" cy="1638300"/>
+            <wp:effectExtent l="0" t="0" r="9525" b="0"/>
+            <wp:docPr id="30" name="Picture 30"/>
             <wp:cNvGraphicFramePr>
               <a:graphicFrameLocks xmlns:a="http://schemas.openxmlformats.org/drawingml/2006/main" noChangeAspect="1"/>
             </wp:cNvGraphicFramePr>
@@ -15217,535 +15570,6 @@
                   <pic:spPr>
                     <a:xfrm>
                       <a:off x="0" y="0"/>
-                      <a:ext cx="5306965" cy="2985361"/>
-                    </a:xfrm>
-                    <a:prstGeom prst="rect">
-                      <a:avLst/>
-                    </a:prstGeom>
-                  </pic:spPr>
-                </pic:pic>
-              </a:graphicData>
-            </a:graphic>
-          </wp:inline>
-        </w:drawing>
-      </w:r>
-    </w:p>
-    <w:p>
-      <w:pPr>
-        <w:pStyle w:val="a3"/>
-      </w:pPr>
-      <w:r>
-        <w:t xml:space="preserve">Рисунок </w:t>
-      </w:r>
-      <w:r>
-        <w:t>3.18</w:t>
-      </w:r>
-      <w:r>
-        <w:t xml:space="preserve"> </w:t>
-      </w:r>
-      <w:r>
-        <w:t>– Страница с отчётами</w:t>
-      </w:r>
-    </w:p>
-    <w:p>
-      <w:pPr>
-        <w:pStyle w:val="a0"/>
-        <w:rPr>
-          <w:lang w:val="ru-RU"/>
-        </w:rPr>
-      </w:pPr>
-      <w:r>
-        <w:rPr>
-          <w:lang w:val="ru-RU"/>
-        </w:rPr>
-        <w:tab/>
-      </w:r>
-      <w:r>
-        <w:rPr>
-          <w:lang w:val="ru-RU"/>
-        </w:rPr>
-        <w:t>Когда страхователь выбран и в форму добавлен работник, можно</w:t>
-      </w:r>
-      <w:r>
-        <w:rPr>
-          <w:lang w:val="ru-RU"/>
-        </w:rPr>
-        <w:t xml:space="preserve"> создать отчёт, для этого требуется нажать на кнопку </w:t>
-      </w:r>
-      <w:r>
-        <w:rPr>
-          <w:lang w:val="ru-RU"/>
-        </w:rPr>
-        <w:t xml:space="preserve"> </w:t>
-      </w:r>
-      <w:r>
-        <w:rPr>
-          <w:lang w:val="ru-RU"/>
-        </w:rPr>
-        <w:t>"</w:t>
-      </w:r>
-      <w:r>
-        <w:rPr>
-          <w:lang w:val="ru-RU"/>
-        </w:rPr>
-        <w:t xml:space="preserve">Создать </w:t>
-      </w:r>
-      <w:r>
-        <w:t>XML</w:t>
-      </w:r>
-      <w:r>
-        <w:rPr>
-          <w:lang w:val="ru-RU"/>
-        </w:rPr>
-        <w:t>"</w:t>
-      </w:r>
-      <w:r>
-        <w:rPr>
-          <w:lang w:val="ru-RU"/>
-        </w:rPr>
-        <w:t xml:space="preserve">, </w:t>
-      </w:r>
-      <w:r>
-        <w:rPr>
-          <w:lang w:val="ru-RU"/>
-        </w:rPr>
-        <w:t>если отчёт успешно создан, появится всплывающее окно в котором будет написано что отчёт создан успешно, всплывающее окно показано на рисунке 3.19.</w:t>
-      </w:r>
-    </w:p>
-    <w:p>
-      <w:pPr>
-        <w:pStyle w:val="a0"/>
-        <w:jc w:val="center"/>
-        <w:rPr>
-          <w:lang w:val="ru-RU"/>
-        </w:rPr>
-      </w:pPr>
-      <w:r>
-        <w:rPr>
-          <w:noProof/>
-        </w:rPr>
-        <w:lastRenderedPageBreak/>
-        <w:drawing>
-          <wp:inline distT="0" distB="0" distL="0" distR="0" wp14:anchorId="347FA585" wp14:editId="1FFDA993">
-            <wp:extent cx="1152525" cy="1266825"/>
-            <wp:effectExtent l="0" t="0" r="9525" b="9525"/>
-            <wp:docPr id="27" name="Picture 27"/>
-            <wp:cNvGraphicFramePr>
-              <a:graphicFrameLocks xmlns:a="http://schemas.openxmlformats.org/drawingml/2006/main" noChangeAspect="1"/>
-            </wp:cNvGraphicFramePr>
-            <a:graphic xmlns:a="http://schemas.openxmlformats.org/drawingml/2006/main">
-              <a:graphicData uri="http://schemas.openxmlformats.org/drawingml/2006/picture">
-                <pic:pic xmlns:pic="http://schemas.openxmlformats.org/drawingml/2006/picture">
-                  <pic:nvPicPr>
-                    <pic:cNvPr id="1" name=""/>
-                    <pic:cNvPicPr/>
-                  </pic:nvPicPr>
-                  <pic:blipFill>
-                    <a:blip r:embed="rId53"/>
-                    <a:stretch>
-                      <a:fillRect/>
-                    </a:stretch>
-                  </pic:blipFill>
-                  <pic:spPr>
-                    <a:xfrm>
-                      <a:off x="0" y="0"/>
-                      <a:ext cx="1152525" cy="1266825"/>
-                    </a:xfrm>
-                    <a:prstGeom prst="rect">
-                      <a:avLst/>
-                    </a:prstGeom>
-                  </pic:spPr>
-                </pic:pic>
-              </a:graphicData>
-            </a:graphic>
-          </wp:inline>
-        </w:drawing>
-      </w:r>
-    </w:p>
-    <w:p>
-      <w:pPr>
-        <w:pStyle w:val="a3"/>
-      </w:pPr>
-      <w:r>
-        <w:t xml:space="preserve">Рисунок </w:t>
-      </w:r>
-      <w:r>
-        <w:t>3.19</w:t>
-      </w:r>
-      <w:r>
-        <w:t xml:space="preserve"> </w:t>
-      </w:r>
-      <w:r>
-        <w:t>– Всплывающее окно с информацией</w:t>
-      </w:r>
-    </w:p>
-    <w:p>
-      <w:pPr>
-        <w:pStyle w:val="a0"/>
-        <w:rPr>
-          <w:lang w:val="ru-RU"/>
-        </w:rPr>
-      </w:pPr>
-      <w:r>
-        <w:rPr>
-          <w:lang w:val="ru-RU"/>
-        </w:rPr>
-        <w:t xml:space="preserve">Отчёт </w:t>
-      </w:r>
-      <w:r>
-        <w:rPr>
-          <w:lang w:val="ru-RU"/>
-        </w:rPr>
-        <w:t xml:space="preserve">сохраняется в папке с приложением, чтобы быстро открыть эту папку, можно нажать на кнопку </w:t>
-      </w:r>
-      <w:r>
-        <w:rPr>
-          <w:lang w:val="ru-RU"/>
-        </w:rPr>
-        <w:t>"</w:t>
-      </w:r>
-      <w:r>
-        <w:rPr>
-          <w:lang w:val="ru-RU"/>
-        </w:rPr>
-        <w:t>Открыть папку</w:t>
-      </w:r>
-      <w:r>
-        <w:rPr>
-          <w:lang w:val="ru-RU"/>
-        </w:rPr>
-        <w:t>"</w:t>
-      </w:r>
-      <w:r>
-        <w:rPr>
-          <w:lang w:val="ru-RU"/>
-        </w:rPr>
-        <w:t>.</w:t>
-      </w:r>
-    </w:p>
-    <w:p>
-      <w:pPr>
-        <w:pStyle w:val="a0"/>
-        <w:rPr>
-          <w:lang w:val="ru-RU"/>
-        </w:rPr>
-      </w:pPr>
-      <w:r>
-        <w:rPr>
-          <w:lang w:val="ru-RU"/>
-        </w:rPr>
-        <w:t xml:space="preserve">В приложении существует возможность валидации отчётов, для открытия страницы с нужным функционалом необходимо выбрать нужную кнопку из левой части приложения, на которой написано </w:t>
-      </w:r>
-      <w:r>
-        <w:rPr>
-          <w:lang w:val="ru-RU"/>
-        </w:rPr>
-        <w:t>"</w:t>
-      </w:r>
-      <w:r>
-        <w:rPr>
-          <w:lang w:val="ru-RU"/>
-        </w:rPr>
-        <w:t>Валидация</w:t>
-      </w:r>
-      <w:r>
-        <w:rPr>
-          <w:lang w:val="ru-RU"/>
-        </w:rPr>
-        <w:t>"</w:t>
-      </w:r>
-      <w:r>
-        <w:rPr>
-          <w:lang w:val="ru-RU"/>
-        </w:rPr>
-        <w:t>, после нажатия откроется страница, как показано на рисунке 3.20.</w:t>
-      </w:r>
-    </w:p>
-    <w:p>
-      <w:pPr>
-        <w:pStyle w:val="a0"/>
-        <w:rPr>
-          <w:lang w:val="ru-RU"/>
-        </w:rPr>
-      </w:pPr>
-      <w:r>
-        <w:rPr>
-          <w:noProof/>
-        </w:rPr>
-        <w:drawing>
-          <wp:inline distT="0" distB="0" distL="0" distR="0" wp14:anchorId="0D92359D" wp14:editId="53D5816B">
-            <wp:extent cx="5215130" cy="2933700"/>
-            <wp:effectExtent l="0" t="0" r="5080" b="0"/>
-            <wp:docPr id="28" name="Picture 28"/>
-            <wp:cNvGraphicFramePr>
-              <a:graphicFrameLocks xmlns:a="http://schemas.openxmlformats.org/drawingml/2006/main" noChangeAspect="1"/>
-            </wp:cNvGraphicFramePr>
-            <a:graphic xmlns:a="http://schemas.openxmlformats.org/drawingml/2006/main">
-              <a:graphicData uri="http://schemas.openxmlformats.org/drawingml/2006/picture">
-                <pic:pic xmlns:pic="http://schemas.openxmlformats.org/drawingml/2006/picture">
-                  <pic:nvPicPr>
-                    <pic:cNvPr id="1" name=""/>
-                    <pic:cNvPicPr/>
-                  </pic:nvPicPr>
-                  <pic:blipFill>
-                    <a:blip r:embed="rId54"/>
-                    <a:stretch>
-                      <a:fillRect/>
-                    </a:stretch>
-                  </pic:blipFill>
-                  <pic:spPr>
-                    <a:xfrm>
-                      <a:off x="0" y="0"/>
-                      <a:ext cx="5222564" cy="2937882"/>
-                    </a:xfrm>
-                    <a:prstGeom prst="rect">
-                      <a:avLst/>
-                    </a:prstGeom>
-                  </pic:spPr>
-                </pic:pic>
-              </a:graphicData>
-            </a:graphic>
-          </wp:inline>
-        </w:drawing>
-      </w:r>
-    </w:p>
-    <w:p>
-      <w:pPr>
-        <w:pStyle w:val="a3"/>
-      </w:pPr>
-      <w:r>
-        <w:t xml:space="preserve">Рисунок </w:t>
-      </w:r>
-      <w:r>
-        <w:t>3.20</w:t>
-      </w:r>
-      <w:r>
-        <w:t xml:space="preserve"> </w:t>
-      </w:r>
-      <w:r>
-        <w:t>– Страница с валидацией</w:t>
-      </w:r>
-    </w:p>
-    <w:p>
-      <w:pPr>
-        <w:pStyle w:val="a0"/>
-        <w:rPr>
-          <w:lang w:val="ru-RU"/>
-        </w:rPr>
-      </w:pPr>
-      <w:r>
-        <w:rPr>
-          <w:lang w:val="ru-RU"/>
-        </w:rPr>
-        <w:t xml:space="preserve">Сперва необходимо </w:t>
-      </w:r>
-      <w:r>
-        <w:rPr>
-          <w:lang w:val="ru-RU"/>
-        </w:rPr>
-        <w:t xml:space="preserve">выбрать </w:t>
-      </w:r>
-      <w:r>
-        <w:t>xml</w:t>
-      </w:r>
-      <w:r>
-        <w:rPr>
-          <w:lang w:val="ru-RU"/>
-        </w:rPr>
-        <w:t xml:space="preserve"> </w:t>
-      </w:r>
-      <w:r>
-        <w:rPr>
-          <w:lang w:val="ru-RU"/>
-        </w:rPr>
-        <w:t xml:space="preserve">и </w:t>
-      </w:r>
-      <w:r>
-        <w:t>xsd</w:t>
-      </w:r>
-      <w:r>
-        <w:rPr>
-          <w:lang w:val="ru-RU"/>
-        </w:rPr>
-        <w:t xml:space="preserve">, </w:t>
-      </w:r>
-      <w:r>
-        <w:rPr>
-          <w:lang w:val="ru-RU"/>
-        </w:rPr>
-        <w:t>происходит это путем нажатия кнопок, после нажатия кнопки откроется окно с выбором нужного файла, как представлено на рисунке 3.21.</w:t>
-      </w:r>
-    </w:p>
-    <w:p>
-      <w:pPr>
-        <w:pStyle w:val="a0"/>
-        <w:rPr>
-          <w:lang w:val="ru-RU"/>
-        </w:rPr>
-      </w:pPr>
-      <w:r>
-        <w:rPr>
-          <w:noProof/>
-        </w:rPr>
-        <w:lastRenderedPageBreak/>
-        <w:drawing>
-          <wp:inline distT="0" distB="0" distL="0" distR="0" wp14:anchorId="58DB1D5B" wp14:editId="593DA55F">
-            <wp:extent cx="5172075" cy="2913987"/>
-            <wp:effectExtent l="0" t="0" r="0" b="1270"/>
-            <wp:docPr id="29" name="Picture 29"/>
-            <wp:cNvGraphicFramePr>
-              <a:graphicFrameLocks xmlns:a="http://schemas.openxmlformats.org/drawingml/2006/main" noChangeAspect="1"/>
-            </wp:cNvGraphicFramePr>
-            <a:graphic xmlns:a="http://schemas.openxmlformats.org/drawingml/2006/main">
-              <a:graphicData uri="http://schemas.openxmlformats.org/drawingml/2006/picture">
-                <pic:pic xmlns:pic="http://schemas.openxmlformats.org/drawingml/2006/picture">
-                  <pic:nvPicPr>
-                    <pic:cNvPr id="1" name=""/>
-                    <pic:cNvPicPr/>
-                  </pic:nvPicPr>
-                  <pic:blipFill>
-                    <a:blip r:embed="rId55"/>
-                    <a:stretch>
-                      <a:fillRect/>
-                    </a:stretch>
-                  </pic:blipFill>
-                  <pic:spPr>
-                    <a:xfrm>
-                      <a:off x="0" y="0"/>
-                      <a:ext cx="5183570" cy="2920463"/>
-                    </a:xfrm>
-                    <a:prstGeom prst="rect">
-                      <a:avLst/>
-                    </a:prstGeom>
-                  </pic:spPr>
-                </pic:pic>
-              </a:graphicData>
-            </a:graphic>
-          </wp:inline>
-        </w:drawing>
-      </w:r>
-    </w:p>
-    <w:p>
-      <w:pPr>
-        <w:pStyle w:val="a3"/>
-      </w:pPr>
-      <w:r>
-        <w:t xml:space="preserve">Рисунок </w:t>
-      </w:r>
-      <w:r>
-        <w:t>3.21</w:t>
-      </w:r>
-      <w:r>
-        <w:t xml:space="preserve"> </w:t>
-      </w:r>
-      <w:r>
-        <w:t>– Окно с выбором файла</w:t>
-      </w:r>
-    </w:p>
-    <w:p>
-      <w:pPr>
-        <w:pStyle w:val="a0"/>
-        <w:rPr>
-          <w:lang w:val="ru-RU"/>
-        </w:rPr>
-      </w:pPr>
-      <w:r>
-        <w:rPr>
-          <w:lang w:val="ru-RU"/>
-        </w:rPr>
-        <w:t xml:space="preserve">После выбора необходимых </w:t>
-      </w:r>
-      <w:r>
-        <w:t>xml</w:t>
-      </w:r>
-      <w:r>
-        <w:rPr>
-          <w:lang w:val="ru-RU"/>
-        </w:rPr>
-        <w:t xml:space="preserve"> </w:t>
-      </w:r>
-      <w:r>
-        <w:rPr>
-          <w:lang w:val="ru-RU"/>
-        </w:rPr>
-        <w:t xml:space="preserve">и </w:t>
-      </w:r>
-      <w:r>
-        <w:t>xsd</w:t>
-      </w:r>
-      <w:r>
-        <w:rPr>
-          <w:lang w:val="ru-RU"/>
-        </w:rPr>
-        <w:t xml:space="preserve"> </w:t>
-      </w:r>
-      <w:r>
-        <w:rPr>
-          <w:lang w:val="ru-RU"/>
-        </w:rPr>
-        <w:t xml:space="preserve">требуется нажать на кнопку </w:t>
-      </w:r>
-      <w:r>
-        <w:rPr>
-          <w:lang w:val="ru-RU"/>
-        </w:rPr>
-        <w:t>"</w:t>
-      </w:r>
-      <w:r>
-        <w:rPr>
-          <w:lang w:val="ru-RU"/>
-        </w:rPr>
-        <w:t>Проверить</w:t>
-      </w:r>
-      <w:r>
-        <w:rPr>
-          <w:lang w:val="ru-RU"/>
-        </w:rPr>
-        <w:t>"</w:t>
-      </w:r>
-      <w:r>
-        <w:rPr>
-          <w:lang w:val="ru-RU"/>
-        </w:rPr>
-        <w:t xml:space="preserve">, и приложении сделает проверку отчёта, если в отчёте имеется ошибка, откроется окно в котором будет описана ошибка, как показно на рисунке 3.22. </w:t>
-      </w:r>
-    </w:p>
-    <w:p>
-      <w:pPr>
-        <w:pStyle w:val="a0"/>
-        <w:jc w:val="center"/>
-        <w:rPr>
-          <w:lang w:val="ru-RU"/>
-        </w:rPr>
-      </w:pPr>
-      <w:r>
-        <w:rPr>
-          <w:noProof/>
-        </w:rPr>
-        <w:drawing>
-          <wp:inline distT="0" distB="0" distL="0" distR="0" wp14:anchorId="653C2FD3" wp14:editId="51039C93">
-            <wp:extent cx="3838575" cy="1638300"/>
-            <wp:effectExtent l="0" t="0" r="9525" b="0"/>
-            <wp:docPr id="30" name="Picture 30"/>
-            <wp:cNvGraphicFramePr>
-              <a:graphicFrameLocks xmlns:a="http://schemas.openxmlformats.org/drawingml/2006/main" noChangeAspect="1"/>
-            </wp:cNvGraphicFramePr>
-            <a:graphic xmlns:a="http://schemas.openxmlformats.org/drawingml/2006/main">
-              <a:graphicData uri="http://schemas.openxmlformats.org/drawingml/2006/picture">
-                <pic:pic xmlns:pic="http://schemas.openxmlformats.org/drawingml/2006/picture">
-                  <pic:nvPicPr>
-                    <pic:cNvPr id="1" name=""/>
-                    <pic:cNvPicPr/>
-                  </pic:nvPicPr>
-                  <pic:blipFill>
-                    <a:blip r:embed="rId56"/>
-                    <a:stretch>
-                      <a:fillRect/>
-                    </a:stretch>
-                  </pic:blipFill>
-                  <pic:spPr>
-                    <a:xfrm>
-                      <a:off x="0" y="0"/>
                       <a:ext cx="3838575" cy="1638300"/>
                     </a:xfrm>
                     <a:prstGeom prst="rect">
@@ -15915,27 +15739,14 @@
         <w:pStyle w:val="a6"/>
         <w:outlineLvl w:val="0"/>
       </w:pPr>
-      <w:bookmarkStart w:id="34" w:name="_Toc135403342"/>
+      <w:bookmarkStart w:id="18" w:name="_Toc135403342"/>
       <w:r>
         <w:t>4</w:t>
       </w:r>
       <w:r>
-        <w:t xml:space="preserve"> </w:t>
-      </w:r>
-      <w:commentRangeStart w:id="35"/>
-      <w:r>
-        <w:t>Технико-экономический раздел</w:t>
-      </w:r>
-      <w:bookmarkEnd w:id="34"/>
-      <w:commentRangeEnd w:id="35"/>
-      <w:r>
-        <w:rPr>
-          <w:rStyle w:val="CommentReference"/>
-          <w:b w:val="0"/>
-          <w:caps w:val="0"/>
-        </w:rPr>
-        <w:commentReference w:id="35"/>
-      </w:r>
+        <w:t xml:space="preserve"> Технико-экономический раздел</w:t>
+      </w:r>
+      <w:bookmarkEnd w:id="18"/>
     </w:p>
     <w:p>
       <w:pPr>
@@ -16246,7 +16057,6 @@
         <w:pStyle w:val="aa"/>
       </w:pPr>
       <w:r>
-        <w:lastRenderedPageBreak/>
         <w:t xml:space="preserve">Таблица </w:t>
       </w:r>
       <w:r>
@@ -17377,7 +17187,26 @@
           <w:rPr>
             <w:rFonts w:ascii="Cambria Math"/>
           </w:rPr>
-          <m:t>=830,00</m:t>
+          <m:t>=4</m:t>
+        </m:r>
+        <m:r>
+          <w:rPr>
+            <w:rFonts w:ascii="Cambria Math"/>
+            <w:lang w:val="en-US"/>
+          </w:rPr>
+          <m:t>,00</m:t>
+        </m:r>
+        <m:r>
+          <w:rPr>
+            <w:rFonts w:ascii="Cambria Math" w:hAnsi="Cambria Math" w:cs="Cambria Math"/>
+          </w:rPr>
+          <m:t>⋅90+150,00⋅3+20,00 ⋅1=</m:t>
+        </m:r>
+        <m:r>
+          <w:rPr>
+            <w:rFonts w:ascii="Cambria Math"/>
+          </w:rPr>
+          <m:t xml:space="preserve"> 830,00</m:t>
         </m:r>
         <m:r>
           <w:rPr>
@@ -17907,7 +17736,6 @@
         <w:pStyle w:val="a4"/>
       </w:pPr>
       <w:r>
-        <w:lastRenderedPageBreak/>
         <w:t>где</w:t>
       </w:r>
       <w:r>
@@ -19075,7 +18903,21 @@
               <w:rFonts w:ascii="Cambria Math"/>
               <w:lang w:val="ru-RU"/>
             </w:rPr>
-            <m:t xml:space="preserve">W=66 </m:t>
+            <m:t>W=0,50</m:t>
+          </m:r>
+          <m:r>
+            <w:rPr>
+              <w:rFonts w:ascii="Cambria Math" w:hAnsi="Cambria Math" w:cs="Cambria Math"/>
+              <w:lang w:val="ru-RU"/>
+            </w:rPr>
+            <m:t>⋅8,00⋅16+0,05⋅8,00⋅15=</m:t>
+          </m:r>
+          <m:r>
+            <w:rPr>
+              <w:rFonts w:ascii="Cambria Math"/>
+              <w:lang w:val="ru-RU"/>
+            </w:rPr>
+            <m:t xml:space="preserve">66 </m:t>
           </m:r>
           <m:r>
             <m:rPr>
@@ -19292,7 +19134,6 @@
         <w:rPr>
           <w:lang w:val="ru-RU"/>
         </w:rPr>
-        <w:lastRenderedPageBreak/>
         <w:t xml:space="preserve">Амортизация </w:t>
       </w:r>
       <w:r>
@@ -21074,7 +20915,6 @@
         <w:pStyle w:val="a4"/>
       </w:pPr>
       <w:r>
-        <w:lastRenderedPageBreak/>
         <w:t>где</w:t>
       </w:r>
       <w:r>
@@ -21906,7 +21746,6 @@
         <w:rPr>
           <w:rStyle w:val="ad"/>
         </w:rPr>
-        <w:lastRenderedPageBreak/>
         <w:tab/>
         <w:t>ДЗП</w:t>
       </w:r>
@@ -23273,7 +23112,6 @@
         <w:rPr>
           <w:rStyle w:val="ad"/>
         </w:rPr>
-        <w:lastRenderedPageBreak/>
         <w:tab/>
         <w:t>20,4</w:t>
       </w:r>
@@ -23919,7 +23757,6 @@
         <w:pStyle w:val="a4"/>
       </w:pPr>
       <w:r>
-        <w:lastRenderedPageBreak/>
         <w:t>где</w:t>
       </w:r>
       <w:r>
@@ -24493,7 +24330,6 @@
         <w:pStyle w:val="a9"/>
       </w:pPr>
       <w:r>
-        <w:lastRenderedPageBreak/>
         <w:tab/>
       </w:r>
       <m:oMath>
@@ -25161,7 +24997,6 @@
         <w:rPr>
           <w:i/>
         </w:rPr>
-        <w:lastRenderedPageBreak/>
         <w:tab/>
         <w:t>СВ</w:t>
       </w:r>
@@ -25727,7 +25562,6 @@
         <w:pStyle w:val="a9"/>
       </w:pPr>
       <w:r>
-        <w:lastRenderedPageBreak/>
         <w:tab/>
       </w:r>
       <m:oMath>
@@ -26362,9 +26196,8 @@
         <w:pStyle w:val="a6"/>
         <w:outlineLvl w:val="0"/>
       </w:pPr>
-      <w:bookmarkStart w:id="36" w:name="_Toc135403343"/>
-      <w:r>
-        <w:lastRenderedPageBreak/>
+      <w:bookmarkStart w:id="19" w:name="_Toc135403343"/>
+      <w:r>
         <w:t>5</w:t>
       </w:r>
       <w:r>
@@ -26373,7 +26206,7 @@
       <w:r>
         <w:t>Раздел охраны труда</w:t>
       </w:r>
-      <w:bookmarkEnd w:id="36"/>
+      <w:bookmarkEnd w:id="19"/>
     </w:p>
     <w:p>
       <w:pPr>
@@ -26524,14 +26357,7 @@
         <w:rPr>
           <w:lang w:val="ru-RU"/>
         </w:rPr>
-        <w:t xml:space="preserve">При недостаточном освещении приходится напрягать зрение, при этом ослабляется внимание и это приводит к наступлению преждевременной утомленности. </w:t>
-      </w:r>
-      <w:r>
-        <w:rPr>
-          <w:lang w:val="ru-RU"/>
-        </w:rPr>
-        <w:lastRenderedPageBreak/>
-        <w:t>Слишком яркое освещение тоже плохо, так как оно вызывает ослепление, раздражение и резь в глазах.</w:t>
+        <w:t>При недостаточном освещении приходится напрягать зрение, при этом ослабляется внимание и это приводит к наступлению преждевременной утомленности. Слишком яркое освещение тоже плохо, так как оно вызывает ослепление, раздражение и резь в глазах.</w:t>
       </w:r>
       <w:r>
         <w:rPr>
@@ -26713,15 +26539,14 @@
         <w:pStyle w:val="a6"/>
         <w:outlineLvl w:val="0"/>
       </w:pPr>
-      <w:bookmarkStart w:id="37" w:name="_Toc135403344"/>
-      <w:r>
-        <w:lastRenderedPageBreak/>
+      <w:bookmarkStart w:id="20" w:name="_Toc135403344"/>
+      <w:r>
         <w:t>З</w:t>
       </w:r>
       <w:r>
         <w:t>аключение</w:t>
       </w:r>
-      <w:bookmarkEnd w:id="37"/>
+      <w:bookmarkEnd w:id="20"/>
     </w:p>
     <w:p>
       <w:pPr>
@@ -26792,9 +26617,8 @@
         <w:pStyle w:val="a6"/>
         <w:outlineLvl w:val="0"/>
       </w:pPr>
-      <w:bookmarkStart w:id="38" w:name="_Toc135403345"/>
-      <w:r>
-        <w:lastRenderedPageBreak/>
+      <w:bookmarkStart w:id="21" w:name="_Toc135403345"/>
+      <w:r>
         <w:t>Список</w:t>
       </w:r>
       <w:r>
@@ -26803,7 +26627,7 @@
       <w:r>
         <w:t xml:space="preserve"> источников</w:t>
       </w:r>
-      <w:bookmarkEnd w:id="38"/>
+      <w:bookmarkEnd w:id="21"/>
     </w:p>
     <w:p>
       <w:pPr>
@@ -26817,7 +26641,7 @@
           <w:lang w:val="ru-RU"/>
         </w:rPr>
       </w:pPr>
-      <w:hyperlink r:id="rId57" w:history="1">
+      <w:hyperlink r:id="rId53" w:history="1">
         <w:r>
           <w:rPr>
             <w:rStyle w:val="Hyperlink"/>
@@ -26839,7 +26663,7 @@
           <w:lang w:val="ru-RU"/>
         </w:rPr>
       </w:pPr>
-      <w:hyperlink r:id="rId58" w:history="1">
+      <w:hyperlink r:id="rId54" w:history="1">
         <w:r>
           <w:rPr>
             <w:rStyle w:val="Hyperlink"/>
@@ -26861,7 +26685,7 @@
           <w:lang w:val="ru-RU"/>
         </w:rPr>
       </w:pPr>
-      <w:hyperlink r:id="rId59" w:history="1">
+      <w:hyperlink r:id="rId55" w:history="1">
         <w:r>
           <w:rPr>
             <w:rStyle w:val="Hyperlink"/>
@@ -26883,7 +26707,7 @@
           <w:lang w:val="ru-RU"/>
         </w:rPr>
       </w:pPr>
-      <w:hyperlink r:id="rId60" w:history="1">
+      <w:hyperlink r:id="rId56" w:history="1">
         <w:r>
           <w:rPr>
             <w:rStyle w:val="Hyperlink"/>
@@ -27054,7 +26878,7 @@
           <w:lang w:val="ru-RU"/>
         </w:rPr>
       </w:pPr>
-      <w:hyperlink r:id="rId61" w:history="1">
+      <w:hyperlink r:id="rId57" w:history="1">
         <w:r>
           <w:rPr>
             <w:rStyle w:val="Hyperlink"/>
@@ -27076,7 +26900,7 @@
           <w:lang w:val="ru-RU"/>
         </w:rPr>
       </w:pPr>
-      <w:hyperlink r:id="rId62" w:anchor=":~:text=Основная%20идея%20ролевой%20модели%20контроля,типов%20их%20активностей%20в%20системе" w:history="1">
+      <w:hyperlink r:id="rId58" w:anchor=":~:text=Основная%20идея%20ролевой%20модели%20контроля,типов%20их%20активностей%20в%20системе" w:history="1">
         <w:r>
           <w:rPr>
             <w:rStyle w:val="Hyperlink"/>
@@ -27098,7 +26922,7 @@
           <w:lang w:val="ru-RU"/>
         </w:rPr>
       </w:pPr>
-      <w:hyperlink r:id="rId63" w:history="1">
+      <w:hyperlink r:id="rId59" w:history="1">
         <w:r>
           <w:rPr>
             <w:rStyle w:val="Hyperlink"/>
@@ -27120,7 +26944,7 @@
           <w:lang w:val="ru-RU"/>
         </w:rPr>
       </w:pPr>
-      <w:hyperlink r:id="rId64" w:history="1">
+      <w:hyperlink r:id="rId60" w:history="1">
         <w:r>
           <w:rPr>
             <w:rStyle w:val="Hyperlink"/>
@@ -27142,7 +26966,7 @@
           <w:lang w:val="ru-RU"/>
         </w:rPr>
       </w:pPr>
-      <w:hyperlink r:id="rId65" w:history="1">
+      <w:hyperlink r:id="rId61" w:history="1">
         <w:r>
           <w:rPr>
             <w:rStyle w:val="Hyperlink"/>
@@ -27164,7 +26988,7 @@
           <w:lang w:val="ru-RU"/>
         </w:rPr>
       </w:pPr>
-      <w:hyperlink r:id="rId66" w:history="1">
+      <w:hyperlink r:id="rId62" w:history="1">
         <w:r>
           <w:rPr>
             <w:rStyle w:val="Hyperlink"/>
@@ -27186,7 +27010,7 @@
           <w:lang w:val="ru-RU"/>
         </w:rPr>
       </w:pPr>
-      <w:hyperlink r:id="rId67" w:history="1">
+      <w:hyperlink r:id="rId63" w:history="1">
         <w:r>
           <w:rPr>
             <w:rStyle w:val="Hyperlink"/>
@@ -27211,7 +27035,7 @@
           <w:lang w:val="ru-RU"/>
         </w:rPr>
       </w:pPr>
-      <w:hyperlink r:id="rId68" w:history="1">
+      <w:hyperlink r:id="rId64" w:history="1">
         <w:r>
           <w:rPr>
             <w:rStyle w:val="Hyperlink"/>
@@ -27241,27 +27065,26 @@
         <w:jc w:val="center"/>
         <w:outlineLvl w:val="0"/>
       </w:pPr>
-      <w:bookmarkStart w:id="39" w:name="_Toc83848502"/>
-      <w:bookmarkStart w:id="40" w:name="_Toc85886401"/>
-      <w:bookmarkStart w:id="41" w:name="_Toc91549455"/>
-      <w:bookmarkStart w:id="42" w:name="_Toc135403346"/>
-      <w:r>
-        <w:lastRenderedPageBreak/>
+      <w:bookmarkStart w:id="22" w:name="_Toc83848502"/>
+      <w:bookmarkStart w:id="23" w:name="_Toc85886401"/>
+      <w:bookmarkStart w:id="24" w:name="_Toc91549455"/>
+      <w:bookmarkStart w:id="25" w:name="_Toc135403346"/>
+      <w:r>
         <w:t>Приложение А</w:t>
       </w:r>
-      <w:bookmarkEnd w:id="39"/>
-      <w:bookmarkEnd w:id="40"/>
-      <w:bookmarkEnd w:id="41"/>
-      <w:bookmarkEnd w:id="42"/>
+      <w:bookmarkEnd w:id="22"/>
+      <w:bookmarkEnd w:id="23"/>
+      <w:bookmarkEnd w:id="24"/>
+      <w:bookmarkEnd w:id="25"/>
     </w:p>
     <w:p>
       <w:pPr>
         <w:pStyle w:val="a7"/>
         <w:jc w:val="center"/>
       </w:pPr>
-      <w:bookmarkStart w:id="43" w:name="_Toc85886156"/>
-      <w:bookmarkStart w:id="44" w:name="_Toc85886402"/>
-      <w:bookmarkStart w:id="45" w:name="_Toc91549456"/>
+      <w:bookmarkStart w:id="26" w:name="_Toc85886156"/>
+      <w:bookmarkStart w:id="27" w:name="_Toc85886402"/>
+      <w:bookmarkStart w:id="28" w:name="_Toc91549456"/>
       <w:r>
         <w:t>Программный</w:t>
       </w:r>
@@ -27274,9 +27097,9 @@
       <w:r>
         <w:t xml:space="preserve"> </w:t>
       </w:r>
-      <w:bookmarkEnd w:id="43"/>
-      <w:bookmarkEnd w:id="44"/>
-      <w:bookmarkEnd w:id="45"/>
+      <w:bookmarkEnd w:id="26"/>
+      <w:bookmarkEnd w:id="27"/>
+      <w:bookmarkEnd w:id="28"/>
       <w:r>
         <w:t>окна</w:t>
       </w:r>
@@ -28142,7 +27965,6 @@
         </w:rPr>
       </w:pPr>
       <w:r>
-        <w:lastRenderedPageBreak/>
         <w:t>Программный</w:t>
       </w:r>
       <w:r>
@@ -28500,17 +28322,11 @@
     <w:p>
       <w:pPr>
         <w:pStyle w:val="code"/>
-        <w:rPr>
-          <w:lang w:val="ru-RU"/>
-        </w:rPr>
       </w:pPr>
       <w:r>
         <w:t xml:space="preserve">            </w:t>
       </w:r>
       <w:r>
-        <w:rPr>
-          <w:lang w:val="ru-RU"/>
-        </w:rPr>
         <w:t>}</w:t>
       </w:r>
     </w:p>
@@ -28522,9 +28338,6 @@
         </w:rPr>
       </w:pPr>
       <w:r>
-        <w:rPr>
-          <w:lang w:val="ru-RU"/>
-        </w:rPr>
         <w:t xml:space="preserve">            </w:t>
       </w:r>
       <w:r>
@@ -29016,9 +28829,6 @@
     <w:p>
       <w:pPr>
         <w:pStyle w:val="code"/>
-        <w:rPr>
-          <w:lang w:val="ru-RU"/>
-        </w:rPr>
       </w:pPr>
       <w:r>
         <w:t xml:space="preserve">                </w:t>
@@ -29027,23 +28837,14 @@
         <w:t>Close</w:t>
       </w:r>
       <w:r>
-        <w:rPr>
-          <w:lang w:val="ru-RU"/>
-        </w:rPr>
         <w:t>();</w:t>
       </w:r>
     </w:p>
     <w:p>
       <w:pPr>
         <w:pStyle w:val="code"/>
-        <w:rPr>
-          <w:lang w:val="ru-RU"/>
-        </w:rPr>
-      </w:pPr>
-      <w:r>
-        <w:rPr>
-          <w:lang w:val="ru-RU"/>
-        </w:rPr>
+      </w:pPr>
+      <w:r>
         <w:t xml:space="preserve">            }</w:t>
       </w:r>
     </w:p>
@@ -29055,9 +28856,6 @@
         </w:rPr>
       </w:pPr>
       <w:r>
-        <w:rPr>
-          <w:lang w:val="ru-RU"/>
-        </w:rPr>
         <w:t xml:space="preserve">            </w:t>
       </w:r>
       <w:r>
@@ -29191,7 +28989,6 @@
         </w:rPr>
       </w:pPr>
       <w:r>
-        <w:lastRenderedPageBreak/>
         <w:t>Программный</w:t>
       </w:r>
       <w:r>
@@ -30961,7 +30758,6 @@
         <w:pStyle w:val="code"/>
       </w:pPr>
       <w:r>
-        <w:lastRenderedPageBreak/>
         <w:t xml:space="preserve">            DataClass.SelectedUser = NewItem;</w:t>
       </w:r>
     </w:p>
@@ -32969,7 +32765,6 @@
         </w:rPr>
       </w:pPr>
       <w:r>
-        <w:lastRenderedPageBreak/>
         <w:t>Программный</w:t>
       </w:r>
       <w:r>
@@ -33844,7 +33639,6 @@
         <w:rPr>
           <w:color w:val="0000FF"/>
         </w:rPr>
-        <w:lastRenderedPageBreak/>
         <w:t>using</w:t>
       </w:r>
       <w:r>
@@ -35729,7 +35523,6 @@
         </w:rPr>
       </w:pPr>
       <w:r>
-        <w:lastRenderedPageBreak/>
         <w:t>Программный</w:t>
       </w:r>
       <w:r>
@@ -36604,7 +36397,6 @@
         <w:pStyle w:val="code"/>
       </w:pPr>
       <w:r>
-        <w:lastRenderedPageBreak/>
         <w:t xml:space="preserve">        </w:t>
       </w:r>
       <w:r>
@@ -37428,7 +37220,6 @@
         <w:pStyle w:val="code"/>
       </w:pPr>
       <w:r>
-        <w:lastRenderedPageBreak/>
         <w:t xml:space="preserve">                SZVMGrid.ItemsSource = DataClass.DataBase.FormsSZV_M.Where(list =&gt; list.InsurerId == DataClass.SelectedInsurer.Id).ToList();</w:t>
       </w:r>
     </w:p>
@@ -38396,7 +38187,6 @@
         <w:pStyle w:val="code"/>
       </w:pPr>
       <w:r>
-        <w:lastRenderedPageBreak/>
         <w:t xml:space="preserve">            }</w:t>
       </w:r>
     </w:p>
@@ -39279,7 +39069,6 @@
         <w:pStyle w:val="code"/>
       </w:pPr>
       <w:r>
-        <w:lastRenderedPageBreak/>
         <w:t xml:space="preserve">                        WorkerGrid.SelectedIndex++;</w:t>
       </w:r>
     </w:p>
@@ -40948,7 +40737,6 @@
         <w:pStyle w:val="code"/>
       </w:pPr>
       <w:r>
-        <w:lastRenderedPageBreak/>
         <w:t xml:space="preserve">            NavigationService.Navigate(</w:t>
       </w:r>
       <w:r>
@@ -41866,7 +41654,6 @@
         <w:pStyle w:val="code"/>
       </w:pPr>
       <w:r>
-        <w:lastRenderedPageBreak/>
         <w:t xml:space="preserve">        </w:t>
       </w:r>
       <w:r>
@@ -42730,7 +42517,6 @@
         <w:pStyle w:val="code"/>
       </w:pPr>
       <w:r>
-        <w:lastRenderedPageBreak/>
         <w:t xml:space="preserve">        </w:t>
       </w:r>
       <w:r>
@@ -43856,7 +43642,6 @@
         <w:rPr>
           <w:lang w:val="ru-RU"/>
         </w:rPr>
-        <w:lastRenderedPageBreak/>
         <w:t xml:space="preserve">                </w:t>
       </w:r>
       <w:r>
@@ -44943,7 +44728,6 @@
         <w:pStyle w:val="code"/>
       </w:pPr>
       <w:r>
-        <w:lastRenderedPageBreak/>
         <w:t xml:space="preserve">        </w:t>
       </w:r>
       <w:r>
@@ -45758,7 +45542,6 @@
         <w:pStyle w:val="code"/>
       </w:pPr>
       <w:r>
-        <w:lastRenderedPageBreak/>
         <w:t xml:space="preserve">        </w:t>
       </w:r>
       <w:r>
@@ -46733,7 +46516,6 @@
         <w:pStyle w:val="code"/>
       </w:pPr>
       <w:r>
-        <w:lastRenderedPageBreak/>
         <w:t xml:space="preserve">            {</w:t>
       </w:r>
     </w:p>
@@ -49655,7 +49437,6 @@
         </w:rPr>
       </w:pPr>
       <w:r>
-        <w:lastRenderedPageBreak/>
         <w:t>Программный</w:t>
       </w:r>
       <w:r>
@@ -51637,7 +51418,6 @@
         <w:rPr>
           <w:color w:val="000000"/>
         </w:rPr>
-        <w:lastRenderedPageBreak/>
         <w:t xml:space="preserve">        </w:t>
       </w:r>
       <w:r>
@@ -52725,7 +52505,6 @@
         </w:rPr>
       </w:pPr>
       <w:r>
-        <w:lastRenderedPageBreak/>
         <w:t>Программный</w:t>
       </w:r>
       <w:r>
@@ -53447,7 +53226,6 @@
         <w:pStyle w:val="code"/>
       </w:pPr>
       <w:r>
-        <w:lastRenderedPageBreak/>
         <w:t xml:space="preserve">            catch (Exception ex)</w:t>
       </w:r>
     </w:p>
@@ -53917,7 +53695,6 @@
         <w:pStyle w:val="code"/>
       </w:pPr>
       <w:r>
-        <w:lastRenderedPageBreak/>
         <w:t xml:space="preserve">            XElement content = new XElement(xnamespace + "ОтчетныйПериод", new object[]</w:t>
       </w:r>
     </w:p>
@@ -54844,7 +54621,6 @@
         <w:pStyle w:val="code"/>
       </w:pPr>
       <w:r>
-        <w:lastRenderedPageBreak/>
         <w:t xml:space="preserve">                }),</w:t>
       </w:r>
     </w:p>
@@ -55777,7 +55553,6 @@
         </w:rPr>
       </w:pPr>
       <w:r>
-        <w:lastRenderedPageBreak/>
         <w:t>Программный</w:t>
       </w:r>
       <w:r>
@@ -58793,7 +58568,7 @@
       </w:r>
     </w:p>
     <w:sectPr>
-      <w:footerReference w:type="default" r:id="rId69"/>
+      <w:footerReference w:type="default" r:id="rId65"/>
       <w:pgSz w:w="11906" w:h="16838" w:code="9"/>
       <w:pgMar w:top="851" w:right="442" w:bottom="1418" w:left="1134" w:header="57" w:footer="113" w:gutter="0"/>
       <w:pgNumType w:start="3"/>
@@ -58802,405 +58577,6 @@
     </w:sectPr>
   </w:body>
 </w:document>
-</file>
-
-<file path=word/comments.xml><?xml version="1.0" encoding="utf-8"?>
-<w:comments xmlns:wpc="http://schemas.microsoft.com/office/word/2010/wordprocessingCanvas" xmlns:cx="http://schemas.microsoft.com/office/drawing/2014/chartex" xmlns:cx1="http://schemas.microsoft.com/office/drawing/2015/9/8/chartex" xmlns:cx2="http://schemas.microsoft.com/office/drawing/2015/10/21/chartex" xmlns:cx3="http://schemas.microsoft.com/office/drawing/2016/5/9/chartex" xmlns:cx4="http://schemas.microsoft.com/office/drawing/2016/5/10/chartex" xmlns:cx5="http://schemas.microsoft.com/office/drawing/2016/5/11/chartex" xmlns:cx6="http://schemas.microsoft.com/office/drawing/2016/5/12/chartex" xmlns:cx7="http://schemas.microsoft.com/office/drawing/2016/5/13/chartex" xmlns:cx8="http://schemas.microsoft.com/office/drawing/2016/5/14/chartex" xmlns:mc="http://schemas.openxmlformats.org/markup-compatibility/2006" xmlns:aink="http://schemas.microsoft.com/office/drawing/2016/ink" xmlns:am3d="http://schemas.microsoft.com/office/drawing/2017/model3d" xmlns:o="urn:schemas-microsoft-com:office:office" xmlns:r="http://schemas.openxmlformats.org/officeDocument/2006/relationships" xmlns:m="http://schemas.openxmlformats.org/officeDocument/2006/math" xmlns:v="urn:schemas-microsoft-com:vml" xmlns:wp14="http://schemas.microsoft.com/office/word/2010/wordprocessingDrawing" xmlns:wp="http://schemas.openxmlformats.org/drawingml/2006/wordprocessingDrawing" xmlns:w10="urn:schemas-microsoft-com:office:word" xmlns:w="http://schemas.openxmlformats.org/wordprocessingml/2006/main" xmlns:w14="http://schemas.microsoft.com/office/word/2010/wordml" xmlns:w15="http://schemas.microsoft.com/office/word/2012/wordml" xmlns:w16cex="http://schemas.microsoft.com/office/word/2018/wordml/cex" xmlns:w16cid="http://schemas.microsoft.com/office/word/2016/wordml/cid" xmlns:w16="http://schemas.microsoft.com/office/word/2018/wordml" xmlns:w16sdtdh="http://schemas.microsoft.com/office/word/2020/wordml/sdtdatahash" xmlns:w16se="http://schemas.microsoft.com/office/word/2015/wordml/symex" xmlns:wpg="http://schemas.microsoft.com/office/word/2010/wordprocessingGroup" xmlns:wpi="http://schemas.microsoft.com/office/word/2010/wordprocessingInk" xmlns:wne="http://schemas.microsoft.com/office/word/2006/wordml" xmlns:wps="http://schemas.microsoft.com/office/word/2010/wordprocessingShape" mc:Ignorable="w14 w15 w16se w16cid w16 w16cex w16sdtdh wp14">
-  <w:comment w:id="2" w:author="Екатерина Лобанова" w:date="2023-06-12T14:56:00Z" w:initials="ЕЛ">
-    <w:p>
-      <w:pPr>
-        <w:pStyle w:val="CommentText"/>
-      </w:pPr>
-      <w:r>
-        <w:rPr>
-          <w:rStyle w:val="CommentReference"/>
-        </w:rPr>
-        <w:annotationRef/>
-      </w:r>
-      <w:r>
-        <w:t>Список не по стандарту. И далее по тексту</w:t>
-      </w:r>
-    </w:p>
-  </w:comment>
-  <w:comment w:id="4" w:author="Екатерина Лобанова" w:date="2023-06-12T14:58:00Z" w:initials="ЕЛ">
-    <w:p>
-      <w:pPr>
-        <w:pStyle w:val="CommentText"/>
-      </w:pPr>
-      <w:r>
-        <w:rPr>
-          <w:rStyle w:val="CommentReference"/>
-        </w:rPr>
-        <w:annotationRef/>
-      </w:r>
-      <w:r>
-        <w:t>Можно указать название</w:t>
-      </w:r>
-    </w:p>
-  </w:comment>
-  <w:comment w:id="9" w:author="Екатерина Лобанова" w:date="2023-06-12T15:00:00Z" w:initials="ЕЛ">
-    <w:p>
-      <w:pPr>
-        <w:pStyle w:val="CommentText"/>
-      </w:pPr>
-      <w:r>
-        <w:rPr>
-          <w:rStyle w:val="CommentReference"/>
-        </w:rPr>
-        <w:annotationRef/>
-      </w:r>
-      <w:r>
-        <w:t xml:space="preserve">Между вторым этапом и концептуальной моделью пропасть. Как минимум еще один этап нормализации напрашивается: расписать сущность отчет. У работников выделить пол и должность. Почему </w:t>
-      </w:r>
-      <w:r>
-        <w:rPr>
-          <w:lang w:val="en-US"/>
-        </w:rPr>
-        <w:t>Users</w:t>
-      </w:r>
-      <w:r>
-        <w:t xml:space="preserve"> </w:t>
-      </w:r>
-      <w:r>
-        <w:t>висят. Может их связывать с отчетами, чтобы видеть кто какой отчет создал?</w:t>
-      </w:r>
-    </w:p>
-  </w:comment>
-  <w:comment w:id="10" w:author="Иван Кузнецов" w:date="2023-06-12T15:42:00Z" w:initials="ИК">
-    <w:p>
-      <w:pPr>
-        <w:pStyle w:val="CommentText"/>
-      </w:pPr>
-      <w:r>
-        <w:rPr>
-          <w:rStyle w:val="CommentReference"/>
-        </w:rPr>
-        <w:annotationRef/>
-      </w:r>
-      <w:r>
-        <w:rPr>
-          <w:lang w:val="en-US"/>
-        </w:rPr>
-        <w:t>User</w:t>
-      </w:r>
-      <w:r>
-        <w:t xml:space="preserve"> </w:t>
-      </w:r>
-      <w:r>
-        <w:t xml:space="preserve">не совсем можно явно связать с отчётами, но в названии отчёта есть имя пользователя который создал его, отчёта сохраняются с названием </w:t>
-      </w:r>
-      <w:r>
-        <w:t>“ПФР_СЗВ-&lt;</w:t>
-      </w:r>
-      <w:r>
-        <w:t>ТипФормы</w:t>
-      </w:r>
-      <w:r>
-        <w:t>&gt;_&lt;</w:t>
-      </w:r>
-      <w:r>
-        <w:t>ИмяПользователя</w:t>
-      </w:r>
-      <w:r>
-        <w:t>&gt;_&lt;</w:t>
-      </w:r>
-      <w:r>
-        <w:t>ДатаОтчёта</w:t>
-      </w:r>
-      <w:r>
-        <w:t>&gt;”</w:t>
-      </w:r>
-      <w:r>
-        <w:br/>
-        <w:t>Так что не думаю что нужно ещё где то указывать юзера, но если нужно, то могу переделать</w:t>
-      </w:r>
-    </w:p>
-  </w:comment>
-  <w:comment w:id="11" w:author="Иван Кузнецов" w:date="2023-06-12T15:44:00Z" w:initials="ИК">
-    <w:p>
-      <w:pPr>
-        <w:pStyle w:val="CommentText"/>
-      </w:pPr>
-      <w:r>
-        <w:rPr>
-          <w:rStyle w:val="CommentReference"/>
-        </w:rPr>
-        <w:annotationRef/>
-      </w:r>
-      <w:r>
-        <w:t>А ещё один этап нормализации я не знаю как показать наглядно</w:t>
-      </w:r>
-    </w:p>
-  </w:comment>
-  <w:comment w:id="13" w:author="Екатерина Лобанова" w:date="2023-06-12T15:03:00Z" w:initials="ЕЛ">
-    <w:p>
-      <w:pPr>
-        <w:pStyle w:val="CommentText"/>
-      </w:pPr>
-      <w:r>
-        <w:rPr>
-          <w:rStyle w:val="CommentReference"/>
-        </w:rPr>
-        <w:annotationRef/>
-      </w:r>
-      <w:r>
-        <w:t>Что-то с форматом не то. Таблицы оформлены не по стандарту</w:t>
-      </w:r>
-    </w:p>
-  </w:comment>
-  <w:comment w:id="17" w:author="Екатерина Лобанова" w:date="2023-06-12T15:09:00Z" w:initials="ЕЛ">
-    <w:p>
-      <w:pPr>
-        <w:pStyle w:val="CommentText"/>
-      </w:pPr>
-      <w:r>
-        <w:rPr>
-          <w:rStyle w:val="CommentReference"/>
-        </w:rPr>
-        <w:annotationRef/>
-      </w:r>
-      <w:r>
-        <w:t>Лучше разметку вставить на белом фоне</w:t>
-      </w:r>
-    </w:p>
-  </w:comment>
-  <w:comment w:id="18" w:author="Екатерина Лобанова" w:date="2023-06-12T15:10:00Z" w:initials="ЕЛ">
-    <w:p>
-      <w:pPr>
-        <w:pStyle w:val="CommentText"/>
-      </w:pPr>
-      <w:r>
-        <w:rPr>
-          <w:rStyle w:val="CommentReference"/>
-        </w:rPr>
-        <w:annotationRef/>
-      </w:r>
-      <w:r>
-        <w:t>Вообще ничего не понятно</w:t>
-      </w:r>
-    </w:p>
-  </w:comment>
-  <w:comment w:id="19" w:author="Иван Кузнецов" w:date="2023-06-12T16:07:00Z" w:initials="ИК">
-    <w:p>
-      <w:pPr>
-        <w:pStyle w:val="CommentText"/>
-      </w:pPr>
-      <w:r>
-        <w:rPr>
-          <w:rStyle w:val="CommentReference"/>
-        </w:rPr>
-        <w:annotationRef/>
-      </w:r>
-      <w:r>
-        <w:t>Как тогда стоит показать разметку?</w:t>
-      </w:r>
-      <w:r>
-        <w:br/>
-        <w:t>свернуть большие блоки или просто показать какой нибудь один фрагмент?</w:t>
-      </w:r>
-    </w:p>
-  </w:comment>
-  <w:comment w:id="26" w:author="Екатерина Лобанова" w:date="2023-06-12T15:06:00Z" w:initials="ЕЛ">
-    <w:p>
-      <w:pPr>
-        <w:pStyle w:val="CommentText"/>
-      </w:pPr>
-      <w:r>
-        <w:rPr>
-          <w:rStyle w:val="CommentReference"/>
-        </w:rPr>
-        <w:annotationRef/>
-      </w:r>
-      <w:r>
-        <w:t>Инструкции пишем от 3-го лица</w:t>
-      </w:r>
-    </w:p>
-  </w:comment>
-  <w:comment w:id="27" w:author="Екатерина Лобанова" w:date="2023-06-12T15:11:00Z" w:initials="ЕЛ">
-    <w:p>
-      <w:pPr>
-        <w:pStyle w:val="CommentText"/>
-      </w:pPr>
-      <w:r>
-        <w:rPr>
-          <w:rStyle w:val="CommentReference"/>
-        </w:rPr>
-        <w:annotationRef/>
-      </w:r>
-      <w:r>
-        <w:t>На всех картинках в этом разделе убрать задний фон</w:t>
-      </w:r>
-    </w:p>
-  </w:comment>
-  <w:comment w:id="28" w:author="Иван Кузнецов" w:date="2023-06-12T15:53:00Z" w:initials="ИК">
-    <w:p>
-      <w:pPr>
-        <w:pStyle w:val="CommentText"/>
-      </w:pPr>
-      <w:r>
-        <w:rPr>
-          <w:rStyle w:val="CommentReference"/>
-        </w:rPr>
-        <w:annotationRef/>
-      </w:r>
-      <w:r>
-        <w:t xml:space="preserve">Инструкцию с картинками брал с курсовика, и по этому нету возможности сделать новые картинки, только если перекачивать </w:t>
-      </w:r>
-      <w:r>
-        <w:rPr>
-          <w:lang w:val="en-US"/>
-        </w:rPr>
-        <w:t>sql</w:t>
-      </w:r>
-    </w:p>
-  </w:comment>
-  <w:comment w:id="30" w:author="Екатерина Лобанова" w:date="2023-06-12T15:12:00Z" w:initials="ЕЛ">
-    <w:p>
-      <w:pPr>
-        <w:pStyle w:val="CommentText"/>
-      </w:pPr>
-      <w:r>
-        <w:rPr>
-          <w:rStyle w:val="CommentReference"/>
-        </w:rPr>
-        <w:annotationRef/>
-      </w:r>
-      <w:r>
-        <w:t>Инструкция очень короткая.</w:t>
-      </w:r>
-    </w:p>
-  </w:comment>
-  <w:comment w:id="31" w:author="Иван Кузнецов" w:date="2023-06-12T15:57:00Z" w:initials="ИК">
-    <w:p>
-      <w:pPr>
-        <w:pStyle w:val="CommentText"/>
-      </w:pPr>
-      <w:r>
-        <w:rPr>
-          <w:rStyle w:val="CommentReference"/>
-        </w:rPr>
-        <w:annotationRef/>
-      </w:r>
-      <w:r>
-        <w:t>Тут 2 страницы с отчётами которые выглядит одинаково, я описал одну, потому что во второй будет точно самое, могу ещё описать окно валидации(но там всего 3 кнопки) и окно пользователей</w:t>
-      </w:r>
-    </w:p>
-  </w:comment>
-  <w:comment w:id="32" w:author="Екатерина Лобанова" w:date="2023-06-12T15:07:00Z" w:initials="ЕЛ">
-    <w:p>
-      <w:pPr>
-        <w:pStyle w:val="CommentText"/>
-      </w:pPr>
-      <w:r>
-        <w:rPr>
-          <w:rStyle w:val="CommentReference"/>
-        </w:rPr>
-        <w:annotationRef/>
-      </w:r>
-      <w:r>
-        <w:t>Это что за слово?</w:t>
-      </w:r>
-    </w:p>
-  </w:comment>
-  <w:comment w:id="33" w:author="Иван Кузнецов" w:date="2023-06-12T15:58:00Z" w:initials="ИК">
-    <w:p>
-      <w:pPr>
-        <w:pStyle w:val="CommentText"/>
-      </w:pPr>
-      <w:r>
-        <w:rPr>
-          <w:rStyle w:val="CommentReference"/>
-        </w:rPr>
-        <w:annotationRef/>
-      </w:r>
-      <w:r>
-        <w:t xml:space="preserve">Нажал д вместо л </w:t>
-      </w:r>
-    </w:p>
-  </w:comment>
-  <w:comment w:id="35" w:author="Екатерина Лобанова" w:date="2023-06-12T15:13:00Z" w:initials="ЕЛ">
-    <w:p>
-      <w:pPr>
-        <w:pStyle w:val="CommentText"/>
-      </w:pPr>
-      <w:r>
-        <w:rPr>
-          <w:rStyle w:val="CommentReference"/>
-        </w:rPr>
-        <w:annotationRef/>
-      </w:r>
-      <w:r>
-        <w:t>Каждый раздел с новой страницы</w:t>
-      </w:r>
-    </w:p>
-  </w:comment>
-</w:comments>
-</file>
-
-<file path=word/commentsExtended.xml><?xml version="1.0" encoding="utf-8"?>
-<w15:commentsEx xmlns:wpc="http://schemas.microsoft.com/office/word/2010/wordprocessingCanvas" xmlns:cx="http://schemas.microsoft.com/office/drawing/2014/chartex" xmlns:cx1="http://schemas.microsoft.com/office/drawing/2015/9/8/chartex" xmlns:cx2="http://schemas.microsoft.com/office/drawing/2015/10/21/chartex" xmlns:cx3="http://schemas.microsoft.com/office/drawing/2016/5/9/chartex" xmlns:cx4="http://schemas.microsoft.com/office/drawing/2016/5/10/chartex" xmlns:cx5="http://schemas.microsoft.com/office/drawing/2016/5/11/chartex" xmlns:cx6="http://schemas.microsoft.com/office/drawing/2016/5/12/chartex" xmlns:cx7="http://schemas.microsoft.com/office/drawing/2016/5/13/chartex" xmlns:cx8="http://schemas.microsoft.com/office/drawing/2016/5/14/chartex" xmlns:mc="http://schemas.openxmlformats.org/markup-compatibility/2006" xmlns:aink="http://schemas.microsoft.com/office/drawing/2016/ink" xmlns:am3d="http://schemas.microsoft.com/office/drawing/2017/model3d" xmlns:o="urn:schemas-microsoft-com:office:office" xmlns:r="http://schemas.openxmlformats.org/officeDocument/2006/relationships" xmlns:m="http://schemas.openxmlformats.org/officeDocument/2006/math" xmlns:v="urn:schemas-microsoft-com:vml" xmlns:wp14="http://schemas.microsoft.com/office/word/2010/wordprocessingDrawing" xmlns:wp="http://schemas.openxmlformats.org/drawingml/2006/wordprocessingDrawing" xmlns:w10="urn:schemas-microsoft-com:office:word" xmlns:w="http://schemas.openxmlformats.org/wordprocessingml/2006/main" xmlns:w14="http://schemas.microsoft.com/office/word/2010/wordml" xmlns:w15="http://schemas.microsoft.com/office/word/2012/wordml" xmlns:w16cex="http://schemas.microsoft.com/office/word/2018/wordml/cex" xmlns:w16cid="http://schemas.microsoft.com/office/word/2016/wordml/cid" xmlns:w16="http://schemas.microsoft.com/office/word/2018/wordml" xmlns:w16sdtdh="http://schemas.microsoft.com/office/word/2020/wordml/sdtdatahash" xmlns:w16se="http://schemas.microsoft.com/office/word/2015/wordml/symex" xmlns:wpg="http://schemas.microsoft.com/office/word/2010/wordprocessingGroup" xmlns:wpi="http://schemas.microsoft.com/office/word/2010/wordprocessingInk" xmlns:wne="http://schemas.microsoft.com/office/word/2006/wordml" xmlns:wps="http://schemas.microsoft.com/office/word/2010/wordprocessingShape" mc:Ignorable="w14 w15 w16se w16cid w16 w16cex w16sdtdh wp14">
-  <w15:commentEx w15:paraId="678E877E" w15:done="1"/>
-  <w15:commentEx w15:paraId="08615B2D" w15:done="1"/>
-  <w15:commentEx w15:paraId="6AD74671" w15:done="1"/>
-  <w15:commentEx w15:paraId="5E9ECDAF" w15:paraIdParent="6AD74671" w15:done="1"/>
-  <w15:commentEx w15:paraId="3B57D4AE" w15:paraIdParent="6AD74671" w15:done="1"/>
-  <w15:commentEx w15:paraId="5471F1E6" w15:done="1"/>
-  <w15:commentEx w15:paraId="152E14E8" w15:done="1"/>
-  <w15:commentEx w15:paraId="5C7A3FD6" w15:done="1"/>
-  <w15:commentEx w15:paraId="32826305" w15:paraIdParent="5C7A3FD6" w15:done="1"/>
-  <w15:commentEx w15:paraId="299A6A7B" w15:done="1"/>
-  <w15:commentEx w15:paraId="401468B6" w15:done="1"/>
-  <w15:commentEx w15:paraId="47253017" w15:paraIdParent="401468B6" w15:done="1"/>
-  <w15:commentEx w15:paraId="06ECA2E1" w15:done="1"/>
-  <w15:commentEx w15:paraId="6EAE9A4A" w15:paraIdParent="06ECA2E1" w15:done="1"/>
-  <w15:commentEx w15:paraId="3CD8F798" w15:done="1"/>
-  <w15:commentEx w15:paraId="5097B5DB" w15:paraIdParent="3CD8F798" w15:done="0"/>
-  <w15:commentEx w15:paraId="4C2A0C13" w15:done="1"/>
-</w15:commentsEx>
-</file>
-
-<file path=word/commentsExtensible.xml><?xml version="1.0" encoding="utf-8"?>
-<w16cex:commentsExtensible xmlns:wpc="http://schemas.microsoft.com/office/word/2010/wordprocessingCanvas" xmlns:cx="http://schemas.microsoft.com/office/drawing/2014/chartex" xmlns:cx1="http://schemas.microsoft.com/office/drawing/2015/9/8/chartex" xmlns:cx2="http://schemas.microsoft.com/office/drawing/2015/10/21/chartex" xmlns:cx3="http://schemas.microsoft.com/office/drawing/2016/5/9/chartex" xmlns:cx4="http://schemas.microsoft.com/office/drawing/2016/5/10/chartex" xmlns:cx5="http://schemas.microsoft.com/office/drawing/2016/5/11/chartex" xmlns:cx6="http://schemas.microsoft.com/office/drawing/2016/5/12/chartex" xmlns:cx7="http://schemas.microsoft.com/office/drawing/2016/5/13/chartex" xmlns:cx8="http://schemas.microsoft.com/office/drawing/2016/5/14/chartex" xmlns:mc="http://schemas.openxmlformats.org/markup-compatibility/2006" xmlns:aink="http://schemas.microsoft.com/office/drawing/2016/ink" xmlns:am3d="http://schemas.microsoft.com/office/drawing/2017/model3d" xmlns:o="urn:schemas-microsoft-com:office:office" xmlns:r="http://schemas.openxmlformats.org/officeDocument/2006/relationships" xmlns:m="http://schemas.openxmlformats.org/officeDocument/2006/math" xmlns:v="urn:schemas-microsoft-com:vml" xmlns:wp14="http://schemas.microsoft.com/office/word/2010/wordprocessingDrawing" xmlns:wp="http://schemas.openxmlformats.org/drawingml/2006/wordprocessingDrawing" xmlns:w10="urn:schemas-microsoft-com:office:word" xmlns:w="http://schemas.openxmlformats.org/wordprocessingml/2006/main" xmlns:w14="http://schemas.microsoft.com/office/word/2010/wordml" xmlns:w15="http://schemas.microsoft.com/office/word/2012/wordml" xmlns:w16cex="http://schemas.microsoft.com/office/word/2018/wordml/cex" xmlns:w16cid="http://schemas.microsoft.com/office/word/2016/wordml/cid" xmlns:w16="http://schemas.microsoft.com/office/word/2018/wordml" xmlns:w16sdtdh="http://schemas.microsoft.com/office/word/2020/wordml/sdtdatahash" xmlns:w16se="http://schemas.microsoft.com/office/word/2015/wordml/symex" xmlns:wpg="http://schemas.microsoft.com/office/word/2010/wordprocessingGroup" xmlns:wpi="http://schemas.microsoft.com/office/word/2010/wordprocessingInk" xmlns:wne="http://schemas.microsoft.com/office/word/2006/wordml" xmlns:wps="http://schemas.microsoft.com/office/word/2010/wordprocessingShape" mc:Ignorable="w14 w15 w16se w16cid w16 w16cex w16sdtdh wp14">
-  <w16cex:commentExtensible w16cex:durableId="2831B0B2" w16cex:dateUtc="2023-06-12T11:56:00Z"/>
-  <w16cex:commentExtensible w16cex:durableId="2831B12D" w16cex:dateUtc="2023-06-12T11:58:00Z"/>
-  <w16cex:commentExtensible w16cex:durableId="2831B19F" w16cex:dateUtc="2023-06-12T12:00:00Z"/>
-  <w16cex:commentExtensible w16cex:durableId="2831BB4C" w16cex:dateUtc="2023-06-12T12:42:00Z"/>
-  <w16cex:commentExtensible w16cex:durableId="2831BBC7" w16cex:dateUtc="2023-06-12T12:44:00Z"/>
-  <w16cex:commentExtensible w16cex:durableId="2831B246" w16cex:dateUtc="2023-06-12T12:03:00Z"/>
-  <w16cex:commentExtensible w16cex:durableId="2831B3BE" w16cex:dateUtc="2023-06-12T12:09:00Z"/>
-  <w16cex:commentExtensible w16cex:durableId="2831B3D6" w16cex:dateUtc="2023-06-12T12:10:00Z"/>
-  <w16cex:commentExtensible w16cex:durableId="2831C13A" w16cex:dateUtc="2023-06-12T13:07:00Z"/>
-  <w16cex:commentExtensible w16cex:durableId="2831B2D8" w16cex:dateUtc="2023-06-12T12:06:00Z"/>
-  <w16cex:commentExtensible w16cex:durableId="2831B43B" w16cex:dateUtc="2023-06-12T12:11:00Z"/>
-  <w16cex:commentExtensible w16cex:durableId="2831BDFF" w16cex:dateUtc="2023-06-12T12:53:00Z"/>
-  <w16cex:commentExtensible w16cex:durableId="2831B47B" w16cex:dateUtc="2023-06-12T12:12:00Z"/>
-  <w16cex:commentExtensible w16cex:durableId="2831BEEF" w16cex:dateUtc="2023-06-12T12:57:00Z"/>
-  <w16cex:commentExtensible w16cex:durableId="2831B324" w16cex:dateUtc="2023-06-12T12:07:00Z"/>
-  <w16cex:commentExtensible w16cex:durableId="2831BF43" w16cex:dateUtc="2023-06-12T12:58:00Z"/>
-  <w16cex:commentExtensible w16cex:durableId="2831B49C" w16cex:dateUtc="2023-06-12T12:13:00Z"/>
-</w16cex:commentsExtensible>
-</file>
-
-<file path=word/commentsIds.xml><?xml version="1.0" encoding="utf-8"?>
-<w16cid:commentsIds xmlns:wpc="http://schemas.microsoft.com/office/word/2010/wordprocessingCanvas" xmlns:cx="http://schemas.microsoft.com/office/drawing/2014/chartex" xmlns:cx1="http://schemas.microsoft.com/office/drawing/2015/9/8/chartex" xmlns:cx2="http://schemas.microsoft.com/office/drawing/2015/10/21/chartex" xmlns:cx3="http://schemas.microsoft.com/office/drawing/2016/5/9/chartex" xmlns:cx4="http://schemas.microsoft.com/office/drawing/2016/5/10/chartex" xmlns:cx5="http://schemas.microsoft.com/office/drawing/2016/5/11/chartex" xmlns:cx6="http://schemas.microsoft.com/office/drawing/2016/5/12/chartex" xmlns:cx7="http://schemas.microsoft.com/office/drawing/2016/5/13/chartex" xmlns:cx8="http://schemas.microsoft.com/office/drawing/2016/5/14/chartex" xmlns:mc="http://schemas.openxmlformats.org/markup-compatibility/2006" xmlns:aink="http://schemas.microsoft.com/office/drawing/2016/ink" xmlns:am3d="http://schemas.microsoft.com/office/drawing/2017/model3d" xmlns:o="urn:schemas-microsoft-com:office:office" xmlns:r="http://schemas.openxmlformats.org/officeDocument/2006/relationships" xmlns:m="http://schemas.openxmlformats.org/officeDocument/2006/math" xmlns:v="urn:schemas-microsoft-com:vml" xmlns:wp14="http://schemas.microsoft.com/office/word/2010/wordprocessingDrawing" xmlns:wp="http://schemas.openxmlformats.org/drawingml/2006/wordprocessingDrawing" xmlns:w10="urn:schemas-microsoft-com:office:word" xmlns:w="http://schemas.openxmlformats.org/wordprocessingml/2006/main" xmlns:w14="http://schemas.microsoft.com/office/word/2010/wordml" xmlns:w15="http://schemas.microsoft.com/office/word/2012/wordml" xmlns:w16cex="http://schemas.microsoft.com/office/word/2018/wordml/cex" xmlns:w16cid="http://schemas.microsoft.com/office/word/2016/wordml/cid" xmlns:w16="http://schemas.microsoft.com/office/word/2018/wordml" xmlns:w16sdtdh="http://schemas.microsoft.com/office/word/2020/wordml/sdtdatahash" xmlns:w16se="http://schemas.microsoft.com/office/word/2015/wordml/symex" xmlns:wpg="http://schemas.microsoft.com/office/word/2010/wordprocessingGroup" xmlns:wpi="http://schemas.microsoft.com/office/word/2010/wordprocessingInk" xmlns:wne="http://schemas.microsoft.com/office/word/2006/wordml" xmlns:wps="http://schemas.microsoft.com/office/word/2010/wordprocessingShape" mc:Ignorable="w14 w15 w16se w16cid w16 w16cex w16sdtdh wp14">
-  <w16cid:commentId w16cid:paraId="678E877E" w16cid:durableId="2831B0B2"/>
-  <w16cid:commentId w16cid:paraId="08615B2D" w16cid:durableId="2831B12D"/>
-  <w16cid:commentId w16cid:paraId="6AD74671" w16cid:durableId="2831B19F"/>
-  <w16cid:commentId w16cid:paraId="5E9ECDAF" w16cid:durableId="2831BB4C"/>
-  <w16cid:commentId w16cid:paraId="3B57D4AE" w16cid:durableId="2831BBC7"/>
-  <w16cid:commentId w16cid:paraId="5471F1E6" w16cid:durableId="2831B246"/>
-  <w16cid:commentId w16cid:paraId="152E14E8" w16cid:durableId="2831B3BE"/>
-  <w16cid:commentId w16cid:paraId="5C7A3FD6" w16cid:durableId="2831B3D6"/>
-  <w16cid:commentId w16cid:paraId="32826305" w16cid:durableId="2831C13A"/>
-  <w16cid:commentId w16cid:paraId="299A6A7B" w16cid:durableId="2831B2D8"/>
-  <w16cid:commentId w16cid:paraId="401468B6" w16cid:durableId="2831B43B"/>
-  <w16cid:commentId w16cid:paraId="47253017" w16cid:durableId="2831BDFF"/>
-  <w16cid:commentId w16cid:paraId="06ECA2E1" w16cid:durableId="2831B47B"/>
-  <w16cid:commentId w16cid:paraId="6EAE9A4A" w16cid:durableId="2831BEEF"/>
-  <w16cid:commentId w16cid:paraId="3CD8F798" w16cid:durableId="2831B324"/>
-  <w16cid:commentId w16cid:paraId="5097B5DB" w16cid:durableId="2831BF43"/>
-  <w16cid:commentId w16cid:paraId="4C2A0C13" w16cid:durableId="2831B49C"/>
-</w16cid:commentsIds>
 </file>
 
 <file path=word/endnotes.xml><?xml version="1.0" encoding="utf-8"?>
@@ -59841,49 +59217,14 @@
               <w:rFonts w:ascii="Arial Narrow" w:hAnsi="Arial Narrow"/>
               <w:i/>
             </w:rPr>
-            <w:t>Разработка к</w:t>
+            <w:t xml:space="preserve">Разработка </w:t>
           </w:r>
           <w:r>
             <w:rPr>
               <w:rFonts w:ascii="Arial Narrow" w:hAnsi="Arial Narrow"/>
               <w:i/>
             </w:rPr>
-            <w:t>лиент-серверно</w:t>
-          </w:r>
-          <w:r>
-            <w:rPr>
-              <w:rFonts w:ascii="Arial Narrow" w:hAnsi="Arial Narrow"/>
-              <w:i/>
-            </w:rPr>
-            <w:t>го</w:t>
-          </w:r>
-          <w:r>
-            <w:rPr>
-              <w:rFonts w:ascii="Arial Narrow" w:hAnsi="Arial Narrow"/>
-              <w:i/>
-            </w:rPr>
-            <w:t xml:space="preserve"> приложени</w:t>
-          </w:r>
-          <w:r>
-            <w:rPr>
-              <w:rFonts w:ascii="Arial Narrow" w:hAnsi="Arial Narrow"/>
-              <w:i/>
-            </w:rPr>
-            <w:t>я</w:t>
-          </w:r>
-          <w:r>
-            <w:rPr>
-              <w:rFonts w:ascii="Arial Narrow" w:hAnsi="Arial Narrow"/>
-              <w:i/>
-            </w:rPr>
-            <w:t xml:space="preserve"> </w:t>
-          </w:r>
-          <w:r>
-            <w:rPr>
-              <w:rFonts w:ascii="Arial Narrow" w:hAnsi="Arial Narrow"/>
-              <w:i/>
-            </w:rPr>
-            <w:t>по созданию бухгалтерских отчётов</w:t>
+            <w:t>приложения для подготовки бухгалтерских форм отчетности</w:t>
           </w:r>
         </w:p>
       </w:tc>
@@ -63713,17 +63054,6 @@
   </w:num>
   <w:numIdMacAtCleanup w:val="11"/>
 </w:numbering>
-</file>
-
-<file path=word/people.xml><?xml version="1.0" encoding="utf-8"?>
-<w15:people xmlns:wpc="http://schemas.microsoft.com/office/word/2010/wordprocessingCanvas" xmlns:cx="http://schemas.microsoft.com/office/drawing/2014/chartex" xmlns:cx1="http://schemas.microsoft.com/office/drawing/2015/9/8/chartex" xmlns:cx2="http://schemas.microsoft.com/office/drawing/2015/10/21/chartex" xmlns:cx3="http://schemas.microsoft.com/office/drawing/2016/5/9/chartex" xmlns:cx4="http://schemas.microsoft.com/office/drawing/2016/5/10/chartex" xmlns:cx5="http://schemas.microsoft.com/office/drawing/2016/5/11/chartex" xmlns:cx6="http://schemas.microsoft.com/office/drawing/2016/5/12/chartex" xmlns:cx7="http://schemas.microsoft.com/office/drawing/2016/5/13/chartex" xmlns:cx8="http://schemas.microsoft.com/office/drawing/2016/5/14/chartex" xmlns:mc="http://schemas.openxmlformats.org/markup-compatibility/2006" xmlns:aink="http://schemas.microsoft.com/office/drawing/2016/ink" xmlns:am3d="http://schemas.microsoft.com/office/drawing/2017/model3d" xmlns:o="urn:schemas-microsoft-com:office:office" xmlns:r="http://schemas.openxmlformats.org/officeDocument/2006/relationships" xmlns:m="http://schemas.openxmlformats.org/officeDocument/2006/math" xmlns:v="urn:schemas-microsoft-com:vml" xmlns:wp14="http://schemas.microsoft.com/office/word/2010/wordprocessingDrawing" xmlns:wp="http://schemas.openxmlformats.org/drawingml/2006/wordprocessingDrawing" xmlns:w10="urn:schemas-microsoft-com:office:word" xmlns:w="http://schemas.openxmlformats.org/wordprocessingml/2006/main" xmlns:w14="http://schemas.microsoft.com/office/word/2010/wordml" xmlns:w15="http://schemas.microsoft.com/office/word/2012/wordml" xmlns:w16cex="http://schemas.microsoft.com/office/word/2018/wordml/cex" xmlns:w16cid="http://schemas.microsoft.com/office/word/2016/wordml/cid" xmlns:w16="http://schemas.microsoft.com/office/word/2018/wordml" xmlns:w16sdtdh="http://schemas.microsoft.com/office/word/2020/wordml/sdtdatahash" xmlns:w16se="http://schemas.microsoft.com/office/word/2015/wordml/symex" xmlns:wpg="http://schemas.microsoft.com/office/word/2010/wordprocessingGroup" xmlns:wpi="http://schemas.microsoft.com/office/word/2010/wordprocessingInk" xmlns:wne="http://schemas.microsoft.com/office/word/2006/wordml" xmlns:wps="http://schemas.microsoft.com/office/word/2010/wordprocessingShape" mc:Ignorable="w14 w15 w16se w16cid w16 w16cex w16sdtdh wp14">
-  <w15:person w15:author="Екатерина Лобанова">
-    <w15:presenceInfo w15:providerId="Windows Live" w15:userId="4876a79ee6159694"/>
-  </w15:person>
-  <w15:person w15:author="Иван Кузнецов">
-    <w15:presenceInfo w15:providerId="Windows Live" w15:userId="3d081739a3148a9e"/>
-  </w15:person>
-</w15:people>
 </file>
 
 <file path=word/styles.xml><?xml version="1.0" encoding="utf-8"?>

--- a/files/Записка/Kuznetsov_Ivan_poyasnitelnaya_zapiska.docx
+++ b/files/Записка/Kuznetsov_Ivan_poyasnitelnaya_zapiska.docx
@@ -9745,10 +9745,10 @@
             <v:path o:extrusionok="f" gradientshapeok="t" o:connecttype="rect"/>
             <o:lock v:ext="edit" aspectratio="t"/>
           </v:shapetype>
-          <v:shape id="_x0000_i1025" type="#_x0000_t75" style="width:160.85pt;height:399.25pt" o:ole="">
+          <v:shape id="_x0000_i1025" type="#_x0000_t75" style="width:160.55pt;height:398.9pt" o:ole="">
             <v:imagedata r:id="rId25" o:title=""/>
           </v:shape>
-          <o:OLEObject Type="Embed" ProgID="Visio.Drawing.15" ShapeID="_x0000_i1025" DrawAspect="Content" ObjectID="_1748276015" r:id="rId26"/>
+          <o:OLEObject Type="Embed" ProgID="Visio.Drawing.15" ShapeID="_x0000_i1025" DrawAspect="Content" ObjectID="_1748292940" r:id="rId26"/>
         </w:object>
       </w:r>
     </w:p>
@@ -14130,14 +14130,6 @@
       <w:r>
         <w:t>– Главное окно приложения</w:t>
       </w:r>
-    </w:p>
-    <w:p>
-      <w:pPr>
-        <w:pStyle w:val="a0"/>
-        <w:rPr>
-          <w:lang w:val="ru-RU"/>
-        </w:rPr>
-      </w:pPr>
     </w:p>
     <w:p>
       <w:pPr>
@@ -21366,6 +21358,306 @@
         <w:rPr>
           <w:lang w:val="ru-RU"/>
         </w:rPr>
+        <w:t>Подстановкой значений из таблицы 4.3 в формулу 4.9 получено</w:t>
+      </w:r>
+      <w:r>
+        <w:rPr>
+          <w:lang w:val="ru-RU"/>
+        </w:rPr>
+        <w:t>:</w:t>
+      </w:r>
+    </w:p>
+    <w:p>
+      <w:pPr>
+        <w:pStyle w:val="a9"/>
+        <w:rPr>
+          <w:i/>
+        </w:rPr>
+      </w:pPr>
+      <m:oMathPara>
+        <m:oMath>
+          <m:sSub>
+            <m:sSubPr>
+              <m:ctrlPr>
+                <w:rPr>
+                  <w:rFonts w:ascii="Cambria Math" w:hAnsi="Cambria Math"/>
+                  <w:i/>
+                  <w:lang w:val="en-US"/>
+                </w:rPr>
+              </m:ctrlPr>
+            </m:sSubPr>
+            <m:e>
+              <m:r>
+                <m:rPr>
+                  <m:nor/>
+                </m:rPr>
+                <w:rPr>
+                  <w:i/>
+                  <w:lang w:val="en-US"/>
+                </w:rPr>
+                <m:t>AO</m:t>
+              </m:r>
+            </m:e>
+            <m:sub>
+              <m:r>
+                <m:rPr>
+                  <m:nor/>
+                </m:rPr>
+                <w:rPr>
+                  <w:i/>
+                </w:rPr>
+                <m:t>1</m:t>
+              </m:r>
+            </m:sub>
+          </m:sSub>
+          <m:r>
+            <w:rPr>
+              <w:rFonts w:ascii="Cambria Math"/>
+            </w:rPr>
+            <m:t>=</m:t>
+          </m:r>
+          <m:r>
+            <w:rPr>
+              <w:rFonts w:ascii="Cambria Math"/>
+            </w:rPr>
+            <m:t xml:space="preserve">2 199,80 </m:t>
+          </m:r>
+          <m:r>
+            <m:rPr>
+              <m:nor/>
+            </m:rPr>
+            <w:rPr>
+              <w:i/>
+            </w:rPr>
+            <m:t>руб</m:t>
+          </m:r>
+        </m:oMath>
+      </m:oMathPara>
+    </w:p>
+    <w:p>
+      <w:pPr>
+        <w:pStyle w:val="a9"/>
+        <w:rPr>
+          <w:i/>
+        </w:rPr>
+      </w:pPr>
+      <w:r>
+        <w:rPr>
+          <w:i/>
+        </w:rPr>
+        <w:tab/>
+      </w:r>
+      <m:oMath>
+        <m:sSub>
+          <m:sSubPr>
+            <m:ctrlPr>
+              <w:rPr>
+                <w:rFonts w:ascii="Cambria Math" w:hAnsi="Cambria Math"/>
+                <w:i/>
+                <w:lang w:val="en-US"/>
+              </w:rPr>
+            </m:ctrlPr>
+          </m:sSubPr>
+          <m:e>
+            <m:r>
+              <m:rPr>
+                <m:nor/>
+              </m:rPr>
+              <w:rPr>
+                <w:i/>
+                <w:lang w:val="en-US"/>
+              </w:rPr>
+              <m:t>AO</m:t>
+            </m:r>
+          </m:e>
+          <m:sub>
+            <m:r>
+              <m:rPr>
+                <m:nor/>
+              </m:rPr>
+              <w:rPr>
+                <w:i/>
+              </w:rPr>
+              <m:t>2</m:t>
+            </m:r>
+          </m:sub>
+        </m:sSub>
+        <m:r>
+          <w:rPr>
+            <w:rFonts w:ascii="Cambria Math"/>
+          </w:rPr>
+          <m:t>=</m:t>
+        </m:r>
+        <m:r>
+          <w:rPr>
+            <w:rFonts w:ascii="Cambria Math"/>
+          </w:rPr>
+          <m:t xml:space="preserve">900,00 </m:t>
+        </m:r>
+        <m:r>
+          <m:rPr>
+            <m:nor/>
+          </m:rPr>
+          <w:rPr>
+            <w:i/>
+          </w:rPr>
+          <m:t>руб</m:t>
+        </m:r>
+      </m:oMath>
+    </w:p>
+    <w:p>
+      <w:pPr>
+        <w:pStyle w:val="a9"/>
+        <w:rPr>
+          <w:i/>
+        </w:rPr>
+      </w:pPr>
+      <w:r>
+        <w:rPr>
+          <w:i/>
+        </w:rPr>
+        <w:tab/>
+      </w:r>
+      <m:oMath>
+        <m:sSub>
+          <m:sSubPr>
+            <m:ctrlPr>
+              <w:rPr>
+                <w:rFonts w:ascii="Cambria Math" w:hAnsi="Cambria Math"/>
+                <w:i/>
+                <w:lang w:val="en-US"/>
+              </w:rPr>
+            </m:ctrlPr>
+          </m:sSubPr>
+          <m:e>
+            <m:r>
+              <m:rPr>
+                <m:nor/>
+              </m:rPr>
+              <w:rPr>
+                <w:i/>
+                <w:lang w:val="en-US"/>
+              </w:rPr>
+              <m:t>AO</m:t>
+            </m:r>
+          </m:e>
+          <m:sub>
+            <m:r>
+              <m:rPr>
+                <m:nor/>
+              </m:rPr>
+              <w:rPr>
+                <w:i/>
+              </w:rPr>
+              <m:t>3</m:t>
+            </m:r>
+          </m:sub>
+        </m:sSub>
+        <m:r>
+          <w:rPr>
+            <w:rFonts w:ascii="Cambria Math"/>
+          </w:rPr>
+          <m:t>=</m:t>
+        </m:r>
+        <m:r>
+          <w:rPr>
+            <w:rFonts w:ascii="Cambria Math"/>
+          </w:rPr>
+          <m:t xml:space="preserve">16 116,00 </m:t>
+        </m:r>
+        <m:r>
+          <m:rPr>
+            <m:nor/>
+          </m:rPr>
+          <w:rPr>
+            <w:i/>
+          </w:rPr>
+          <m:t>руб</m:t>
+        </m:r>
+      </m:oMath>
+    </w:p>
+    <w:p>
+      <w:pPr>
+        <w:pStyle w:val="a9"/>
+        <w:rPr>
+          <w:i/>
+        </w:rPr>
+      </w:pPr>
+      <w:r>
+        <w:rPr>
+          <w:i/>
+        </w:rPr>
+        <w:tab/>
+      </w:r>
+      <m:oMath>
+        <m:sSub>
+          <m:sSubPr>
+            <m:ctrlPr>
+              <w:rPr>
+                <w:rFonts w:ascii="Cambria Math" w:hAnsi="Cambria Math"/>
+                <w:i/>
+                <w:lang w:val="en-US"/>
+              </w:rPr>
+            </m:ctrlPr>
+          </m:sSubPr>
+          <m:e>
+            <m:r>
+              <m:rPr>
+                <m:nor/>
+              </m:rPr>
+              <w:rPr>
+                <w:i/>
+                <w:lang w:val="en-US"/>
+              </w:rPr>
+              <m:t>AO</m:t>
+            </m:r>
+          </m:e>
+          <m:sub>
+            <m:r>
+              <m:rPr>
+                <m:nor/>
+              </m:rPr>
+              <w:rPr>
+                <w:i/>
+              </w:rPr>
+              <m:t>4</m:t>
+            </m:r>
+          </m:sub>
+        </m:sSub>
+        <m:r>
+          <w:rPr>
+            <w:rFonts w:ascii="Cambria Math"/>
+          </w:rPr>
+          <m:t>=</m:t>
+        </m:r>
+        <m:r>
+          <w:rPr>
+            <w:rFonts w:ascii="Cambria Math"/>
+          </w:rPr>
+          <m:t xml:space="preserve">3 599,90 </m:t>
+        </m:r>
+        <m:r>
+          <m:rPr>
+            <m:nor/>
+          </m:rPr>
+          <w:rPr>
+            <w:i/>
+          </w:rPr>
+          <m:t>руб</m:t>
+        </m:r>
+      </m:oMath>
+    </w:p>
+    <w:p>
+      <w:pPr>
+        <w:pStyle w:val="a0"/>
+        <w:rPr>
+          <w:lang w:val="ru-RU"/>
+        </w:rPr>
+      </w:pPr>
+      <w:r>
+        <w:rPr>
+          <w:lang w:val="ru-RU"/>
+        </w:rPr>
         <w:t>Далее для каждого основного средства рас</w:t>
       </w:r>
       <w:r>
@@ -21726,6 +22018,7 @@
         <w:rPr>
           <w:lang w:val="ru-RU"/>
         </w:rPr>
+        <w:lastRenderedPageBreak/>
         <w:t xml:space="preserve">Фонд оплаты труда </w:t>
       </w:r>
       <w:r>
@@ -21832,7 +22125,6 @@
         <w:rPr>
           <w:rStyle w:val="ad"/>
         </w:rPr>
-        <w:lastRenderedPageBreak/>
         <w:tab/>
         <w:t>ДЗП</w:t>
       </w:r>
@@ -22910,6 +23202,7 @@
         <w:rPr>
           <w:lang w:val="ru-RU"/>
         </w:rPr>
+        <w:lastRenderedPageBreak/>
         <w:t xml:space="preserve">В рамках проекта </w:t>
       </w:r>
       <w:r>
@@ -23199,7 +23492,6 @@
         <w:rPr>
           <w:rStyle w:val="ad"/>
         </w:rPr>
-        <w:lastRenderedPageBreak/>
         <w:tab/>
         <w:t>20,4</w:t>
       </w:r>
@@ -23718,7 +24010,14 @@
         <w:rPr>
           <w:lang w:val="ru-RU"/>
         </w:rPr>
-        <w:t xml:space="preserve">Известно, что большинство работников находятся в очередных плановых отпусках в среднем около одного месяца в году, то логично предположить, что доля дополнительной заработной платы ДЗП будет около 1/12 от основной заработной платы, что составляет приблизительно 8-9%. Логично допустить, что кроме отпусков работникам в соответствии с действующим законодательством предстоит делать еще какие-либо выплаты в виде дополнительной заработной платы. По этой причине полученную долю можно несколько увеличить и выбирать ее в размере 9-12%. Таким образом, сумму затрат на дополнительную заработную плату </w:t>
+        <w:t xml:space="preserve">Известно, что большинство работников находятся в очередных плановых отпусках в среднем около одного месяца в году, то логично предположить, что доля дополнительной заработной платы ДЗП будет около 1/12 от основной заработной платы, что составляет приблизительно 8-9%. Логично допустить, что </w:t>
+      </w:r>
+      <w:r>
+        <w:rPr>
+          <w:lang w:val="ru-RU"/>
+        </w:rPr>
+        <w:lastRenderedPageBreak/>
+        <w:t xml:space="preserve">кроме отпусков работникам в соответствии с действующим законодательством предстоит делать еще какие-либо выплаты в виде дополнительной заработной платы. По этой причине полученную долю можно несколько увеличить и выбирать ее в размере 9-12%. Таким образом, сумму затрат на дополнительную заработную плату </w:t>
       </w:r>
       <w:r>
         <w:rPr>
@@ -23837,7 +24136,6 @@
         <w:pStyle w:val="a4"/>
       </w:pPr>
       <w:r>
-        <w:lastRenderedPageBreak/>
         <w:t>где</w:t>
       </w:r>
       <w:r>
@@ -24184,6 +24482,7 @@
         <w:pStyle w:val="a9"/>
       </w:pPr>
       <w:r>
+        <w:lastRenderedPageBreak/>
         <w:tab/>
       </w:r>
       <m:oMath>
@@ -24411,7 +24710,6 @@
         <w:pStyle w:val="a9"/>
       </w:pPr>
       <w:r>
-        <w:lastRenderedPageBreak/>
         <w:tab/>
       </w:r>
       <m:oMath>
@@ -24867,6 +25165,7 @@
         <w:rPr>
           <w:i/>
         </w:rPr>
+        <w:lastRenderedPageBreak/>
         <w:tab/>
       </w:r>
       <w:r>
@@ -25079,7 +25378,6 @@
         <w:rPr>
           <w:i/>
         </w:rPr>
-        <w:lastRenderedPageBreak/>
         <w:tab/>
         <w:t>СВ</w:t>
       </w:r>
@@ -25592,6 +25890,7 @@
         <w:rPr>
           <w:lang w:val="ru-RU"/>
         </w:rPr>
+        <w:lastRenderedPageBreak/>
         <w:t>Налог на добавленную стоимость (НДС) – косвенный налог, форма изъятия в бюджет государства части стоимости товара, работы или услуги, которая создаётся на всех стадиях процесса производства товаров, работ и услуг и вносится в бюджет по мере реализации.</w:t>
       </w:r>
     </w:p>
@@ -25645,7 +25944,6 @@
         <w:pStyle w:val="a9"/>
       </w:pPr>
       <w:r>
-        <w:lastRenderedPageBreak/>
         <w:tab/>
       </w:r>
       <m:oMath>

--- a/files/Записка/Kuznetsov_Ivan_poyasnitelnaya_zapiska.docx
+++ b/files/Записка/Kuznetsov_Ivan_poyasnitelnaya_zapiska.docx
@@ -157,7 +157,25 @@
                 <w:sz w:val="28"/>
                 <w:szCs w:val="28"/>
               </w:rPr>
-              <w:t>Разработка приложения для подготовки бухгалтерских форм отчёности</w:t>
+              <w:t>Разработка приложения для подготовки бухгалтерских форм отчё</w:t>
+            </w:r>
+            <w:r>
+              <w:rPr>
+                <w:rFonts w:ascii="Times New Roman" w:hAnsi="Times New Roman" w:cs="Times New Roman"/>
+                <w:b w:val="0"/>
+                <w:sz w:val="28"/>
+                <w:szCs w:val="28"/>
+              </w:rPr>
+              <w:t>т</w:t>
+            </w:r>
+            <w:r>
+              <w:rPr>
+                <w:rFonts w:ascii="Times New Roman" w:hAnsi="Times New Roman" w:cs="Times New Roman"/>
+                <w:b w:val="0"/>
+                <w:sz w:val="28"/>
+                <w:szCs w:val="28"/>
+              </w:rPr>
+              <w:t>ности</w:t>
             </w:r>
           </w:p>
         </w:tc>
@@ -9380,7 +9398,7 @@
           <v:shape id="_x0000_i1025" type="#_x0000_t75" style="width:160.5pt;height:399pt" o:ole="">
             <v:imagedata r:id="rId25" o:title=""/>
           </v:shape>
-          <o:OLEObject Type="Embed" ProgID="Visio.Drawing.15" ShapeID="_x0000_i1025" DrawAspect="Content" ObjectID="_1748351947" r:id="rId26"/>
+          <o:OLEObject Type="Embed" ProgID="Visio.Drawing.15" ShapeID="_x0000_i1025" DrawAspect="Content" ObjectID="_1748887422" r:id="rId26"/>
         </w:object>
       </w:r>
     </w:p>
@@ -26535,11 +26553,17 @@
     <w:p>
       <w:pPr>
         <w:pStyle w:val="code"/>
+        <w:rPr>
+          <w:lang w:val="ru-RU"/>
+        </w:rPr>
       </w:pPr>
       <w:r>
         <w:t xml:space="preserve">            </w:t>
       </w:r>
       <w:r>
+        <w:rPr>
+          <w:lang w:val="ru-RU"/>
+        </w:rPr>
         <w:t>}</w:t>
       </w:r>
     </w:p>
@@ -26551,6 +26575,9 @@
         </w:rPr>
       </w:pPr>
       <w:r>
+        <w:rPr>
+          <w:lang w:val="ru-RU"/>
+        </w:rPr>
         <w:t xml:space="preserve">            </w:t>
       </w:r>
       <w:r>
@@ -27042,6 +27069,9 @@
     <w:p>
       <w:pPr>
         <w:pStyle w:val="code"/>
+        <w:rPr>
+          <w:lang w:val="ru-RU"/>
+        </w:rPr>
       </w:pPr>
       <w:r>
         <w:t xml:space="preserve">                </w:t>
@@ -27050,14 +27080,23 @@
         <w:t>Close</w:t>
       </w:r>
       <w:r>
+        <w:rPr>
+          <w:lang w:val="ru-RU"/>
+        </w:rPr>
         <w:t>();</w:t>
       </w:r>
     </w:p>
     <w:p>
       <w:pPr>
         <w:pStyle w:val="code"/>
-      </w:pPr>
-      <w:r>
+        <w:rPr>
+          <w:lang w:val="ru-RU"/>
+        </w:rPr>
+      </w:pPr>
+      <w:r>
+        <w:rPr>
+          <w:lang w:val="ru-RU"/>
+        </w:rPr>
         <w:t xml:space="preserve">            }</w:t>
       </w:r>
     </w:p>
@@ -27069,6 +27108,9 @@
         </w:rPr>
       </w:pPr>
       <w:r>
+        <w:rPr>
+          <w:lang w:val="ru-RU"/>
+        </w:rPr>
         <w:t xml:space="preserve">            </w:t>
       </w:r>
       <w:r>
